--- a/public/plantillas/ACTA.docx
+++ b/public/plantillas/ACTA.docx
@@ -288,7 +288,23 @@
           <w:rFonts w:ascii="Arial" w:hAnsi="Arial"/>
           <w:b/>
         </w:rPr>
-        <w:t>2025</w:t>
+        <w:t>${</w:t>
+      </w:r>
+      <w:proofErr w:type="spellStart"/>
+      <w:r>
+        <w:rPr>
+          <w:rFonts w:ascii="Arial" w:hAnsi="Arial"/>
+          <w:b/>
+        </w:rPr>
+        <w:t>anio</w:t>
+      </w:r>
+      <w:proofErr w:type="spellEnd"/>
+      <w:r>
+        <w:rPr>
+          <w:rFonts w:ascii="Arial" w:hAnsi="Arial"/>
+          <w:b/>
+        </w:rPr>
+        <w:t>}</w:t>
       </w:r>
       <w:r>
         <w:rPr>
@@ -898,19 +914,7 @@
               <w:rPr>
                 <w:sz w:val="9"/>
               </w:rPr>
-              <w:t>${titulo_u</w:t>
-            </w:r>
-            <w:r>
-              <w:rPr>
-                <w:sz w:val="9"/>
-              </w:rPr>
-              <w:t>7</w:t>
-            </w:r>
-            <w:r>
-              <w:rPr>
-                <w:sz w:val="9"/>
-              </w:rPr>
-              <w:t>}</w:t>
+              <w:t>${titulo_u7}</w:t>
             </w:r>
           </w:p>
         </w:tc>
@@ -937,19 +941,7 @@
               <w:rPr>
                 <w:sz w:val="9"/>
               </w:rPr>
-              <w:t>${titulo_u</w:t>
-            </w:r>
-            <w:r>
-              <w:rPr>
-                <w:sz w:val="9"/>
-              </w:rPr>
-              <w:t>8</w:t>
-            </w:r>
-            <w:r>
-              <w:rPr>
-                <w:sz w:val="9"/>
-              </w:rPr>
-              <w:t>}</w:t>
+              <w:t>${titulo_u8}</w:t>
             </w:r>
           </w:p>
         </w:tc>
@@ -5781,16 +5773,6 @@
               </w:rPr>
               <w:t>${u1_1}</w:t>
             </w:r>
-            <w:r>
-              <w:rPr>
-                <w:rFonts w:ascii="Arial" w:hAnsi="Arial" w:cs="Arial"/>
-                <w:b/>
-                <w:color w:val="001F60"/>
-                <w:spacing w:val="-5"/>
-                <w:sz w:val="13"/>
-              </w:rPr>
-              <w:t xml:space="preserve"> </w:t>
-            </w:r>
           </w:p>
         </w:tc>
         <w:tc>
@@ -5993,33 +5975,24 @@
               <w:pStyle w:val="TableParagraph"/>
               <w:spacing w:before="43"/>
               <w:ind w:left="33" w:right="4"/>
-              <w:rPr>
-                <w:rFonts w:ascii="Arial" w:hAnsi="Arial" w:cs="Arial"/>
-                <w:b/>
-                <w:color w:val="001F60"/>
-                <w:spacing w:val="-5"/>
-                <w:sz w:val="13"/>
-              </w:rPr>
-            </w:pPr>
-            <w:r>
-              <w:rPr>
-                <w:rFonts w:ascii="Arial" w:hAnsi="Arial" w:cs="Arial"/>
-                <w:b/>
-                <w:color w:val="001F60"/>
-                <w:spacing w:val="-5"/>
-                <w:sz w:val="13"/>
-              </w:rPr>
-              <w:t>${u</w:t>
-            </w:r>
-            <w:r>
-              <w:rPr>
-                <w:rFonts w:ascii="Arial" w:hAnsi="Arial" w:cs="Arial"/>
-                <w:b/>
-                <w:color w:val="001F60"/>
-                <w:spacing w:val="-5"/>
-                <w:sz w:val="13"/>
-              </w:rPr>
-              <w:t>7</w:t>
+              <w:jc w:val="center"/>
+              <w:rPr>
+                <w:rFonts w:ascii="Arial" w:hAnsi="Arial" w:cs="Arial"/>
+                <w:b/>
+                <w:color w:val="001F60"/>
+                <w:spacing w:val="-5"/>
+                <w:sz w:val="13"/>
+              </w:rPr>
+            </w:pPr>
+            <w:r>
+              <w:rPr>
+                <w:rFonts w:ascii="Arial" w:hAnsi="Arial" w:cs="Arial"/>
+                <w:b/>
+                <w:color w:val="001F60"/>
+                <w:spacing w:val="-5"/>
+                <w:sz w:val="13"/>
+              </w:rPr>
+              <w:t>${u7</w:t>
             </w:r>
             <w:r>
               <w:rPr>
@@ -6048,33 +6021,24 @@
               <w:pStyle w:val="TableParagraph"/>
               <w:spacing w:before="43"/>
               <w:ind w:left="33" w:right="4"/>
-              <w:rPr>
-                <w:rFonts w:ascii="Arial" w:hAnsi="Arial" w:cs="Arial"/>
-                <w:b/>
-                <w:color w:val="001F60"/>
-                <w:spacing w:val="-5"/>
-                <w:sz w:val="13"/>
-              </w:rPr>
-            </w:pPr>
-            <w:r>
-              <w:rPr>
-                <w:rFonts w:ascii="Arial" w:hAnsi="Arial" w:cs="Arial"/>
-                <w:b/>
-                <w:color w:val="001F60"/>
-                <w:spacing w:val="-5"/>
-                <w:sz w:val="13"/>
-              </w:rPr>
-              <w:t>${u</w:t>
-            </w:r>
-            <w:r>
-              <w:rPr>
-                <w:rFonts w:ascii="Arial" w:hAnsi="Arial" w:cs="Arial"/>
-                <w:b/>
-                <w:color w:val="001F60"/>
-                <w:spacing w:val="-5"/>
-                <w:sz w:val="13"/>
-              </w:rPr>
-              <w:t>8</w:t>
+              <w:jc w:val="center"/>
+              <w:rPr>
+                <w:rFonts w:ascii="Arial" w:hAnsi="Arial" w:cs="Arial"/>
+                <w:b/>
+                <w:color w:val="001F60"/>
+                <w:spacing w:val="-5"/>
+                <w:sz w:val="13"/>
+              </w:rPr>
+            </w:pPr>
+            <w:r>
+              <w:rPr>
+                <w:rFonts w:ascii="Arial" w:hAnsi="Arial" w:cs="Arial"/>
+                <w:b/>
+                <w:color w:val="001F60"/>
+                <w:spacing w:val="-5"/>
+                <w:sz w:val="13"/>
+              </w:rPr>
+              <w:t>${u8</w:t>
             </w:r>
             <w:r>
               <w:rPr>
@@ -6103,33 +6067,24 @@
               <w:pStyle w:val="TableParagraph"/>
               <w:spacing w:before="43"/>
               <w:ind w:left="33" w:right="4"/>
-              <w:rPr>
-                <w:rFonts w:ascii="Arial" w:hAnsi="Arial" w:cs="Arial"/>
-                <w:b/>
-                <w:color w:val="001F60"/>
-                <w:spacing w:val="-5"/>
-                <w:sz w:val="13"/>
-              </w:rPr>
-            </w:pPr>
-            <w:r>
-              <w:rPr>
-                <w:rFonts w:ascii="Arial" w:hAnsi="Arial" w:cs="Arial"/>
-                <w:b/>
-                <w:color w:val="001F60"/>
-                <w:spacing w:val="-5"/>
-                <w:sz w:val="13"/>
-              </w:rPr>
-              <w:t>${u</w:t>
-            </w:r>
-            <w:r>
-              <w:rPr>
-                <w:rFonts w:ascii="Arial" w:hAnsi="Arial" w:cs="Arial"/>
-                <w:b/>
-                <w:color w:val="001F60"/>
-                <w:spacing w:val="-5"/>
-                <w:sz w:val="13"/>
-              </w:rPr>
-              <w:t>9</w:t>
+              <w:jc w:val="center"/>
+              <w:rPr>
+                <w:rFonts w:ascii="Arial" w:hAnsi="Arial" w:cs="Arial"/>
+                <w:b/>
+                <w:color w:val="001F60"/>
+                <w:spacing w:val="-5"/>
+                <w:sz w:val="13"/>
+              </w:rPr>
+            </w:pPr>
+            <w:r>
+              <w:rPr>
+                <w:rFonts w:ascii="Arial" w:hAnsi="Arial" w:cs="Arial"/>
+                <w:b/>
+                <w:color w:val="001F60"/>
+                <w:spacing w:val="-5"/>
+                <w:sz w:val="13"/>
+              </w:rPr>
+              <w:t>${u9</w:t>
             </w:r>
             <w:r>
               <w:rPr>
@@ -6158,43 +6113,24 @@
               <w:pStyle w:val="TableParagraph"/>
               <w:spacing w:before="43"/>
               <w:ind w:left="33" w:right="4"/>
-              <w:rPr>
-                <w:rFonts w:ascii="Arial" w:hAnsi="Arial" w:cs="Arial"/>
-                <w:b/>
-                <w:color w:val="001F60"/>
-                <w:spacing w:val="-5"/>
-                <w:sz w:val="13"/>
-              </w:rPr>
-            </w:pPr>
-            <w:r>
-              <w:rPr>
-                <w:rFonts w:ascii="Arial" w:hAnsi="Arial" w:cs="Arial"/>
-                <w:b/>
-                <w:color w:val="001F60"/>
-                <w:spacing w:val="-5"/>
-                <w:sz w:val="13"/>
-              </w:rPr>
-              <w:t>${u</w:t>
-            </w:r>
-            <w:r>
-              <w:rPr>
-                <w:rFonts w:ascii="Arial" w:hAnsi="Arial" w:cs="Arial"/>
-                <w:b/>
-                <w:color w:val="001F60"/>
-                <w:spacing w:val="-5"/>
-                <w:sz w:val="13"/>
-              </w:rPr>
-              <w:t>10</w:t>
-            </w:r>
-            <w:r>
-              <w:rPr>
-                <w:rFonts w:ascii="Arial" w:hAnsi="Arial" w:cs="Arial"/>
-                <w:b/>
-                <w:color w:val="001F60"/>
-                <w:spacing w:val="-5"/>
-                <w:sz w:val="13"/>
-              </w:rPr>
-              <w:t>_1}</w:t>
+              <w:jc w:val="center"/>
+              <w:rPr>
+                <w:rFonts w:ascii="Arial" w:hAnsi="Arial" w:cs="Arial"/>
+                <w:b/>
+                <w:color w:val="001F60"/>
+                <w:spacing w:val="-5"/>
+                <w:sz w:val="13"/>
+              </w:rPr>
+            </w:pPr>
+            <w:r>
+              <w:rPr>
+                <w:rFonts w:ascii="Arial" w:hAnsi="Arial" w:cs="Arial"/>
+                <w:b/>
+                <w:color w:val="001F60"/>
+                <w:spacing w:val="-5"/>
+                <w:sz w:val="13"/>
+              </w:rPr>
+              <w:t>${u10_1}</w:t>
             </w:r>
           </w:p>
         </w:tc>
@@ -6210,6 +6146,7 @@
           <w:p>
             <w:pPr>
               <w:pStyle w:val="TableParagraph"/>
+              <w:jc w:val="center"/>
               <w:rPr>
                 <w:rFonts w:ascii="Arial" w:hAnsi="Arial" w:cs="Arial"/>
                 <w:sz w:val="10"/>
@@ -6419,21 +6356,7 @@
                 <w:rFonts w:ascii="Arial" w:hAnsi="Arial" w:cs="Arial"/>
                 <w:sz w:val="13"/>
               </w:rPr>
-              <w:t>${</w:t>
-            </w:r>
-            <w:r>
-              <w:rPr>
-                <w:rFonts w:ascii="Arial" w:hAnsi="Arial" w:cs="Arial"/>
-                <w:sz w:val="13"/>
-              </w:rPr>
-              <w:t>nom</w:t>
-            </w:r>
-            <w:r>
-              <w:rPr>
-                <w:rFonts w:ascii="Arial" w:hAnsi="Arial" w:cs="Arial"/>
-                <w:sz w:val="13"/>
-              </w:rPr>
-              <w:t>_2}</w:t>
+              <w:t>${nom_2}</w:t>
             </w:r>
           </w:p>
         </w:tc>
@@ -6469,27 +6392,7 @@
                 <w:spacing w:val="-5"/>
                 <w:sz w:val="13"/>
               </w:rPr>
-              <w:t>${u1_</w:t>
-            </w:r>
-            <w:r>
-              <w:rPr>
-                <w:rFonts w:ascii="Arial" w:hAnsi="Arial" w:cs="Arial"/>
-                <w:b/>
-                <w:color w:val="001F60"/>
-                <w:spacing w:val="-5"/>
-                <w:sz w:val="13"/>
-              </w:rPr>
-              <w:t>2</w:t>
-            </w:r>
-            <w:r>
-              <w:rPr>
-                <w:rFonts w:ascii="Arial" w:hAnsi="Arial" w:cs="Arial"/>
-                <w:b/>
-                <w:color w:val="001F60"/>
-                <w:spacing w:val="-5"/>
-                <w:sz w:val="13"/>
-              </w:rPr>
-              <w:t>}</w:t>
+              <w:t>${u1_2}</w:t>
             </w:r>
           </w:p>
         </w:tc>
@@ -6525,27 +6428,7 @@
                 <w:spacing w:val="-5"/>
                 <w:sz w:val="13"/>
               </w:rPr>
-              <w:t>${u2_</w:t>
-            </w:r>
-            <w:r>
-              <w:rPr>
-                <w:rFonts w:ascii="Arial" w:hAnsi="Arial" w:cs="Arial"/>
-                <w:b/>
-                <w:color w:val="001F60"/>
-                <w:spacing w:val="-5"/>
-                <w:sz w:val="13"/>
-              </w:rPr>
-              <w:t>2</w:t>
-            </w:r>
-            <w:r>
-              <w:rPr>
-                <w:rFonts w:ascii="Arial" w:hAnsi="Arial" w:cs="Arial"/>
-                <w:b/>
-                <w:color w:val="001F60"/>
-                <w:spacing w:val="-5"/>
-                <w:sz w:val="13"/>
-              </w:rPr>
-              <w:t>}</w:t>
+              <w:t>${u2_2}</w:t>
             </w:r>
           </w:p>
         </w:tc>
@@ -6581,27 +6464,7 @@
                 <w:spacing w:val="-5"/>
                 <w:sz w:val="13"/>
               </w:rPr>
-              <w:t>${u3_</w:t>
-            </w:r>
-            <w:r>
-              <w:rPr>
-                <w:rFonts w:ascii="Arial" w:hAnsi="Arial" w:cs="Arial"/>
-                <w:b/>
-                <w:color w:val="001F60"/>
-                <w:spacing w:val="-5"/>
-                <w:sz w:val="13"/>
-              </w:rPr>
-              <w:t>2</w:t>
-            </w:r>
-            <w:r>
-              <w:rPr>
-                <w:rFonts w:ascii="Arial" w:hAnsi="Arial" w:cs="Arial"/>
-                <w:b/>
-                <w:color w:val="001F60"/>
-                <w:spacing w:val="-5"/>
-                <w:sz w:val="13"/>
-              </w:rPr>
-              <w:t>}</w:t>
+              <w:t>${u3_2}</w:t>
             </w:r>
           </w:p>
         </w:tc>
@@ -6637,27 +6500,7 @@
                 <w:spacing w:val="-5"/>
                 <w:sz w:val="13"/>
               </w:rPr>
-              <w:t>${u4_</w:t>
-            </w:r>
-            <w:r>
-              <w:rPr>
-                <w:rFonts w:ascii="Arial" w:hAnsi="Arial" w:cs="Arial"/>
-                <w:b/>
-                <w:color w:val="001F60"/>
-                <w:spacing w:val="-5"/>
-                <w:sz w:val="13"/>
-              </w:rPr>
-              <w:t>2</w:t>
-            </w:r>
-            <w:r>
-              <w:rPr>
-                <w:rFonts w:ascii="Arial" w:hAnsi="Arial" w:cs="Arial"/>
-                <w:b/>
-                <w:color w:val="001F60"/>
-                <w:spacing w:val="-5"/>
-                <w:sz w:val="13"/>
-              </w:rPr>
-              <w:t>}</w:t>
+              <w:t>${u4_2}</w:t>
             </w:r>
           </w:p>
         </w:tc>
@@ -6713,27 +6556,7 @@
                 <w:spacing w:val="-5"/>
                 <w:sz w:val="13"/>
               </w:rPr>
-              <w:t>_</w:t>
-            </w:r>
-            <w:r>
-              <w:rPr>
-                <w:rFonts w:ascii="Arial" w:hAnsi="Arial" w:cs="Arial"/>
-                <w:b/>
-                <w:color w:val="001F60"/>
-                <w:spacing w:val="-5"/>
-                <w:sz w:val="13"/>
-              </w:rPr>
-              <w:t>2</w:t>
-            </w:r>
-            <w:r>
-              <w:rPr>
-                <w:rFonts w:ascii="Arial" w:hAnsi="Arial" w:cs="Arial"/>
-                <w:b/>
-                <w:color w:val="001F60"/>
-                <w:spacing w:val="-5"/>
-                <w:sz w:val="13"/>
-              </w:rPr>
-              <w:t>}</w:t>
+              <w:t>_2}</w:t>
             </w:r>
           </w:p>
         </w:tc>
@@ -6769,27 +6592,7 @@
                 <w:spacing w:val="-5"/>
                 <w:sz w:val="13"/>
               </w:rPr>
-              <w:t>${u6_</w:t>
-            </w:r>
-            <w:r>
-              <w:rPr>
-                <w:rFonts w:ascii="Arial" w:hAnsi="Arial" w:cs="Arial"/>
-                <w:b/>
-                <w:color w:val="001F60"/>
-                <w:spacing w:val="-5"/>
-                <w:sz w:val="13"/>
-              </w:rPr>
-              <w:t>2</w:t>
-            </w:r>
-            <w:r>
-              <w:rPr>
-                <w:rFonts w:ascii="Arial" w:hAnsi="Arial" w:cs="Arial"/>
-                <w:b/>
-                <w:color w:val="001F60"/>
-                <w:spacing w:val="-5"/>
-                <w:sz w:val="13"/>
-              </w:rPr>
-              <w:t>}</w:t>
+              <w:t>${u6_2}</w:t>
             </w:r>
           </w:p>
         </w:tc>
@@ -6806,43 +6609,24 @@
           <w:p>
             <w:pPr>
               <w:pStyle w:val="TableParagraph"/>
-              <w:rPr>
-                <w:rFonts w:ascii="Arial" w:hAnsi="Arial" w:cs="Arial"/>
-                <w:b/>
-                <w:color w:val="001F60"/>
-                <w:spacing w:val="-5"/>
-                <w:sz w:val="13"/>
-              </w:rPr>
-            </w:pPr>
-            <w:r>
-              <w:rPr>
-                <w:rFonts w:ascii="Arial" w:hAnsi="Arial" w:cs="Arial"/>
-                <w:b/>
-                <w:color w:val="001F60"/>
-                <w:spacing w:val="-5"/>
-                <w:sz w:val="13"/>
-              </w:rPr>
-              <w:t>${u7_</w:t>
-            </w:r>
-            <w:r>
-              <w:rPr>
-                <w:rFonts w:ascii="Arial" w:hAnsi="Arial" w:cs="Arial"/>
-                <w:b/>
-                <w:color w:val="001F60"/>
-                <w:spacing w:val="-5"/>
-                <w:sz w:val="13"/>
-              </w:rPr>
-              <w:t>2</w:t>
-            </w:r>
-            <w:r>
-              <w:rPr>
-                <w:rFonts w:ascii="Arial" w:hAnsi="Arial" w:cs="Arial"/>
-                <w:b/>
-                <w:color w:val="001F60"/>
-                <w:spacing w:val="-5"/>
-                <w:sz w:val="13"/>
-              </w:rPr>
-              <w:t>}</w:t>
+              <w:jc w:val="center"/>
+              <w:rPr>
+                <w:rFonts w:ascii="Arial" w:hAnsi="Arial" w:cs="Arial"/>
+                <w:b/>
+                <w:color w:val="001F60"/>
+                <w:spacing w:val="-5"/>
+                <w:sz w:val="13"/>
+              </w:rPr>
+            </w:pPr>
+            <w:r>
+              <w:rPr>
+                <w:rFonts w:ascii="Arial" w:hAnsi="Arial" w:cs="Arial"/>
+                <w:b/>
+                <w:color w:val="001F60"/>
+                <w:spacing w:val="-5"/>
+                <w:sz w:val="13"/>
+              </w:rPr>
+              <w:t>${u7_2}</w:t>
             </w:r>
           </w:p>
         </w:tc>
@@ -6859,6 +6643,7 @@
           <w:p>
             <w:pPr>
               <w:pStyle w:val="TableParagraph"/>
+              <w:jc w:val="center"/>
               <w:rPr>
                 <w:rFonts w:ascii="Arial" w:hAnsi="Arial" w:cs="Arial"/>
                 <w:b/>
@@ -6886,27 +6671,7 @@
                 <w:sz w:val="13"/>
               </w:rPr>
               <w:br/>
-              <w:t>_</w:t>
-            </w:r>
-            <w:r>
-              <w:rPr>
-                <w:rFonts w:ascii="Arial" w:hAnsi="Arial" w:cs="Arial"/>
-                <w:b/>
-                <w:color w:val="001F60"/>
-                <w:spacing w:val="-5"/>
-                <w:sz w:val="13"/>
-              </w:rPr>
-              <w:t>2</w:t>
-            </w:r>
-            <w:r>
-              <w:rPr>
-                <w:rFonts w:ascii="Arial" w:hAnsi="Arial" w:cs="Arial"/>
-                <w:b/>
-                <w:color w:val="001F60"/>
-                <w:spacing w:val="-5"/>
-                <w:sz w:val="13"/>
-              </w:rPr>
-              <w:t>}</w:t>
+              <w:t>_2}</w:t>
             </w:r>
           </w:p>
         </w:tc>
@@ -6923,43 +6688,24 @@
           <w:p>
             <w:pPr>
               <w:pStyle w:val="TableParagraph"/>
-              <w:rPr>
-                <w:rFonts w:ascii="Arial" w:hAnsi="Arial" w:cs="Arial"/>
-                <w:b/>
-                <w:color w:val="001F60"/>
-                <w:spacing w:val="-5"/>
-                <w:sz w:val="13"/>
-              </w:rPr>
-            </w:pPr>
-            <w:r>
-              <w:rPr>
-                <w:rFonts w:ascii="Arial" w:hAnsi="Arial" w:cs="Arial"/>
-                <w:b/>
-                <w:color w:val="001F60"/>
-                <w:spacing w:val="-5"/>
-                <w:sz w:val="13"/>
-              </w:rPr>
-              <w:t>${u9_</w:t>
-            </w:r>
-            <w:r>
-              <w:rPr>
-                <w:rFonts w:ascii="Arial" w:hAnsi="Arial" w:cs="Arial"/>
-                <w:b/>
-                <w:color w:val="001F60"/>
-                <w:spacing w:val="-5"/>
-                <w:sz w:val="13"/>
-              </w:rPr>
-              <w:t>2</w:t>
-            </w:r>
-            <w:r>
-              <w:rPr>
-                <w:rFonts w:ascii="Arial" w:hAnsi="Arial" w:cs="Arial"/>
-                <w:b/>
-                <w:color w:val="001F60"/>
-                <w:spacing w:val="-5"/>
-                <w:sz w:val="13"/>
-              </w:rPr>
-              <w:t>}</w:t>
+              <w:jc w:val="center"/>
+              <w:rPr>
+                <w:rFonts w:ascii="Arial" w:hAnsi="Arial" w:cs="Arial"/>
+                <w:b/>
+                <w:color w:val="001F60"/>
+                <w:spacing w:val="-5"/>
+                <w:sz w:val="13"/>
+              </w:rPr>
+            </w:pPr>
+            <w:r>
+              <w:rPr>
+                <w:rFonts w:ascii="Arial" w:hAnsi="Arial" w:cs="Arial"/>
+                <w:b/>
+                <w:color w:val="001F60"/>
+                <w:spacing w:val="-5"/>
+                <w:sz w:val="13"/>
+              </w:rPr>
+              <w:t>${u9_2}</w:t>
             </w:r>
           </w:p>
         </w:tc>
@@ -6976,33 +6722,24 @@
           <w:p>
             <w:pPr>
               <w:pStyle w:val="TableParagraph"/>
-              <w:rPr>
-                <w:rFonts w:ascii="Arial" w:hAnsi="Arial" w:cs="Arial"/>
-                <w:b/>
-                <w:color w:val="001F60"/>
-                <w:spacing w:val="-5"/>
-                <w:sz w:val="13"/>
-              </w:rPr>
-            </w:pPr>
-            <w:r>
-              <w:rPr>
-                <w:rFonts w:ascii="Arial" w:hAnsi="Arial" w:cs="Arial"/>
-                <w:b/>
-                <w:color w:val="001F60"/>
-                <w:spacing w:val="-5"/>
-                <w:sz w:val="13"/>
-              </w:rPr>
-              <w:t>${u</w:t>
-            </w:r>
-            <w:r>
-              <w:rPr>
-                <w:rFonts w:ascii="Arial" w:hAnsi="Arial" w:cs="Arial"/>
-                <w:b/>
-                <w:color w:val="001F60"/>
-                <w:spacing w:val="-5"/>
-                <w:sz w:val="13"/>
-              </w:rPr>
-              <w:t>1</w:t>
+              <w:jc w:val="center"/>
+              <w:rPr>
+                <w:rFonts w:ascii="Arial" w:hAnsi="Arial" w:cs="Arial"/>
+                <w:b/>
+                <w:color w:val="001F60"/>
+                <w:spacing w:val="-5"/>
+                <w:sz w:val="13"/>
+              </w:rPr>
+            </w:pPr>
+            <w:r>
+              <w:rPr>
+                <w:rFonts w:ascii="Arial" w:hAnsi="Arial" w:cs="Arial"/>
+                <w:b/>
+                <w:color w:val="001F60"/>
+                <w:spacing w:val="-5"/>
+                <w:sz w:val="13"/>
+              </w:rPr>
+              <w:t>${u1</w:t>
             </w:r>
             <w:r>
               <w:rPr>
@@ -7022,27 +6759,7 @@
                 <w:spacing w:val="-5"/>
                 <w:sz w:val="13"/>
               </w:rPr>
-              <w:t>_</w:t>
-            </w:r>
-            <w:r>
-              <w:rPr>
-                <w:rFonts w:ascii="Arial" w:hAnsi="Arial" w:cs="Arial"/>
-                <w:b/>
-                <w:color w:val="001F60"/>
-                <w:spacing w:val="-5"/>
-                <w:sz w:val="13"/>
-              </w:rPr>
-              <w:t>2</w:t>
-            </w:r>
-            <w:r>
-              <w:rPr>
-                <w:rFonts w:ascii="Arial" w:hAnsi="Arial" w:cs="Arial"/>
-                <w:b/>
-                <w:color w:val="001F60"/>
-                <w:spacing w:val="-5"/>
-                <w:sz w:val="13"/>
-              </w:rPr>
-              <w:t>}</w:t>
+              <w:t>_2}</w:t>
             </w:r>
           </w:p>
         </w:tc>
@@ -7059,6 +6776,7 @@
           <w:p>
             <w:pPr>
               <w:pStyle w:val="TableParagraph"/>
+              <w:jc w:val="center"/>
               <w:rPr>
                 <w:rFonts w:ascii="Arial" w:hAnsi="Arial" w:cs="Arial"/>
                 <w:sz w:val="10"/>
@@ -7099,27 +6817,7 @@
                 <w:spacing w:val="-5"/>
                 <w:sz w:val="13"/>
               </w:rPr>
-              <w:t>${logro_</w:t>
-            </w:r>
-            <w:r>
-              <w:rPr>
-                <w:rFonts w:ascii="Arial" w:hAnsi="Arial" w:cs="Arial"/>
-                <w:b/>
-                <w:color w:val="001F60"/>
-                <w:spacing w:val="-5"/>
-                <w:sz w:val="13"/>
-              </w:rPr>
-              <w:t>2</w:t>
-            </w:r>
-            <w:r>
-              <w:rPr>
-                <w:rFonts w:ascii="Arial" w:hAnsi="Arial" w:cs="Arial"/>
-                <w:b/>
-                <w:color w:val="001F60"/>
-                <w:spacing w:val="-5"/>
-                <w:sz w:val="13"/>
-              </w:rPr>
-              <w:t>}</w:t>
+              <w:t>${logro_2}</w:t>
             </w:r>
           </w:p>
         </w:tc>
@@ -7151,23 +6849,7 @@
                 <w:spacing w:val="-5"/>
                 <w:sz w:val="13"/>
               </w:rPr>
-              <w:t>${aprob_</w:t>
-            </w:r>
-            <w:r>
-              <w:rPr>
-                <w:rFonts w:ascii="Arial" w:hAnsi="Arial" w:cs="Arial"/>
-                <w:spacing w:val="-5"/>
-                <w:sz w:val="13"/>
-              </w:rPr>
-              <w:t>2</w:t>
-            </w:r>
-            <w:r>
-              <w:rPr>
-                <w:rFonts w:ascii="Arial" w:hAnsi="Arial" w:cs="Arial"/>
-                <w:spacing w:val="-5"/>
-                <w:sz w:val="13"/>
-              </w:rPr>
-              <w:t>}</w:t>
+              <w:t>${aprob_2}</w:t>
             </w:r>
           </w:p>
         </w:tc>
@@ -7199,23 +6881,7 @@
                 <w:spacing w:val="-5"/>
                 <w:sz w:val="13"/>
               </w:rPr>
-              <w:t>${desap_</w:t>
-            </w:r>
-            <w:r>
-              <w:rPr>
-                <w:rFonts w:ascii="Arial" w:hAnsi="Arial" w:cs="Arial"/>
-                <w:spacing w:val="-5"/>
-                <w:sz w:val="13"/>
-              </w:rPr>
-              <w:t>2</w:t>
-            </w:r>
-            <w:r>
-              <w:rPr>
-                <w:rFonts w:ascii="Arial" w:hAnsi="Arial" w:cs="Arial"/>
-                <w:spacing w:val="-5"/>
-                <w:sz w:val="13"/>
-              </w:rPr>
-              <w:t>}</w:t>
+              <w:t>${desap_2}</w:t>
             </w:r>
           </w:p>
         </w:tc>
@@ -7364,27 +7030,7 @@
                 <w:spacing w:val="-5"/>
                 <w:sz w:val="13"/>
               </w:rPr>
-              <w:t>${u1</w:t>
-            </w:r>
-            <w:r>
-              <w:rPr>
-                <w:rFonts w:ascii="Arial" w:hAnsi="Arial" w:cs="Arial"/>
-                <w:b/>
-                <w:color w:val="001F60"/>
-                <w:spacing w:val="-5"/>
-                <w:sz w:val="13"/>
-              </w:rPr>
-              <w:t>_3</w:t>
-            </w:r>
-            <w:r>
-              <w:rPr>
-                <w:rFonts w:ascii="Arial" w:hAnsi="Arial" w:cs="Arial"/>
-                <w:b/>
-                <w:color w:val="001F60"/>
-                <w:spacing w:val="-5"/>
-                <w:sz w:val="13"/>
-              </w:rPr>
-              <w:t>}</w:t>
+              <w:t>${u1_3}</w:t>
             </w:r>
           </w:p>
         </w:tc>
@@ -7420,27 +7066,7 @@
                 <w:spacing w:val="-5"/>
                 <w:sz w:val="13"/>
               </w:rPr>
-              <w:t>${u2_</w:t>
-            </w:r>
-            <w:r>
-              <w:rPr>
-                <w:rFonts w:ascii="Arial" w:hAnsi="Arial" w:cs="Arial"/>
-                <w:b/>
-                <w:color w:val="001F60"/>
-                <w:spacing w:val="-5"/>
-                <w:sz w:val="13"/>
-              </w:rPr>
-              <w:t>3</w:t>
-            </w:r>
-            <w:r>
-              <w:rPr>
-                <w:rFonts w:ascii="Arial" w:hAnsi="Arial" w:cs="Arial"/>
-                <w:b/>
-                <w:color w:val="001F60"/>
-                <w:spacing w:val="-5"/>
-                <w:sz w:val="13"/>
-              </w:rPr>
-              <w:t>}</w:t>
+              <w:t>${u2_3}</w:t>
             </w:r>
           </w:p>
         </w:tc>
@@ -7476,27 +7102,7 @@
                 <w:spacing w:val="-5"/>
                 <w:sz w:val="13"/>
               </w:rPr>
-              <w:t>${u3_</w:t>
-            </w:r>
-            <w:r>
-              <w:rPr>
-                <w:rFonts w:ascii="Arial" w:hAnsi="Arial" w:cs="Arial"/>
-                <w:b/>
-                <w:color w:val="001F60"/>
-                <w:spacing w:val="-5"/>
-                <w:sz w:val="13"/>
-              </w:rPr>
-              <w:t>3</w:t>
-            </w:r>
-            <w:r>
-              <w:rPr>
-                <w:rFonts w:ascii="Arial" w:hAnsi="Arial" w:cs="Arial"/>
-                <w:b/>
-                <w:color w:val="001F60"/>
-                <w:spacing w:val="-5"/>
-                <w:sz w:val="13"/>
-              </w:rPr>
-              <w:t>}</w:t>
+              <w:t>${u3_3}</w:t>
             </w:r>
           </w:p>
         </w:tc>
@@ -7532,27 +7138,7 @@
                 <w:spacing w:val="-5"/>
                 <w:sz w:val="13"/>
               </w:rPr>
-              <w:t>${u4_</w:t>
-            </w:r>
-            <w:r>
-              <w:rPr>
-                <w:rFonts w:ascii="Arial" w:hAnsi="Arial" w:cs="Arial"/>
-                <w:b/>
-                <w:color w:val="001F60"/>
-                <w:spacing w:val="-5"/>
-                <w:sz w:val="13"/>
-              </w:rPr>
-              <w:t>3</w:t>
-            </w:r>
-            <w:r>
-              <w:rPr>
-                <w:rFonts w:ascii="Arial" w:hAnsi="Arial" w:cs="Arial"/>
-                <w:b/>
-                <w:color w:val="001F60"/>
-                <w:spacing w:val="-5"/>
-                <w:sz w:val="13"/>
-              </w:rPr>
-              <w:t>}</w:t>
+              <w:t>${u4_3}</w:t>
             </w:r>
           </w:p>
         </w:tc>
@@ -7588,27 +7174,7 @@
                 <w:spacing w:val="-5"/>
                 <w:sz w:val="13"/>
               </w:rPr>
-              <w:t>${u5_</w:t>
-            </w:r>
-            <w:r>
-              <w:rPr>
-                <w:rFonts w:ascii="Arial" w:hAnsi="Arial" w:cs="Arial"/>
-                <w:b/>
-                <w:color w:val="001F60"/>
-                <w:spacing w:val="-5"/>
-                <w:sz w:val="13"/>
-              </w:rPr>
-              <w:t>3</w:t>
-            </w:r>
-            <w:r>
-              <w:rPr>
-                <w:rFonts w:ascii="Arial" w:hAnsi="Arial" w:cs="Arial"/>
-                <w:b/>
-                <w:color w:val="001F60"/>
-                <w:spacing w:val="-5"/>
-                <w:sz w:val="13"/>
-              </w:rPr>
-              <w:t>}</w:t>
+              <w:t>${u5_3}</w:t>
             </w:r>
           </w:p>
         </w:tc>
@@ -7644,27 +7210,7 @@
                 <w:spacing w:val="-5"/>
                 <w:sz w:val="13"/>
               </w:rPr>
-              <w:t>${u6_</w:t>
-            </w:r>
-            <w:r>
-              <w:rPr>
-                <w:rFonts w:ascii="Arial" w:hAnsi="Arial" w:cs="Arial"/>
-                <w:b/>
-                <w:color w:val="001F60"/>
-                <w:spacing w:val="-5"/>
-                <w:sz w:val="13"/>
-              </w:rPr>
-              <w:t>3</w:t>
-            </w:r>
-            <w:r>
-              <w:rPr>
-                <w:rFonts w:ascii="Arial" w:hAnsi="Arial" w:cs="Arial"/>
-                <w:b/>
-                <w:color w:val="001F60"/>
-                <w:spacing w:val="-5"/>
-                <w:sz w:val="13"/>
-              </w:rPr>
-              <w:t>}</w:t>
+              <w:t>${u6_3}</w:t>
             </w:r>
           </w:p>
         </w:tc>
@@ -7681,43 +7227,24 @@
           <w:p>
             <w:pPr>
               <w:pStyle w:val="TableParagraph"/>
-              <w:rPr>
-                <w:rFonts w:ascii="Arial" w:hAnsi="Arial" w:cs="Arial"/>
-                <w:b/>
-                <w:color w:val="001F60"/>
-                <w:spacing w:val="-5"/>
-                <w:sz w:val="13"/>
-              </w:rPr>
-            </w:pPr>
-            <w:r>
-              <w:rPr>
-                <w:rFonts w:ascii="Arial" w:hAnsi="Arial" w:cs="Arial"/>
-                <w:b/>
-                <w:color w:val="001F60"/>
-                <w:spacing w:val="-5"/>
-                <w:sz w:val="13"/>
-              </w:rPr>
-              <w:t>${u7_</w:t>
-            </w:r>
-            <w:r>
-              <w:rPr>
-                <w:rFonts w:ascii="Arial" w:hAnsi="Arial" w:cs="Arial"/>
-                <w:b/>
-                <w:color w:val="001F60"/>
-                <w:spacing w:val="-5"/>
-                <w:sz w:val="13"/>
-              </w:rPr>
-              <w:t>3</w:t>
-            </w:r>
-            <w:r>
-              <w:rPr>
-                <w:rFonts w:ascii="Arial" w:hAnsi="Arial" w:cs="Arial"/>
-                <w:b/>
-                <w:color w:val="001F60"/>
-                <w:spacing w:val="-5"/>
-                <w:sz w:val="13"/>
-              </w:rPr>
-              <w:t>}</w:t>
+              <w:jc w:val="center"/>
+              <w:rPr>
+                <w:rFonts w:ascii="Arial" w:hAnsi="Arial" w:cs="Arial"/>
+                <w:b/>
+                <w:color w:val="001F60"/>
+                <w:spacing w:val="-5"/>
+                <w:sz w:val="13"/>
+              </w:rPr>
+            </w:pPr>
+            <w:r>
+              <w:rPr>
+                <w:rFonts w:ascii="Arial" w:hAnsi="Arial" w:cs="Arial"/>
+                <w:b/>
+                <w:color w:val="001F60"/>
+                <w:spacing w:val="-5"/>
+                <w:sz w:val="13"/>
+              </w:rPr>
+              <w:t>${u7_3}</w:t>
             </w:r>
           </w:p>
         </w:tc>
@@ -7734,43 +7261,24 @@
           <w:p>
             <w:pPr>
               <w:pStyle w:val="TableParagraph"/>
-              <w:rPr>
-                <w:rFonts w:ascii="Arial" w:hAnsi="Arial" w:cs="Arial"/>
-                <w:b/>
-                <w:color w:val="001F60"/>
-                <w:spacing w:val="-5"/>
-                <w:sz w:val="13"/>
-              </w:rPr>
-            </w:pPr>
-            <w:r>
-              <w:rPr>
-                <w:rFonts w:ascii="Arial" w:hAnsi="Arial" w:cs="Arial"/>
-                <w:b/>
-                <w:color w:val="001F60"/>
-                <w:spacing w:val="-5"/>
-                <w:sz w:val="13"/>
-              </w:rPr>
-              <w:t>${u8_</w:t>
-            </w:r>
-            <w:r>
-              <w:rPr>
-                <w:rFonts w:ascii="Arial" w:hAnsi="Arial" w:cs="Arial"/>
-                <w:b/>
-                <w:color w:val="001F60"/>
-                <w:spacing w:val="-5"/>
-                <w:sz w:val="13"/>
-              </w:rPr>
-              <w:t>3</w:t>
-            </w:r>
-            <w:r>
-              <w:rPr>
-                <w:rFonts w:ascii="Arial" w:hAnsi="Arial" w:cs="Arial"/>
-                <w:b/>
-                <w:color w:val="001F60"/>
-                <w:spacing w:val="-5"/>
-                <w:sz w:val="13"/>
-              </w:rPr>
-              <w:t>}</w:t>
+              <w:jc w:val="center"/>
+              <w:rPr>
+                <w:rFonts w:ascii="Arial" w:hAnsi="Arial" w:cs="Arial"/>
+                <w:b/>
+                <w:color w:val="001F60"/>
+                <w:spacing w:val="-5"/>
+                <w:sz w:val="13"/>
+              </w:rPr>
+            </w:pPr>
+            <w:r>
+              <w:rPr>
+                <w:rFonts w:ascii="Arial" w:hAnsi="Arial" w:cs="Arial"/>
+                <w:b/>
+                <w:color w:val="001F60"/>
+                <w:spacing w:val="-5"/>
+                <w:sz w:val="13"/>
+              </w:rPr>
+              <w:t>${u8_3}</w:t>
             </w:r>
           </w:p>
         </w:tc>
@@ -7787,43 +7295,24 @@
           <w:p>
             <w:pPr>
               <w:pStyle w:val="TableParagraph"/>
-              <w:rPr>
-                <w:rFonts w:ascii="Arial" w:hAnsi="Arial" w:cs="Arial"/>
-                <w:b/>
-                <w:color w:val="001F60"/>
-                <w:spacing w:val="-5"/>
-                <w:sz w:val="13"/>
-              </w:rPr>
-            </w:pPr>
-            <w:r>
-              <w:rPr>
-                <w:rFonts w:ascii="Arial" w:hAnsi="Arial" w:cs="Arial"/>
-                <w:b/>
-                <w:color w:val="001F60"/>
-                <w:spacing w:val="-5"/>
-                <w:sz w:val="13"/>
-              </w:rPr>
-              <w:t>${u9_</w:t>
-            </w:r>
-            <w:r>
-              <w:rPr>
-                <w:rFonts w:ascii="Arial" w:hAnsi="Arial" w:cs="Arial"/>
-                <w:b/>
-                <w:color w:val="001F60"/>
-                <w:spacing w:val="-5"/>
-                <w:sz w:val="13"/>
-              </w:rPr>
-              <w:t>3</w:t>
-            </w:r>
-            <w:r>
-              <w:rPr>
-                <w:rFonts w:ascii="Arial" w:hAnsi="Arial" w:cs="Arial"/>
-                <w:b/>
-                <w:color w:val="001F60"/>
-                <w:spacing w:val="-5"/>
-                <w:sz w:val="13"/>
-              </w:rPr>
-              <w:t>}</w:t>
+              <w:jc w:val="center"/>
+              <w:rPr>
+                <w:rFonts w:ascii="Arial" w:hAnsi="Arial" w:cs="Arial"/>
+                <w:b/>
+                <w:color w:val="001F60"/>
+                <w:spacing w:val="-5"/>
+                <w:sz w:val="13"/>
+              </w:rPr>
+            </w:pPr>
+            <w:r>
+              <w:rPr>
+                <w:rFonts w:ascii="Arial" w:hAnsi="Arial" w:cs="Arial"/>
+                <w:b/>
+                <w:color w:val="001F60"/>
+                <w:spacing w:val="-5"/>
+                <w:sz w:val="13"/>
+              </w:rPr>
+              <w:t>${u9_3}</w:t>
             </w:r>
           </w:p>
         </w:tc>
@@ -7840,6 +7329,7 @@
           <w:p>
             <w:pPr>
               <w:pStyle w:val="TableParagraph"/>
+              <w:jc w:val="center"/>
               <w:rPr>
                 <w:rFonts w:ascii="Arial" w:hAnsi="Arial" w:cs="Arial"/>
                 <w:b/>
@@ -7867,27 +7357,7 @@
                 <w:sz w:val="13"/>
               </w:rPr>
               <w:br/>
-              <w:t>_</w:t>
-            </w:r>
-            <w:r>
-              <w:rPr>
-                <w:rFonts w:ascii="Arial" w:hAnsi="Arial" w:cs="Arial"/>
-                <w:b/>
-                <w:color w:val="001F60"/>
-                <w:spacing w:val="-5"/>
-                <w:sz w:val="13"/>
-              </w:rPr>
-              <w:t>3</w:t>
-            </w:r>
-            <w:r>
-              <w:rPr>
-                <w:rFonts w:ascii="Arial" w:hAnsi="Arial" w:cs="Arial"/>
-                <w:b/>
-                <w:color w:val="001F60"/>
-                <w:spacing w:val="-5"/>
-                <w:sz w:val="13"/>
-              </w:rPr>
-              <w:t>}</w:t>
+              <w:t>_3}</w:t>
             </w:r>
           </w:p>
         </w:tc>
@@ -7904,6 +7374,7 @@
           <w:p>
             <w:pPr>
               <w:pStyle w:val="TableParagraph"/>
+              <w:jc w:val="center"/>
               <w:rPr>
                 <w:rFonts w:ascii="Arial" w:hAnsi="Arial" w:cs="Arial"/>
                 <w:sz w:val="10"/>
@@ -7944,27 +7415,7 @@
                 <w:spacing w:val="-5"/>
                 <w:sz w:val="13"/>
               </w:rPr>
-              <w:t>${logro_</w:t>
-            </w:r>
-            <w:r>
-              <w:rPr>
-                <w:rFonts w:ascii="Arial" w:hAnsi="Arial" w:cs="Arial"/>
-                <w:b/>
-                <w:color w:val="001F60"/>
-                <w:spacing w:val="-5"/>
-                <w:sz w:val="13"/>
-              </w:rPr>
-              <w:t>3</w:t>
-            </w:r>
-            <w:r>
-              <w:rPr>
-                <w:rFonts w:ascii="Arial" w:hAnsi="Arial" w:cs="Arial"/>
-                <w:b/>
-                <w:color w:val="001F60"/>
-                <w:spacing w:val="-5"/>
-                <w:sz w:val="13"/>
-              </w:rPr>
-              <w:t>}</w:t>
+              <w:t>${logro_3}</w:t>
             </w:r>
           </w:p>
         </w:tc>
@@ -7996,23 +7447,7 @@
                 <w:spacing w:val="-5"/>
                 <w:sz w:val="13"/>
               </w:rPr>
-              <w:t>${aprob_</w:t>
-            </w:r>
-            <w:r>
-              <w:rPr>
-                <w:rFonts w:ascii="Arial" w:hAnsi="Arial" w:cs="Arial"/>
-                <w:spacing w:val="-5"/>
-                <w:sz w:val="13"/>
-              </w:rPr>
-              <w:t>3</w:t>
-            </w:r>
-            <w:r>
-              <w:rPr>
-                <w:rFonts w:ascii="Arial" w:hAnsi="Arial" w:cs="Arial"/>
-                <w:spacing w:val="-5"/>
-                <w:sz w:val="13"/>
-              </w:rPr>
-              <w:t>}</w:t>
+              <w:t>${aprob_3}</w:t>
             </w:r>
           </w:p>
         </w:tc>
@@ -8044,23 +7479,7 @@
                 <w:spacing w:val="-5"/>
                 <w:sz w:val="13"/>
               </w:rPr>
-              <w:t>${desap_</w:t>
-            </w:r>
-            <w:r>
-              <w:rPr>
-                <w:rFonts w:ascii="Arial" w:hAnsi="Arial" w:cs="Arial"/>
-                <w:spacing w:val="-5"/>
-                <w:sz w:val="13"/>
-              </w:rPr>
-              <w:t>3</w:t>
-            </w:r>
-            <w:r>
-              <w:rPr>
-                <w:rFonts w:ascii="Arial" w:hAnsi="Arial" w:cs="Arial"/>
-                <w:spacing w:val="-5"/>
-                <w:sz w:val="13"/>
-              </w:rPr>
-              <w:t>}</w:t>
+              <w:t>${desap_3}</w:t>
             </w:r>
           </w:p>
         </w:tc>
@@ -8209,27 +7628,7 @@
                 <w:spacing w:val="-5"/>
                 <w:sz w:val="13"/>
               </w:rPr>
-              <w:t>${u1_</w:t>
-            </w:r>
-            <w:r>
-              <w:rPr>
-                <w:rFonts w:ascii="Arial" w:hAnsi="Arial" w:cs="Arial"/>
-                <w:b/>
-                <w:color w:val="001F60"/>
-                <w:spacing w:val="-5"/>
-                <w:sz w:val="13"/>
-              </w:rPr>
-              <w:t>4</w:t>
-            </w:r>
-            <w:r>
-              <w:rPr>
-                <w:rFonts w:ascii="Arial" w:hAnsi="Arial" w:cs="Arial"/>
-                <w:b/>
-                <w:color w:val="001F60"/>
-                <w:spacing w:val="-5"/>
-                <w:sz w:val="13"/>
-              </w:rPr>
-              <w:t>}</w:t>
+              <w:t>${u1_4}</w:t>
             </w:r>
           </w:p>
         </w:tc>
@@ -8265,27 +7664,7 @@
                 <w:spacing w:val="-5"/>
                 <w:sz w:val="13"/>
               </w:rPr>
-              <w:t>${u2_</w:t>
-            </w:r>
-            <w:r>
-              <w:rPr>
-                <w:rFonts w:ascii="Arial" w:hAnsi="Arial" w:cs="Arial"/>
-                <w:b/>
-                <w:color w:val="001F60"/>
-                <w:spacing w:val="-5"/>
-                <w:sz w:val="13"/>
-              </w:rPr>
-              <w:t>4</w:t>
-            </w:r>
-            <w:r>
-              <w:rPr>
-                <w:rFonts w:ascii="Arial" w:hAnsi="Arial" w:cs="Arial"/>
-                <w:b/>
-                <w:color w:val="001F60"/>
-                <w:spacing w:val="-5"/>
-                <w:sz w:val="13"/>
-              </w:rPr>
-              <w:t>}</w:t>
+              <w:t>${u2_4}</w:t>
             </w:r>
           </w:p>
         </w:tc>
@@ -8321,27 +7700,7 @@
                 <w:spacing w:val="-5"/>
                 <w:sz w:val="13"/>
               </w:rPr>
-              <w:t>${u3_</w:t>
-            </w:r>
-            <w:r>
-              <w:rPr>
-                <w:rFonts w:ascii="Arial" w:hAnsi="Arial" w:cs="Arial"/>
-                <w:b/>
-                <w:color w:val="001F60"/>
-                <w:spacing w:val="-5"/>
-                <w:sz w:val="13"/>
-              </w:rPr>
-              <w:t>4</w:t>
-            </w:r>
-            <w:r>
-              <w:rPr>
-                <w:rFonts w:ascii="Arial" w:hAnsi="Arial" w:cs="Arial"/>
-                <w:b/>
-                <w:color w:val="001F60"/>
-                <w:spacing w:val="-5"/>
-                <w:sz w:val="13"/>
-              </w:rPr>
-              <w:t>}</w:t>
+              <w:t>${u3_4}</w:t>
             </w:r>
           </w:p>
         </w:tc>
@@ -8377,27 +7736,7 @@
                 <w:spacing w:val="-5"/>
                 <w:sz w:val="13"/>
               </w:rPr>
-              <w:t>${u4_</w:t>
-            </w:r>
-            <w:r>
-              <w:rPr>
-                <w:rFonts w:ascii="Arial" w:hAnsi="Arial" w:cs="Arial"/>
-                <w:b/>
-                <w:color w:val="001F60"/>
-                <w:spacing w:val="-5"/>
-                <w:sz w:val="13"/>
-              </w:rPr>
-              <w:t>4</w:t>
-            </w:r>
-            <w:r>
-              <w:rPr>
-                <w:rFonts w:ascii="Arial" w:hAnsi="Arial" w:cs="Arial"/>
-                <w:b/>
-                <w:color w:val="001F60"/>
-                <w:spacing w:val="-5"/>
-                <w:sz w:val="13"/>
-              </w:rPr>
-              <w:t>}</w:t>
+              <w:t>${u4_4}</w:t>
             </w:r>
           </w:p>
         </w:tc>
@@ -8433,27 +7772,7 @@
                 <w:spacing w:val="-5"/>
                 <w:sz w:val="13"/>
               </w:rPr>
-              <w:t>${u5_</w:t>
-            </w:r>
-            <w:r>
-              <w:rPr>
-                <w:rFonts w:ascii="Arial" w:hAnsi="Arial" w:cs="Arial"/>
-                <w:b/>
-                <w:color w:val="001F60"/>
-                <w:spacing w:val="-5"/>
-                <w:sz w:val="13"/>
-              </w:rPr>
-              <w:t>4</w:t>
-            </w:r>
-            <w:r>
-              <w:rPr>
-                <w:rFonts w:ascii="Arial" w:hAnsi="Arial" w:cs="Arial"/>
-                <w:b/>
-                <w:color w:val="001F60"/>
-                <w:spacing w:val="-5"/>
-                <w:sz w:val="13"/>
-              </w:rPr>
-              <w:t>}</w:t>
+              <w:t>${u5_4}</w:t>
             </w:r>
           </w:p>
         </w:tc>
@@ -8500,27 +7819,7 @@
                 <w:sz w:val="13"/>
               </w:rPr>
               <w:br/>
-              <w:t>_</w:t>
-            </w:r>
-            <w:r>
-              <w:rPr>
-                <w:rFonts w:ascii="Arial" w:hAnsi="Arial" w:cs="Arial"/>
-                <w:b/>
-                <w:color w:val="001F60"/>
-                <w:spacing w:val="-5"/>
-                <w:sz w:val="13"/>
-              </w:rPr>
-              <w:t>4</w:t>
-            </w:r>
-            <w:r>
-              <w:rPr>
-                <w:rFonts w:ascii="Arial" w:hAnsi="Arial" w:cs="Arial"/>
-                <w:b/>
-                <w:color w:val="001F60"/>
-                <w:spacing w:val="-5"/>
-                <w:sz w:val="13"/>
-              </w:rPr>
-              <w:t>}</w:t>
+              <w:t>_4}</w:t>
             </w:r>
           </w:p>
         </w:tc>
@@ -8537,43 +7836,24 @@
           <w:p>
             <w:pPr>
               <w:pStyle w:val="TableParagraph"/>
-              <w:rPr>
-                <w:rFonts w:ascii="Arial" w:hAnsi="Arial" w:cs="Arial"/>
-                <w:b/>
-                <w:color w:val="001F60"/>
-                <w:spacing w:val="-5"/>
-                <w:sz w:val="13"/>
-              </w:rPr>
-            </w:pPr>
-            <w:r>
-              <w:rPr>
-                <w:rFonts w:ascii="Arial" w:hAnsi="Arial" w:cs="Arial"/>
-                <w:b/>
-                <w:color w:val="001F60"/>
-                <w:spacing w:val="-5"/>
-                <w:sz w:val="13"/>
-              </w:rPr>
-              <w:t>${u7_</w:t>
-            </w:r>
-            <w:r>
-              <w:rPr>
-                <w:rFonts w:ascii="Arial" w:hAnsi="Arial" w:cs="Arial"/>
-                <w:b/>
-                <w:color w:val="001F60"/>
-                <w:spacing w:val="-5"/>
-                <w:sz w:val="13"/>
-              </w:rPr>
-              <w:t>4</w:t>
-            </w:r>
-            <w:r>
-              <w:rPr>
-                <w:rFonts w:ascii="Arial" w:hAnsi="Arial" w:cs="Arial"/>
-                <w:b/>
-                <w:color w:val="001F60"/>
-                <w:spacing w:val="-5"/>
-                <w:sz w:val="13"/>
-              </w:rPr>
-              <w:t>}</w:t>
+              <w:jc w:val="center"/>
+              <w:rPr>
+                <w:rFonts w:ascii="Arial" w:hAnsi="Arial" w:cs="Arial"/>
+                <w:b/>
+                <w:color w:val="001F60"/>
+                <w:spacing w:val="-5"/>
+                <w:sz w:val="13"/>
+              </w:rPr>
+            </w:pPr>
+            <w:r>
+              <w:rPr>
+                <w:rFonts w:ascii="Arial" w:hAnsi="Arial" w:cs="Arial"/>
+                <w:b/>
+                <w:color w:val="001F60"/>
+                <w:spacing w:val="-5"/>
+                <w:sz w:val="13"/>
+              </w:rPr>
+              <w:t>${u7_4}</w:t>
             </w:r>
           </w:p>
         </w:tc>
@@ -8590,43 +7870,24 @@
           <w:p>
             <w:pPr>
               <w:pStyle w:val="TableParagraph"/>
-              <w:rPr>
-                <w:rFonts w:ascii="Arial" w:hAnsi="Arial" w:cs="Arial"/>
-                <w:b/>
-                <w:color w:val="001F60"/>
-                <w:spacing w:val="-5"/>
-                <w:sz w:val="13"/>
-              </w:rPr>
-            </w:pPr>
-            <w:r>
-              <w:rPr>
-                <w:rFonts w:ascii="Arial" w:hAnsi="Arial" w:cs="Arial"/>
-                <w:b/>
-                <w:color w:val="001F60"/>
-                <w:spacing w:val="-5"/>
-                <w:sz w:val="13"/>
-              </w:rPr>
-              <w:t>${u8_</w:t>
-            </w:r>
-            <w:r>
-              <w:rPr>
-                <w:rFonts w:ascii="Arial" w:hAnsi="Arial" w:cs="Arial"/>
-                <w:b/>
-                <w:color w:val="001F60"/>
-                <w:spacing w:val="-5"/>
-                <w:sz w:val="13"/>
-              </w:rPr>
-              <w:t>4</w:t>
-            </w:r>
-            <w:r>
-              <w:rPr>
-                <w:rFonts w:ascii="Arial" w:hAnsi="Arial" w:cs="Arial"/>
-                <w:b/>
-                <w:color w:val="001F60"/>
-                <w:spacing w:val="-5"/>
-                <w:sz w:val="13"/>
-              </w:rPr>
-              <w:t>}</w:t>
+              <w:jc w:val="center"/>
+              <w:rPr>
+                <w:rFonts w:ascii="Arial" w:hAnsi="Arial" w:cs="Arial"/>
+                <w:b/>
+                <w:color w:val="001F60"/>
+                <w:spacing w:val="-5"/>
+                <w:sz w:val="13"/>
+              </w:rPr>
+            </w:pPr>
+            <w:r>
+              <w:rPr>
+                <w:rFonts w:ascii="Arial" w:hAnsi="Arial" w:cs="Arial"/>
+                <w:b/>
+                <w:color w:val="001F60"/>
+                <w:spacing w:val="-5"/>
+                <w:sz w:val="13"/>
+              </w:rPr>
+              <w:t>${u8_4}</w:t>
             </w:r>
           </w:p>
         </w:tc>
@@ -8643,43 +7904,24 @@
           <w:p>
             <w:pPr>
               <w:pStyle w:val="TableParagraph"/>
-              <w:rPr>
-                <w:rFonts w:ascii="Arial" w:hAnsi="Arial" w:cs="Arial"/>
-                <w:b/>
-                <w:color w:val="001F60"/>
-                <w:spacing w:val="-5"/>
-                <w:sz w:val="13"/>
-              </w:rPr>
-            </w:pPr>
-            <w:r>
-              <w:rPr>
-                <w:rFonts w:ascii="Arial" w:hAnsi="Arial" w:cs="Arial"/>
-                <w:b/>
-                <w:color w:val="001F60"/>
-                <w:spacing w:val="-5"/>
-                <w:sz w:val="13"/>
-              </w:rPr>
-              <w:t>${u9_</w:t>
-            </w:r>
-            <w:r>
-              <w:rPr>
-                <w:rFonts w:ascii="Arial" w:hAnsi="Arial" w:cs="Arial"/>
-                <w:b/>
-                <w:color w:val="001F60"/>
-                <w:spacing w:val="-5"/>
-                <w:sz w:val="13"/>
-              </w:rPr>
-              <w:t>4</w:t>
-            </w:r>
-            <w:r>
-              <w:rPr>
-                <w:rFonts w:ascii="Arial" w:hAnsi="Arial" w:cs="Arial"/>
-                <w:b/>
-                <w:color w:val="001F60"/>
-                <w:spacing w:val="-5"/>
-                <w:sz w:val="13"/>
-              </w:rPr>
-              <w:t>}</w:t>
+              <w:jc w:val="center"/>
+              <w:rPr>
+                <w:rFonts w:ascii="Arial" w:hAnsi="Arial" w:cs="Arial"/>
+                <w:b/>
+                <w:color w:val="001F60"/>
+                <w:spacing w:val="-5"/>
+                <w:sz w:val="13"/>
+              </w:rPr>
+            </w:pPr>
+            <w:r>
+              <w:rPr>
+                <w:rFonts w:ascii="Arial" w:hAnsi="Arial" w:cs="Arial"/>
+                <w:b/>
+                <w:color w:val="001F60"/>
+                <w:spacing w:val="-5"/>
+                <w:sz w:val="13"/>
+              </w:rPr>
+              <w:t>${u9_4}</w:t>
             </w:r>
           </w:p>
         </w:tc>
@@ -8696,43 +7938,24 @@
           <w:p>
             <w:pPr>
               <w:pStyle w:val="TableParagraph"/>
-              <w:rPr>
-                <w:rFonts w:ascii="Arial" w:hAnsi="Arial" w:cs="Arial"/>
-                <w:b/>
-                <w:color w:val="001F60"/>
-                <w:spacing w:val="-5"/>
-                <w:sz w:val="13"/>
-              </w:rPr>
-            </w:pPr>
-            <w:r>
-              <w:rPr>
-                <w:rFonts w:ascii="Arial" w:hAnsi="Arial" w:cs="Arial"/>
-                <w:b/>
-                <w:color w:val="001F60"/>
-                <w:spacing w:val="-5"/>
-                <w:sz w:val="13"/>
-              </w:rPr>
-              <w:t>${u10_</w:t>
-            </w:r>
-            <w:r>
-              <w:rPr>
-                <w:rFonts w:ascii="Arial" w:hAnsi="Arial" w:cs="Arial"/>
-                <w:b/>
-                <w:color w:val="001F60"/>
-                <w:spacing w:val="-5"/>
-                <w:sz w:val="13"/>
-              </w:rPr>
-              <w:t>4</w:t>
-            </w:r>
-            <w:r>
-              <w:rPr>
-                <w:rFonts w:ascii="Arial" w:hAnsi="Arial" w:cs="Arial"/>
-                <w:b/>
-                <w:color w:val="001F60"/>
-                <w:spacing w:val="-5"/>
-                <w:sz w:val="13"/>
-              </w:rPr>
-              <w:t>}</w:t>
+              <w:jc w:val="center"/>
+              <w:rPr>
+                <w:rFonts w:ascii="Arial" w:hAnsi="Arial" w:cs="Arial"/>
+                <w:b/>
+                <w:color w:val="001F60"/>
+                <w:spacing w:val="-5"/>
+                <w:sz w:val="13"/>
+              </w:rPr>
+            </w:pPr>
+            <w:r>
+              <w:rPr>
+                <w:rFonts w:ascii="Arial" w:hAnsi="Arial" w:cs="Arial"/>
+                <w:b/>
+                <w:color w:val="001F60"/>
+                <w:spacing w:val="-5"/>
+                <w:sz w:val="13"/>
+              </w:rPr>
+              <w:t>${u10_4}</w:t>
             </w:r>
           </w:p>
         </w:tc>
@@ -8749,6 +7972,7 @@
           <w:p>
             <w:pPr>
               <w:pStyle w:val="TableParagraph"/>
+              <w:jc w:val="center"/>
               <w:rPr>
                 <w:rFonts w:ascii="Arial" w:hAnsi="Arial" w:cs="Arial"/>
                 <w:sz w:val="10"/>
@@ -8789,27 +8013,7 @@
                 <w:spacing w:val="-5"/>
                 <w:sz w:val="13"/>
               </w:rPr>
-              <w:t>${logro_</w:t>
-            </w:r>
-            <w:r>
-              <w:rPr>
-                <w:rFonts w:ascii="Arial" w:hAnsi="Arial" w:cs="Arial"/>
-                <w:b/>
-                <w:color w:val="001F60"/>
-                <w:spacing w:val="-5"/>
-                <w:sz w:val="13"/>
-              </w:rPr>
-              <w:t>4</w:t>
-            </w:r>
-            <w:r>
-              <w:rPr>
-                <w:rFonts w:ascii="Arial" w:hAnsi="Arial" w:cs="Arial"/>
-                <w:b/>
-                <w:color w:val="001F60"/>
-                <w:spacing w:val="-5"/>
-                <w:sz w:val="13"/>
-              </w:rPr>
-              <w:t>}</w:t>
+              <w:t>${logro_4}</w:t>
             </w:r>
           </w:p>
         </w:tc>
@@ -8841,23 +8045,7 @@
                 <w:spacing w:val="-5"/>
                 <w:sz w:val="13"/>
               </w:rPr>
-              <w:t>${aprob_</w:t>
-            </w:r>
-            <w:r>
-              <w:rPr>
-                <w:rFonts w:ascii="Arial" w:hAnsi="Arial" w:cs="Arial"/>
-                <w:spacing w:val="-5"/>
-                <w:sz w:val="13"/>
-              </w:rPr>
-              <w:t>4</w:t>
-            </w:r>
-            <w:r>
-              <w:rPr>
-                <w:rFonts w:ascii="Arial" w:hAnsi="Arial" w:cs="Arial"/>
-                <w:spacing w:val="-5"/>
-                <w:sz w:val="13"/>
-              </w:rPr>
-              <w:t>}</w:t>
+              <w:t>${aprob_4}</w:t>
             </w:r>
           </w:p>
         </w:tc>
@@ -8889,23 +8077,7 @@
                 <w:spacing w:val="-5"/>
                 <w:sz w:val="13"/>
               </w:rPr>
-              <w:t>${desap_</w:t>
-            </w:r>
-            <w:r>
-              <w:rPr>
-                <w:rFonts w:ascii="Arial" w:hAnsi="Arial" w:cs="Arial"/>
-                <w:spacing w:val="-5"/>
-                <w:sz w:val="13"/>
-              </w:rPr>
-              <w:t>4</w:t>
-            </w:r>
-            <w:r>
-              <w:rPr>
-                <w:rFonts w:ascii="Arial" w:hAnsi="Arial" w:cs="Arial"/>
-                <w:spacing w:val="-5"/>
-                <w:sz w:val="13"/>
-              </w:rPr>
-              <w:t>}</w:t>
+              <w:t>${desap_4}</w:t>
             </w:r>
           </w:p>
         </w:tc>
@@ -9018,21 +8190,7 @@
                 <w:rFonts w:ascii="Arial" w:hAnsi="Arial" w:cs="Arial"/>
                 <w:sz w:val="13"/>
               </w:rPr>
-              <w:t>${</w:t>
-            </w:r>
-            <w:r>
-              <w:rPr>
-                <w:rFonts w:ascii="Arial" w:hAnsi="Arial" w:cs="Arial"/>
-                <w:sz w:val="13"/>
-              </w:rPr>
-              <w:t>nom</w:t>
-            </w:r>
-            <w:r>
-              <w:rPr>
-                <w:rFonts w:ascii="Arial" w:hAnsi="Arial" w:cs="Arial"/>
-                <w:sz w:val="13"/>
-              </w:rPr>
-              <w:t>_5}</w:t>
+              <w:t>${nom_5}</w:t>
             </w:r>
           </w:p>
         </w:tc>
@@ -9385,6 +8543,7 @@
           <w:p>
             <w:pPr>
               <w:pStyle w:val="TableParagraph"/>
+              <w:jc w:val="center"/>
               <w:rPr>
                 <w:rFonts w:ascii="Arial" w:hAnsi="Arial" w:cs="Arial"/>
                 <w:b/>
@@ -9438,6 +8597,7 @@
           <w:p>
             <w:pPr>
               <w:pStyle w:val="TableParagraph"/>
+              <w:jc w:val="center"/>
               <w:rPr>
                 <w:rFonts w:ascii="Arial" w:hAnsi="Arial" w:cs="Arial"/>
                 <w:b/>
@@ -9491,6 +8651,7 @@
           <w:p>
             <w:pPr>
               <w:pStyle w:val="TableParagraph"/>
+              <w:jc w:val="center"/>
               <w:rPr>
                 <w:rFonts w:ascii="Arial" w:hAnsi="Arial" w:cs="Arial"/>
                 <w:b/>
@@ -9544,6 +8705,7 @@
           <w:p>
             <w:pPr>
               <w:pStyle w:val="TableParagraph"/>
+              <w:jc w:val="center"/>
               <w:rPr>
                 <w:rFonts w:ascii="Arial" w:hAnsi="Arial" w:cs="Arial"/>
                 <w:b/>
@@ -9597,6 +8759,7 @@
           <w:p>
             <w:pPr>
               <w:pStyle w:val="TableParagraph"/>
+              <w:jc w:val="center"/>
               <w:rPr>
                 <w:rFonts w:ascii="Arial" w:hAnsi="Arial" w:cs="Arial"/>
                 <w:sz w:val="10"/>
@@ -9866,21 +9029,7 @@
                 <w:rFonts w:ascii="Arial" w:hAnsi="Arial" w:cs="Arial"/>
                 <w:sz w:val="13"/>
               </w:rPr>
-              <w:t>${</w:t>
-            </w:r>
-            <w:r>
-              <w:rPr>
-                <w:rFonts w:ascii="Arial" w:hAnsi="Arial" w:cs="Arial"/>
-                <w:sz w:val="13"/>
-              </w:rPr>
-              <w:t>nom</w:t>
-            </w:r>
-            <w:r>
-              <w:rPr>
-                <w:rFonts w:ascii="Arial" w:hAnsi="Arial" w:cs="Arial"/>
-                <w:sz w:val="13"/>
-              </w:rPr>
-              <w:t>_6}</w:t>
+              <w:t>${nom_6}</w:t>
             </w:r>
           </w:p>
         </w:tc>
@@ -10244,6 +9393,7 @@
           <w:p>
             <w:pPr>
               <w:pStyle w:val="TableParagraph"/>
+              <w:jc w:val="center"/>
               <w:rPr>
                 <w:rFonts w:ascii="Arial" w:hAnsi="Arial" w:cs="Arial"/>
                 <w:b/>
@@ -10308,6 +9458,7 @@
           <w:p>
             <w:pPr>
               <w:pStyle w:val="TableParagraph"/>
+              <w:jc w:val="center"/>
               <w:rPr>
                 <w:rFonts w:ascii="Arial" w:hAnsi="Arial" w:cs="Arial"/>
                 <w:b/>
@@ -10372,6 +9523,7 @@
           <w:p>
             <w:pPr>
               <w:pStyle w:val="TableParagraph"/>
+              <w:jc w:val="center"/>
               <w:rPr>
                 <w:rFonts w:ascii="Arial" w:hAnsi="Arial" w:cs="Arial"/>
                 <w:b/>
@@ -10436,6 +9588,7 @@
           <w:p>
             <w:pPr>
               <w:pStyle w:val="TableParagraph"/>
+              <w:jc w:val="center"/>
               <w:rPr>
                 <w:rFonts w:ascii="Arial" w:hAnsi="Arial" w:cs="Arial"/>
                 <w:b/>
@@ -10500,6 +9653,7 @@
           <w:p>
             <w:pPr>
               <w:pStyle w:val="TableParagraph"/>
+              <w:jc w:val="center"/>
               <w:rPr>
                 <w:rFonts w:ascii="Arial" w:hAnsi="Arial" w:cs="Arial"/>
                 <w:sz w:val="10"/>
@@ -10657,6 +9811,656 @@
                 <w:sz w:val="13"/>
               </w:rPr>
               <w:t>}</w:t>
+            </w:r>
+          </w:p>
+        </w:tc>
+        <w:tc>
+          <w:tcPr>
+            <w:tcW w:w="2599" w:type="dxa"/>
+            <w:gridSpan w:val="2"/>
+            <w:tcBorders>
+              <w:top w:val="single" w:sz="4" w:space="0" w:color="000000"/>
+              <w:left w:val="single" w:sz="4" w:space="0" w:color="000000"/>
+              <w:bottom w:val="single" w:sz="4" w:space="0" w:color="000000"/>
+            </w:tcBorders>
+          </w:tcPr>
+          <w:p>
+            <w:pPr>
+              <w:pStyle w:val="TableParagraph"/>
+              <w:rPr>
+                <w:rFonts w:ascii="Arial" w:hAnsi="Arial" w:cs="Arial"/>
+                <w:sz w:val="10"/>
+              </w:rPr>
+            </w:pPr>
+          </w:p>
+        </w:tc>
+      </w:tr>
+      <w:tr>
+        <w:trPr>
+          <w:trHeight w:val="274"/>
+        </w:trPr>
+        <w:tc>
+          <w:tcPr>
+            <w:tcW w:w="311" w:type="dxa"/>
+            <w:tcBorders>
+              <w:top w:val="single" w:sz="4" w:space="0" w:color="000000"/>
+              <w:bottom w:val="single" w:sz="4" w:space="0" w:color="000000"/>
+              <w:right w:val="single" w:sz="4" w:space="0" w:color="000000"/>
+            </w:tcBorders>
+          </w:tcPr>
+          <w:p>
+            <w:pPr>
+              <w:pStyle w:val="TableParagraph"/>
+              <w:spacing w:before="62"/>
+              <w:ind w:left="30" w:right="2"/>
+              <w:jc w:val="center"/>
+              <w:rPr>
+                <w:sz w:val="10"/>
+              </w:rPr>
+            </w:pPr>
+            <w:r>
+              <w:rPr>
+                <w:spacing w:val="-10"/>
+                <w:sz w:val="10"/>
+              </w:rPr>
+              <w:t>7</w:t>
+            </w:r>
+          </w:p>
+        </w:tc>
+        <w:tc>
+          <w:tcPr>
+            <w:tcW w:w="1387" w:type="dxa"/>
+            <w:tcBorders>
+              <w:top w:val="single" w:sz="4" w:space="0" w:color="000000"/>
+              <w:left w:val="single" w:sz="4" w:space="0" w:color="000000"/>
+              <w:bottom w:val="single" w:sz="4" w:space="0" w:color="000000"/>
+              <w:right w:val="single" w:sz="4" w:space="0" w:color="000000"/>
+            </w:tcBorders>
+          </w:tcPr>
+          <w:p>
+            <w:pPr>
+              <w:pStyle w:val="TableParagraph"/>
+              <w:spacing w:before="27"/>
+              <w:ind w:left="32"/>
+              <w:jc w:val="center"/>
+              <w:rPr>
+                <w:rFonts w:ascii="Arial" w:hAnsi="Arial" w:cs="Arial"/>
+                <w:sz w:val="13"/>
+              </w:rPr>
+            </w:pPr>
+            <w:r>
+              <w:rPr>
+                <w:rFonts w:ascii="Arial" w:hAnsi="Arial" w:cs="Arial"/>
+                <w:sz w:val="13"/>
+              </w:rPr>
+              <w:t>${cod_7}</w:t>
+            </w:r>
+          </w:p>
+        </w:tc>
+        <w:tc>
+          <w:tcPr>
+            <w:tcW w:w="4924" w:type="dxa"/>
+            <w:gridSpan w:val="7"/>
+            <w:tcBorders>
+              <w:top w:val="single" w:sz="4" w:space="0" w:color="000000"/>
+              <w:left w:val="single" w:sz="4" w:space="0" w:color="000000"/>
+              <w:bottom w:val="single" w:sz="4" w:space="0" w:color="000000"/>
+              <w:right w:val="single" w:sz="4" w:space="0" w:color="000000"/>
+            </w:tcBorders>
+          </w:tcPr>
+          <w:p>
+            <w:pPr>
+              <w:pStyle w:val="TableParagraph"/>
+              <w:spacing w:before="27"/>
+              <w:ind w:left="32"/>
+              <w:rPr>
+                <w:rFonts w:ascii="Arial" w:hAnsi="Arial" w:cs="Arial"/>
+                <w:sz w:val="13"/>
+              </w:rPr>
+            </w:pPr>
+            <w:r>
+              <w:rPr>
+                <w:rFonts w:ascii="Arial" w:hAnsi="Arial" w:cs="Arial"/>
+                <w:sz w:val="13"/>
+              </w:rPr>
+              <w:t>${nom_7}</w:t>
+            </w:r>
+          </w:p>
+        </w:tc>
+        <w:tc>
+          <w:tcPr>
+            <w:tcW w:w="401" w:type="dxa"/>
+            <w:tcBorders>
+              <w:top w:val="single" w:sz="4" w:space="0" w:color="000000"/>
+              <w:left w:val="single" w:sz="4" w:space="0" w:color="000000"/>
+              <w:bottom w:val="single" w:sz="4" w:space="0" w:color="000000"/>
+              <w:right w:val="single" w:sz="4" w:space="0" w:color="000000"/>
+            </w:tcBorders>
+          </w:tcPr>
+          <w:p>
+            <w:pPr>
+              <w:pStyle w:val="TableParagraph"/>
+              <w:spacing w:before="43"/>
+              <w:ind w:left="33" w:right="4"/>
+              <w:jc w:val="center"/>
+              <w:rPr>
+                <w:rFonts w:ascii="Arial" w:hAnsi="Arial" w:cs="Arial"/>
+                <w:b/>
+                <w:color w:val="001F60"/>
+                <w:spacing w:val="-5"/>
+                <w:sz w:val="13"/>
+              </w:rPr>
+            </w:pPr>
+            <w:r>
+              <w:rPr>
+                <w:rFonts w:ascii="Arial" w:hAnsi="Arial" w:cs="Arial"/>
+                <w:b/>
+                <w:color w:val="001F60"/>
+                <w:spacing w:val="-5"/>
+                <w:sz w:val="13"/>
+              </w:rPr>
+              <w:t>${u1_7}</w:t>
+            </w:r>
+          </w:p>
+        </w:tc>
+        <w:tc>
+          <w:tcPr>
+            <w:tcW w:w="330" w:type="dxa"/>
+            <w:tcBorders>
+              <w:top w:val="single" w:sz="4" w:space="0" w:color="000000"/>
+              <w:left w:val="single" w:sz="4" w:space="0" w:color="000000"/>
+              <w:bottom w:val="single" w:sz="4" w:space="0" w:color="000000"/>
+              <w:right w:val="single" w:sz="4" w:space="0" w:color="000000"/>
+            </w:tcBorders>
+          </w:tcPr>
+          <w:p>
+            <w:pPr>
+              <w:pStyle w:val="TableParagraph"/>
+              <w:spacing w:before="43"/>
+              <w:ind w:left="33" w:right="4"/>
+              <w:jc w:val="center"/>
+              <w:rPr>
+                <w:rFonts w:ascii="Arial" w:hAnsi="Arial" w:cs="Arial"/>
+                <w:b/>
+                <w:color w:val="001F60"/>
+                <w:spacing w:val="-5"/>
+                <w:sz w:val="13"/>
+              </w:rPr>
+            </w:pPr>
+            <w:r>
+              <w:rPr>
+                <w:rFonts w:ascii="Arial" w:hAnsi="Arial" w:cs="Arial"/>
+                <w:b/>
+                <w:color w:val="001F60"/>
+                <w:spacing w:val="-5"/>
+                <w:sz w:val="13"/>
+              </w:rPr>
+              <w:t>${u2_7}</w:t>
+            </w:r>
+          </w:p>
+        </w:tc>
+        <w:tc>
+          <w:tcPr>
+            <w:tcW w:w="442" w:type="dxa"/>
+            <w:tcBorders>
+              <w:top w:val="single" w:sz="4" w:space="0" w:color="000000"/>
+              <w:left w:val="single" w:sz="4" w:space="0" w:color="000000"/>
+              <w:bottom w:val="single" w:sz="4" w:space="0" w:color="000000"/>
+              <w:right w:val="single" w:sz="4" w:space="0" w:color="000000"/>
+            </w:tcBorders>
+          </w:tcPr>
+          <w:p>
+            <w:pPr>
+              <w:pStyle w:val="TableParagraph"/>
+              <w:spacing w:before="43"/>
+              <w:ind w:left="33" w:right="4"/>
+              <w:jc w:val="center"/>
+              <w:rPr>
+                <w:rFonts w:ascii="Arial" w:hAnsi="Arial" w:cs="Arial"/>
+                <w:b/>
+                <w:color w:val="001F60"/>
+                <w:spacing w:val="-5"/>
+                <w:sz w:val="13"/>
+              </w:rPr>
+            </w:pPr>
+            <w:r>
+              <w:rPr>
+                <w:rFonts w:ascii="Arial" w:hAnsi="Arial" w:cs="Arial"/>
+                <w:b/>
+                <w:color w:val="001F60"/>
+                <w:spacing w:val="-5"/>
+                <w:sz w:val="13"/>
+              </w:rPr>
+              <w:t>${u3_7}</w:t>
+            </w:r>
+          </w:p>
+        </w:tc>
+        <w:tc>
+          <w:tcPr>
+            <w:tcW w:w="349" w:type="dxa"/>
+            <w:tcBorders>
+              <w:top w:val="single" w:sz="4" w:space="0" w:color="000000"/>
+              <w:left w:val="single" w:sz="4" w:space="0" w:color="000000"/>
+              <w:bottom w:val="single" w:sz="4" w:space="0" w:color="000000"/>
+              <w:right w:val="single" w:sz="4" w:space="0" w:color="000000"/>
+            </w:tcBorders>
+          </w:tcPr>
+          <w:p>
+            <w:pPr>
+              <w:pStyle w:val="TableParagraph"/>
+              <w:spacing w:before="43"/>
+              <w:ind w:left="33" w:right="4"/>
+              <w:jc w:val="center"/>
+              <w:rPr>
+                <w:rFonts w:ascii="Arial" w:hAnsi="Arial" w:cs="Arial"/>
+                <w:b/>
+                <w:color w:val="001F60"/>
+                <w:spacing w:val="-5"/>
+                <w:sz w:val="13"/>
+              </w:rPr>
+            </w:pPr>
+            <w:r>
+              <w:rPr>
+                <w:rFonts w:ascii="Arial" w:hAnsi="Arial" w:cs="Arial"/>
+                <w:b/>
+                <w:color w:val="001F60"/>
+                <w:spacing w:val="-5"/>
+                <w:sz w:val="13"/>
+              </w:rPr>
+              <w:t>${u4_7}</w:t>
+            </w:r>
+          </w:p>
+        </w:tc>
+        <w:tc>
+          <w:tcPr>
+            <w:tcW w:w="349" w:type="dxa"/>
+            <w:tcBorders>
+              <w:top w:val="single" w:sz="4" w:space="0" w:color="000000"/>
+              <w:left w:val="single" w:sz="4" w:space="0" w:color="000000"/>
+              <w:bottom w:val="single" w:sz="4" w:space="0" w:color="000000"/>
+              <w:right w:val="single" w:sz="4" w:space="0" w:color="000000"/>
+            </w:tcBorders>
+          </w:tcPr>
+          <w:p>
+            <w:pPr>
+              <w:pStyle w:val="TableParagraph"/>
+              <w:spacing w:before="43"/>
+              <w:ind w:left="33" w:right="4"/>
+              <w:jc w:val="center"/>
+              <w:rPr>
+                <w:rFonts w:ascii="Arial" w:hAnsi="Arial" w:cs="Arial"/>
+                <w:b/>
+                <w:color w:val="001F60"/>
+                <w:spacing w:val="-5"/>
+                <w:sz w:val="13"/>
+              </w:rPr>
+            </w:pPr>
+            <w:r>
+              <w:rPr>
+                <w:rFonts w:ascii="Arial" w:hAnsi="Arial" w:cs="Arial"/>
+                <w:b/>
+                <w:color w:val="001F60"/>
+                <w:spacing w:val="-5"/>
+                <w:sz w:val="13"/>
+              </w:rPr>
+              <w:t>${u5_7}</w:t>
+            </w:r>
+          </w:p>
+        </w:tc>
+        <w:tc>
+          <w:tcPr>
+            <w:tcW w:w="349" w:type="dxa"/>
+            <w:tcBorders>
+              <w:top w:val="single" w:sz="4" w:space="0" w:color="000000"/>
+              <w:left w:val="single" w:sz="4" w:space="0" w:color="000000"/>
+              <w:bottom w:val="single" w:sz="4" w:space="0" w:color="000000"/>
+              <w:right w:val="single" w:sz="4" w:space="0" w:color="000000"/>
+            </w:tcBorders>
+          </w:tcPr>
+          <w:p>
+            <w:pPr>
+              <w:pStyle w:val="TableParagraph"/>
+              <w:spacing w:before="43"/>
+              <w:ind w:left="33" w:right="4"/>
+              <w:jc w:val="center"/>
+              <w:rPr>
+                <w:rFonts w:ascii="Arial" w:hAnsi="Arial" w:cs="Arial"/>
+                <w:b/>
+                <w:color w:val="001F60"/>
+                <w:spacing w:val="-5"/>
+                <w:sz w:val="13"/>
+              </w:rPr>
+            </w:pPr>
+            <w:r>
+              <w:rPr>
+                <w:rFonts w:ascii="Arial" w:hAnsi="Arial" w:cs="Arial"/>
+                <w:b/>
+                <w:color w:val="001F60"/>
+                <w:spacing w:val="-5"/>
+                <w:sz w:val="13"/>
+              </w:rPr>
+              <w:t>${u6</w:t>
+            </w:r>
+            <w:r>
+              <w:rPr>
+                <w:rFonts w:ascii="Arial" w:hAnsi="Arial" w:cs="Arial"/>
+                <w:b/>
+                <w:color w:val="001F60"/>
+                <w:spacing w:val="-5"/>
+                <w:sz w:val="13"/>
+              </w:rPr>
+              <w:br/>
+              <w:t>_7}</w:t>
+            </w:r>
+          </w:p>
+        </w:tc>
+        <w:tc>
+          <w:tcPr>
+            <w:tcW w:w="349" w:type="dxa"/>
+            <w:tcBorders>
+              <w:top w:val="single" w:sz="4" w:space="0" w:color="000000"/>
+              <w:left w:val="single" w:sz="4" w:space="0" w:color="000000"/>
+              <w:bottom w:val="single" w:sz="4" w:space="0" w:color="000000"/>
+              <w:right w:val="single" w:sz="4" w:space="0" w:color="000000"/>
+            </w:tcBorders>
+          </w:tcPr>
+          <w:p>
+            <w:pPr>
+              <w:pStyle w:val="TableParagraph"/>
+              <w:spacing w:before="43"/>
+              <w:ind w:left="33" w:right="4"/>
+              <w:jc w:val="center"/>
+              <w:rPr>
+                <w:rFonts w:ascii="Arial" w:hAnsi="Arial" w:cs="Arial"/>
+                <w:b/>
+                <w:color w:val="001F60"/>
+                <w:spacing w:val="-5"/>
+                <w:sz w:val="13"/>
+              </w:rPr>
+            </w:pPr>
+            <w:r>
+              <w:rPr>
+                <w:rFonts w:ascii="Arial" w:hAnsi="Arial" w:cs="Arial"/>
+                <w:b/>
+                <w:color w:val="001F60"/>
+                <w:spacing w:val="-5"/>
+                <w:sz w:val="13"/>
+              </w:rPr>
+              <w:t>${u7</w:t>
+            </w:r>
+            <w:r>
+              <w:rPr>
+                <w:rFonts w:ascii="Arial" w:hAnsi="Arial" w:cs="Arial"/>
+                <w:b/>
+                <w:color w:val="001F60"/>
+                <w:spacing w:val="-5"/>
+                <w:sz w:val="13"/>
+              </w:rPr>
+              <w:br/>
+              <w:t>_7}</w:t>
+            </w:r>
+          </w:p>
+        </w:tc>
+        <w:tc>
+          <w:tcPr>
+            <w:tcW w:w="349" w:type="dxa"/>
+            <w:tcBorders>
+              <w:top w:val="single" w:sz="4" w:space="0" w:color="000000"/>
+              <w:left w:val="single" w:sz="4" w:space="0" w:color="000000"/>
+              <w:bottom w:val="single" w:sz="4" w:space="0" w:color="000000"/>
+              <w:right w:val="single" w:sz="4" w:space="0" w:color="000000"/>
+            </w:tcBorders>
+          </w:tcPr>
+          <w:p>
+            <w:pPr>
+              <w:pStyle w:val="TableParagraph"/>
+              <w:spacing w:before="43"/>
+              <w:ind w:left="33" w:right="4"/>
+              <w:jc w:val="center"/>
+              <w:rPr>
+                <w:rFonts w:ascii="Arial" w:hAnsi="Arial" w:cs="Arial"/>
+                <w:b/>
+                <w:color w:val="001F60"/>
+                <w:spacing w:val="-5"/>
+                <w:sz w:val="13"/>
+              </w:rPr>
+            </w:pPr>
+            <w:r>
+              <w:rPr>
+                <w:rFonts w:ascii="Arial" w:hAnsi="Arial" w:cs="Arial"/>
+                <w:b/>
+                <w:color w:val="001F60"/>
+                <w:spacing w:val="-5"/>
+                <w:sz w:val="13"/>
+              </w:rPr>
+              <w:t>${u8</w:t>
+            </w:r>
+            <w:r>
+              <w:rPr>
+                <w:rFonts w:ascii="Arial" w:hAnsi="Arial" w:cs="Arial"/>
+                <w:b/>
+                <w:color w:val="001F60"/>
+                <w:spacing w:val="-5"/>
+                <w:sz w:val="13"/>
+              </w:rPr>
+              <w:br/>
+              <w:t>_7}</w:t>
+            </w:r>
+          </w:p>
+        </w:tc>
+        <w:tc>
+          <w:tcPr>
+            <w:tcW w:w="349" w:type="dxa"/>
+            <w:tcBorders>
+              <w:top w:val="single" w:sz="4" w:space="0" w:color="000000"/>
+              <w:left w:val="single" w:sz="4" w:space="0" w:color="000000"/>
+              <w:bottom w:val="single" w:sz="4" w:space="0" w:color="000000"/>
+              <w:right w:val="single" w:sz="4" w:space="0" w:color="000000"/>
+            </w:tcBorders>
+          </w:tcPr>
+          <w:p>
+            <w:pPr>
+              <w:pStyle w:val="TableParagraph"/>
+              <w:spacing w:before="43"/>
+              <w:ind w:left="33" w:right="4"/>
+              <w:jc w:val="center"/>
+              <w:rPr>
+                <w:rFonts w:ascii="Arial" w:hAnsi="Arial" w:cs="Arial"/>
+                <w:b/>
+                <w:color w:val="001F60"/>
+                <w:spacing w:val="-5"/>
+                <w:sz w:val="13"/>
+              </w:rPr>
+            </w:pPr>
+            <w:r>
+              <w:rPr>
+                <w:rFonts w:ascii="Arial" w:hAnsi="Arial" w:cs="Arial"/>
+                <w:b/>
+                <w:color w:val="001F60"/>
+                <w:spacing w:val="-5"/>
+                <w:sz w:val="13"/>
+              </w:rPr>
+              <w:t>${u9</w:t>
+            </w:r>
+            <w:r>
+              <w:rPr>
+                <w:rFonts w:ascii="Arial" w:hAnsi="Arial" w:cs="Arial"/>
+                <w:b/>
+                <w:color w:val="001F60"/>
+                <w:spacing w:val="-5"/>
+                <w:sz w:val="13"/>
+              </w:rPr>
+              <w:br/>
+              <w:t>_7}</w:t>
+            </w:r>
+          </w:p>
+        </w:tc>
+        <w:tc>
+          <w:tcPr>
+            <w:tcW w:w="349" w:type="dxa"/>
+            <w:tcBorders>
+              <w:top w:val="single" w:sz="4" w:space="0" w:color="000000"/>
+              <w:left w:val="single" w:sz="4" w:space="0" w:color="000000"/>
+              <w:bottom w:val="single" w:sz="4" w:space="0" w:color="000000"/>
+              <w:right w:val="single" w:sz="4" w:space="0" w:color="000000"/>
+            </w:tcBorders>
+          </w:tcPr>
+          <w:p>
+            <w:pPr>
+              <w:pStyle w:val="TableParagraph"/>
+              <w:spacing w:before="43"/>
+              <w:ind w:left="33" w:right="4"/>
+              <w:jc w:val="center"/>
+              <w:rPr>
+                <w:rFonts w:ascii="Arial" w:hAnsi="Arial" w:cs="Arial"/>
+                <w:b/>
+                <w:color w:val="001F60"/>
+                <w:spacing w:val="-5"/>
+                <w:sz w:val="13"/>
+              </w:rPr>
+            </w:pPr>
+            <w:r>
+              <w:rPr>
+                <w:rFonts w:ascii="Arial" w:hAnsi="Arial" w:cs="Arial"/>
+                <w:b/>
+                <w:color w:val="001F60"/>
+                <w:spacing w:val="-5"/>
+                <w:sz w:val="13"/>
+              </w:rPr>
+              <w:t>${u10</w:t>
+            </w:r>
+            <w:r>
+              <w:rPr>
+                <w:rFonts w:ascii="Arial" w:hAnsi="Arial" w:cs="Arial"/>
+                <w:b/>
+                <w:color w:val="001F60"/>
+                <w:spacing w:val="-5"/>
+                <w:sz w:val="13"/>
+              </w:rPr>
+              <w:br/>
+              <w:t>_7}</w:t>
+            </w:r>
+          </w:p>
+        </w:tc>
+        <w:tc>
+          <w:tcPr>
+            <w:tcW w:w="349" w:type="dxa"/>
+            <w:tcBorders>
+              <w:top w:val="single" w:sz="4" w:space="0" w:color="000000"/>
+              <w:left w:val="single" w:sz="4" w:space="0" w:color="000000"/>
+              <w:bottom w:val="single" w:sz="4" w:space="0" w:color="000000"/>
+              <w:right w:val="single" w:sz="4" w:space="0" w:color="000000"/>
+            </w:tcBorders>
+          </w:tcPr>
+          <w:p>
+            <w:pPr>
+              <w:pStyle w:val="TableParagraph"/>
+              <w:jc w:val="center"/>
+              <w:rPr>
+                <w:rFonts w:ascii="Arial" w:hAnsi="Arial" w:cs="Arial"/>
+                <w:sz w:val="10"/>
+              </w:rPr>
+            </w:pPr>
+          </w:p>
+        </w:tc>
+        <w:tc>
+          <w:tcPr>
+            <w:tcW w:w="469" w:type="dxa"/>
+            <w:tcBorders>
+              <w:top w:val="single" w:sz="4" w:space="0" w:color="000000"/>
+              <w:left w:val="single" w:sz="4" w:space="0" w:color="000000"/>
+              <w:bottom w:val="single" w:sz="4" w:space="0" w:color="000000"/>
+              <w:right w:val="single" w:sz="4" w:space="0" w:color="000000"/>
+            </w:tcBorders>
+            <w:shd w:val="clear" w:color="auto" w:fill="F2F2F2"/>
+          </w:tcPr>
+          <w:p>
+            <w:pPr>
+              <w:pStyle w:val="TableParagraph"/>
+              <w:spacing w:before="37"/>
+              <w:ind w:left="9"/>
+              <w:jc w:val="center"/>
+              <w:rPr>
+                <w:rFonts w:ascii="Arial" w:hAnsi="Arial" w:cs="Arial"/>
+                <w:b/>
+                <w:color w:val="001F60"/>
+                <w:spacing w:val="-5"/>
+                <w:sz w:val="13"/>
+              </w:rPr>
+            </w:pPr>
+            <w:r>
+              <w:rPr>
+                <w:rFonts w:ascii="Arial" w:hAnsi="Arial" w:cs="Arial"/>
+                <w:b/>
+                <w:color w:val="001F60"/>
+                <w:spacing w:val="-5"/>
+                <w:sz w:val="13"/>
+              </w:rPr>
+              <w:t>${logro_7}</w:t>
+            </w:r>
+          </w:p>
+        </w:tc>
+        <w:tc>
+          <w:tcPr>
+            <w:tcW w:w="469" w:type="dxa"/>
+            <w:tcBorders>
+              <w:top w:val="single" w:sz="4" w:space="0" w:color="000000"/>
+              <w:left w:val="single" w:sz="4" w:space="0" w:color="000000"/>
+              <w:bottom w:val="single" w:sz="4" w:space="0" w:color="000000"/>
+              <w:right w:val="single" w:sz="4" w:space="0" w:color="000000"/>
+            </w:tcBorders>
+          </w:tcPr>
+          <w:p>
+            <w:pPr>
+              <w:pStyle w:val="TableParagraph"/>
+              <w:spacing w:before="37"/>
+              <w:ind w:left="9" w:right="2"/>
+              <w:jc w:val="center"/>
+              <w:rPr>
+                <w:rFonts w:ascii="Arial" w:hAnsi="Arial" w:cs="Arial"/>
+                <w:spacing w:val="-5"/>
+                <w:sz w:val="13"/>
+              </w:rPr>
+            </w:pPr>
+            <w:r>
+              <w:rPr>
+                <w:rFonts w:ascii="Arial" w:hAnsi="Arial" w:cs="Arial"/>
+                <w:spacing w:val="-5"/>
+                <w:sz w:val="13"/>
+              </w:rPr>
+              <w:t>${aprob_7}</w:t>
+            </w:r>
+          </w:p>
+        </w:tc>
+        <w:tc>
+          <w:tcPr>
+            <w:tcW w:w="409" w:type="dxa"/>
+            <w:tcBorders>
+              <w:top w:val="single" w:sz="4" w:space="0" w:color="000000"/>
+              <w:left w:val="single" w:sz="4" w:space="0" w:color="000000"/>
+              <w:bottom w:val="single" w:sz="4" w:space="0" w:color="000000"/>
+              <w:right w:val="single" w:sz="4" w:space="0" w:color="000000"/>
+            </w:tcBorders>
+          </w:tcPr>
+          <w:p>
+            <w:pPr>
+              <w:pStyle w:val="TableParagraph"/>
+              <w:spacing w:before="37"/>
+              <w:ind w:left="9" w:right="2"/>
+              <w:jc w:val="center"/>
+              <w:rPr>
+                <w:rFonts w:ascii="Arial" w:hAnsi="Arial" w:cs="Arial"/>
+                <w:spacing w:val="-5"/>
+                <w:sz w:val="13"/>
+              </w:rPr>
+            </w:pPr>
+            <w:r>
+              <w:rPr>
+                <w:rFonts w:ascii="Arial" w:hAnsi="Arial" w:cs="Arial"/>
+                <w:spacing w:val="-5"/>
+                <w:sz w:val="13"/>
+              </w:rPr>
+              <w:t>${desap_7}</w:t>
             </w:r>
           </w:p>
         </w:tc>
@@ -10709,7 +10513,7 @@
                 <w:spacing w:val="-10"/>
                 <w:sz w:val="10"/>
               </w:rPr>
-              <w:t>7</w:t>
+              <w:t>8</w:t>
             </w:r>
           </w:p>
         </w:tc>
@@ -10739,7 +10543,7 @@
                 <w:rFonts w:ascii="Arial" w:hAnsi="Arial" w:cs="Arial"/>
                 <w:sz w:val="13"/>
               </w:rPr>
-              <w:t>${cod_7}</w:t>
+              <w:t>${cod_8}</w:t>
             </w:r>
           </w:p>
         </w:tc>
@@ -10769,7 +10573,7 @@
                 <w:rFonts w:ascii="Arial" w:hAnsi="Arial" w:cs="Arial"/>
                 <w:sz w:val="13"/>
               </w:rPr>
-              <w:t>${nom_7}</w:t>
+              <w:t>${nom_8}</w:t>
             </w:r>
           </w:p>
         </w:tc>
@@ -10805,27 +10609,7 @@
                 <w:spacing w:val="-5"/>
                 <w:sz w:val="13"/>
               </w:rPr>
-              <w:t>${u1_</w:t>
-            </w:r>
-            <w:r>
-              <w:rPr>
-                <w:rFonts w:ascii="Arial" w:hAnsi="Arial" w:cs="Arial"/>
-                <w:b/>
-                <w:color w:val="001F60"/>
-                <w:spacing w:val="-5"/>
-                <w:sz w:val="13"/>
-              </w:rPr>
-              <w:t>7</w:t>
-            </w:r>
-            <w:r>
-              <w:rPr>
-                <w:rFonts w:ascii="Arial" w:hAnsi="Arial" w:cs="Arial"/>
-                <w:b/>
-                <w:color w:val="001F60"/>
-                <w:spacing w:val="-5"/>
-                <w:sz w:val="13"/>
-              </w:rPr>
-              <w:t>}</w:t>
+              <w:t>${u1_8}</w:t>
             </w:r>
           </w:p>
         </w:tc>
@@ -10861,27 +10645,7 @@
                 <w:spacing w:val="-5"/>
                 <w:sz w:val="13"/>
               </w:rPr>
-              <w:t>${u2_</w:t>
-            </w:r>
-            <w:r>
-              <w:rPr>
-                <w:rFonts w:ascii="Arial" w:hAnsi="Arial" w:cs="Arial"/>
-                <w:b/>
-                <w:color w:val="001F60"/>
-                <w:spacing w:val="-5"/>
-                <w:sz w:val="13"/>
-              </w:rPr>
-              <w:t>7</w:t>
-            </w:r>
-            <w:r>
-              <w:rPr>
-                <w:rFonts w:ascii="Arial" w:hAnsi="Arial" w:cs="Arial"/>
-                <w:b/>
-                <w:color w:val="001F60"/>
-                <w:spacing w:val="-5"/>
-                <w:sz w:val="13"/>
-              </w:rPr>
-              <w:t>}</w:t>
+              <w:t>${u2_8}</w:t>
             </w:r>
           </w:p>
         </w:tc>
@@ -10917,27 +10681,7 @@
                 <w:spacing w:val="-5"/>
                 <w:sz w:val="13"/>
               </w:rPr>
-              <w:t>${u3_</w:t>
-            </w:r>
-            <w:r>
-              <w:rPr>
-                <w:rFonts w:ascii="Arial" w:hAnsi="Arial" w:cs="Arial"/>
-                <w:b/>
-                <w:color w:val="001F60"/>
-                <w:spacing w:val="-5"/>
-                <w:sz w:val="13"/>
-              </w:rPr>
-              <w:t>7</w:t>
-            </w:r>
-            <w:r>
-              <w:rPr>
-                <w:rFonts w:ascii="Arial" w:hAnsi="Arial" w:cs="Arial"/>
-                <w:b/>
-                <w:color w:val="001F60"/>
-                <w:spacing w:val="-5"/>
-                <w:sz w:val="13"/>
-              </w:rPr>
-              <w:t>}</w:t>
+              <w:t>${u3_8}</w:t>
             </w:r>
           </w:p>
         </w:tc>
@@ -10973,27 +10717,7 @@
                 <w:spacing w:val="-5"/>
                 <w:sz w:val="13"/>
               </w:rPr>
-              <w:t>${u4_</w:t>
-            </w:r>
-            <w:r>
-              <w:rPr>
-                <w:rFonts w:ascii="Arial" w:hAnsi="Arial" w:cs="Arial"/>
-                <w:b/>
-                <w:color w:val="001F60"/>
-                <w:spacing w:val="-5"/>
-                <w:sz w:val="13"/>
-              </w:rPr>
-              <w:t>7</w:t>
-            </w:r>
-            <w:r>
-              <w:rPr>
-                <w:rFonts w:ascii="Arial" w:hAnsi="Arial" w:cs="Arial"/>
-                <w:b/>
-                <w:color w:val="001F60"/>
-                <w:spacing w:val="-5"/>
-                <w:sz w:val="13"/>
-              </w:rPr>
-              <w:t>}</w:t>
+              <w:t>${u4_8}</w:t>
             </w:r>
           </w:p>
         </w:tc>
@@ -11029,27 +10753,7 @@
                 <w:spacing w:val="-5"/>
                 <w:sz w:val="13"/>
               </w:rPr>
-              <w:t>${u5_</w:t>
-            </w:r>
-            <w:r>
-              <w:rPr>
-                <w:rFonts w:ascii="Arial" w:hAnsi="Arial" w:cs="Arial"/>
-                <w:b/>
-                <w:color w:val="001F60"/>
-                <w:spacing w:val="-5"/>
-                <w:sz w:val="13"/>
-              </w:rPr>
-              <w:t>7</w:t>
-            </w:r>
-            <w:r>
-              <w:rPr>
-                <w:rFonts w:ascii="Arial" w:hAnsi="Arial" w:cs="Arial"/>
-                <w:b/>
-                <w:color w:val="001F60"/>
-                <w:spacing w:val="-5"/>
-                <w:sz w:val="13"/>
-              </w:rPr>
-              <w:t>}</w:t>
+              <w:t>${u5_8}</w:t>
             </w:r>
           </w:p>
         </w:tc>
@@ -11096,27 +10800,7 @@
                 <w:sz w:val="13"/>
               </w:rPr>
               <w:br/>
-              <w:t>_</w:t>
-            </w:r>
-            <w:r>
-              <w:rPr>
-                <w:rFonts w:ascii="Arial" w:hAnsi="Arial" w:cs="Arial"/>
-                <w:b/>
-                <w:color w:val="001F60"/>
-                <w:spacing w:val="-5"/>
-                <w:sz w:val="13"/>
-              </w:rPr>
-              <w:t>7</w:t>
-            </w:r>
-            <w:r>
-              <w:rPr>
-                <w:rFonts w:ascii="Arial" w:hAnsi="Arial" w:cs="Arial"/>
-                <w:b/>
-                <w:color w:val="001F60"/>
-                <w:spacing w:val="-5"/>
-                <w:sz w:val="13"/>
-              </w:rPr>
-              <w:t>}</w:t>
+              <w:t>_8}</w:t>
             </w:r>
           </w:p>
         </w:tc>
@@ -11163,27 +10847,7 @@
                 <w:sz w:val="13"/>
               </w:rPr>
               <w:br/>
-              <w:t>_</w:t>
-            </w:r>
-            <w:r>
-              <w:rPr>
-                <w:rFonts w:ascii="Arial" w:hAnsi="Arial" w:cs="Arial"/>
-                <w:b/>
-                <w:color w:val="001F60"/>
-                <w:spacing w:val="-5"/>
-                <w:sz w:val="13"/>
-              </w:rPr>
-              <w:t>7</w:t>
-            </w:r>
-            <w:r>
-              <w:rPr>
-                <w:rFonts w:ascii="Arial" w:hAnsi="Arial" w:cs="Arial"/>
-                <w:b/>
-                <w:color w:val="001F60"/>
-                <w:spacing w:val="-5"/>
-                <w:sz w:val="13"/>
-              </w:rPr>
-              <w:t>}</w:t>
+              <w:t>_8}</w:t>
             </w:r>
           </w:p>
         </w:tc>
@@ -11230,27 +10894,7 @@
                 <w:sz w:val="13"/>
               </w:rPr>
               <w:br/>
-              <w:t>_</w:t>
-            </w:r>
-            <w:r>
-              <w:rPr>
-                <w:rFonts w:ascii="Arial" w:hAnsi="Arial" w:cs="Arial"/>
-                <w:b/>
-                <w:color w:val="001F60"/>
-                <w:spacing w:val="-5"/>
-                <w:sz w:val="13"/>
-              </w:rPr>
-              <w:t>7</w:t>
-            </w:r>
-            <w:r>
-              <w:rPr>
-                <w:rFonts w:ascii="Arial" w:hAnsi="Arial" w:cs="Arial"/>
-                <w:b/>
-                <w:color w:val="001F60"/>
-                <w:spacing w:val="-5"/>
-                <w:sz w:val="13"/>
-              </w:rPr>
-              <w:t>}</w:t>
+              <w:t>_8}</w:t>
             </w:r>
           </w:p>
         </w:tc>
@@ -11297,27 +10941,7 @@
                 <w:sz w:val="13"/>
               </w:rPr>
               <w:br/>
-              <w:t>_</w:t>
-            </w:r>
-            <w:r>
-              <w:rPr>
-                <w:rFonts w:ascii="Arial" w:hAnsi="Arial" w:cs="Arial"/>
-                <w:b/>
-                <w:color w:val="001F60"/>
-                <w:spacing w:val="-5"/>
-                <w:sz w:val="13"/>
-              </w:rPr>
-              <w:t>7</w:t>
-            </w:r>
-            <w:r>
-              <w:rPr>
-                <w:rFonts w:ascii="Arial" w:hAnsi="Arial" w:cs="Arial"/>
-                <w:b/>
-                <w:color w:val="001F60"/>
-                <w:spacing w:val="-5"/>
-                <w:sz w:val="13"/>
-              </w:rPr>
-              <w:t>}</w:t>
+              <w:t>_8}</w:t>
             </w:r>
           </w:p>
         </w:tc>
@@ -11364,27 +10988,7 @@
                 <w:sz w:val="13"/>
               </w:rPr>
               <w:br/>
-              <w:t>_</w:t>
-            </w:r>
-            <w:r>
-              <w:rPr>
-                <w:rFonts w:ascii="Arial" w:hAnsi="Arial" w:cs="Arial"/>
-                <w:b/>
-                <w:color w:val="001F60"/>
-                <w:spacing w:val="-5"/>
-                <w:sz w:val="13"/>
-              </w:rPr>
-              <w:t>7</w:t>
-            </w:r>
-            <w:r>
-              <w:rPr>
-                <w:rFonts w:ascii="Arial" w:hAnsi="Arial" w:cs="Arial"/>
-                <w:b/>
-                <w:color w:val="001F60"/>
-                <w:spacing w:val="-5"/>
-                <w:sz w:val="13"/>
-              </w:rPr>
-              <w:t>}</w:t>
+              <w:t>_8}</w:t>
             </w:r>
           </w:p>
         </w:tc>
@@ -11401,6 +11005,7 @@
           <w:p>
             <w:pPr>
               <w:pStyle w:val="TableParagraph"/>
+              <w:jc w:val="center"/>
               <w:rPr>
                 <w:rFonts w:ascii="Arial" w:hAnsi="Arial" w:cs="Arial"/>
                 <w:sz w:val="10"/>
@@ -11441,27 +11046,7 @@
                 <w:spacing w:val="-5"/>
                 <w:sz w:val="13"/>
               </w:rPr>
-              <w:t>${logro_</w:t>
-            </w:r>
-            <w:r>
-              <w:rPr>
-                <w:rFonts w:ascii="Arial" w:hAnsi="Arial" w:cs="Arial"/>
-                <w:b/>
-                <w:color w:val="001F60"/>
-                <w:spacing w:val="-5"/>
-                <w:sz w:val="13"/>
-              </w:rPr>
-              <w:t>7</w:t>
-            </w:r>
-            <w:r>
-              <w:rPr>
-                <w:rFonts w:ascii="Arial" w:hAnsi="Arial" w:cs="Arial"/>
-                <w:b/>
-                <w:color w:val="001F60"/>
-                <w:spacing w:val="-5"/>
-                <w:sz w:val="13"/>
-              </w:rPr>
-              <w:t>}</w:t>
+              <w:t>${logro_8}</w:t>
             </w:r>
           </w:p>
         </w:tc>
@@ -11493,23 +11078,7 @@
                 <w:spacing w:val="-5"/>
                 <w:sz w:val="13"/>
               </w:rPr>
-              <w:t>${aprob_</w:t>
-            </w:r>
-            <w:r>
-              <w:rPr>
-                <w:rFonts w:ascii="Arial" w:hAnsi="Arial" w:cs="Arial"/>
-                <w:spacing w:val="-5"/>
-                <w:sz w:val="13"/>
-              </w:rPr>
-              <w:t>7</w:t>
-            </w:r>
-            <w:r>
-              <w:rPr>
-                <w:rFonts w:ascii="Arial" w:hAnsi="Arial" w:cs="Arial"/>
-                <w:spacing w:val="-5"/>
-                <w:sz w:val="13"/>
-              </w:rPr>
-              <w:t>}</w:t>
+              <w:t>${aprob_8}</w:t>
             </w:r>
           </w:p>
         </w:tc>
@@ -11541,23 +11110,7 @@
                 <w:spacing w:val="-5"/>
                 <w:sz w:val="13"/>
               </w:rPr>
-              <w:t>${desap_</w:t>
-            </w:r>
-            <w:r>
-              <w:rPr>
-                <w:rFonts w:ascii="Arial" w:hAnsi="Arial" w:cs="Arial"/>
-                <w:spacing w:val="-5"/>
-                <w:sz w:val="13"/>
-              </w:rPr>
-              <w:t>7</w:t>
-            </w:r>
-            <w:r>
-              <w:rPr>
-                <w:rFonts w:ascii="Arial" w:hAnsi="Arial" w:cs="Arial"/>
-                <w:spacing w:val="-5"/>
-                <w:sz w:val="13"/>
-              </w:rPr>
-              <w:t>}</w:t>
+              <w:t>${desap_8}</w:t>
             </w:r>
           </w:p>
         </w:tc>
@@ -11610,7 +11163,7 @@
                 <w:spacing w:val="-10"/>
                 <w:sz w:val="10"/>
               </w:rPr>
-              <w:t>8</w:t>
+              <w:t>9</w:t>
             </w:r>
           </w:p>
         </w:tc>
@@ -11640,7 +11193,7 @@
                 <w:rFonts w:ascii="Arial" w:hAnsi="Arial" w:cs="Arial"/>
                 <w:sz w:val="13"/>
               </w:rPr>
-              <w:t>${cod_8}</w:t>
+              <w:t>${cod_9}</w:t>
             </w:r>
           </w:p>
         </w:tc>
@@ -11670,7 +11223,7 @@
                 <w:rFonts w:ascii="Arial" w:hAnsi="Arial" w:cs="Arial"/>
                 <w:sz w:val="13"/>
               </w:rPr>
-              <w:t>${nom_8}</w:t>
+              <w:t>${nom_9}</w:t>
             </w:r>
           </w:p>
         </w:tc>
@@ -11706,27 +11259,7 @@
                 <w:spacing w:val="-5"/>
                 <w:sz w:val="13"/>
               </w:rPr>
-              <w:t>${u1_</w:t>
-            </w:r>
-            <w:r>
-              <w:rPr>
-                <w:rFonts w:ascii="Arial" w:hAnsi="Arial" w:cs="Arial"/>
-                <w:b/>
-                <w:color w:val="001F60"/>
-                <w:spacing w:val="-5"/>
-                <w:sz w:val="13"/>
-              </w:rPr>
-              <w:t>8</w:t>
-            </w:r>
-            <w:r>
-              <w:rPr>
-                <w:rFonts w:ascii="Arial" w:hAnsi="Arial" w:cs="Arial"/>
-                <w:b/>
-                <w:color w:val="001F60"/>
-                <w:spacing w:val="-5"/>
-                <w:sz w:val="13"/>
-              </w:rPr>
-              <w:t>}</w:t>
+              <w:t>${u1_9}</w:t>
             </w:r>
           </w:p>
         </w:tc>
@@ -11762,27 +11295,7 @@
                 <w:spacing w:val="-5"/>
                 <w:sz w:val="13"/>
               </w:rPr>
-              <w:t>${u2_</w:t>
-            </w:r>
-            <w:r>
-              <w:rPr>
-                <w:rFonts w:ascii="Arial" w:hAnsi="Arial" w:cs="Arial"/>
-                <w:b/>
-                <w:color w:val="001F60"/>
-                <w:spacing w:val="-5"/>
-                <w:sz w:val="13"/>
-              </w:rPr>
-              <w:t>8</w:t>
-            </w:r>
-            <w:r>
-              <w:rPr>
-                <w:rFonts w:ascii="Arial" w:hAnsi="Arial" w:cs="Arial"/>
-                <w:b/>
-                <w:color w:val="001F60"/>
-                <w:spacing w:val="-5"/>
-                <w:sz w:val="13"/>
-              </w:rPr>
-              <w:t>}</w:t>
+              <w:t>${u2_9}</w:t>
             </w:r>
           </w:p>
         </w:tc>
@@ -11818,27 +11331,7 @@
                 <w:spacing w:val="-5"/>
                 <w:sz w:val="13"/>
               </w:rPr>
-              <w:t>${u3_</w:t>
-            </w:r>
-            <w:r>
-              <w:rPr>
-                <w:rFonts w:ascii="Arial" w:hAnsi="Arial" w:cs="Arial"/>
-                <w:b/>
-                <w:color w:val="001F60"/>
-                <w:spacing w:val="-5"/>
-                <w:sz w:val="13"/>
-              </w:rPr>
-              <w:t>8</w:t>
-            </w:r>
-            <w:r>
-              <w:rPr>
-                <w:rFonts w:ascii="Arial" w:hAnsi="Arial" w:cs="Arial"/>
-                <w:b/>
-                <w:color w:val="001F60"/>
-                <w:spacing w:val="-5"/>
-                <w:sz w:val="13"/>
-              </w:rPr>
-              <w:t>}</w:t>
+              <w:t>${u3_9}</w:t>
             </w:r>
           </w:p>
         </w:tc>
@@ -11874,27 +11367,7 @@
                 <w:spacing w:val="-5"/>
                 <w:sz w:val="13"/>
               </w:rPr>
-              <w:t>${u4_</w:t>
-            </w:r>
-            <w:r>
-              <w:rPr>
-                <w:rFonts w:ascii="Arial" w:hAnsi="Arial" w:cs="Arial"/>
-                <w:b/>
-                <w:color w:val="001F60"/>
-                <w:spacing w:val="-5"/>
-                <w:sz w:val="13"/>
-              </w:rPr>
-              <w:t>8</w:t>
-            </w:r>
-            <w:r>
-              <w:rPr>
-                <w:rFonts w:ascii="Arial" w:hAnsi="Arial" w:cs="Arial"/>
-                <w:b/>
-                <w:color w:val="001F60"/>
-                <w:spacing w:val="-5"/>
-                <w:sz w:val="13"/>
-              </w:rPr>
-              <w:t>}</w:t>
+              <w:t>${u4_9}</w:t>
             </w:r>
           </w:p>
         </w:tc>
@@ -11930,27 +11403,7 @@
                 <w:spacing w:val="-5"/>
                 <w:sz w:val="13"/>
               </w:rPr>
-              <w:t>${u5_</w:t>
-            </w:r>
-            <w:r>
-              <w:rPr>
-                <w:rFonts w:ascii="Arial" w:hAnsi="Arial" w:cs="Arial"/>
-                <w:b/>
-                <w:color w:val="001F60"/>
-                <w:spacing w:val="-5"/>
-                <w:sz w:val="13"/>
-              </w:rPr>
-              <w:t>8</w:t>
-            </w:r>
-            <w:r>
-              <w:rPr>
-                <w:rFonts w:ascii="Arial" w:hAnsi="Arial" w:cs="Arial"/>
-                <w:b/>
-                <w:color w:val="001F60"/>
-                <w:spacing w:val="-5"/>
-                <w:sz w:val="13"/>
-              </w:rPr>
-              <w:t>}</w:t>
+              <w:t>${u5_9}</w:t>
             </w:r>
           </w:p>
         </w:tc>
@@ -11997,27 +11450,7 @@
                 <w:sz w:val="13"/>
               </w:rPr>
               <w:br/>
-              <w:t>_</w:t>
-            </w:r>
-            <w:r>
-              <w:rPr>
-                <w:rFonts w:ascii="Arial" w:hAnsi="Arial" w:cs="Arial"/>
-                <w:b/>
-                <w:color w:val="001F60"/>
-                <w:spacing w:val="-5"/>
-                <w:sz w:val="13"/>
-              </w:rPr>
-              <w:t>8</w:t>
-            </w:r>
-            <w:r>
-              <w:rPr>
-                <w:rFonts w:ascii="Arial" w:hAnsi="Arial" w:cs="Arial"/>
-                <w:b/>
-                <w:color w:val="001F60"/>
-                <w:spacing w:val="-5"/>
-                <w:sz w:val="13"/>
-              </w:rPr>
-              <w:t>}</w:t>
+              <w:t>_9}</w:t>
             </w:r>
           </w:p>
         </w:tc>
@@ -12064,27 +11497,7 @@
                 <w:sz w:val="13"/>
               </w:rPr>
               <w:br/>
-              <w:t>_</w:t>
-            </w:r>
-            <w:r>
-              <w:rPr>
-                <w:rFonts w:ascii="Arial" w:hAnsi="Arial" w:cs="Arial"/>
-                <w:b/>
-                <w:color w:val="001F60"/>
-                <w:spacing w:val="-5"/>
-                <w:sz w:val="13"/>
-              </w:rPr>
-              <w:t>8</w:t>
-            </w:r>
-            <w:r>
-              <w:rPr>
-                <w:rFonts w:ascii="Arial" w:hAnsi="Arial" w:cs="Arial"/>
-                <w:b/>
-                <w:color w:val="001F60"/>
-                <w:spacing w:val="-5"/>
-                <w:sz w:val="13"/>
-              </w:rPr>
-              <w:t>}</w:t>
+              <w:t>_9}</w:t>
             </w:r>
           </w:p>
         </w:tc>
@@ -12131,27 +11544,7 @@
                 <w:sz w:val="13"/>
               </w:rPr>
               <w:br/>
-              <w:t>_</w:t>
-            </w:r>
-            <w:r>
-              <w:rPr>
-                <w:rFonts w:ascii="Arial" w:hAnsi="Arial" w:cs="Arial"/>
-                <w:b/>
-                <w:color w:val="001F60"/>
-                <w:spacing w:val="-5"/>
-                <w:sz w:val="13"/>
-              </w:rPr>
-              <w:t>8</w:t>
-            </w:r>
-            <w:r>
-              <w:rPr>
-                <w:rFonts w:ascii="Arial" w:hAnsi="Arial" w:cs="Arial"/>
-                <w:b/>
-                <w:color w:val="001F60"/>
-                <w:spacing w:val="-5"/>
-                <w:sz w:val="13"/>
-              </w:rPr>
-              <w:t>}</w:t>
+              <w:t>_9}</w:t>
             </w:r>
           </w:p>
         </w:tc>
@@ -12198,27 +11591,7 @@
                 <w:sz w:val="13"/>
               </w:rPr>
               <w:br/>
-              <w:t>_</w:t>
-            </w:r>
-            <w:r>
-              <w:rPr>
-                <w:rFonts w:ascii="Arial" w:hAnsi="Arial" w:cs="Arial"/>
-                <w:b/>
-                <w:color w:val="001F60"/>
-                <w:spacing w:val="-5"/>
-                <w:sz w:val="13"/>
-              </w:rPr>
-              <w:t>8</w:t>
-            </w:r>
-            <w:r>
-              <w:rPr>
-                <w:rFonts w:ascii="Arial" w:hAnsi="Arial" w:cs="Arial"/>
-                <w:b/>
-                <w:color w:val="001F60"/>
-                <w:spacing w:val="-5"/>
-                <w:sz w:val="13"/>
-              </w:rPr>
-              <w:t>}</w:t>
+              <w:t>_9}</w:t>
             </w:r>
           </w:p>
         </w:tc>
@@ -12265,27 +11638,7 @@
                 <w:sz w:val="13"/>
               </w:rPr>
               <w:br/>
-              <w:t>_</w:t>
-            </w:r>
-            <w:r>
-              <w:rPr>
-                <w:rFonts w:ascii="Arial" w:hAnsi="Arial" w:cs="Arial"/>
-                <w:b/>
-                <w:color w:val="001F60"/>
-                <w:spacing w:val="-5"/>
-                <w:sz w:val="13"/>
-              </w:rPr>
-              <w:t>8</w:t>
-            </w:r>
-            <w:r>
-              <w:rPr>
-                <w:rFonts w:ascii="Arial" w:hAnsi="Arial" w:cs="Arial"/>
-                <w:b/>
-                <w:color w:val="001F60"/>
-                <w:spacing w:val="-5"/>
-                <w:sz w:val="13"/>
-              </w:rPr>
-              <w:t>}</w:t>
+              <w:t>_9}</w:t>
             </w:r>
           </w:p>
         </w:tc>
@@ -12302,6 +11655,7 @@
           <w:p>
             <w:pPr>
               <w:pStyle w:val="TableParagraph"/>
+              <w:jc w:val="center"/>
               <w:rPr>
                 <w:rFonts w:ascii="Arial" w:hAnsi="Arial" w:cs="Arial"/>
                 <w:sz w:val="10"/>
@@ -12342,27 +11696,7 @@
                 <w:spacing w:val="-5"/>
                 <w:sz w:val="13"/>
               </w:rPr>
-              <w:t>${logro_</w:t>
-            </w:r>
-            <w:r>
-              <w:rPr>
-                <w:rFonts w:ascii="Arial" w:hAnsi="Arial" w:cs="Arial"/>
-                <w:b/>
-                <w:color w:val="001F60"/>
-                <w:spacing w:val="-5"/>
-                <w:sz w:val="13"/>
-              </w:rPr>
-              <w:t>8</w:t>
-            </w:r>
-            <w:r>
-              <w:rPr>
-                <w:rFonts w:ascii="Arial" w:hAnsi="Arial" w:cs="Arial"/>
-                <w:b/>
-                <w:color w:val="001F60"/>
-                <w:spacing w:val="-5"/>
-                <w:sz w:val="13"/>
-              </w:rPr>
-              <w:t>}</w:t>
+              <w:t>${logro_9}</w:t>
             </w:r>
           </w:p>
         </w:tc>
@@ -12394,23 +11728,7 @@
                 <w:spacing w:val="-5"/>
                 <w:sz w:val="13"/>
               </w:rPr>
-              <w:t>${aprob_</w:t>
-            </w:r>
-            <w:r>
-              <w:rPr>
-                <w:rFonts w:ascii="Arial" w:hAnsi="Arial" w:cs="Arial"/>
-                <w:spacing w:val="-5"/>
-                <w:sz w:val="13"/>
-              </w:rPr>
-              <w:t>8</w:t>
-            </w:r>
-            <w:r>
-              <w:rPr>
-                <w:rFonts w:ascii="Arial" w:hAnsi="Arial" w:cs="Arial"/>
-                <w:spacing w:val="-5"/>
-                <w:sz w:val="13"/>
-              </w:rPr>
-              <w:t>}</w:t>
+              <w:t>${aprob_9}</w:t>
             </w:r>
           </w:p>
         </w:tc>
@@ -12442,23 +11760,7 @@
                 <w:spacing w:val="-5"/>
                 <w:sz w:val="13"/>
               </w:rPr>
-              <w:t>${desap_</w:t>
-            </w:r>
-            <w:r>
-              <w:rPr>
-                <w:rFonts w:ascii="Arial" w:hAnsi="Arial" w:cs="Arial"/>
-                <w:spacing w:val="-5"/>
-                <w:sz w:val="13"/>
-              </w:rPr>
-              <w:t>8</w:t>
-            </w:r>
-            <w:r>
-              <w:rPr>
-                <w:rFonts w:ascii="Arial" w:hAnsi="Arial" w:cs="Arial"/>
-                <w:spacing w:val="-5"/>
-                <w:sz w:val="13"/>
-              </w:rPr>
-              <w:t>}</w:t>
+              <w:t>${desap_9}</w:t>
             </w:r>
           </w:p>
         </w:tc>
@@ -12500,7 +11802,7 @@
             <w:pPr>
               <w:pStyle w:val="TableParagraph"/>
               <w:spacing w:before="62"/>
-              <w:ind w:left="30" w:right="2"/>
+              <w:ind w:left="30"/>
               <w:jc w:val="center"/>
               <w:rPr>
                 <w:sz w:val="10"/>
@@ -12511,7 +11813,7 @@
                 <w:spacing w:val="-10"/>
                 <w:sz w:val="10"/>
               </w:rPr>
-              <w:t>9</w:t>
+              <w:t>10</w:t>
             </w:r>
           </w:p>
         </w:tc>
@@ -12541,7 +11843,7 @@
                 <w:rFonts w:ascii="Arial" w:hAnsi="Arial" w:cs="Arial"/>
                 <w:sz w:val="13"/>
               </w:rPr>
-              <w:t>${cod_9}</w:t>
+              <w:t>${cod_10}</w:t>
             </w:r>
           </w:p>
         </w:tc>
@@ -12571,7 +11873,7 @@
                 <w:rFonts w:ascii="Arial" w:hAnsi="Arial" w:cs="Arial"/>
                 <w:sz w:val="13"/>
               </w:rPr>
-              <w:t>${nom_9}</w:t>
+              <w:t>${nom_10}</w:t>
             </w:r>
           </w:p>
         </w:tc>
@@ -12607,27 +11909,7 @@
                 <w:spacing w:val="-5"/>
                 <w:sz w:val="13"/>
               </w:rPr>
-              <w:t>${u1_</w:t>
-            </w:r>
-            <w:r>
-              <w:rPr>
-                <w:rFonts w:ascii="Arial" w:hAnsi="Arial" w:cs="Arial"/>
-                <w:b/>
-                <w:color w:val="001F60"/>
-                <w:spacing w:val="-5"/>
-                <w:sz w:val="13"/>
-              </w:rPr>
-              <w:t>9</w:t>
-            </w:r>
-            <w:r>
-              <w:rPr>
-                <w:rFonts w:ascii="Arial" w:hAnsi="Arial" w:cs="Arial"/>
-                <w:b/>
-                <w:color w:val="001F60"/>
-                <w:spacing w:val="-5"/>
-                <w:sz w:val="13"/>
-              </w:rPr>
-              <w:t>}</w:t>
+              <w:t>${u1_10}</w:t>
             </w:r>
           </w:p>
         </w:tc>
@@ -12663,27 +11945,7 @@
                 <w:spacing w:val="-5"/>
                 <w:sz w:val="13"/>
               </w:rPr>
-              <w:t>${u2_</w:t>
-            </w:r>
-            <w:r>
-              <w:rPr>
-                <w:rFonts w:ascii="Arial" w:hAnsi="Arial" w:cs="Arial"/>
-                <w:b/>
-                <w:color w:val="001F60"/>
-                <w:spacing w:val="-5"/>
-                <w:sz w:val="13"/>
-              </w:rPr>
-              <w:t>9</w:t>
-            </w:r>
-            <w:r>
-              <w:rPr>
-                <w:rFonts w:ascii="Arial" w:hAnsi="Arial" w:cs="Arial"/>
-                <w:b/>
-                <w:color w:val="001F60"/>
-                <w:spacing w:val="-5"/>
-                <w:sz w:val="13"/>
-              </w:rPr>
-              <w:t>}</w:t>
+              <w:t>${u2_10}</w:t>
             </w:r>
           </w:p>
         </w:tc>
@@ -12719,27 +11981,7 @@
                 <w:spacing w:val="-5"/>
                 <w:sz w:val="13"/>
               </w:rPr>
-              <w:t>${u3_</w:t>
-            </w:r>
-            <w:r>
-              <w:rPr>
-                <w:rFonts w:ascii="Arial" w:hAnsi="Arial" w:cs="Arial"/>
-                <w:b/>
-                <w:color w:val="001F60"/>
-                <w:spacing w:val="-5"/>
-                <w:sz w:val="13"/>
-              </w:rPr>
-              <w:t>9</w:t>
-            </w:r>
-            <w:r>
-              <w:rPr>
-                <w:rFonts w:ascii="Arial" w:hAnsi="Arial" w:cs="Arial"/>
-                <w:b/>
-                <w:color w:val="001F60"/>
-                <w:spacing w:val="-5"/>
-                <w:sz w:val="13"/>
-              </w:rPr>
-              <w:t>}</w:t>
+              <w:t>${u3_10}</w:t>
             </w:r>
           </w:p>
         </w:tc>
@@ -12775,27 +12017,7 @@
                 <w:spacing w:val="-5"/>
                 <w:sz w:val="13"/>
               </w:rPr>
-              <w:t>${u4_</w:t>
-            </w:r>
-            <w:r>
-              <w:rPr>
-                <w:rFonts w:ascii="Arial" w:hAnsi="Arial" w:cs="Arial"/>
-                <w:b/>
-                <w:color w:val="001F60"/>
-                <w:spacing w:val="-5"/>
-                <w:sz w:val="13"/>
-              </w:rPr>
-              <w:t>9</w:t>
-            </w:r>
-            <w:r>
-              <w:rPr>
-                <w:rFonts w:ascii="Arial" w:hAnsi="Arial" w:cs="Arial"/>
-                <w:b/>
-                <w:color w:val="001F60"/>
-                <w:spacing w:val="-5"/>
-                <w:sz w:val="13"/>
-              </w:rPr>
-              <w:t>}</w:t>
+              <w:t>${u4_10}</w:t>
             </w:r>
           </w:p>
         </w:tc>
@@ -12831,27 +12053,7 @@
                 <w:spacing w:val="-5"/>
                 <w:sz w:val="13"/>
               </w:rPr>
-              <w:t>${u5_</w:t>
-            </w:r>
-            <w:r>
-              <w:rPr>
-                <w:rFonts w:ascii="Arial" w:hAnsi="Arial" w:cs="Arial"/>
-                <w:b/>
-                <w:color w:val="001F60"/>
-                <w:spacing w:val="-5"/>
-                <w:sz w:val="13"/>
-              </w:rPr>
-              <w:t>9</w:t>
-            </w:r>
-            <w:r>
-              <w:rPr>
-                <w:rFonts w:ascii="Arial" w:hAnsi="Arial" w:cs="Arial"/>
-                <w:b/>
-                <w:color w:val="001F60"/>
-                <w:spacing w:val="-5"/>
-                <w:sz w:val="13"/>
-              </w:rPr>
-              <w:t>}</w:t>
+              <w:t>${u5_10}</w:t>
             </w:r>
           </w:p>
         </w:tc>
@@ -12898,27 +12100,7 @@
                 <w:sz w:val="13"/>
               </w:rPr>
               <w:br/>
-              <w:t>_</w:t>
-            </w:r>
-            <w:r>
-              <w:rPr>
-                <w:rFonts w:ascii="Arial" w:hAnsi="Arial" w:cs="Arial"/>
-                <w:b/>
-                <w:color w:val="001F60"/>
-                <w:spacing w:val="-5"/>
-                <w:sz w:val="13"/>
-              </w:rPr>
-              <w:t>9</w:t>
-            </w:r>
-            <w:r>
-              <w:rPr>
-                <w:rFonts w:ascii="Arial" w:hAnsi="Arial" w:cs="Arial"/>
-                <w:b/>
-                <w:color w:val="001F60"/>
-                <w:spacing w:val="-5"/>
-                <w:sz w:val="13"/>
-              </w:rPr>
-              <w:t>}</w:t>
+              <w:t>_10}</w:t>
             </w:r>
           </w:p>
         </w:tc>
@@ -12965,27 +12147,7 @@
                 <w:sz w:val="13"/>
               </w:rPr>
               <w:br/>
-              <w:t>_</w:t>
-            </w:r>
-            <w:r>
-              <w:rPr>
-                <w:rFonts w:ascii="Arial" w:hAnsi="Arial" w:cs="Arial"/>
-                <w:b/>
-                <w:color w:val="001F60"/>
-                <w:spacing w:val="-5"/>
-                <w:sz w:val="13"/>
-              </w:rPr>
-              <w:t>9</w:t>
-            </w:r>
-            <w:r>
-              <w:rPr>
-                <w:rFonts w:ascii="Arial" w:hAnsi="Arial" w:cs="Arial"/>
-                <w:b/>
-                <w:color w:val="001F60"/>
-                <w:spacing w:val="-5"/>
-                <w:sz w:val="13"/>
-              </w:rPr>
-              <w:t>}</w:t>
+              <w:t>_10}</w:t>
             </w:r>
           </w:p>
         </w:tc>
@@ -13032,27 +12194,7 @@
                 <w:sz w:val="13"/>
               </w:rPr>
               <w:br/>
-              <w:t>_</w:t>
-            </w:r>
-            <w:r>
-              <w:rPr>
-                <w:rFonts w:ascii="Arial" w:hAnsi="Arial" w:cs="Arial"/>
-                <w:b/>
-                <w:color w:val="001F60"/>
-                <w:spacing w:val="-5"/>
-                <w:sz w:val="13"/>
-              </w:rPr>
-              <w:t>9</w:t>
-            </w:r>
-            <w:r>
-              <w:rPr>
-                <w:rFonts w:ascii="Arial" w:hAnsi="Arial" w:cs="Arial"/>
-                <w:b/>
-                <w:color w:val="001F60"/>
-                <w:spacing w:val="-5"/>
-                <w:sz w:val="13"/>
-              </w:rPr>
-              <w:t>}</w:t>
+              <w:t>_10}</w:t>
             </w:r>
           </w:p>
         </w:tc>
@@ -13099,27 +12241,7 @@
                 <w:sz w:val="13"/>
               </w:rPr>
               <w:br/>
-              <w:t>_</w:t>
-            </w:r>
-            <w:r>
-              <w:rPr>
-                <w:rFonts w:ascii="Arial" w:hAnsi="Arial" w:cs="Arial"/>
-                <w:b/>
-                <w:color w:val="001F60"/>
-                <w:spacing w:val="-5"/>
-                <w:sz w:val="13"/>
-              </w:rPr>
-              <w:t>9</w:t>
-            </w:r>
-            <w:r>
-              <w:rPr>
-                <w:rFonts w:ascii="Arial" w:hAnsi="Arial" w:cs="Arial"/>
-                <w:b/>
-                <w:color w:val="001F60"/>
-                <w:spacing w:val="-5"/>
-                <w:sz w:val="13"/>
-              </w:rPr>
-              <w:t>}</w:t>
+              <w:t>_10}</w:t>
             </w:r>
           </w:p>
         </w:tc>
@@ -13166,27 +12288,7 @@
                 <w:sz w:val="13"/>
               </w:rPr>
               <w:br/>
-              <w:t>_</w:t>
-            </w:r>
-            <w:r>
-              <w:rPr>
-                <w:rFonts w:ascii="Arial" w:hAnsi="Arial" w:cs="Arial"/>
-                <w:b/>
-                <w:color w:val="001F60"/>
-                <w:spacing w:val="-5"/>
-                <w:sz w:val="13"/>
-              </w:rPr>
-              <w:t>9</w:t>
-            </w:r>
-            <w:r>
-              <w:rPr>
-                <w:rFonts w:ascii="Arial" w:hAnsi="Arial" w:cs="Arial"/>
-                <w:b/>
-                <w:color w:val="001F60"/>
-                <w:spacing w:val="-5"/>
-                <w:sz w:val="13"/>
-              </w:rPr>
-              <w:t>}</w:t>
+              <w:t>_10}</w:t>
             </w:r>
           </w:p>
         </w:tc>
@@ -13203,6 +12305,7 @@
           <w:p>
             <w:pPr>
               <w:pStyle w:val="TableParagraph"/>
+              <w:jc w:val="center"/>
               <w:rPr>
                 <w:rFonts w:ascii="Arial" w:hAnsi="Arial" w:cs="Arial"/>
                 <w:sz w:val="10"/>
@@ -13243,27 +12346,7 @@
                 <w:spacing w:val="-5"/>
                 <w:sz w:val="13"/>
               </w:rPr>
-              <w:t>${logro_</w:t>
-            </w:r>
-            <w:r>
-              <w:rPr>
-                <w:rFonts w:ascii="Arial" w:hAnsi="Arial" w:cs="Arial"/>
-                <w:b/>
-                <w:color w:val="001F60"/>
-                <w:spacing w:val="-5"/>
-                <w:sz w:val="13"/>
-              </w:rPr>
-              <w:t>9</w:t>
-            </w:r>
-            <w:r>
-              <w:rPr>
-                <w:rFonts w:ascii="Arial" w:hAnsi="Arial" w:cs="Arial"/>
-                <w:b/>
-                <w:color w:val="001F60"/>
-                <w:spacing w:val="-5"/>
-                <w:sz w:val="13"/>
-              </w:rPr>
-              <w:t>}</w:t>
+              <w:t>${logro_10}</w:t>
             </w:r>
           </w:p>
         </w:tc>
@@ -13295,23 +12378,7 @@
                 <w:spacing w:val="-5"/>
                 <w:sz w:val="13"/>
               </w:rPr>
-              <w:t>${aprob_</w:t>
-            </w:r>
-            <w:r>
-              <w:rPr>
-                <w:rFonts w:ascii="Arial" w:hAnsi="Arial" w:cs="Arial"/>
-                <w:spacing w:val="-5"/>
-                <w:sz w:val="13"/>
-              </w:rPr>
-              <w:t>9</w:t>
-            </w:r>
-            <w:r>
-              <w:rPr>
-                <w:rFonts w:ascii="Arial" w:hAnsi="Arial" w:cs="Arial"/>
-                <w:spacing w:val="-5"/>
-                <w:sz w:val="13"/>
-              </w:rPr>
-              <w:t>}</w:t>
+              <w:t>${aprob_10}</w:t>
             </w:r>
           </w:p>
         </w:tc>
@@ -13343,23 +12410,7 @@
                 <w:spacing w:val="-5"/>
                 <w:sz w:val="13"/>
               </w:rPr>
-              <w:t>${desap_</w:t>
-            </w:r>
-            <w:r>
-              <w:rPr>
-                <w:rFonts w:ascii="Arial" w:hAnsi="Arial" w:cs="Arial"/>
-                <w:spacing w:val="-5"/>
-                <w:sz w:val="13"/>
-              </w:rPr>
-              <w:t>9</w:t>
-            </w:r>
-            <w:r>
-              <w:rPr>
-                <w:rFonts w:ascii="Arial" w:hAnsi="Arial" w:cs="Arial"/>
-                <w:spacing w:val="-5"/>
-                <w:sz w:val="13"/>
-              </w:rPr>
-              <w:t>}</w:t>
+              <w:t>${desap_10}</w:t>
             </w:r>
           </w:p>
         </w:tc>
@@ -13412,7 +12463,7 @@
                 <w:spacing w:val="-10"/>
                 <w:sz w:val="10"/>
               </w:rPr>
-              <w:t>10</w:t>
+              <w:t>11</w:t>
             </w:r>
           </w:p>
         </w:tc>
@@ -13442,7 +12493,7 @@
                 <w:rFonts w:ascii="Arial" w:hAnsi="Arial" w:cs="Arial"/>
                 <w:sz w:val="13"/>
               </w:rPr>
-              <w:t>${cod_10}</w:t>
+              <w:t>${cod_11}</w:t>
             </w:r>
           </w:p>
         </w:tc>
@@ -13472,7 +12523,7 @@
                 <w:rFonts w:ascii="Arial" w:hAnsi="Arial" w:cs="Arial"/>
                 <w:sz w:val="13"/>
               </w:rPr>
-              <w:t>${nom_10}</w:t>
+              <w:t>${nom_11}</w:t>
             </w:r>
           </w:p>
         </w:tc>
@@ -13508,27 +12559,7 @@
                 <w:spacing w:val="-5"/>
                 <w:sz w:val="13"/>
               </w:rPr>
-              <w:t>${u1_</w:t>
-            </w:r>
-            <w:r>
-              <w:rPr>
-                <w:rFonts w:ascii="Arial" w:hAnsi="Arial" w:cs="Arial"/>
-                <w:b/>
-                <w:color w:val="001F60"/>
-                <w:spacing w:val="-5"/>
-                <w:sz w:val="13"/>
-              </w:rPr>
-              <w:t>10</w:t>
-            </w:r>
-            <w:r>
-              <w:rPr>
-                <w:rFonts w:ascii="Arial" w:hAnsi="Arial" w:cs="Arial"/>
-                <w:b/>
-                <w:color w:val="001F60"/>
-                <w:spacing w:val="-5"/>
-                <w:sz w:val="13"/>
-              </w:rPr>
-              <w:t>}</w:t>
+              <w:t>${u1_11}</w:t>
             </w:r>
           </w:p>
         </w:tc>
@@ -13564,27 +12595,7 @@
                 <w:spacing w:val="-5"/>
                 <w:sz w:val="13"/>
               </w:rPr>
-              <w:t>${u2_</w:t>
-            </w:r>
-            <w:r>
-              <w:rPr>
-                <w:rFonts w:ascii="Arial" w:hAnsi="Arial" w:cs="Arial"/>
-                <w:b/>
-                <w:color w:val="001F60"/>
-                <w:spacing w:val="-5"/>
-                <w:sz w:val="13"/>
-              </w:rPr>
-              <w:t>10</w:t>
-            </w:r>
-            <w:r>
-              <w:rPr>
-                <w:rFonts w:ascii="Arial" w:hAnsi="Arial" w:cs="Arial"/>
-                <w:b/>
-                <w:color w:val="001F60"/>
-                <w:spacing w:val="-5"/>
-                <w:sz w:val="13"/>
-              </w:rPr>
-              <w:t>}</w:t>
+              <w:t>${u2_11}</w:t>
             </w:r>
           </w:p>
         </w:tc>
@@ -13620,27 +12631,7 @@
                 <w:spacing w:val="-5"/>
                 <w:sz w:val="13"/>
               </w:rPr>
-              <w:t>${u3_</w:t>
-            </w:r>
-            <w:r>
-              <w:rPr>
-                <w:rFonts w:ascii="Arial" w:hAnsi="Arial" w:cs="Arial"/>
-                <w:b/>
-                <w:color w:val="001F60"/>
-                <w:spacing w:val="-5"/>
-                <w:sz w:val="13"/>
-              </w:rPr>
-              <w:t>10</w:t>
-            </w:r>
-            <w:r>
-              <w:rPr>
-                <w:rFonts w:ascii="Arial" w:hAnsi="Arial" w:cs="Arial"/>
-                <w:b/>
-                <w:color w:val="001F60"/>
-                <w:spacing w:val="-5"/>
-                <w:sz w:val="13"/>
-              </w:rPr>
-              <w:t>}</w:t>
+              <w:t>${u3_11}</w:t>
             </w:r>
           </w:p>
         </w:tc>
@@ -13676,27 +12667,7 @@
                 <w:spacing w:val="-5"/>
                 <w:sz w:val="13"/>
               </w:rPr>
-              <w:t>${u4_</w:t>
-            </w:r>
-            <w:r>
-              <w:rPr>
-                <w:rFonts w:ascii="Arial" w:hAnsi="Arial" w:cs="Arial"/>
-                <w:b/>
-                <w:color w:val="001F60"/>
-                <w:spacing w:val="-5"/>
-                <w:sz w:val="13"/>
-              </w:rPr>
-              <w:t>10</w:t>
-            </w:r>
-            <w:r>
-              <w:rPr>
-                <w:rFonts w:ascii="Arial" w:hAnsi="Arial" w:cs="Arial"/>
-                <w:b/>
-                <w:color w:val="001F60"/>
-                <w:spacing w:val="-5"/>
-                <w:sz w:val="13"/>
-              </w:rPr>
-              <w:t>}</w:t>
+              <w:t>${u4_11}</w:t>
             </w:r>
           </w:p>
         </w:tc>
@@ -13732,27 +12703,7 @@
                 <w:spacing w:val="-5"/>
                 <w:sz w:val="13"/>
               </w:rPr>
-              <w:t>${u5_</w:t>
-            </w:r>
-            <w:r>
-              <w:rPr>
-                <w:rFonts w:ascii="Arial" w:hAnsi="Arial" w:cs="Arial"/>
-                <w:b/>
-                <w:color w:val="001F60"/>
-                <w:spacing w:val="-5"/>
-                <w:sz w:val="13"/>
-              </w:rPr>
-              <w:t>10</w:t>
-            </w:r>
-            <w:r>
-              <w:rPr>
-                <w:rFonts w:ascii="Arial" w:hAnsi="Arial" w:cs="Arial"/>
-                <w:b/>
-                <w:color w:val="001F60"/>
-                <w:spacing w:val="-5"/>
-                <w:sz w:val="13"/>
-              </w:rPr>
-              <w:t>}</w:t>
+              <w:t>${u5_11}</w:t>
             </w:r>
           </w:p>
         </w:tc>
@@ -13799,27 +12750,7 @@
                 <w:sz w:val="13"/>
               </w:rPr>
               <w:br/>
-              <w:t>_</w:t>
-            </w:r>
-            <w:r>
-              <w:rPr>
-                <w:rFonts w:ascii="Arial" w:hAnsi="Arial" w:cs="Arial"/>
-                <w:b/>
-                <w:color w:val="001F60"/>
-                <w:spacing w:val="-5"/>
-                <w:sz w:val="13"/>
-              </w:rPr>
-              <w:t>10</w:t>
-            </w:r>
-            <w:r>
-              <w:rPr>
-                <w:rFonts w:ascii="Arial" w:hAnsi="Arial" w:cs="Arial"/>
-                <w:b/>
-                <w:color w:val="001F60"/>
-                <w:spacing w:val="-5"/>
-                <w:sz w:val="13"/>
-              </w:rPr>
-              <w:t>}</w:t>
+              <w:t>_11}</w:t>
             </w:r>
           </w:p>
         </w:tc>
@@ -13866,27 +12797,7 @@
                 <w:sz w:val="13"/>
               </w:rPr>
               <w:br/>
-              <w:t>_</w:t>
-            </w:r>
-            <w:r>
-              <w:rPr>
-                <w:rFonts w:ascii="Arial" w:hAnsi="Arial" w:cs="Arial"/>
-                <w:b/>
-                <w:color w:val="001F60"/>
-                <w:spacing w:val="-5"/>
-                <w:sz w:val="13"/>
-              </w:rPr>
-              <w:t>10</w:t>
-            </w:r>
-            <w:r>
-              <w:rPr>
-                <w:rFonts w:ascii="Arial" w:hAnsi="Arial" w:cs="Arial"/>
-                <w:b/>
-                <w:color w:val="001F60"/>
-                <w:spacing w:val="-5"/>
-                <w:sz w:val="13"/>
-              </w:rPr>
-              <w:t>}</w:t>
+              <w:t>_11}</w:t>
             </w:r>
           </w:p>
         </w:tc>
@@ -13933,27 +12844,7 @@
                 <w:sz w:val="13"/>
               </w:rPr>
               <w:br/>
-              <w:t>_</w:t>
-            </w:r>
-            <w:r>
-              <w:rPr>
-                <w:rFonts w:ascii="Arial" w:hAnsi="Arial" w:cs="Arial"/>
-                <w:b/>
-                <w:color w:val="001F60"/>
-                <w:spacing w:val="-5"/>
-                <w:sz w:val="13"/>
-              </w:rPr>
-              <w:t>10</w:t>
-            </w:r>
-            <w:r>
-              <w:rPr>
-                <w:rFonts w:ascii="Arial" w:hAnsi="Arial" w:cs="Arial"/>
-                <w:b/>
-                <w:color w:val="001F60"/>
-                <w:spacing w:val="-5"/>
-                <w:sz w:val="13"/>
-              </w:rPr>
-              <w:t>}</w:t>
+              <w:t>_11}</w:t>
             </w:r>
           </w:p>
         </w:tc>
@@ -14000,27 +12891,7 @@
                 <w:sz w:val="13"/>
               </w:rPr>
               <w:br/>
-              <w:t>_</w:t>
-            </w:r>
-            <w:r>
-              <w:rPr>
-                <w:rFonts w:ascii="Arial" w:hAnsi="Arial" w:cs="Arial"/>
-                <w:b/>
-                <w:color w:val="001F60"/>
-                <w:spacing w:val="-5"/>
-                <w:sz w:val="13"/>
-              </w:rPr>
-              <w:t>10</w:t>
-            </w:r>
-            <w:r>
-              <w:rPr>
-                <w:rFonts w:ascii="Arial" w:hAnsi="Arial" w:cs="Arial"/>
-                <w:b/>
-                <w:color w:val="001F60"/>
-                <w:spacing w:val="-5"/>
-                <w:sz w:val="13"/>
-              </w:rPr>
-              <w:t>}</w:t>
+              <w:t>_11}</w:t>
             </w:r>
           </w:p>
         </w:tc>
@@ -14067,27 +12938,7 @@
                 <w:sz w:val="13"/>
               </w:rPr>
               <w:br/>
-              <w:t>_</w:t>
-            </w:r>
-            <w:r>
-              <w:rPr>
-                <w:rFonts w:ascii="Arial" w:hAnsi="Arial" w:cs="Arial"/>
-                <w:b/>
-                <w:color w:val="001F60"/>
-                <w:spacing w:val="-5"/>
-                <w:sz w:val="13"/>
-              </w:rPr>
-              <w:t>10</w:t>
-            </w:r>
-            <w:r>
-              <w:rPr>
-                <w:rFonts w:ascii="Arial" w:hAnsi="Arial" w:cs="Arial"/>
-                <w:b/>
-                <w:color w:val="001F60"/>
-                <w:spacing w:val="-5"/>
-                <w:sz w:val="13"/>
-              </w:rPr>
-              <w:t>}</w:t>
+              <w:t>_11}</w:t>
             </w:r>
           </w:p>
         </w:tc>
@@ -14104,6 +12955,7 @@
           <w:p>
             <w:pPr>
               <w:pStyle w:val="TableParagraph"/>
+              <w:jc w:val="center"/>
               <w:rPr>
                 <w:rFonts w:ascii="Arial" w:hAnsi="Arial" w:cs="Arial"/>
                 <w:sz w:val="10"/>
@@ -14154,7 +13006,7 @@
                 <w:spacing w:val="-5"/>
                 <w:sz w:val="13"/>
               </w:rPr>
-              <w:t>10</w:t>
+              <w:t>11</w:t>
             </w:r>
             <w:r>
               <w:rPr>
@@ -14204,7 +13056,7 @@
                 <w:spacing w:val="-5"/>
                 <w:sz w:val="13"/>
               </w:rPr>
-              <w:t>10</w:t>
+              <w:t>11</w:t>
             </w:r>
             <w:r>
               <w:rPr>
@@ -14252,7 +13104,7 @@
                 <w:spacing w:val="-5"/>
                 <w:sz w:val="13"/>
               </w:rPr>
-              <w:t>10</w:t>
+              <w:t>11</w:t>
             </w:r>
             <w:r>
               <w:rPr>
@@ -14313,7 +13165,7 @@
                 <w:spacing w:val="-10"/>
                 <w:sz w:val="10"/>
               </w:rPr>
-              <w:t>11</w:t>
+              <w:t>12</w:t>
             </w:r>
           </w:p>
         </w:tc>
@@ -14343,7 +13195,7 @@
                 <w:rFonts w:ascii="Arial" w:hAnsi="Arial" w:cs="Arial"/>
                 <w:sz w:val="13"/>
               </w:rPr>
-              <w:t>${cod_11}</w:t>
+              <w:t>${cod_12}</w:t>
             </w:r>
           </w:p>
         </w:tc>
@@ -14373,7 +13225,7 @@
                 <w:rFonts w:ascii="Arial" w:hAnsi="Arial" w:cs="Arial"/>
                 <w:sz w:val="13"/>
               </w:rPr>
-              <w:t>${nom_11}</w:t>
+              <w:t>${nom_12}</w:t>
             </w:r>
           </w:p>
         </w:tc>
@@ -14409,27 +13261,7 @@
                 <w:spacing w:val="-5"/>
                 <w:sz w:val="13"/>
               </w:rPr>
-              <w:t>${u1_</w:t>
-            </w:r>
-            <w:r>
-              <w:rPr>
-                <w:rFonts w:ascii="Arial" w:hAnsi="Arial" w:cs="Arial"/>
-                <w:b/>
-                <w:color w:val="001F60"/>
-                <w:spacing w:val="-5"/>
-                <w:sz w:val="13"/>
-              </w:rPr>
-              <w:t>11</w:t>
-            </w:r>
-            <w:r>
-              <w:rPr>
-                <w:rFonts w:ascii="Arial" w:hAnsi="Arial" w:cs="Arial"/>
-                <w:b/>
-                <w:color w:val="001F60"/>
-                <w:spacing w:val="-5"/>
-                <w:sz w:val="13"/>
-              </w:rPr>
-              <w:t>}</w:t>
+              <w:t>${u1_12}</w:t>
             </w:r>
           </w:p>
         </w:tc>
@@ -14465,27 +13297,7 @@
                 <w:spacing w:val="-5"/>
                 <w:sz w:val="13"/>
               </w:rPr>
-              <w:t>${u2_</w:t>
-            </w:r>
-            <w:r>
-              <w:rPr>
-                <w:rFonts w:ascii="Arial" w:hAnsi="Arial" w:cs="Arial"/>
-                <w:b/>
-                <w:color w:val="001F60"/>
-                <w:spacing w:val="-5"/>
-                <w:sz w:val="13"/>
-              </w:rPr>
-              <w:t>11</w:t>
-            </w:r>
-            <w:r>
-              <w:rPr>
-                <w:rFonts w:ascii="Arial" w:hAnsi="Arial" w:cs="Arial"/>
-                <w:b/>
-                <w:color w:val="001F60"/>
-                <w:spacing w:val="-5"/>
-                <w:sz w:val="13"/>
-              </w:rPr>
-              <w:t>}</w:t>
+              <w:t>${u2_12}</w:t>
             </w:r>
           </w:p>
         </w:tc>
@@ -14521,27 +13333,7 @@
                 <w:spacing w:val="-5"/>
                 <w:sz w:val="13"/>
               </w:rPr>
-              <w:t>${u3_</w:t>
-            </w:r>
-            <w:r>
-              <w:rPr>
-                <w:rFonts w:ascii="Arial" w:hAnsi="Arial" w:cs="Arial"/>
-                <w:b/>
-                <w:color w:val="001F60"/>
-                <w:spacing w:val="-5"/>
-                <w:sz w:val="13"/>
-              </w:rPr>
-              <w:t>11</w:t>
-            </w:r>
-            <w:r>
-              <w:rPr>
-                <w:rFonts w:ascii="Arial" w:hAnsi="Arial" w:cs="Arial"/>
-                <w:b/>
-                <w:color w:val="001F60"/>
-                <w:spacing w:val="-5"/>
-                <w:sz w:val="13"/>
-              </w:rPr>
-              <w:t>}</w:t>
+              <w:t>${u3_12}</w:t>
             </w:r>
           </w:p>
         </w:tc>
@@ -14577,27 +13369,7 @@
                 <w:spacing w:val="-5"/>
                 <w:sz w:val="13"/>
               </w:rPr>
-              <w:t>${u4_</w:t>
-            </w:r>
-            <w:r>
-              <w:rPr>
-                <w:rFonts w:ascii="Arial" w:hAnsi="Arial" w:cs="Arial"/>
-                <w:b/>
-                <w:color w:val="001F60"/>
-                <w:spacing w:val="-5"/>
-                <w:sz w:val="13"/>
-              </w:rPr>
-              <w:t>11</w:t>
-            </w:r>
-            <w:r>
-              <w:rPr>
-                <w:rFonts w:ascii="Arial" w:hAnsi="Arial" w:cs="Arial"/>
-                <w:b/>
-                <w:color w:val="001F60"/>
-                <w:spacing w:val="-5"/>
-                <w:sz w:val="13"/>
-              </w:rPr>
-              <w:t>}</w:t>
+              <w:t>${u4_12}</w:t>
             </w:r>
           </w:p>
         </w:tc>
@@ -14633,27 +13405,7 @@
                 <w:spacing w:val="-5"/>
                 <w:sz w:val="13"/>
               </w:rPr>
-              <w:t>${u5_</w:t>
-            </w:r>
-            <w:r>
-              <w:rPr>
-                <w:rFonts w:ascii="Arial" w:hAnsi="Arial" w:cs="Arial"/>
-                <w:b/>
-                <w:color w:val="001F60"/>
-                <w:spacing w:val="-5"/>
-                <w:sz w:val="13"/>
-              </w:rPr>
-              <w:t>11</w:t>
-            </w:r>
-            <w:r>
-              <w:rPr>
-                <w:rFonts w:ascii="Arial" w:hAnsi="Arial" w:cs="Arial"/>
-                <w:b/>
-                <w:color w:val="001F60"/>
-                <w:spacing w:val="-5"/>
-                <w:sz w:val="13"/>
-              </w:rPr>
-              <w:t>}</w:t>
+              <w:t>${u5_12}</w:t>
             </w:r>
           </w:p>
         </w:tc>
@@ -14700,27 +13452,7 @@
                 <w:sz w:val="13"/>
               </w:rPr>
               <w:br/>
-              <w:t>_</w:t>
-            </w:r>
-            <w:r>
-              <w:rPr>
-                <w:rFonts w:ascii="Arial" w:hAnsi="Arial" w:cs="Arial"/>
-                <w:b/>
-                <w:color w:val="001F60"/>
-                <w:spacing w:val="-5"/>
-                <w:sz w:val="13"/>
-              </w:rPr>
-              <w:t>11</w:t>
-            </w:r>
-            <w:r>
-              <w:rPr>
-                <w:rFonts w:ascii="Arial" w:hAnsi="Arial" w:cs="Arial"/>
-                <w:b/>
-                <w:color w:val="001F60"/>
-                <w:spacing w:val="-5"/>
-                <w:sz w:val="13"/>
-              </w:rPr>
-              <w:t>}</w:t>
+              <w:t>_12}</w:t>
             </w:r>
           </w:p>
         </w:tc>
@@ -14767,27 +13499,7 @@
                 <w:sz w:val="13"/>
               </w:rPr>
               <w:br/>
-              <w:t>_</w:t>
-            </w:r>
-            <w:r>
-              <w:rPr>
-                <w:rFonts w:ascii="Arial" w:hAnsi="Arial" w:cs="Arial"/>
-                <w:b/>
-                <w:color w:val="001F60"/>
-                <w:spacing w:val="-5"/>
-                <w:sz w:val="13"/>
-              </w:rPr>
-              <w:t>11</w:t>
-            </w:r>
-            <w:r>
-              <w:rPr>
-                <w:rFonts w:ascii="Arial" w:hAnsi="Arial" w:cs="Arial"/>
-                <w:b/>
-                <w:color w:val="001F60"/>
-                <w:spacing w:val="-5"/>
-                <w:sz w:val="13"/>
-              </w:rPr>
-              <w:t>}</w:t>
+              <w:t>_12}</w:t>
             </w:r>
           </w:p>
         </w:tc>
@@ -14834,27 +13546,7 @@
                 <w:sz w:val="13"/>
               </w:rPr>
               <w:br/>
-              <w:t>_</w:t>
-            </w:r>
-            <w:r>
-              <w:rPr>
-                <w:rFonts w:ascii="Arial" w:hAnsi="Arial" w:cs="Arial"/>
-                <w:b/>
-                <w:color w:val="001F60"/>
-                <w:spacing w:val="-5"/>
-                <w:sz w:val="13"/>
-              </w:rPr>
-              <w:t>11</w:t>
-            </w:r>
-            <w:r>
-              <w:rPr>
-                <w:rFonts w:ascii="Arial" w:hAnsi="Arial" w:cs="Arial"/>
-                <w:b/>
-                <w:color w:val="001F60"/>
-                <w:spacing w:val="-5"/>
-                <w:sz w:val="13"/>
-              </w:rPr>
-              <w:t>}</w:t>
+              <w:t>_12}</w:t>
             </w:r>
           </w:p>
         </w:tc>
@@ -14901,27 +13593,7 @@
                 <w:sz w:val="13"/>
               </w:rPr>
               <w:br/>
-              <w:t>_</w:t>
-            </w:r>
-            <w:r>
-              <w:rPr>
-                <w:rFonts w:ascii="Arial" w:hAnsi="Arial" w:cs="Arial"/>
-                <w:b/>
-                <w:color w:val="001F60"/>
-                <w:spacing w:val="-5"/>
-                <w:sz w:val="13"/>
-              </w:rPr>
-              <w:t>11</w:t>
-            </w:r>
-            <w:r>
-              <w:rPr>
-                <w:rFonts w:ascii="Arial" w:hAnsi="Arial" w:cs="Arial"/>
-                <w:b/>
-                <w:color w:val="001F60"/>
-                <w:spacing w:val="-5"/>
-                <w:sz w:val="13"/>
-              </w:rPr>
-              <w:t>}</w:t>
+              <w:t>_12}</w:t>
             </w:r>
           </w:p>
         </w:tc>
@@ -14968,27 +13640,7 @@
                 <w:sz w:val="13"/>
               </w:rPr>
               <w:br/>
-              <w:t>_</w:t>
-            </w:r>
-            <w:r>
-              <w:rPr>
-                <w:rFonts w:ascii="Arial" w:hAnsi="Arial" w:cs="Arial"/>
-                <w:b/>
-                <w:color w:val="001F60"/>
-                <w:spacing w:val="-5"/>
-                <w:sz w:val="13"/>
-              </w:rPr>
-              <w:t>11</w:t>
-            </w:r>
-            <w:r>
-              <w:rPr>
-                <w:rFonts w:ascii="Arial" w:hAnsi="Arial" w:cs="Arial"/>
-                <w:b/>
-                <w:color w:val="001F60"/>
-                <w:spacing w:val="-5"/>
-                <w:sz w:val="13"/>
-              </w:rPr>
-              <w:t>}</w:t>
+              <w:t>_12}</w:t>
             </w:r>
           </w:p>
         </w:tc>
@@ -15005,6 +13657,7 @@
           <w:p>
             <w:pPr>
               <w:pStyle w:val="TableParagraph"/>
+              <w:jc w:val="center"/>
               <w:rPr>
                 <w:rFonts w:ascii="Arial" w:hAnsi="Arial" w:cs="Arial"/>
                 <w:sz w:val="10"/>
@@ -15055,7 +13708,7 @@
                 <w:spacing w:val="-5"/>
                 <w:sz w:val="13"/>
               </w:rPr>
-              <w:t>11</w:t>
+              <w:t>12</w:t>
             </w:r>
             <w:r>
               <w:rPr>
@@ -15105,7 +13758,7 @@
                 <w:spacing w:val="-5"/>
                 <w:sz w:val="13"/>
               </w:rPr>
-              <w:t>11</w:t>
+              <w:t>12</w:t>
             </w:r>
             <w:r>
               <w:rPr>
@@ -15153,7 +13806,7 @@
                 <w:spacing w:val="-5"/>
                 <w:sz w:val="13"/>
               </w:rPr>
-              <w:t>11</w:t>
+              <w:t>12</w:t>
             </w:r>
             <w:r>
               <w:rPr>
@@ -15214,7 +13867,7 @@
                 <w:spacing w:val="-10"/>
                 <w:sz w:val="10"/>
               </w:rPr>
-              <w:t>12</w:t>
+              <w:t>13</w:t>
             </w:r>
           </w:p>
         </w:tc>
@@ -15244,7 +13897,7 @@
                 <w:rFonts w:ascii="Arial" w:hAnsi="Arial" w:cs="Arial"/>
                 <w:sz w:val="13"/>
               </w:rPr>
-              <w:t>${cod_12}</w:t>
+              <w:t>${cod_13}</w:t>
             </w:r>
           </w:p>
         </w:tc>
@@ -15274,7 +13927,7 @@
                 <w:rFonts w:ascii="Arial" w:hAnsi="Arial" w:cs="Arial"/>
                 <w:sz w:val="13"/>
               </w:rPr>
-              <w:t>${nom_12}</w:t>
+              <w:t>${nom_13}</w:t>
             </w:r>
           </w:p>
         </w:tc>
@@ -15310,27 +13963,7 @@
                 <w:spacing w:val="-5"/>
                 <w:sz w:val="13"/>
               </w:rPr>
-              <w:t>${u1_</w:t>
-            </w:r>
-            <w:r>
-              <w:rPr>
-                <w:rFonts w:ascii="Arial" w:hAnsi="Arial" w:cs="Arial"/>
-                <w:b/>
-                <w:color w:val="001F60"/>
-                <w:spacing w:val="-5"/>
-                <w:sz w:val="13"/>
-              </w:rPr>
-              <w:t>12</w:t>
-            </w:r>
-            <w:r>
-              <w:rPr>
-                <w:rFonts w:ascii="Arial" w:hAnsi="Arial" w:cs="Arial"/>
-                <w:b/>
-                <w:color w:val="001F60"/>
-                <w:spacing w:val="-5"/>
-                <w:sz w:val="13"/>
-              </w:rPr>
-              <w:t>}</w:t>
+              <w:t>${u1_13}</w:t>
             </w:r>
           </w:p>
         </w:tc>
@@ -15366,27 +13999,7 @@
                 <w:spacing w:val="-5"/>
                 <w:sz w:val="13"/>
               </w:rPr>
-              <w:t>${u2_</w:t>
-            </w:r>
-            <w:r>
-              <w:rPr>
-                <w:rFonts w:ascii="Arial" w:hAnsi="Arial" w:cs="Arial"/>
-                <w:b/>
-                <w:color w:val="001F60"/>
-                <w:spacing w:val="-5"/>
-                <w:sz w:val="13"/>
-              </w:rPr>
-              <w:t>12</w:t>
-            </w:r>
-            <w:r>
-              <w:rPr>
-                <w:rFonts w:ascii="Arial" w:hAnsi="Arial" w:cs="Arial"/>
-                <w:b/>
-                <w:color w:val="001F60"/>
-                <w:spacing w:val="-5"/>
-                <w:sz w:val="13"/>
-              </w:rPr>
-              <w:t>}</w:t>
+              <w:t>${u2_13}</w:t>
             </w:r>
           </w:p>
         </w:tc>
@@ -15422,27 +14035,7 @@
                 <w:spacing w:val="-5"/>
                 <w:sz w:val="13"/>
               </w:rPr>
-              <w:t>${u3_</w:t>
-            </w:r>
-            <w:r>
-              <w:rPr>
-                <w:rFonts w:ascii="Arial" w:hAnsi="Arial" w:cs="Arial"/>
-                <w:b/>
-                <w:color w:val="001F60"/>
-                <w:spacing w:val="-5"/>
-                <w:sz w:val="13"/>
-              </w:rPr>
-              <w:t>12</w:t>
-            </w:r>
-            <w:r>
-              <w:rPr>
-                <w:rFonts w:ascii="Arial" w:hAnsi="Arial" w:cs="Arial"/>
-                <w:b/>
-                <w:color w:val="001F60"/>
-                <w:spacing w:val="-5"/>
-                <w:sz w:val="13"/>
-              </w:rPr>
-              <w:t>}</w:t>
+              <w:t>${u3_13}</w:t>
             </w:r>
           </w:p>
         </w:tc>
@@ -15478,27 +14071,7 @@
                 <w:spacing w:val="-5"/>
                 <w:sz w:val="13"/>
               </w:rPr>
-              <w:t>${u4_</w:t>
-            </w:r>
-            <w:r>
-              <w:rPr>
-                <w:rFonts w:ascii="Arial" w:hAnsi="Arial" w:cs="Arial"/>
-                <w:b/>
-                <w:color w:val="001F60"/>
-                <w:spacing w:val="-5"/>
-                <w:sz w:val="13"/>
-              </w:rPr>
-              <w:t>12</w:t>
-            </w:r>
-            <w:r>
-              <w:rPr>
-                <w:rFonts w:ascii="Arial" w:hAnsi="Arial" w:cs="Arial"/>
-                <w:b/>
-                <w:color w:val="001F60"/>
-                <w:spacing w:val="-5"/>
-                <w:sz w:val="13"/>
-              </w:rPr>
-              <w:t>}</w:t>
+              <w:t>${u4_13}</w:t>
             </w:r>
           </w:p>
         </w:tc>
@@ -15534,27 +14107,7 @@
                 <w:spacing w:val="-5"/>
                 <w:sz w:val="13"/>
               </w:rPr>
-              <w:t>${u5_</w:t>
-            </w:r>
-            <w:r>
-              <w:rPr>
-                <w:rFonts w:ascii="Arial" w:hAnsi="Arial" w:cs="Arial"/>
-                <w:b/>
-                <w:color w:val="001F60"/>
-                <w:spacing w:val="-5"/>
-                <w:sz w:val="13"/>
-              </w:rPr>
-              <w:t>12</w:t>
-            </w:r>
-            <w:r>
-              <w:rPr>
-                <w:rFonts w:ascii="Arial" w:hAnsi="Arial" w:cs="Arial"/>
-                <w:b/>
-                <w:color w:val="001F60"/>
-                <w:spacing w:val="-5"/>
-                <w:sz w:val="13"/>
-              </w:rPr>
-              <w:t>}</w:t>
+              <w:t>${u5_13}</w:t>
             </w:r>
           </w:p>
         </w:tc>
@@ -15601,27 +14154,7 @@
                 <w:sz w:val="13"/>
               </w:rPr>
               <w:br/>
-              <w:t>_</w:t>
-            </w:r>
-            <w:r>
-              <w:rPr>
-                <w:rFonts w:ascii="Arial" w:hAnsi="Arial" w:cs="Arial"/>
-                <w:b/>
-                <w:color w:val="001F60"/>
-                <w:spacing w:val="-5"/>
-                <w:sz w:val="13"/>
-              </w:rPr>
-              <w:t>12</w:t>
-            </w:r>
-            <w:r>
-              <w:rPr>
-                <w:rFonts w:ascii="Arial" w:hAnsi="Arial" w:cs="Arial"/>
-                <w:b/>
-                <w:color w:val="001F60"/>
-                <w:spacing w:val="-5"/>
-                <w:sz w:val="13"/>
-              </w:rPr>
-              <w:t>}</w:t>
+              <w:t>_13}</w:t>
             </w:r>
           </w:p>
         </w:tc>
@@ -15668,27 +14201,7 @@
                 <w:sz w:val="13"/>
               </w:rPr>
               <w:br/>
-              <w:t>_</w:t>
-            </w:r>
-            <w:r>
-              <w:rPr>
-                <w:rFonts w:ascii="Arial" w:hAnsi="Arial" w:cs="Arial"/>
-                <w:b/>
-                <w:color w:val="001F60"/>
-                <w:spacing w:val="-5"/>
-                <w:sz w:val="13"/>
-              </w:rPr>
-              <w:t>12</w:t>
-            </w:r>
-            <w:r>
-              <w:rPr>
-                <w:rFonts w:ascii="Arial" w:hAnsi="Arial" w:cs="Arial"/>
-                <w:b/>
-                <w:color w:val="001F60"/>
-                <w:spacing w:val="-5"/>
-                <w:sz w:val="13"/>
-              </w:rPr>
-              <w:t>}</w:t>
+              <w:t>_13}</w:t>
             </w:r>
           </w:p>
         </w:tc>
@@ -15735,27 +14248,7 @@
                 <w:sz w:val="13"/>
               </w:rPr>
               <w:br/>
-              <w:t>_</w:t>
-            </w:r>
-            <w:r>
-              <w:rPr>
-                <w:rFonts w:ascii="Arial" w:hAnsi="Arial" w:cs="Arial"/>
-                <w:b/>
-                <w:color w:val="001F60"/>
-                <w:spacing w:val="-5"/>
-                <w:sz w:val="13"/>
-              </w:rPr>
-              <w:t>12</w:t>
-            </w:r>
-            <w:r>
-              <w:rPr>
-                <w:rFonts w:ascii="Arial" w:hAnsi="Arial" w:cs="Arial"/>
-                <w:b/>
-                <w:color w:val="001F60"/>
-                <w:spacing w:val="-5"/>
-                <w:sz w:val="13"/>
-              </w:rPr>
-              <w:t>}</w:t>
+              <w:t>_13}</w:t>
             </w:r>
           </w:p>
         </w:tc>
@@ -15802,27 +14295,7 @@
                 <w:sz w:val="13"/>
               </w:rPr>
               <w:br/>
-              <w:t>_</w:t>
-            </w:r>
-            <w:r>
-              <w:rPr>
-                <w:rFonts w:ascii="Arial" w:hAnsi="Arial" w:cs="Arial"/>
-                <w:b/>
-                <w:color w:val="001F60"/>
-                <w:spacing w:val="-5"/>
-                <w:sz w:val="13"/>
-              </w:rPr>
-              <w:t>12</w:t>
-            </w:r>
-            <w:r>
-              <w:rPr>
-                <w:rFonts w:ascii="Arial" w:hAnsi="Arial" w:cs="Arial"/>
-                <w:b/>
-                <w:color w:val="001F60"/>
-                <w:spacing w:val="-5"/>
-                <w:sz w:val="13"/>
-              </w:rPr>
-              <w:t>}</w:t>
+              <w:t>_13}</w:t>
             </w:r>
           </w:p>
         </w:tc>
@@ -15869,27 +14342,7 @@
                 <w:sz w:val="13"/>
               </w:rPr>
               <w:br/>
-              <w:t>_</w:t>
-            </w:r>
-            <w:r>
-              <w:rPr>
-                <w:rFonts w:ascii="Arial" w:hAnsi="Arial" w:cs="Arial"/>
-                <w:b/>
-                <w:color w:val="001F60"/>
-                <w:spacing w:val="-5"/>
-                <w:sz w:val="13"/>
-              </w:rPr>
-              <w:t>12</w:t>
-            </w:r>
-            <w:r>
-              <w:rPr>
-                <w:rFonts w:ascii="Arial" w:hAnsi="Arial" w:cs="Arial"/>
-                <w:b/>
-                <w:color w:val="001F60"/>
-                <w:spacing w:val="-5"/>
-                <w:sz w:val="13"/>
-              </w:rPr>
-              <w:t>}</w:t>
+              <w:t>_13}</w:t>
             </w:r>
           </w:p>
         </w:tc>
@@ -15906,6 +14359,7 @@
           <w:p>
             <w:pPr>
               <w:pStyle w:val="TableParagraph"/>
+              <w:jc w:val="center"/>
               <w:rPr>
                 <w:rFonts w:ascii="Arial" w:hAnsi="Arial" w:cs="Arial"/>
                 <w:sz w:val="10"/>
@@ -15946,17 +14400,17 @@
                 <w:spacing w:val="-5"/>
                 <w:sz w:val="13"/>
               </w:rPr>
-              <w:t>${logro_</w:t>
-            </w:r>
-            <w:r>
-              <w:rPr>
-                <w:rFonts w:ascii="Arial" w:hAnsi="Arial" w:cs="Arial"/>
-                <w:b/>
-                <w:color w:val="001F60"/>
-                <w:spacing w:val="-5"/>
-                <w:sz w:val="13"/>
-              </w:rPr>
-              <w:t>12</w:t>
+              <w:t>${logro_1</w:t>
+            </w:r>
+            <w:r>
+              <w:rPr>
+                <w:rFonts w:ascii="Arial" w:hAnsi="Arial" w:cs="Arial"/>
+                <w:b/>
+                <w:color w:val="001F60"/>
+                <w:spacing w:val="-5"/>
+                <w:sz w:val="13"/>
+              </w:rPr>
+              <w:t>3</w:t>
             </w:r>
             <w:r>
               <w:rPr>
@@ -15998,15 +14452,15 @@
                 <w:spacing w:val="-5"/>
                 <w:sz w:val="13"/>
               </w:rPr>
-              <w:t>${aprob_</w:t>
-            </w:r>
-            <w:r>
-              <w:rPr>
-                <w:rFonts w:ascii="Arial" w:hAnsi="Arial" w:cs="Arial"/>
-                <w:spacing w:val="-5"/>
-                <w:sz w:val="13"/>
-              </w:rPr>
-              <w:t>12</w:t>
+              <w:t>${aprob_1</w:t>
+            </w:r>
+            <w:r>
+              <w:rPr>
+                <w:rFonts w:ascii="Arial" w:hAnsi="Arial" w:cs="Arial"/>
+                <w:spacing w:val="-5"/>
+                <w:sz w:val="13"/>
+              </w:rPr>
+              <w:t>3</w:t>
             </w:r>
             <w:r>
               <w:rPr>
@@ -16046,15 +14500,15 @@
                 <w:spacing w:val="-5"/>
                 <w:sz w:val="13"/>
               </w:rPr>
-              <w:t>${desap_</w:t>
-            </w:r>
-            <w:r>
-              <w:rPr>
-                <w:rFonts w:ascii="Arial" w:hAnsi="Arial" w:cs="Arial"/>
-                <w:spacing w:val="-5"/>
-                <w:sz w:val="13"/>
-              </w:rPr>
-              <w:t>12</w:t>
+              <w:t>${desap_1</w:t>
+            </w:r>
+            <w:r>
+              <w:rPr>
+                <w:rFonts w:ascii="Arial" w:hAnsi="Arial" w:cs="Arial"/>
+                <w:spacing w:val="-5"/>
+                <w:sz w:val="13"/>
+              </w:rPr>
+              <w:t>3</w:t>
             </w:r>
             <w:r>
               <w:rPr>
@@ -16115,7 +14569,7 @@
                 <w:spacing w:val="-10"/>
                 <w:sz w:val="10"/>
               </w:rPr>
-              <w:t>13</w:t>
+              <w:t>14</w:t>
             </w:r>
           </w:p>
         </w:tc>
@@ -16145,7 +14599,7 @@
                 <w:rFonts w:ascii="Arial" w:hAnsi="Arial" w:cs="Arial"/>
                 <w:sz w:val="13"/>
               </w:rPr>
-              <w:t>${cod_13}</w:t>
+              <w:t>${cod_14}</w:t>
             </w:r>
           </w:p>
         </w:tc>
@@ -16175,7 +14629,7 @@
                 <w:rFonts w:ascii="Arial" w:hAnsi="Arial" w:cs="Arial"/>
                 <w:sz w:val="13"/>
               </w:rPr>
-              <w:t>${nom_13}</w:t>
+              <w:t>${nom_14}</w:t>
             </w:r>
           </w:p>
         </w:tc>
@@ -16211,27 +14665,7 @@
                 <w:spacing w:val="-5"/>
                 <w:sz w:val="13"/>
               </w:rPr>
-              <w:t>${u1_</w:t>
-            </w:r>
-            <w:r>
-              <w:rPr>
-                <w:rFonts w:ascii="Arial" w:hAnsi="Arial" w:cs="Arial"/>
-                <w:b/>
-                <w:color w:val="001F60"/>
-                <w:spacing w:val="-5"/>
-                <w:sz w:val="13"/>
-              </w:rPr>
-              <w:t>13</w:t>
-            </w:r>
-            <w:r>
-              <w:rPr>
-                <w:rFonts w:ascii="Arial" w:hAnsi="Arial" w:cs="Arial"/>
-                <w:b/>
-                <w:color w:val="001F60"/>
-                <w:spacing w:val="-5"/>
-                <w:sz w:val="13"/>
-              </w:rPr>
-              <w:t>}</w:t>
+              <w:t>${u1_14}</w:t>
             </w:r>
           </w:p>
         </w:tc>
@@ -16267,27 +14701,7 @@
                 <w:spacing w:val="-5"/>
                 <w:sz w:val="13"/>
               </w:rPr>
-              <w:t>${u2_1</w:t>
-            </w:r>
-            <w:r>
-              <w:rPr>
-                <w:rFonts w:ascii="Arial" w:hAnsi="Arial" w:cs="Arial"/>
-                <w:b/>
-                <w:color w:val="001F60"/>
-                <w:spacing w:val="-5"/>
-                <w:sz w:val="13"/>
-              </w:rPr>
-              <w:t>3</w:t>
-            </w:r>
-            <w:r>
-              <w:rPr>
-                <w:rFonts w:ascii="Arial" w:hAnsi="Arial" w:cs="Arial"/>
-                <w:b/>
-                <w:color w:val="001F60"/>
-                <w:spacing w:val="-5"/>
-                <w:sz w:val="13"/>
-              </w:rPr>
-              <w:t>}</w:t>
+              <w:t>${u2_14}</w:t>
             </w:r>
           </w:p>
         </w:tc>
@@ -16323,27 +14737,7 @@
                 <w:spacing w:val="-5"/>
                 <w:sz w:val="13"/>
               </w:rPr>
-              <w:t>${u3_1</w:t>
-            </w:r>
-            <w:r>
-              <w:rPr>
-                <w:rFonts w:ascii="Arial" w:hAnsi="Arial" w:cs="Arial"/>
-                <w:b/>
-                <w:color w:val="001F60"/>
-                <w:spacing w:val="-5"/>
-                <w:sz w:val="13"/>
-              </w:rPr>
-              <w:t>3</w:t>
-            </w:r>
-            <w:r>
-              <w:rPr>
-                <w:rFonts w:ascii="Arial" w:hAnsi="Arial" w:cs="Arial"/>
-                <w:b/>
-                <w:color w:val="001F60"/>
-                <w:spacing w:val="-5"/>
-                <w:sz w:val="13"/>
-              </w:rPr>
-              <w:t>}</w:t>
+              <w:t>${u3_14}</w:t>
             </w:r>
           </w:p>
         </w:tc>
@@ -16379,27 +14773,7 @@
                 <w:spacing w:val="-5"/>
                 <w:sz w:val="13"/>
               </w:rPr>
-              <w:t>${u4_1</w:t>
-            </w:r>
-            <w:r>
-              <w:rPr>
-                <w:rFonts w:ascii="Arial" w:hAnsi="Arial" w:cs="Arial"/>
-                <w:b/>
-                <w:color w:val="001F60"/>
-                <w:spacing w:val="-5"/>
-                <w:sz w:val="13"/>
-              </w:rPr>
-              <w:t>3</w:t>
-            </w:r>
-            <w:r>
-              <w:rPr>
-                <w:rFonts w:ascii="Arial" w:hAnsi="Arial" w:cs="Arial"/>
-                <w:b/>
-                <w:color w:val="001F60"/>
-                <w:spacing w:val="-5"/>
-                <w:sz w:val="13"/>
-              </w:rPr>
-              <w:t>}</w:t>
+              <w:t>${u4_14}</w:t>
             </w:r>
           </w:p>
         </w:tc>
@@ -16435,27 +14809,7 @@
                 <w:spacing w:val="-5"/>
                 <w:sz w:val="13"/>
               </w:rPr>
-              <w:t>${u5_1</w:t>
-            </w:r>
-            <w:r>
-              <w:rPr>
-                <w:rFonts w:ascii="Arial" w:hAnsi="Arial" w:cs="Arial"/>
-                <w:b/>
-                <w:color w:val="001F60"/>
-                <w:spacing w:val="-5"/>
-                <w:sz w:val="13"/>
-              </w:rPr>
-              <w:t>3</w:t>
-            </w:r>
-            <w:r>
-              <w:rPr>
-                <w:rFonts w:ascii="Arial" w:hAnsi="Arial" w:cs="Arial"/>
-                <w:b/>
-                <w:color w:val="001F60"/>
-                <w:spacing w:val="-5"/>
-                <w:sz w:val="13"/>
-              </w:rPr>
-              <w:t>}</w:t>
+              <w:t>${u5_14}</w:t>
             </w:r>
           </w:p>
         </w:tc>
@@ -16502,27 +14856,7 @@
                 <w:sz w:val="13"/>
               </w:rPr>
               <w:br/>
-              <w:t>_1</w:t>
-            </w:r>
-            <w:r>
-              <w:rPr>
-                <w:rFonts w:ascii="Arial" w:hAnsi="Arial" w:cs="Arial"/>
-                <w:b/>
-                <w:color w:val="001F60"/>
-                <w:spacing w:val="-5"/>
-                <w:sz w:val="13"/>
-              </w:rPr>
-              <w:t>3</w:t>
-            </w:r>
-            <w:r>
-              <w:rPr>
-                <w:rFonts w:ascii="Arial" w:hAnsi="Arial" w:cs="Arial"/>
-                <w:b/>
-                <w:color w:val="001F60"/>
-                <w:spacing w:val="-5"/>
-                <w:sz w:val="13"/>
-              </w:rPr>
-              <w:t>}</w:t>
+              <w:t>_14}</w:t>
             </w:r>
           </w:p>
         </w:tc>
@@ -16569,27 +14903,7 @@
                 <w:sz w:val="13"/>
               </w:rPr>
               <w:br/>
-              <w:t>_1</w:t>
-            </w:r>
-            <w:r>
-              <w:rPr>
-                <w:rFonts w:ascii="Arial" w:hAnsi="Arial" w:cs="Arial"/>
-                <w:b/>
-                <w:color w:val="001F60"/>
-                <w:spacing w:val="-5"/>
-                <w:sz w:val="13"/>
-              </w:rPr>
-              <w:t>3</w:t>
-            </w:r>
-            <w:r>
-              <w:rPr>
-                <w:rFonts w:ascii="Arial" w:hAnsi="Arial" w:cs="Arial"/>
-                <w:b/>
-                <w:color w:val="001F60"/>
-                <w:spacing w:val="-5"/>
-                <w:sz w:val="13"/>
-              </w:rPr>
-              <w:t>}</w:t>
+              <w:t>_14}</w:t>
             </w:r>
           </w:p>
         </w:tc>
@@ -16636,27 +14950,7 @@
                 <w:sz w:val="13"/>
               </w:rPr>
               <w:br/>
-              <w:t>_1</w:t>
-            </w:r>
-            <w:r>
-              <w:rPr>
-                <w:rFonts w:ascii="Arial" w:hAnsi="Arial" w:cs="Arial"/>
-                <w:b/>
-                <w:color w:val="001F60"/>
-                <w:spacing w:val="-5"/>
-                <w:sz w:val="13"/>
-              </w:rPr>
-              <w:t>3</w:t>
-            </w:r>
-            <w:r>
-              <w:rPr>
-                <w:rFonts w:ascii="Arial" w:hAnsi="Arial" w:cs="Arial"/>
-                <w:b/>
-                <w:color w:val="001F60"/>
-                <w:spacing w:val="-5"/>
-                <w:sz w:val="13"/>
-              </w:rPr>
-              <w:t>}</w:t>
+              <w:t>_14}</w:t>
             </w:r>
           </w:p>
         </w:tc>
@@ -16703,27 +14997,7 @@
                 <w:sz w:val="13"/>
               </w:rPr>
               <w:br/>
-              <w:t>_1</w:t>
-            </w:r>
-            <w:r>
-              <w:rPr>
-                <w:rFonts w:ascii="Arial" w:hAnsi="Arial" w:cs="Arial"/>
-                <w:b/>
-                <w:color w:val="001F60"/>
-                <w:spacing w:val="-5"/>
-                <w:sz w:val="13"/>
-              </w:rPr>
-              <w:t>3</w:t>
-            </w:r>
-            <w:r>
-              <w:rPr>
-                <w:rFonts w:ascii="Arial" w:hAnsi="Arial" w:cs="Arial"/>
-                <w:b/>
-                <w:color w:val="001F60"/>
-                <w:spacing w:val="-5"/>
-                <w:sz w:val="13"/>
-              </w:rPr>
-              <w:t>}</w:t>
+              <w:t>_14}</w:t>
             </w:r>
           </w:p>
         </w:tc>
@@ -16770,27 +15044,17 @@
                 <w:sz w:val="13"/>
               </w:rPr>
               <w:br/>
-              <w:t>_1</w:t>
-            </w:r>
-            <w:r>
-              <w:rPr>
-                <w:rFonts w:ascii="Arial" w:hAnsi="Arial" w:cs="Arial"/>
-                <w:b/>
-                <w:color w:val="001F60"/>
-                <w:spacing w:val="-5"/>
-                <w:sz w:val="13"/>
-              </w:rPr>
-              <w:t>3</w:t>
-            </w:r>
-            <w:r>
-              <w:rPr>
-                <w:rFonts w:ascii="Arial" w:hAnsi="Arial" w:cs="Arial"/>
-                <w:b/>
-                <w:color w:val="001F60"/>
-                <w:spacing w:val="-5"/>
-                <w:sz w:val="13"/>
-              </w:rPr>
-              <w:t>}</w:t>
+            </w:r>
+            <w:r>
+              <w:rPr>
+                <w:rFonts w:ascii="Arial" w:hAnsi="Arial" w:cs="Arial"/>
+                <w:b/>
+                <w:color w:val="001F60"/>
+                <w:spacing w:val="-5"/>
+                <w:sz w:val="13"/>
+              </w:rPr>
+              <w:lastRenderedPageBreak/>
+              <w:t>_14}</w:t>
             </w:r>
           </w:p>
         </w:tc>
@@ -16807,6 +15071,7 @@
           <w:p>
             <w:pPr>
               <w:pStyle w:val="TableParagraph"/>
+              <w:jc w:val="center"/>
               <w:rPr>
                 <w:rFonts w:ascii="Arial" w:hAnsi="Arial" w:cs="Arial"/>
                 <w:sz w:val="10"/>
@@ -16857,7 +15122,7 @@
                 <w:spacing w:val="-5"/>
                 <w:sz w:val="13"/>
               </w:rPr>
-              <w:t>3</w:t>
+              <w:t>4</w:t>
             </w:r>
             <w:r>
               <w:rPr>
@@ -16907,7 +15172,7 @@
                 <w:spacing w:val="-5"/>
                 <w:sz w:val="13"/>
               </w:rPr>
-              <w:t>3</w:t>
+              <w:t>4</w:t>
             </w:r>
             <w:r>
               <w:rPr>
@@ -16955,7 +15220,7 @@
                 <w:spacing w:val="-5"/>
                 <w:sz w:val="13"/>
               </w:rPr>
-              <w:t>3</w:t>
+              <w:t>4</w:t>
             </w:r>
             <w:r>
               <w:rPr>
@@ -17016,7 +15281,7 @@
                 <w:spacing w:val="-10"/>
                 <w:sz w:val="10"/>
               </w:rPr>
-              <w:t>14</w:t>
+              <w:t>15</w:t>
             </w:r>
           </w:p>
         </w:tc>
@@ -17046,7 +15311,7 @@
                 <w:rFonts w:ascii="Arial" w:hAnsi="Arial" w:cs="Arial"/>
                 <w:sz w:val="13"/>
               </w:rPr>
-              <w:t>${cod_14}</w:t>
+              <w:t>${cod_15}</w:t>
             </w:r>
           </w:p>
         </w:tc>
@@ -17076,7 +15341,7 @@
                 <w:rFonts w:ascii="Arial" w:hAnsi="Arial" w:cs="Arial"/>
                 <w:sz w:val="13"/>
               </w:rPr>
-              <w:t>${nom_14}</w:t>
+              <w:t>${nom_15}</w:t>
             </w:r>
           </w:p>
         </w:tc>
@@ -17112,27 +15377,7 @@
                 <w:spacing w:val="-5"/>
                 <w:sz w:val="13"/>
               </w:rPr>
-              <w:t>${u1_1</w:t>
-            </w:r>
-            <w:r>
-              <w:rPr>
-                <w:rFonts w:ascii="Arial" w:hAnsi="Arial" w:cs="Arial"/>
-                <w:b/>
-                <w:color w:val="001F60"/>
-                <w:spacing w:val="-5"/>
-                <w:sz w:val="13"/>
-              </w:rPr>
-              <w:t>4</w:t>
-            </w:r>
-            <w:r>
-              <w:rPr>
-                <w:rFonts w:ascii="Arial" w:hAnsi="Arial" w:cs="Arial"/>
-                <w:b/>
-                <w:color w:val="001F60"/>
-                <w:spacing w:val="-5"/>
-                <w:sz w:val="13"/>
-              </w:rPr>
-              <w:t>}</w:t>
+              <w:t>${u1_15}</w:t>
             </w:r>
           </w:p>
         </w:tc>
@@ -17168,27 +15413,7 @@
                 <w:spacing w:val="-5"/>
                 <w:sz w:val="13"/>
               </w:rPr>
-              <w:t>${u2_1</w:t>
-            </w:r>
-            <w:r>
-              <w:rPr>
-                <w:rFonts w:ascii="Arial" w:hAnsi="Arial" w:cs="Arial"/>
-                <w:b/>
-                <w:color w:val="001F60"/>
-                <w:spacing w:val="-5"/>
-                <w:sz w:val="13"/>
-              </w:rPr>
-              <w:t>4</w:t>
-            </w:r>
-            <w:r>
-              <w:rPr>
-                <w:rFonts w:ascii="Arial" w:hAnsi="Arial" w:cs="Arial"/>
-                <w:b/>
-                <w:color w:val="001F60"/>
-                <w:spacing w:val="-5"/>
-                <w:sz w:val="13"/>
-              </w:rPr>
-              <w:t>}</w:t>
+              <w:t>${u2_15}</w:t>
             </w:r>
           </w:p>
         </w:tc>
@@ -17224,27 +15449,7 @@
                 <w:spacing w:val="-5"/>
                 <w:sz w:val="13"/>
               </w:rPr>
-              <w:t>${u3_1</w:t>
-            </w:r>
-            <w:r>
-              <w:rPr>
-                <w:rFonts w:ascii="Arial" w:hAnsi="Arial" w:cs="Arial"/>
-                <w:b/>
-                <w:color w:val="001F60"/>
-                <w:spacing w:val="-5"/>
-                <w:sz w:val="13"/>
-              </w:rPr>
-              <w:t>4</w:t>
-            </w:r>
-            <w:r>
-              <w:rPr>
-                <w:rFonts w:ascii="Arial" w:hAnsi="Arial" w:cs="Arial"/>
-                <w:b/>
-                <w:color w:val="001F60"/>
-                <w:spacing w:val="-5"/>
-                <w:sz w:val="13"/>
-              </w:rPr>
-              <w:t>}</w:t>
+              <w:t>${u3_15}</w:t>
             </w:r>
           </w:p>
         </w:tc>
@@ -17280,27 +15485,7 @@
                 <w:spacing w:val="-5"/>
                 <w:sz w:val="13"/>
               </w:rPr>
-              <w:t>${u4_1</w:t>
-            </w:r>
-            <w:r>
-              <w:rPr>
-                <w:rFonts w:ascii="Arial" w:hAnsi="Arial" w:cs="Arial"/>
-                <w:b/>
-                <w:color w:val="001F60"/>
-                <w:spacing w:val="-5"/>
-                <w:sz w:val="13"/>
-              </w:rPr>
-              <w:t>4</w:t>
-            </w:r>
-            <w:r>
-              <w:rPr>
-                <w:rFonts w:ascii="Arial" w:hAnsi="Arial" w:cs="Arial"/>
-                <w:b/>
-                <w:color w:val="001F60"/>
-                <w:spacing w:val="-5"/>
-                <w:sz w:val="13"/>
-              </w:rPr>
-              <w:t>}</w:t>
+              <w:t>${u4_15}</w:t>
             </w:r>
           </w:p>
         </w:tc>
@@ -17336,27 +15521,7 @@
                 <w:spacing w:val="-5"/>
                 <w:sz w:val="13"/>
               </w:rPr>
-              <w:t>${u5_1</w:t>
-            </w:r>
-            <w:r>
-              <w:rPr>
-                <w:rFonts w:ascii="Arial" w:hAnsi="Arial" w:cs="Arial"/>
-                <w:b/>
-                <w:color w:val="001F60"/>
-                <w:spacing w:val="-5"/>
-                <w:sz w:val="13"/>
-              </w:rPr>
-              <w:t>4</w:t>
-            </w:r>
-            <w:r>
-              <w:rPr>
-                <w:rFonts w:ascii="Arial" w:hAnsi="Arial" w:cs="Arial"/>
-                <w:b/>
-                <w:color w:val="001F60"/>
-                <w:spacing w:val="-5"/>
-                <w:sz w:val="13"/>
-              </w:rPr>
-              <w:t>}</w:t>
+              <w:t>${u5_15}</w:t>
             </w:r>
           </w:p>
         </w:tc>
@@ -17403,27 +15568,7 @@
                 <w:sz w:val="13"/>
               </w:rPr>
               <w:br/>
-              <w:t>_1</w:t>
-            </w:r>
-            <w:r>
-              <w:rPr>
-                <w:rFonts w:ascii="Arial" w:hAnsi="Arial" w:cs="Arial"/>
-                <w:b/>
-                <w:color w:val="001F60"/>
-                <w:spacing w:val="-5"/>
-                <w:sz w:val="13"/>
-              </w:rPr>
-              <w:t>4</w:t>
-            </w:r>
-            <w:r>
-              <w:rPr>
-                <w:rFonts w:ascii="Arial" w:hAnsi="Arial" w:cs="Arial"/>
-                <w:b/>
-                <w:color w:val="001F60"/>
-                <w:spacing w:val="-5"/>
-                <w:sz w:val="13"/>
-              </w:rPr>
-              <w:t>}</w:t>
+              <w:t>_15}</w:t>
             </w:r>
           </w:p>
         </w:tc>
@@ -17470,27 +15615,7 @@
                 <w:sz w:val="13"/>
               </w:rPr>
               <w:br/>
-              <w:t>_1</w:t>
-            </w:r>
-            <w:r>
-              <w:rPr>
-                <w:rFonts w:ascii="Arial" w:hAnsi="Arial" w:cs="Arial"/>
-                <w:b/>
-                <w:color w:val="001F60"/>
-                <w:spacing w:val="-5"/>
-                <w:sz w:val="13"/>
-              </w:rPr>
-              <w:t>4</w:t>
-            </w:r>
-            <w:r>
-              <w:rPr>
-                <w:rFonts w:ascii="Arial" w:hAnsi="Arial" w:cs="Arial"/>
-                <w:b/>
-                <w:color w:val="001F60"/>
-                <w:spacing w:val="-5"/>
-                <w:sz w:val="13"/>
-              </w:rPr>
-              <w:t>}</w:t>
+              <w:t>_15}</w:t>
             </w:r>
           </w:p>
         </w:tc>
@@ -17537,27 +15662,7 @@
                 <w:sz w:val="13"/>
               </w:rPr>
               <w:br/>
-              <w:t>_1</w:t>
-            </w:r>
-            <w:r>
-              <w:rPr>
-                <w:rFonts w:ascii="Arial" w:hAnsi="Arial" w:cs="Arial"/>
-                <w:b/>
-                <w:color w:val="001F60"/>
-                <w:spacing w:val="-5"/>
-                <w:sz w:val="13"/>
-              </w:rPr>
-              <w:t>4</w:t>
-            </w:r>
-            <w:r>
-              <w:rPr>
-                <w:rFonts w:ascii="Arial" w:hAnsi="Arial" w:cs="Arial"/>
-                <w:b/>
-                <w:color w:val="001F60"/>
-                <w:spacing w:val="-5"/>
-                <w:sz w:val="13"/>
-              </w:rPr>
-              <w:t>}</w:t>
+              <w:t>_15}</w:t>
             </w:r>
           </w:p>
         </w:tc>
@@ -17604,27 +15709,7 @@
                 <w:sz w:val="13"/>
               </w:rPr>
               <w:br/>
-              <w:t>_1</w:t>
-            </w:r>
-            <w:r>
-              <w:rPr>
-                <w:rFonts w:ascii="Arial" w:hAnsi="Arial" w:cs="Arial"/>
-                <w:b/>
-                <w:color w:val="001F60"/>
-                <w:spacing w:val="-5"/>
-                <w:sz w:val="13"/>
-              </w:rPr>
-              <w:t>4</w:t>
-            </w:r>
-            <w:r>
-              <w:rPr>
-                <w:rFonts w:ascii="Arial" w:hAnsi="Arial" w:cs="Arial"/>
-                <w:b/>
-                <w:color w:val="001F60"/>
-                <w:spacing w:val="-5"/>
-                <w:sz w:val="13"/>
-              </w:rPr>
-              <w:t>}</w:t>
+              <w:t>_15}</w:t>
             </w:r>
           </w:p>
         </w:tc>
@@ -17671,27 +15756,7 @@
                 <w:sz w:val="13"/>
               </w:rPr>
               <w:br/>
-              <w:t>_1</w:t>
-            </w:r>
-            <w:r>
-              <w:rPr>
-                <w:rFonts w:ascii="Arial" w:hAnsi="Arial" w:cs="Arial"/>
-                <w:b/>
-                <w:color w:val="001F60"/>
-                <w:spacing w:val="-5"/>
-                <w:sz w:val="13"/>
-              </w:rPr>
-              <w:t>4</w:t>
-            </w:r>
-            <w:r>
-              <w:rPr>
-                <w:rFonts w:ascii="Arial" w:hAnsi="Arial" w:cs="Arial"/>
-                <w:b/>
-                <w:color w:val="001F60"/>
-                <w:spacing w:val="-5"/>
-                <w:sz w:val="13"/>
-              </w:rPr>
-              <w:t>}</w:t>
+              <w:t>_15}</w:t>
             </w:r>
           </w:p>
         </w:tc>
@@ -17708,6 +15773,7 @@
           <w:p>
             <w:pPr>
               <w:pStyle w:val="TableParagraph"/>
+              <w:jc w:val="center"/>
               <w:rPr>
                 <w:rFonts w:ascii="Arial" w:hAnsi="Arial" w:cs="Arial"/>
                 <w:sz w:val="10"/>
@@ -17758,7 +15824,7 @@
                 <w:spacing w:val="-5"/>
                 <w:sz w:val="13"/>
               </w:rPr>
-              <w:t>4</w:t>
+              <w:t>5</w:t>
             </w:r>
             <w:r>
               <w:rPr>
@@ -17808,7 +15874,7 @@
                 <w:spacing w:val="-5"/>
                 <w:sz w:val="13"/>
               </w:rPr>
-              <w:t>4</w:t>
+              <w:t>5</w:t>
             </w:r>
             <w:r>
               <w:rPr>
@@ -17856,7 +15922,7 @@
                 <w:spacing w:val="-5"/>
                 <w:sz w:val="13"/>
               </w:rPr>
-              <w:t>4</w:t>
+              <w:t>5</w:t>
             </w:r>
             <w:r>
               <w:rPr>
@@ -17914,11 +15980,10 @@
             </w:pPr>
             <w:r>
               <w:rPr>
-                <w:spacing w:val="-10"/>
-                <w:sz w:val="10"/>
-              </w:rPr>
-              <w:lastRenderedPageBreak/>
-              <w:t>15</w:t>
+                <w:spacing w:val="-5"/>
+                <w:sz w:val="10"/>
+              </w:rPr>
+              <w:t>16</w:t>
             </w:r>
           </w:p>
         </w:tc>
@@ -17948,7 +16013,7 @@
                 <w:rFonts w:ascii="Arial" w:hAnsi="Arial" w:cs="Arial"/>
                 <w:sz w:val="13"/>
               </w:rPr>
-              <w:t>${cod_15}</w:t>
+              <w:t>${cod_16}</w:t>
             </w:r>
           </w:p>
         </w:tc>
@@ -17978,7 +16043,7 @@
                 <w:rFonts w:ascii="Arial" w:hAnsi="Arial" w:cs="Arial"/>
                 <w:sz w:val="13"/>
               </w:rPr>
-              <w:t>${nom_15}</w:t>
+              <w:t>${nom_16}</w:t>
             </w:r>
           </w:p>
         </w:tc>
@@ -18014,27 +16079,7 @@
                 <w:spacing w:val="-5"/>
                 <w:sz w:val="13"/>
               </w:rPr>
-              <w:t>${u1_1</w:t>
-            </w:r>
-            <w:r>
-              <w:rPr>
-                <w:rFonts w:ascii="Arial" w:hAnsi="Arial" w:cs="Arial"/>
-                <w:b/>
-                <w:color w:val="001F60"/>
-                <w:spacing w:val="-5"/>
-                <w:sz w:val="13"/>
-              </w:rPr>
-              <w:t>5</w:t>
-            </w:r>
-            <w:r>
-              <w:rPr>
-                <w:rFonts w:ascii="Arial" w:hAnsi="Arial" w:cs="Arial"/>
-                <w:b/>
-                <w:color w:val="001F60"/>
-                <w:spacing w:val="-5"/>
-                <w:sz w:val="13"/>
-              </w:rPr>
-              <w:t>}</w:t>
+              <w:t>${u1_16}</w:t>
             </w:r>
           </w:p>
         </w:tc>
@@ -18070,27 +16115,7 @@
                 <w:spacing w:val="-5"/>
                 <w:sz w:val="13"/>
               </w:rPr>
-              <w:t>${u2_1</w:t>
-            </w:r>
-            <w:r>
-              <w:rPr>
-                <w:rFonts w:ascii="Arial" w:hAnsi="Arial" w:cs="Arial"/>
-                <w:b/>
-                <w:color w:val="001F60"/>
-                <w:spacing w:val="-5"/>
-                <w:sz w:val="13"/>
-              </w:rPr>
-              <w:t>5</w:t>
-            </w:r>
-            <w:r>
-              <w:rPr>
-                <w:rFonts w:ascii="Arial" w:hAnsi="Arial" w:cs="Arial"/>
-                <w:b/>
-                <w:color w:val="001F60"/>
-                <w:spacing w:val="-5"/>
-                <w:sz w:val="13"/>
-              </w:rPr>
-              <w:t>}</w:t>
+              <w:t>${u2_16}</w:t>
             </w:r>
           </w:p>
         </w:tc>
@@ -18126,27 +16151,7 @@
                 <w:spacing w:val="-5"/>
                 <w:sz w:val="13"/>
               </w:rPr>
-              <w:t>${u3_1</w:t>
-            </w:r>
-            <w:r>
-              <w:rPr>
-                <w:rFonts w:ascii="Arial" w:hAnsi="Arial" w:cs="Arial"/>
-                <w:b/>
-                <w:color w:val="001F60"/>
-                <w:spacing w:val="-5"/>
-                <w:sz w:val="13"/>
-              </w:rPr>
-              <w:t>5</w:t>
-            </w:r>
-            <w:r>
-              <w:rPr>
-                <w:rFonts w:ascii="Arial" w:hAnsi="Arial" w:cs="Arial"/>
-                <w:b/>
-                <w:color w:val="001F60"/>
-                <w:spacing w:val="-5"/>
-                <w:sz w:val="13"/>
-              </w:rPr>
-              <w:t>}</w:t>
+              <w:t>${u3_16}</w:t>
             </w:r>
           </w:p>
         </w:tc>
@@ -18182,27 +16187,7 @@
                 <w:spacing w:val="-5"/>
                 <w:sz w:val="13"/>
               </w:rPr>
-              <w:t>${u4_1</w:t>
-            </w:r>
-            <w:r>
-              <w:rPr>
-                <w:rFonts w:ascii="Arial" w:hAnsi="Arial" w:cs="Arial"/>
-                <w:b/>
-                <w:color w:val="001F60"/>
-                <w:spacing w:val="-5"/>
-                <w:sz w:val="13"/>
-              </w:rPr>
-              <w:t>5</w:t>
-            </w:r>
-            <w:r>
-              <w:rPr>
-                <w:rFonts w:ascii="Arial" w:hAnsi="Arial" w:cs="Arial"/>
-                <w:b/>
-                <w:color w:val="001F60"/>
-                <w:spacing w:val="-5"/>
-                <w:sz w:val="13"/>
-              </w:rPr>
-              <w:t>}</w:t>
+              <w:t>${u4_16}</w:t>
             </w:r>
           </w:p>
         </w:tc>
@@ -18238,27 +16223,7 @@
                 <w:spacing w:val="-5"/>
                 <w:sz w:val="13"/>
               </w:rPr>
-              <w:t>${u5_1</w:t>
-            </w:r>
-            <w:r>
-              <w:rPr>
-                <w:rFonts w:ascii="Arial" w:hAnsi="Arial" w:cs="Arial"/>
-                <w:b/>
-                <w:color w:val="001F60"/>
-                <w:spacing w:val="-5"/>
-                <w:sz w:val="13"/>
-              </w:rPr>
-              <w:t>5</w:t>
-            </w:r>
-            <w:r>
-              <w:rPr>
-                <w:rFonts w:ascii="Arial" w:hAnsi="Arial" w:cs="Arial"/>
-                <w:b/>
-                <w:color w:val="001F60"/>
-                <w:spacing w:val="-5"/>
-                <w:sz w:val="13"/>
-              </w:rPr>
-              <w:t>}</w:t>
+              <w:t>${u5_16}</w:t>
             </w:r>
           </w:p>
         </w:tc>
@@ -18305,27 +16270,7 @@
                 <w:sz w:val="13"/>
               </w:rPr>
               <w:br/>
-              <w:t>_1</w:t>
-            </w:r>
-            <w:r>
-              <w:rPr>
-                <w:rFonts w:ascii="Arial" w:hAnsi="Arial" w:cs="Arial"/>
-                <w:b/>
-                <w:color w:val="001F60"/>
-                <w:spacing w:val="-5"/>
-                <w:sz w:val="13"/>
-              </w:rPr>
-              <w:t>5</w:t>
-            </w:r>
-            <w:r>
-              <w:rPr>
-                <w:rFonts w:ascii="Arial" w:hAnsi="Arial" w:cs="Arial"/>
-                <w:b/>
-                <w:color w:val="001F60"/>
-                <w:spacing w:val="-5"/>
-                <w:sz w:val="13"/>
-              </w:rPr>
-              <w:t>}</w:t>
+              <w:t>_16}</w:t>
             </w:r>
           </w:p>
         </w:tc>
@@ -18372,27 +16317,7 @@
                 <w:sz w:val="13"/>
               </w:rPr>
               <w:br/>
-              <w:t>_1</w:t>
-            </w:r>
-            <w:r>
-              <w:rPr>
-                <w:rFonts w:ascii="Arial" w:hAnsi="Arial" w:cs="Arial"/>
-                <w:b/>
-                <w:color w:val="001F60"/>
-                <w:spacing w:val="-5"/>
-                <w:sz w:val="13"/>
-              </w:rPr>
-              <w:t>5</w:t>
-            </w:r>
-            <w:r>
-              <w:rPr>
-                <w:rFonts w:ascii="Arial" w:hAnsi="Arial" w:cs="Arial"/>
-                <w:b/>
-                <w:color w:val="001F60"/>
-                <w:spacing w:val="-5"/>
-                <w:sz w:val="13"/>
-              </w:rPr>
-              <w:t>}</w:t>
+              <w:t>_16}</w:t>
             </w:r>
           </w:p>
         </w:tc>
@@ -18439,27 +16364,7 @@
                 <w:sz w:val="13"/>
               </w:rPr>
               <w:br/>
-              <w:t>_1</w:t>
-            </w:r>
-            <w:r>
-              <w:rPr>
-                <w:rFonts w:ascii="Arial" w:hAnsi="Arial" w:cs="Arial"/>
-                <w:b/>
-                <w:color w:val="001F60"/>
-                <w:spacing w:val="-5"/>
-                <w:sz w:val="13"/>
-              </w:rPr>
-              <w:t>5</w:t>
-            </w:r>
-            <w:r>
-              <w:rPr>
-                <w:rFonts w:ascii="Arial" w:hAnsi="Arial" w:cs="Arial"/>
-                <w:b/>
-                <w:color w:val="001F60"/>
-                <w:spacing w:val="-5"/>
-                <w:sz w:val="13"/>
-              </w:rPr>
-              <w:t>}</w:t>
+              <w:t>_16}</w:t>
             </w:r>
           </w:p>
         </w:tc>
@@ -18506,27 +16411,7 @@
                 <w:sz w:val="13"/>
               </w:rPr>
               <w:br/>
-              <w:t>_1</w:t>
-            </w:r>
-            <w:r>
-              <w:rPr>
-                <w:rFonts w:ascii="Arial" w:hAnsi="Arial" w:cs="Arial"/>
-                <w:b/>
-                <w:color w:val="001F60"/>
-                <w:spacing w:val="-5"/>
-                <w:sz w:val="13"/>
-              </w:rPr>
-              <w:t>5</w:t>
-            </w:r>
-            <w:r>
-              <w:rPr>
-                <w:rFonts w:ascii="Arial" w:hAnsi="Arial" w:cs="Arial"/>
-                <w:b/>
-                <w:color w:val="001F60"/>
-                <w:spacing w:val="-5"/>
-                <w:sz w:val="13"/>
-              </w:rPr>
-              <w:t>}</w:t>
+              <w:t>_16}</w:t>
             </w:r>
           </w:p>
         </w:tc>
@@ -18573,27 +16458,7 @@
                 <w:sz w:val="13"/>
               </w:rPr>
               <w:br/>
-              <w:t>_1</w:t>
-            </w:r>
-            <w:r>
-              <w:rPr>
-                <w:rFonts w:ascii="Arial" w:hAnsi="Arial" w:cs="Arial"/>
-                <w:b/>
-                <w:color w:val="001F60"/>
-                <w:spacing w:val="-5"/>
-                <w:sz w:val="13"/>
-              </w:rPr>
-              <w:t>5</w:t>
-            </w:r>
-            <w:r>
-              <w:rPr>
-                <w:rFonts w:ascii="Arial" w:hAnsi="Arial" w:cs="Arial"/>
-                <w:b/>
-                <w:color w:val="001F60"/>
-                <w:spacing w:val="-5"/>
-                <w:sz w:val="13"/>
-              </w:rPr>
-              <w:t>}</w:t>
+              <w:t>_16}</w:t>
             </w:r>
           </w:p>
         </w:tc>
@@ -18651,27 +16516,7 @@
                 <w:spacing w:val="-5"/>
                 <w:sz w:val="13"/>
               </w:rPr>
-              <w:t>${logro_1</w:t>
-            </w:r>
-            <w:r>
-              <w:rPr>
-                <w:rFonts w:ascii="Arial" w:hAnsi="Arial" w:cs="Arial"/>
-                <w:b/>
-                <w:color w:val="001F60"/>
-                <w:spacing w:val="-5"/>
-                <w:sz w:val="13"/>
-              </w:rPr>
-              <w:t>5</w:t>
-            </w:r>
-            <w:r>
-              <w:rPr>
-                <w:rFonts w:ascii="Arial" w:hAnsi="Arial" w:cs="Arial"/>
-                <w:b/>
-                <w:color w:val="001F60"/>
-                <w:spacing w:val="-5"/>
-                <w:sz w:val="13"/>
-              </w:rPr>
-              <w:t>}</w:t>
+              <w:t>${logro_16}</w:t>
             </w:r>
           </w:p>
         </w:tc>
@@ -18703,23 +16548,7 @@
                 <w:spacing w:val="-5"/>
                 <w:sz w:val="13"/>
               </w:rPr>
-              <w:t>${aprob_1</w:t>
-            </w:r>
-            <w:r>
-              <w:rPr>
-                <w:rFonts w:ascii="Arial" w:hAnsi="Arial" w:cs="Arial"/>
-                <w:spacing w:val="-5"/>
-                <w:sz w:val="13"/>
-              </w:rPr>
-              <w:t>5</w:t>
-            </w:r>
-            <w:r>
-              <w:rPr>
-                <w:rFonts w:ascii="Arial" w:hAnsi="Arial" w:cs="Arial"/>
-                <w:spacing w:val="-5"/>
-                <w:sz w:val="13"/>
-              </w:rPr>
-              <w:t>}</w:t>
+              <w:t>${aprob_16}</w:t>
             </w:r>
           </w:p>
         </w:tc>
@@ -18751,23 +16580,7 @@
                 <w:spacing w:val="-5"/>
                 <w:sz w:val="13"/>
               </w:rPr>
-              <w:t>${desap_1</w:t>
-            </w:r>
-            <w:r>
-              <w:rPr>
-                <w:rFonts w:ascii="Arial" w:hAnsi="Arial" w:cs="Arial"/>
-                <w:spacing w:val="-5"/>
-                <w:sz w:val="13"/>
-              </w:rPr>
-              <w:t>5</w:t>
-            </w:r>
-            <w:r>
-              <w:rPr>
-                <w:rFonts w:ascii="Arial" w:hAnsi="Arial" w:cs="Arial"/>
-                <w:spacing w:val="-5"/>
-                <w:sz w:val="13"/>
-              </w:rPr>
-              <w:t>}</w:t>
+              <w:t>${desap_16}</w:t>
             </w:r>
           </w:p>
         </w:tc>
@@ -18820,7 +16633,7 @@
                 <w:spacing w:val="-5"/>
                 <w:sz w:val="10"/>
               </w:rPr>
-              <w:t>16</w:t>
+              <w:t>17</w:t>
             </w:r>
           </w:p>
         </w:tc>
@@ -18850,21 +16663,7 @@
                 <w:rFonts w:ascii="Arial" w:hAnsi="Arial" w:cs="Arial"/>
                 <w:sz w:val="13"/>
               </w:rPr>
-              <w:t>${cod_1</w:t>
-            </w:r>
-            <w:r>
-              <w:rPr>
-                <w:rFonts w:ascii="Arial" w:hAnsi="Arial" w:cs="Arial"/>
-                <w:sz w:val="13"/>
-              </w:rPr>
-              <w:t>6</w:t>
-            </w:r>
-            <w:r>
-              <w:rPr>
-                <w:rFonts w:ascii="Arial" w:hAnsi="Arial" w:cs="Arial"/>
-                <w:sz w:val="13"/>
-              </w:rPr>
-              <w:t>}</w:t>
+              <w:t>${cod_17}</w:t>
             </w:r>
           </w:p>
         </w:tc>
@@ -18894,21 +16693,7 @@
                 <w:rFonts w:ascii="Arial" w:hAnsi="Arial" w:cs="Arial"/>
                 <w:sz w:val="13"/>
               </w:rPr>
-              <w:t>${nom_1</w:t>
-            </w:r>
-            <w:r>
-              <w:rPr>
-                <w:rFonts w:ascii="Arial" w:hAnsi="Arial" w:cs="Arial"/>
-                <w:sz w:val="13"/>
-              </w:rPr>
-              <w:t>6</w:t>
-            </w:r>
-            <w:r>
-              <w:rPr>
-                <w:rFonts w:ascii="Arial" w:hAnsi="Arial" w:cs="Arial"/>
-                <w:sz w:val="13"/>
-              </w:rPr>
-              <w:t>}</w:t>
+              <w:t>${nom_17}</w:t>
             </w:r>
           </w:p>
         </w:tc>
@@ -18944,27 +16729,7 @@
                 <w:spacing w:val="-5"/>
                 <w:sz w:val="13"/>
               </w:rPr>
-              <w:t>${u1_1</w:t>
-            </w:r>
-            <w:r>
-              <w:rPr>
-                <w:rFonts w:ascii="Arial" w:hAnsi="Arial" w:cs="Arial"/>
-                <w:b/>
-                <w:color w:val="001F60"/>
-                <w:spacing w:val="-5"/>
-                <w:sz w:val="13"/>
-              </w:rPr>
-              <w:t>6</w:t>
-            </w:r>
-            <w:r>
-              <w:rPr>
-                <w:rFonts w:ascii="Arial" w:hAnsi="Arial" w:cs="Arial"/>
-                <w:b/>
-                <w:color w:val="001F60"/>
-                <w:spacing w:val="-5"/>
-                <w:sz w:val="13"/>
-              </w:rPr>
-              <w:t>}</w:t>
+              <w:t>${u1_17}</w:t>
             </w:r>
           </w:p>
         </w:tc>
@@ -19000,27 +16765,7 @@
                 <w:spacing w:val="-5"/>
                 <w:sz w:val="13"/>
               </w:rPr>
-              <w:t>${u2_1</w:t>
-            </w:r>
-            <w:r>
-              <w:rPr>
-                <w:rFonts w:ascii="Arial" w:hAnsi="Arial" w:cs="Arial"/>
-                <w:b/>
-                <w:color w:val="001F60"/>
-                <w:spacing w:val="-5"/>
-                <w:sz w:val="13"/>
-              </w:rPr>
-              <w:t>6</w:t>
-            </w:r>
-            <w:r>
-              <w:rPr>
-                <w:rFonts w:ascii="Arial" w:hAnsi="Arial" w:cs="Arial"/>
-                <w:b/>
-                <w:color w:val="001F60"/>
-                <w:spacing w:val="-5"/>
-                <w:sz w:val="13"/>
-              </w:rPr>
-              <w:t>}</w:t>
+              <w:t>${u2_17}</w:t>
             </w:r>
           </w:p>
         </w:tc>
@@ -19056,27 +16801,7 @@
                 <w:spacing w:val="-5"/>
                 <w:sz w:val="13"/>
               </w:rPr>
-              <w:t>${u3_1</w:t>
-            </w:r>
-            <w:r>
-              <w:rPr>
-                <w:rFonts w:ascii="Arial" w:hAnsi="Arial" w:cs="Arial"/>
-                <w:b/>
-                <w:color w:val="001F60"/>
-                <w:spacing w:val="-5"/>
-                <w:sz w:val="13"/>
-              </w:rPr>
-              <w:t>6</w:t>
-            </w:r>
-            <w:r>
-              <w:rPr>
-                <w:rFonts w:ascii="Arial" w:hAnsi="Arial" w:cs="Arial"/>
-                <w:b/>
-                <w:color w:val="001F60"/>
-                <w:spacing w:val="-5"/>
-                <w:sz w:val="13"/>
-              </w:rPr>
-              <w:t>}</w:t>
+              <w:t>${u3_17}</w:t>
             </w:r>
           </w:p>
         </w:tc>
@@ -19112,27 +16837,7 @@
                 <w:spacing w:val="-5"/>
                 <w:sz w:val="13"/>
               </w:rPr>
-              <w:t>${u4_1</w:t>
-            </w:r>
-            <w:r>
-              <w:rPr>
-                <w:rFonts w:ascii="Arial" w:hAnsi="Arial" w:cs="Arial"/>
-                <w:b/>
-                <w:color w:val="001F60"/>
-                <w:spacing w:val="-5"/>
-                <w:sz w:val="13"/>
-              </w:rPr>
-              <w:t>6</w:t>
-            </w:r>
-            <w:r>
-              <w:rPr>
-                <w:rFonts w:ascii="Arial" w:hAnsi="Arial" w:cs="Arial"/>
-                <w:b/>
-                <w:color w:val="001F60"/>
-                <w:spacing w:val="-5"/>
-                <w:sz w:val="13"/>
-              </w:rPr>
-              <w:t>}</w:t>
+              <w:t>${u4_17}</w:t>
             </w:r>
           </w:p>
         </w:tc>
@@ -19168,27 +16873,7 @@
                 <w:spacing w:val="-5"/>
                 <w:sz w:val="13"/>
               </w:rPr>
-              <w:t>${u5_1</w:t>
-            </w:r>
-            <w:r>
-              <w:rPr>
-                <w:rFonts w:ascii="Arial" w:hAnsi="Arial" w:cs="Arial"/>
-                <w:b/>
-                <w:color w:val="001F60"/>
-                <w:spacing w:val="-5"/>
-                <w:sz w:val="13"/>
-              </w:rPr>
-              <w:t>6</w:t>
-            </w:r>
-            <w:r>
-              <w:rPr>
-                <w:rFonts w:ascii="Arial" w:hAnsi="Arial" w:cs="Arial"/>
-                <w:b/>
-                <w:color w:val="001F60"/>
-                <w:spacing w:val="-5"/>
-                <w:sz w:val="13"/>
-              </w:rPr>
-              <w:t>}</w:t>
+              <w:t>${u5_17}</w:t>
             </w:r>
           </w:p>
         </w:tc>
@@ -19224,38 +16909,7 @@
                 <w:spacing w:val="-5"/>
                 <w:sz w:val="13"/>
               </w:rPr>
-              <w:t>${u6</w:t>
-            </w:r>
-            <w:r>
-              <w:rPr>
-                <w:rFonts w:ascii="Arial" w:hAnsi="Arial" w:cs="Arial"/>
-                <w:b/>
-                <w:color w:val="001F60"/>
-                <w:spacing w:val="-5"/>
-                <w:sz w:val="13"/>
-              </w:rPr>
-              <w:br/>
-              <w:t>_1</w:t>
-            </w:r>
-            <w:r>
-              <w:rPr>
-                <w:rFonts w:ascii="Arial" w:hAnsi="Arial" w:cs="Arial"/>
-                <w:b/>
-                <w:color w:val="001F60"/>
-                <w:spacing w:val="-5"/>
-                <w:sz w:val="13"/>
-              </w:rPr>
-              <w:t>6</w:t>
-            </w:r>
-            <w:r>
-              <w:rPr>
-                <w:rFonts w:ascii="Arial" w:hAnsi="Arial" w:cs="Arial"/>
-                <w:b/>
-                <w:color w:val="001F60"/>
-                <w:spacing w:val="-5"/>
-                <w:sz w:val="13"/>
-              </w:rPr>
-              <w:t>}</w:t>
+              <w:t>${u6_17}</w:t>
             </w:r>
           </w:p>
         </w:tc>
@@ -19291,38 +16945,7 @@
                 <w:spacing w:val="-5"/>
                 <w:sz w:val="13"/>
               </w:rPr>
-              <w:t>${u7</w:t>
-            </w:r>
-            <w:r>
-              <w:rPr>
-                <w:rFonts w:ascii="Arial" w:hAnsi="Arial" w:cs="Arial"/>
-                <w:b/>
-                <w:color w:val="001F60"/>
-                <w:spacing w:val="-5"/>
-                <w:sz w:val="13"/>
-              </w:rPr>
-              <w:br/>
-              <w:t>_1</w:t>
-            </w:r>
-            <w:r>
-              <w:rPr>
-                <w:rFonts w:ascii="Arial" w:hAnsi="Arial" w:cs="Arial"/>
-                <w:b/>
-                <w:color w:val="001F60"/>
-                <w:spacing w:val="-5"/>
-                <w:sz w:val="13"/>
-              </w:rPr>
-              <w:t>6</w:t>
-            </w:r>
-            <w:r>
-              <w:rPr>
-                <w:rFonts w:ascii="Arial" w:hAnsi="Arial" w:cs="Arial"/>
-                <w:b/>
-                <w:color w:val="001F60"/>
-                <w:spacing w:val="-5"/>
-                <w:sz w:val="13"/>
-              </w:rPr>
-              <w:t>}</w:t>
+              <w:t>${u7_17}</w:t>
             </w:r>
           </w:p>
         </w:tc>
@@ -19358,38 +16981,7 @@
                 <w:spacing w:val="-5"/>
                 <w:sz w:val="13"/>
               </w:rPr>
-              <w:t>${u8</w:t>
-            </w:r>
-            <w:r>
-              <w:rPr>
-                <w:rFonts w:ascii="Arial" w:hAnsi="Arial" w:cs="Arial"/>
-                <w:b/>
-                <w:color w:val="001F60"/>
-                <w:spacing w:val="-5"/>
-                <w:sz w:val="13"/>
-              </w:rPr>
-              <w:br/>
-              <w:t>_1</w:t>
-            </w:r>
-            <w:r>
-              <w:rPr>
-                <w:rFonts w:ascii="Arial" w:hAnsi="Arial" w:cs="Arial"/>
-                <w:b/>
-                <w:color w:val="001F60"/>
-                <w:spacing w:val="-5"/>
-                <w:sz w:val="13"/>
-              </w:rPr>
-              <w:t>6</w:t>
-            </w:r>
-            <w:r>
-              <w:rPr>
-                <w:rFonts w:ascii="Arial" w:hAnsi="Arial" w:cs="Arial"/>
-                <w:b/>
-                <w:color w:val="001F60"/>
-                <w:spacing w:val="-5"/>
-                <w:sz w:val="13"/>
-              </w:rPr>
-              <w:t>}</w:t>
+              <w:t>${u8_17}</w:t>
             </w:r>
           </w:p>
         </w:tc>
@@ -19425,38 +17017,7 @@
                 <w:spacing w:val="-5"/>
                 <w:sz w:val="13"/>
               </w:rPr>
-              <w:t>${u9</w:t>
-            </w:r>
-            <w:r>
-              <w:rPr>
-                <w:rFonts w:ascii="Arial" w:hAnsi="Arial" w:cs="Arial"/>
-                <w:b/>
-                <w:color w:val="001F60"/>
-                <w:spacing w:val="-5"/>
-                <w:sz w:val="13"/>
-              </w:rPr>
-              <w:br/>
-              <w:t>_1</w:t>
-            </w:r>
-            <w:r>
-              <w:rPr>
-                <w:rFonts w:ascii="Arial" w:hAnsi="Arial" w:cs="Arial"/>
-                <w:b/>
-                <w:color w:val="001F60"/>
-                <w:spacing w:val="-5"/>
-                <w:sz w:val="13"/>
-              </w:rPr>
-              <w:t>6</w:t>
-            </w:r>
-            <w:r>
-              <w:rPr>
-                <w:rFonts w:ascii="Arial" w:hAnsi="Arial" w:cs="Arial"/>
-                <w:b/>
-                <w:color w:val="001F60"/>
-                <w:spacing w:val="-5"/>
-                <w:sz w:val="13"/>
-              </w:rPr>
-              <w:t>}</w:t>
+              <w:t>${u9_17}</w:t>
             </w:r>
           </w:p>
         </w:tc>
@@ -19503,27 +17064,7 @@
                 <w:sz w:val="13"/>
               </w:rPr>
               <w:br/>
-              <w:t>_1</w:t>
-            </w:r>
-            <w:r>
-              <w:rPr>
-                <w:rFonts w:ascii="Arial" w:hAnsi="Arial" w:cs="Arial"/>
-                <w:b/>
-                <w:color w:val="001F60"/>
-                <w:spacing w:val="-5"/>
-                <w:sz w:val="13"/>
-              </w:rPr>
-              <w:t>6</w:t>
-            </w:r>
-            <w:r>
-              <w:rPr>
-                <w:rFonts w:ascii="Arial" w:hAnsi="Arial" w:cs="Arial"/>
-                <w:b/>
-                <w:color w:val="001F60"/>
-                <w:spacing w:val="-5"/>
-                <w:sz w:val="13"/>
-              </w:rPr>
-              <w:t>}</w:t>
+              <w:t>_17}</w:t>
             </w:r>
           </w:p>
         </w:tc>
@@ -19591,7 +17132,7 @@
                 <w:spacing w:val="-5"/>
                 <w:sz w:val="13"/>
               </w:rPr>
-              <w:t>6</w:t>
+              <w:t>7</w:t>
             </w:r>
             <w:r>
               <w:rPr>
@@ -19641,7 +17182,7 @@
                 <w:spacing w:val="-5"/>
                 <w:sz w:val="13"/>
               </w:rPr>
-              <w:t>6</w:t>
+              <w:t>7</w:t>
             </w:r>
             <w:r>
               <w:rPr>
@@ -19689,7 +17230,7 @@
                 <w:spacing w:val="-5"/>
                 <w:sz w:val="13"/>
               </w:rPr>
-              <w:t>6</w:t>
+              <w:t>7</w:t>
             </w:r>
             <w:r>
               <w:rPr>
@@ -19750,7 +17291,7 @@
                 <w:spacing w:val="-5"/>
                 <w:sz w:val="10"/>
               </w:rPr>
-              <w:t>17</w:t>
+              <w:t>18</w:t>
             </w:r>
           </w:p>
         </w:tc>
@@ -19787,7 +17328,7 @@
                 <w:rFonts w:ascii="Arial" w:hAnsi="Arial" w:cs="Arial"/>
                 <w:sz w:val="13"/>
               </w:rPr>
-              <w:t>7</w:t>
+              <w:t>8</w:t>
             </w:r>
             <w:r>
               <w:rPr>
@@ -19831,7 +17372,7 @@
                 <w:rFonts w:ascii="Arial" w:hAnsi="Arial" w:cs="Arial"/>
                 <w:sz w:val="13"/>
               </w:rPr>
-              <w:t>7</w:t>
+              <w:t>8</w:t>
             </w:r>
             <w:r>
               <w:rPr>
@@ -19874,27 +17415,7 @@
                 <w:spacing w:val="-5"/>
                 <w:sz w:val="13"/>
               </w:rPr>
-              <w:t>${u1_1</w:t>
-            </w:r>
-            <w:r>
-              <w:rPr>
-                <w:rFonts w:ascii="Arial" w:hAnsi="Arial" w:cs="Arial"/>
-                <w:b/>
-                <w:color w:val="001F60"/>
-                <w:spacing w:val="-5"/>
-                <w:sz w:val="13"/>
-              </w:rPr>
-              <w:t>7</w:t>
-            </w:r>
-            <w:r>
-              <w:rPr>
-                <w:rFonts w:ascii="Arial" w:hAnsi="Arial" w:cs="Arial"/>
-                <w:b/>
-                <w:color w:val="001F60"/>
-                <w:spacing w:val="-5"/>
-                <w:sz w:val="13"/>
-              </w:rPr>
-              <w:t>}</w:t>
+              <w:t>${u1_18}</w:t>
             </w:r>
           </w:p>
         </w:tc>
@@ -19930,27 +17451,7 @@
                 <w:spacing w:val="-5"/>
                 <w:sz w:val="13"/>
               </w:rPr>
-              <w:t>${u2_1</w:t>
-            </w:r>
-            <w:r>
-              <w:rPr>
-                <w:rFonts w:ascii="Arial" w:hAnsi="Arial" w:cs="Arial"/>
-                <w:b/>
-                <w:color w:val="001F60"/>
-                <w:spacing w:val="-5"/>
-                <w:sz w:val="13"/>
-              </w:rPr>
-              <w:t>7</w:t>
-            </w:r>
-            <w:r>
-              <w:rPr>
-                <w:rFonts w:ascii="Arial" w:hAnsi="Arial" w:cs="Arial"/>
-                <w:b/>
-                <w:color w:val="001F60"/>
-                <w:spacing w:val="-5"/>
-                <w:sz w:val="13"/>
-              </w:rPr>
-              <w:t>}</w:t>
+              <w:t>${u2_18}</w:t>
             </w:r>
           </w:p>
         </w:tc>
@@ -19986,27 +17487,7 @@
                 <w:spacing w:val="-5"/>
                 <w:sz w:val="13"/>
               </w:rPr>
-              <w:t>${u3_1</w:t>
-            </w:r>
-            <w:r>
-              <w:rPr>
-                <w:rFonts w:ascii="Arial" w:hAnsi="Arial" w:cs="Arial"/>
-                <w:b/>
-                <w:color w:val="001F60"/>
-                <w:spacing w:val="-5"/>
-                <w:sz w:val="13"/>
-              </w:rPr>
-              <w:t>7</w:t>
-            </w:r>
-            <w:r>
-              <w:rPr>
-                <w:rFonts w:ascii="Arial" w:hAnsi="Arial" w:cs="Arial"/>
-                <w:b/>
-                <w:color w:val="001F60"/>
-                <w:spacing w:val="-5"/>
-                <w:sz w:val="13"/>
-              </w:rPr>
-              <w:t>}</w:t>
+              <w:t>${u3_18}</w:t>
             </w:r>
           </w:p>
         </w:tc>
@@ -20042,27 +17523,7 @@
                 <w:spacing w:val="-5"/>
                 <w:sz w:val="13"/>
               </w:rPr>
-              <w:t>${u4_1</w:t>
-            </w:r>
-            <w:r>
-              <w:rPr>
-                <w:rFonts w:ascii="Arial" w:hAnsi="Arial" w:cs="Arial"/>
-                <w:b/>
-                <w:color w:val="001F60"/>
-                <w:spacing w:val="-5"/>
-                <w:sz w:val="13"/>
-              </w:rPr>
-              <w:t>7</w:t>
-            </w:r>
-            <w:r>
-              <w:rPr>
-                <w:rFonts w:ascii="Arial" w:hAnsi="Arial" w:cs="Arial"/>
-                <w:b/>
-                <w:color w:val="001F60"/>
-                <w:spacing w:val="-5"/>
-                <w:sz w:val="13"/>
-              </w:rPr>
-              <w:t>}</w:t>
+              <w:t>${u4_18}</w:t>
             </w:r>
           </w:p>
         </w:tc>
@@ -20098,27 +17559,7 @@
                 <w:spacing w:val="-5"/>
                 <w:sz w:val="13"/>
               </w:rPr>
-              <w:t>${u5_1</w:t>
-            </w:r>
-            <w:r>
-              <w:rPr>
-                <w:rFonts w:ascii="Arial" w:hAnsi="Arial" w:cs="Arial"/>
-                <w:b/>
-                <w:color w:val="001F60"/>
-                <w:spacing w:val="-5"/>
-                <w:sz w:val="13"/>
-              </w:rPr>
-              <w:t>7</w:t>
-            </w:r>
-            <w:r>
-              <w:rPr>
-                <w:rFonts w:ascii="Arial" w:hAnsi="Arial" w:cs="Arial"/>
-                <w:b/>
-                <w:color w:val="001F60"/>
-                <w:spacing w:val="-5"/>
-                <w:sz w:val="13"/>
-              </w:rPr>
-              <w:t>}</w:t>
+              <w:t>${u5_18}</w:t>
             </w:r>
           </w:p>
         </w:tc>
@@ -20154,27 +17595,7 @@
                 <w:spacing w:val="-5"/>
                 <w:sz w:val="13"/>
               </w:rPr>
-              <w:t>${u6_1</w:t>
-            </w:r>
-            <w:r>
-              <w:rPr>
-                <w:rFonts w:ascii="Arial" w:hAnsi="Arial" w:cs="Arial"/>
-                <w:b/>
-                <w:color w:val="001F60"/>
-                <w:spacing w:val="-5"/>
-                <w:sz w:val="13"/>
-              </w:rPr>
-              <w:t>7</w:t>
-            </w:r>
-            <w:r>
-              <w:rPr>
-                <w:rFonts w:ascii="Arial" w:hAnsi="Arial" w:cs="Arial"/>
-                <w:b/>
-                <w:color w:val="001F60"/>
-                <w:spacing w:val="-5"/>
-                <w:sz w:val="13"/>
-              </w:rPr>
-              <w:t>}</w:t>
+              <w:t>${u6_18}</w:t>
             </w:r>
           </w:p>
         </w:tc>
@@ -20210,27 +17631,7 @@
                 <w:spacing w:val="-5"/>
                 <w:sz w:val="13"/>
               </w:rPr>
-              <w:t>${u7_1</w:t>
-            </w:r>
-            <w:r>
-              <w:rPr>
-                <w:rFonts w:ascii="Arial" w:hAnsi="Arial" w:cs="Arial"/>
-                <w:b/>
-                <w:color w:val="001F60"/>
-                <w:spacing w:val="-5"/>
-                <w:sz w:val="13"/>
-              </w:rPr>
-              <w:t>7</w:t>
-            </w:r>
-            <w:r>
-              <w:rPr>
-                <w:rFonts w:ascii="Arial" w:hAnsi="Arial" w:cs="Arial"/>
-                <w:b/>
-                <w:color w:val="001F60"/>
-                <w:spacing w:val="-5"/>
-                <w:sz w:val="13"/>
-              </w:rPr>
-              <w:t>}</w:t>
+              <w:t>${u7_18}</w:t>
             </w:r>
           </w:p>
         </w:tc>
@@ -20266,27 +17667,7 @@
                 <w:spacing w:val="-5"/>
                 <w:sz w:val="13"/>
               </w:rPr>
-              <w:t>${u8_1</w:t>
-            </w:r>
-            <w:r>
-              <w:rPr>
-                <w:rFonts w:ascii="Arial" w:hAnsi="Arial" w:cs="Arial"/>
-                <w:b/>
-                <w:color w:val="001F60"/>
-                <w:spacing w:val="-5"/>
-                <w:sz w:val="13"/>
-              </w:rPr>
-              <w:t>7</w:t>
-            </w:r>
-            <w:r>
-              <w:rPr>
-                <w:rFonts w:ascii="Arial" w:hAnsi="Arial" w:cs="Arial"/>
-                <w:b/>
-                <w:color w:val="001F60"/>
-                <w:spacing w:val="-5"/>
-                <w:sz w:val="13"/>
-              </w:rPr>
-              <w:t>}</w:t>
+              <w:t>${u8_18}</w:t>
             </w:r>
           </w:p>
         </w:tc>
@@ -20322,913 +17703,7 @@
                 <w:spacing w:val="-5"/>
                 <w:sz w:val="13"/>
               </w:rPr>
-              <w:t>${u9_1</w:t>
-            </w:r>
-            <w:r>
-              <w:rPr>
-                <w:rFonts w:ascii="Arial" w:hAnsi="Arial" w:cs="Arial"/>
-                <w:b/>
-                <w:color w:val="001F60"/>
-                <w:spacing w:val="-5"/>
-                <w:sz w:val="13"/>
-              </w:rPr>
-              <w:t>7</w:t>
-            </w:r>
-            <w:r>
-              <w:rPr>
-                <w:rFonts w:ascii="Arial" w:hAnsi="Arial" w:cs="Arial"/>
-                <w:b/>
-                <w:color w:val="001F60"/>
-                <w:spacing w:val="-5"/>
-                <w:sz w:val="13"/>
-              </w:rPr>
-              <w:t>}</w:t>
-            </w:r>
-          </w:p>
-        </w:tc>
-        <w:tc>
-          <w:tcPr>
-            <w:tcW w:w="349" w:type="dxa"/>
-            <w:tcBorders>
-              <w:top w:val="single" w:sz="4" w:space="0" w:color="000000"/>
-              <w:left w:val="single" w:sz="4" w:space="0" w:color="000000"/>
-              <w:bottom w:val="single" w:sz="4" w:space="0" w:color="000000"/>
-              <w:right w:val="single" w:sz="4" w:space="0" w:color="000000"/>
-            </w:tcBorders>
-          </w:tcPr>
-          <w:p>
-            <w:pPr>
-              <w:pStyle w:val="TableParagraph"/>
-              <w:spacing w:before="43"/>
-              <w:ind w:left="33" w:right="4"/>
-              <w:jc w:val="center"/>
-              <w:rPr>
-                <w:rFonts w:ascii="Arial" w:hAnsi="Arial" w:cs="Arial"/>
-                <w:b/>
-                <w:color w:val="001F60"/>
-                <w:spacing w:val="-5"/>
-                <w:sz w:val="13"/>
-              </w:rPr>
-            </w:pPr>
-            <w:r>
-              <w:rPr>
-                <w:rFonts w:ascii="Arial" w:hAnsi="Arial" w:cs="Arial"/>
-                <w:b/>
-                <w:color w:val="001F60"/>
-                <w:spacing w:val="-5"/>
-                <w:sz w:val="13"/>
-              </w:rPr>
-              <w:t>${u10</w:t>
-            </w:r>
-            <w:r>
-              <w:rPr>
-                <w:rFonts w:ascii="Arial" w:hAnsi="Arial" w:cs="Arial"/>
-                <w:b/>
-                <w:color w:val="001F60"/>
-                <w:spacing w:val="-5"/>
-                <w:sz w:val="13"/>
-              </w:rPr>
-              <w:br/>
-              <w:t>_1</w:t>
-            </w:r>
-            <w:r>
-              <w:rPr>
-                <w:rFonts w:ascii="Arial" w:hAnsi="Arial" w:cs="Arial"/>
-                <w:b/>
-                <w:color w:val="001F60"/>
-                <w:spacing w:val="-5"/>
-                <w:sz w:val="13"/>
-              </w:rPr>
-              <w:t>7</w:t>
-            </w:r>
-            <w:r>
-              <w:rPr>
-                <w:rFonts w:ascii="Arial" w:hAnsi="Arial" w:cs="Arial"/>
-                <w:b/>
-                <w:color w:val="001F60"/>
-                <w:spacing w:val="-5"/>
-                <w:sz w:val="13"/>
-              </w:rPr>
-              <w:t>}</w:t>
-            </w:r>
-          </w:p>
-        </w:tc>
-        <w:tc>
-          <w:tcPr>
-            <w:tcW w:w="349" w:type="dxa"/>
-            <w:tcBorders>
-              <w:top w:val="single" w:sz="4" w:space="0" w:color="000000"/>
-              <w:left w:val="single" w:sz="4" w:space="0" w:color="000000"/>
-              <w:bottom w:val="single" w:sz="4" w:space="0" w:color="000000"/>
-              <w:right w:val="single" w:sz="4" w:space="0" w:color="000000"/>
-            </w:tcBorders>
-          </w:tcPr>
-          <w:p>
-            <w:pPr>
-              <w:pStyle w:val="TableParagraph"/>
-              <w:jc w:val="center"/>
-              <w:rPr>
-                <w:rFonts w:ascii="Arial" w:hAnsi="Arial" w:cs="Arial"/>
-                <w:sz w:val="10"/>
-              </w:rPr>
-            </w:pPr>
-          </w:p>
-        </w:tc>
-        <w:tc>
-          <w:tcPr>
-            <w:tcW w:w="469" w:type="dxa"/>
-            <w:tcBorders>
-              <w:top w:val="single" w:sz="4" w:space="0" w:color="000000"/>
-              <w:left w:val="single" w:sz="4" w:space="0" w:color="000000"/>
-              <w:bottom w:val="single" w:sz="4" w:space="0" w:color="000000"/>
-              <w:right w:val="single" w:sz="4" w:space="0" w:color="000000"/>
-            </w:tcBorders>
-            <w:shd w:val="clear" w:color="auto" w:fill="F2F2F2"/>
-          </w:tcPr>
-          <w:p>
-            <w:pPr>
-              <w:pStyle w:val="TableParagraph"/>
-              <w:spacing w:before="37"/>
-              <w:ind w:left="9"/>
-              <w:jc w:val="center"/>
-              <w:rPr>
-                <w:rFonts w:ascii="Arial" w:hAnsi="Arial" w:cs="Arial"/>
-                <w:b/>
-                <w:color w:val="001F60"/>
-                <w:spacing w:val="-5"/>
-                <w:sz w:val="13"/>
-              </w:rPr>
-            </w:pPr>
-            <w:r>
-              <w:rPr>
-                <w:rFonts w:ascii="Arial" w:hAnsi="Arial" w:cs="Arial"/>
-                <w:b/>
-                <w:color w:val="001F60"/>
-                <w:spacing w:val="-5"/>
-                <w:sz w:val="13"/>
-              </w:rPr>
-              <w:t>${logro_1</w:t>
-            </w:r>
-            <w:r>
-              <w:rPr>
-                <w:rFonts w:ascii="Arial" w:hAnsi="Arial" w:cs="Arial"/>
-                <w:b/>
-                <w:color w:val="001F60"/>
-                <w:spacing w:val="-5"/>
-                <w:sz w:val="13"/>
-              </w:rPr>
-              <w:t>7</w:t>
-            </w:r>
-            <w:r>
-              <w:rPr>
-                <w:rFonts w:ascii="Arial" w:hAnsi="Arial" w:cs="Arial"/>
-                <w:b/>
-                <w:color w:val="001F60"/>
-                <w:spacing w:val="-5"/>
-                <w:sz w:val="13"/>
-              </w:rPr>
-              <w:t>}</w:t>
-            </w:r>
-          </w:p>
-        </w:tc>
-        <w:tc>
-          <w:tcPr>
-            <w:tcW w:w="469" w:type="dxa"/>
-            <w:tcBorders>
-              <w:top w:val="single" w:sz="4" w:space="0" w:color="000000"/>
-              <w:left w:val="single" w:sz="4" w:space="0" w:color="000000"/>
-              <w:bottom w:val="single" w:sz="4" w:space="0" w:color="000000"/>
-              <w:right w:val="single" w:sz="4" w:space="0" w:color="000000"/>
-            </w:tcBorders>
-          </w:tcPr>
-          <w:p>
-            <w:pPr>
-              <w:pStyle w:val="TableParagraph"/>
-              <w:spacing w:before="37"/>
-              <w:ind w:left="9" w:right="2"/>
-              <w:jc w:val="center"/>
-              <w:rPr>
-                <w:rFonts w:ascii="Arial" w:hAnsi="Arial" w:cs="Arial"/>
-                <w:spacing w:val="-5"/>
-                <w:sz w:val="13"/>
-              </w:rPr>
-            </w:pPr>
-            <w:r>
-              <w:rPr>
-                <w:rFonts w:ascii="Arial" w:hAnsi="Arial" w:cs="Arial"/>
-                <w:spacing w:val="-5"/>
-                <w:sz w:val="13"/>
-              </w:rPr>
-              <w:t>${aprob_1</w:t>
-            </w:r>
-            <w:r>
-              <w:rPr>
-                <w:rFonts w:ascii="Arial" w:hAnsi="Arial" w:cs="Arial"/>
-                <w:spacing w:val="-5"/>
-                <w:sz w:val="13"/>
-              </w:rPr>
-              <w:t>7</w:t>
-            </w:r>
-            <w:r>
-              <w:rPr>
-                <w:rFonts w:ascii="Arial" w:hAnsi="Arial" w:cs="Arial"/>
-                <w:spacing w:val="-5"/>
-                <w:sz w:val="13"/>
-              </w:rPr>
-              <w:t>}</w:t>
-            </w:r>
-          </w:p>
-        </w:tc>
-        <w:tc>
-          <w:tcPr>
-            <w:tcW w:w="409" w:type="dxa"/>
-            <w:tcBorders>
-              <w:top w:val="single" w:sz="4" w:space="0" w:color="000000"/>
-              <w:left w:val="single" w:sz="4" w:space="0" w:color="000000"/>
-              <w:bottom w:val="single" w:sz="4" w:space="0" w:color="000000"/>
-              <w:right w:val="single" w:sz="4" w:space="0" w:color="000000"/>
-            </w:tcBorders>
-          </w:tcPr>
-          <w:p>
-            <w:pPr>
-              <w:pStyle w:val="TableParagraph"/>
-              <w:spacing w:before="37"/>
-              <w:ind w:left="9" w:right="2"/>
-              <w:jc w:val="center"/>
-              <w:rPr>
-                <w:rFonts w:ascii="Arial" w:hAnsi="Arial" w:cs="Arial"/>
-                <w:spacing w:val="-5"/>
-                <w:sz w:val="13"/>
-              </w:rPr>
-            </w:pPr>
-            <w:r>
-              <w:rPr>
-                <w:rFonts w:ascii="Arial" w:hAnsi="Arial" w:cs="Arial"/>
-                <w:spacing w:val="-5"/>
-                <w:sz w:val="13"/>
-              </w:rPr>
-              <w:t>${desap_1</w:t>
-            </w:r>
-            <w:r>
-              <w:rPr>
-                <w:rFonts w:ascii="Arial" w:hAnsi="Arial" w:cs="Arial"/>
-                <w:spacing w:val="-5"/>
-                <w:sz w:val="13"/>
-              </w:rPr>
-              <w:t>7</w:t>
-            </w:r>
-            <w:r>
-              <w:rPr>
-                <w:rFonts w:ascii="Arial" w:hAnsi="Arial" w:cs="Arial"/>
-                <w:spacing w:val="-5"/>
-                <w:sz w:val="13"/>
-              </w:rPr>
-              <w:t>}</w:t>
-            </w:r>
-          </w:p>
-        </w:tc>
-        <w:tc>
-          <w:tcPr>
-            <w:tcW w:w="2599" w:type="dxa"/>
-            <w:gridSpan w:val="2"/>
-            <w:tcBorders>
-              <w:top w:val="single" w:sz="4" w:space="0" w:color="000000"/>
-              <w:left w:val="single" w:sz="4" w:space="0" w:color="000000"/>
-              <w:bottom w:val="single" w:sz="4" w:space="0" w:color="000000"/>
-            </w:tcBorders>
-          </w:tcPr>
-          <w:p>
-            <w:pPr>
-              <w:pStyle w:val="TableParagraph"/>
-              <w:rPr>
-                <w:rFonts w:ascii="Arial" w:hAnsi="Arial" w:cs="Arial"/>
-                <w:sz w:val="10"/>
-              </w:rPr>
-            </w:pPr>
-          </w:p>
-        </w:tc>
-      </w:tr>
-      <w:tr>
-        <w:trPr>
-          <w:trHeight w:val="239"/>
-        </w:trPr>
-        <w:tc>
-          <w:tcPr>
-            <w:tcW w:w="311" w:type="dxa"/>
-            <w:tcBorders>
-              <w:top w:val="single" w:sz="4" w:space="0" w:color="000000"/>
-              <w:bottom w:val="single" w:sz="4" w:space="0" w:color="000000"/>
-              <w:right w:val="single" w:sz="4" w:space="0" w:color="000000"/>
-            </w:tcBorders>
-          </w:tcPr>
-          <w:p>
-            <w:pPr>
-              <w:pStyle w:val="TableParagraph"/>
-              <w:spacing w:before="62"/>
-              <w:ind w:left="30"/>
-              <w:jc w:val="center"/>
-              <w:rPr>
-                <w:sz w:val="10"/>
-              </w:rPr>
-            </w:pPr>
-            <w:r>
-              <w:rPr>
-                <w:spacing w:val="-5"/>
-                <w:sz w:val="10"/>
-              </w:rPr>
-              <w:t>18</w:t>
-            </w:r>
-          </w:p>
-        </w:tc>
-        <w:tc>
-          <w:tcPr>
-            <w:tcW w:w="1387" w:type="dxa"/>
-            <w:tcBorders>
-              <w:top w:val="single" w:sz="4" w:space="0" w:color="000000"/>
-              <w:left w:val="single" w:sz="4" w:space="0" w:color="000000"/>
-              <w:bottom w:val="single" w:sz="4" w:space="0" w:color="000000"/>
-              <w:right w:val="single" w:sz="4" w:space="0" w:color="000000"/>
-            </w:tcBorders>
-          </w:tcPr>
-          <w:p>
-            <w:pPr>
-              <w:pStyle w:val="TableParagraph"/>
-              <w:spacing w:before="27"/>
-              <w:ind w:left="32"/>
-              <w:jc w:val="center"/>
-              <w:rPr>
-                <w:rFonts w:ascii="Arial" w:hAnsi="Arial" w:cs="Arial"/>
-                <w:sz w:val="13"/>
-              </w:rPr>
-            </w:pPr>
-            <w:r>
-              <w:rPr>
-                <w:rFonts w:ascii="Arial" w:hAnsi="Arial" w:cs="Arial"/>
-                <w:sz w:val="13"/>
-              </w:rPr>
-              <w:t>${cod_1</w:t>
-            </w:r>
-            <w:r>
-              <w:rPr>
-                <w:rFonts w:ascii="Arial" w:hAnsi="Arial" w:cs="Arial"/>
-                <w:sz w:val="13"/>
-              </w:rPr>
-              <w:t>8</w:t>
-            </w:r>
-            <w:r>
-              <w:rPr>
-                <w:rFonts w:ascii="Arial" w:hAnsi="Arial" w:cs="Arial"/>
-                <w:sz w:val="13"/>
-              </w:rPr>
-              <w:t>}</w:t>
-            </w:r>
-          </w:p>
-        </w:tc>
-        <w:tc>
-          <w:tcPr>
-            <w:tcW w:w="4924" w:type="dxa"/>
-            <w:gridSpan w:val="7"/>
-            <w:tcBorders>
-              <w:top w:val="single" w:sz="4" w:space="0" w:color="000000"/>
-              <w:left w:val="single" w:sz="4" w:space="0" w:color="000000"/>
-              <w:bottom w:val="single" w:sz="4" w:space="0" w:color="000000"/>
-              <w:right w:val="single" w:sz="4" w:space="0" w:color="000000"/>
-            </w:tcBorders>
-          </w:tcPr>
-          <w:p>
-            <w:pPr>
-              <w:pStyle w:val="TableParagraph"/>
-              <w:spacing w:before="27"/>
-              <w:ind w:left="32"/>
-              <w:rPr>
-                <w:rFonts w:ascii="Arial" w:hAnsi="Arial" w:cs="Arial"/>
-                <w:sz w:val="13"/>
-              </w:rPr>
-            </w:pPr>
-            <w:r>
-              <w:rPr>
-                <w:rFonts w:ascii="Arial" w:hAnsi="Arial" w:cs="Arial"/>
-                <w:sz w:val="13"/>
-              </w:rPr>
-              <w:t>${nom_1</w:t>
-            </w:r>
-            <w:r>
-              <w:rPr>
-                <w:rFonts w:ascii="Arial" w:hAnsi="Arial" w:cs="Arial"/>
-                <w:sz w:val="13"/>
-              </w:rPr>
-              <w:t>8</w:t>
-            </w:r>
-            <w:r>
-              <w:rPr>
-                <w:rFonts w:ascii="Arial" w:hAnsi="Arial" w:cs="Arial"/>
-                <w:sz w:val="13"/>
-              </w:rPr>
-              <w:t>}</w:t>
-            </w:r>
-          </w:p>
-        </w:tc>
-        <w:tc>
-          <w:tcPr>
-            <w:tcW w:w="401" w:type="dxa"/>
-            <w:tcBorders>
-              <w:top w:val="single" w:sz="4" w:space="0" w:color="000000"/>
-              <w:left w:val="single" w:sz="4" w:space="0" w:color="000000"/>
-              <w:bottom w:val="single" w:sz="4" w:space="0" w:color="000000"/>
-              <w:right w:val="single" w:sz="4" w:space="0" w:color="000000"/>
-            </w:tcBorders>
-          </w:tcPr>
-          <w:p>
-            <w:pPr>
-              <w:pStyle w:val="TableParagraph"/>
-              <w:spacing w:before="43"/>
-              <w:ind w:left="33" w:right="4"/>
-              <w:jc w:val="center"/>
-              <w:rPr>
-                <w:rFonts w:ascii="Arial" w:hAnsi="Arial" w:cs="Arial"/>
-                <w:b/>
-                <w:color w:val="001F60"/>
-                <w:spacing w:val="-5"/>
-                <w:sz w:val="13"/>
-              </w:rPr>
-            </w:pPr>
-            <w:r>
-              <w:rPr>
-                <w:rFonts w:ascii="Arial" w:hAnsi="Arial" w:cs="Arial"/>
-                <w:b/>
-                <w:color w:val="001F60"/>
-                <w:spacing w:val="-5"/>
-                <w:sz w:val="13"/>
-              </w:rPr>
-              <w:t>${u1_1</w:t>
-            </w:r>
-            <w:r>
-              <w:rPr>
-                <w:rFonts w:ascii="Arial" w:hAnsi="Arial" w:cs="Arial"/>
-                <w:b/>
-                <w:color w:val="001F60"/>
-                <w:spacing w:val="-5"/>
-                <w:sz w:val="13"/>
-              </w:rPr>
-              <w:t>8</w:t>
-            </w:r>
-            <w:r>
-              <w:rPr>
-                <w:rFonts w:ascii="Arial" w:hAnsi="Arial" w:cs="Arial"/>
-                <w:b/>
-                <w:color w:val="001F60"/>
-                <w:spacing w:val="-5"/>
-                <w:sz w:val="13"/>
-              </w:rPr>
-              <w:t>}</w:t>
-            </w:r>
-          </w:p>
-        </w:tc>
-        <w:tc>
-          <w:tcPr>
-            <w:tcW w:w="330" w:type="dxa"/>
-            <w:tcBorders>
-              <w:top w:val="single" w:sz="4" w:space="0" w:color="000000"/>
-              <w:left w:val="single" w:sz="4" w:space="0" w:color="000000"/>
-              <w:bottom w:val="single" w:sz="4" w:space="0" w:color="000000"/>
-              <w:right w:val="single" w:sz="4" w:space="0" w:color="000000"/>
-            </w:tcBorders>
-          </w:tcPr>
-          <w:p>
-            <w:pPr>
-              <w:pStyle w:val="TableParagraph"/>
-              <w:spacing w:before="43"/>
-              <w:ind w:left="33" w:right="4"/>
-              <w:jc w:val="center"/>
-              <w:rPr>
-                <w:rFonts w:ascii="Arial" w:hAnsi="Arial" w:cs="Arial"/>
-                <w:b/>
-                <w:color w:val="001F60"/>
-                <w:spacing w:val="-5"/>
-                <w:sz w:val="13"/>
-              </w:rPr>
-            </w:pPr>
-            <w:r>
-              <w:rPr>
-                <w:rFonts w:ascii="Arial" w:hAnsi="Arial" w:cs="Arial"/>
-                <w:b/>
-                <w:color w:val="001F60"/>
-                <w:spacing w:val="-5"/>
-                <w:sz w:val="13"/>
-              </w:rPr>
-              <w:t>${u2_1</w:t>
-            </w:r>
-            <w:r>
-              <w:rPr>
-                <w:rFonts w:ascii="Arial" w:hAnsi="Arial" w:cs="Arial"/>
-                <w:b/>
-                <w:color w:val="001F60"/>
-                <w:spacing w:val="-5"/>
-                <w:sz w:val="13"/>
-              </w:rPr>
-              <w:t>8</w:t>
-            </w:r>
-            <w:r>
-              <w:rPr>
-                <w:rFonts w:ascii="Arial" w:hAnsi="Arial" w:cs="Arial"/>
-                <w:b/>
-                <w:color w:val="001F60"/>
-                <w:spacing w:val="-5"/>
-                <w:sz w:val="13"/>
-              </w:rPr>
-              <w:t>}</w:t>
-            </w:r>
-          </w:p>
-        </w:tc>
-        <w:tc>
-          <w:tcPr>
-            <w:tcW w:w="442" w:type="dxa"/>
-            <w:tcBorders>
-              <w:top w:val="single" w:sz="4" w:space="0" w:color="000000"/>
-              <w:left w:val="single" w:sz="4" w:space="0" w:color="000000"/>
-              <w:bottom w:val="single" w:sz="4" w:space="0" w:color="000000"/>
-              <w:right w:val="single" w:sz="4" w:space="0" w:color="000000"/>
-            </w:tcBorders>
-          </w:tcPr>
-          <w:p>
-            <w:pPr>
-              <w:pStyle w:val="TableParagraph"/>
-              <w:spacing w:before="43"/>
-              <w:ind w:left="33" w:right="4"/>
-              <w:jc w:val="center"/>
-              <w:rPr>
-                <w:rFonts w:ascii="Arial" w:hAnsi="Arial" w:cs="Arial"/>
-                <w:b/>
-                <w:color w:val="001F60"/>
-                <w:spacing w:val="-5"/>
-                <w:sz w:val="13"/>
-              </w:rPr>
-            </w:pPr>
-            <w:r>
-              <w:rPr>
-                <w:rFonts w:ascii="Arial" w:hAnsi="Arial" w:cs="Arial"/>
-                <w:b/>
-                <w:color w:val="001F60"/>
-                <w:spacing w:val="-5"/>
-                <w:sz w:val="13"/>
-              </w:rPr>
-              <w:t>${u3_1</w:t>
-            </w:r>
-            <w:r>
-              <w:rPr>
-                <w:rFonts w:ascii="Arial" w:hAnsi="Arial" w:cs="Arial"/>
-                <w:b/>
-                <w:color w:val="001F60"/>
-                <w:spacing w:val="-5"/>
-                <w:sz w:val="13"/>
-              </w:rPr>
-              <w:t>8</w:t>
-            </w:r>
-            <w:r>
-              <w:rPr>
-                <w:rFonts w:ascii="Arial" w:hAnsi="Arial" w:cs="Arial"/>
-                <w:b/>
-                <w:color w:val="001F60"/>
-                <w:spacing w:val="-5"/>
-                <w:sz w:val="13"/>
-              </w:rPr>
-              <w:t>}</w:t>
-            </w:r>
-          </w:p>
-        </w:tc>
-        <w:tc>
-          <w:tcPr>
-            <w:tcW w:w="349" w:type="dxa"/>
-            <w:tcBorders>
-              <w:top w:val="single" w:sz="4" w:space="0" w:color="000000"/>
-              <w:left w:val="single" w:sz="4" w:space="0" w:color="000000"/>
-              <w:bottom w:val="single" w:sz="4" w:space="0" w:color="000000"/>
-              <w:right w:val="single" w:sz="4" w:space="0" w:color="000000"/>
-            </w:tcBorders>
-          </w:tcPr>
-          <w:p>
-            <w:pPr>
-              <w:pStyle w:val="TableParagraph"/>
-              <w:spacing w:before="43"/>
-              <w:ind w:left="33" w:right="4"/>
-              <w:jc w:val="center"/>
-              <w:rPr>
-                <w:rFonts w:ascii="Arial" w:hAnsi="Arial" w:cs="Arial"/>
-                <w:b/>
-                <w:color w:val="001F60"/>
-                <w:spacing w:val="-5"/>
-                <w:sz w:val="13"/>
-              </w:rPr>
-            </w:pPr>
-            <w:r>
-              <w:rPr>
-                <w:rFonts w:ascii="Arial" w:hAnsi="Arial" w:cs="Arial"/>
-                <w:b/>
-                <w:color w:val="001F60"/>
-                <w:spacing w:val="-5"/>
-                <w:sz w:val="13"/>
-              </w:rPr>
-              <w:t>${u4_1</w:t>
-            </w:r>
-            <w:r>
-              <w:rPr>
-                <w:rFonts w:ascii="Arial" w:hAnsi="Arial" w:cs="Arial"/>
-                <w:b/>
-                <w:color w:val="001F60"/>
-                <w:spacing w:val="-5"/>
-                <w:sz w:val="13"/>
-              </w:rPr>
-              <w:t>8</w:t>
-            </w:r>
-            <w:r>
-              <w:rPr>
-                <w:rFonts w:ascii="Arial" w:hAnsi="Arial" w:cs="Arial"/>
-                <w:b/>
-                <w:color w:val="001F60"/>
-                <w:spacing w:val="-5"/>
-                <w:sz w:val="13"/>
-              </w:rPr>
-              <w:t>}</w:t>
-            </w:r>
-          </w:p>
-        </w:tc>
-        <w:tc>
-          <w:tcPr>
-            <w:tcW w:w="349" w:type="dxa"/>
-            <w:tcBorders>
-              <w:top w:val="single" w:sz="4" w:space="0" w:color="000000"/>
-              <w:left w:val="single" w:sz="4" w:space="0" w:color="000000"/>
-              <w:bottom w:val="single" w:sz="4" w:space="0" w:color="000000"/>
-              <w:right w:val="single" w:sz="4" w:space="0" w:color="000000"/>
-            </w:tcBorders>
-          </w:tcPr>
-          <w:p>
-            <w:pPr>
-              <w:pStyle w:val="TableParagraph"/>
-              <w:spacing w:before="43"/>
-              <w:ind w:left="33" w:right="4"/>
-              <w:jc w:val="center"/>
-              <w:rPr>
-                <w:rFonts w:ascii="Arial" w:hAnsi="Arial" w:cs="Arial"/>
-                <w:b/>
-                <w:color w:val="001F60"/>
-                <w:spacing w:val="-5"/>
-                <w:sz w:val="13"/>
-              </w:rPr>
-            </w:pPr>
-            <w:r>
-              <w:rPr>
-                <w:rFonts w:ascii="Arial" w:hAnsi="Arial" w:cs="Arial"/>
-                <w:b/>
-                <w:color w:val="001F60"/>
-                <w:spacing w:val="-5"/>
-                <w:sz w:val="13"/>
-              </w:rPr>
-              <w:t>${u5_1</w:t>
-            </w:r>
-            <w:r>
-              <w:rPr>
-                <w:rFonts w:ascii="Arial" w:hAnsi="Arial" w:cs="Arial"/>
-                <w:b/>
-                <w:color w:val="001F60"/>
-                <w:spacing w:val="-5"/>
-                <w:sz w:val="13"/>
-              </w:rPr>
-              <w:t>8</w:t>
-            </w:r>
-            <w:r>
-              <w:rPr>
-                <w:rFonts w:ascii="Arial" w:hAnsi="Arial" w:cs="Arial"/>
-                <w:b/>
-                <w:color w:val="001F60"/>
-                <w:spacing w:val="-5"/>
-                <w:sz w:val="13"/>
-              </w:rPr>
-              <w:t>}</w:t>
-            </w:r>
-          </w:p>
-        </w:tc>
-        <w:tc>
-          <w:tcPr>
-            <w:tcW w:w="349" w:type="dxa"/>
-            <w:tcBorders>
-              <w:top w:val="single" w:sz="4" w:space="0" w:color="000000"/>
-              <w:left w:val="single" w:sz="4" w:space="0" w:color="000000"/>
-              <w:bottom w:val="single" w:sz="4" w:space="0" w:color="000000"/>
-              <w:right w:val="single" w:sz="4" w:space="0" w:color="000000"/>
-            </w:tcBorders>
-          </w:tcPr>
-          <w:p>
-            <w:pPr>
-              <w:pStyle w:val="TableParagraph"/>
-              <w:spacing w:before="43"/>
-              <w:ind w:left="33" w:right="4"/>
-              <w:jc w:val="center"/>
-              <w:rPr>
-                <w:rFonts w:ascii="Arial" w:hAnsi="Arial" w:cs="Arial"/>
-                <w:b/>
-                <w:color w:val="001F60"/>
-                <w:spacing w:val="-5"/>
-                <w:sz w:val="13"/>
-              </w:rPr>
-            </w:pPr>
-            <w:r>
-              <w:rPr>
-                <w:rFonts w:ascii="Arial" w:hAnsi="Arial" w:cs="Arial"/>
-                <w:b/>
-                <w:color w:val="001F60"/>
-                <w:spacing w:val="-5"/>
-                <w:sz w:val="13"/>
-              </w:rPr>
-              <w:t>${u6_1</w:t>
-            </w:r>
-            <w:r>
-              <w:rPr>
-                <w:rFonts w:ascii="Arial" w:hAnsi="Arial" w:cs="Arial"/>
-                <w:b/>
-                <w:color w:val="001F60"/>
-                <w:spacing w:val="-5"/>
-                <w:sz w:val="13"/>
-              </w:rPr>
-              <w:t>8</w:t>
-            </w:r>
-            <w:r>
-              <w:rPr>
-                <w:rFonts w:ascii="Arial" w:hAnsi="Arial" w:cs="Arial"/>
-                <w:b/>
-                <w:color w:val="001F60"/>
-                <w:spacing w:val="-5"/>
-                <w:sz w:val="13"/>
-              </w:rPr>
-              <w:t>}</w:t>
-            </w:r>
-          </w:p>
-        </w:tc>
-        <w:tc>
-          <w:tcPr>
-            <w:tcW w:w="349" w:type="dxa"/>
-            <w:tcBorders>
-              <w:top w:val="single" w:sz="4" w:space="0" w:color="000000"/>
-              <w:left w:val="single" w:sz="4" w:space="0" w:color="000000"/>
-              <w:bottom w:val="single" w:sz="4" w:space="0" w:color="000000"/>
-              <w:right w:val="single" w:sz="4" w:space="0" w:color="000000"/>
-            </w:tcBorders>
-          </w:tcPr>
-          <w:p>
-            <w:pPr>
-              <w:pStyle w:val="TableParagraph"/>
-              <w:spacing w:before="43"/>
-              <w:ind w:left="33" w:right="4"/>
-              <w:jc w:val="center"/>
-              <w:rPr>
-                <w:rFonts w:ascii="Arial" w:hAnsi="Arial" w:cs="Arial"/>
-                <w:b/>
-                <w:color w:val="001F60"/>
-                <w:spacing w:val="-5"/>
-                <w:sz w:val="13"/>
-              </w:rPr>
-            </w:pPr>
-            <w:r>
-              <w:rPr>
-                <w:rFonts w:ascii="Arial" w:hAnsi="Arial" w:cs="Arial"/>
-                <w:b/>
-                <w:color w:val="001F60"/>
-                <w:spacing w:val="-5"/>
-                <w:sz w:val="13"/>
-              </w:rPr>
-              <w:t>${u7_1</w:t>
-            </w:r>
-            <w:r>
-              <w:rPr>
-                <w:rFonts w:ascii="Arial" w:hAnsi="Arial" w:cs="Arial"/>
-                <w:b/>
-                <w:color w:val="001F60"/>
-                <w:spacing w:val="-5"/>
-                <w:sz w:val="13"/>
-              </w:rPr>
-              <w:t>8</w:t>
-            </w:r>
-            <w:r>
-              <w:rPr>
-                <w:rFonts w:ascii="Arial" w:hAnsi="Arial" w:cs="Arial"/>
-                <w:b/>
-                <w:color w:val="001F60"/>
-                <w:spacing w:val="-5"/>
-                <w:sz w:val="13"/>
-              </w:rPr>
-              <w:t>}</w:t>
-            </w:r>
-          </w:p>
-        </w:tc>
-        <w:tc>
-          <w:tcPr>
-            <w:tcW w:w="349" w:type="dxa"/>
-            <w:tcBorders>
-              <w:top w:val="single" w:sz="4" w:space="0" w:color="000000"/>
-              <w:left w:val="single" w:sz="4" w:space="0" w:color="000000"/>
-              <w:bottom w:val="single" w:sz="4" w:space="0" w:color="000000"/>
-              <w:right w:val="single" w:sz="4" w:space="0" w:color="000000"/>
-            </w:tcBorders>
-          </w:tcPr>
-          <w:p>
-            <w:pPr>
-              <w:pStyle w:val="TableParagraph"/>
-              <w:spacing w:before="43"/>
-              <w:ind w:left="33" w:right="4"/>
-              <w:jc w:val="center"/>
-              <w:rPr>
-                <w:rFonts w:ascii="Arial" w:hAnsi="Arial" w:cs="Arial"/>
-                <w:b/>
-                <w:color w:val="001F60"/>
-                <w:spacing w:val="-5"/>
-                <w:sz w:val="13"/>
-              </w:rPr>
-            </w:pPr>
-            <w:r>
-              <w:rPr>
-                <w:rFonts w:ascii="Arial" w:hAnsi="Arial" w:cs="Arial"/>
-                <w:b/>
-                <w:color w:val="001F60"/>
-                <w:spacing w:val="-5"/>
-                <w:sz w:val="13"/>
-              </w:rPr>
-              <w:t>${u8_1</w:t>
-            </w:r>
-            <w:r>
-              <w:rPr>
-                <w:rFonts w:ascii="Arial" w:hAnsi="Arial" w:cs="Arial"/>
-                <w:b/>
-                <w:color w:val="001F60"/>
-                <w:spacing w:val="-5"/>
-                <w:sz w:val="13"/>
-              </w:rPr>
-              <w:t>8</w:t>
-            </w:r>
-            <w:r>
-              <w:rPr>
-                <w:rFonts w:ascii="Arial" w:hAnsi="Arial" w:cs="Arial"/>
-                <w:b/>
-                <w:color w:val="001F60"/>
-                <w:spacing w:val="-5"/>
-                <w:sz w:val="13"/>
-              </w:rPr>
-              <w:t>}</w:t>
-            </w:r>
-          </w:p>
-        </w:tc>
-        <w:tc>
-          <w:tcPr>
-            <w:tcW w:w="349" w:type="dxa"/>
-            <w:tcBorders>
-              <w:top w:val="single" w:sz="4" w:space="0" w:color="000000"/>
-              <w:left w:val="single" w:sz="4" w:space="0" w:color="000000"/>
-              <w:bottom w:val="single" w:sz="4" w:space="0" w:color="000000"/>
-              <w:right w:val="single" w:sz="4" w:space="0" w:color="000000"/>
-            </w:tcBorders>
-          </w:tcPr>
-          <w:p>
-            <w:pPr>
-              <w:pStyle w:val="TableParagraph"/>
-              <w:spacing w:before="43"/>
-              <w:ind w:left="33" w:right="4"/>
-              <w:jc w:val="center"/>
-              <w:rPr>
-                <w:rFonts w:ascii="Arial" w:hAnsi="Arial" w:cs="Arial"/>
-                <w:b/>
-                <w:color w:val="001F60"/>
-                <w:spacing w:val="-5"/>
-                <w:sz w:val="13"/>
-              </w:rPr>
-            </w:pPr>
-            <w:r>
-              <w:rPr>
-                <w:rFonts w:ascii="Arial" w:hAnsi="Arial" w:cs="Arial"/>
-                <w:b/>
-                <w:color w:val="001F60"/>
-                <w:spacing w:val="-5"/>
-                <w:sz w:val="13"/>
-              </w:rPr>
-              <w:t>${u9_1</w:t>
-            </w:r>
-            <w:r>
-              <w:rPr>
-                <w:rFonts w:ascii="Arial" w:hAnsi="Arial" w:cs="Arial"/>
-                <w:b/>
-                <w:color w:val="001F60"/>
-                <w:spacing w:val="-5"/>
-                <w:sz w:val="13"/>
-              </w:rPr>
-              <w:t>8</w:t>
-            </w:r>
-            <w:r>
-              <w:rPr>
-                <w:rFonts w:ascii="Arial" w:hAnsi="Arial" w:cs="Arial"/>
-                <w:b/>
-                <w:color w:val="001F60"/>
-                <w:spacing w:val="-5"/>
-                <w:sz w:val="13"/>
-              </w:rPr>
-              <w:t>}</w:t>
+              <w:t>${u9_18}</w:t>
             </w:r>
           </w:p>
         </w:tc>
@@ -29041,15 +25516,7 @@
                 <w:sz w:val="13"/>
                 <w:szCs w:val="13"/>
               </w:rPr>
-              <w:t>2</w:t>
-            </w:r>
-            <w:r>
-              <w:rPr>
-                <w:rFonts w:ascii="Arial" w:hAnsi="Arial" w:cs="Arial"/>
-                <w:sz w:val="13"/>
-                <w:szCs w:val="13"/>
-              </w:rPr>
-              <w:t>5</w:t>
+              <w:t>25</w:t>
             </w:r>
             <w:r>
               <w:rPr>
@@ -29093,7 +25560,7 @@
                 <w:sz w:val="13"/>
                 <w:szCs w:val="13"/>
               </w:rPr>
-              <w:t>2</w:t>
+              <w:t>25</w:t>
             </w:r>
             <w:r>
               <w:rPr>
@@ -29101,14 +25568,6 @@
                 <w:sz w:val="13"/>
                 <w:szCs w:val="13"/>
               </w:rPr>
-              <w:t>5</w:t>
-            </w:r>
-            <w:r>
-              <w:rPr>
-                <w:rFonts w:ascii="Arial" w:hAnsi="Arial" w:cs="Arial"/>
-                <w:sz w:val="13"/>
-                <w:szCs w:val="13"/>
-              </w:rPr>
               <w:t>}</w:t>
             </w:r>
           </w:p>
@@ -29126,6 +25585,7 @@
           <w:p>
             <w:pPr>
               <w:pStyle w:val="TableParagraph"/>
+              <w:jc w:val="center"/>
               <w:rPr>
                 <w:rFonts w:ascii="Times New Roman"/>
                 <w:sz w:val="8"/>
@@ -29176,6 +25636,7 @@
           <w:p>
             <w:pPr>
               <w:pStyle w:val="TableParagraph"/>
+              <w:jc w:val="center"/>
               <w:rPr>
                 <w:rFonts w:ascii="Times New Roman"/>
                 <w:sz w:val="8"/>
@@ -29226,6 +25687,7 @@
           <w:p>
             <w:pPr>
               <w:pStyle w:val="TableParagraph"/>
+              <w:jc w:val="center"/>
               <w:rPr>
                 <w:rFonts w:ascii="Times New Roman"/>
                 <w:sz w:val="8"/>
@@ -29276,6 +25738,7 @@
           <w:p>
             <w:pPr>
               <w:pStyle w:val="TableParagraph"/>
+              <w:jc w:val="center"/>
               <w:rPr>
                 <w:rFonts w:ascii="Times New Roman"/>
                 <w:sz w:val="8"/>
@@ -29326,6 +25789,7 @@
           <w:p>
             <w:pPr>
               <w:pStyle w:val="TableParagraph"/>
+              <w:jc w:val="center"/>
               <w:rPr>
                 <w:rFonts w:ascii="Times New Roman"/>
                 <w:sz w:val="8"/>
@@ -29376,6 +25840,7 @@
           <w:p>
             <w:pPr>
               <w:pStyle w:val="TableParagraph"/>
+              <w:jc w:val="center"/>
               <w:rPr>
                 <w:rFonts w:ascii="Times New Roman"/>
                 <w:sz w:val="8"/>
@@ -29426,6 +25891,7 @@
           <w:p>
             <w:pPr>
               <w:pStyle w:val="TableParagraph"/>
+              <w:jc w:val="center"/>
               <w:rPr>
                 <w:rFonts w:ascii="Times New Roman"/>
                 <w:sz w:val="8"/>
@@ -29476,6 +25942,7 @@
           <w:p>
             <w:pPr>
               <w:pStyle w:val="TableParagraph"/>
+              <w:jc w:val="center"/>
               <w:rPr>
                 <w:rFonts w:ascii="Times New Roman"/>
                 <w:sz w:val="8"/>
@@ -29526,6 +25993,7 @@
           <w:p>
             <w:pPr>
               <w:pStyle w:val="TableParagraph"/>
+              <w:jc w:val="center"/>
               <w:rPr>
                 <w:rFonts w:ascii="Times New Roman"/>
                 <w:sz w:val="8"/>
@@ -29576,6 +26044,7 @@
           <w:p>
             <w:pPr>
               <w:pStyle w:val="TableParagraph"/>
+              <w:jc w:val="center"/>
               <w:rPr>
                 <w:rFonts w:ascii="Times New Roman"/>
                 <w:sz w:val="8"/>
@@ -29626,6 +26095,7 @@
           <w:p>
             <w:pPr>
               <w:pStyle w:val="TableParagraph"/>
+              <w:jc w:val="center"/>
               <w:rPr>
                 <w:rFonts w:ascii="Times New Roman"/>
                 <w:sz w:val="8"/>
@@ -29647,6 +26117,7 @@
           <w:p>
             <w:pPr>
               <w:pStyle w:val="TableParagraph"/>
+              <w:jc w:val="center"/>
               <w:rPr>
                 <w:rFonts w:ascii="Times New Roman"/>
                 <w:sz w:val="8"/>
@@ -29697,6 +26168,7 @@
           <w:p>
             <w:pPr>
               <w:pStyle w:val="TableParagraph"/>
+              <w:jc w:val="center"/>
               <w:rPr>
                 <w:rFonts w:ascii="Times New Roman"/>
                 <w:sz w:val="8"/>
@@ -29741,6 +26213,7 @@
           <w:p>
             <w:pPr>
               <w:pStyle w:val="TableParagraph"/>
+              <w:jc w:val="center"/>
               <w:rPr>
                 <w:rFonts w:ascii="Times New Roman"/>
                 <w:sz w:val="8"/>
@@ -29928,6 +26401,7 @@
           <w:p>
             <w:pPr>
               <w:pStyle w:val="TableParagraph"/>
+              <w:jc w:val="center"/>
               <w:rPr>
                 <w:rFonts w:ascii="Times New Roman"/>
                 <w:sz w:val="8"/>
@@ -29978,6 +26452,7 @@
           <w:p>
             <w:pPr>
               <w:pStyle w:val="TableParagraph"/>
+              <w:jc w:val="center"/>
               <w:rPr>
                 <w:rFonts w:ascii="Times New Roman"/>
                 <w:sz w:val="8"/>
@@ -30028,6 +26503,7 @@
           <w:p>
             <w:pPr>
               <w:pStyle w:val="TableParagraph"/>
+              <w:jc w:val="center"/>
               <w:rPr>
                 <w:rFonts w:ascii="Times New Roman"/>
                 <w:sz w:val="8"/>
@@ -30078,6 +26554,7 @@
           <w:p>
             <w:pPr>
               <w:pStyle w:val="TableParagraph"/>
+              <w:jc w:val="center"/>
               <w:rPr>
                 <w:rFonts w:ascii="Times New Roman"/>
                 <w:sz w:val="8"/>
@@ -30128,6 +26605,7 @@
           <w:p>
             <w:pPr>
               <w:pStyle w:val="TableParagraph"/>
+              <w:jc w:val="center"/>
               <w:rPr>
                 <w:rFonts w:ascii="Times New Roman"/>
                 <w:sz w:val="8"/>
@@ -30178,6 +26656,7 @@
           <w:p>
             <w:pPr>
               <w:pStyle w:val="TableParagraph"/>
+              <w:jc w:val="center"/>
               <w:rPr>
                 <w:rFonts w:ascii="Times New Roman"/>
                 <w:sz w:val="8"/>
@@ -30228,6 +26707,7 @@
           <w:p>
             <w:pPr>
               <w:pStyle w:val="TableParagraph"/>
+              <w:jc w:val="center"/>
               <w:rPr>
                 <w:rFonts w:ascii="Times New Roman"/>
                 <w:sz w:val="8"/>
@@ -30278,6 +26758,7 @@
           <w:p>
             <w:pPr>
               <w:pStyle w:val="TableParagraph"/>
+              <w:jc w:val="center"/>
               <w:rPr>
                 <w:rFonts w:ascii="Times New Roman"/>
                 <w:sz w:val="8"/>
@@ -30328,6 +26809,7 @@
           <w:p>
             <w:pPr>
               <w:pStyle w:val="TableParagraph"/>
+              <w:jc w:val="center"/>
               <w:rPr>
                 <w:rFonts w:ascii="Times New Roman"/>
                 <w:sz w:val="8"/>
@@ -30378,6 +26860,7 @@
           <w:p>
             <w:pPr>
               <w:pStyle w:val="TableParagraph"/>
+              <w:jc w:val="center"/>
               <w:rPr>
                 <w:rFonts w:ascii="Times New Roman"/>
                 <w:sz w:val="8"/>
@@ -30428,6 +26911,7 @@
           <w:p>
             <w:pPr>
               <w:pStyle w:val="TableParagraph"/>
+              <w:jc w:val="center"/>
               <w:rPr>
                 <w:rFonts w:ascii="Times New Roman"/>
                 <w:sz w:val="8"/>
@@ -30449,6 +26933,7 @@
           <w:p>
             <w:pPr>
               <w:pStyle w:val="TableParagraph"/>
+              <w:jc w:val="center"/>
               <w:rPr>
                 <w:rFonts w:ascii="Times New Roman"/>
                 <w:sz w:val="8"/>
@@ -30499,6 +26984,7 @@
           <w:p>
             <w:pPr>
               <w:pStyle w:val="TableParagraph"/>
+              <w:jc w:val="center"/>
               <w:rPr>
                 <w:rFonts w:ascii="Times New Roman"/>
                 <w:sz w:val="8"/>
@@ -30543,6 +27029,7 @@
           <w:p>
             <w:pPr>
               <w:pStyle w:val="TableParagraph"/>
+              <w:jc w:val="center"/>
               <w:rPr>
                 <w:rFonts w:ascii="Times New Roman"/>
                 <w:sz w:val="8"/>
@@ -30730,6 +27217,7 @@
           <w:p>
             <w:pPr>
               <w:pStyle w:val="TableParagraph"/>
+              <w:jc w:val="center"/>
               <w:rPr>
                 <w:rFonts w:ascii="Times New Roman"/>
                 <w:sz w:val="8"/>
@@ -30780,6 +27268,7 @@
           <w:p>
             <w:pPr>
               <w:pStyle w:val="TableParagraph"/>
+              <w:jc w:val="center"/>
               <w:rPr>
                 <w:rFonts w:ascii="Times New Roman"/>
                 <w:sz w:val="8"/>
@@ -30830,6 +27319,7 @@
           <w:p>
             <w:pPr>
               <w:pStyle w:val="TableParagraph"/>
+              <w:jc w:val="center"/>
               <w:rPr>
                 <w:rFonts w:ascii="Times New Roman"/>
                 <w:sz w:val="8"/>
@@ -30880,6 +27370,7 @@
           <w:p>
             <w:pPr>
               <w:pStyle w:val="TableParagraph"/>
+              <w:jc w:val="center"/>
               <w:rPr>
                 <w:rFonts w:ascii="Times New Roman"/>
                 <w:sz w:val="8"/>
@@ -30930,6 +27421,7 @@
           <w:p>
             <w:pPr>
               <w:pStyle w:val="TableParagraph"/>
+              <w:jc w:val="center"/>
               <w:rPr>
                 <w:rFonts w:ascii="Times New Roman"/>
                 <w:sz w:val="8"/>
@@ -30980,6 +27472,7 @@
           <w:p>
             <w:pPr>
               <w:pStyle w:val="TableParagraph"/>
+              <w:jc w:val="center"/>
               <w:rPr>
                 <w:rFonts w:ascii="Times New Roman"/>
                 <w:sz w:val="8"/>
@@ -31030,6 +27523,7 @@
           <w:p>
             <w:pPr>
               <w:pStyle w:val="TableParagraph"/>
+              <w:jc w:val="center"/>
               <w:rPr>
                 <w:rFonts w:ascii="Times New Roman"/>
                 <w:sz w:val="8"/>
@@ -31080,6 +27574,7 @@
           <w:p>
             <w:pPr>
               <w:pStyle w:val="TableParagraph"/>
+              <w:jc w:val="center"/>
               <w:rPr>
                 <w:rFonts w:ascii="Times New Roman"/>
                 <w:sz w:val="8"/>
@@ -31130,6 +27625,7 @@
           <w:p>
             <w:pPr>
               <w:pStyle w:val="TableParagraph"/>
+              <w:jc w:val="center"/>
               <w:rPr>
                 <w:rFonts w:ascii="Times New Roman"/>
                 <w:sz w:val="8"/>
@@ -31180,6 +27676,7 @@
           <w:p>
             <w:pPr>
               <w:pStyle w:val="TableParagraph"/>
+              <w:jc w:val="center"/>
               <w:rPr>
                 <w:rFonts w:ascii="Times New Roman"/>
                 <w:sz w:val="8"/>
@@ -31230,6 +27727,7 @@
           <w:p>
             <w:pPr>
               <w:pStyle w:val="TableParagraph"/>
+              <w:jc w:val="center"/>
               <w:rPr>
                 <w:rFonts w:ascii="Times New Roman"/>
                 <w:sz w:val="8"/>
@@ -31251,6 +27749,7 @@
           <w:p>
             <w:pPr>
               <w:pStyle w:val="TableParagraph"/>
+              <w:jc w:val="center"/>
               <w:rPr>
                 <w:rFonts w:ascii="Times New Roman"/>
                 <w:sz w:val="8"/>
@@ -31301,6 +27800,7 @@
           <w:p>
             <w:pPr>
               <w:pStyle w:val="TableParagraph"/>
+              <w:jc w:val="center"/>
               <w:rPr>
                 <w:rFonts w:ascii="Times New Roman"/>
                 <w:sz w:val="8"/>
@@ -31345,6 +27845,7 @@
           <w:p>
             <w:pPr>
               <w:pStyle w:val="TableParagraph"/>
+              <w:jc w:val="center"/>
               <w:rPr>
                 <w:rFonts w:ascii="Times New Roman"/>
                 <w:sz w:val="8"/>
@@ -31532,6 +28033,7 @@
           <w:p>
             <w:pPr>
               <w:pStyle w:val="TableParagraph"/>
+              <w:jc w:val="center"/>
               <w:rPr>
                 <w:rFonts w:ascii="Times New Roman"/>
                 <w:sz w:val="8"/>
@@ -31582,6 +28084,7 @@
           <w:p>
             <w:pPr>
               <w:pStyle w:val="TableParagraph"/>
+              <w:jc w:val="center"/>
               <w:rPr>
                 <w:rFonts w:ascii="Times New Roman"/>
                 <w:sz w:val="8"/>
@@ -31632,6 +28135,7 @@
           <w:p>
             <w:pPr>
               <w:pStyle w:val="TableParagraph"/>
+              <w:jc w:val="center"/>
               <w:rPr>
                 <w:rFonts w:ascii="Times New Roman"/>
                 <w:sz w:val="8"/>
@@ -31682,6 +28186,7 @@
           <w:p>
             <w:pPr>
               <w:pStyle w:val="TableParagraph"/>
+              <w:jc w:val="center"/>
               <w:rPr>
                 <w:rFonts w:ascii="Times New Roman"/>
                 <w:sz w:val="8"/>
@@ -31732,6 +28237,7 @@
           <w:p>
             <w:pPr>
               <w:pStyle w:val="TableParagraph"/>
+              <w:jc w:val="center"/>
               <w:rPr>
                 <w:rFonts w:ascii="Times New Roman"/>
                 <w:sz w:val="8"/>
@@ -31782,6 +28288,7 @@
           <w:p>
             <w:pPr>
               <w:pStyle w:val="TableParagraph"/>
+              <w:jc w:val="center"/>
               <w:rPr>
                 <w:rFonts w:ascii="Times New Roman"/>
                 <w:sz w:val="8"/>
@@ -31832,6 +28339,7 @@
           <w:p>
             <w:pPr>
               <w:pStyle w:val="TableParagraph"/>
+              <w:jc w:val="center"/>
               <w:rPr>
                 <w:rFonts w:ascii="Times New Roman"/>
                 <w:sz w:val="8"/>
@@ -31882,6 +28390,7 @@
           <w:p>
             <w:pPr>
               <w:pStyle w:val="TableParagraph"/>
+              <w:jc w:val="center"/>
               <w:rPr>
                 <w:rFonts w:ascii="Times New Roman"/>
                 <w:sz w:val="8"/>
@@ -31932,6 +28441,7 @@
           <w:p>
             <w:pPr>
               <w:pStyle w:val="TableParagraph"/>
+              <w:jc w:val="center"/>
               <w:rPr>
                 <w:rFonts w:ascii="Times New Roman"/>
                 <w:sz w:val="8"/>
@@ -31982,6 +28492,7 @@
           <w:p>
             <w:pPr>
               <w:pStyle w:val="TableParagraph"/>
+              <w:jc w:val="center"/>
               <w:rPr>
                 <w:rFonts w:ascii="Times New Roman"/>
                 <w:sz w:val="8"/>
@@ -32032,6 +28543,7 @@
           <w:p>
             <w:pPr>
               <w:pStyle w:val="TableParagraph"/>
+              <w:jc w:val="center"/>
               <w:rPr>
                 <w:rFonts w:ascii="Times New Roman"/>
                 <w:sz w:val="8"/>
@@ -32053,6 +28565,7 @@
           <w:p>
             <w:pPr>
               <w:pStyle w:val="TableParagraph"/>
+              <w:jc w:val="center"/>
               <w:rPr>
                 <w:rFonts w:ascii="Times New Roman"/>
                 <w:sz w:val="8"/>
@@ -32103,6 +28616,7 @@
           <w:p>
             <w:pPr>
               <w:pStyle w:val="TableParagraph"/>
+              <w:jc w:val="center"/>
               <w:rPr>
                 <w:rFonts w:ascii="Times New Roman"/>
                 <w:sz w:val="8"/>
@@ -32155,6 +28669,7 @@
           <w:p>
             <w:pPr>
               <w:pStyle w:val="TableParagraph"/>
+              <w:jc w:val="center"/>
               <w:rPr>
                 <w:rFonts w:ascii="Times New Roman"/>
                 <w:sz w:val="8"/>
@@ -32350,6 +28865,7 @@
           <w:p>
             <w:pPr>
               <w:pStyle w:val="TableParagraph"/>
+              <w:jc w:val="center"/>
               <w:rPr>
                 <w:rFonts w:ascii="Times New Roman"/>
                 <w:sz w:val="8"/>
@@ -32400,6 +28916,7 @@
           <w:p>
             <w:pPr>
               <w:pStyle w:val="TableParagraph"/>
+              <w:jc w:val="center"/>
               <w:rPr>
                 <w:rFonts w:ascii="Times New Roman"/>
                 <w:sz w:val="8"/>
@@ -32450,6 +28967,7 @@
           <w:p>
             <w:pPr>
               <w:pStyle w:val="TableParagraph"/>
+              <w:jc w:val="center"/>
               <w:rPr>
                 <w:rFonts w:ascii="Times New Roman"/>
                 <w:sz w:val="8"/>
@@ -32500,6 +29018,7 @@
           <w:p>
             <w:pPr>
               <w:pStyle w:val="TableParagraph"/>
+              <w:jc w:val="center"/>
               <w:rPr>
                 <w:rFonts w:ascii="Times New Roman"/>
                 <w:sz w:val="8"/>
@@ -32550,6 +29069,7 @@
           <w:p>
             <w:pPr>
               <w:pStyle w:val="TableParagraph"/>
+              <w:jc w:val="center"/>
               <w:rPr>
                 <w:rFonts w:ascii="Times New Roman"/>
                 <w:sz w:val="8"/>
@@ -32600,6 +29120,7 @@
           <w:p>
             <w:pPr>
               <w:pStyle w:val="TableParagraph"/>
+              <w:jc w:val="center"/>
               <w:rPr>
                 <w:rFonts w:ascii="Times New Roman"/>
                 <w:sz w:val="8"/>
@@ -32650,6 +29171,7 @@
           <w:p>
             <w:pPr>
               <w:pStyle w:val="TableParagraph"/>
+              <w:jc w:val="center"/>
               <w:rPr>
                 <w:rFonts w:ascii="Times New Roman"/>
                 <w:sz w:val="8"/>
@@ -32700,6 +29222,7 @@
           <w:p>
             <w:pPr>
               <w:pStyle w:val="TableParagraph"/>
+              <w:jc w:val="center"/>
               <w:rPr>
                 <w:rFonts w:ascii="Times New Roman"/>
                 <w:sz w:val="8"/>
@@ -32750,6 +29273,7 @@
           <w:p>
             <w:pPr>
               <w:pStyle w:val="TableParagraph"/>
+              <w:jc w:val="center"/>
               <w:rPr>
                 <w:rFonts w:ascii="Times New Roman"/>
                 <w:sz w:val="8"/>
@@ -32800,6 +29324,7 @@
           <w:p>
             <w:pPr>
               <w:pStyle w:val="TableParagraph"/>
+              <w:jc w:val="center"/>
               <w:rPr>
                 <w:rFonts w:ascii="Times New Roman"/>
                 <w:sz w:val="8"/>
@@ -32850,6 +29375,7 @@
           <w:p>
             <w:pPr>
               <w:pStyle w:val="TableParagraph"/>
+              <w:jc w:val="center"/>
               <w:rPr>
                 <w:rFonts w:ascii="Times New Roman"/>
                 <w:sz w:val="8"/>
@@ -32871,6 +29397,7 @@
           <w:p>
             <w:pPr>
               <w:pStyle w:val="TableParagraph"/>
+              <w:jc w:val="center"/>
               <w:rPr>
                 <w:rFonts w:ascii="Times New Roman"/>
                 <w:sz w:val="8"/>
@@ -32921,6 +29448,7 @@
           <w:p>
             <w:pPr>
               <w:pStyle w:val="TableParagraph"/>
+              <w:jc w:val="center"/>
               <w:rPr>
                 <w:rFonts w:ascii="Times New Roman"/>
                 <w:sz w:val="8"/>
@@ -32965,6 +29493,7 @@
           <w:p>
             <w:pPr>
               <w:pStyle w:val="TableParagraph"/>
+              <w:jc w:val="center"/>
               <w:rPr>
                 <w:rFonts w:ascii="Times New Roman"/>
                 <w:sz w:val="8"/>
@@ -33152,6 +29681,7 @@
           <w:p>
             <w:pPr>
               <w:pStyle w:val="TableParagraph"/>
+              <w:jc w:val="center"/>
               <w:rPr>
                 <w:rFonts w:ascii="Times New Roman"/>
                 <w:sz w:val="8"/>
@@ -33202,6 +29732,7 @@
           <w:p>
             <w:pPr>
               <w:pStyle w:val="TableParagraph"/>
+              <w:jc w:val="center"/>
               <w:rPr>
                 <w:rFonts w:ascii="Times New Roman"/>
                 <w:sz w:val="8"/>
@@ -33252,6 +29783,7 @@
           <w:p>
             <w:pPr>
               <w:pStyle w:val="TableParagraph"/>
+              <w:jc w:val="center"/>
               <w:rPr>
                 <w:rFonts w:ascii="Times New Roman"/>
                 <w:sz w:val="8"/>
@@ -33302,6 +29834,7 @@
           <w:p>
             <w:pPr>
               <w:pStyle w:val="TableParagraph"/>
+              <w:jc w:val="center"/>
               <w:rPr>
                 <w:rFonts w:ascii="Times New Roman"/>
                 <w:sz w:val="8"/>
@@ -33352,6 +29885,7 @@
           <w:p>
             <w:pPr>
               <w:pStyle w:val="TableParagraph"/>
+              <w:jc w:val="center"/>
               <w:rPr>
                 <w:rFonts w:ascii="Times New Roman"/>
                 <w:sz w:val="8"/>
@@ -33402,6 +29936,7 @@
           <w:p>
             <w:pPr>
               <w:pStyle w:val="TableParagraph"/>
+              <w:jc w:val="center"/>
               <w:rPr>
                 <w:rFonts w:ascii="Times New Roman"/>
                 <w:sz w:val="8"/>
@@ -33452,6 +29987,7 @@
           <w:p>
             <w:pPr>
               <w:pStyle w:val="TableParagraph"/>
+              <w:jc w:val="center"/>
               <w:rPr>
                 <w:rFonts w:ascii="Times New Roman"/>
                 <w:sz w:val="8"/>
@@ -33502,6 +30038,7 @@
           <w:p>
             <w:pPr>
               <w:pStyle w:val="TableParagraph"/>
+              <w:jc w:val="center"/>
               <w:rPr>
                 <w:rFonts w:ascii="Times New Roman"/>
                 <w:sz w:val="8"/>
@@ -33552,6 +30089,7 @@
           <w:p>
             <w:pPr>
               <w:pStyle w:val="TableParagraph"/>
+              <w:jc w:val="center"/>
               <w:rPr>
                 <w:rFonts w:ascii="Times New Roman"/>
                 <w:sz w:val="8"/>
@@ -33602,6 +30140,7 @@
           <w:p>
             <w:pPr>
               <w:pStyle w:val="TableParagraph"/>
+              <w:jc w:val="center"/>
               <w:rPr>
                 <w:rFonts w:ascii="Times New Roman"/>
                 <w:sz w:val="8"/>
@@ -33652,6 +30191,7 @@
           <w:p>
             <w:pPr>
               <w:pStyle w:val="TableParagraph"/>
+              <w:jc w:val="center"/>
               <w:rPr>
                 <w:rFonts w:ascii="Times New Roman"/>
                 <w:sz w:val="8"/>
@@ -33673,6 +30213,7 @@
           <w:p>
             <w:pPr>
               <w:pStyle w:val="TableParagraph"/>
+              <w:jc w:val="center"/>
               <w:rPr>
                 <w:rFonts w:ascii="Times New Roman"/>
                 <w:sz w:val="8"/>
@@ -33723,6 +30264,7 @@
           <w:p>
             <w:pPr>
               <w:pStyle w:val="TableParagraph"/>
+              <w:jc w:val="center"/>
               <w:rPr>
                 <w:rFonts w:ascii="Times New Roman"/>
                 <w:sz w:val="8"/>
@@ -33767,6 +30309,7 @@
           <w:p>
             <w:pPr>
               <w:pStyle w:val="TableParagraph"/>
+              <w:jc w:val="center"/>
               <w:rPr>
                 <w:rFonts w:ascii="Times New Roman"/>
                 <w:sz w:val="8"/>
@@ -33954,6 +30497,7 @@
           <w:p>
             <w:pPr>
               <w:pStyle w:val="TableParagraph"/>
+              <w:jc w:val="center"/>
               <w:rPr>
                 <w:rFonts w:ascii="Times New Roman"/>
                 <w:sz w:val="8"/>
@@ -34004,6 +30548,7 @@
           <w:p>
             <w:pPr>
               <w:pStyle w:val="TableParagraph"/>
+              <w:jc w:val="center"/>
               <w:rPr>
                 <w:rFonts w:ascii="Times New Roman"/>
                 <w:sz w:val="8"/>
@@ -34054,6 +30599,7 @@
           <w:p>
             <w:pPr>
               <w:pStyle w:val="TableParagraph"/>
+              <w:jc w:val="center"/>
               <w:rPr>
                 <w:rFonts w:ascii="Times New Roman"/>
                 <w:sz w:val="8"/>
@@ -34104,6 +30650,7 @@
           <w:p>
             <w:pPr>
               <w:pStyle w:val="TableParagraph"/>
+              <w:jc w:val="center"/>
               <w:rPr>
                 <w:rFonts w:ascii="Times New Roman"/>
                 <w:sz w:val="8"/>
@@ -34154,6 +30701,7 @@
           <w:p>
             <w:pPr>
               <w:pStyle w:val="TableParagraph"/>
+              <w:jc w:val="center"/>
               <w:rPr>
                 <w:rFonts w:ascii="Times New Roman"/>
                 <w:sz w:val="8"/>
@@ -34204,6 +30752,7 @@
           <w:p>
             <w:pPr>
               <w:pStyle w:val="TableParagraph"/>
+              <w:jc w:val="center"/>
               <w:rPr>
                 <w:rFonts w:ascii="Times New Roman"/>
                 <w:sz w:val="8"/>
@@ -34254,6 +30803,7 @@
           <w:p>
             <w:pPr>
               <w:pStyle w:val="TableParagraph"/>
+              <w:jc w:val="center"/>
               <w:rPr>
                 <w:rFonts w:ascii="Times New Roman"/>
                 <w:sz w:val="8"/>
@@ -34304,6 +30854,7 @@
           <w:p>
             <w:pPr>
               <w:pStyle w:val="TableParagraph"/>
+              <w:jc w:val="center"/>
               <w:rPr>
                 <w:rFonts w:ascii="Times New Roman"/>
                 <w:sz w:val="8"/>
@@ -34354,6 +30905,7 @@
           <w:p>
             <w:pPr>
               <w:pStyle w:val="TableParagraph"/>
+              <w:jc w:val="center"/>
               <w:rPr>
                 <w:rFonts w:ascii="Times New Roman"/>
                 <w:sz w:val="8"/>
@@ -34404,6 +30956,7 @@
           <w:p>
             <w:pPr>
               <w:pStyle w:val="TableParagraph"/>
+              <w:jc w:val="center"/>
               <w:rPr>
                 <w:rFonts w:ascii="Times New Roman"/>
                 <w:sz w:val="8"/>
@@ -34454,6 +31007,7 @@
           <w:p>
             <w:pPr>
               <w:pStyle w:val="TableParagraph"/>
+              <w:jc w:val="center"/>
               <w:rPr>
                 <w:rFonts w:ascii="Times New Roman"/>
                 <w:sz w:val="8"/>
@@ -34475,6 +31029,7 @@
           <w:p>
             <w:pPr>
               <w:pStyle w:val="TableParagraph"/>
+              <w:jc w:val="center"/>
               <w:rPr>
                 <w:rFonts w:ascii="Times New Roman"/>
                 <w:sz w:val="8"/>
@@ -34525,6 +31080,7 @@
           <w:p>
             <w:pPr>
               <w:pStyle w:val="TableParagraph"/>
+              <w:jc w:val="center"/>
               <w:rPr>
                 <w:rFonts w:ascii="Times New Roman"/>
                 <w:sz w:val="8"/>
@@ -34569,6 +31125,7 @@
           <w:p>
             <w:pPr>
               <w:pStyle w:val="TableParagraph"/>
+              <w:jc w:val="center"/>
               <w:rPr>
                 <w:rFonts w:ascii="Times New Roman"/>
                 <w:sz w:val="8"/>
@@ -34756,6 +31313,7 @@
           <w:p>
             <w:pPr>
               <w:pStyle w:val="TableParagraph"/>
+              <w:jc w:val="center"/>
               <w:rPr>
                 <w:rFonts w:ascii="Times New Roman"/>
                 <w:sz w:val="8"/>
@@ -34806,6 +31364,7 @@
           <w:p>
             <w:pPr>
               <w:pStyle w:val="TableParagraph"/>
+              <w:jc w:val="center"/>
               <w:rPr>
                 <w:rFonts w:ascii="Times New Roman"/>
                 <w:sz w:val="8"/>
@@ -34856,6 +31415,7 @@
           <w:p>
             <w:pPr>
               <w:pStyle w:val="TableParagraph"/>
+              <w:jc w:val="center"/>
               <w:rPr>
                 <w:rFonts w:ascii="Times New Roman"/>
                 <w:sz w:val="8"/>
@@ -34906,6 +31466,7 @@
           <w:p>
             <w:pPr>
               <w:pStyle w:val="TableParagraph"/>
+              <w:jc w:val="center"/>
               <w:rPr>
                 <w:rFonts w:ascii="Times New Roman"/>
                 <w:sz w:val="8"/>
@@ -34956,6 +31517,7 @@
           <w:p>
             <w:pPr>
               <w:pStyle w:val="TableParagraph"/>
+              <w:jc w:val="center"/>
               <w:rPr>
                 <w:rFonts w:ascii="Times New Roman"/>
                 <w:sz w:val="8"/>
@@ -35006,6 +31568,7 @@
           <w:p>
             <w:pPr>
               <w:pStyle w:val="TableParagraph"/>
+              <w:jc w:val="center"/>
               <w:rPr>
                 <w:rFonts w:ascii="Times New Roman"/>
                 <w:sz w:val="8"/>
@@ -35056,6 +31619,7 @@
           <w:p>
             <w:pPr>
               <w:pStyle w:val="TableParagraph"/>
+              <w:jc w:val="center"/>
               <w:rPr>
                 <w:rFonts w:ascii="Times New Roman"/>
                 <w:sz w:val="8"/>
@@ -35106,6 +31670,7 @@
           <w:p>
             <w:pPr>
               <w:pStyle w:val="TableParagraph"/>
+              <w:jc w:val="center"/>
               <w:rPr>
                 <w:rFonts w:ascii="Times New Roman"/>
                 <w:sz w:val="8"/>
@@ -35156,6 +31721,7 @@
           <w:p>
             <w:pPr>
               <w:pStyle w:val="TableParagraph"/>
+              <w:jc w:val="center"/>
               <w:rPr>
                 <w:rFonts w:ascii="Times New Roman"/>
                 <w:sz w:val="8"/>
@@ -35206,6 +31772,7 @@
           <w:p>
             <w:pPr>
               <w:pStyle w:val="TableParagraph"/>
+              <w:jc w:val="center"/>
               <w:rPr>
                 <w:rFonts w:ascii="Times New Roman"/>
                 <w:sz w:val="8"/>
@@ -35256,6 +31823,7 @@
           <w:p>
             <w:pPr>
               <w:pStyle w:val="TableParagraph"/>
+              <w:jc w:val="center"/>
               <w:rPr>
                 <w:rFonts w:ascii="Times New Roman"/>
                 <w:sz w:val="8"/>
@@ -35277,6 +31845,7 @@
           <w:p>
             <w:pPr>
               <w:pStyle w:val="TableParagraph"/>
+              <w:jc w:val="center"/>
               <w:rPr>
                 <w:rFonts w:ascii="Times New Roman"/>
                 <w:sz w:val="8"/>
@@ -35327,6 +31896,7 @@
           <w:p>
             <w:pPr>
               <w:pStyle w:val="TableParagraph"/>
+              <w:jc w:val="center"/>
               <w:rPr>
                 <w:rFonts w:ascii="Times New Roman"/>
                 <w:sz w:val="8"/>
@@ -35379,6 +31949,7 @@
           <w:p>
             <w:pPr>
               <w:pStyle w:val="TableParagraph"/>
+              <w:jc w:val="center"/>
               <w:rPr>
                 <w:rFonts w:ascii="Times New Roman"/>
                 <w:sz w:val="8"/>
@@ -35574,6 +32145,7 @@
           <w:p>
             <w:pPr>
               <w:pStyle w:val="TableParagraph"/>
+              <w:jc w:val="center"/>
               <w:rPr>
                 <w:rFonts w:ascii="Times New Roman"/>
                 <w:sz w:val="8"/>
@@ -35624,6 +32196,7 @@
           <w:p>
             <w:pPr>
               <w:pStyle w:val="TableParagraph"/>
+              <w:jc w:val="center"/>
               <w:rPr>
                 <w:rFonts w:ascii="Times New Roman"/>
                 <w:sz w:val="8"/>
@@ -35674,6 +32247,7 @@
           <w:p>
             <w:pPr>
               <w:pStyle w:val="TableParagraph"/>
+              <w:jc w:val="center"/>
               <w:rPr>
                 <w:rFonts w:ascii="Times New Roman"/>
                 <w:sz w:val="8"/>
@@ -35724,6 +32298,7 @@
           <w:p>
             <w:pPr>
               <w:pStyle w:val="TableParagraph"/>
+              <w:jc w:val="center"/>
               <w:rPr>
                 <w:rFonts w:ascii="Times New Roman"/>
                 <w:sz w:val="8"/>
@@ -35774,6 +32349,7 @@
           <w:p>
             <w:pPr>
               <w:pStyle w:val="TableParagraph"/>
+              <w:jc w:val="center"/>
               <w:rPr>
                 <w:rFonts w:ascii="Times New Roman"/>
                 <w:sz w:val="8"/>
@@ -35824,6 +32400,7 @@
           <w:p>
             <w:pPr>
               <w:pStyle w:val="TableParagraph"/>
+              <w:jc w:val="center"/>
               <w:rPr>
                 <w:rFonts w:ascii="Times New Roman"/>
                 <w:sz w:val="8"/>
@@ -35874,6 +32451,7 @@
           <w:p>
             <w:pPr>
               <w:pStyle w:val="TableParagraph"/>
+              <w:jc w:val="center"/>
               <w:rPr>
                 <w:rFonts w:ascii="Times New Roman"/>
                 <w:sz w:val="8"/>
@@ -35924,6 +32502,7 @@
           <w:p>
             <w:pPr>
               <w:pStyle w:val="TableParagraph"/>
+              <w:jc w:val="center"/>
               <w:rPr>
                 <w:rFonts w:ascii="Times New Roman"/>
                 <w:sz w:val="8"/>
@@ -35974,6 +32553,7 @@
           <w:p>
             <w:pPr>
               <w:pStyle w:val="TableParagraph"/>
+              <w:jc w:val="center"/>
               <w:rPr>
                 <w:rFonts w:ascii="Times New Roman"/>
                 <w:sz w:val="8"/>
@@ -36024,6 +32604,7 @@
           <w:p>
             <w:pPr>
               <w:pStyle w:val="TableParagraph"/>
+              <w:jc w:val="center"/>
               <w:rPr>
                 <w:rFonts w:ascii="Times New Roman"/>
                 <w:sz w:val="8"/>
@@ -36074,6 +32655,7 @@
           <w:p>
             <w:pPr>
               <w:pStyle w:val="TableParagraph"/>
+              <w:jc w:val="center"/>
               <w:rPr>
                 <w:rFonts w:ascii="Times New Roman"/>
                 <w:sz w:val="8"/>
@@ -36095,6 +32677,7 @@
           <w:p>
             <w:pPr>
               <w:pStyle w:val="TableParagraph"/>
+              <w:jc w:val="center"/>
               <w:rPr>
                 <w:rFonts w:ascii="Times New Roman"/>
                 <w:sz w:val="8"/>
@@ -36145,6 +32728,7 @@
           <w:p>
             <w:pPr>
               <w:pStyle w:val="TableParagraph"/>
+              <w:jc w:val="center"/>
               <w:rPr>
                 <w:rFonts w:ascii="Times New Roman"/>
                 <w:sz w:val="8"/>
@@ -36189,6 +32773,7 @@
           <w:p>
             <w:pPr>
               <w:pStyle w:val="TableParagraph"/>
+              <w:jc w:val="center"/>
               <w:rPr>
                 <w:rFonts w:ascii="Times New Roman"/>
                 <w:sz w:val="8"/>
@@ -36376,6 +32961,7 @@
           <w:p>
             <w:pPr>
               <w:pStyle w:val="TableParagraph"/>
+              <w:jc w:val="center"/>
               <w:rPr>
                 <w:rFonts w:ascii="Times New Roman"/>
                 <w:sz w:val="8"/>
@@ -36426,6 +33012,7 @@
           <w:p>
             <w:pPr>
               <w:pStyle w:val="TableParagraph"/>
+              <w:jc w:val="center"/>
               <w:rPr>
                 <w:rFonts w:ascii="Times New Roman"/>
                 <w:sz w:val="8"/>
@@ -36476,6 +33063,7 @@
           <w:p>
             <w:pPr>
               <w:pStyle w:val="TableParagraph"/>
+              <w:jc w:val="center"/>
               <w:rPr>
                 <w:rFonts w:ascii="Times New Roman"/>
                 <w:sz w:val="8"/>
@@ -36526,6 +33114,7 @@
           <w:p>
             <w:pPr>
               <w:pStyle w:val="TableParagraph"/>
+              <w:jc w:val="center"/>
               <w:rPr>
                 <w:rFonts w:ascii="Times New Roman"/>
                 <w:sz w:val="8"/>
@@ -36576,6 +33165,7 @@
           <w:p>
             <w:pPr>
               <w:pStyle w:val="TableParagraph"/>
+              <w:jc w:val="center"/>
               <w:rPr>
                 <w:rFonts w:ascii="Times New Roman"/>
                 <w:sz w:val="8"/>
@@ -36626,6 +33216,7 @@
           <w:p>
             <w:pPr>
               <w:pStyle w:val="TableParagraph"/>
+              <w:jc w:val="center"/>
               <w:rPr>
                 <w:rFonts w:ascii="Times New Roman"/>
                 <w:sz w:val="8"/>
@@ -36676,6 +33267,7 @@
           <w:p>
             <w:pPr>
               <w:pStyle w:val="TableParagraph"/>
+              <w:jc w:val="center"/>
               <w:rPr>
                 <w:rFonts w:ascii="Times New Roman"/>
                 <w:sz w:val="8"/>
@@ -36726,6 +33318,7 @@
           <w:p>
             <w:pPr>
               <w:pStyle w:val="TableParagraph"/>
+              <w:jc w:val="center"/>
               <w:rPr>
                 <w:rFonts w:ascii="Times New Roman"/>
                 <w:sz w:val="8"/>
@@ -36776,6 +33369,7 @@
           <w:p>
             <w:pPr>
               <w:pStyle w:val="TableParagraph"/>
+              <w:jc w:val="center"/>
               <w:rPr>
                 <w:rFonts w:ascii="Times New Roman"/>
                 <w:sz w:val="8"/>
@@ -36826,6 +33420,7 @@
           <w:p>
             <w:pPr>
               <w:pStyle w:val="TableParagraph"/>
+              <w:jc w:val="center"/>
               <w:rPr>
                 <w:rFonts w:ascii="Times New Roman"/>
                 <w:sz w:val="8"/>
@@ -36876,6 +33471,7 @@
           <w:p>
             <w:pPr>
               <w:pStyle w:val="TableParagraph"/>
+              <w:jc w:val="center"/>
               <w:rPr>
                 <w:rFonts w:ascii="Times New Roman"/>
                 <w:sz w:val="8"/>
@@ -36897,6 +33493,7 @@
           <w:p>
             <w:pPr>
               <w:pStyle w:val="TableParagraph"/>
+              <w:jc w:val="center"/>
               <w:rPr>
                 <w:rFonts w:ascii="Times New Roman"/>
                 <w:sz w:val="8"/>
@@ -36947,6 +33544,7 @@
           <w:p>
             <w:pPr>
               <w:pStyle w:val="TableParagraph"/>
+              <w:jc w:val="center"/>
               <w:rPr>
                 <w:rFonts w:ascii="Times New Roman"/>
                 <w:sz w:val="8"/>
@@ -36991,6 +33589,7 @@
           <w:p>
             <w:pPr>
               <w:pStyle w:val="TableParagraph"/>
+              <w:jc w:val="center"/>
               <w:rPr>
                 <w:rFonts w:ascii="Times New Roman"/>
                 <w:sz w:val="8"/>
@@ -37178,6 +33777,7 @@
           <w:p>
             <w:pPr>
               <w:pStyle w:val="TableParagraph"/>
+              <w:jc w:val="center"/>
               <w:rPr>
                 <w:rFonts w:ascii="Times New Roman"/>
                 <w:sz w:val="8"/>
@@ -37228,6 +33828,7 @@
           <w:p>
             <w:pPr>
               <w:pStyle w:val="TableParagraph"/>
+              <w:jc w:val="center"/>
               <w:rPr>
                 <w:rFonts w:ascii="Times New Roman"/>
                 <w:sz w:val="8"/>
@@ -37278,6 +33879,7 @@
           <w:p>
             <w:pPr>
               <w:pStyle w:val="TableParagraph"/>
+              <w:jc w:val="center"/>
               <w:rPr>
                 <w:rFonts w:ascii="Times New Roman"/>
                 <w:sz w:val="8"/>
@@ -37328,6 +33930,7 @@
           <w:p>
             <w:pPr>
               <w:pStyle w:val="TableParagraph"/>
+              <w:jc w:val="center"/>
               <w:rPr>
                 <w:rFonts w:ascii="Times New Roman"/>
                 <w:sz w:val="8"/>
@@ -37378,6 +33981,7 @@
           <w:p>
             <w:pPr>
               <w:pStyle w:val="TableParagraph"/>
+              <w:jc w:val="center"/>
               <w:rPr>
                 <w:rFonts w:ascii="Times New Roman"/>
                 <w:sz w:val="8"/>
@@ -37428,6 +34032,7 @@
           <w:p>
             <w:pPr>
               <w:pStyle w:val="TableParagraph"/>
+              <w:jc w:val="center"/>
               <w:rPr>
                 <w:rFonts w:ascii="Times New Roman"/>
                 <w:sz w:val="8"/>
@@ -37478,6 +34083,7 @@
           <w:p>
             <w:pPr>
               <w:pStyle w:val="TableParagraph"/>
+              <w:jc w:val="center"/>
               <w:rPr>
                 <w:rFonts w:ascii="Times New Roman"/>
                 <w:sz w:val="8"/>
@@ -37528,6 +34134,7 @@
           <w:p>
             <w:pPr>
               <w:pStyle w:val="TableParagraph"/>
+              <w:jc w:val="center"/>
               <w:rPr>
                 <w:rFonts w:ascii="Times New Roman"/>
                 <w:sz w:val="8"/>
@@ -37578,6 +34185,7 @@
           <w:p>
             <w:pPr>
               <w:pStyle w:val="TableParagraph"/>
+              <w:jc w:val="center"/>
               <w:rPr>
                 <w:rFonts w:ascii="Times New Roman"/>
                 <w:sz w:val="8"/>
@@ -37628,6 +34236,7 @@
           <w:p>
             <w:pPr>
               <w:pStyle w:val="TableParagraph"/>
+              <w:jc w:val="center"/>
               <w:rPr>
                 <w:rFonts w:ascii="Times New Roman"/>
                 <w:sz w:val="8"/>
@@ -37678,6 +34287,7 @@
           <w:p>
             <w:pPr>
               <w:pStyle w:val="TableParagraph"/>
+              <w:jc w:val="center"/>
               <w:rPr>
                 <w:rFonts w:ascii="Times New Roman"/>
                 <w:sz w:val="8"/>
@@ -37699,6 +34309,7 @@
           <w:p>
             <w:pPr>
               <w:pStyle w:val="TableParagraph"/>
+              <w:jc w:val="center"/>
               <w:rPr>
                 <w:rFonts w:ascii="Times New Roman"/>
                 <w:sz w:val="8"/>
@@ -37749,6 +34360,7 @@
           <w:p>
             <w:pPr>
               <w:pStyle w:val="TableParagraph"/>
+              <w:jc w:val="center"/>
               <w:rPr>
                 <w:rFonts w:ascii="Times New Roman"/>
                 <w:sz w:val="8"/>
@@ -37793,6 +34405,7 @@
           <w:p>
             <w:pPr>
               <w:pStyle w:val="TableParagraph"/>
+              <w:jc w:val="center"/>
               <w:rPr>
                 <w:rFonts w:ascii="Times New Roman"/>
                 <w:sz w:val="8"/>
@@ -37874,6 +34487,7 @@
                 <w:spacing w:val="-5"/>
                 <w:sz w:val="10"/>
               </w:rPr>
+              <w:lastRenderedPageBreak/>
               <w:t>36</w:t>
             </w:r>
           </w:p>
@@ -37980,6 +34594,7 @@
           <w:p>
             <w:pPr>
               <w:pStyle w:val="TableParagraph"/>
+              <w:jc w:val="center"/>
               <w:rPr>
                 <w:rFonts w:ascii="Times New Roman"/>
                 <w:sz w:val="8"/>
@@ -38030,6 +34645,7 @@
           <w:p>
             <w:pPr>
               <w:pStyle w:val="TableParagraph"/>
+              <w:jc w:val="center"/>
               <w:rPr>
                 <w:rFonts w:ascii="Times New Roman"/>
                 <w:sz w:val="8"/>
@@ -38080,6 +34696,7 @@
           <w:p>
             <w:pPr>
               <w:pStyle w:val="TableParagraph"/>
+              <w:jc w:val="center"/>
               <w:rPr>
                 <w:rFonts w:ascii="Times New Roman"/>
                 <w:sz w:val="8"/>
@@ -38130,6 +34747,7 @@
           <w:p>
             <w:pPr>
               <w:pStyle w:val="TableParagraph"/>
+              <w:jc w:val="center"/>
               <w:rPr>
                 <w:rFonts w:ascii="Times New Roman"/>
                 <w:sz w:val="8"/>
@@ -38180,6 +34798,7 @@
           <w:p>
             <w:pPr>
               <w:pStyle w:val="TableParagraph"/>
+              <w:jc w:val="center"/>
               <w:rPr>
                 <w:rFonts w:ascii="Times New Roman"/>
                 <w:sz w:val="8"/>
@@ -38230,6 +34849,7 @@
           <w:p>
             <w:pPr>
               <w:pStyle w:val="TableParagraph"/>
+              <w:jc w:val="center"/>
               <w:rPr>
                 <w:rFonts w:ascii="Times New Roman"/>
                 <w:sz w:val="8"/>
@@ -38280,6 +34900,7 @@
           <w:p>
             <w:pPr>
               <w:pStyle w:val="TableParagraph"/>
+              <w:jc w:val="center"/>
               <w:rPr>
                 <w:rFonts w:ascii="Times New Roman"/>
                 <w:sz w:val="8"/>
@@ -38330,6 +34951,7 @@
           <w:p>
             <w:pPr>
               <w:pStyle w:val="TableParagraph"/>
+              <w:jc w:val="center"/>
               <w:rPr>
                 <w:rFonts w:ascii="Times New Roman"/>
                 <w:sz w:val="8"/>
@@ -38380,6 +35002,7 @@
           <w:p>
             <w:pPr>
               <w:pStyle w:val="TableParagraph"/>
+              <w:jc w:val="center"/>
               <w:rPr>
                 <w:rFonts w:ascii="Times New Roman"/>
                 <w:sz w:val="8"/>
@@ -38430,6 +35053,7 @@
           <w:p>
             <w:pPr>
               <w:pStyle w:val="TableParagraph"/>
+              <w:jc w:val="center"/>
               <w:rPr>
                 <w:rFonts w:ascii="Times New Roman"/>
                 <w:sz w:val="8"/>
@@ -38480,6 +35104,7 @@
           <w:p>
             <w:pPr>
               <w:pStyle w:val="TableParagraph"/>
+              <w:jc w:val="center"/>
               <w:rPr>
                 <w:rFonts w:ascii="Times New Roman"/>
                 <w:sz w:val="8"/>
@@ -38501,6 +35126,7 @@
           <w:p>
             <w:pPr>
               <w:pStyle w:val="TableParagraph"/>
+              <w:jc w:val="center"/>
               <w:rPr>
                 <w:rFonts w:ascii="Times New Roman"/>
                 <w:sz w:val="8"/>
@@ -38551,6 +35177,7 @@
           <w:p>
             <w:pPr>
               <w:pStyle w:val="TableParagraph"/>
+              <w:jc w:val="center"/>
               <w:rPr>
                 <w:rFonts w:ascii="Times New Roman"/>
                 <w:sz w:val="8"/>
@@ -38603,6 +35230,7 @@
           <w:p>
             <w:pPr>
               <w:pStyle w:val="TableParagraph"/>
+              <w:jc w:val="center"/>
               <w:rPr>
                 <w:rFonts w:ascii="Times New Roman"/>
                 <w:sz w:val="8"/>
@@ -38692,7 +35320,6 @@
                 <w:spacing w:val="-5"/>
                 <w:sz w:val="10"/>
               </w:rPr>
-              <w:lastRenderedPageBreak/>
               <w:t>37</w:t>
             </w:r>
           </w:p>
@@ -38799,6 +35426,7 @@
           <w:p>
             <w:pPr>
               <w:pStyle w:val="TableParagraph"/>
+              <w:jc w:val="center"/>
               <w:rPr>
                 <w:rFonts w:ascii="Times New Roman"/>
                 <w:sz w:val="8"/>
@@ -38849,6 +35477,7 @@
           <w:p>
             <w:pPr>
               <w:pStyle w:val="TableParagraph"/>
+              <w:jc w:val="center"/>
               <w:rPr>
                 <w:rFonts w:ascii="Times New Roman"/>
                 <w:sz w:val="8"/>
@@ -38899,6 +35528,7 @@
           <w:p>
             <w:pPr>
               <w:pStyle w:val="TableParagraph"/>
+              <w:jc w:val="center"/>
               <w:rPr>
                 <w:rFonts w:ascii="Times New Roman"/>
                 <w:sz w:val="8"/>
@@ -38949,6 +35579,7 @@
           <w:p>
             <w:pPr>
               <w:pStyle w:val="TableParagraph"/>
+              <w:jc w:val="center"/>
               <w:rPr>
                 <w:rFonts w:ascii="Times New Roman"/>
                 <w:sz w:val="8"/>
@@ -38999,6 +35630,7 @@
           <w:p>
             <w:pPr>
               <w:pStyle w:val="TableParagraph"/>
+              <w:jc w:val="center"/>
               <w:rPr>
                 <w:rFonts w:ascii="Times New Roman"/>
                 <w:sz w:val="8"/>
@@ -39049,6 +35681,7 @@
           <w:p>
             <w:pPr>
               <w:pStyle w:val="TableParagraph"/>
+              <w:jc w:val="center"/>
               <w:rPr>
                 <w:rFonts w:ascii="Times New Roman"/>
                 <w:sz w:val="8"/>
@@ -39099,6 +35732,7 @@
           <w:p>
             <w:pPr>
               <w:pStyle w:val="TableParagraph"/>
+              <w:jc w:val="center"/>
               <w:rPr>
                 <w:rFonts w:ascii="Times New Roman"/>
                 <w:sz w:val="8"/>
@@ -39149,6 +35783,7 @@
           <w:p>
             <w:pPr>
               <w:pStyle w:val="TableParagraph"/>
+              <w:jc w:val="center"/>
               <w:rPr>
                 <w:rFonts w:ascii="Times New Roman"/>
                 <w:sz w:val="8"/>
@@ -39199,6 +35834,7 @@
           <w:p>
             <w:pPr>
               <w:pStyle w:val="TableParagraph"/>
+              <w:jc w:val="center"/>
               <w:rPr>
                 <w:rFonts w:ascii="Times New Roman"/>
                 <w:sz w:val="8"/>
@@ -39249,6 +35885,7 @@
           <w:p>
             <w:pPr>
               <w:pStyle w:val="TableParagraph"/>
+              <w:jc w:val="center"/>
               <w:rPr>
                 <w:rFonts w:ascii="Times New Roman"/>
                 <w:sz w:val="8"/>
@@ -39299,6 +35936,7 @@
           <w:p>
             <w:pPr>
               <w:pStyle w:val="TableParagraph"/>
+              <w:jc w:val="center"/>
               <w:rPr>
                 <w:rFonts w:ascii="Times New Roman"/>
                 <w:sz w:val="8"/>
@@ -39320,6 +35958,7 @@
           <w:p>
             <w:pPr>
               <w:pStyle w:val="TableParagraph"/>
+              <w:jc w:val="center"/>
               <w:rPr>
                 <w:rFonts w:ascii="Times New Roman"/>
                 <w:sz w:val="8"/>
@@ -39370,6 +36009,7 @@
           <w:p>
             <w:pPr>
               <w:pStyle w:val="TableParagraph"/>
+              <w:jc w:val="center"/>
               <w:rPr>
                 <w:rFonts w:ascii="Times New Roman"/>
                 <w:sz w:val="8"/>
@@ -39414,6 +36054,7 @@
           <w:p>
             <w:pPr>
               <w:pStyle w:val="TableParagraph"/>
+              <w:jc w:val="center"/>
               <w:rPr>
                 <w:rFonts w:ascii="Times New Roman"/>
                 <w:sz w:val="8"/>
@@ -39601,6 +36242,7 @@
           <w:p>
             <w:pPr>
               <w:pStyle w:val="TableParagraph"/>
+              <w:jc w:val="center"/>
               <w:rPr>
                 <w:rFonts w:ascii="Times New Roman"/>
                 <w:sz w:val="8"/>
@@ -39651,6 +36293,7 @@
           <w:p>
             <w:pPr>
               <w:pStyle w:val="TableParagraph"/>
+              <w:jc w:val="center"/>
               <w:rPr>
                 <w:rFonts w:ascii="Times New Roman"/>
                 <w:sz w:val="8"/>
@@ -39701,6 +36344,7 @@
           <w:p>
             <w:pPr>
               <w:pStyle w:val="TableParagraph"/>
+              <w:jc w:val="center"/>
               <w:rPr>
                 <w:rFonts w:ascii="Times New Roman"/>
                 <w:sz w:val="8"/>
@@ -39751,6 +36395,7 @@
           <w:p>
             <w:pPr>
               <w:pStyle w:val="TableParagraph"/>
+              <w:jc w:val="center"/>
               <w:rPr>
                 <w:rFonts w:ascii="Times New Roman"/>
                 <w:sz w:val="8"/>
@@ -39801,6 +36446,7 @@
           <w:p>
             <w:pPr>
               <w:pStyle w:val="TableParagraph"/>
+              <w:jc w:val="center"/>
               <w:rPr>
                 <w:rFonts w:ascii="Times New Roman"/>
                 <w:sz w:val="8"/>
@@ -39851,6 +36497,7 @@
           <w:p>
             <w:pPr>
               <w:pStyle w:val="TableParagraph"/>
+              <w:jc w:val="center"/>
               <w:rPr>
                 <w:rFonts w:ascii="Times New Roman"/>
                 <w:sz w:val="8"/>
@@ -39901,6 +36548,7 @@
           <w:p>
             <w:pPr>
               <w:pStyle w:val="TableParagraph"/>
+              <w:jc w:val="center"/>
               <w:rPr>
                 <w:rFonts w:ascii="Times New Roman"/>
                 <w:sz w:val="8"/>
@@ -39951,6 +36599,7 @@
           <w:p>
             <w:pPr>
               <w:pStyle w:val="TableParagraph"/>
+              <w:jc w:val="center"/>
               <w:rPr>
                 <w:rFonts w:ascii="Times New Roman"/>
                 <w:sz w:val="8"/>
@@ -40001,6 +36650,7 @@
           <w:p>
             <w:pPr>
               <w:pStyle w:val="TableParagraph"/>
+              <w:jc w:val="center"/>
               <w:rPr>
                 <w:rFonts w:ascii="Times New Roman"/>
                 <w:sz w:val="8"/>
@@ -40051,6 +36701,7 @@
           <w:p>
             <w:pPr>
               <w:pStyle w:val="TableParagraph"/>
+              <w:jc w:val="center"/>
               <w:rPr>
                 <w:rFonts w:ascii="Times New Roman"/>
                 <w:sz w:val="8"/>
@@ -40101,6 +36752,7 @@
           <w:p>
             <w:pPr>
               <w:pStyle w:val="TableParagraph"/>
+              <w:jc w:val="center"/>
               <w:rPr>
                 <w:rFonts w:ascii="Times New Roman"/>
                 <w:sz w:val="8"/>
@@ -40122,6 +36774,7 @@
           <w:p>
             <w:pPr>
               <w:pStyle w:val="TableParagraph"/>
+              <w:jc w:val="center"/>
               <w:rPr>
                 <w:rFonts w:ascii="Times New Roman"/>
                 <w:sz w:val="8"/>
@@ -40172,6 +36825,7 @@
           <w:p>
             <w:pPr>
               <w:pStyle w:val="TableParagraph"/>
+              <w:jc w:val="center"/>
               <w:rPr>
                 <w:rFonts w:ascii="Times New Roman"/>
                 <w:sz w:val="8"/>
@@ -40216,6 +36870,7 @@
           <w:p>
             <w:pPr>
               <w:pStyle w:val="TableParagraph"/>
+              <w:jc w:val="center"/>
               <w:rPr>
                 <w:rFonts w:ascii="Times New Roman"/>
                 <w:sz w:val="8"/>
@@ -40403,6 +37058,7 @@
           <w:p>
             <w:pPr>
               <w:pStyle w:val="TableParagraph"/>
+              <w:jc w:val="center"/>
               <w:rPr>
                 <w:rFonts w:ascii="Times New Roman"/>
                 <w:sz w:val="8"/>
@@ -40453,6 +37109,7 @@
           <w:p>
             <w:pPr>
               <w:pStyle w:val="TableParagraph"/>
+              <w:jc w:val="center"/>
               <w:rPr>
                 <w:rFonts w:ascii="Times New Roman"/>
                 <w:sz w:val="8"/>
@@ -40503,6 +37160,7 @@
           <w:p>
             <w:pPr>
               <w:pStyle w:val="TableParagraph"/>
+              <w:jc w:val="center"/>
               <w:rPr>
                 <w:rFonts w:ascii="Times New Roman"/>
                 <w:sz w:val="8"/>
@@ -40553,6 +37211,7 @@
           <w:p>
             <w:pPr>
               <w:pStyle w:val="TableParagraph"/>
+              <w:jc w:val="center"/>
               <w:rPr>
                 <w:rFonts w:ascii="Times New Roman"/>
                 <w:sz w:val="8"/>
@@ -40603,6 +37262,7 @@
           <w:p>
             <w:pPr>
               <w:pStyle w:val="TableParagraph"/>
+              <w:jc w:val="center"/>
               <w:rPr>
                 <w:rFonts w:ascii="Times New Roman"/>
                 <w:sz w:val="8"/>
@@ -40653,6 +37313,7 @@
           <w:p>
             <w:pPr>
               <w:pStyle w:val="TableParagraph"/>
+              <w:jc w:val="center"/>
               <w:rPr>
                 <w:rFonts w:ascii="Times New Roman"/>
                 <w:sz w:val="8"/>
@@ -40703,6 +37364,7 @@
           <w:p>
             <w:pPr>
               <w:pStyle w:val="TableParagraph"/>
+              <w:jc w:val="center"/>
               <w:rPr>
                 <w:rFonts w:ascii="Times New Roman"/>
                 <w:sz w:val="8"/>
@@ -40753,6 +37415,7 @@
           <w:p>
             <w:pPr>
               <w:pStyle w:val="TableParagraph"/>
+              <w:jc w:val="center"/>
               <w:rPr>
                 <w:rFonts w:ascii="Times New Roman"/>
                 <w:sz w:val="8"/>
@@ -40803,6 +37466,7 @@
           <w:p>
             <w:pPr>
               <w:pStyle w:val="TableParagraph"/>
+              <w:jc w:val="center"/>
               <w:rPr>
                 <w:rFonts w:ascii="Times New Roman"/>
                 <w:sz w:val="8"/>
@@ -40853,6 +37517,7 @@
           <w:p>
             <w:pPr>
               <w:pStyle w:val="TableParagraph"/>
+              <w:jc w:val="center"/>
               <w:rPr>
                 <w:rFonts w:ascii="Times New Roman"/>
                 <w:sz w:val="8"/>
@@ -40903,6 +37568,7 @@
           <w:p>
             <w:pPr>
               <w:pStyle w:val="TableParagraph"/>
+              <w:jc w:val="center"/>
               <w:rPr>
                 <w:rFonts w:ascii="Times New Roman"/>
                 <w:sz w:val="8"/>
@@ -40924,6 +37590,7 @@
           <w:p>
             <w:pPr>
               <w:pStyle w:val="TableParagraph"/>
+              <w:jc w:val="center"/>
               <w:rPr>
                 <w:rFonts w:ascii="Times New Roman"/>
                 <w:sz w:val="8"/>
@@ -40974,6 +37641,7 @@
           <w:p>
             <w:pPr>
               <w:pStyle w:val="TableParagraph"/>
+              <w:jc w:val="center"/>
               <w:rPr>
                 <w:rFonts w:ascii="Times New Roman"/>
                 <w:sz w:val="8"/>
@@ -41018,6 +37686,7 @@
           <w:p>
             <w:pPr>
               <w:pStyle w:val="TableParagraph"/>
+              <w:jc w:val="center"/>
               <w:rPr>
                 <w:rFonts w:ascii="Times New Roman"/>
                 <w:sz w:val="8"/>
@@ -41201,6 +37870,7 @@
           <w:p>
             <w:pPr>
               <w:pStyle w:val="TableParagraph"/>
+              <w:jc w:val="center"/>
               <w:rPr>
                 <w:rFonts w:ascii="Times New Roman"/>
                 <w:sz w:val="8"/>
@@ -41250,6 +37920,7 @@
           <w:p>
             <w:pPr>
               <w:pStyle w:val="TableParagraph"/>
+              <w:jc w:val="center"/>
               <w:rPr>
                 <w:rFonts w:ascii="Times New Roman"/>
                 <w:sz w:val="8"/>
@@ -41299,6 +37970,7 @@
           <w:p>
             <w:pPr>
               <w:pStyle w:val="TableParagraph"/>
+              <w:jc w:val="center"/>
               <w:rPr>
                 <w:rFonts w:ascii="Times New Roman"/>
                 <w:sz w:val="8"/>
@@ -41348,6 +38020,7 @@
           <w:p>
             <w:pPr>
               <w:pStyle w:val="TableParagraph"/>
+              <w:jc w:val="center"/>
               <w:rPr>
                 <w:rFonts w:ascii="Times New Roman"/>
                 <w:sz w:val="8"/>
@@ -41397,6 +38070,7 @@
           <w:p>
             <w:pPr>
               <w:pStyle w:val="TableParagraph"/>
+              <w:jc w:val="center"/>
               <w:rPr>
                 <w:rFonts w:ascii="Times New Roman"/>
                 <w:sz w:val="8"/>
@@ -41446,6 +38120,7 @@
           <w:p>
             <w:pPr>
               <w:pStyle w:val="TableParagraph"/>
+              <w:jc w:val="center"/>
               <w:rPr>
                 <w:rFonts w:ascii="Times New Roman"/>
                 <w:sz w:val="8"/>
@@ -41495,6 +38170,7 @@
           <w:p>
             <w:pPr>
               <w:pStyle w:val="TableParagraph"/>
+              <w:jc w:val="center"/>
               <w:rPr>
                 <w:rFonts w:ascii="Times New Roman"/>
                 <w:sz w:val="8"/>
@@ -41544,6 +38220,7 @@
           <w:p>
             <w:pPr>
               <w:pStyle w:val="TableParagraph"/>
+              <w:jc w:val="center"/>
               <w:rPr>
                 <w:rFonts w:ascii="Times New Roman"/>
                 <w:sz w:val="8"/>
@@ -41593,6 +38270,7 @@
           <w:p>
             <w:pPr>
               <w:pStyle w:val="TableParagraph"/>
+              <w:jc w:val="center"/>
               <w:rPr>
                 <w:rFonts w:ascii="Times New Roman"/>
                 <w:sz w:val="8"/>
@@ -41642,6 +38320,7 @@
           <w:p>
             <w:pPr>
               <w:pStyle w:val="TableParagraph"/>
+              <w:jc w:val="center"/>
               <w:rPr>
                 <w:rFonts w:ascii="Times New Roman"/>
                 <w:sz w:val="8"/>
@@ -41691,6 +38370,7 @@
           <w:p>
             <w:pPr>
               <w:pStyle w:val="TableParagraph"/>
+              <w:jc w:val="center"/>
               <w:rPr>
                 <w:rFonts w:ascii="Times New Roman"/>
                 <w:sz w:val="8"/>
@@ -41711,6 +38391,7 @@
           <w:p>
             <w:pPr>
               <w:pStyle w:val="TableParagraph"/>
+              <w:jc w:val="center"/>
               <w:rPr>
                 <w:rFonts w:ascii="Times New Roman"/>
                 <w:sz w:val="8"/>
@@ -41760,6 +38441,7 @@
           <w:p>
             <w:pPr>
               <w:pStyle w:val="TableParagraph"/>
+              <w:jc w:val="center"/>
               <w:rPr>
                 <w:rFonts w:ascii="Times New Roman"/>
                 <w:sz w:val="8"/>
@@ -41811,6 +38493,7 @@
           <w:p>
             <w:pPr>
               <w:pStyle w:val="TableParagraph"/>
+              <w:jc w:val="center"/>
               <w:rPr>
                 <w:rFonts w:ascii="Times New Roman"/>
                 <w:sz w:val="8"/>
@@ -42449,19 +39132,7 @@
               <w:rPr>
                 <w:sz w:val="10"/>
               </w:rPr>
-              <w:t>${titulo_u</w:t>
-            </w:r>
-            <w:r>
-              <w:rPr>
-                <w:sz w:val="10"/>
-              </w:rPr>
-              <w:t>2</w:t>
-            </w:r>
-            <w:r>
-              <w:rPr>
-                <w:sz w:val="10"/>
-              </w:rPr>
-              <w:t>}</w:t>
+              <w:t>${titulo_u2}</w:t>
             </w:r>
           </w:p>
         </w:tc>
@@ -42785,19 +39456,7 @@
               <w:rPr>
                 <w:sz w:val="10"/>
               </w:rPr>
-              <w:t>${titulo_u</w:t>
-            </w:r>
-            <w:r>
-              <w:rPr>
-                <w:sz w:val="10"/>
-              </w:rPr>
-              <w:t>3</w:t>
-            </w:r>
-            <w:r>
-              <w:rPr>
-                <w:sz w:val="10"/>
-              </w:rPr>
-              <w:t>}</w:t>
+              <w:t>${titulo_u3}</w:t>
             </w:r>
           </w:p>
         </w:tc>
@@ -43095,19 +39754,7 @@
               <w:rPr>
                 <w:sz w:val="10"/>
               </w:rPr>
-              <w:t>${titulo_u</w:t>
-            </w:r>
-            <w:r>
-              <w:rPr>
-                <w:sz w:val="10"/>
-              </w:rPr>
-              <w:t>4</w:t>
-            </w:r>
-            <w:r>
-              <w:rPr>
-                <w:sz w:val="10"/>
-              </w:rPr>
-              <w:t>}</w:t>
+              <w:t>${titulo_u4}</w:t>
             </w:r>
           </w:p>
         </w:tc>
@@ -43405,19 +40052,7 @@
               <w:rPr>
                 <w:sz w:val="10"/>
               </w:rPr>
-              <w:t>${titulo_u</w:t>
-            </w:r>
-            <w:r>
-              <w:rPr>
-                <w:sz w:val="10"/>
-              </w:rPr>
-              <w:t>5</w:t>
-            </w:r>
-            <w:r>
-              <w:rPr>
-                <w:sz w:val="10"/>
-              </w:rPr>
-              <w:t>}</w:t>
+              <w:t>${titulo_u5}</w:t>
             </w:r>
           </w:p>
         </w:tc>
@@ -43801,19 +40436,7 @@
               <w:rPr>
                 <w:sz w:val="10"/>
               </w:rPr>
-              <w:t>${titulo_u</w:t>
-            </w:r>
-            <w:r>
-              <w:rPr>
-                <w:sz w:val="10"/>
-              </w:rPr>
-              <w:t>6</w:t>
-            </w:r>
-            <w:r>
-              <w:rPr>
-                <w:sz w:val="10"/>
-              </w:rPr>
-              <w:t>}</w:t>
+              <w:t>${titulo_u6}</w:t>
             </w:r>
           </w:p>
         </w:tc>
@@ -47505,6 +44128,7 @@
   <w:style w:type="character" w:default="1" w:styleId="Fuentedeprrafopredeter">
     <w:name w:val="Default Paragraph Font"/>
     <w:uiPriority w:val="1"/>
+    <w:semiHidden/>
     <w:unhideWhenUsed/>
   </w:style>
   <w:style w:type="table" w:default="1" w:styleId="Tablanormal">

--- a/public/plantillas/ACTA.docx
+++ b/public/plantillas/ACTA.docx
@@ -3609,6 +3609,13 @@
                 <w:sz w:val="10"/>
               </w:rPr>
             </w:pPr>
+            <w:r>
+              <w:rPr>
+                <w:rFonts w:ascii="Times New Roman"/>
+                <w:sz w:val="10"/>
+              </w:rPr>
+              <w:t xml:space="preserve"> </w:t>
+            </w:r>
           </w:p>
         </w:tc>
       </w:tr>
@@ -43520,7 +43527,7 @@
               </wp:anchor>
             </w:drawing>
           </mc:Choice>
-          <mc:Fallback xmlns:ve="http://schemas.openxmlformats.org/markup-compatibility/2006" xmlns:a="http://schemas.openxmlformats.org/drawingml/2006/main" xmlns:pic="http://schemas.openxmlformats.org/drawingml/2006/picture">
+          <mc:Fallback xmlns:pic="http://schemas.openxmlformats.org/drawingml/2006/picture" xmlns:a="http://schemas.openxmlformats.org/drawingml/2006/main" xmlns:ve="http://schemas.openxmlformats.org/markup-compatibility/2006">
             <w:pict>
               <v:rect style="position:absolute;margin-left:181.440002pt;margin-top:22.594032pt;width:99.239997pt;height:.839996pt;mso-position-horizontal-relative:page;mso-position-vertical-relative:paragraph;z-index:-15727104;mso-wrap-distance-left:0;mso-wrap-distance-right:0" id="docshape4" filled="true" fillcolor="#000000" stroked="false">
                 <v:fill type="solid"/>
@@ -43607,7 +43614,7 @@
               </wp:anchor>
             </w:drawing>
           </mc:Choice>
-          <mc:Fallback xmlns:ve="http://schemas.openxmlformats.org/markup-compatibility/2006" xmlns:a="http://schemas.openxmlformats.org/drawingml/2006/main" xmlns:pic="http://schemas.openxmlformats.org/drawingml/2006/picture">
+          <mc:Fallback xmlns:pic="http://schemas.openxmlformats.org/drawingml/2006/picture" xmlns:a="http://schemas.openxmlformats.org/drawingml/2006/main" xmlns:ve="http://schemas.openxmlformats.org/markup-compatibility/2006">
             <w:pict>
               <v:rect style="position:absolute;margin-left:440.039978pt;margin-top:22.594032pt;width:121.920047pt;height:.839996pt;mso-position-horizontal-relative:page;mso-position-vertical-relative:paragraph;z-index:-15726592;mso-wrap-distance-left:0;mso-wrap-distance-right:0" id="docshape5" filled="true" fillcolor="#000000" stroked="false">
                 <v:fill type="solid"/>

--- a/public/plantillas/ACTA.docx
+++ b/public/plantillas/ACTA.docx
@@ -290,7 +290,6 @@
         </w:rPr>
         <w:t>${</w:t>
       </w:r>
-      <w:proofErr w:type="spellStart"/>
       <w:r>
         <w:rPr>
           <w:rFonts w:ascii="Arial" w:hAnsi="Arial"/>
@@ -298,7 +297,6 @@
         </w:rPr>
         <w:t>anio</w:t>
       </w:r>
-      <w:proofErr w:type="spellEnd"/>
       <w:r>
         <w:rPr>
           <w:rFonts w:ascii="Arial" w:hAnsi="Arial"/>
@@ -477,14 +475,12 @@
               </w:rPr>
               <w:t>${</w:t>
             </w:r>
-            <w:proofErr w:type="spellStart"/>
             <w:r>
               <w:rPr>
                 <w:sz w:val="11"/>
               </w:rPr>
               <w:t>cetpro</w:t>
             </w:r>
-            <w:proofErr w:type="spellEnd"/>
             <w:r>
               <w:rPr>
                 <w:sz w:val="11"/>
@@ -1510,14 +1506,12 @@
               </w:rPr>
               <w:t xml:space="preserve"> </w:t>
             </w:r>
-            <w:proofErr w:type="spellStart"/>
             <w:r>
               <w:rPr>
                 <w:sz w:val="11"/>
               </w:rPr>
               <w:t>Nº</w:t>
             </w:r>
-            <w:proofErr w:type="spellEnd"/>
             <w:r>
               <w:rPr>
                 <w:spacing w:val="2"/>
@@ -1549,19 +1543,11 @@
                 <w:sz w:val="11"/>
               </w:rPr>
             </w:pPr>
-            <w:proofErr w:type="spellStart"/>
             <w:r>
               <w:rPr>
                 <w:sz w:val="11"/>
               </w:rPr>
-              <w:t>Nº</w:t>
-            </w:r>
-            <w:proofErr w:type="spellEnd"/>
-            <w:r>
-              <w:rPr>
-                <w:sz w:val="11"/>
-              </w:rPr>
-              <w:t xml:space="preserve"> </w:t>
+              <w:t xml:space="preserve">Nº </w:t>
             </w:r>
             <w:r>
               <w:rPr>
@@ -1661,19 +1647,11 @@
               </w:rPr>
               <w:t xml:space="preserve"> </w:t>
             </w:r>
-            <w:proofErr w:type="spellStart"/>
-            <w:r>
-              <w:rPr>
-                <w:sz w:val="10"/>
-              </w:rPr>
-              <w:t>N°</w:t>
-            </w:r>
-            <w:proofErr w:type="spellEnd"/>
-            <w:r>
-              <w:rPr>
-                <w:sz w:val="10"/>
-              </w:rPr>
-              <w:t xml:space="preserve"> 06335</w:t>
+            <w:r>
+              <w:rPr>
+                <w:sz w:val="10"/>
+              </w:rPr>
+              <w:t>N° 06335</w:t>
             </w:r>
             <w:r>
               <w:rPr>
@@ -4506,7 +4484,7 @@
                 <w:spacing w:val="-2"/>
                 <w:sz w:val="11"/>
               </w:rPr>
-              <w:t>TARDE</w:t>
+              <w:t>${turno}</w:t>
             </w:r>
           </w:p>
         </w:tc>
@@ -4546,7 +4524,6 @@
                 <w:sz w:val="9"/>
               </w:rPr>
             </w:pPr>
-            <w:proofErr w:type="spellStart"/>
             <w:r>
               <w:rPr>
                 <w:rFonts w:ascii="Arial" w:hAnsi="Arial"/>
@@ -4556,7 +4533,6 @@
               </w:rPr>
               <w:t>N.°</w:t>
             </w:r>
-            <w:proofErr w:type="spellEnd"/>
           </w:p>
         </w:tc>
         <w:tc>
@@ -4873,14 +4849,12 @@
                 <w:sz w:val="9"/>
               </w:rPr>
             </w:pPr>
-            <w:proofErr w:type="gramStart"/>
             <w:r>
               <w:rPr>
                 <w:sz w:val="9"/>
               </w:rPr>
               <w:t>TOTAL</w:t>
             </w:r>
-            <w:proofErr w:type="gramEnd"/>
             <w:r>
               <w:rPr>
                 <w:spacing w:val="-1"/>
@@ -19982,7 +19956,6 @@
                 <w:sz w:val="10"/>
               </w:rPr>
             </w:pPr>
-            <w:proofErr w:type="spellStart"/>
             <w:r>
               <w:rPr>
                 <w:rFonts w:ascii="Arial" w:hAnsi="Arial"/>
@@ -19992,7 +19965,6 @@
               </w:rPr>
               <w:t>N.°</w:t>
             </w:r>
-            <w:proofErr w:type="spellEnd"/>
           </w:p>
         </w:tc>
         <w:tc>
@@ -39019,16 +38991,12 @@
               </w:rPr>
               <w:t xml:space="preserve"> </w:t>
             </w:r>
-            <w:proofErr w:type="spellStart"/>
-            <w:proofErr w:type="gramStart"/>
             <w:r>
               <w:rPr>
                 <w:sz w:val="10"/>
               </w:rPr>
               <w:t>incidentes.Realizar</w:t>
             </w:r>
-            <w:proofErr w:type="spellEnd"/>
-            <w:proofErr w:type="gramEnd"/>
             <w:r>
               <w:rPr>
                 <w:spacing w:val="-4"/>
@@ -39099,17 +39067,8 @@
                 <w:spacing w:val="-5"/>
                 <w:sz w:val="10"/>
               </w:rPr>
-              <w:t xml:space="preserve"> </w:t>
-            </w:r>
-            <w:proofErr w:type="spellStart"/>
-            <w:r>
-              <w:rPr>
-                <w:spacing w:val="-5"/>
-                <w:sz w:val="10"/>
-              </w:rPr>
-              <w:t>co</w:t>
-            </w:r>
-            <w:proofErr w:type="spellEnd"/>
+              <w:t xml:space="preserve"> co</w:t>
+            </w:r>
           </w:p>
         </w:tc>
       </w:tr>
@@ -40406,7 +40365,6 @@
               </w:rPr>
               <w:t xml:space="preserve"> </w:t>
             </w:r>
-            <w:proofErr w:type="spellStart"/>
             <w:r>
               <w:rPr>
                 <w:spacing w:val="-2"/>
@@ -40414,7 +40372,6 @@
               </w:rPr>
               <w:t>respet</w:t>
             </w:r>
-            <w:proofErr w:type="spellEnd"/>
           </w:p>
         </w:tc>
       </w:tr>
@@ -43527,7 +43484,7 @@
               </wp:anchor>
             </w:drawing>
           </mc:Choice>
-          <mc:Fallback xmlns:pic="http://schemas.openxmlformats.org/drawingml/2006/picture" xmlns:a="http://schemas.openxmlformats.org/drawingml/2006/main" xmlns:ve="http://schemas.openxmlformats.org/markup-compatibility/2006">
+          <mc:Fallback xmlns:ve="http://schemas.openxmlformats.org/markup-compatibility/2006" xmlns:a="http://schemas.openxmlformats.org/drawingml/2006/main" xmlns:pic="http://schemas.openxmlformats.org/drawingml/2006/picture">
             <w:pict>
               <v:rect style="position:absolute;margin-left:181.440002pt;margin-top:22.594032pt;width:99.239997pt;height:.839996pt;mso-position-horizontal-relative:page;mso-position-vertical-relative:paragraph;z-index:-15727104;mso-wrap-distance-left:0;mso-wrap-distance-right:0" id="docshape4" filled="true" fillcolor="#000000" stroked="false">
                 <v:fill type="solid"/>
@@ -43614,7 +43571,7 @@
               </wp:anchor>
             </w:drawing>
           </mc:Choice>
-          <mc:Fallback xmlns:pic="http://schemas.openxmlformats.org/drawingml/2006/picture" xmlns:a="http://schemas.openxmlformats.org/drawingml/2006/main" xmlns:ve="http://schemas.openxmlformats.org/markup-compatibility/2006">
+          <mc:Fallback xmlns:ve="http://schemas.openxmlformats.org/markup-compatibility/2006" xmlns:a="http://schemas.openxmlformats.org/drawingml/2006/main" xmlns:pic="http://schemas.openxmlformats.org/drawingml/2006/picture">
             <w:pict>
               <v:rect style="position:absolute;margin-left:440.039978pt;margin-top:22.594032pt;width:121.920047pt;height:.839996pt;mso-position-horizontal-relative:page;mso-position-vertical-relative:paragraph;z-index:-15726592;mso-wrap-distance-left:0;mso-wrap-distance-right:0" id="docshape5" filled="true" fillcolor="#000000" stroked="false">
                 <v:fill type="solid"/>

--- a/public/plantillas/ACTA.docx
+++ b/public/plantillas/ACTA.docx
@@ -2,16 +2,6 @@
 <file path=word/document.xml><?xml version="1.0" encoding="utf-8"?>
 <w:document xmlns:wpc="http://schemas.microsoft.com/office/word/2010/wordprocessingCanvas" xmlns:cx="http://schemas.microsoft.com/office/drawing/2014/chartex" xmlns:cx1="http://schemas.microsoft.com/office/drawing/2015/9/8/chartex" xmlns:cx2="http://schemas.microsoft.com/office/drawing/2015/10/21/chartex" xmlns:cx3="http://schemas.microsoft.com/office/drawing/2016/5/9/chartex" xmlns:cx4="http://schemas.microsoft.com/office/drawing/2016/5/10/chartex" xmlns:cx5="http://schemas.microsoft.com/office/drawing/2016/5/11/chartex" xmlns:cx6="http://schemas.microsoft.com/office/drawing/2016/5/12/chartex" xmlns:cx7="http://schemas.microsoft.com/office/drawing/2016/5/13/chartex" xmlns:cx8="http://schemas.microsoft.com/office/drawing/2016/5/14/chartex" xmlns:mc="http://schemas.openxmlformats.org/markup-compatibility/2006" xmlns:aink="http://schemas.microsoft.com/office/drawing/2016/ink" xmlns:am3d="http://schemas.microsoft.com/office/drawing/2017/model3d" xmlns:o="urn:schemas-microsoft-com:office:office" xmlns:oel="http://schemas.microsoft.com/office/2019/extlst" xmlns:r="http://schemas.openxmlformats.org/officeDocument/2006/relationships" xmlns:m="http://schemas.openxmlformats.org/officeDocument/2006/math" xmlns:v="urn:schemas-microsoft-com:vml" xmlns:wp14="http://schemas.microsoft.com/office/word/2010/wordprocessingDrawing" xmlns:wp="http://schemas.openxmlformats.org/drawingml/2006/wordprocessingDrawing" xmlns:w10="urn:schemas-microsoft-com:office:word" xmlns:w="http://schemas.openxmlformats.org/wordprocessingml/2006/main" xmlns:w14="http://schemas.microsoft.com/office/word/2010/wordml" xmlns:w15="http://schemas.microsoft.com/office/word/2012/wordml" xmlns:w16cex="http://schemas.microsoft.com/office/word/2018/wordml/cex" xmlns:w16cid="http://schemas.microsoft.com/office/word/2016/wordml/cid" xmlns:w16="http://schemas.microsoft.com/office/word/2018/wordml" xmlns:w16sdtdh="http://schemas.microsoft.com/office/word/2020/wordml/sdtdatahash" xmlns:w16se="http://schemas.microsoft.com/office/word/2015/wordml/symex" xmlns:wpg="http://schemas.microsoft.com/office/word/2010/wordprocessingGroup" xmlns:wpi="http://schemas.microsoft.com/office/word/2010/wordprocessingInk" xmlns:wne="http://schemas.microsoft.com/office/word/2006/wordml" xmlns:wps="http://schemas.microsoft.com/office/word/2010/wordprocessingShape" mc:Ignorable="w14 w15 w16se w16cid w16 w16cex w16sdtdh wp14">
   <w:body>
-    <w:p>
-      <w:pPr>
-        <w:pStyle w:val="Textoindependiente"/>
-        <w:rPr>
-          <w:rFonts w:ascii="Times New Roman"/>
-          <w:b w:val="0"/>
-          <w:sz w:val="22"/>
-        </w:rPr>
-      </w:pPr>
-    </w:p>
     <w:p>
       <w:pPr>
         <w:pStyle w:val="Textoindependiente"/>
@@ -14302,18 +14292,7 @@
                 <w:spacing w:val="-5"/>
                 <w:sz w:val="13"/>
               </w:rPr>
-              <w:t>${u1_</w:t>
-            </w:r>
-            <w:r>
-              <w:rPr>
-                <w:rFonts w:ascii="Arial" w:hAnsi="Arial" w:cs="Arial"/>
-                <w:b/>
-                <w:color w:val="001F60"/>
-                <w:spacing w:val="-5"/>
-                <w:sz w:val="13"/>
-              </w:rPr>
-              <w:lastRenderedPageBreak/>
-              <w:t>14}</w:t>
+              <w:t>${u1_14}</w:t>
             </w:r>
           </w:p>
         </w:tc>
@@ -14349,19 +14328,7 @@
                 <w:spacing w:val="-5"/>
                 <w:sz w:val="13"/>
               </w:rPr>
-              <w:lastRenderedPageBreak/>
-              <w:t>${u2</w:t>
-            </w:r>
-            <w:r>
-              <w:rPr>
-                <w:rFonts w:ascii="Arial" w:hAnsi="Arial" w:cs="Arial"/>
-                <w:b/>
-                <w:color w:val="001F60"/>
-                <w:spacing w:val="-5"/>
-                <w:sz w:val="13"/>
-              </w:rPr>
-              <w:lastRenderedPageBreak/>
-              <w:t>_14}</w:t>
+              <w:t>${u2_14}</w:t>
             </w:r>
           </w:p>
         </w:tc>
@@ -14397,19 +14364,7 @@
                 <w:spacing w:val="-5"/>
                 <w:sz w:val="13"/>
               </w:rPr>
-              <w:lastRenderedPageBreak/>
-              <w:t>${u3_1</w:t>
-            </w:r>
-            <w:r>
-              <w:rPr>
-                <w:rFonts w:ascii="Arial" w:hAnsi="Arial" w:cs="Arial"/>
-                <w:b/>
-                <w:color w:val="001F60"/>
-                <w:spacing w:val="-5"/>
-                <w:sz w:val="13"/>
-              </w:rPr>
-              <w:lastRenderedPageBreak/>
-              <w:t>4}</w:t>
+              <w:t>${u3_14}</w:t>
             </w:r>
           </w:p>
         </w:tc>
@@ -14445,19 +14400,7 @@
                 <w:spacing w:val="-5"/>
                 <w:sz w:val="13"/>
               </w:rPr>
-              <w:lastRenderedPageBreak/>
-              <w:t>${u4</w:t>
-            </w:r>
-            <w:r>
-              <w:rPr>
-                <w:rFonts w:ascii="Arial" w:hAnsi="Arial" w:cs="Arial"/>
-                <w:b/>
-                <w:color w:val="001F60"/>
-                <w:spacing w:val="-5"/>
-                <w:sz w:val="13"/>
-              </w:rPr>
-              <w:lastRenderedPageBreak/>
-              <w:t>_14}</w:t>
+              <w:t>${u4_14}</w:t>
             </w:r>
           </w:p>
         </w:tc>
@@ -14493,19 +14436,7 @@
                 <w:spacing w:val="-5"/>
                 <w:sz w:val="13"/>
               </w:rPr>
-              <w:lastRenderedPageBreak/>
-              <w:t>${u5</w:t>
-            </w:r>
-            <w:r>
-              <w:rPr>
-                <w:rFonts w:ascii="Arial" w:hAnsi="Arial" w:cs="Arial"/>
-                <w:b/>
-                <w:color w:val="001F60"/>
-                <w:spacing w:val="-5"/>
-                <w:sz w:val="13"/>
-              </w:rPr>
-              <w:lastRenderedPageBreak/>
-              <w:t>_14}</w:t>
+              <w:t>${u5_14}</w:t>
             </w:r>
           </w:p>
         </w:tc>
@@ -14541,7 +14472,6 @@
                 <w:spacing w:val="-5"/>
                 <w:sz w:val="13"/>
               </w:rPr>
-              <w:lastRenderedPageBreak/>
               <w:t>${u6</w:t>
             </w:r>
             <w:r>
@@ -14553,16 +14483,6 @@
                 <w:sz w:val="13"/>
               </w:rPr>
               <w:br/>
-            </w:r>
-            <w:r>
-              <w:rPr>
-                <w:rFonts w:ascii="Arial" w:hAnsi="Arial" w:cs="Arial"/>
-                <w:b/>
-                <w:color w:val="001F60"/>
-                <w:spacing w:val="-5"/>
-                <w:sz w:val="13"/>
-              </w:rPr>
-              <w:lastRenderedPageBreak/>
               <w:t>_14}</w:t>
             </w:r>
           </w:p>
@@ -14599,7 +14519,6 @@
                 <w:spacing w:val="-5"/>
                 <w:sz w:val="13"/>
               </w:rPr>
-              <w:lastRenderedPageBreak/>
               <w:t>${u7</w:t>
             </w:r>
             <w:r>
@@ -14611,16 +14530,6 @@
                 <w:sz w:val="13"/>
               </w:rPr>
               <w:br/>
-            </w:r>
-            <w:r>
-              <w:rPr>
-                <w:rFonts w:ascii="Arial" w:hAnsi="Arial" w:cs="Arial"/>
-                <w:b/>
-                <w:color w:val="001F60"/>
-                <w:spacing w:val="-5"/>
-                <w:sz w:val="13"/>
-              </w:rPr>
-              <w:lastRenderedPageBreak/>
               <w:t>_14}</w:t>
             </w:r>
           </w:p>
@@ -14657,7 +14566,6 @@
                 <w:spacing w:val="-5"/>
                 <w:sz w:val="13"/>
               </w:rPr>
-              <w:lastRenderedPageBreak/>
               <w:t>${u8</w:t>
             </w:r>
             <w:r>
@@ -14669,16 +14577,6 @@
                 <w:sz w:val="13"/>
               </w:rPr>
               <w:br/>
-            </w:r>
-            <w:r>
-              <w:rPr>
-                <w:rFonts w:ascii="Arial" w:hAnsi="Arial" w:cs="Arial"/>
-                <w:b/>
-                <w:color w:val="001F60"/>
-                <w:spacing w:val="-5"/>
-                <w:sz w:val="13"/>
-              </w:rPr>
-              <w:lastRenderedPageBreak/>
               <w:t>_14}</w:t>
             </w:r>
           </w:p>
@@ -14715,7 +14613,6 @@
                 <w:spacing w:val="-5"/>
                 <w:sz w:val="13"/>
               </w:rPr>
-              <w:lastRenderedPageBreak/>
               <w:t>${u9</w:t>
             </w:r>
             <w:r>
@@ -14727,16 +14624,6 @@
                 <w:sz w:val="13"/>
               </w:rPr>
               <w:br/>
-            </w:r>
-            <w:r>
-              <w:rPr>
-                <w:rFonts w:ascii="Arial" w:hAnsi="Arial" w:cs="Arial"/>
-                <w:b/>
-                <w:color w:val="001F60"/>
-                <w:spacing w:val="-5"/>
-                <w:sz w:val="13"/>
-              </w:rPr>
-              <w:lastRenderedPageBreak/>
               <w:t>_14}</w:t>
             </w:r>
           </w:p>
@@ -14773,19 +14660,7 @@
                 <w:spacing w:val="-5"/>
                 <w:sz w:val="13"/>
               </w:rPr>
-              <w:lastRenderedPageBreak/>
-              <w:t>${u1</w:t>
-            </w:r>
-            <w:r>
-              <w:rPr>
-                <w:rFonts w:ascii="Arial" w:hAnsi="Arial" w:cs="Arial"/>
-                <w:b/>
-                <w:color w:val="001F60"/>
-                <w:spacing w:val="-5"/>
-                <w:sz w:val="13"/>
-              </w:rPr>
-              <w:lastRenderedPageBreak/>
-              <w:t>0</w:t>
+              <w:t>${u10</w:t>
             </w:r>
             <w:r>
               <w:rPr>
@@ -14854,18 +14729,7 @@
                 <w:spacing w:val="-5"/>
                 <w:sz w:val="13"/>
               </w:rPr>
-              <w:t>${logro</w:t>
-            </w:r>
-            <w:r>
-              <w:rPr>
-                <w:rFonts w:ascii="Arial" w:hAnsi="Arial" w:cs="Arial"/>
-                <w:b/>
-                <w:color w:val="001F60"/>
-                <w:spacing w:val="-5"/>
-                <w:sz w:val="13"/>
-              </w:rPr>
-              <w:lastRenderedPageBreak/>
-              <w:t>_14}</w:t>
+              <w:t>${logro_14}</w:t>
             </w:r>
           </w:p>
         </w:tc>
@@ -14897,17 +14761,7 @@
                 <w:spacing w:val="-5"/>
                 <w:sz w:val="13"/>
               </w:rPr>
-              <w:lastRenderedPageBreak/>
-              <w:t>${aprob</w:t>
-            </w:r>
-            <w:r>
-              <w:rPr>
-                <w:rFonts w:ascii="Arial" w:hAnsi="Arial" w:cs="Arial"/>
-                <w:spacing w:val="-5"/>
-                <w:sz w:val="13"/>
-              </w:rPr>
-              <w:lastRenderedPageBreak/>
-              <w:t>_14}</w:t>
+              <w:t>${aprob_14}</w:t>
             </w:r>
           </w:p>
         </w:tc>
@@ -14939,17 +14793,7 @@
                 <w:spacing w:val="-5"/>
                 <w:sz w:val="13"/>
               </w:rPr>
-              <w:lastRenderedPageBreak/>
-              <w:t>${desa</w:t>
-            </w:r>
-            <w:r>
-              <w:rPr>
-                <w:rFonts w:ascii="Arial" w:hAnsi="Arial" w:cs="Arial"/>
-                <w:spacing w:val="-5"/>
-                <w:sz w:val="13"/>
-              </w:rPr>
-              <w:lastRenderedPageBreak/>
-              <w:t>p_14}</w:t>
+              <w:t>${desap_14}</w:t>
             </w:r>
           </w:p>
         </w:tc>
@@ -14978,7 +14822,6 @@
                 <w:spacing w:val="-5"/>
                 <w:sz w:val="13"/>
               </w:rPr>
-              <w:lastRenderedPageBreak/>
               <w:t>${obs_1</w:t>
             </w:r>
             <w:r>
@@ -15028,6 +14871,7 @@
                 <w:spacing w:val="-10"/>
                 <w:sz w:val="10"/>
               </w:rPr>
+              <w:lastRenderedPageBreak/>
               <w:t>15</w:t>
             </w:r>
           </w:p>
@@ -33692,18 +33536,7 @@
                 <w:spacing w:val="-5"/>
                 <w:sz w:val="13"/>
               </w:rPr>
-              <w:t>3</w:t>
-            </w:r>
-            <w:r>
-              <w:rPr>
-                <w:rFonts w:ascii="Arial" w:hAnsi="Arial" w:cs="Arial"/>
-                <w:b/>
-                <w:color w:val="001F60"/>
-                <w:spacing w:val="-5"/>
-                <w:sz w:val="13"/>
-              </w:rPr>
-              <w:lastRenderedPageBreak/>
-              <w:t>5</w:t>
+              <w:t>35</w:t>
             </w:r>
             <w:r>
               <w:rPr>
@@ -33747,7 +33580,6 @@
                 <w:spacing w:val="-5"/>
                 <w:sz w:val="13"/>
               </w:rPr>
-              <w:lastRenderedPageBreak/>
               <w:t>${u2_</w:t>
             </w:r>
             <w:r>
@@ -33758,18 +33590,7 @@
                 <w:spacing w:val="-5"/>
                 <w:sz w:val="13"/>
               </w:rPr>
-              <w:t>3</w:t>
-            </w:r>
-            <w:r>
-              <w:rPr>
-                <w:rFonts w:ascii="Arial" w:hAnsi="Arial" w:cs="Arial"/>
-                <w:b/>
-                <w:color w:val="001F60"/>
-                <w:spacing w:val="-5"/>
-                <w:sz w:val="13"/>
-              </w:rPr>
-              <w:lastRenderedPageBreak/>
-              <w:t>5</w:t>
+              <w:t>35</w:t>
             </w:r>
             <w:r>
               <w:rPr>
@@ -33813,7 +33634,6 @@
                 <w:spacing w:val="-5"/>
                 <w:sz w:val="13"/>
               </w:rPr>
-              <w:lastRenderedPageBreak/>
               <w:t>${u3_</w:t>
             </w:r>
             <w:r>
@@ -33824,7 +33644,6 @@
                 <w:spacing w:val="-5"/>
                 <w:sz w:val="13"/>
               </w:rPr>
-              <w:lastRenderedPageBreak/>
               <w:t>35</w:t>
             </w:r>
             <w:r>
@@ -33869,7 +33688,6 @@
                 <w:spacing w:val="-5"/>
                 <w:sz w:val="13"/>
               </w:rPr>
-              <w:lastRenderedPageBreak/>
               <w:t>${u4_</w:t>
             </w:r>
             <w:r>
@@ -33880,7 +33698,6 @@
                 <w:spacing w:val="-5"/>
                 <w:sz w:val="13"/>
               </w:rPr>
-              <w:lastRenderedPageBreak/>
               <w:t>35</w:t>
             </w:r>
             <w:r>
@@ -33925,7 +33742,6 @@
                 <w:spacing w:val="-5"/>
                 <w:sz w:val="13"/>
               </w:rPr>
-              <w:lastRenderedPageBreak/>
               <w:t>${u5_</w:t>
             </w:r>
             <w:r>
@@ -33936,7 +33752,6 @@
                 <w:spacing w:val="-5"/>
                 <w:sz w:val="13"/>
               </w:rPr>
-              <w:lastRenderedPageBreak/>
               <w:t>35</w:t>
             </w:r>
             <w:r>
@@ -33981,7 +33796,6 @@
                 <w:spacing w:val="-5"/>
                 <w:sz w:val="13"/>
               </w:rPr>
-              <w:lastRenderedPageBreak/>
               <w:t>${u6_</w:t>
             </w:r>
             <w:r>
@@ -33992,7 +33806,6 @@
                 <w:spacing w:val="-5"/>
                 <w:sz w:val="13"/>
               </w:rPr>
-              <w:lastRenderedPageBreak/>
               <w:t>35</w:t>
             </w:r>
             <w:r>
@@ -34037,7 +33850,6 @@
                 <w:spacing w:val="-5"/>
                 <w:sz w:val="13"/>
               </w:rPr>
-              <w:lastRenderedPageBreak/>
               <w:t>${u7_</w:t>
             </w:r>
             <w:r>
@@ -34048,7 +33860,6 @@
                 <w:spacing w:val="-5"/>
                 <w:sz w:val="13"/>
               </w:rPr>
-              <w:lastRenderedPageBreak/>
               <w:t>35</w:t>
             </w:r>
             <w:r>
@@ -34093,7 +33904,6 @@
                 <w:spacing w:val="-5"/>
                 <w:sz w:val="13"/>
               </w:rPr>
-              <w:lastRenderedPageBreak/>
               <w:t>${u8_</w:t>
             </w:r>
             <w:r>
@@ -34104,7 +33914,6 @@
                 <w:spacing w:val="-5"/>
                 <w:sz w:val="13"/>
               </w:rPr>
-              <w:lastRenderedPageBreak/>
               <w:t>35</w:t>
             </w:r>
             <w:r>
@@ -34149,7 +33958,6 @@
                 <w:spacing w:val="-5"/>
                 <w:sz w:val="13"/>
               </w:rPr>
-              <w:lastRenderedPageBreak/>
               <w:t>${u9_</w:t>
             </w:r>
             <w:r>
@@ -34160,7 +33968,6 @@
                 <w:spacing w:val="-5"/>
                 <w:sz w:val="13"/>
               </w:rPr>
-              <w:lastRenderedPageBreak/>
               <w:t>35</w:t>
             </w:r>
             <w:r>
@@ -34205,19 +34012,7 @@
                 <w:spacing w:val="-5"/>
                 <w:sz w:val="13"/>
               </w:rPr>
-              <w:lastRenderedPageBreak/>
-              <w:t>${u10</w:t>
-            </w:r>
-            <w:r>
-              <w:rPr>
-                <w:rFonts w:ascii="Arial" w:hAnsi="Arial" w:cs="Arial"/>
-                <w:b/>
-                <w:color w:val="001F60"/>
-                <w:spacing w:val="-5"/>
-                <w:sz w:val="13"/>
-              </w:rPr>
-              <w:lastRenderedPageBreak/>
-              <w:t>_</w:t>
+              <w:t>${u10_</w:t>
             </w:r>
             <w:r>
               <w:rPr>
@@ -34290,18 +34085,7 @@
                 <w:spacing w:val="-5"/>
                 <w:sz w:val="13"/>
               </w:rPr>
-              <w:t>${logro</w:t>
-            </w:r>
-            <w:r>
-              <w:rPr>
-                <w:rFonts w:ascii="Arial" w:hAnsi="Arial" w:cs="Arial"/>
-                <w:b/>
-                <w:color w:val="001F60"/>
-                <w:spacing w:val="-5"/>
-                <w:sz w:val="13"/>
-              </w:rPr>
-              <w:lastRenderedPageBreak/>
-              <w:t>_</w:t>
+              <w:t>${logro_</w:t>
             </w:r>
             <w:r>
               <w:rPr>
@@ -34350,17 +34134,7 @@
                 <w:spacing w:val="-5"/>
                 <w:sz w:val="13"/>
               </w:rPr>
-              <w:lastRenderedPageBreak/>
-              <w:t>${aprob</w:t>
-            </w:r>
-            <w:r>
-              <w:rPr>
-                <w:rFonts w:ascii="Arial" w:hAnsi="Arial" w:cs="Arial"/>
-                <w:spacing w:val="-5"/>
-                <w:sz w:val="13"/>
-              </w:rPr>
-              <w:lastRenderedPageBreak/>
-              <w:t>_</w:t>
+              <w:t>${aprob_</w:t>
             </w:r>
             <w:r>
               <w:rPr>
@@ -34405,17 +34179,7 @@
                 <w:spacing w:val="-5"/>
                 <w:sz w:val="13"/>
               </w:rPr>
-              <w:lastRenderedPageBreak/>
-              <w:t>${desa</w:t>
-            </w:r>
-            <w:r>
-              <w:rPr>
-                <w:rFonts w:ascii="Arial" w:hAnsi="Arial" w:cs="Arial"/>
-                <w:spacing w:val="-5"/>
-                <w:sz w:val="13"/>
-              </w:rPr>
-              <w:lastRenderedPageBreak/>
-              <w:t>p_</w:t>
+              <w:t>${desap_</w:t>
             </w:r>
             <w:r>
               <w:rPr>
@@ -34459,7 +34223,6 @@
                 <w:spacing w:val="-5"/>
                 <w:sz w:val="13"/>
               </w:rPr>
-              <w:lastRenderedPageBreak/>
               <w:t>${obs_</w:t>
             </w:r>
             <w:r>
@@ -34644,6 +34407,139 @@
                 <w:spacing w:val="-5"/>
                 <w:sz w:val="13"/>
               </w:rPr>
+              <w:t>3</w:t>
+            </w:r>
+            <w:r>
+              <w:rPr>
+                <w:rFonts w:ascii="Arial" w:hAnsi="Arial" w:cs="Arial"/>
+                <w:b/>
+                <w:color w:val="001F60"/>
+                <w:spacing w:val="-5"/>
+                <w:sz w:val="13"/>
+              </w:rPr>
+              <w:lastRenderedPageBreak/>
+              <w:t>6</w:t>
+            </w:r>
+            <w:r>
+              <w:rPr>
+                <w:rFonts w:ascii="Arial" w:hAnsi="Arial" w:cs="Arial"/>
+                <w:b/>
+                <w:color w:val="001F60"/>
+                <w:spacing w:val="-5"/>
+                <w:sz w:val="13"/>
+              </w:rPr>
+              <w:t>}</w:t>
+            </w:r>
+          </w:p>
+        </w:tc>
+        <w:tc>
+          <w:tcPr>
+            <w:tcW w:w="422" w:type="dxa"/>
+            <w:tcBorders>
+              <w:top w:val="single" w:sz="4" w:space="0" w:color="000000"/>
+              <w:left w:val="single" w:sz="4" w:space="0" w:color="000000"/>
+              <w:bottom w:val="single" w:sz="4" w:space="0" w:color="000000"/>
+              <w:right w:val="single" w:sz="4" w:space="0" w:color="000000"/>
+            </w:tcBorders>
+          </w:tcPr>
+          <w:p>
+            <w:pPr>
+              <w:pStyle w:val="TableParagraph"/>
+              <w:jc w:val="center"/>
+              <w:rPr>
+                <w:rFonts w:ascii="Arial" w:hAnsi="Arial" w:cs="Arial"/>
+                <w:b/>
+                <w:color w:val="001F60"/>
+                <w:spacing w:val="-5"/>
+                <w:sz w:val="13"/>
+              </w:rPr>
+            </w:pPr>
+            <w:r>
+              <w:rPr>
+                <w:rFonts w:ascii="Arial" w:hAnsi="Arial" w:cs="Arial"/>
+                <w:b/>
+                <w:color w:val="001F60"/>
+                <w:spacing w:val="-5"/>
+                <w:sz w:val="13"/>
+              </w:rPr>
+              <w:lastRenderedPageBreak/>
+              <w:t>${u2_</w:t>
+            </w:r>
+            <w:r>
+              <w:rPr>
+                <w:rFonts w:ascii="Arial" w:hAnsi="Arial" w:cs="Arial"/>
+                <w:b/>
+                <w:color w:val="001F60"/>
+                <w:spacing w:val="-5"/>
+                <w:sz w:val="13"/>
+              </w:rPr>
+              <w:t>3</w:t>
+            </w:r>
+            <w:r>
+              <w:rPr>
+                <w:rFonts w:ascii="Arial" w:hAnsi="Arial" w:cs="Arial"/>
+                <w:b/>
+                <w:color w:val="001F60"/>
+                <w:spacing w:val="-5"/>
+                <w:sz w:val="13"/>
+              </w:rPr>
+              <w:lastRenderedPageBreak/>
+              <w:t>6</w:t>
+            </w:r>
+            <w:r>
+              <w:rPr>
+                <w:rFonts w:ascii="Arial" w:hAnsi="Arial" w:cs="Arial"/>
+                <w:b/>
+                <w:color w:val="001F60"/>
+                <w:spacing w:val="-5"/>
+                <w:sz w:val="13"/>
+              </w:rPr>
+              <w:t>}</w:t>
+            </w:r>
+          </w:p>
+        </w:tc>
+        <w:tc>
+          <w:tcPr>
+            <w:tcW w:w="348" w:type="dxa"/>
+            <w:tcBorders>
+              <w:top w:val="single" w:sz="4" w:space="0" w:color="000000"/>
+              <w:left w:val="single" w:sz="4" w:space="0" w:color="000000"/>
+              <w:bottom w:val="single" w:sz="4" w:space="0" w:color="000000"/>
+              <w:right w:val="single" w:sz="4" w:space="0" w:color="000000"/>
+            </w:tcBorders>
+          </w:tcPr>
+          <w:p>
+            <w:pPr>
+              <w:pStyle w:val="TableParagraph"/>
+              <w:jc w:val="center"/>
+              <w:rPr>
+                <w:rFonts w:ascii="Arial" w:hAnsi="Arial" w:cs="Arial"/>
+                <w:b/>
+                <w:color w:val="001F60"/>
+                <w:spacing w:val="-5"/>
+                <w:sz w:val="13"/>
+              </w:rPr>
+            </w:pPr>
+            <w:r>
+              <w:rPr>
+                <w:rFonts w:ascii="Arial" w:hAnsi="Arial" w:cs="Arial"/>
+                <w:b/>
+                <w:color w:val="001F60"/>
+                <w:spacing w:val="-5"/>
+                <w:sz w:val="13"/>
+              </w:rPr>
+              <w:lastRenderedPageBreak/>
+              <w:t>${u3_</w:t>
+            </w:r>
+            <w:r>
+              <w:rPr>
+                <w:rFonts w:ascii="Arial" w:hAnsi="Arial" w:cs="Arial"/>
+                <w:b/>
+                <w:color w:val="001F60"/>
+                <w:spacing w:val="-5"/>
+                <w:sz w:val="13"/>
+              </w:rPr>
+              <w:lastRenderedPageBreak/>
               <w:t>36</w:t>
             </w:r>
             <w:r>
@@ -34660,44 +34556,46 @@
         </w:tc>
         <w:tc>
           <w:tcPr>
-            <w:tcW w:w="422" w:type="dxa"/>
-            <w:tcBorders>
-              <w:top w:val="single" w:sz="4" w:space="0" w:color="000000"/>
-              <w:left w:val="single" w:sz="4" w:space="0" w:color="000000"/>
-              <w:bottom w:val="single" w:sz="4" w:space="0" w:color="000000"/>
-              <w:right w:val="single" w:sz="4" w:space="0" w:color="000000"/>
-            </w:tcBorders>
-          </w:tcPr>
-          <w:p>
-            <w:pPr>
-              <w:pStyle w:val="TableParagraph"/>
-              <w:jc w:val="center"/>
-              <w:rPr>
-                <w:rFonts w:ascii="Arial" w:hAnsi="Arial" w:cs="Arial"/>
-                <w:b/>
-                <w:color w:val="001F60"/>
-                <w:spacing w:val="-5"/>
-                <w:sz w:val="13"/>
-              </w:rPr>
-            </w:pPr>
-            <w:r>
-              <w:rPr>
-                <w:rFonts w:ascii="Arial" w:hAnsi="Arial" w:cs="Arial"/>
-                <w:b/>
-                <w:color w:val="001F60"/>
-                <w:spacing w:val="-5"/>
-                <w:sz w:val="13"/>
-              </w:rPr>
-              <w:t>${u2_</w:t>
-            </w:r>
-            <w:r>
-              <w:rPr>
-                <w:rFonts w:ascii="Arial" w:hAnsi="Arial" w:cs="Arial"/>
-                <w:b/>
-                <w:color w:val="001F60"/>
-                <w:spacing w:val="-5"/>
-                <w:sz w:val="13"/>
-              </w:rPr>
+            <w:tcW w:w="348" w:type="dxa"/>
+            <w:tcBorders>
+              <w:top w:val="single" w:sz="4" w:space="0" w:color="000000"/>
+              <w:left w:val="single" w:sz="4" w:space="0" w:color="000000"/>
+              <w:bottom w:val="single" w:sz="4" w:space="0" w:color="000000"/>
+              <w:right w:val="single" w:sz="4" w:space="0" w:color="000000"/>
+            </w:tcBorders>
+          </w:tcPr>
+          <w:p>
+            <w:pPr>
+              <w:pStyle w:val="TableParagraph"/>
+              <w:jc w:val="center"/>
+              <w:rPr>
+                <w:rFonts w:ascii="Arial" w:hAnsi="Arial" w:cs="Arial"/>
+                <w:b/>
+                <w:color w:val="001F60"/>
+                <w:spacing w:val="-5"/>
+                <w:sz w:val="13"/>
+              </w:rPr>
+            </w:pPr>
+            <w:r>
+              <w:rPr>
+                <w:rFonts w:ascii="Arial" w:hAnsi="Arial" w:cs="Arial"/>
+                <w:b/>
+                <w:color w:val="001F60"/>
+                <w:spacing w:val="-5"/>
+                <w:sz w:val="13"/>
+              </w:rPr>
+              <w:lastRenderedPageBreak/>
+              <w:t>${u4_</w:t>
+            </w:r>
+            <w:r>
+              <w:rPr>
+                <w:rFonts w:ascii="Arial" w:hAnsi="Arial" w:cs="Arial"/>
+                <w:b/>
+                <w:color w:val="001F60"/>
+                <w:spacing w:val="-5"/>
+                <w:sz w:val="13"/>
+              </w:rPr>
+              <w:lastRenderedPageBreak/>
               <w:t>36</w:t>
             </w:r>
             <w:r>
@@ -34742,16 +34640,18 @@
                 <w:spacing w:val="-5"/>
                 <w:sz w:val="13"/>
               </w:rPr>
-              <w:t>${u3_</w:t>
-            </w:r>
-            <w:r>
-              <w:rPr>
-                <w:rFonts w:ascii="Arial" w:hAnsi="Arial" w:cs="Arial"/>
-                <w:b/>
-                <w:color w:val="001F60"/>
-                <w:spacing w:val="-5"/>
-                <w:sz w:val="13"/>
-              </w:rPr>
+              <w:lastRenderedPageBreak/>
+              <w:t>${u5_</w:t>
+            </w:r>
+            <w:r>
+              <w:rPr>
+                <w:rFonts w:ascii="Arial" w:hAnsi="Arial" w:cs="Arial"/>
+                <w:b/>
+                <w:color w:val="001F60"/>
+                <w:spacing w:val="-5"/>
+                <w:sz w:val="13"/>
+              </w:rPr>
+              <w:lastRenderedPageBreak/>
               <w:t>36</w:t>
             </w:r>
             <w:r>
@@ -34796,16 +34696,18 @@
                 <w:spacing w:val="-5"/>
                 <w:sz w:val="13"/>
               </w:rPr>
-              <w:t>${u4_</w:t>
-            </w:r>
-            <w:r>
-              <w:rPr>
-                <w:rFonts w:ascii="Arial" w:hAnsi="Arial" w:cs="Arial"/>
-                <w:b/>
-                <w:color w:val="001F60"/>
-                <w:spacing w:val="-5"/>
-                <w:sz w:val="13"/>
-              </w:rPr>
+              <w:lastRenderedPageBreak/>
+              <w:t>${u6_</w:t>
+            </w:r>
+            <w:r>
+              <w:rPr>
+                <w:rFonts w:ascii="Arial" w:hAnsi="Arial" w:cs="Arial"/>
+                <w:b/>
+                <w:color w:val="001F60"/>
+                <w:spacing w:val="-5"/>
+                <w:sz w:val="13"/>
+              </w:rPr>
+              <w:lastRenderedPageBreak/>
               <w:t>36</w:t>
             </w:r>
             <w:r>
@@ -34850,16 +34752,18 @@
                 <w:spacing w:val="-5"/>
                 <w:sz w:val="13"/>
               </w:rPr>
-              <w:t>${u5_</w:t>
-            </w:r>
-            <w:r>
-              <w:rPr>
-                <w:rFonts w:ascii="Arial" w:hAnsi="Arial" w:cs="Arial"/>
-                <w:b/>
-                <w:color w:val="001F60"/>
-                <w:spacing w:val="-5"/>
-                <w:sz w:val="13"/>
-              </w:rPr>
+              <w:lastRenderedPageBreak/>
+              <w:t>${u7_</w:t>
+            </w:r>
+            <w:r>
+              <w:rPr>
+                <w:rFonts w:ascii="Arial" w:hAnsi="Arial" w:cs="Arial"/>
+                <w:b/>
+                <w:color w:val="001F60"/>
+                <w:spacing w:val="-5"/>
+                <w:sz w:val="13"/>
+              </w:rPr>
+              <w:lastRenderedPageBreak/>
               <w:t>36</w:t>
             </w:r>
             <w:r>
@@ -34904,16 +34808,18 @@
                 <w:spacing w:val="-5"/>
                 <w:sz w:val="13"/>
               </w:rPr>
-              <w:t>${u6_</w:t>
-            </w:r>
-            <w:r>
-              <w:rPr>
-                <w:rFonts w:ascii="Arial" w:hAnsi="Arial" w:cs="Arial"/>
-                <w:b/>
-                <w:color w:val="001F60"/>
-                <w:spacing w:val="-5"/>
-                <w:sz w:val="13"/>
-              </w:rPr>
+              <w:lastRenderedPageBreak/>
+              <w:t>${u8_</w:t>
+            </w:r>
+            <w:r>
+              <w:rPr>
+                <w:rFonts w:ascii="Arial" w:hAnsi="Arial" w:cs="Arial"/>
+                <w:b/>
+                <w:color w:val="001F60"/>
+                <w:spacing w:val="-5"/>
+                <w:sz w:val="13"/>
+              </w:rPr>
+              <w:lastRenderedPageBreak/>
               <w:t>36</w:t>
             </w:r>
             <w:r>
@@ -34958,16 +34864,18 @@
                 <w:spacing w:val="-5"/>
                 <w:sz w:val="13"/>
               </w:rPr>
-              <w:t>${u7_</w:t>
-            </w:r>
-            <w:r>
-              <w:rPr>
-                <w:rFonts w:ascii="Arial" w:hAnsi="Arial" w:cs="Arial"/>
-                <w:b/>
-                <w:color w:val="001F60"/>
-                <w:spacing w:val="-5"/>
-                <w:sz w:val="13"/>
-              </w:rPr>
+              <w:lastRenderedPageBreak/>
+              <w:t>${u9_</w:t>
+            </w:r>
+            <w:r>
+              <w:rPr>
+                <w:rFonts w:ascii="Arial" w:hAnsi="Arial" w:cs="Arial"/>
+                <w:b/>
+                <w:color w:val="001F60"/>
+                <w:spacing w:val="-5"/>
+                <w:sz w:val="13"/>
+              </w:rPr>
+              <w:lastRenderedPageBreak/>
               <w:t>36</w:t>
             </w:r>
             <w:r>
@@ -35012,115 +34920,19 @@
                 <w:spacing w:val="-5"/>
                 <w:sz w:val="13"/>
               </w:rPr>
-              <w:t>${u8_</w:t>
-            </w:r>
-            <w:r>
-              <w:rPr>
-                <w:rFonts w:ascii="Arial" w:hAnsi="Arial" w:cs="Arial"/>
-                <w:b/>
-                <w:color w:val="001F60"/>
-                <w:spacing w:val="-5"/>
-                <w:sz w:val="13"/>
-              </w:rPr>
-              <w:t>36</w:t>
-            </w:r>
-            <w:r>
-              <w:rPr>
-                <w:rFonts w:ascii="Arial" w:hAnsi="Arial" w:cs="Arial"/>
-                <w:b/>
-                <w:color w:val="001F60"/>
-                <w:spacing w:val="-5"/>
-                <w:sz w:val="13"/>
-              </w:rPr>
-              <w:t>}</w:t>
-            </w:r>
-          </w:p>
-        </w:tc>
-        <w:tc>
-          <w:tcPr>
-            <w:tcW w:w="348" w:type="dxa"/>
-            <w:tcBorders>
-              <w:top w:val="single" w:sz="4" w:space="0" w:color="000000"/>
-              <w:left w:val="single" w:sz="4" w:space="0" w:color="000000"/>
-              <w:bottom w:val="single" w:sz="4" w:space="0" w:color="000000"/>
-              <w:right w:val="single" w:sz="4" w:space="0" w:color="000000"/>
-            </w:tcBorders>
-          </w:tcPr>
-          <w:p>
-            <w:pPr>
-              <w:pStyle w:val="TableParagraph"/>
-              <w:jc w:val="center"/>
-              <w:rPr>
-                <w:rFonts w:ascii="Arial" w:hAnsi="Arial" w:cs="Arial"/>
-                <w:b/>
-                <w:color w:val="001F60"/>
-                <w:spacing w:val="-5"/>
-                <w:sz w:val="13"/>
-              </w:rPr>
-            </w:pPr>
-            <w:r>
-              <w:rPr>
-                <w:rFonts w:ascii="Arial" w:hAnsi="Arial" w:cs="Arial"/>
-                <w:b/>
-                <w:color w:val="001F60"/>
-                <w:spacing w:val="-5"/>
-                <w:sz w:val="13"/>
-              </w:rPr>
-              <w:t>${u9_</w:t>
-            </w:r>
-            <w:r>
-              <w:rPr>
-                <w:rFonts w:ascii="Arial" w:hAnsi="Arial" w:cs="Arial"/>
-                <w:b/>
-                <w:color w:val="001F60"/>
-                <w:spacing w:val="-5"/>
-                <w:sz w:val="13"/>
-              </w:rPr>
-              <w:t>36</w:t>
-            </w:r>
-            <w:r>
-              <w:rPr>
-                <w:rFonts w:ascii="Arial" w:hAnsi="Arial" w:cs="Arial"/>
-                <w:b/>
-                <w:color w:val="001F60"/>
-                <w:spacing w:val="-5"/>
-                <w:sz w:val="13"/>
-              </w:rPr>
-              <w:t>}</w:t>
-            </w:r>
-          </w:p>
-        </w:tc>
-        <w:tc>
-          <w:tcPr>
-            <w:tcW w:w="348" w:type="dxa"/>
-            <w:tcBorders>
-              <w:top w:val="single" w:sz="4" w:space="0" w:color="000000"/>
-              <w:left w:val="single" w:sz="4" w:space="0" w:color="000000"/>
-              <w:bottom w:val="single" w:sz="4" w:space="0" w:color="000000"/>
-              <w:right w:val="single" w:sz="4" w:space="0" w:color="000000"/>
-            </w:tcBorders>
-          </w:tcPr>
-          <w:p>
-            <w:pPr>
-              <w:pStyle w:val="TableParagraph"/>
-              <w:jc w:val="center"/>
-              <w:rPr>
-                <w:rFonts w:ascii="Arial" w:hAnsi="Arial" w:cs="Arial"/>
-                <w:b/>
-                <w:color w:val="001F60"/>
-                <w:spacing w:val="-5"/>
-                <w:sz w:val="13"/>
-              </w:rPr>
-            </w:pPr>
-            <w:r>
-              <w:rPr>
-                <w:rFonts w:ascii="Arial" w:hAnsi="Arial" w:cs="Arial"/>
-                <w:b/>
-                <w:color w:val="001F60"/>
-                <w:spacing w:val="-5"/>
-                <w:sz w:val="13"/>
-              </w:rPr>
-              <w:t>${u10_</w:t>
+              <w:lastRenderedPageBreak/>
+              <w:t>${u10</w:t>
+            </w:r>
+            <w:r>
+              <w:rPr>
+                <w:rFonts w:ascii="Arial" w:hAnsi="Arial" w:cs="Arial"/>
+                <w:b/>
+                <w:color w:val="001F60"/>
+                <w:spacing w:val="-5"/>
+                <w:sz w:val="13"/>
+              </w:rPr>
+              <w:lastRenderedPageBreak/>
+              <w:t>_</w:t>
             </w:r>
             <w:r>
               <w:rPr>
@@ -35193,7 +35005,18 @@
                 <w:spacing w:val="-5"/>
                 <w:sz w:val="13"/>
               </w:rPr>
-              <w:t>${logro_</w:t>
+              <w:t>${logro</w:t>
+            </w:r>
+            <w:r>
+              <w:rPr>
+                <w:rFonts w:ascii="Arial" w:hAnsi="Arial" w:cs="Arial"/>
+                <w:b/>
+                <w:color w:val="001F60"/>
+                <w:spacing w:val="-5"/>
+                <w:sz w:val="13"/>
+              </w:rPr>
+              <w:lastRenderedPageBreak/>
+              <w:t>_</w:t>
             </w:r>
             <w:r>
               <w:rPr>
@@ -35242,6 +35065,7 @@
                 <w:spacing w:val="-5"/>
                 <w:sz w:val="13"/>
               </w:rPr>
+              <w:lastRenderedPageBreak/>
               <w:t>${aprob</w:t>
             </w:r>
             <w:r>
@@ -35250,6 +35074,7 @@
                 <w:spacing w:val="-5"/>
                 <w:sz w:val="13"/>
               </w:rPr>
+              <w:lastRenderedPageBreak/>
               <w:t>_36</w:t>
             </w:r>
             <w:r>
@@ -35287,7 +35112,17 @@
                 <w:spacing w:val="-5"/>
                 <w:sz w:val="13"/>
               </w:rPr>
-              <w:t>${desap</w:t>
+              <w:lastRenderedPageBreak/>
+              <w:t>${desa</w:t>
+            </w:r>
+            <w:r>
+              <w:rPr>
+                <w:rFonts w:ascii="Arial" w:hAnsi="Arial" w:cs="Arial"/>
+                <w:spacing w:val="-5"/>
+                <w:sz w:val="13"/>
+              </w:rPr>
+              <w:lastRenderedPageBreak/>
+              <w:t>p</w:t>
             </w:r>
             <w:r>
               <w:rPr>
@@ -35331,6 +35166,7 @@
                 <w:spacing w:val="-5"/>
                 <w:sz w:val="13"/>
               </w:rPr>
+              <w:lastRenderedPageBreak/>
               <w:t>${obs_</w:t>
             </w:r>
             <w:r>
@@ -41866,16 +41702,6 @@
           <w:sz w:val="20"/>
         </w:rPr>
       </w:pPr>
-    </w:p>
-    <w:p>
-      <w:pPr>
-        <w:pStyle w:val="Textoindependiente"/>
-        <w:spacing w:before="197"/>
-        <w:jc w:val="center"/>
-        <w:rPr>
-          <w:sz w:val="20"/>
-        </w:rPr>
-      </w:pPr>
       <w:r>
         <w:rPr>
           <w:noProof/>

--- a/public/plantillas/ACTA.docx
+++ b/public/plantillas/ACTA.docx
@@ -280,7 +280,6 @@
         </w:rPr>
         <w:t>${</w:t>
       </w:r>
-      <w:proofErr w:type="spellStart"/>
       <w:r>
         <w:rPr>
           <w:rFonts w:ascii="Arial" w:hAnsi="Arial"/>
@@ -288,7 +287,6 @@
         </w:rPr>
         <w:t>anio</w:t>
       </w:r>
-      <w:proofErr w:type="spellEnd"/>
       <w:r>
         <w:rPr>
           <w:rFonts w:ascii="Arial" w:hAnsi="Arial"/>
@@ -467,14 +465,12 @@
               </w:rPr>
               <w:t>${</w:t>
             </w:r>
-            <w:proofErr w:type="spellStart"/>
             <w:r>
               <w:rPr>
                 <w:sz w:val="11"/>
               </w:rPr>
               <w:t>cetpro</w:t>
             </w:r>
-            <w:proofErr w:type="spellEnd"/>
             <w:r>
               <w:rPr>
                 <w:sz w:val="11"/>
@@ -1500,14 +1496,12 @@
               </w:rPr>
               <w:t xml:space="preserve"> </w:t>
             </w:r>
-            <w:proofErr w:type="spellStart"/>
             <w:r>
               <w:rPr>
                 <w:sz w:val="11"/>
               </w:rPr>
               <w:t>Nº</w:t>
             </w:r>
-            <w:proofErr w:type="spellEnd"/>
             <w:r>
               <w:rPr>
                 <w:spacing w:val="2"/>
@@ -1539,19 +1533,11 @@
                 <w:sz w:val="11"/>
               </w:rPr>
             </w:pPr>
-            <w:proofErr w:type="spellStart"/>
             <w:r>
               <w:rPr>
                 <w:sz w:val="11"/>
               </w:rPr>
-              <w:t>Nº</w:t>
-            </w:r>
-            <w:proofErr w:type="spellEnd"/>
-            <w:r>
-              <w:rPr>
-                <w:sz w:val="11"/>
-              </w:rPr>
-              <w:t xml:space="preserve"> </w:t>
+              <w:t xml:space="preserve">Nº </w:t>
             </w:r>
             <w:r>
               <w:rPr>
@@ -1651,19 +1637,11 @@
               </w:rPr>
               <w:t xml:space="preserve"> </w:t>
             </w:r>
-            <w:proofErr w:type="spellStart"/>
             <w:r>
               <w:rPr>
                 <w:sz w:val="10"/>
               </w:rPr>
-              <w:t>N°</w:t>
-            </w:r>
-            <w:proofErr w:type="spellEnd"/>
-            <w:r>
-              <w:rPr>
-                <w:sz w:val="10"/>
-              </w:rPr>
-              <w:t xml:space="preserve"> 06335</w:t>
+              <w:t>N° 06335</w:t>
             </w:r>
             <w:r>
               <w:rPr>
@@ -4536,7 +4514,6 @@
                 <w:sz w:val="9"/>
               </w:rPr>
             </w:pPr>
-            <w:proofErr w:type="spellStart"/>
             <w:r>
               <w:rPr>
                 <w:rFonts w:ascii="Arial" w:hAnsi="Arial"/>
@@ -4546,7 +4523,6 @@
               </w:rPr>
               <w:t>N.°</w:t>
             </w:r>
-            <w:proofErr w:type="spellEnd"/>
           </w:p>
         </w:tc>
         <w:tc>
@@ -4863,14 +4839,12 @@
                 <w:sz w:val="9"/>
               </w:rPr>
             </w:pPr>
-            <w:proofErr w:type="gramStart"/>
             <w:r>
               <w:rPr>
                 <w:sz w:val="9"/>
               </w:rPr>
               <w:t>TOTAL</w:t>
             </w:r>
-            <w:proofErr w:type="gramEnd"/>
             <w:r>
               <w:rPr>
                 <w:spacing w:val="-1"/>
@@ -18972,7 +18946,6 @@
                 <w:sz w:val="10"/>
               </w:rPr>
             </w:pPr>
-            <w:proofErr w:type="spellStart"/>
             <w:r>
               <w:rPr>
                 <w:rFonts w:ascii="Arial" w:hAnsi="Arial"/>
@@ -18982,7 +18955,6 @@
               </w:rPr>
               <w:t>N.°</w:t>
             </w:r>
-            <w:proofErr w:type="spellEnd"/>
           </w:p>
         </w:tc>
         <w:tc>
@@ -34413,22 +34385,12 @@
               <w:rPr>
                 <w:rFonts w:ascii="Arial" w:hAnsi="Arial" w:cs="Arial"/>
                 <w:b/>
-                <w:color w:val="001F60"/>
+                <w:color w:val="002060"/>
                 <w:spacing w:val="-5"/>
                 <w:sz w:val="13"/>
               </w:rPr>
               <w:lastRenderedPageBreak/>
-              <w:t>6</w:t>
-            </w:r>
-            <w:r>
-              <w:rPr>
-                <w:rFonts w:ascii="Arial" w:hAnsi="Arial" w:cs="Arial"/>
-                <w:b/>
-                <w:color w:val="001F60"/>
-                <w:spacing w:val="-5"/>
-                <w:sz w:val="13"/>
-              </w:rPr>
-              <w:t>}</w:t>
+              <w:t>6}</w:t>
             </w:r>
           </w:p>
         </w:tc>
@@ -39327,6 +39289,4480 @@
           <w:sz w:val="6"/>
         </w:rPr>
       </w:pPr>
+      <w:r>
+        <w:rPr>
+          <w:noProof/>
+        </w:rPr>
+        <mc:AlternateContent>
+          <mc:Choice Requires="wps">
+            <w:drawing>
+              <wp:anchor distT="0" distB="0" distL="0" distR="0" simplePos="0" relativeHeight="15731200" behindDoc="0" locked="0" layoutInCell="1" allowOverlap="1" wp14:anchorId="79F62BF2" wp14:editId="3AE0203D">
+                <wp:simplePos x="0" y="0"/>
+                <wp:positionH relativeFrom="page">
+                  <wp:posOffset>3876675</wp:posOffset>
+                </wp:positionH>
+                <wp:positionV relativeFrom="paragraph">
+                  <wp:posOffset>167640</wp:posOffset>
+                </wp:positionV>
+                <wp:extent cx="4159250" cy="342900"/>
+                <wp:effectExtent l="0" t="0" r="0" b="0"/>
+                <wp:wrapNone/>
+                <wp:docPr id="4" name="Textbox 4"/>
+                <wp:cNvGraphicFramePr>
+                  <a:graphicFrameLocks xmlns:a="http://schemas.openxmlformats.org/drawingml/2006/main"/>
+                </wp:cNvGraphicFramePr>
+                <a:graphic xmlns:a="http://schemas.openxmlformats.org/drawingml/2006/main">
+                  <a:graphicData uri="http://schemas.microsoft.com/office/word/2010/wordprocessingShape">
+                    <wps:wsp>
+                      <wps:cNvSpPr txBox="1">
+                        <a:spLocks/>
+                      </wps:cNvSpPr>
+                      <wps:spPr>
+                        <a:xfrm>
+                          <a:off x="0" y="0"/>
+                          <a:ext cx="4159250" cy="342900"/>
+                        </a:xfrm>
+                        <a:prstGeom prst="rect">
+                          <a:avLst/>
+                        </a:prstGeom>
+                      </wps:spPr>
+                      <wps:txbx>
+                        <w:txbxContent>
+                          <w:tbl>
+                            <w:tblPr>
+                              <w:tblStyle w:val="TableNormal"/>
+                              <w:tblW w:w="0" w:type="auto"/>
+                              <w:tblInd w:w="70" w:type="dxa"/>
+                              <w:tblBorders>
+                                <w:top w:val="single" w:sz="8" w:space="0" w:color="000000"/>
+                                <w:left w:val="single" w:sz="8" w:space="0" w:color="000000"/>
+                                <w:bottom w:val="single" w:sz="8" w:space="0" w:color="000000"/>
+                                <w:right w:val="single" w:sz="8" w:space="0" w:color="000000"/>
+                                <w:insideH w:val="single" w:sz="8" w:space="0" w:color="000000"/>
+                                <w:insideV w:val="single" w:sz="8" w:space="0" w:color="000000"/>
+                              </w:tblBorders>
+                              <w:tblLayout w:type="fixed"/>
+                              <w:tblLook w:val="01E0" w:firstRow="1" w:lastRow="1" w:firstColumn="1" w:lastColumn="1" w:noHBand="0" w:noVBand="0"/>
+                            </w:tblPr>
+                            <w:tblGrid>
+                              <w:gridCol w:w="1112"/>
+                              <w:gridCol w:w="400"/>
+                              <w:gridCol w:w="422"/>
+                              <w:gridCol w:w="348"/>
+                              <w:gridCol w:w="348"/>
+                              <w:gridCol w:w="348"/>
+                              <w:gridCol w:w="348"/>
+                              <w:gridCol w:w="348"/>
+                              <w:gridCol w:w="348"/>
+                              <w:gridCol w:w="348"/>
+                              <w:gridCol w:w="348"/>
+                              <w:gridCol w:w="348"/>
+                              <w:gridCol w:w="468"/>
+                              <w:gridCol w:w="468"/>
+                              <w:gridCol w:w="409"/>
+                            </w:tblGrid>
+                            <w:tr>
+                              <w:trPr>
+                                <w:trHeight w:val="163"/>
+                              </w:trPr>
+                              <w:tc>
+                                <w:tcPr>
+                                  <w:tcW w:w="1112" w:type="dxa"/>
+                                  <w:tcBorders>
+                                    <w:bottom w:val="single" w:sz="4" w:space="0" w:color="000000"/>
+                                    <w:right w:val="single" w:sz="4" w:space="0" w:color="000000"/>
+                                  </w:tcBorders>
+                                  <w:shd w:val="clear" w:color="auto" w:fill="D8D8D8"/>
+                                </w:tcPr>
+                                <w:p>
+                                  <w:pPr>
+                                    <w:pStyle w:val="TableParagraph"/>
+                                    <w:spacing w:before="17"/>
+                                    <w:ind w:left="21"/>
+                                    <w:rPr>
+                                      <w:rFonts w:ascii="Arial"/>
+                                      <w:b/>
+                                      <w:sz w:val="9"/>
+                                    </w:rPr>
+                                  </w:pPr>
+                                  <w:r>
+                                    <w:rPr>
+                                      <w:rFonts w:ascii="Arial"/>
+                                      <w:b/>
+                                      <w:spacing w:val="-2"/>
+                                      <w:sz w:val="9"/>
+                                    </w:rPr>
+                                    <w:t>APROBADOS</w:t>
+                                  </w:r>
+                                </w:p>
+                              </w:tc>
+                              <w:tc>
+                                <w:tcPr>
+                                  <w:tcW w:w="400" w:type="dxa"/>
+                                  <w:tcBorders>
+                                    <w:left w:val="single" w:sz="4" w:space="0" w:color="000000"/>
+                                    <w:bottom w:val="single" w:sz="4" w:space="0" w:color="000000"/>
+                                    <w:right w:val="single" w:sz="4" w:space="0" w:color="000000"/>
+                                  </w:tcBorders>
+                                  <w:vAlign w:val="center"/>
+                                </w:tcPr>
+                                <w:p>
+                                  <w:pPr>
+                                    <w:pStyle w:val="TableParagraph"/>
+                                    <w:spacing w:before="20"/>
+                                    <w:ind w:left="36"/>
+                                    <w:jc w:val="center"/>
+                                    <w:rPr>
+                                      <w:rFonts w:ascii="Arial"/>
+                                      <w:b/>
+                                      <w:sz w:val="10"/>
+                                      <w:lang w:val="es-PE"/>
+                                    </w:rPr>
+                                  </w:pPr>
+                                  <w:r>
+                                    <w:rPr>
+                                      <w:rFonts w:ascii="Arial"/>
+                                      <w:b/>
+                                      <w:sz w:val="10"/>
+                                      <w:lang w:val="es-PE"/>
+                                    </w:rPr>
+                                    <w:t>${</w:t>
+                                  </w:r>
+                                  <w:r>
+                                    <w:rPr>
+                                      <w:rFonts w:ascii="Arial"/>
+                                      <w:b/>
+                                      <w:sz w:val="10"/>
+                                      <w:lang w:val="es-PE"/>
+                                    </w:rPr>
+                                    <w:t>aprob_col_</w:t>
+                                  </w:r>
+                                  <w:r>
+                                    <w:rPr>
+                                      <w:rFonts w:ascii="Arial"/>
+                                      <w:b/>
+                                      <w:sz w:val="10"/>
+                                      <w:lang w:val="es-PE"/>
+                                    </w:rPr>
+                                    <w:t>1</w:t>
+                                  </w:r>
+                                  <w:r>
+                                    <w:rPr>
+                                      <w:rFonts w:ascii="Arial"/>
+                                      <w:b/>
+                                      <w:sz w:val="10"/>
+                                      <w:lang w:val="es-PE"/>
+                                    </w:rPr>
+                                    <w:t>}</w:t>
+                                  </w:r>
+                                </w:p>
+                              </w:tc>
+                              <w:tc>
+                                <w:tcPr>
+                                  <w:tcW w:w="422" w:type="dxa"/>
+                                  <w:tcBorders>
+                                    <w:left w:val="single" w:sz="4" w:space="0" w:color="000000"/>
+                                    <w:bottom w:val="single" w:sz="4" w:space="0" w:color="000000"/>
+                                    <w:right w:val="single" w:sz="4" w:space="0" w:color="000000"/>
+                                  </w:tcBorders>
+                                  <w:vAlign w:val="center"/>
+                                </w:tcPr>
+                                <w:p>
+                                  <w:pPr>
+                                    <w:pStyle w:val="TableParagraph"/>
+                                    <w:spacing w:before="20"/>
+                                    <w:ind w:left="36"/>
+                                    <w:jc w:val="center"/>
+                                    <w:rPr>
+                                      <w:rFonts w:ascii="Arial"/>
+                                      <w:b/>
+                                      <w:sz w:val="10"/>
+                                      <w:lang w:val="es-PE"/>
+                                    </w:rPr>
+                                  </w:pPr>
+                                  <w:r>
+                                    <w:rPr>
+                                      <w:rFonts w:ascii="Arial"/>
+                                      <w:b/>
+                                      <w:sz w:val="10"/>
+                                      <w:lang w:val="es-PE"/>
+                                    </w:rPr>
+                                    <w:t>${</w:t>
+                                  </w:r>
+                                  <w:r>
+                                    <w:rPr>
+                                      <w:rFonts w:ascii="Arial"/>
+                                      <w:b/>
+                                      <w:sz w:val="10"/>
+                                      <w:lang w:val="es-PE"/>
+                                    </w:rPr>
+                                    <w:t>aprob_col_</w:t>
+                                  </w:r>
+                                  <w:r>
+                                    <w:rPr>
+                                      <w:rFonts w:ascii="Arial"/>
+                                      <w:b/>
+                                      <w:sz w:val="10"/>
+                                      <w:lang w:val="es-PE"/>
+                                    </w:rPr>
+                                    <w:t>2</w:t>
+                                  </w:r>
+                                  <w:r>
+                                    <w:rPr>
+                                      <w:rFonts w:ascii="Arial"/>
+                                      <w:b/>
+                                      <w:sz w:val="10"/>
+                                      <w:lang w:val="es-PE"/>
+                                    </w:rPr>
+                                    <w:t>}</w:t>
+                                  </w:r>
+                                </w:p>
+                              </w:tc>
+                              <w:tc>
+                                <w:tcPr>
+                                  <w:tcW w:w="348" w:type="dxa"/>
+                                  <w:tcBorders>
+                                    <w:left w:val="single" w:sz="4" w:space="0" w:color="000000"/>
+                                    <w:bottom w:val="single" w:sz="4" w:space="0" w:color="000000"/>
+                                    <w:right w:val="single" w:sz="4" w:space="0" w:color="000000"/>
+                                  </w:tcBorders>
+                                  <w:vAlign w:val="center"/>
+                                </w:tcPr>
+                                <w:p>
+                                  <w:pPr>
+                                    <w:pStyle w:val="TableParagraph"/>
+                                    <w:spacing w:before="20"/>
+                                    <w:ind w:left="38"/>
+                                    <w:jc w:val="center"/>
+                                    <w:rPr>
+                                      <w:rFonts w:ascii="Arial"/>
+                                      <w:b/>
+                                      <w:sz w:val="10"/>
+                                      <w:lang w:val="es-PE"/>
+                                    </w:rPr>
+                                  </w:pPr>
+                                  <w:r>
+                                    <w:rPr>
+                                      <w:rFonts w:ascii="Arial"/>
+                                      <w:b/>
+                                      <w:sz w:val="10"/>
+                                      <w:lang w:val="es-PE"/>
+                                    </w:rPr>
+                                    <w:t>${</w:t>
+                                  </w:r>
+                                  <w:r>
+                                    <w:rPr>
+                                      <w:rFonts w:ascii="Arial"/>
+                                      <w:b/>
+                                      <w:sz w:val="10"/>
+                                      <w:lang w:val="es-PE"/>
+                                    </w:rPr>
+                                    <w:t>aprob_col_</w:t>
+                                  </w:r>
+                                  <w:r>
+                                    <w:rPr>
+                                      <w:rFonts w:ascii="Arial"/>
+                                      <w:b/>
+                                      <w:sz w:val="10"/>
+                                      <w:lang w:val="es-PE"/>
+                                    </w:rPr>
+                                    <w:t>3</w:t>
+                                  </w:r>
+                                  <w:r>
+                                    <w:rPr>
+                                      <w:rFonts w:ascii="Arial"/>
+                                      <w:b/>
+                                      <w:sz w:val="10"/>
+                                      <w:lang w:val="es-PE"/>
+                                    </w:rPr>
+                                    <w:t>}</w:t>
+                                  </w:r>
+                                </w:p>
+                              </w:tc>
+                              <w:tc>
+                                <w:tcPr>
+                                  <w:tcW w:w="348" w:type="dxa"/>
+                                  <w:tcBorders>
+                                    <w:left w:val="single" w:sz="4" w:space="0" w:color="000000"/>
+                                    <w:bottom w:val="single" w:sz="4" w:space="0" w:color="000000"/>
+                                    <w:right w:val="single" w:sz="4" w:space="0" w:color="000000"/>
+                                  </w:tcBorders>
+                                  <w:vAlign w:val="center"/>
+                                </w:tcPr>
+                                <w:p>
+                                  <w:pPr>
+                                    <w:pStyle w:val="TableParagraph"/>
+                                    <w:spacing w:before="20"/>
+                                    <w:ind w:left="38" w:right="1"/>
+                                    <w:jc w:val="center"/>
+                                    <w:rPr>
+                                      <w:rFonts w:ascii="Arial"/>
+                                      <w:b/>
+                                      <w:sz w:val="10"/>
+                                      <w:lang w:val="es-PE"/>
+                                    </w:rPr>
+                                  </w:pPr>
+                                  <w:r>
+                                    <w:rPr>
+                                      <w:rFonts w:ascii="Arial"/>
+                                      <w:b/>
+                                      <w:sz w:val="10"/>
+                                      <w:lang w:val="es-PE"/>
+                                    </w:rPr>
+                                    <w:t>${</w:t>
+                                  </w:r>
+                                  <w:r>
+                                    <w:rPr>
+                                      <w:rFonts w:ascii="Arial"/>
+                                      <w:b/>
+                                      <w:sz w:val="10"/>
+                                      <w:lang w:val="es-PE"/>
+                                    </w:rPr>
+                                    <w:t>aprob_col_</w:t>
+                                  </w:r>
+                                  <w:r>
+                                    <w:rPr>
+                                      <w:rFonts w:ascii="Arial"/>
+                                      <w:b/>
+                                      <w:sz w:val="10"/>
+                                      <w:lang w:val="es-PE"/>
+                                    </w:rPr>
+                                    <w:t>4</w:t>
+                                  </w:r>
+                                  <w:r>
+                                    <w:rPr>
+                                      <w:rFonts w:ascii="Arial"/>
+                                      <w:b/>
+                                      <w:sz w:val="10"/>
+                                      <w:lang w:val="es-PE"/>
+                                    </w:rPr>
+                                    <w:t>}</w:t>
+                                  </w:r>
+                                </w:p>
+                              </w:tc>
+                              <w:tc>
+                                <w:tcPr>
+                                  <w:tcW w:w="348" w:type="dxa"/>
+                                  <w:tcBorders>
+                                    <w:left w:val="single" w:sz="4" w:space="0" w:color="000000"/>
+                                    <w:bottom w:val="single" w:sz="4" w:space="0" w:color="000000"/>
+                                    <w:right w:val="single" w:sz="4" w:space="0" w:color="000000"/>
+                                  </w:tcBorders>
+                                  <w:vAlign w:val="center"/>
+                                </w:tcPr>
+                                <w:p>
+                                  <w:pPr>
+                                    <w:pStyle w:val="TableParagraph"/>
+                                    <w:spacing w:before="20"/>
+                                    <w:ind w:left="38" w:right="1"/>
+                                    <w:jc w:val="center"/>
+                                    <w:rPr>
+                                      <w:rFonts w:ascii="Arial"/>
+                                      <w:b/>
+                                      <w:sz w:val="10"/>
+                                      <w:lang w:val="es-PE"/>
+                                    </w:rPr>
+                                  </w:pPr>
+                                  <w:r>
+                                    <w:rPr>
+                                      <w:rFonts w:ascii="Arial"/>
+                                      <w:b/>
+                                      <w:sz w:val="10"/>
+                                      <w:lang w:val="es-PE"/>
+                                    </w:rPr>
+                                    <w:t>${</w:t>
+                                  </w:r>
+                                  <w:r>
+                                    <w:rPr>
+                                      <w:rFonts w:ascii="Arial"/>
+                                      <w:b/>
+                                      <w:sz w:val="10"/>
+                                      <w:lang w:val="es-PE"/>
+                                    </w:rPr>
+                                    <w:t>aprob_col_</w:t>
+                                  </w:r>
+                                  <w:r>
+                                    <w:rPr>
+                                      <w:rFonts w:ascii="Arial"/>
+                                      <w:b/>
+                                      <w:sz w:val="10"/>
+                                      <w:lang w:val="es-PE"/>
+                                    </w:rPr>
+                                    <w:t>5</w:t>
+                                  </w:r>
+                                  <w:r>
+                                    <w:rPr>
+                                      <w:rFonts w:ascii="Arial"/>
+                                      <w:b/>
+                                      <w:sz w:val="10"/>
+                                      <w:lang w:val="es-PE"/>
+                                    </w:rPr>
+                                    <w:t>}</w:t>
+                                  </w:r>
+                                </w:p>
+                              </w:tc>
+                              <w:tc>
+                                <w:tcPr>
+                                  <w:tcW w:w="348" w:type="dxa"/>
+                                  <w:tcBorders>
+                                    <w:left w:val="single" w:sz="4" w:space="0" w:color="000000"/>
+                                    <w:bottom w:val="single" w:sz="4" w:space="0" w:color="000000"/>
+                                    <w:right w:val="single" w:sz="4" w:space="0" w:color="000000"/>
+                                  </w:tcBorders>
+                                  <w:vAlign w:val="center"/>
+                                </w:tcPr>
+                                <w:p>
+                                  <w:pPr>
+                                    <w:pStyle w:val="TableParagraph"/>
+                                    <w:spacing w:before="20"/>
+                                    <w:ind w:left="38" w:right="1"/>
+                                    <w:jc w:val="center"/>
+                                    <w:rPr>
+                                      <w:rFonts w:ascii="Arial"/>
+                                      <w:b/>
+                                      <w:sz w:val="10"/>
+                                      <w:lang w:val="es-PE"/>
+                                    </w:rPr>
+                                  </w:pPr>
+                                  <w:r>
+                                    <w:rPr>
+                                      <w:rFonts w:ascii="Arial"/>
+                                      <w:b/>
+                                      <w:sz w:val="10"/>
+                                      <w:lang w:val="es-PE"/>
+                                    </w:rPr>
+                                    <w:t>${</w:t>
+                                  </w:r>
+                                  <w:r>
+                                    <w:rPr>
+                                      <w:rFonts w:ascii="Arial"/>
+                                      <w:b/>
+                                      <w:sz w:val="10"/>
+                                      <w:lang w:val="es-PE"/>
+                                    </w:rPr>
+                                    <w:t>aprob_col_</w:t>
+                                  </w:r>
+                                  <w:r>
+                                    <w:rPr>
+                                      <w:rFonts w:ascii="Arial"/>
+                                      <w:b/>
+                                      <w:sz w:val="10"/>
+                                      <w:lang w:val="es-PE"/>
+                                    </w:rPr>
+                                    <w:t>6</w:t>
+                                  </w:r>
+                                  <w:r>
+                                    <w:rPr>
+                                      <w:rFonts w:ascii="Arial"/>
+                                      <w:b/>
+                                      <w:sz w:val="10"/>
+                                      <w:lang w:val="es-PE"/>
+                                    </w:rPr>
+                                    <w:t>}</w:t>
+                                  </w:r>
+                                </w:p>
+                              </w:tc>
+                              <w:tc>
+                                <w:tcPr>
+                                  <w:tcW w:w="348" w:type="dxa"/>
+                                  <w:tcBorders>
+                                    <w:left w:val="single" w:sz="4" w:space="0" w:color="000000"/>
+                                    <w:bottom w:val="single" w:sz="4" w:space="0" w:color="000000"/>
+                                    <w:right w:val="single" w:sz="4" w:space="0" w:color="000000"/>
+                                  </w:tcBorders>
+                                  <w:vAlign w:val="center"/>
+                                </w:tcPr>
+                                <w:p>
+                                  <w:pPr>
+                                    <w:pStyle w:val="TableParagraph"/>
+                                    <w:jc w:val="center"/>
+                                    <w:rPr>
+                                      <w:rFonts w:ascii="Arial"/>
+                                      <w:b/>
+                                      <w:sz w:val="10"/>
+                                      <w:lang w:val="es-PE"/>
+                                    </w:rPr>
+                                  </w:pPr>
+                                  <w:r>
+                                    <w:rPr>
+                                      <w:rFonts w:ascii="Arial"/>
+                                      <w:b/>
+                                      <w:sz w:val="10"/>
+                                      <w:lang w:val="es-PE"/>
+                                    </w:rPr>
+                                    <w:t>${</w:t>
+                                  </w:r>
+                                  <w:r>
+                                    <w:rPr>
+                                      <w:rFonts w:ascii="Arial"/>
+                                      <w:b/>
+                                      <w:sz w:val="10"/>
+                                      <w:lang w:val="es-PE"/>
+                                    </w:rPr>
+                                    <w:t>aprob_col_</w:t>
+                                  </w:r>
+                                  <w:r>
+                                    <w:rPr>
+                                      <w:rFonts w:ascii="Arial"/>
+                                      <w:b/>
+                                      <w:sz w:val="10"/>
+                                      <w:lang w:val="es-PE"/>
+                                    </w:rPr>
+                                    <w:t>7</w:t>
+                                  </w:r>
+                                  <w:r>
+                                    <w:rPr>
+                                      <w:rFonts w:ascii="Arial"/>
+                                      <w:b/>
+                                      <w:sz w:val="10"/>
+                                      <w:lang w:val="es-PE"/>
+                                    </w:rPr>
+                                    <w:t>}</w:t>
+                                  </w:r>
+                                </w:p>
+                              </w:tc>
+                              <w:tc>
+                                <w:tcPr>
+                                  <w:tcW w:w="348" w:type="dxa"/>
+                                  <w:tcBorders>
+                                    <w:left w:val="single" w:sz="4" w:space="0" w:color="000000"/>
+                                    <w:bottom w:val="single" w:sz="4" w:space="0" w:color="000000"/>
+                                    <w:right w:val="single" w:sz="4" w:space="0" w:color="000000"/>
+                                  </w:tcBorders>
+                                  <w:vAlign w:val="center"/>
+                                </w:tcPr>
+                                <w:p>
+                                  <w:pPr>
+                                    <w:pStyle w:val="TableParagraph"/>
+                                    <w:jc w:val="center"/>
+                                    <w:rPr>
+                                      <w:rFonts w:ascii="Arial"/>
+                                      <w:b/>
+                                      <w:sz w:val="10"/>
+                                      <w:lang w:val="es-PE"/>
+                                    </w:rPr>
+                                  </w:pPr>
+                                  <w:r>
+                                    <w:rPr>
+                                      <w:rFonts w:ascii="Arial"/>
+                                      <w:b/>
+                                      <w:sz w:val="10"/>
+                                      <w:lang w:val="es-PE"/>
+                                    </w:rPr>
+                                    <w:t>${</w:t>
+                                  </w:r>
+                                  <w:r>
+                                    <w:rPr>
+                                      <w:rFonts w:ascii="Arial"/>
+                                      <w:b/>
+                                      <w:sz w:val="10"/>
+                                      <w:lang w:val="es-PE"/>
+                                    </w:rPr>
+                                    <w:t>aprob_col_</w:t>
+                                  </w:r>
+                                  <w:r>
+                                    <w:rPr>
+                                      <w:rFonts w:ascii="Arial"/>
+                                      <w:b/>
+                                      <w:sz w:val="10"/>
+                                      <w:lang w:val="es-PE"/>
+                                    </w:rPr>
+                                    <w:t>8</w:t>
+                                  </w:r>
+                                  <w:r>
+                                    <w:rPr>
+                                      <w:rFonts w:ascii="Arial"/>
+                                      <w:b/>
+                                      <w:sz w:val="10"/>
+                                      <w:lang w:val="es-PE"/>
+                                    </w:rPr>
+                                    <w:t>}</w:t>
+                                  </w:r>
+                                </w:p>
+                              </w:tc>
+                              <w:tc>
+                                <w:tcPr>
+                                  <w:tcW w:w="348" w:type="dxa"/>
+                                  <w:tcBorders>
+                                    <w:left w:val="single" w:sz="4" w:space="0" w:color="000000"/>
+                                    <w:bottom w:val="single" w:sz="4" w:space="0" w:color="000000"/>
+                                    <w:right w:val="single" w:sz="4" w:space="0" w:color="000000"/>
+                                  </w:tcBorders>
+                                  <w:vAlign w:val="center"/>
+                                </w:tcPr>
+                                <w:p>
+                                  <w:pPr>
+                                    <w:pStyle w:val="TableParagraph"/>
+                                    <w:jc w:val="center"/>
+                                    <w:rPr>
+                                      <w:rFonts w:ascii="Arial"/>
+                                      <w:b/>
+                                      <w:sz w:val="10"/>
+                                      <w:lang w:val="es-PE"/>
+                                    </w:rPr>
+                                  </w:pPr>
+                                  <w:r>
+                                    <w:rPr>
+                                      <w:rFonts w:ascii="Arial"/>
+                                      <w:b/>
+                                      <w:sz w:val="10"/>
+                                      <w:lang w:val="es-PE"/>
+                                    </w:rPr>
+                                    <w:t>${</w:t>
+                                  </w:r>
+                                  <w:r>
+                                    <w:rPr>
+                                      <w:rFonts w:ascii="Arial"/>
+                                      <w:b/>
+                                      <w:sz w:val="10"/>
+                                      <w:lang w:val="es-PE"/>
+                                    </w:rPr>
+                                    <w:t>aprob_col_</w:t>
+                                  </w:r>
+                                  <w:r>
+                                    <w:rPr>
+                                      <w:rFonts w:ascii="Arial"/>
+                                      <w:b/>
+                                      <w:sz w:val="10"/>
+                                      <w:lang w:val="es-PE"/>
+                                    </w:rPr>
+                                    <w:t>9</w:t>
+                                  </w:r>
+                                  <w:r>
+                                    <w:rPr>
+                                      <w:rFonts w:ascii="Arial"/>
+                                      <w:b/>
+                                      <w:sz w:val="10"/>
+                                      <w:lang w:val="es-PE"/>
+                                    </w:rPr>
+                                    <w:t>}</w:t>
+                                  </w:r>
+                                </w:p>
+                              </w:tc>
+                              <w:tc>
+                                <w:tcPr>
+                                  <w:tcW w:w="348" w:type="dxa"/>
+                                  <w:tcBorders>
+                                    <w:left w:val="single" w:sz="4" w:space="0" w:color="000000"/>
+                                    <w:bottom w:val="single" w:sz="4" w:space="0" w:color="000000"/>
+                                    <w:right w:val="single" w:sz="4" w:space="0" w:color="000000"/>
+                                  </w:tcBorders>
+                                  <w:vAlign w:val="center"/>
+                                </w:tcPr>
+                                <w:p>
+                                  <w:pPr>
+                                    <w:pStyle w:val="TableParagraph"/>
+                                    <w:jc w:val="center"/>
+                                    <w:rPr>
+                                      <w:rFonts w:ascii="Arial"/>
+                                      <w:b/>
+                                      <w:sz w:val="10"/>
+                                      <w:lang w:val="es-PE"/>
+                                    </w:rPr>
+                                  </w:pPr>
+                                  <w:r>
+                                    <w:rPr>
+                                      <w:rFonts w:ascii="Arial"/>
+                                      <w:b/>
+                                      <w:sz w:val="10"/>
+                                      <w:lang w:val="es-PE"/>
+                                    </w:rPr>
+                                    <w:t>${</w:t>
+                                  </w:r>
+                                  <w:r>
+                                    <w:rPr>
+                                      <w:rFonts w:ascii="Arial"/>
+                                      <w:b/>
+                                      <w:sz w:val="10"/>
+                                      <w:lang w:val="es-PE"/>
+                                    </w:rPr>
+                                    <w:t>aprob_col_</w:t>
+                                  </w:r>
+                                  <w:r>
+                                    <w:rPr>
+                                      <w:rFonts w:ascii="Arial"/>
+                                      <w:b/>
+                                      <w:sz w:val="10"/>
+                                      <w:lang w:val="es-PE"/>
+                                    </w:rPr>
+                                    <w:t>1</w:t>
+                                  </w:r>
+                                  <w:r>
+                                    <w:rPr>
+                                      <w:rFonts w:ascii="Arial"/>
+                                      <w:b/>
+                                      <w:sz w:val="10"/>
+                                      <w:lang w:val="es-PE"/>
+                                    </w:rPr>
+                                    <w:t>0</w:t>
+                                  </w:r>
+                                  <w:r>
+                                    <w:rPr>
+                                      <w:rFonts w:ascii="Arial"/>
+                                      <w:b/>
+                                      <w:sz w:val="10"/>
+                                      <w:lang w:val="es-PE"/>
+                                    </w:rPr>
+                                    <w:t>}</w:t>
+                                  </w:r>
+                                </w:p>
+                              </w:tc>
+                              <w:tc>
+                                <w:tcPr>
+                                  <w:tcW w:w="348" w:type="dxa"/>
+                                  <w:tcBorders>
+                                    <w:left w:val="single" w:sz="4" w:space="0" w:color="000000"/>
+                                    <w:bottom w:val="single" w:sz="4" w:space="0" w:color="000000"/>
+                                    <w:right w:val="single" w:sz="4" w:space="0" w:color="000000"/>
+                                  </w:tcBorders>
+                                </w:tcPr>
+                                <w:p>
+                                  <w:pPr>
+                                    <w:pStyle w:val="TableParagraph"/>
+                                    <w:rPr>
+                                      <w:rFonts w:ascii="Times New Roman"/>
+                                      <w:sz w:val="8"/>
+                                    </w:rPr>
+                                  </w:pPr>
+                                </w:p>
+                              </w:tc>
+                              <w:tc>
+                                <w:tcPr>
+                                  <w:tcW w:w="468" w:type="dxa"/>
+                                  <w:tcBorders>
+                                    <w:left w:val="single" w:sz="4" w:space="0" w:color="000000"/>
+                                    <w:bottom w:val="single" w:sz="4" w:space="0" w:color="000000"/>
+                                    <w:right w:val="single" w:sz="4" w:space="0" w:color="000000"/>
+                                  </w:tcBorders>
+                                </w:tcPr>
+                                <w:p>
+                                  <w:pPr>
+                                    <w:pStyle w:val="TableParagraph"/>
+                                    <w:spacing w:before="20"/>
+                                    <w:ind w:left="37"/>
+                                    <w:jc w:val="center"/>
+                                    <w:rPr>
+                                      <w:rFonts w:ascii="Arial"/>
+                                      <w:b/>
+                                      <w:sz w:val="10"/>
+                                    </w:rPr>
+                                  </w:pPr>
+                                </w:p>
+                              </w:tc>
+                              <w:tc>
+                                <w:tcPr>
+                                  <w:tcW w:w="468" w:type="dxa"/>
+                                  <w:tcBorders>
+                                    <w:left w:val="single" w:sz="4" w:space="0" w:color="000000"/>
+                                    <w:bottom w:val="single" w:sz="4" w:space="0" w:color="000000"/>
+                                    <w:right w:val="single" w:sz="4" w:space="0" w:color="000000"/>
+                                  </w:tcBorders>
+                                </w:tcPr>
+                                <w:p>
+                                  <w:pPr>
+                                    <w:pStyle w:val="TableParagraph"/>
+                                    <w:rPr>
+                                      <w:rFonts w:ascii="Times New Roman"/>
+                                      <w:sz w:val="8"/>
+                                    </w:rPr>
+                                  </w:pPr>
+                                </w:p>
+                              </w:tc>
+                              <w:tc>
+                                <w:tcPr>
+                                  <w:tcW w:w="409" w:type="dxa"/>
+                                  <w:tcBorders>
+                                    <w:left w:val="single" w:sz="4" w:space="0" w:color="000000"/>
+                                    <w:bottom w:val="single" w:sz="4" w:space="0" w:color="000000"/>
+                                  </w:tcBorders>
+                                </w:tcPr>
+                                <w:p>
+                                  <w:pPr>
+                                    <w:pStyle w:val="TableParagraph"/>
+                                    <w:rPr>
+                                      <w:rFonts w:ascii="Times New Roman"/>
+                                      <w:sz w:val="8"/>
+                                    </w:rPr>
+                                  </w:pPr>
+                                </w:p>
+                              </w:tc>
+                            </w:tr>
+                            <w:tr>
+                              <w:trPr>
+                                <w:trHeight w:val="177"/>
+                              </w:trPr>
+                              <w:tc>
+                                <w:tcPr>
+                                  <w:tcW w:w="1112" w:type="dxa"/>
+                                  <w:tcBorders>
+                                    <w:top w:val="single" w:sz="4" w:space="0" w:color="000000"/>
+                                    <w:bottom w:val="single" w:sz="4" w:space="0" w:color="000000"/>
+                                    <w:right w:val="single" w:sz="4" w:space="0" w:color="000000"/>
+                                  </w:tcBorders>
+                                  <w:shd w:val="clear" w:color="auto" w:fill="D8D8D8"/>
+                                </w:tcPr>
+                                <w:p>
+                                  <w:pPr>
+                                    <w:pStyle w:val="TableParagraph"/>
+                                    <w:spacing w:before="28"/>
+                                    <w:ind w:left="21"/>
+                                    <w:rPr>
+                                      <w:rFonts w:ascii="Arial"/>
+                                      <w:b/>
+                                      <w:sz w:val="9"/>
+                                    </w:rPr>
+                                  </w:pPr>
+                                  <w:r>
+                                    <w:rPr>
+                                      <w:rFonts w:ascii="Arial"/>
+                                      <w:b/>
+                                      <w:spacing w:val="-2"/>
+                                      <w:sz w:val="9"/>
+                                    </w:rPr>
+                                    <w:t>DESAPROBADOS</w:t>
+                                  </w:r>
+                                </w:p>
+                              </w:tc>
+                              <w:tc>
+                                <w:tcPr>
+                                  <w:tcW w:w="400" w:type="dxa"/>
+                                  <w:tcBorders>
+                                    <w:top w:val="single" w:sz="4" w:space="0" w:color="000000"/>
+                                    <w:left w:val="single" w:sz="4" w:space="0" w:color="000000"/>
+                                    <w:bottom w:val="single" w:sz="4" w:space="0" w:color="000000"/>
+                                    <w:right w:val="single" w:sz="4" w:space="0" w:color="000000"/>
+                                  </w:tcBorders>
+                                  <w:vAlign w:val="center"/>
+                                </w:tcPr>
+                                <w:p>
+                                  <w:pPr>
+                                    <w:pStyle w:val="TableParagraph"/>
+                                    <w:spacing w:before="20"/>
+                                    <w:ind w:left="36"/>
+                                    <w:jc w:val="center"/>
+                                    <w:rPr>
+                                      <w:rFonts w:ascii="Arial"/>
+                                      <w:b/>
+                                      <w:sz w:val="10"/>
+                                      <w:lang w:val="es-PE"/>
+                                    </w:rPr>
+                                  </w:pPr>
+                                  <w:r>
+                                    <w:rPr>
+                                      <w:rFonts w:ascii="Arial"/>
+                                      <w:b/>
+                                      <w:sz w:val="10"/>
+                                      <w:lang w:val="es-PE"/>
+                                    </w:rPr>
+                                    <w:t>${</w:t>
+                                  </w:r>
+                                  <w:r>
+                                    <w:rPr>
+                                      <w:rFonts w:ascii="Arial"/>
+                                      <w:b/>
+                                      <w:sz w:val="10"/>
+                                      <w:lang w:val="es-PE"/>
+                                    </w:rPr>
+                                    <w:t>desap_col_1</w:t>
+                                  </w:r>
+                                  <w:r>
+                                    <w:rPr>
+                                      <w:rFonts w:ascii="Arial"/>
+                                      <w:b/>
+                                      <w:sz w:val="10"/>
+                                      <w:lang w:val="es-PE"/>
+                                    </w:rPr>
+                                    <w:t>}</w:t>
+                                  </w:r>
+                                </w:p>
+                              </w:tc>
+                              <w:tc>
+                                <w:tcPr>
+                                  <w:tcW w:w="422" w:type="dxa"/>
+                                  <w:tcBorders>
+                                    <w:top w:val="single" w:sz="4" w:space="0" w:color="000000"/>
+                                    <w:left w:val="single" w:sz="4" w:space="0" w:color="000000"/>
+                                    <w:bottom w:val="single" w:sz="4" w:space="0" w:color="000000"/>
+                                    <w:right w:val="single" w:sz="4" w:space="0" w:color="000000"/>
+                                  </w:tcBorders>
+                                  <w:vAlign w:val="center"/>
+                                </w:tcPr>
+                                <w:p>
+                                  <w:pPr>
+                                    <w:pStyle w:val="TableParagraph"/>
+                                    <w:spacing w:before="20"/>
+                                    <w:ind w:left="39"/>
+                                    <w:jc w:val="center"/>
+                                    <w:rPr>
+                                      <w:rFonts w:ascii="Arial"/>
+                                      <w:b/>
+                                      <w:sz w:val="10"/>
+                                      <w:lang w:val="es-PE"/>
+                                    </w:rPr>
+                                  </w:pPr>
+                                  <w:r>
+                                    <w:rPr>
+                                      <w:rFonts w:ascii="Arial"/>
+                                      <w:b/>
+                                      <w:sz w:val="10"/>
+                                      <w:lang w:val="es-PE"/>
+                                    </w:rPr>
+                                    <w:t>${</w:t>
+                                  </w:r>
+                                  <w:r>
+                                    <w:rPr>
+                                      <w:rFonts w:ascii="Arial"/>
+                                      <w:b/>
+                                      <w:sz w:val="10"/>
+                                      <w:lang w:val="es-PE"/>
+                                    </w:rPr>
+                                    <w:t>desap_col_</w:t>
+                                  </w:r>
+                                  <w:r>
+                                    <w:rPr>
+                                      <w:rFonts w:ascii="Arial"/>
+                                      <w:b/>
+                                      <w:sz w:val="10"/>
+                                      <w:lang w:val="es-PE"/>
+                                    </w:rPr>
+                                    <w:t>2</w:t>
+                                  </w:r>
+                                  <w:r>
+                                    <w:rPr>
+                                      <w:rFonts w:ascii="Arial"/>
+                                      <w:b/>
+                                      <w:sz w:val="10"/>
+                                      <w:lang w:val="es-PE"/>
+                                    </w:rPr>
+                                    <w:t>}</w:t>
+                                  </w:r>
+                                </w:p>
+                              </w:tc>
+                              <w:tc>
+                                <w:tcPr>
+                                  <w:tcW w:w="348" w:type="dxa"/>
+                                  <w:tcBorders>
+                                    <w:top w:val="single" w:sz="4" w:space="0" w:color="000000"/>
+                                    <w:left w:val="single" w:sz="4" w:space="0" w:color="000000"/>
+                                    <w:bottom w:val="single" w:sz="4" w:space="0" w:color="000000"/>
+                                    <w:right w:val="single" w:sz="4" w:space="0" w:color="000000"/>
+                                  </w:tcBorders>
+                                  <w:vAlign w:val="center"/>
+                                </w:tcPr>
+                                <w:p>
+                                  <w:pPr>
+                                    <w:pStyle w:val="TableParagraph"/>
+                                    <w:spacing w:before="20"/>
+                                    <w:ind w:left="38"/>
+                                    <w:jc w:val="center"/>
+                                    <w:rPr>
+                                      <w:rFonts w:ascii="Arial"/>
+                                      <w:b/>
+                                      <w:sz w:val="10"/>
+                                      <w:lang w:val="es-PE"/>
+                                    </w:rPr>
+                                  </w:pPr>
+                                  <w:r>
+                                    <w:rPr>
+                                      <w:rFonts w:ascii="Arial"/>
+                                      <w:b/>
+                                      <w:sz w:val="10"/>
+                                      <w:lang w:val="es-PE"/>
+                                    </w:rPr>
+                                    <w:t>${</w:t>
+                                  </w:r>
+                                  <w:r>
+                                    <w:rPr>
+                                      <w:rFonts w:ascii="Arial"/>
+                                      <w:b/>
+                                      <w:sz w:val="10"/>
+                                      <w:lang w:val="es-PE"/>
+                                    </w:rPr>
+                                    <w:t>desap_col_</w:t>
+                                  </w:r>
+                                  <w:r>
+                                    <w:rPr>
+                                      <w:rFonts w:ascii="Arial"/>
+                                      <w:b/>
+                                      <w:sz w:val="10"/>
+                                      <w:lang w:val="es-PE"/>
+                                    </w:rPr>
+                                    <w:t>3</w:t>
+                                  </w:r>
+                                  <w:r>
+                                    <w:rPr>
+                                      <w:rFonts w:ascii="Arial"/>
+                                      <w:b/>
+                                      <w:sz w:val="10"/>
+                                      <w:lang w:val="es-PE"/>
+                                    </w:rPr>
+                                    <w:t>}</w:t>
+                                  </w:r>
+                                </w:p>
+                              </w:tc>
+                              <w:tc>
+                                <w:tcPr>
+                                  <w:tcW w:w="348" w:type="dxa"/>
+                                  <w:tcBorders>
+                                    <w:top w:val="single" w:sz="4" w:space="0" w:color="000000"/>
+                                    <w:left w:val="single" w:sz="4" w:space="0" w:color="000000"/>
+                                    <w:bottom w:val="single" w:sz="4" w:space="0" w:color="000000"/>
+                                    <w:right w:val="single" w:sz="4" w:space="0" w:color="000000"/>
+                                  </w:tcBorders>
+                                  <w:vAlign w:val="center"/>
+                                </w:tcPr>
+                                <w:p>
+                                  <w:pPr>
+                                    <w:pStyle w:val="TableParagraph"/>
+                                    <w:spacing w:before="20"/>
+                                    <w:ind w:left="38"/>
+                                    <w:jc w:val="center"/>
+                                    <w:rPr>
+                                      <w:rFonts w:ascii="Arial"/>
+                                      <w:b/>
+                                      <w:sz w:val="10"/>
+                                      <w:lang w:val="es-PE"/>
+                                    </w:rPr>
+                                  </w:pPr>
+                                  <w:r>
+                                    <w:rPr>
+                                      <w:rFonts w:ascii="Arial"/>
+                                      <w:b/>
+                                      <w:sz w:val="10"/>
+                                      <w:lang w:val="es-PE"/>
+                                    </w:rPr>
+                                    <w:t>${</w:t>
+                                  </w:r>
+                                  <w:r>
+                                    <w:rPr>
+                                      <w:rFonts w:ascii="Arial"/>
+                                      <w:b/>
+                                      <w:sz w:val="10"/>
+                                      <w:lang w:val="es-PE"/>
+                                    </w:rPr>
+                                    <w:t>desap_col_</w:t>
+                                  </w:r>
+                                  <w:r>
+                                    <w:rPr>
+                                      <w:rFonts w:ascii="Arial"/>
+                                      <w:b/>
+                                      <w:sz w:val="10"/>
+                                      <w:lang w:val="es-PE"/>
+                                    </w:rPr>
+                                    <w:t>4</w:t>
+                                  </w:r>
+                                  <w:r>
+                                    <w:rPr>
+                                      <w:rFonts w:ascii="Arial"/>
+                                      <w:b/>
+                                      <w:sz w:val="10"/>
+                                      <w:lang w:val="es-PE"/>
+                                    </w:rPr>
+                                    <w:t>}</w:t>
+                                  </w:r>
+                                </w:p>
+                              </w:tc>
+                              <w:tc>
+                                <w:tcPr>
+                                  <w:tcW w:w="348" w:type="dxa"/>
+                                  <w:tcBorders>
+                                    <w:top w:val="single" w:sz="4" w:space="0" w:color="000000"/>
+                                    <w:left w:val="single" w:sz="4" w:space="0" w:color="000000"/>
+                                    <w:bottom w:val="single" w:sz="4" w:space="0" w:color="000000"/>
+                                    <w:right w:val="single" w:sz="4" w:space="0" w:color="000000"/>
+                                  </w:tcBorders>
+                                  <w:vAlign w:val="center"/>
+                                </w:tcPr>
+                                <w:p>
+                                  <w:pPr>
+                                    <w:pStyle w:val="TableParagraph"/>
+                                    <w:spacing w:before="20"/>
+                                    <w:ind w:left="38"/>
+                                    <w:jc w:val="center"/>
+                                    <w:rPr>
+                                      <w:rFonts w:ascii="Arial"/>
+                                      <w:b/>
+                                      <w:sz w:val="10"/>
+                                      <w:lang w:val="es-PE"/>
+                                    </w:rPr>
+                                  </w:pPr>
+                                  <w:r>
+                                    <w:rPr>
+                                      <w:rFonts w:ascii="Arial"/>
+                                      <w:b/>
+                                      <w:sz w:val="10"/>
+                                      <w:lang w:val="es-PE"/>
+                                    </w:rPr>
+                                    <w:t>${</w:t>
+                                  </w:r>
+                                  <w:r>
+                                    <w:rPr>
+                                      <w:rFonts w:ascii="Arial"/>
+                                      <w:b/>
+                                      <w:sz w:val="10"/>
+                                      <w:lang w:val="es-PE"/>
+                                    </w:rPr>
+                                    <w:t>desap_col_</w:t>
+                                  </w:r>
+                                  <w:r>
+                                    <w:rPr>
+                                      <w:rFonts w:ascii="Arial"/>
+                                      <w:b/>
+                                      <w:sz w:val="10"/>
+                                      <w:lang w:val="es-PE"/>
+                                    </w:rPr>
+                                    <w:t>5</w:t>
+                                  </w:r>
+                                  <w:r>
+                                    <w:rPr>
+                                      <w:rFonts w:ascii="Arial"/>
+                                      <w:b/>
+                                      <w:sz w:val="10"/>
+                                      <w:lang w:val="es-PE"/>
+                                    </w:rPr>
+                                    <w:t>}</w:t>
+                                  </w:r>
+                                </w:p>
+                              </w:tc>
+                              <w:tc>
+                                <w:tcPr>
+                                  <w:tcW w:w="348" w:type="dxa"/>
+                                  <w:tcBorders>
+                                    <w:top w:val="single" w:sz="4" w:space="0" w:color="000000"/>
+                                    <w:left w:val="single" w:sz="4" w:space="0" w:color="000000"/>
+                                    <w:bottom w:val="single" w:sz="4" w:space="0" w:color="000000"/>
+                                    <w:right w:val="single" w:sz="4" w:space="0" w:color="000000"/>
+                                  </w:tcBorders>
+                                  <w:vAlign w:val="center"/>
+                                </w:tcPr>
+                                <w:p>
+                                  <w:pPr>
+                                    <w:pStyle w:val="TableParagraph"/>
+                                    <w:spacing w:before="20"/>
+                                    <w:ind w:left="38"/>
+                                    <w:jc w:val="center"/>
+                                    <w:rPr>
+                                      <w:rFonts w:ascii="Arial"/>
+                                      <w:b/>
+                                      <w:sz w:val="10"/>
+                                      <w:lang w:val="es-PE"/>
+                                    </w:rPr>
+                                  </w:pPr>
+                                  <w:r>
+                                    <w:rPr>
+                                      <w:rFonts w:ascii="Arial"/>
+                                      <w:b/>
+                                      <w:sz w:val="10"/>
+                                      <w:lang w:val="es-PE"/>
+                                    </w:rPr>
+                                    <w:t>${</w:t>
+                                  </w:r>
+                                  <w:r>
+                                    <w:rPr>
+                                      <w:rFonts w:ascii="Arial"/>
+                                      <w:b/>
+                                      <w:sz w:val="10"/>
+                                      <w:lang w:val="es-PE"/>
+                                    </w:rPr>
+                                    <w:t>desap_col_</w:t>
+                                  </w:r>
+                                  <w:r>
+                                    <w:rPr>
+                                      <w:rFonts w:ascii="Arial"/>
+                                      <w:b/>
+                                      <w:sz w:val="10"/>
+                                      <w:lang w:val="es-PE"/>
+                                    </w:rPr>
+                                    <w:t>6</w:t>
+                                  </w:r>
+                                  <w:r>
+                                    <w:rPr>
+                                      <w:rFonts w:ascii="Arial"/>
+                                      <w:b/>
+                                      <w:sz w:val="10"/>
+                                      <w:lang w:val="es-PE"/>
+                                    </w:rPr>
+                                    <w:t>}</w:t>
+                                  </w:r>
+                                </w:p>
+                              </w:tc>
+                              <w:tc>
+                                <w:tcPr>
+                                  <w:tcW w:w="348" w:type="dxa"/>
+                                  <w:tcBorders>
+                                    <w:top w:val="single" w:sz="4" w:space="0" w:color="000000"/>
+                                    <w:left w:val="single" w:sz="4" w:space="0" w:color="000000"/>
+                                    <w:bottom w:val="single" w:sz="4" w:space="0" w:color="000000"/>
+                                    <w:right w:val="single" w:sz="4" w:space="0" w:color="000000"/>
+                                  </w:tcBorders>
+                                  <w:vAlign w:val="center"/>
+                                </w:tcPr>
+                                <w:p>
+                                  <w:pPr>
+                                    <w:pStyle w:val="TableParagraph"/>
+                                    <w:spacing w:before="20"/>
+                                    <w:jc w:val="center"/>
+                                    <w:rPr>
+                                      <w:rFonts w:ascii="Arial"/>
+                                      <w:b/>
+                                      <w:sz w:val="10"/>
+                                      <w:lang w:val="es-PE"/>
+                                    </w:rPr>
+                                  </w:pPr>
+                                  <w:r>
+                                    <w:rPr>
+                                      <w:rFonts w:ascii="Arial"/>
+                                      <w:b/>
+                                      <w:sz w:val="10"/>
+                                      <w:lang w:val="es-PE"/>
+                                    </w:rPr>
+                                    <w:t>${</w:t>
+                                  </w:r>
+                                  <w:r>
+                                    <w:rPr>
+                                      <w:rFonts w:ascii="Arial"/>
+                                      <w:b/>
+                                      <w:sz w:val="10"/>
+                                      <w:lang w:val="es-PE"/>
+                                    </w:rPr>
+                                    <w:t>desap_col_</w:t>
+                                  </w:r>
+                                  <w:r>
+                                    <w:rPr>
+                                      <w:rFonts w:ascii="Arial"/>
+                                      <w:b/>
+                                      <w:sz w:val="10"/>
+                                      <w:lang w:val="es-PE"/>
+                                    </w:rPr>
+                                    <w:t>7</w:t>
+                                  </w:r>
+                                  <w:r>
+                                    <w:rPr>
+                                      <w:rFonts w:ascii="Arial"/>
+                                      <w:b/>
+                                      <w:sz w:val="10"/>
+                                      <w:lang w:val="es-PE"/>
+                                    </w:rPr>
+                                    <w:t>}</w:t>
+                                  </w:r>
+                                </w:p>
+                              </w:tc>
+                              <w:tc>
+                                <w:tcPr>
+                                  <w:tcW w:w="348" w:type="dxa"/>
+                                  <w:tcBorders>
+                                    <w:top w:val="single" w:sz="4" w:space="0" w:color="000000"/>
+                                    <w:left w:val="single" w:sz="4" w:space="0" w:color="000000"/>
+                                    <w:bottom w:val="single" w:sz="4" w:space="0" w:color="000000"/>
+                                    <w:right w:val="single" w:sz="4" w:space="0" w:color="000000"/>
+                                  </w:tcBorders>
+                                  <w:vAlign w:val="center"/>
+                                </w:tcPr>
+                                <w:p>
+                                  <w:pPr>
+                                    <w:pStyle w:val="TableParagraph"/>
+                                    <w:spacing w:before="20"/>
+                                    <w:jc w:val="center"/>
+                                    <w:rPr>
+                                      <w:rFonts w:ascii="Arial"/>
+                                      <w:b/>
+                                      <w:sz w:val="10"/>
+                                      <w:lang w:val="es-PE"/>
+                                    </w:rPr>
+                                  </w:pPr>
+                                  <w:r>
+                                    <w:rPr>
+                                      <w:rFonts w:ascii="Arial"/>
+                                      <w:b/>
+                                      <w:sz w:val="10"/>
+                                      <w:lang w:val="es-PE"/>
+                                    </w:rPr>
+                                    <w:t>${</w:t>
+                                  </w:r>
+                                  <w:r>
+                                    <w:rPr>
+                                      <w:rFonts w:ascii="Arial"/>
+                                      <w:b/>
+                                      <w:sz w:val="10"/>
+                                      <w:lang w:val="es-PE"/>
+                                    </w:rPr>
+                                    <w:t>desap_col_</w:t>
+                                  </w:r>
+                                  <w:r>
+                                    <w:rPr>
+                                      <w:rFonts w:ascii="Arial"/>
+                                      <w:b/>
+                                      <w:sz w:val="10"/>
+                                      <w:lang w:val="es-PE"/>
+                                    </w:rPr>
+                                    <w:t>8</w:t>
+                                  </w:r>
+                                  <w:r>
+                                    <w:rPr>
+                                      <w:rFonts w:ascii="Arial"/>
+                                      <w:b/>
+                                      <w:sz w:val="10"/>
+                                      <w:lang w:val="es-PE"/>
+                                    </w:rPr>
+                                    <w:t>}</w:t>
+                                  </w:r>
+                                </w:p>
+                              </w:tc>
+                              <w:tc>
+                                <w:tcPr>
+                                  <w:tcW w:w="348" w:type="dxa"/>
+                                  <w:tcBorders>
+                                    <w:top w:val="single" w:sz="4" w:space="0" w:color="000000"/>
+                                    <w:left w:val="single" w:sz="4" w:space="0" w:color="000000"/>
+                                    <w:bottom w:val="single" w:sz="4" w:space="0" w:color="000000"/>
+                                    <w:right w:val="single" w:sz="4" w:space="0" w:color="000000"/>
+                                  </w:tcBorders>
+                                  <w:vAlign w:val="center"/>
+                                </w:tcPr>
+                                <w:p>
+                                  <w:pPr>
+                                    <w:pStyle w:val="TableParagraph"/>
+                                    <w:spacing w:before="20"/>
+                                    <w:jc w:val="center"/>
+                                    <w:rPr>
+                                      <w:rFonts w:ascii="Arial"/>
+                                      <w:b/>
+                                      <w:sz w:val="10"/>
+                                      <w:lang w:val="es-PE"/>
+                                    </w:rPr>
+                                  </w:pPr>
+                                  <w:r>
+                                    <w:rPr>
+                                      <w:rFonts w:ascii="Arial"/>
+                                      <w:b/>
+                                      <w:sz w:val="10"/>
+                                      <w:lang w:val="es-PE"/>
+                                    </w:rPr>
+                                    <w:t>${</w:t>
+                                  </w:r>
+                                  <w:r>
+                                    <w:rPr>
+                                      <w:rFonts w:ascii="Arial"/>
+                                      <w:b/>
+                                      <w:sz w:val="10"/>
+                                      <w:lang w:val="es-PE"/>
+                                    </w:rPr>
+                                    <w:t>desap_col_</w:t>
+                                  </w:r>
+                                  <w:r>
+                                    <w:rPr>
+                                      <w:rFonts w:ascii="Arial"/>
+                                      <w:b/>
+                                      <w:sz w:val="10"/>
+                                      <w:lang w:val="es-PE"/>
+                                    </w:rPr>
+                                    <w:t>9</w:t>
+                                  </w:r>
+                                  <w:r>
+                                    <w:rPr>
+                                      <w:rFonts w:ascii="Arial"/>
+                                      <w:b/>
+                                      <w:sz w:val="10"/>
+                                      <w:lang w:val="es-PE"/>
+                                    </w:rPr>
+                                    <w:t>}</w:t>
+                                  </w:r>
+                                </w:p>
+                              </w:tc>
+                              <w:tc>
+                                <w:tcPr>
+                                  <w:tcW w:w="348" w:type="dxa"/>
+                                  <w:tcBorders>
+                                    <w:top w:val="single" w:sz="4" w:space="0" w:color="000000"/>
+                                    <w:left w:val="single" w:sz="4" w:space="0" w:color="000000"/>
+                                    <w:bottom w:val="single" w:sz="4" w:space="0" w:color="000000"/>
+                                    <w:right w:val="single" w:sz="4" w:space="0" w:color="000000"/>
+                                  </w:tcBorders>
+                                  <w:vAlign w:val="center"/>
+                                </w:tcPr>
+                                <w:p>
+                                  <w:pPr>
+                                    <w:pStyle w:val="TableParagraph"/>
+                                    <w:spacing w:before="20"/>
+                                    <w:jc w:val="center"/>
+                                    <w:rPr>
+                                      <w:rFonts w:ascii="Arial"/>
+                                      <w:b/>
+                                      <w:sz w:val="10"/>
+                                      <w:lang w:val="es-PE"/>
+                                    </w:rPr>
+                                  </w:pPr>
+                                  <w:r>
+                                    <w:rPr>
+                                      <w:rFonts w:ascii="Arial"/>
+                                      <w:b/>
+                                      <w:sz w:val="10"/>
+                                      <w:lang w:val="es-PE"/>
+                                    </w:rPr>
+                                    <w:t>${</w:t>
+                                  </w:r>
+                                  <w:r>
+                                    <w:rPr>
+                                      <w:rFonts w:ascii="Arial"/>
+                                      <w:b/>
+                                      <w:sz w:val="10"/>
+                                      <w:lang w:val="es-PE"/>
+                                    </w:rPr>
+                                    <w:t>desap_col_1</w:t>
+                                  </w:r>
+                                  <w:r>
+                                    <w:rPr>
+                                      <w:rFonts w:ascii="Arial"/>
+                                      <w:b/>
+                                      <w:sz w:val="10"/>
+                                      <w:lang w:val="es-PE"/>
+                                    </w:rPr>
+                                    <w:t>0</w:t>
+                                  </w:r>
+                                  <w:r>
+                                    <w:rPr>
+                                      <w:rFonts w:ascii="Arial"/>
+                                      <w:b/>
+                                      <w:sz w:val="10"/>
+                                      <w:lang w:val="es-PE"/>
+                                    </w:rPr>
+                                    <w:t>}</w:t>
+                                  </w:r>
+                                </w:p>
+                              </w:tc>
+                              <w:tc>
+                                <w:tcPr>
+                                  <w:tcW w:w="348" w:type="dxa"/>
+                                  <w:tcBorders>
+                                    <w:top w:val="single" w:sz="4" w:space="0" w:color="000000"/>
+                                    <w:left w:val="single" w:sz="4" w:space="0" w:color="000000"/>
+                                    <w:bottom w:val="single" w:sz="4" w:space="0" w:color="000000"/>
+                                    <w:right w:val="single" w:sz="4" w:space="0" w:color="000000"/>
+                                  </w:tcBorders>
+                                </w:tcPr>
+                                <w:p>
+                                  <w:pPr>
+                                    <w:pStyle w:val="TableParagraph"/>
+                                    <w:rPr>
+                                      <w:rFonts w:ascii="Times New Roman"/>
+                                      <w:sz w:val="8"/>
+                                    </w:rPr>
+                                  </w:pPr>
+                                </w:p>
+                              </w:tc>
+                              <w:tc>
+                                <w:tcPr>
+                                  <w:tcW w:w="468" w:type="dxa"/>
+                                  <w:tcBorders>
+                                    <w:top w:val="single" w:sz="4" w:space="0" w:color="000000"/>
+                                    <w:left w:val="single" w:sz="4" w:space="0" w:color="000000"/>
+                                    <w:bottom w:val="single" w:sz="4" w:space="0" w:color="000000"/>
+                                    <w:right w:val="single" w:sz="4" w:space="0" w:color="000000"/>
+                                  </w:tcBorders>
+                                </w:tcPr>
+                                <w:p>
+                                  <w:pPr>
+                                    <w:pStyle w:val="TableParagraph"/>
+                                    <w:spacing w:before="31"/>
+                                    <w:ind w:left="37"/>
+                                    <w:jc w:val="center"/>
+                                    <w:rPr>
+                                      <w:rFonts w:ascii="Times New Roman"/>
+                                      <w:b/>
+                                      <w:sz w:val="10"/>
+                                    </w:rPr>
+                                  </w:pPr>
+                                </w:p>
+                              </w:tc>
+                              <w:tc>
+                                <w:tcPr>
+                                  <w:tcW w:w="468" w:type="dxa"/>
+                                  <w:tcBorders>
+                                    <w:top w:val="single" w:sz="4" w:space="0" w:color="000000"/>
+                                    <w:left w:val="single" w:sz="4" w:space="0" w:color="000000"/>
+                                    <w:bottom w:val="single" w:sz="4" w:space="0" w:color="000000"/>
+                                    <w:right w:val="single" w:sz="4" w:space="0" w:color="000000"/>
+                                  </w:tcBorders>
+                                </w:tcPr>
+                                <w:p>
+                                  <w:pPr>
+                                    <w:pStyle w:val="TableParagraph"/>
+                                    <w:rPr>
+                                      <w:rFonts w:ascii="Times New Roman"/>
+                                      <w:sz w:val="8"/>
+                                    </w:rPr>
+                                  </w:pPr>
+                                </w:p>
+                              </w:tc>
+                              <w:tc>
+                                <w:tcPr>
+                                  <w:tcW w:w="409" w:type="dxa"/>
+                                  <w:tcBorders>
+                                    <w:top w:val="single" w:sz="4" w:space="0" w:color="000000"/>
+                                    <w:left w:val="single" w:sz="4" w:space="0" w:color="000000"/>
+                                    <w:bottom w:val="single" w:sz="4" w:space="0" w:color="000000"/>
+                                  </w:tcBorders>
+                                </w:tcPr>
+                                <w:p>
+                                  <w:pPr>
+                                    <w:pStyle w:val="TableParagraph"/>
+                                    <w:rPr>
+                                      <w:rFonts w:ascii="Times New Roman"/>
+                                      <w:sz w:val="8"/>
+                                    </w:rPr>
+                                  </w:pPr>
+                                </w:p>
+                              </w:tc>
+                            </w:tr>
+                            <w:tr>
+                              <w:trPr>
+                                <w:trHeight w:val="159"/>
+                              </w:trPr>
+                              <w:tc>
+                                <w:tcPr>
+                                  <w:tcW w:w="1112" w:type="dxa"/>
+                                  <w:tcBorders>
+                                    <w:top w:val="single" w:sz="4" w:space="0" w:color="000000"/>
+                                    <w:right w:val="single" w:sz="4" w:space="0" w:color="000000"/>
+                                  </w:tcBorders>
+                                  <w:shd w:val="clear" w:color="auto" w:fill="D8D8D8"/>
+                                </w:tcPr>
+                                <w:p>
+                                  <w:pPr>
+                                    <w:pStyle w:val="TableParagraph"/>
+                                    <w:spacing w:before="21"/>
+                                    <w:ind w:left="21"/>
+                                    <w:rPr>
+                                      <w:rFonts w:ascii="Arial"/>
+                                      <w:b/>
+                                      <w:sz w:val="9"/>
+                                    </w:rPr>
+                                  </w:pPr>
+                                  <w:r>
+                                    <w:rPr>
+                                      <w:rFonts w:ascii="Arial"/>
+                                      <w:b/>
+                                      <w:spacing w:val="-2"/>
+                                      <w:sz w:val="9"/>
+                                    </w:rPr>
+                                    <w:t>RETIRADOS</w:t>
+                                  </w:r>
+                                </w:p>
+                              </w:tc>
+                              <w:tc>
+                                <w:tcPr>
+                                  <w:tcW w:w="400" w:type="dxa"/>
+                                  <w:tcBorders>
+                                    <w:top w:val="single" w:sz="4" w:space="0" w:color="000000"/>
+                                    <w:left w:val="single" w:sz="4" w:space="0" w:color="000000"/>
+                                    <w:right w:val="single" w:sz="4" w:space="0" w:color="000000"/>
+                                  </w:tcBorders>
+                                  <w:vAlign w:val="center"/>
+                                </w:tcPr>
+                                <w:p>
+                                  <w:pPr>
+                                    <w:pStyle w:val="TableParagraph"/>
+                                    <w:spacing w:before="20"/>
+                                    <w:ind w:left="36"/>
+                                    <w:jc w:val="center"/>
+                                    <w:rPr>
+                                      <w:rFonts w:ascii="Arial"/>
+                                      <w:b/>
+                                      <w:sz w:val="10"/>
+                                      <w:lang w:val="es-PE"/>
+                                    </w:rPr>
+                                  </w:pPr>
+                                  <w:r>
+                                    <w:rPr>
+                                      <w:rFonts w:ascii="Arial"/>
+                                      <w:b/>
+                                      <w:sz w:val="10"/>
+                                      <w:lang w:val="es-PE"/>
+                                    </w:rPr>
+                                    <w:t>${</w:t>
+                                  </w:r>
+                                  <w:r>
+                                    <w:rPr>
+                                      <w:rFonts w:ascii="Arial"/>
+                                      <w:b/>
+                                      <w:sz w:val="10"/>
+                                      <w:lang w:val="es-PE"/>
+                                    </w:rPr>
+                                    <w:t>ret_col_1</w:t>
+                                  </w:r>
+                                  <w:r>
+                                    <w:rPr>
+                                      <w:rFonts w:ascii="Arial"/>
+                                      <w:b/>
+                                      <w:sz w:val="10"/>
+                                      <w:lang w:val="es-PE"/>
+                                    </w:rPr>
+                                    <w:t>}</w:t>
+                                  </w:r>
+                                </w:p>
+                              </w:tc>
+                              <w:tc>
+                                <w:tcPr>
+                                  <w:tcW w:w="422" w:type="dxa"/>
+                                  <w:tcBorders>
+                                    <w:top w:val="single" w:sz="4" w:space="0" w:color="000000"/>
+                                    <w:left w:val="single" w:sz="4" w:space="0" w:color="000000"/>
+                                    <w:right w:val="single" w:sz="4" w:space="0" w:color="000000"/>
+                                  </w:tcBorders>
+                                  <w:vAlign w:val="center"/>
+                                </w:tcPr>
+                                <w:p>
+                                  <w:pPr>
+                                    <w:pStyle w:val="TableParagraph"/>
+                                    <w:spacing w:before="20"/>
+                                    <w:ind w:left="39"/>
+                                    <w:jc w:val="center"/>
+                                    <w:rPr>
+                                      <w:rFonts w:ascii="Arial"/>
+                                      <w:b/>
+                                      <w:sz w:val="10"/>
+                                      <w:lang w:val="es-PE"/>
+                                    </w:rPr>
+                                  </w:pPr>
+                                  <w:r>
+                                    <w:rPr>
+                                      <w:rFonts w:ascii="Arial"/>
+                                      <w:b/>
+                                      <w:sz w:val="10"/>
+                                      <w:lang w:val="es-PE"/>
+                                    </w:rPr>
+                                    <w:t>${</w:t>
+                                  </w:r>
+                                  <w:r>
+                                    <w:rPr>
+                                      <w:rFonts w:ascii="Arial"/>
+                                      <w:b/>
+                                      <w:sz w:val="10"/>
+                                      <w:lang w:val="es-PE"/>
+                                    </w:rPr>
+                                    <w:t>ret_col_</w:t>
+                                  </w:r>
+                                  <w:r>
+                                    <w:rPr>
+                                      <w:rFonts w:ascii="Arial"/>
+                                      <w:b/>
+                                      <w:sz w:val="10"/>
+                                      <w:lang w:val="es-PE"/>
+                                    </w:rPr>
+                                    <w:t>2</w:t>
+                                  </w:r>
+                                  <w:r>
+                                    <w:rPr>
+                                      <w:rFonts w:ascii="Arial"/>
+                                      <w:b/>
+                                      <w:sz w:val="10"/>
+                                      <w:lang w:val="es-PE"/>
+                                    </w:rPr>
+                                    <w:t>}</w:t>
+                                  </w:r>
+                                </w:p>
+                              </w:tc>
+                              <w:tc>
+                                <w:tcPr>
+                                  <w:tcW w:w="348" w:type="dxa"/>
+                                  <w:tcBorders>
+                                    <w:top w:val="single" w:sz="4" w:space="0" w:color="000000"/>
+                                    <w:left w:val="single" w:sz="4" w:space="0" w:color="000000"/>
+                                    <w:right w:val="single" w:sz="4" w:space="0" w:color="000000"/>
+                                  </w:tcBorders>
+                                  <w:vAlign w:val="center"/>
+                                </w:tcPr>
+                                <w:p>
+                                  <w:pPr>
+                                    <w:pStyle w:val="TableParagraph"/>
+                                    <w:spacing w:before="20"/>
+                                    <w:ind w:left="38"/>
+                                    <w:jc w:val="center"/>
+                                    <w:rPr>
+                                      <w:rFonts w:ascii="Arial"/>
+                                      <w:b/>
+                                      <w:sz w:val="10"/>
+                                      <w:lang w:val="es-PE"/>
+                                    </w:rPr>
+                                  </w:pPr>
+                                  <w:r>
+                                    <w:rPr>
+                                      <w:rFonts w:ascii="Arial"/>
+                                      <w:b/>
+                                      <w:sz w:val="10"/>
+                                      <w:lang w:val="es-PE"/>
+                                    </w:rPr>
+                                    <w:t>${</w:t>
+                                  </w:r>
+                                  <w:r>
+                                    <w:rPr>
+                                      <w:rFonts w:ascii="Arial"/>
+                                      <w:b/>
+                                      <w:sz w:val="10"/>
+                                      <w:lang w:val="es-PE"/>
+                                    </w:rPr>
+                                    <w:t>ret_col_</w:t>
+                                  </w:r>
+                                  <w:r>
+                                    <w:rPr>
+                                      <w:rFonts w:ascii="Arial"/>
+                                      <w:b/>
+                                      <w:sz w:val="10"/>
+                                      <w:lang w:val="es-PE"/>
+                                    </w:rPr>
+                                    <w:t>3</w:t>
+                                  </w:r>
+                                  <w:r>
+                                    <w:rPr>
+                                      <w:rFonts w:ascii="Arial"/>
+                                      <w:b/>
+                                      <w:sz w:val="10"/>
+                                      <w:lang w:val="es-PE"/>
+                                    </w:rPr>
+                                    <w:t>}</w:t>
+                                  </w:r>
+                                </w:p>
+                              </w:tc>
+                              <w:tc>
+                                <w:tcPr>
+                                  <w:tcW w:w="348" w:type="dxa"/>
+                                  <w:tcBorders>
+                                    <w:top w:val="single" w:sz="4" w:space="0" w:color="000000"/>
+                                    <w:left w:val="single" w:sz="4" w:space="0" w:color="000000"/>
+                                    <w:right w:val="single" w:sz="4" w:space="0" w:color="000000"/>
+                                  </w:tcBorders>
+                                  <w:vAlign w:val="center"/>
+                                </w:tcPr>
+                                <w:p>
+                                  <w:pPr>
+                                    <w:pStyle w:val="TableParagraph"/>
+                                    <w:spacing w:before="20"/>
+                                    <w:ind w:left="38"/>
+                                    <w:jc w:val="center"/>
+                                    <w:rPr>
+                                      <w:rFonts w:ascii="Arial"/>
+                                      <w:b/>
+                                      <w:sz w:val="10"/>
+                                      <w:lang w:val="es-PE"/>
+                                    </w:rPr>
+                                  </w:pPr>
+                                  <w:r>
+                                    <w:rPr>
+                                      <w:rFonts w:ascii="Arial"/>
+                                      <w:b/>
+                                      <w:sz w:val="10"/>
+                                      <w:lang w:val="es-PE"/>
+                                    </w:rPr>
+                                    <w:t>${</w:t>
+                                  </w:r>
+                                  <w:r>
+                                    <w:rPr>
+                                      <w:rFonts w:ascii="Arial"/>
+                                      <w:b/>
+                                      <w:sz w:val="10"/>
+                                      <w:lang w:val="es-PE"/>
+                                    </w:rPr>
+                                    <w:t>ret_col_</w:t>
+                                  </w:r>
+                                  <w:r>
+                                    <w:rPr>
+                                      <w:rFonts w:ascii="Arial"/>
+                                      <w:b/>
+                                      <w:sz w:val="10"/>
+                                      <w:lang w:val="es-PE"/>
+                                    </w:rPr>
+                                    <w:t>4</w:t>
+                                  </w:r>
+                                  <w:r>
+                                    <w:rPr>
+                                      <w:rFonts w:ascii="Arial"/>
+                                      <w:b/>
+                                      <w:sz w:val="10"/>
+                                      <w:lang w:val="es-PE"/>
+                                    </w:rPr>
+                                    <w:t>}</w:t>
+                                  </w:r>
+                                </w:p>
+                              </w:tc>
+                              <w:tc>
+                                <w:tcPr>
+                                  <w:tcW w:w="348" w:type="dxa"/>
+                                  <w:tcBorders>
+                                    <w:top w:val="single" w:sz="4" w:space="0" w:color="000000"/>
+                                    <w:left w:val="single" w:sz="4" w:space="0" w:color="000000"/>
+                                    <w:right w:val="single" w:sz="4" w:space="0" w:color="000000"/>
+                                  </w:tcBorders>
+                                  <w:vAlign w:val="center"/>
+                                </w:tcPr>
+                                <w:p>
+                                  <w:pPr>
+                                    <w:pStyle w:val="TableParagraph"/>
+                                    <w:spacing w:before="20"/>
+                                    <w:ind w:left="38"/>
+                                    <w:jc w:val="center"/>
+                                    <w:rPr>
+                                      <w:rFonts w:ascii="Arial"/>
+                                      <w:b/>
+                                      <w:sz w:val="10"/>
+                                      <w:lang w:val="es-PE"/>
+                                    </w:rPr>
+                                  </w:pPr>
+                                  <w:r>
+                                    <w:rPr>
+                                      <w:rFonts w:ascii="Arial"/>
+                                      <w:b/>
+                                      <w:sz w:val="10"/>
+                                      <w:lang w:val="es-PE"/>
+                                    </w:rPr>
+                                    <w:t>${</w:t>
+                                  </w:r>
+                                  <w:r>
+                                    <w:rPr>
+                                      <w:rFonts w:ascii="Arial"/>
+                                      <w:b/>
+                                      <w:sz w:val="10"/>
+                                      <w:lang w:val="es-PE"/>
+                                    </w:rPr>
+                                    <w:t>ret_col_</w:t>
+                                  </w:r>
+                                  <w:r>
+                                    <w:rPr>
+                                      <w:rFonts w:ascii="Arial"/>
+                                      <w:b/>
+                                      <w:sz w:val="10"/>
+                                      <w:lang w:val="es-PE"/>
+                                    </w:rPr>
+                                    <w:t>5</w:t>
+                                  </w:r>
+                                  <w:r>
+                                    <w:rPr>
+                                      <w:rFonts w:ascii="Arial"/>
+                                      <w:b/>
+                                      <w:sz w:val="10"/>
+                                      <w:lang w:val="es-PE"/>
+                                    </w:rPr>
+                                    <w:t>}</w:t>
+                                  </w:r>
+                                </w:p>
+                              </w:tc>
+                              <w:tc>
+                                <w:tcPr>
+                                  <w:tcW w:w="348" w:type="dxa"/>
+                                  <w:tcBorders>
+                                    <w:top w:val="single" w:sz="4" w:space="0" w:color="000000"/>
+                                    <w:left w:val="single" w:sz="4" w:space="0" w:color="000000"/>
+                                    <w:right w:val="single" w:sz="4" w:space="0" w:color="000000"/>
+                                  </w:tcBorders>
+                                  <w:vAlign w:val="center"/>
+                                </w:tcPr>
+                                <w:p>
+                                  <w:pPr>
+                                    <w:pStyle w:val="TableParagraph"/>
+                                    <w:spacing w:before="20"/>
+                                    <w:ind w:left="38"/>
+                                    <w:jc w:val="center"/>
+                                    <w:rPr>
+                                      <w:rFonts w:ascii="Arial"/>
+                                      <w:b/>
+                                      <w:sz w:val="10"/>
+                                      <w:lang w:val="es-PE"/>
+                                    </w:rPr>
+                                  </w:pPr>
+                                  <w:r>
+                                    <w:rPr>
+                                      <w:rFonts w:ascii="Arial"/>
+                                      <w:b/>
+                                      <w:sz w:val="10"/>
+                                      <w:lang w:val="es-PE"/>
+                                    </w:rPr>
+                                    <w:t>${</w:t>
+                                  </w:r>
+                                  <w:r>
+                                    <w:rPr>
+                                      <w:rFonts w:ascii="Arial"/>
+                                      <w:b/>
+                                      <w:sz w:val="10"/>
+                                      <w:lang w:val="es-PE"/>
+                                    </w:rPr>
+                                    <w:t>ret_col_</w:t>
+                                  </w:r>
+                                  <w:r>
+                                    <w:rPr>
+                                      <w:rFonts w:ascii="Arial"/>
+                                      <w:b/>
+                                      <w:sz w:val="10"/>
+                                      <w:lang w:val="es-PE"/>
+                                    </w:rPr>
+                                    <w:t>6</w:t>
+                                  </w:r>
+                                  <w:r>
+                                    <w:rPr>
+                                      <w:rFonts w:ascii="Arial"/>
+                                      <w:b/>
+                                      <w:sz w:val="10"/>
+                                      <w:lang w:val="es-PE"/>
+                                    </w:rPr>
+                                    <w:t>}</w:t>
+                                  </w:r>
+                                </w:p>
+                              </w:tc>
+                              <w:tc>
+                                <w:tcPr>
+                                  <w:tcW w:w="348" w:type="dxa"/>
+                                  <w:tcBorders>
+                                    <w:top w:val="single" w:sz="4" w:space="0" w:color="000000"/>
+                                    <w:left w:val="single" w:sz="4" w:space="0" w:color="000000"/>
+                                    <w:right w:val="single" w:sz="4" w:space="0" w:color="000000"/>
+                                  </w:tcBorders>
+                                  <w:vAlign w:val="center"/>
+                                </w:tcPr>
+                                <w:p>
+                                  <w:pPr>
+                                    <w:pStyle w:val="TableParagraph"/>
+                                    <w:spacing w:before="20"/>
+                                    <w:jc w:val="center"/>
+                                    <w:rPr>
+                                      <w:rFonts w:ascii="Arial"/>
+                                      <w:b/>
+                                      <w:sz w:val="10"/>
+                                      <w:lang w:val="es-PE"/>
+                                    </w:rPr>
+                                  </w:pPr>
+                                  <w:r>
+                                    <w:rPr>
+                                      <w:rFonts w:ascii="Arial"/>
+                                      <w:b/>
+                                      <w:sz w:val="10"/>
+                                      <w:lang w:val="es-PE"/>
+                                    </w:rPr>
+                                    <w:t>${</w:t>
+                                  </w:r>
+                                  <w:r>
+                                    <w:rPr>
+                                      <w:rFonts w:ascii="Arial"/>
+                                      <w:b/>
+                                      <w:sz w:val="10"/>
+                                      <w:lang w:val="es-PE"/>
+                                    </w:rPr>
+                                    <w:t>ret_col_</w:t>
+                                  </w:r>
+                                  <w:r>
+                                    <w:rPr>
+                                      <w:rFonts w:ascii="Arial"/>
+                                      <w:b/>
+                                      <w:sz w:val="10"/>
+                                      <w:lang w:val="es-PE"/>
+                                    </w:rPr>
+                                    <w:t>7</w:t>
+                                  </w:r>
+                                  <w:r>
+                                    <w:rPr>
+                                      <w:rFonts w:ascii="Arial"/>
+                                      <w:b/>
+                                      <w:sz w:val="10"/>
+                                      <w:lang w:val="es-PE"/>
+                                    </w:rPr>
+                                    <w:t>}</w:t>
+                                  </w:r>
+                                </w:p>
+                              </w:tc>
+                              <w:tc>
+                                <w:tcPr>
+                                  <w:tcW w:w="348" w:type="dxa"/>
+                                  <w:tcBorders>
+                                    <w:top w:val="single" w:sz="4" w:space="0" w:color="000000"/>
+                                    <w:left w:val="single" w:sz="4" w:space="0" w:color="000000"/>
+                                    <w:right w:val="single" w:sz="4" w:space="0" w:color="000000"/>
+                                  </w:tcBorders>
+                                  <w:vAlign w:val="center"/>
+                                </w:tcPr>
+                                <w:p>
+                                  <w:pPr>
+                                    <w:pStyle w:val="TableParagraph"/>
+                                    <w:spacing w:before="20"/>
+                                    <w:jc w:val="center"/>
+                                    <w:rPr>
+                                      <w:rFonts w:ascii="Arial"/>
+                                      <w:b/>
+                                      <w:sz w:val="10"/>
+                                      <w:lang w:val="es-PE"/>
+                                    </w:rPr>
+                                  </w:pPr>
+                                  <w:r>
+                                    <w:rPr>
+                                      <w:rFonts w:ascii="Arial"/>
+                                      <w:b/>
+                                      <w:sz w:val="10"/>
+                                      <w:lang w:val="es-PE"/>
+                                    </w:rPr>
+                                    <w:t>${</w:t>
+                                  </w:r>
+                                  <w:r>
+                                    <w:rPr>
+                                      <w:rFonts w:ascii="Arial"/>
+                                      <w:b/>
+                                      <w:sz w:val="10"/>
+                                      <w:lang w:val="es-PE"/>
+                                    </w:rPr>
+                                    <w:t>ret_col_</w:t>
+                                  </w:r>
+                                  <w:r>
+                                    <w:rPr>
+                                      <w:rFonts w:ascii="Arial"/>
+                                      <w:b/>
+                                      <w:sz w:val="10"/>
+                                      <w:lang w:val="es-PE"/>
+                                    </w:rPr>
+                                    <w:t>8</w:t>
+                                  </w:r>
+                                  <w:r>
+                                    <w:rPr>
+                                      <w:rFonts w:ascii="Arial"/>
+                                      <w:b/>
+                                      <w:sz w:val="10"/>
+                                      <w:lang w:val="es-PE"/>
+                                    </w:rPr>
+                                    <w:t>}</w:t>
+                                  </w:r>
+                                </w:p>
+                              </w:tc>
+                              <w:tc>
+                                <w:tcPr>
+                                  <w:tcW w:w="348" w:type="dxa"/>
+                                  <w:tcBorders>
+                                    <w:top w:val="single" w:sz="4" w:space="0" w:color="000000"/>
+                                    <w:left w:val="single" w:sz="4" w:space="0" w:color="000000"/>
+                                    <w:right w:val="single" w:sz="4" w:space="0" w:color="000000"/>
+                                  </w:tcBorders>
+                                  <w:vAlign w:val="center"/>
+                                </w:tcPr>
+                                <w:p>
+                                  <w:pPr>
+                                    <w:pStyle w:val="TableParagraph"/>
+                                    <w:spacing w:before="20"/>
+                                    <w:jc w:val="center"/>
+                                    <w:rPr>
+                                      <w:rFonts w:ascii="Arial"/>
+                                      <w:b/>
+                                      <w:sz w:val="10"/>
+                                      <w:lang w:val="es-PE"/>
+                                    </w:rPr>
+                                  </w:pPr>
+                                  <w:r>
+                                    <w:rPr>
+                                      <w:rFonts w:ascii="Arial"/>
+                                      <w:b/>
+                                      <w:sz w:val="10"/>
+                                      <w:lang w:val="es-PE"/>
+                                    </w:rPr>
+                                    <w:t>${</w:t>
+                                  </w:r>
+                                  <w:r>
+                                    <w:rPr>
+                                      <w:rFonts w:ascii="Arial"/>
+                                      <w:b/>
+                                      <w:sz w:val="10"/>
+                                      <w:lang w:val="es-PE"/>
+                                    </w:rPr>
+                                    <w:t>ret_col_</w:t>
+                                  </w:r>
+                                  <w:r>
+                                    <w:rPr>
+                                      <w:rFonts w:ascii="Arial"/>
+                                      <w:b/>
+                                      <w:sz w:val="10"/>
+                                      <w:lang w:val="es-PE"/>
+                                    </w:rPr>
+                                    <w:t>9</w:t>
+                                  </w:r>
+                                  <w:r>
+                                    <w:rPr>
+                                      <w:rFonts w:ascii="Arial"/>
+                                      <w:b/>
+                                      <w:sz w:val="10"/>
+                                      <w:lang w:val="es-PE"/>
+                                    </w:rPr>
+                                    <w:t>}</w:t>
+                                  </w:r>
+                                </w:p>
+                              </w:tc>
+                              <w:tc>
+                                <w:tcPr>
+                                  <w:tcW w:w="348" w:type="dxa"/>
+                                  <w:tcBorders>
+                                    <w:top w:val="single" w:sz="4" w:space="0" w:color="000000"/>
+                                    <w:left w:val="single" w:sz="4" w:space="0" w:color="000000"/>
+                                    <w:right w:val="single" w:sz="4" w:space="0" w:color="000000"/>
+                                  </w:tcBorders>
+                                  <w:vAlign w:val="center"/>
+                                </w:tcPr>
+                                <w:p>
+                                  <w:pPr>
+                                    <w:pStyle w:val="TableParagraph"/>
+                                    <w:spacing w:before="20"/>
+                                    <w:jc w:val="center"/>
+                                    <w:rPr>
+                                      <w:rFonts w:ascii="Arial"/>
+                                      <w:b/>
+                                      <w:sz w:val="10"/>
+                                      <w:lang w:val="es-PE"/>
+                                    </w:rPr>
+                                  </w:pPr>
+                                  <w:r>
+                                    <w:rPr>
+                                      <w:rFonts w:ascii="Arial"/>
+                                      <w:b/>
+                                      <w:sz w:val="10"/>
+                                      <w:lang w:val="es-PE"/>
+                                    </w:rPr>
+                                    <w:t>${</w:t>
+                                  </w:r>
+                                  <w:r>
+                                    <w:rPr>
+                                      <w:rFonts w:ascii="Arial"/>
+                                      <w:b/>
+                                      <w:sz w:val="10"/>
+                                      <w:lang w:val="es-PE"/>
+                                    </w:rPr>
+                                    <w:t>ret_col_1</w:t>
+                                  </w:r>
+                                  <w:r>
+                                    <w:rPr>
+                                      <w:rFonts w:ascii="Arial"/>
+                                      <w:b/>
+                                      <w:sz w:val="10"/>
+                                      <w:lang w:val="es-PE"/>
+                                    </w:rPr>
+                                    <w:t>0</w:t>
+                                  </w:r>
+                                  <w:r>
+                                    <w:rPr>
+                                      <w:rFonts w:ascii="Arial"/>
+                                      <w:b/>
+                                      <w:sz w:val="10"/>
+                                      <w:lang w:val="es-PE"/>
+                                    </w:rPr>
+                                    <w:t>}</w:t>
+                                  </w:r>
+                                </w:p>
+                              </w:tc>
+                              <w:tc>
+                                <w:tcPr>
+                                  <w:tcW w:w="348" w:type="dxa"/>
+                                  <w:tcBorders>
+                                    <w:top w:val="single" w:sz="4" w:space="0" w:color="000000"/>
+                                    <w:left w:val="single" w:sz="4" w:space="0" w:color="000000"/>
+                                    <w:right w:val="single" w:sz="4" w:space="0" w:color="000000"/>
+                                  </w:tcBorders>
+                                </w:tcPr>
+                                <w:p>
+                                  <w:pPr>
+                                    <w:pStyle w:val="TableParagraph"/>
+                                    <w:rPr>
+                                      <w:rFonts w:ascii="Times New Roman"/>
+                                      <w:sz w:val="8"/>
+                                    </w:rPr>
+                                  </w:pPr>
+                                </w:p>
+                              </w:tc>
+                              <w:tc>
+                                <w:tcPr>
+                                  <w:tcW w:w="468" w:type="dxa"/>
+                                  <w:tcBorders>
+                                    <w:top w:val="single" w:sz="4" w:space="0" w:color="000000"/>
+                                    <w:left w:val="single" w:sz="4" w:space="0" w:color="000000"/>
+                                    <w:right w:val="single" w:sz="4" w:space="0" w:color="000000"/>
+                                  </w:tcBorders>
+                                </w:tcPr>
+                                <w:p>
+                                  <w:pPr>
+                                    <w:pStyle w:val="TableParagraph"/>
+                                    <w:spacing w:before="24"/>
+                                    <w:ind w:left="37"/>
+                                    <w:jc w:val="center"/>
+                                    <w:rPr>
+                                      <w:rFonts w:ascii="Times New Roman"/>
+                                      <w:b/>
+                                      <w:sz w:val="10"/>
+                                    </w:rPr>
+                                  </w:pPr>
+                                </w:p>
+                              </w:tc>
+                              <w:tc>
+                                <w:tcPr>
+                                  <w:tcW w:w="468" w:type="dxa"/>
+                                  <w:tcBorders>
+                                    <w:top w:val="single" w:sz="4" w:space="0" w:color="000000"/>
+                                    <w:left w:val="single" w:sz="4" w:space="0" w:color="000000"/>
+                                    <w:right w:val="single" w:sz="4" w:space="0" w:color="000000"/>
+                                  </w:tcBorders>
+                                </w:tcPr>
+                                <w:p>
+                                  <w:pPr>
+                                    <w:pStyle w:val="TableParagraph"/>
+                                    <w:rPr>
+                                      <w:rFonts w:ascii="Times New Roman"/>
+                                      <w:sz w:val="8"/>
+                                    </w:rPr>
+                                  </w:pPr>
+                                </w:p>
+                              </w:tc>
+                              <w:tc>
+                                <w:tcPr>
+                                  <w:tcW w:w="409" w:type="dxa"/>
+                                  <w:tcBorders>
+                                    <w:top w:val="single" w:sz="4" w:space="0" w:color="000000"/>
+                                    <w:left w:val="single" w:sz="4" w:space="0" w:color="000000"/>
+                                  </w:tcBorders>
+                                </w:tcPr>
+                                <w:p>
+                                  <w:pPr>
+                                    <w:pStyle w:val="TableParagraph"/>
+                                    <w:rPr>
+                                      <w:rFonts w:ascii="Times New Roman"/>
+                                      <w:sz w:val="8"/>
+                                    </w:rPr>
+                                  </w:pPr>
+                                </w:p>
+                              </w:tc>
+                            </w:tr>
+                          </w:tbl>
+                          <w:p>
+                            <w:pPr>
+                              <w:pStyle w:val="Textoindependiente"/>
+                            </w:pPr>
+                          </w:p>
+                        </w:txbxContent>
+                      </wps:txbx>
+                      <wps:bodyPr wrap="square" lIns="0" tIns="0" rIns="0" bIns="0" rtlCol="0">
+                        <a:noAutofit/>
+                      </wps:bodyPr>
+                    </wps:wsp>
+                  </a:graphicData>
+                </a:graphic>
+                <wp14:sizeRelV relativeFrom="margin">
+                  <wp14:pctHeight>0</wp14:pctHeight>
+                </wp14:sizeRelV>
+              </wp:anchor>
+            </w:drawing>
+          </mc:Choice>
+          <mc:Fallback>
+            <w:pict>
+              <v:shape w14:anchorId="79F62BF2" id="Textbox 4" o:spid="_x0000_s1027" type="#_x0000_t202" style="position:absolute;margin-left:305.25pt;margin-top:13.2pt;width:327.5pt;height:27pt;z-index:15731200;visibility:visible;mso-wrap-style:square;mso-height-percent:0;mso-wrap-distance-left:0;mso-wrap-distance-top:0;mso-wrap-distance-right:0;mso-wrap-distance-bottom:0;mso-position-horizontal:absolute;mso-position-horizontal-relative:page;mso-position-vertical:absolute;mso-position-vertical-relative:text;mso-height-percent:0;mso-height-relative:margin;v-text-anchor:top" o:gfxdata="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" filled="f" stroked="f">
+                <v:textbox inset="0,0,0,0">
+                  <w:txbxContent>
+                    <w:tbl>
+                      <w:tblPr>
+                        <w:tblStyle w:val="TableNormal"/>
+                        <w:tblW w:w="0" w:type="auto"/>
+                        <w:tblInd w:w="70" w:type="dxa"/>
+                        <w:tblBorders>
+                          <w:top w:val="single" w:sz="8" w:space="0" w:color="000000"/>
+                          <w:left w:val="single" w:sz="8" w:space="0" w:color="000000"/>
+                          <w:bottom w:val="single" w:sz="8" w:space="0" w:color="000000"/>
+                          <w:right w:val="single" w:sz="8" w:space="0" w:color="000000"/>
+                          <w:insideH w:val="single" w:sz="8" w:space="0" w:color="000000"/>
+                          <w:insideV w:val="single" w:sz="8" w:space="0" w:color="000000"/>
+                        </w:tblBorders>
+                        <w:tblLayout w:type="fixed"/>
+                        <w:tblLook w:val="01E0" w:firstRow="1" w:lastRow="1" w:firstColumn="1" w:lastColumn="1" w:noHBand="0" w:noVBand="0"/>
+                      </w:tblPr>
+                      <w:tblGrid>
+                        <w:gridCol w:w="1112"/>
+                        <w:gridCol w:w="400"/>
+                        <w:gridCol w:w="422"/>
+                        <w:gridCol w:w="348"/>
+                        <w:gridCol w:w="348"/>
+                        <w:gridCol w:w="348"/>
+                        <w:gridCol w:w="348"/>
+                        <w:gridCol w:w="348"/>
+                        <w:gridCol w:w="348"/>
+                        <w:gridCol w:w="348"/>
+                        <w:gridCol w:w="348"/>
+                        <w:gridCol w:w="348"/>
+                        <w:gridCol w:w="468"/>
+                        <w:gridCol w:w="468"/>
+                        <w:gridCol w:w="409"/>
+                      </w:tblGrid>
+                      <w:tr>
+                        <w:trPr>
+                          <w:trHeight w:val="163"/>
+                        </w:trPr>
+                        <w:tc>
+                          <w:tcPr>
+                            <w:tcW w:w="1112" w:type="dxa"/>
+                            <w:tcBorders>
+                              <w:bottom w:val="single" w:sz="4" w:space="0" w:color="000000"/>
+                              <w:right w:val="single" w:sz="4" w:space="0" w:color="000000"/>
+                            </w:tcBorders>
+                            <w:shd w:val="clear" w:color="auto" w:fill="D8D8D8"/>
+                          </w:tcPr>
+                          <w:p>
+                            <w:pPr>
+                              <w:pStyle w:val="TableParagraph"/>
+                              <w:spacing w:before="17"/>
+                              <w:ind w:left="21"/>
+                              <w:rPr>
+                                <w:rFonts w:ascii="Arial"/>
+                                <w:b/>
+                                <w:sz w:val="9"/>
+                              </w:rPr>
+                            </w:pPr>
+                            <w:r>
+                              <w:rPr>
+                                <w:rFonts w:ascii="Arial"/>
+                                <w:b/>
+                                <w:spacing w:val="-2"/>
+                                <w:sz w:val="9"/>
+                              </w:rPr>
+                              <w:t>APROBADOS</w:t>
+                            </w:r>
+                          </w:p>
+                        </w:tc>
+                        <w:tc>
+                          <w:tcPr>
+                            <w:tcW w:w="400" w:type="dxa"/>
+                            <w:tcBorders>
+                              <w:left w:val="single" w:sz="4" w:space="0" w:color="000000"/>
+                              <w:bottom w:val="single" w:sz="4" w:space="0" w:color="000000"/>
+                              <w:right w:val="single" w:sz="4" w:space="0" w:color="000000"/>
+                            </w:tcBorders>
+                            <w:vAlign w:val="center"/>
+                          </w:tcPr>
+                          <w:p>
+                            <w:pPr>
+                              <w:pStyle w:val="TableParagraph"/>
+                              <w:spacing w:before="20"/>
+                              <w:ind w:left="36"/>
+                              <w:jc w:val="center"/>
+                              <w:rPr>
+                                <w:rFonts w:ascii="Arial"/>
+                                <w:b/>
+                                <w:sz w:val="10"/>
+                                <w:lang w:val="es-PE"/>
+                              </w:rPr>
+                            </w:pPr>
+                            <w:r>
+                              <w:rPr>
+                                <w:rFonts w:ascii="Arial"/>
+                                <w:b/>
+                                <w:sz w:val="10"/>
+                                <w:lang w:val="es-PE"/>
+                              </w:rPr>
+                              <w:t>${</w:t>
+                            </w:r>
+                            <w:r>
+                              <w:rPr>
+                                <w:rFonts w:ascii="Arial"/>
+                                <w:b/>
+                                <w:sz w:val="10"/>
+                                <w:lang w:val="es-PE"/>
+                              </w:rPr>
+                              <w:t>aprob_col_</w:t>
+                            </w:r>
+                            <w:r>
+                              <w:rPr>
+                                <w:rFonts w:ascii="Arial"/>
+                                <w:b/>
+                                <w:sz w:val="10"/>
+                                <w:lang w:val="es-PE"/>
+                              </w:rPr>
+                              <w:t>1</w:t>
+                            </w:r>
+                            <w:r>
+                              <w:rPr>
+                                <w:rFonts w:ascii="Arial"/>
+                                <w:b/>
+                                <w:sz w:val="10"/>
+                                <w:lang w:val="es-PE"/>
+                              </w:rPr>
+                              <w:t>}</w:t>
+                            </w:r>
+                          </w:p>
+                        </w:tc>
+                        <w:tc>
+                          <w:tcPr>
+                            <w:tcW w:w="422" w:type="dxa"/>
+                            <w:tcBorders>
+                              <w:left w:val="single" w:sz="4" w:space="0" w:color="000000"/>
+                              <w:bottom w:val="single" w:sz="4" w:space="0" w:color="000000"/>
+                              <w:right w:val="single" w:sz="4" w:space="0" w:color="000000"/>
+                            </w:tcBorders>
+                            <w:vAlign w:val="center"/>
+                          </w:tcPr>
+                          <w:p>
+                            <w:pPr>
+                              <w:pStyle w:val="TableParagraph"/>
+                              <w:spacing w:before="20"/>
+                              <w:ind w:left="36"/>
+                              <w:jc w:val="center"/>
+                              <w:rPr>
+                                <w:rFonts w:ascii="Arial"/>
+                                <w:b/>
+                                <w:sz w:val="10"/>
+                                <w:lang w:val="es-PE"/>
+                              </w:rPr>
+                            </w:pPr>
+                            <w:r>
+                              <w:rPr>
+                                <w:rFonts w:ascii="Arial"/>
+                                <w:b/>
+                                <w:sz w:val="10"/>
+                                <w:lang w:val="es-PE"/>
+                              </w:rPr>
+                              <w:t>${</w:t>
+                            </w:r>
+                            <w:r>
+                              <w:rPr>
+                                <w:rFonts w:ascii="Arial"/>
+                                <w:b/>
+                                <w:sz w:val="10"/>
+                                <w:lang w:val="es-PE"/>
+                              </w:rPr>
+                              <w:t>aprob_col_</w:t>
+                            </w:r>
+                            <w:r>
+                              <w:rPr>
+                                <w:rFonts w:ascii="Arial"/>
+                                <w:b/>
+                                <w:sz w:val="10"/>
+                                <w:lang w:val="es-PE"/>
+                              </w:rPr>
+                              <w:t>2</w:t>
+                            </w:r>
+                            <w:r>
+                              <w:rPr>
+                                <w:rFonts w:ascii="Arial"/>
+                                <w:b/>
+                                <w:sz w:val="10"/>
+                                <w:lang w:val="es-PE"/>
+                              </w:rPr>
+                              <w:t>}</w:t>
+                            </w:r>
+                          </w:p>
+                        </w:tc>
+                        <w:tc>
+                          <w:tcPr>
+                            <w:tcW w:w="348" w:type="dxa"/>
+                            <w:tcBorders>
+                              <w:left w:val="single" w:sz="4" w:space="0" w:color="000000"/>
+                              <w:bottom w:val="single" w:sz="4" w:space="0" w:color="000000"/>
+                              <w:right w:val="single" w:sz="4" w:space="0" w:color="000000"/>
+                            </w:tcBorders>
+                            <w:vAlign w:val="center"/>
+                          </w:tcPr>
+                          <w:p>
+                            <w:pPr>
+                              <w:pStyle w:val="TableParagraph"/>
+                              <w:spacing w:before="20"/>
+                              <w:ind w:left="38"/>
+                              <w:jc w:val="center"/>
+                              <w:rPr>
+                                <w:rFonts w:ascii="Arial"/>
+                                <w:b/>
+                                <w:sz w:val="10"/>
+                                <w:lang w:val="es-PE"/>
+                              </w:rPr>
+                            </w:pPr>
+                            <w:r>
+                              <w:rPr>
+                                <w:rFonts w:ascii="Arial"/>
+                                <w:b/>
+                                <w:sz w:val="10"/>
+                                <w:lang w:val="es-PE"/>
+                              </w:rPr>
+                              <w:t>${</w:t>
+                            </w:r>
+                            <w:r>
+                              <w:rPr>
+                                <w:rFonts w:ascii="Arial"/>
+                                <w:b/>
+                                <w:sz w:val="10"/>
+                                <w:lang w:val="es-PE"/>
+                              </w:rPr>
+                              <w:t>aprob_col_</w:t>
+                            </w:r>
+                            <w:r>
+                              <w:rPr>
+                                <w:rFonts w:ascii="Arial"/>
+                                <w:b/>
+                                <w:sz w:val="10"/>
+                                <w:lang w:val="es-PE"/>
+                              </w:rPr>
+                              <w:t>3</w:t>
+                            </w:r>
+                            <w:r>
+                              <w:rPr>
+                                <w:rFonts w:ascii="Arial"/>
+                                <w:b/>
+                                <w:sz w:val="10"/>
+                                <w:lang w:val="es-PE"/>
+                              </w:rPr>
+                              <w:t>}</w:t>
+                            </w:r>
+                          </w:p>
+                        </w:tc>
+                        <w:tc>
+                          <w:tcPr>
+                            <w:tcW w:w="348" w:type="dxa"/>
+                            <w:tcBorders>
+                              <w:left w:val="single" w:sz="4" w:space="0" w:color="000000"/>
+                              <w:bottom w:val="single" w:sz="4" w:space="0" w:color="000000"/>
+                              <w:right w:val="single" w:sz="4" w:space="0" w:color="000000"/>
+                            </w:tcBorders>
+                            <w:vAlign w:val="center"/>
+                          </w:tcPr>
+                          <w:p>
+                            <w:pPr>
+                              <w:pStyle w:val="TableParagraph"/>
+                              <w:spacing w:before="20"/>
+                              <w:ind w:left="38" w:right="1"/>
+                              <w:jc w:val="center"/>
+                              <w:rPr>
+                                <w:rFonts w:ascii="Arial"/>
+                                <w:b/>
+                                <w:sz w:val="10"/>
+                                <w:lang w:val="es-PE"/>
+                              </w:rPr>
+                            </w:pPr>
+                            <w:r>
+                              <w:rPr>
+                                <w:rFonts w:ascii="Arial"/>
+                                <w:b/>
+                                <w:sz w:val="10"/>
+                                <w:lang w:val="es-PE"/>
+                              </w:rPr>
+                              <w:t>${</w:t>
+                            </w:r>
+                            <w:r>
+                              <w:rPr>
+                                <w:rFonts w:ascii="Arial"/>
+                                <w:b/>
+                                <w:sz w:val="10"/>
+                                <w:lang w:val="es-PE"/>
+                              </w:rPr>
+                              <w:t>aprob_col_</w:t>
+                            </w:r>
+                            <w:r>
+                              <w:rPr>
+                                <w:rFonts w:ascii="Arial"/>
+                                <w:b/>
+                                <w:sz w:val="10"/>
+                                <w:lang w:val="es-PE"/>
+                              </w:rPr>
+                              <w:t>4</w:t>
+                            </w:r>
+                            <w:r>
+                              <w:rPr>
+                                <w:rFonts w:ascii="Arial"/>
+                                <w:b/>
+                                <w:sz w:val="10"/>
+                                <w:lang w:val="es-PE"/>
+                              </w:rPr>
+                              <w:t>}</w:t>
+                            </w:r>
+                          </w:p>
+                        </w:tc>
+                        <w:tc>
+                          <w:tcPr>
+                            <w:tcW w:w="348" w:type="dxa"/>
+                            <w:tcBorders>
+                              <w:left w:val="single" w:sz="4" w:space="0" w:color="000000"/>
+                              <w:bottom w:val="single" w:sz="4" w:space="0" w:color="000000"/>
+                              <w:right w:val="single" w:sz="4" w:space="0" w:color="000000"/>
+                            </w:tcBorders>
+                            <w:vAlign w:val="center"/>
+                          </w:tcPr>
+                          <w:p>
+                            <w:pPr>
+                              <w:pStyle w:val="TableParagraph"/>
+                              <w:spacing w:before="20"/>
+                              <w:ind w:left="38" w:right="1"/>
+                              <w:jc w:val="center"/>
+                              <w:rPr>
+                                <w:rFonts w:ascii="Arial"/>
+                                <w:b/>
+                                <w:sz w:val="10"/>
+                                <w:lang w:val="es-PE"/>
+                              </w:rPr>
+                            </w:pPr>
+                            <w:r>
+                              <w:rPr>
+                                <w:rFonts w:ascii="Arial"/>
+                                <w:b/>
+                                <w:sz w:val="10"/>
+                                <w:lang w:val="es-PE"/>
+                              </w:rPr>
+                              <w:t>${</w:t>
+                            </w:r>
+                            <w:r>
+                              <w:rPr>
+                                <w:rFonts w:ascii="Arial"/>
+                                <w:b/>
+                                <w:sz w:val="10"/>
+                                <w:lang w:val="es-PE"/>
+                              </w:rPr>
+                              <w:t>aprob_col_</w:t>
+                            </w:r>
+                            <w:r>
+                              <w:rPr>
+                                <w:rFonts w:ascii="Arial"/>
+                                <w:b/>
+                                <w:sz w:val="10"/>
+                                <w:lang w:val="es-PE"/>
+                              </w:rPr>
+                              <w:t>5</w:t>
+                            </w:r>
+                            <w:r>
+                              <w:rPr>
+                                <w:rFonts w:ascii="Arial"/>
+                                <w:b/>
+                                <w:sz w:val="10"/>
+                                <w:lang w:val="es-PE"/>
+                              </w:rPr>
+                              <w:t>}</w:t>
+                            </w:r>
+                          </w:p>
+                        </w:tc>
+                        <w:tc>
+                          <w:tcPr>
+                            <w:tcW w:w="348" w:type="dxa"/>
+                            <w:tcBorders>
+                              <w:left w:val="single" w:sz="4" w:space="0" w:color="000000"/>
+                              <w:bottom w:val="single" w:sz="4" w:space="0" w:color="000000"/>
+                              <w:right w:val="single" w:sz="4" w:space="0" w:color="000000"/>
+                            </w:tcBorders>
+                            <w:vAlign w:val="center"/>
+                          </w:tcPr>
+                          <w:p>
+                            <w:pPr>
+                              <w:pStyle w:val="TableParagraph"/>
+                              <w:spacing w:before="20"/>
+                              <w:ind w:left="38" w:right="1"/>
+                              <w:jc w:val="center"/>
+                              <w:rPr>
+                                <w:rFonts w:ascii="Arial"/>
+                                <w:b/>
+                                <w:sz w:val="10"/>
+                                <w:lang w:val="es-PE"/>
+                              </w:rPr>
+                            </w:pPr>
+                            <w:r>
+                              <w:rPr>
+                                <w:rFonts w:ascii="Arial"/>
+                                <w:b/>
+                                <w:sz w:val="10"/>
+                                <w:lang w:val="es-PE"/>
+                              </w:rPr>
+                              <w:t>${</w:t>
+                            </w:r>
+                            <w:r>
+                              <w:rPr>
+                                <w:rFonts w:ascii="Arial"/>
+                                <w:b/>
+                                <w:sz w:val="10"/>
+                                <w:lang w:val="es-PE"/>
+                              </w:rPr>
+                              <w:t>aprob_col_</w:t>
+                            </w:r>
+                            <w:r>
+                              <w:rPr>
+                                <w:rFonts w:ascii="Arial"/>
+                                <w:b/>
+                                <w:sz w:val="10"/>
+                                <w:lang w:val="es-PE"/>
+                              </w:rPr>
+                              <w:t>6</w:t>
+                            </w:r>
+                            <w:r>
+                              <w:rPr>
+                                <w:rFonts w:ascii="Arial"/>
+                                <w:b/>
+                                <w:sz w:val="10"/>
+                                <w:lang w:val="es-PE"/>
+                              </w:rPr>
+                              <w:t>}</w:t>
+                            </w:r>
+                          </w:p>
+                        </w:tc>
+                        <w:tc>
+                          <w:tcPr>
+                            <w:tcW w:w="348" w:type="dxa"/>
+                            <w:tcBorders>
+                              <w:left w:val="single" w:sz="4" w:space="0" w:color="000000"/>
+                              <w:bottom w:val="single" w:sz="4" w:space="0" w:color="000000"/>
+                              <w:right w:val="single" w:sz="4" w:space="0" w:color="000000"/>
+                            </w:tcBorders>
+                            <w:vAlign w:val="center"/>
+                          </w:tcPr>
+                          <w:p>
+                            <w:pPr>
+                              <w:pStyle w:val="TableParagraph"/>
+                              <w:jc w:val="center"/>
+                              <w:rPr>
+                                <w:rFonts w:ascii="Arial"/>
+                                <w:b/>
+                                <w:sz w:val="10"/>
+                                <w:lang w:val="es-PE"/>
+                              </w:rPr>
+                            </w:pPr>
+                            <w:r>
+                              <w:rPr>
+                                <w:rFonts w:ascii="Arial"/>
+                                <w:b/>
+                                <w:sz w:val="10"/>
+                                <w:lang w:val="es-PE"/>
+                              </w:rPr>
+                              <w:t>${</w:t>
+                            </w:r>
+                            <w:r>
+                              <w:rPr>
+                                <w:rFonts w:ascii="Arial"/>
+                                <w:b/>
+                                <w:sz w:val="10"/>
+                                <w:lang w:val="es-PE"/>
+                              </w:rPr>
+                              <w:t>aprob_col_</w:t>
+                            </w:r>
+                            <w:r>
+                              <w:rPr>
+                                <w:rFonts w:ascii="Arial"/>
+                                <w:b/>
+                                <w:sz w:val="10"/>
+                                <w:lang w:val="es-PE"/>
+                              </w:rPr>
+                              <w:t>7</w:t>
+                            </w:r>
+                            <w:r>
+                              <w:rPr>
+                                <w:rFonts w:ascii="Arial"/>
+                                <w:b/>
+                                <w:sz w:val="10"/>
+                                <w:lang w:val="es-PE"/>
+                              </w:rPr>
+                              <w:t>}</w:t>
+                            </w:r>
+                          </w:p>
+                        </w:tc>
+                        <w:tc>
+                          <w:tcPr>
+                            <w:tcW w:w="348" w:type="dxa"/>
+                            <w:tcBorders>
+                              <w:left w:val="single" w:sz="4" w:space="0" w:color="000000"/>
+                              <w:bottom w:val="single" w:sz="4" w:space="0" w:color="000000"/>
+                              <w:right w:val="single" w:sz="4" w:space="0" w:color="000000"/>
+                            </w:tcBorders>
+                            <w:vAlign w:val="center"/>
+                          </w:tcPr>
+                          <w:p>
+                            <w:pPr>
+                              <w:pStyle w:val="TableParagraph"/>
+                              <w:jc w:val="center"/>
+                              <w:rPr>
+                                <w:rFonts w:ascii="Arial"/>
+                                <w:b/>
+                                <w:sz w:val="10"/>
+                                <w:lang w:val="es-PE"/>
+                              </w:rPr>
+                            </w:pPr>
+                            <w:r>
+                              <w:rPr>
+                                <w:rFonts w:ascii="Arial"/>
+                                <w:b/>
+                                <w:sz w:val="10"/>
+                                <w:lang w:val="es-PE"/>
+                              </w:rPr>
+                              <w:t>${</w:t>
+                            </w:r>
+                            <w:r>
+                              <w:rPr>
+                                <w:rFonts w:ascii="Arial"/>
+                                <w:b/>
+                                <w:sz w:val="10"/>
+                                <w:lang w:val="es-PE"/>
+                              </w:rPr>
+                              <w:t>aprob_col_</w:t>
+                            </w:r>
+                            <w:r>
+                              <w:rPr>
+                                <w:rFonts w:ascii="Arial"/>
+                                <w:b/>
+                                <w:sz w:val="10"/>
+                                <w:lang w:val="es-PE"/>
+                              </w:rPr>
+                              <w:t>8</w:t>
+                            </w:r>
+                            <w:r>
+                              <w:rPr>
+                                <w:rFonts w:ascii="Arial"/>
+                                <w:b/>
+                                <w:sz w:val="10"/>
+                                <w:lang w:val="es-PE"/>
+                              </w:rPr>
+                              <w:t>}</w:t>
+                            </w:r>
+                          </w:p>
+                        </w:tc>
+                        <w:tc>
+                          <w:tcPr>
+                            <w:tcW w:w="348" w:type="dxa"/>
+                            <w:tcBorders>
+                              <w:left w:val="single" w:sz="4" w:space="0" w:color="000000"/>
+                              <w:bottom w:val="single" w:sz="4" w:space="0" w:color="000000"/>
+                              <w:right w:val="single" w:sz="4" w:space="0" w:color="000000"/>
+                            </w:tcBorders>
+                            <w:vAlign w:val="center"/>
+                          </w:tcPr>
+                          <w:p>
+                            <w:pPr>
+                              <w:pStyle w:val="TableParagraph"/>
+                              <w:jc w:val="center"/>
+                              <w:rPr>
+                                <w:rFonts w:ascii="Arial"/>
+                                <w:b/>
+                                <w:sz w:val="10"/>
+                                <w:lang w:val="es-PE"/>
+                              </w:rPr>
+                            </w:pPr>
+                            <w:r>
+                              <w:rPr>
+                                <w:rFonts w:ascii="Arial"/>
+                                <w:b/>
+                                <w:sz w:val="10"/>
+                                <w:lang w:val="es-PE"/>
+                              </w:rPr>
+                              <w:t>${</w:t>
+                            </w:r>
+                            <w:r>
+                              <w:rPr>
+                                <w:rFonts w:ascii="Arial"/>
+                                <w:b/>
+                                <w:sz w:val="10"/>
+                                <w:lang w:val="es-PE"/>
+                              </w:rPr>
+                              <w:t>aprob_col_</w:t>
+                            </w:r>
+                            <w:r>
+                              <w:rPr>
+                                <w:rFonts w:ascii="Arial"/>
+                                <w:b/>
+                                <w:sz w:val="10"/>
+                                <w:lang w:val="es-PE"/>
+                              </w:rPr>
+                              <w:t>9</w:t>
+                            </w:r>
+                            <w:r>
+                              <w:rPr>
+                                <w:rFonts w:ascii="Arial"/>
+                                <w:b/>
+                                <w:sz w:val="10"/>
+                                <w:lang w:val="es-PE"/>
+                              </w:rPr>
+                              <w:t>}</w:t>
+                            </w:r>
+                          </w:p>
+                        </w:tc>
+                        <w:tc>
+                          <w:tcPr>
+                            <w:tcW w:w="348" w:type="dxa"/>
+                            <w:tcBorders>
+                              <w:left w:val="single" w:sz="4" w:space="0" w:color="000000"/>
+                              <w:bottom w:val="single" w:sz="4" w:space="0" w:color="000000"/>
+                              <w:right w:val="single" w:sz="4" w:space="0" w:color="000000"/>
+                            </w:tcBorders>
+                            <w:vAlign w:val="center"/>
+                          </w:tcPr>
+                          <w:p>
+                            <w:pPr>
+                              <w:pStyle w:val="TableParagraph"/>
+                              <w:jc w:val="center"/>
+                              <w:rPr>
+                                <w:rFonts w:ascii="Arial"/>
+                                <w:b/>
+                                <w:sz w:val="10"/>
+                                <w:lang w:val="es-PE"/>
+                              </w:rPr>
+                            </w:pPr>
+                            <w:r>
+                              <w:rPr>
+                                <w:rFonts w:ascii="Arial"/>
+                                <w:b/>
+                                <w:sz w:val="10"/>
+                                <w:lang w:val="es-PE"/>
+                              </w:rPr>
+                              <w:t>${</w:t>
+                            </w:r>
+                            <w:r>
+                              <w:rPr>
+                                <w:rFonts w:ascii="Arial"/>
+                                <w:b/>
+                                <w:sz w:val="10"/>
+                                <w:lang w:val="es-PE"/>
+                              </w:rPr>
+                              <w:t>aprob_col_</w:t>
+                            </w:r>
+                            <w:r>
+                              <w:rPr>
+                                <w:rFonts w:ascii="Arial"/>
+                                <w:b/>
+                                <w:sz w:val="10"/>
+                                <w:lang w:val="es-PE"/>
+                              </w:rPr>
+                              <w:t>1</w:t>
+                            </w:r>
+                            <w:r>
+                              <w:rPr>
+                                <w:rFonts w:ascii="Arial"/>
+                                <w:b/>
+                                <w:sz w:val="10"/>
+                                <w:lang w:val="es-PE"/>
+                              </w:rPr>
+                              <w:t>0</w:t>
+                            </w:r>
+                            <w:r>
+                              <w:rPr>
+                                <w:rFonts w:ascii="Arial"/>
+                                <w:b/>
+                                <w:sz w:val="10"/>
+                                <w:lang w:val="es-PE"/>
+                              </w:rPr>
+                              <w:t>}</w:t>
+                            </w:r>
+                          </w:p>
+                        </w:tc>
+                        <w:tc>
+                          <w:tcPr>
+                            <w:tcW w:w="348" w:type="dxa"/>
+                            <w:tcBorders>
+                              <w:left w:val="single" w:sz="4" w:space="0" w:color="000000"/>
+                              <w:bottom w:val="single" w:sz="4" w:space="0" w:color="000000"/>
+                              <w:right w:val="single" w:sz="4" w:space="0" w:color="000000"/>
+                            </w:tcBorders>
+                          </w:tcPr>
+                          <w:p>
+                            <w:pPr>
+                              <w:pStyle w:val="TableParagraph"/>
+                              <w:rPr>
+                                <w:rFonts w:ascii="Times New Roman"/>
+                                <w:sz w:val="8"/>
+                              </w:rPr>
+                            </w:pPr>
+                          </w:p>
+                        </w:tc>
+                        <w:tc>
+                          <w:tcPr>
+                            <w:tcW w:w="468" w:type="dxa"/>
+                            <w:tcBorders>
+                              <w:left w:val="single" w:sz="4" w:space="0" w:color="000000"/>
+                              <w:bottom w:val="single" w:sz="4" w:space="0" w:color="000000"/>
+                              <w:right w:val="single" w:sz="4" w:space="0" w:color="000000"/>
+                            </w:tcBorders>
+                          </w:tcPr>
+                          <w:p>
+                            <w:pPr>
+                              <w:pStyle w:val="TableParagraph"/>
+                              <w:spacing w:before="20"/>
+                              <w:ind w:left="37"/>
+                              <w:jc w:val="center"/>
+                              <w:rPr>
+                                <w:rFonts w:ascii="Arial"/>
+                                <w:b/>
+                                <w:sz w:val="10"/>
+                              </w:rPr>
+                            </w:pPr>
+                          </w:p>
+                        </w:tc>
+                        <w:tc>
+                          <w:tcPr>
+                            <w:tcW w:w="468" w:type="dxa"/>
+                            <w:tcBorders>
+                              <w:left w:val="single" w:sz="4" w:space="0" w:color="000000"/>
+                              <w:bottom w:val="single" w:sz="4" w:space="0" w:color="000000"/>
+                              <w:right w:val="single" w:sz="4" w:space="0" w:color="000000"/>
+                            </w:tcBorders>
+                          </w:tcPr>
+                          <w:p>
+                            <w:pPr>
+                              <w:pStyle w:val="TableParagraph"/>
+                              <w:rPr>
+                                <w:rFonts w:ascii="Times New Roman"/>
+                                <w:sz w:val="8"/>
+                              </w:rPr>
+                            </w:pPr>
+                          </w:p>
+                        </w:tc>
+                        <w:tc>
+                          <w:tcPr>
+                            <w:tcW w:w="409" w:type="dxa"/>
+                            <w:tcBorders>
+                              <w:left w:val="single" w:sz="4" w:space="0" w:color="000000"/>
+                              <w:bottom w:val="single" w:sz="4" w:space="0" w:color="000000"/>
+                            </w:tcBorders>
+                          </w:tcPr>
+                          <w:p>
+                            <w:pPr>
+                              <w:pStyle w:val="TableParagraph"/>
+                              <w:rPr>
+                                <w:rFonts w:ascii="Times New Roman"/>
+                                <w:sz w:val="8"/>
+                              </w:rPr>
+                            </w:pPr>
+                          </w:p>
+                        </w:tc>
+                      </w:tr>
+                      <w:tr>
+                        <w:trPr>
+                          <w:trHeight w:val="177"/>
+                        </w:trPr>
+                        <w:tc>
+                          <w:tcPr>
+                            <w:tcW w:w="1112" w:type="dxa"/>
+                            <w:tcBorders>
+                              <w:top w:val="single" w:sz="4" w:space="0" w:color="000000"/>
+                              <w:bottom w:val="single" w:sz="4" w:space="0" w:color="000000"/>
+                              <w:right w:val="single" w:sz="4" w:space="0" w:color="000000"/>
+                            </w:tcBorders>
+                            <w:shd w:val="clear" w:color="auto" w:fill="D8D8D8"/>
+                          </w:tcPr>
+                          <w:p>
+                            <w:pPr>
+                              <w:pStyle w:val="TableParagraph"/>
+                              <w:spacing w:before="28"/>
+                              <w:ind w:left="21"/>
+                              <w:rPr>
+                                <w:rFonts w:ascii="Arial"/>
+                                <w:b/>
+                                <w:sz w:val="9"/>
+                              </w:rPr>
+                            </w:pPr>
+                            <w:r>
+                              <w:rPr>
+                                <w:rFonts w:ascii="Arial"/>
+                                <w:b/>
+                                <w:spacing w:val="-2"/>
+                                <w:sz w:val="9"/>
+                              </w:rPr>
+                              <w:t>DESAPROBADOS</w:t>
+                            </w:r>
+                          </w:p>
+                        </w:tc>
+                        <w:tc>
+                          <w:tcPr>
+                            <w:tcW w:w="400" w:type="dxa"/>
+                            <w:tcBorders>
+                              <w:top w:val="single" w:sz="4" w:space="0" w:color="000000"/>
+                              <w:left w:val="single" w:sz="4" w:space="0" w:color="000000"/>
+                              <w:bottom w:val="single" w:sz="4" w:space="0" w:color="000000"/>
+                              <w:right w:val="single" w:sz="4" w:space="0" w:color="000000"/>
+                            </w:tcBorders>
+                            <w:vAlign w:val="center"/>
+                          </w:tcPr>
+                          <w:p>
+                            <w:pPr>
+                              <w:pStyle w:val="TableParagraph"/>
+                              <w:spacing w:before="20"/>
+                              <w:ind w:left="36"/>
+                              <w:jc w:val="center"/>
+                              <w:rPr>
+                                <w:rFonts w:ascii="Arial"/>
+                                <w:b/>
+                                <w:sz w:val="10"/>
+                                <w:lang w:val="es-PE"/>
+                              </w:rPr>
+                            </w:pPr>
+                            <w:r>
+                              <w:rPr>
+                                <w:rFonts w:ascii="Arial"/>
+                                <w:b/>
+                                <w:sz w:val="10"/>
+                                <w:lang w:val="es-PE"/>
+                              </w:rPr>
+                              <w:t>${</w:t>
+                            </w:r>
+                            <w:r>
+                              <w:rPr>
+                                <w:rFonts w:ascii="Arial"/>
+                                <w:b/>
+                                <w:sz w:val="10"/>
+                                <w:lang w:val="es-PE"/>
+                              </w:rPr>
+                              <w:t>desap_col_1</w:t>
+                            </w:r>
+                            <w:r>
+                              <w:rPr>
+                                <w:rFonts w:ascii="Arial"/>
+                                <w:b/>
+                                <w:sz w:val="10"/>
+                                <w:lang w:val="es-PE"/>
+                              </w:rPr>
+                              <w:t>}</w:t>
+                            </w:r>
+                          </w:p>
+                        </w:tc>
+                        <w:tc>
+                          <w:tcPr>
+                            <w:tcW w:w="422" w:type="dxa"/>
+                            <w:tcBorders>
+                              <w:top w:val="single" w:sz="4" w:space="0" w:color="000000"/>
+                              <w:left w:val="single" w:sz="4" w:space="0" w:color="000000"/>
+                              <w:bottom w:val="single" w:sz="4" w:space="0" w:color="000000"/>
+                              <w:right w:val="single" w:sz="4" w:space="0" w:color="000000"/>
+                            </w:tcBorders>
+                            <w:vAlign w:val="center"/>
+                          </w:tcPr>
+                          <w:p>
+                            <w:pPr>
+                              <w:pStyle w:val="TableParagraph"/>
+                              <w:spacing w:before="20"/>
+                              <w:ind w:left="39"/>
+                              <w:jc w:val="center"/>
+                              <w:rPr>
+                                <w:rFonts w:ascii="Arial"/>
+                                <w:b/>
+                                <w:sz w:val="10"/>
+                                <w:lang w:val="es-PE"/>
+                              </w:rPr>
+                            </w:pPr>
+                            <w:r>
+                              <w:rPr>
+                                <w:rFonts w:ascii="Arial"/>
+                                <w:b/>
+                                <w:sz w:val="10"/>
+                                <w:lang w:val="es-PE"/>
+                              </w:rPr>
+                              <w:t>${</w:t>
+                            </w:r>
+                            <w:r>
+                              <w:rPr>
+                                <w:rFonts w:ascii="Arial"/>
+                                <w:b/>
+                                <w:sz w:val="10"/>
+                                <w:lang w:val="es-PE"/>
+                              </w:rPr>
+                              <w:t>desap_col_</w:t>
+                            </w:r>
+                            <w:r>
+                              <w:rPr>
+                                <w:rFonts w:ascii="Arial"/>
+                                <w:b/>
+                                <w:sz w:val="10"/>
+                                <w:lang w:val="es-PE"/>
+                              </w:rPr>
+                              <w:t>2</w:t>
+                            </w:r>
+                            <w:r>
+                              <w:rPr>
+                                <w:rFonts w:ascii="Arial"/>
+                                <w:b/>
+                                <w:sz w:val="10"/>
+                                <w:lang w:val="es-PE"/>
+                              </w:rPr>
+                              <w:t>}</w:t>
+                            </w:r>
+                          </w:p>
+                        </w:tc>
+                        <w:tc>
+                          <w:tcPr>
+                            <w:tcW w:w="348" w:type="dxa"/>
+                            <w:tcBorders>
+                              <w:top w:val="single" w:sz="4" w:space="0" w:color="000000"/>
+                              <w:left w:val="single" w:sz="4" w:space="0" w:color="000000"/>
+                              <w:bottom w:val="single" w:sz="4" w:space="0" w:color="000000"/>
+                              <w:right w:val="single" w:sz="4" w:space="0" w:color="000000"/>
+                            </w:tcBorders>
+                            <w:vAlign w:val="center"/>
+                          </w:tcPr>
+                          <w:p>
+                            <w:pPr>
+                              <w:pStyle w:val="TableParagraph"/>
+                              <w:spacing w:before="20"/>
+                              <w:ind w:left="38"/>
+                              <w:jc w:val="center"/>
+                              <w:rPr>
+                                <w:rFonts w:ascii="Arial"/>
+                                <w:b/>
+                                <w:sz w:val="10"/>
+                                <w:lang w:val="es-PE"/>
+                              </w:rPr>
+                            </w:pPr>
+                            <w:r>
+                              <w:rPr>
+                                <w:rFonts w:ascii="Arial"/>
+                                <w:b/>
+                                <w:sz w:val="10"/>
+                                <w:lang w:val="es-PE"/>
+                              </w:rPr>
+                              <w:t>${</w:t>
+                            </w:r>
+                            <w:r>
+                              <w:rPr>
+                                <w:rFonts w:ascii="Arial"/>
+                                <w:b/>
+                                <w:sz w:val="10"/>
+                                <w:lang w:val="es-PE"/>
+                              </w:rPr>
+                              <w:t>desap_col_</w:t>
+                            </w:r>
+                            <w:r>
+                              <w:rPr>
+                                <w:rFonts w:ascii="Arial"/>
+                                <w:b/>
+                                <w:sz w:val="10"/>
+                                <w:lang w:val="es-PE"/>
+                              </w:rPr>
+                              <w:t>3</w:t>
+                            </w:r>
+                            <w:r>
+                              <w:rPr>
+                                <w:rFonts w:ascii="Arial"/>
+                                <w:b/>
+                                <w:sz w:val="10"/>
+                                <w:lang w:val="es-PE"/>
+                              </w:rPr>
+                              <w:t>}</w:t>
+                            </w:r>
+                          </w:p>
+                        </w:tc>
+                        <w:tc>
+                          <w:tcPr>
+                            <w:tcW w:w="348" w:type="dxa"/>
+                            <w:tcBorders>
+                              <w:top w:val="single" w:sz="4" w:space="0" w:color="000000"/>
+                              <w:left w:val="single" w:sz="4" w:space="0" w:color="000000"/>
+                              <w:bottom w:val="single" w:sz="4" w:space="0" w:color="000000"/>
+                              <w:right w:val="single" w:sz="4" w:space="0" w:color="000000"/>
+                            </w:tcBorders>
+                            <w:vAlign w:val="center"/>
+                          </w:tcPr>
+                          <w:p>
+                            <w:pPr>
+                              <w:pStyle w:val="TableParagraph"/>
+                              <w:spacing w:before="20"/>
+                              <w:ind w:left="38"/>
+                              <w:jc w:val="center"/>
+                              <w:rPr>
+                                <w:rFonts w:ascii="Arial"/>
+                                <w:b/>
+                                <w:sz w:val="10"/>
+                                <w:lang w:val="es-PE"/>
+                              </w:rPr>
+                            </w:pPr>
+                            <w:r>
+                              <w:rPr>
+                                <w:rFonts w:ascii="Arial"/>
+                                <w:b/>
+                                <w:sz w:val="10"/>
+                                <w:lang w:val="es-PE"/>
+                              </w:rPr>
+                              <w:t>${</w:t>
+                            </w:r>
+                            <w:r>
+                              <w:rPr>
+                                <w:rFonts w:ascii="Arial"/>
+                                <w:b/>
+                                <w:sz w:val="10"/>
+                                <w:lang w:val="es-PE"/>
+                              </w:rPr>
+                              <w:t>desap_col_</w:t>
+                            </w:r>
+                            <w:r>
+                              <w:rPr>
+                                <w:rFonts w:ascii="Arial"/>
+                                <w:b/>
+                                <w:sz w:val="10"/>
+                                <w:lang w:val="es-PE"/>
+                              </w:rPr>
+                              <w:t>4</w:t>
+                            </w:r>
+                            <w:r>
+                              <w:rPr>
+                                <w:rFonts w:ascii="Arial"/>
+                                <w:b/>
+                                <w:sz w:val="10"/>
+                                <w:lang w:val="es-PE"/>
+                              </w:rPr>
+                              <w:t>}</w:t>
+                            </w:r>
+                          </w:p>
+                        </w:tc>
+                        <w:tc>
+                          <w:tcPr>
+                            <w:tcW w:w="348" w:type="dxa"/>
+                            <w:tcBorders>
+                              <w:top w:val="single" w:sz="4" w:space="0" w:color="000000"/>
+                              <w:left w:val="single" w:sz="4" w:space="0" w:color="000000"/>
+                              <w:bottom w:val="single" w:sz="4" w:space="0" w:color="000000"/>
+                              <w:right w:val="single" w:sz="4" w:space="0" w:color="000000"/>
+                            </w:tcBorders>
+                            <w:vAlign w:val="center"/>
+                          </w:tcPr>
+                          <w:p>
+                            <w:pPr>
+                              <w:pStyle w:val="TableParagraph"/>
+                              <w:spacing w:before="20"/>
+                              <w:ind w:left="38"/>
+                              <w:jc w:val="center"/>
+                              <w:rPr>
+                                <w:rFonts w:ascii="Arial"/>
+                                <w:b/>
+                                <w:sz w:val="10"/>
+                                <w:lang w:val="es-PE"/>
+                              </w:rPr>
+                            </w:pPr>
+                            <w:r>
+                              <w:rPr>
+                                <w:rFonts w:ascii="Arial"/>
+                                <w:b/>
+                                <w:sz w:val="10"/>
+                                <w:lang w:val="es-PE"/>
+                              </w:rPr>
+                              <w:t>${</w:t>
+                            </w:r>
+                            <w:r>
+                              <w:rPr>
+                                <w:rFonts w:ascii="Arial"/>
+                                <w:b/>
+                                <w:sz w:val="10"/>
+                                <w:lang w:val="es-PE"/>
+                              </w:rPr>
+                              <w:t>desap_col_</w:t>
+                            </w:r>
+                            <w:r>
+                              <w:rPr>
+                                <w:rFonts w:ascii="Arial"/>
+                                <w:b/>
+                                <w:sz w:val="10"/>
+                                <w:lang w:val="es-PE"/>
+                              </w:rPr>
+                              <w:t>5</w:t>
+                            </w:r>
+                            <w:r>
+                              <w:rPr>
+                                <w:rFonts w:ascii="Arial"/>
+                                <w:b/>
+                                <w:sz w:val="10"/>
+                                <w:lang w:val="es-PE"/>
+                              </w:rPr>
+                              <w:t>}</w:t>
+                            </w:r>
+                          </w:p>
+                        </w:tc>
+                        <w:tc>
+                          <w:tcPr>
+                            <w:tcW w:w="348" w:type="dxa"/>
+                            <w:tcBorders>
+                              <w:top w:val="single" w:sz="4" w:space="0" w:color="000000"/>
+                              <w:left w:val="single" w:sz="4" w:space="0" w:color="000000"/>
+                              <w:bottom w:val="single" w:sz="4" w:space="0" w:color="000000"/>
+                              <w:right w:val="single" w:sz="4" w:space="0" w:color="000000"/>
+                            </w:tcBorders>
+                            <w:vAlign w:val="center"/>
+                          </w:tcPr>
+                          <w:p>
+                            <w:pPr>
+                              <w:pStyle w:val="TableParagraph"/>
+                              <w:spacing w:before="20"/>
+                              <w:ind w:left="38"/>
+                              <w:jc w:val="center"/>
+                              <w:rPr>
+                                <w:rFonts w:ascii="Arial"/>
+                                <w:b/>
+                                <w:sz w:val="10"/>
+                                <w:lang w:val="es-PE"/>
+                              </w:rPr>
+                            </w:pPr>
+                            <w:r>
+                              <w:rPr>
+                                <w:rFonts w:ascii="Arial"/>
+                                <w:b/>
+                                <w:sz w:val="10"/>
+                                <w:lang w:val="es-PE"/>
+                              </w:rPr>
+                              <w:t>${</w:t>
+                            </w:r>
+                            <w:r>
+                              <w:rPr>
+                                <w:rFonts w:ascii="Arial"/>
+                                <w:b/>
+                                <w:sz w:val="10"/>
+                                <w:lang w:val="es-PE"/>
+                              </w:rPr>
+                              <w:t>desap_col_</w:t>
+                            </w:r>
+                            <w:r>
+                              <w:rPr>
+                                <w:rFonts w:ascii="Arial"/>
+                                <w:b/>
+                                <w:sz w:val="10"/>
+                                <w:lang w:val="es-PE"/>
+                              </w:rPr>
+                              <w:t>6</w:t>
+                            </w:r>
+                            <w:r>
+                              <w:rPr>
+                                <w:rFonts w:ascii="Arial"/>
+                                <w:b/>
+                                <w:sz w:val="10"/>
+                                <w:lang w:val="es-PE"/>
+                              </w:rPr>
+                              <w:t>}</w:t>
+                            </w:r>
+                          </w:p>
+                        </w:tc>
+                        <w:tc>
+                          <w:tcPr>
+                            <w:tcW w:w="348" w:type="dxa"/>
+                            <w:tcBorders>
+                              <w:top w:val="single" w:sz="4" w:space="0" w:color="000000"/>
+                              <w:left w:val="single" w:sz="4" w:space="0" w:color="000000"/>
+                              <w:bottom w:val="single" w:sz="4" w:space="0" w:color="000000"/>
+                              <w:right w:val="single" w:sz="4" w:space="0" w:color="000000"/>
+                            </w:tcBorders>
+                            <w:vAlign w:val="center"/>
+                          </w:tcPr>
+                          <w:p>
+                            <w:pPr>
+                              <w:pStyle w:val="TableParagraph"/>
+                              <w:spacing w:before="20"/>
+                              <w:jc w:val="center"/>
+                              <w:rPr>
+                                <w:rFonts w:ascii="Arial"/>
+                                <w:b/>
+                                <w:sz w:val="10"/>
+                                <w:lang w:val="es-PE"/>
+                              </w:rPr>
+                            </w:pPr>
+                            <w:r>
+                              <w:rPr>
+                                <w:rFonts w:ascii="Arial"/>
+                                <w:b/>
+                                <w:sz w:val="10"/>
+                                <w:lang w:val="es-PE"/>
+                              </w:rPr>
+                              <w:t>${</w:t>
+                            </w:r>
+                            <w:r>
+                              <w:rPr>
+                                <w:rFonts w:ascii="Arial"/>
+                                <w:b/>
+                                <w:sz w:val="10"/>
+                                <w:lang w:val="es-PE"/>
+                              </w:rPr>
+                              <w:t>desap_col_</w:t>
+                            </w:r>
+                            <w:r>
+                              <w:rPr>
+                                <w:rFonts w:ascii="Arial"/>
+                                <w:b/>
+                                <w:sz w:val="10"/>
+                                <w:lang w:val="es-PE"/>
+                              </w:rPr>
+                              <w:t>7</w:t>
+                            </w:r>
+                            <w:r>
+                              <w:rPr>
+                                <w:rFonts w:ascii="Arial"/>
+                                <w:b/>
+                                <w:sz w:val="10"/>
+                                <w:lang w:val="es-PE"/>
+                              </w:rPr>
+                              <w:t>}</w:t>
+                            </w:r>
+                          </w:p>
+                        </w:tc>
+                        <w:tc>
+                          <w:tcPr>
+                            <w:tcW w:w="348" w:type="dxa"/>
+                            <w:tcBorders>
+                              <w:top w:val="single" w:sz="4" w:space="0" w:color="000000"/>
+                              <w:left w:val="single" w:sz="4" w:space="0" w:color="000000"/>
+                              <w:bottom w:val="single" w:sz="4" w:space="0" w:color="000000"/>
+                              <w:right w:val="single" w:sz="4" w:space="0" w:color="000000"/>
+                            </w:tcBorders>
+                            <w:vAlign w:val="center"/>
+                          </w:tcPr>
+                          <w:p>
+                            <w:pPr>
+                              <w:pStyle w:val="TableParagraph"/>
+                              <w:spacing w:before="20"/>
+                              <w:jc w:val="center"/>
+                              <w:rPr>
+                                <w:rFonts w:ascii="Arial"/>
+                                <w:b/>
+                                <w:sz w:val="10"/>
+                                <w:lang w:val="es-PE"/>
+                              </w:rPr>
+                            </w:pPr>
+                            <w:r>
+                              <w:rPr>
+                                <w:rFonts w:ascii="Arial"/>
+                                <w:b/>
+                                <w:sz w:val="10"/>
+                                <w:lang w:val="es-PE"/>
+                              </w:rPr>
+                              <w:t>${</w:t>
+                            </w:r>
+                            <w:r>
+                              <w:rPr>
+                                <w:rFonts w:ascii="Arial"/>
+                                <w:b/>
+                                <w:sz w:val="10"/>
+                                <w:lang w:val="es-PE"/>
+                              </w:rPr>
+                              <w:t>desap_col_</w:t>
+                            </w:r>
+                            <w:r>
+                              <w:rPr>
+                                <w:rFonts w:ascii="Arial"/>
+                                <w:b/>
+                                <w:sz w:val="10"/>
+                                <w:lang w:val="es-PE"/>
+                              </w:rPr>
+                              <w:t>8</w:t>
+                            </w:r>
+                            <w:r>
+                              <w:rPr>
+                                <w:rFonts w:ascii="Arial"/>
+                                <w:b/>
+                                <w:sz w:val="10"/>
+                                <w:lang w:val="es-PE"/>
+                              </w:rPr>
+                              <w:t>}</w:t>
+                            </w:r>
+                          </w:p>
+                        </w:tc>
+                        <w:tc>
+                          <w:tcPr>
+                            <w:tcW w:w="348" w:type="dxa"/>
+                            <w:tcBorders>
+                              <w:top w:val="single" w:sz="4" w:space="0" w:color="000000"/>
+                              <w:left w:val="single" w:sz="4" w:space="0" w:color="000000"/>
+                              <w:bottom w:val="single" w:sz="4" w:space="0" w:color="000000"/>
+                              <w:right w:val="single" w:sz="4" w:space="0" w:color="000000"/>
+                            </w:tcBorders>
+                            <w:vAlign w:val="center"/>
+                          </w:tcPr>
+                          <w:p>
+                            <w:pPr>
+                              <w:pStyle w:val="TableParagraph"/>
+                              <w:spacing w:before="20"/>
+                              <w:jc w:val="center"/>
+                              <w:rPr>
+                                <w:rFonts w:ascii="Arial"/>
+                                <w:b/>
+                                <w:sz w:val="10"/>
+                                <w:lang w:val="es-PE"/>
+                              </w:rPr>
+                            </w:pPr>
+                            <w:r>
+                              <w:rPr>
+                                <w:rFonts w:ascii="Arial"/>
+                                <w:b/>
+                                <w:sz w:val="10"/>
+                                <w:lang w:val="es-PE"/>
+                              </w:rPr>
+                              <w:t>${</w:t>
+                            </w:r>
+                            <w:r>
+                              <w:rPr>
+                                <w:rFonts w:ascii="Arial"/>
+                                <w:b/>
+                                <w:sz w:val="10"/>
+                                <w:lang w:val="es-PE"/>
+                              </w:rPr>
+                              <w:t>desap_col_</w:t>
+                            </w:r>
+                            <w:r>
+                              <w:rPr>
+                                <w:rFonts w:ascii="Arial"/>
+                                <w:b/>
+                                <w:sz w:val="10"/>
+                                <w:lang w:val="es-PE"/>
+                              </w:rPr>
+                              <w:t>9</w:t>
+                            </w:r>
+                            <w:r>
+                              <w:rPr>
+                                <w:rFonts w:ascii="Arial"/>
+                                <w:b/>
+                                <w:sz w:val="10"/>
+                                <w:lang w:val="es-PE"/>
+                              </w:rPr>
+                              <w:t>}</w:t>
+                            </w:r>
+                          </w:p>
+                        </w:tc>
+                        <w:tc>
+                          <w:tcPr>
+                            <w:tcW w:w="348" w:type="dxa"/>
+                            <w:tcBorders>
+                              <w:top w:val="single" w:sz="4" w:space="0" w:color="000000"/>
+                              <w:left w:val="single" w:sz="4" w:space="0" w:color="000000"/>
+                              <w:bottom w:val="single" w:sz="4" w:space="0" w:color="000000"/>
+                              <w:right w:val="single" w:sz="4" w:space="0" w:color="000000"/>
+                            </w:tcBorders>
+                            <w:vAlign w:val="center"/>
+                          </w:tcPr>
+                          <w:p>
+                            <w:pPr>
+                              <w:pStyle w:val="TableParagraph"/>
+                              <w:spacing w:before="20"/>
+                              <w:jc w:val="center"/>
+                              <w:rPr>
+                                <w:rFonts w:ascii="Arial"/>
+                                <w:b/>
+                                <w:sz w:val="10"/>
+                                <w:lang w:val="es-PE"/>
+                              </w:rPr>
+                            </w:pPr>
+                            <w:r>
+                              <w:rPr>
+                                <w:rFonts w:ascii="Arial"/>
+                                <w:b/>
+                                <w:sz w:val="10"/>
+                                <w:lang w:val="es-PE"/>
+                              </w:rPr>
+                              <w:t>${</w:t>
+                            </w:r>
+                            <w:r>
+                              <w:rPr>
+                                <w:rFonts w:ascii="Arial"/>
+                                <w:b/>
+                                <w:sz w:val="10"/>
+                                <w:lang w:val="es-PE"/>
+                              </w:rPr>
+                              <w:t>desap_col_1</w:t>
+                            </w:r>
+                            <w:r>
+                              <w:rPr>
+                                <w:rFonts w:ascii="Arial"/>
+                                <w:b/>
+                                <w:sz w:val="10"/>
+                                <w:lang w:val="es-PE"/>
+                              </w:rPr>
+                              <w:t>0</w:t>
+                            </w:r>
+                            <w:r>
+                              <w:rPr>
+                                <w:rFonts w:ascii="Arial"/>
+                                <w:b/>
+                                <w:sz w:val="10"/>
+                                <w:lang w:val="es-PE"/>
+                              </w:rPr>
+                              <w:t>}</w:t>
+                            </w:r>
+                          </w:p>
+                        </w:tc>
+                        <w:tc>
+                          <w:tcPr>
+                            <w:tcW w:w="348" w:type="dxa"/>
+                            <w:tcBorders>
+                              <w:top w:val="single" w:sz="4" w:space="0" w:color="000000"/>
+                              <w:left w:val="single" w:sz="4" w:space="0" w:color="000000"/>
+                              <w:bottom w:val="single" w:sz="4" w:space="0" w:color="000000"/>
+                              <w:right w:val="single" w:sz="4" w:space="0" w:color="000000"/>
+                            </w:tcBorders>
+                          </w:tcPr>
+                          <w:p>
+                            <w:pPr>
+                              <w:pStyle w:val="TableParagraph"/>
+                              <w:rPr>
+                                <w:rFonts w:ascii="Times New Roman"/>
+                                <w:sz w:val="8"/>
+                              </w:rPr>
+                            </w:pPr>
+                          </w:p>
+                        </w:tc>
+                        <w:tc>
+                          <w:tcPr>
+                            <w:tcW w:w="468" w:type="dxa"/>
+                            <w:tcBorders>
+                              <w:top w:val="single" w:sz="4" w:space="0" w:color="000000"/>
+                              <w:left w:val="single" w:sz="4" w:space="0" w:color="000000"/>
+                              <w:bottom w:val="single" w:sz="4" w:space="0" w:color="000000"/>
+                              <w:right w:val="single" w:sz="4" w:space="0" w:color="000000"/>
+                            </w:tcBorders>
+                          </w:tcPr>
+                          <w:p>
+                            <w:pPr>
+                              <w:pStyle w:val="TableParagraph"/>
+                              <w:spacing w:before="31"/>
+                              <w:ind w:left="37"/>
+                              <w:jc w:val="center"/>
+                              <w:rPr>
+                                <w:rFonts w:ascii="Times New Roman"/>
+                                <w:b/>
+                                <w:sz w:val="10"/>
+                              </w:rPr>
+                            </w:pPr>
+                          </w:p>
+                        </w:tc>
+                        <w:tc>
+                          <w:tcPr>
+                            <w:tcW w:w="468" w:type="dxa"/>
+                            <w:tcBorders>
+                              <w:top w:val="single" w:sz="4" w:space="0" w:color="000000"/>
+                              <w:left w:val="single" w:sz="4" w:space="0" w:color="000000"/>
+                              <w:bottom w:val="single" w:sz="4" w:space="0" w:color="000000"/>
+                              <w:right w:val="single" w:sz="4" w:space="0" w:color="000000"/>
+                            </w:tcBorders>
+                          </w:tcPr>
+                          <w:p>
+                            <w:pPr>
+                              <w:pStyle w:val="TableParagraph"/>
+                              <w:rPr>
+                                <w:rFonts w:ascii="Times New Roman"/>
+                                <w:sz w:val="8"/>
+                              </w:rPr>
+                            </w:pPr>
+                          </w:p>
+                        </w:tc>
+                        <w:tc>
+                          <w:tcPr>
+                            <w:tcW w:w="409" w:type="dxa"/>
+                            <w:tcBorders>
+                              <w:top w:val="single" w:sz="4" w:space="0" w:color="000000"/>
+                              <w:left w:val="single" w:sz="4" w:space="0" w:color="000000"/>
+                              <w:bottom w:val="single" w:sz="4" w:space="0" w:color="000000"/>
+                            </w:tcBorders>
+                          </w:tcPr>
+                          <w:p>
+                            <w:pPr>
+                              <w:pStyle w:val="TableParagraph"/>
+                              <w:rPr>
+                                <w:rFonts w:ascii="Times New Roman"/>
+                                <w:sz w:val="8"/>
+                              </w:rPr>
+                            </w:pPr>
+                          </w:p>
+                        </w:tc>
+                      </w:tr>
+                      <w:tr>
+                        <w:trPr>
+                          <w:trHeight w:val="159"/>
+                        </w:trPr>
+                        <w:tc>
+                          <w:tcPr>
+                            <w:tcW w:w="1112" w:type="dxa"/>
+                            <w:tcBorders>
+                              <w:top w:val="single" w:sz="4" w:space="0" w:color="000000"/>
+                              <w:right w:val="single" w:sz="4" w:space="0" w:color="000000"/>
+                            </w:tcBorders>
+                            <w:shd w:val="clear" w:color="auto" w:fill="D8D8D8"/>
+                          </w:tcPr>
+                          <w:p>
+                            <w:pPr>
+                              <w:pStyle w:val="TableParagraph"/>
+                              <w:spacing w:before="21"/>
+                              <w:ind w:left="21"/>
+                              <w:rPr>
+                                <w:rFonts w:ascii="Arial"/>
+                                <w:b/>
+                                <w:sz w:val="9"/>
+                              </w:rPr>
+                            </w:pPr>
+                            <w:r>
+                              <w:rPr>
+                                <w:rFonts w:ascii="Arial"/>
+                                <w:b/>
+                                <w:spacing w:val="-2"/>
+                                <w:sz w:val="9"/>
+                              </w:rPr>
+                              <w:t>RETIRADOS</w:t>
+                            </w:r>
+                          </w:p>
+                        </w:tc>
+                        <w:tc>
+                          <w:tcPr>
+                            <w:tcW w:w="400" w:type="dxa"/>
+                            <w:tcBorders>
+                              <w:top w:val="single" w:sz="4" w:space="0" w:color="000000"/>
+                              <w:left w:val="single" w:sz="4" w:space="0" w:color="000000"/>
+                              <w:right w:val="single" w:sz="4" w:space="0" w:color="000000"/>
+                            </w:tcBorders>
+                            <w:vAlign w:val="center"/>
+                          </w:tcPr>
+                          <w:p>
+                            <w:pPr>
+                              <w:pStyle w:val="TableParagraph"/>
+                              <w:spacing w:before="20"/>
+                              <w:ind w:left="36"/>
+                              <w:jc w:val="center"/>
+                              <w:rPr>
+                                <w:rFonts w:ascii="Arial"/>
+                                <w:b/>
+                                <w:sz w:val="10"/>
+                                <w:lang w:val="es-PE"/>
+                              </w:rPr>
+                            </w:pPr>
+                            <w:r>
+                              <w:rPr>
+                                <w:rFonts w:ascii="Arial"/>
+                                <w:b/>
+                                <w:sz w:val="10"/>
+                                <w:lang w:val="es-PE"/>
+                              </w:rPr>
+                              <w:t>${</w:t>
+                            </w:r>
+                            <w:r>
+                              <w:rPr>
+                                <w:rFonts w:ascii="Arial"/>
+                                <w:b/>
+                                <w:sz w:val="10"/>
+                                <w:lang w:val="es-PE"/>
+                              </w:rPr>
+                              <w:t>ret_col_1</w:t>
+                            </w:r>
+                            <w:r>
+                              <w:rPr>
+                                <w:rFonts w:ascii="Arial"/>
+                                <w:b/>
+                                <w:sz w:val="10"/>
+                                <w:lang w:val="es-PE"/>
+                              </w:rPr>
+                              <w:t>}</w:t>
+                            </w:r>
+                          </w:p>
+                        </w:tc>
+                        <w:tc>
+                          <w:tcPr>
+                            <w:tcW w:w="422" w:type="dxa"/>
+                            <w:tcBorders>
+                              <w:top w:val="single" w:sz="4" w:space="0" w:color="000000"/>
+                              <w:left w:val="single" w:sz="4" w:space="0" w:color="000000"/>
+                              <w:right w:val="single" w:sz="4" w:space="0" w:color="000000"/>
+                            </w:tcBorders>
+                            <w:vAlign w:val="center"/>
+                          </w:tcPr>
+                          <w:p>
+                            <w:pPr>
+                              <w:pStyle w:val="TableParagraph"/>
+                              <w:spacing w:before="20"/>
+                              <w:ind w:left="39"/>
+                              <w:jc w:val="center"/>
+                              <w:rPr>
+                                <w:rFonts w:ascii="Arial"/>
+                                <w:b/>
+                                <w:sz w:val="10"/>
+                                <w:lang w:val="es-PE"/>
+                              </w:rPr>
+                            </w:pPr>
+                            <w:r>
+                              <w:rPr>
+                                <w:rFonts w:ascii="Arial"/>
+                                <w:b/>
+                                <w:sz w:val="10"/>
+                                <w:lang w:val="es-PE"/>
+                              </w:rPr>
+                              <w:t>${</w:t>
+                            </w:r>
+                            <w:r>
+                              <w:rPr>
+                                <w:rFonts w:ascii="Arial"/>
+                                <w:b/>
+                                <w:sz w:val="10"/>
+                                <w:lang w:val="es-PE"/>
+                              </w:rPr>
+                              <w:t>ret_col_</w:t>
+                            </w:r>
+                            <w:r>
+                              <w:rPr>
+                                <w:rFonts w:ascii="Arial"/>
+                                <w:b/>
+                                <w:sz w:val="10"/>
+                                <w:lang w:val="es-PE"/>
+                              </w:rPr>
+                              <w:t>2</w:t>
+                            </w:r>
+                            <w:r>
+                              <w:rPr>
+                                <w:rFonts w:ascii="Arial"/>
+                                <w:b/>
+                                <w:sz w:val="10"/>
+                                <w:lang w:val="es-PE"/>
+                              </w:rPr>
+                              <w:t>}</w:t>
+                            </w:r>
+                          </w:p>
+                        </w:tc>
+                        <w:tc>
+                          <w:tcPr>
+                            <w:tcW w:w="348" w:type="dxa"/>
+                            <w:tcBorders>
+                              <w:top w:val="single" w:sz="4" w:space="0" w:color="000000"/>
+                              <w:left w:val="single" w:sz="4" w:space="0" w:color="000000"/>
+                              <w:right w:val="single" w:sz="4" w:space="0" w:color="000000"/>
+                            </w:tcBorders>
+                            <w:vAlign w:val="center"/>
+                          </w:tcPr>
+                          <w:p>
+                            <w:pPr>
+                              <w:pStyle w:val="TableParagraph"/>
+                              <w:spacing w:before="20"/>
+                              <w:ind w:left="38"/>
+                              <w:jc w:val="center"/>
+                              <w:rPr>
+                                <w:rFonts w:ascii="Arial"/>
+                                <w:b/>
+                                <w:sz w:val="10"/>
+                                <w:lang w:val="es-PE"/>
+                              </w:rPr>
+                            </w:pPr>
+                            <w:r>
+                              <w:rPr>
+                                <w:rFonts w:ascii="Arial"/>
+                                <w:b/>
+                                <w:sz w:val="10"/>
+                                <w:lang w:val="es-PE"/>
+                              </w:rPr>
+                              <w:t>${</w:t>
+                            </w:r>
+                            <w:r>
+                              <w:rPr>
+                                <w:rFonts w:ascii="Arial"/>
+                                <w:b/>
+                                <w:sz w:val="10"/>
+                                <w:lang w:val="es-PE"/>
+                              </w:rPr>
+                              <w:t>ret_col_</w:t>
+                            </w:r>
+                            <w:r>
+                              <w:rPr>
+                                <w:rFonts w:ascii="Arial"/>
+                                <w:b/>
+                                <w:sz w:val="10"/>
+                                <w:lang w:val="es-PE"/>
+                              </w:rPr>
+                              <w:t>3</w:t>
+                            </w:r>
+                            <w:r>
+                              <w:rPr>
+                                <w:rFonts w:ascii="Arial"/>
+                                <w:b/>
+                                <w:sz w:val="10"/>
+                                <w:lang w:val="es-PE"/>
+                              </w:rPr>
+                              <w:t>}</w:t>
+                            </w:r>
+                          </w:p>
+                        </w:tc>
+                        <w:tc>
+                          <w:tcPr>
+                            <w:tcW w:w="348" w:type="dxa"/>
+                            <w:tcBorders>
+                              <w:top w:val="single" w:sz="4" w:space="0" w:color="000000"/>
+                              <w:left w:val="single" w:sz="4" w:space="0" w:color="000000"/>
+                              <w:right w:val="single" w:sz="4" w:space="0" w:color="000000"/>
+                            </w:tcBorders>
+                            <w:vAlign w:val="center"/>
+                          </w:tcPr>
+                          <w:p>
+                            <w:pPr>
+                              <w:pStyle w:val="TableParagraph"/>
+                              <w:spacing w:before="20"/>
+                              <w:ind w:left="38"/>
+                              <w:jc w:val="center"/>
+                              <w:rPr>
+                                <w:rFonts w:ascii="Arial"/>
+                                <w:b/>
+                                <w:sz w:val="10"/>
+                                <w:lang w:val="es-PE"/>
+                              </w:rPr>
+                            </w:pPr>
+                            <w:r>
+                              <w:rPr>
+                                <w:rFonts w:ascii="Arial"/>
+                                <w:b/>
+                                <w:sz w:val="10"/>
+                                <w:lang w:val="es-PE"/>
+                              </w:rPr>
+                              <w:t>${</w:t>
+                            </w:r>
+                            <w:r>
+                              <w:rPr>
+                                <w:rFonts w:ascii="Arial"/>
+                                <w:b/>
+                                <w:sz w:val="10"/>
+                                <w:lang w:val="es-PE"/>
+                              </w:rPr>
+                              <w:t>ret_col_</w:t>
+                            </w:r>
+                            <w:r>
+                              <w:rPr>
+                                <w:rFonts w:ascii="Arial"/>
+                                <w:b/>
+                                <w:sz w:val="10"/>
+                                <w:lang w:val="es-PE"/>
+                              </w:rPr>
+                              <w:t>4</w:t>
+                            </w:r>
+                            <w:r>
+                              <w:rPr>
+                                <w:rFonts w:ascii="Arial"/>
+                                <w:b/>
+                                <w:sz w:val="10"/>
+                                <w:lang w:val="es-PE"/>
+                              </w:rPr>
+                              <w:t>}</w:t>
+                            </w:r>
+                          </w:p>
+                        </w:tc>
+                        <w:tc>
+                          <w:tcPr>
+                            <w:tcW w:w="348" w:type="dxa"/>
+                            <w:tcBorders>
+                              <w:top w:val="single" w:sz="4" w:space="0" w:color="000000"/>
+                              <w:left w:val="single" w:sz="4" w:space="0" w:color="000000"/>
+                              <w:right w:val="single" w:sz="4" w:space="0" w:color="000000"/>
+                            </w:tcBorders>
+                            <w:vAlign w:val="center"/>
+                          </w:tcPr>
+                          <w:p>
+                            <w:pPr>
+                              <w:pStyle w:val="TableParagraph"/>
+                              <w:spacing w:before="20"/>
+                              <w:ind w:left="38"/>
+                              <w:jc w:val="center"/>
+                              <w:rPr>
+                                <w:rFonts w:ascii="Arial"/>
+                                <w:b/>
+                                <w:sz w:val="10"/>
+                                <w:lang w:val="es-PE"/>
+                              </w:rPr>
+                            </w:pPr>
+                            <w:r>
+                              <w:rPr>
+                                <w:rFonts w:ascii="Arial"/>
+                                <w:b/>
+                                <w:sz w:val="10"/>
+                                <w:lang w:val="es-PE"/>
+                              </w:rPr>
+                              <w:t>${</w:t>
+                            </w:r>
+                            <w:r>
+                              <w:rPr>
+                                <w:rFonts w:ascii="Arial"/>
+                                <w:b/>
+                                <w:sz w:val="10"/>
+                                <w:lang w:val="es-PE"/>
+                              </w:rPr>
+                              <w:t>ret_col_</w:t>
+                            </w:r>
+                            <w:r>
+                              <w:rPr>
+                                <w:rFonts w:ascii="Arial"/>
+                                <w:b/>
+                                <w:sz w:val="10"/>
+                                <w:lang w:val="es-PE"/>
+                              </w:rPr>
+                              <w:t>5</w:t>
+                            </w:r>
+                            <w:r>
+                              <w:rPr>
+                                <w:rFonts w:ascii="Arial"/>
+                                <w:b/>
+                                <w:sz w:val="10"/>
+                                <w:lang w:val="es-PE"/>
+                              </w:rPr>
+                              <w:t>}</w:t>
+                            </w:r>
+                          </w:p>
+                        </w:tc>
+                        <w:tc>
+                          <w:tcPr>
+                            <w:tcW w:w="348" w:type="dxa"/>
+                            <w:tcBorders>
+                              <w:top w:val="single" w:sz="4" w:space="0" w:color="000000"/>
+                              <w:left w:val="single" w:sz="4" w:space="0" w:color="000000"/>
+                              <w:right w:val="single" w:sz="4" w:space="0" w:color="000000"/>
+                            </w:tcBorders>
+                            <w:vAlign w:val="center"/>
+                          </w:tcPr>
+                          <w:p>
+                            <w:pPr>
+                              <w:pStyle w:val="TableParagraph"/>
+                              <w:spacing w:before="20"/>
+                              <w:ind w:left="38"/>
+                              <w:jc w:val="center"/>
+                              <w:rPr>
+                                <w:rFonts w:ascii="Arial"/>
+                                <w:b/>
+                                <w:sz w:val="10"/>
+                                <w:lang w:val="es-PE"/>
+                              </w:rPr>
+                            </w:pPr>
+                            <w:r>
+                              <w:rPr>
+                                <w:rFonts w:ascii="Arial"/>
+                                <w:b/>
+                                <w:sz w:val="10"/>
+                                <w:lang w:val="es-PE"/>
+                              </w:rPr>
+                              <w:t>${</w:t>
+                            </w:r>
+                            <w:r>
+                              <w:rPr>
+                                <w:rFonts w:ascii="Arial"/>
+                                <w:b/>
+                                <w:sz w:val="10"/>
+                                <w:lang w:val="es-PE"/>
+                              </w:rPr>
+                              <w:t>ret_col_</w:t>
+                            </w:r>
+                            <w:r>
+                              <w:rPr>
+                                <w:rFonts w:ascii="Arial"/>
+                                <w:b/>
+                                <w:sz w:val="10"/>
+                                <w:lang w:val="es-PE"/>
+                              </w:rPr>
+                              <w:t>6</w:t>
+                            </w:r>
+                            <w:r>
+                              <w:rPr>
+                                <w:rFonts w:ascii="Arial"/>
+                                <w:b/>
+                                <w:sz w:val="10"/>
+                                <w:lang w:val="es-PE"/>
+                              </w:rPr>
+                              <w:t>}</w:t>
+                            </w:r>
+                          </w:p>
+                        </w:tc>
+                        <w:tc>
+                          <w:tcPr>
+                            <w:tcW w:w="348" w:type="dxa"/>
+                            <w:tcBorders>
+                              <w:top w:val="single" w:sz="4" w:space="0" w:color="000000"/>
+                              <w:left w:val="single" w:sz="4" w:space="0" w:color="000000"/>
+                              <w:right w:val="single" w:sz="4" w:space="0" w:color="000000"/>
+                            </w:tcBorders>
+                            <w:vAlign w:val="center"/>
+                          </w:tcPr>
+                          <w:p>
+                            <w:pPr>
+                              <w:pStyle w:val="TableParagraph"/>
+                              <w:spacing w:before="20"/>
+                              <w:jc w:val="center"/>
+                              <w:rPr>
+                                <w:rFonts w:ascii="Arial"/>
+                                <w:b/>
+                                <w:sz w:val="10"/>
+                                <w:lang w:val="es-PE"/>
+                              </w:rPr>
+                            </w:pPr>
+                            <w:r>
+                              <w:rPr>
+                                <w:rFonts w:ascii="Arial"/>
+                                <w:b/>
+                                <w:sz w:val="10"/>
+                                <w:lang w:val="es-PE"/>
+                              </w:rPr>
+                              <w:t>${</w:t>
+                            </w:r>
+                            <w:r>
+                              <w:rPr>
+                                <w:rFonts w:ascii="Arial"/>
+                                <w:b/>
+                                <w:sz w:val="10"/>
+                                <w:lang w:val="es-PE"/>
+                              </w:rPr>
+                              <w:t>ret_col_</w:t>
+                            </w:r>
+                            <w:r>
+                              <w:rPr>
+                                <w:rFonts w:ascii="Arial"/>
+                                <w:b/>
+                                <w:sz w:val="10"/>
+                                <w:lang w:val="es-PE"/>
+                              </w:rPr>
+                              <w:t>7</w:t>
+                            </w:r>
+                            <w:r>
+                              <w:rPr>
+                                <w:rFonts w:ascii="Arial"/>
+                                <w:b/>
+                                <w:sz w:val="10"/>
+                                <w:lang w:val="es-PE"/>
+                              </w:rPr>
+                              <w:t>}</w:t>
+                            </w:r>
+                          </w:p>
+                        </w:tc>
+                        <w:tc>
+                          <w:tcPr>
+                            <w:tcW w:w="348" w:type="dxa"/>
+                            <w:tcBorders>
+                              <w:top w:val="single" w:sz="4" w:space="0" w:color="000000"/>
+                              <w:left w:val="single" w:sz="4" w:space="0" w:color="000000"/>
+                              <w:right w:val="single" w:sz="4" w:space="0" w:color="000000"/>
+                            </w:tcBorders>
+                            <w:vAlign w:val="center"/>
+                          </w:tcPr>
+                          <w:p>
+                            <w:pPr>
+                              <w:pStyle w:val="TableParagraph"/>
+                              <w:spacing w:before="20"/>
+                              <w:jc w:val="center"/>
+                              <w:rPr>
+                                <w:rFonts w:ascii="Arial"/>
+                                <w:b/>
+                                <w:sz w:val="10"/>
+                                <w:lang w:val="es-PE"/>
+                              </w:rPr>
+                            </w:pPr>
+                            <w:r>
+                              <w:rPr>
+                                <w:rFonts w:ascii="Arial"/>
+                                <w:b/>
+                                <w:sz w:val="10"/>
+                                <w:lang w:val="es-PE"/>
+                              </w:rPr>
+                              <w:t>${</w:t>
+                            </w:r>
+                            <w:r>
+                              <w:rPr>
+                                <w:rFonts w:ascii="Arial"/>
+                                <w:b/>
+                                <w:sz w:val="10"/>
+                                <w:lang w:val="es-PE"/>
+                              </w:rPr>
+                              <w:t>ret_col_</w:t>
+                            </w:r>
+                            <w:r>
+                              <w:rPr>
+                                <w:rFonts w:ascii="Arial"/>
+                                <w:b/>
+                                <w:sz w:val="10"/>
+                                <w:lang w:val="es-PE"/>
+                              </w:rPr>
+                              <w:t>8</w:t>
+                            </w:r>
+                            <w:r>
+                              <w:rPr>
+                                <w:rFonts w:ascii="Arial"/>
+                                <w:b/>
+                                <w:sz w:val="10"/>
+                                <w:lang w:val="es-PE"/>
+                              </w:rPr>
+                              <w:t>}</w:t>
+                            </w:r>
+                          </w:p>
+                        </w:tc>
+                        <w:tc>
+                          <w:tcPr>
+                            <w:tcW w:w="348" w:type="dxa"/>
+                            <w:tcBorders>
+                              <w:top w:val="single" w:sz="4" w:space="0" w:color="000000"/>
+                              <w:left w:val="single" w:sz="4" w:space="0" w:color="000000"/>
+                              <w:right w:val="single" w:sz="4" w:space="0" w:color="000000"/>
+                            </w:tcBorders>
+                            <w:vAlign w:val="center"/>
+                          </w:tcPr>
+                          <w:p>
+                            <w:pPr>
+                              <w:pStyle w:val="TableParagraph"/>
+                              <w:spacing w:before="20"/>
+                              <w:jc w:val="center"/>
+                              <w:rPr>
+                                <w:rFonts w:ascii="Arial"/>
+                                <w:b/>
+                                <w:sz w:val="10"/>
+                                <w:lang w:val="es-PE"/>
+                              </w:rPr>
+                            </w:pPr>
+                            <w:r>
+                              <w:rPr>
+                                <w:rFonts w:ascii="Arial"/>
+                                <w:b/>
+                                <w:sz w:val="10"/>
+                                <w:lang w:val="es-PE"/>
+                              </w:rPr>
+                              <w:t>${</w:t>
+                            </w:r>
+                            <w:r>
+                              <w:rPr>
+                                <w:rFonts w:ascii="Arial"/>
+                                <w:b/>
+                                <w:sz w:val="10"/>
+                                <w:lang w:val="es-PE"/>
+                              </w:rPr>
+                              <w:t>ret_col_</w:t>
+                            </w:r>
+                            <w:r>
+                              <w:rPr>
+                                <w:rFonts w:ascii="Arial"/>
+                                <w:b/>
+                                <w:sz w:val="10"/>
+                                <w:lang w:val="es-PE"/>
+                              </w:rPr>
+                              <w:t>9</w:t>
+                            </w:r>
+                            <w:r>
+                              <w:rPr>
+                                <w:rFonts w:ascii="Arial"/>
+                                <w:b/>
+                                <w:sz w:val="10"/>
+                                <w:lang w:val="es-PE"/>
+                              </w:rPr>
+                              <w:t>}</w:t>
+                            </w:r>
+                          </w:p>
+                        </w:tc>
+                        <w:tc>
+                          <w:tcPr>
+                            <w:tcW w:w="348" w:type="dxa"/>
+                            <w:tcBorders>
+                              <w:top w:val="single" w:sz="4" w:space="0" w:color="000000"/>
+                              <w:left w:val="single" w:sz="4" w:space="0" w:color="000000"/>
+                              <w:right w:val="single" w:sz="4" w:space="0" w:color="000000"/>
+                            </w:tcBorders>
+                            <w:vAlign w:val="center"/>
+                          </w:tcPr>
+                          <w:p>
+                            <w:pPr>
+                              <w:pStyle w:val="TableParagraph"/>
+                              <w:spacing w:before="20"/>
+                              <w:jc w:val="center"/>
+                              <w:rPr>
+                                <w:rFonts w:ascii="Arial"/>
+                                <w:b/>
+                                <w:sz w:val="10"/>
+                                <w:lang w:val="es-PE"/>
+                              </w:rPr>
+                            </w:pPr>
+                            <w:r>
+                              <w:rPr>
+                                <w:rFonts w:ascii="Arial"/>
+                                <w:b/>
+                                <w:sz w:val="10"/>
+                                <w:lang w:val="es-PE"/>
+                              </w:rPr>
+                              <w:t>${</w:t>
+                            </w:r>
+                            <w:r>
+                              <w:rPr>
+                                <w:rFonts w:ascii="Arial"/>
+                                <w:b/>
+                                <w:sz w:val="10"/>
+                                <w:lang w:val="es-PE"/>
+                              </w:rPr>
+                              <w:t>ret_col_1</w:t>
+                            </w:r>
+                            <w:r>
+                              <w:rPr>
+                                <w:rFonts w:ascii="Arial"/>
+                                <w:b/>
+                                <w:sz w:val="10"/>
+                                <w:lang w:val="es-PE"/>
+                              </w:rPr>
+                              <w:t>0</w:t>
+                            </w:r>
+                            <w:r>
+                              <w:rPr>
+                                <w:rFonts w:ascii="Arial"/>
+                                <w:b/>
+                                <w:sz w:val="10"/>
+                                <w:lang w:val="es-PE"/>
+                              </w:rPr>
+                              <w:t>}</w:t>
+                            </w:r>
+                          </w:p>
+                        </w:tc>
+                        <w:tc>
+                          <w:tcPr>
+                            <w:tcW w:w="348" w:type="dxa"/>
+                            <w:tcBorders>
+                              <w:top w:val="single" w:sz="4" w:space="0" w:color="000000"/>
+                              <w:left w:val="single" w:sz="4" w:space="0" w:color="000000"/>
+                              <w:right w:val="single" w:sz="4" w:space="0" w:color="000000"/>
+                            </w:tcBorders>
+                          </w:tcPr>
+                          <w:p>
+                            <w:pPr>
+                              <w:pStyle w:val="TableParagraph"/>
+                              <w:rPr>
+                                <w:rFonts w:ascii="Times New Roman"/>
+                                <w:sz w:val="8"/>
+                              </w:rPr>
+                            </w:pPr>
+                          </w:p>
+                        </w:tc>
+                        <w:tc>
+                          <w:tcPr>
+                            <w:tcW w:w="468" w:type="dxa"/>
+                            <w:tcBorders>
+                              <w:top w:val="single" w:sz="4" w:space="0" w:color="000000"/>
+                              <w:left w:val="single" w:sz="4" w:space="0" w:color="000000"/>
+                              <w:right w:val="single" w:sz="4" w:space="0" w:color="000000"/>
+                            </w:tcBorders>
+                          </w:tcPr>
+                          <w:p>
+                            <w:pPr>
+                              <w:pStyle w:val="TableParagraph"/>
+                              <w:spacing w:before="24"/>
+                              <w:ind w:left="37"/>
+                              <w:jc w:val="center"/>
+                              <w:rPr>
+                                <w:rFonts w:ascii="Times New Roman"/>
+                                <w:b/>
+                                <w:sz w:val="10"/>
+                              </w:rPr>
+                            </w:pPr>
+                          </w:p>
+                        </w:tc>
+                        <w:tc>
+                          <w:tcPr>
+                            <w:tcW w:w="468" w:type="dxa"/>
+                            <w:tcBorders>
+                              <w:top w:val="single" w:sz="4" w:space="0" w:color="000000"/>
+                              <w:left w:val="single" w:sz="4" w:space="0" w:color="000000"/>
+                              <w:right w:val="single" w:sz="4" w:space="0" w:color="000000"/>
+                            </w:tcBorders>
+                          </w:tcPr>
+                          <w:p>
+                            <w:pPr>
+                              <w:pStyle w:val="TableParagraph"/>
+                              <w:rPr>
+                                <w:rFonts w:ascii="Times New Roman"/>
+                                <w:sz w:val="8"/>
+                              </w:rPr>
+                            </w:pPr>
+                          </w:p>
+                        </w:tc>
+                        <w:tc>
+                          <w:tcPr>
+                            <w:tcW w:w="409" w:type="dxa"/>
+                            <w:tcBorders>
+                              <w:top w:val="single" w:sz="4" w:space="0" w:color="000000"/>
+                              <w:left w:val="single" w:sz="4" w:space="0" w:color="000000"/>
+                            </w:tcBorders>
+                          </w:tcPr>
+                          <w:p>
+                            <w:pPr>
+                              <w:pStyle w:val="TableParagraph"/>
+                              <w:rPr>
+                                <w:rFonts w:ascii="Times New Roman"/>
+                                <w:sz w:val="8"/>
+                              </w:rPr>
+                            </w:pPr>
+                          </w:p>
+                        </w:tc>
+                      </w:tr>
+                    </w:tbl>
+                    <w:p>
+                      <w:pPr>
+                        <w:pStyle w:val="Textoindependiente"/>
+                      </w:pPr>
+                    </w:p>
+                  </w:txbxContent>
+                </v:textbox>
+                <w10:wrap anchorx="page"/>
+              </v:shape>
+            </w:pict>
+          </mc:Fallback>
+        </mc:AlternateContent>
+      </w:r>
     </w:p>
     <w:p>
       <w:pPr>
@@ -39527,2151 +43963,6 @@
       <w:pPr>
         <w:pStyle w:val="Ttulo1"/>
       </w:pPr>
-      <w:r>
-        <w:rPr>
-          <w:noProof/>
-        </w:rPr>
-        <mc:AlternateContent>
-          <mc:Choice Requires="wps">
-            <w:drawing>
-              <wp:anchor distT="0" distB="0" distL="0" distR="0" simplePos="0" relativeHeight="15731200" behindDoc="0" locked="0" layoutInCell="1" allowOverlap="1" wp14:anchorId="79F62BF2" wp14:editId="7400DFAB">
-                <wp:simplePos x="0" y="0"/>
-                <wp:positionH relativeFrom="page">
-                  <wp:posOffset>3874008</wp:posOffset>
-                </wp:positionH>
-                <wp:positionV relativeFrom="paragraph">
-                  <wp:posOffset>-453853</wp:posOffset>
-                </wp:positionV>
-                <wp:extent cx="4159250" cy="354965"/>
-                <wp:effectExtent l="0" t="0" r="0" b="0"/>
-                <wp:wrapNone/>
-                <wp:docPr id="4" name="Textbox 4"/>
-                <wp:cNvGraphicFramePr>
-                  <a:graphicFrameLocks xmlns:a="http://schemas.openxmlformats.org/drawingml/2006/main"/>
-                </wp:cNvGraphicFramePr>
-                <a:graphic xmlns:a="http://schemas.openxmlformats.org/drawingml/2006/main">
-                  <a:graphicData uri="http://schemas.microsoft.com/office/word/2010/wordprocessingShape">
-                    <wps:wsp>
-                      <wps:cNvSpPr txBox="1">
-                        <a:spLocks/>
-                      </wps:cNvSpPr>
-                      <wps:spPr>
-                        <a:xfrm>
-                          <a:off x="0" y="0"/>
-                          <a:ext cx="4159250" cy="354965"/>
-                        </a:xfrm>
-                        <a:prstGeom prst="rect">
-                          <a:avLst/>
-                        </a:prstGeom>
-                      </wps:spPr>
-                      <wps:txbx>
-                        <w:txbxContent>
-                          <w:tbl>
-                            <w:tblPr>
-                              <w:tblStyle w:val="TableNormal"/>
-                              <w:tblW w:w="0" w:type="auto"/>
-                              <w:tblInd w:w="70" w:type="dxa"/>
-                              <w:tblBorders>
-                                <w:top w:val="single" w:sz="8" w:space="0" w:color="000000"/>
-                                <w:left w:val="single" w:sz="8" w:space="0" w:color="000000"/>
-                                <w:bottom w:val="single" w:sz="8" w:space="0" w:color="000000"/>
-                                <w:right w:val="single" w:sz="8" w:space="0" w:color="000000"/>
-                                <w:insideH w:val="single" w:sz="8" w:space="0" w:color="000000"/>
-                                <w:insideV w:val="single" w:sz="8" w:space="0" w:color="000000"/>
-                              </w:tblBorders>
-                              <w:tblLayout w:type="fixed"/>
-                              <w:tblLook w:val="01E0" w:firstRow="1" w:lastRow="1" w:firstColumn="1" w:lastColumn="1" w:noHBand="0" w:noVBand="0"/>
-                            </w:tblPr>
-                            <w:tblGrid>
-                              <w:gridCol w:w="1112"/>
-                              <w:gridCol w:w="400"/>
-                              <w:gridCol w:w="422"/>
-                              <w:gridCol w:w="348"/>
-                              <w:gridCol w:w="348"/>
-                              <w:gridCol w:w="348"/>
-                              <w:gridCol w:w="348"/>
-                              <w:gridCol w:w="348"/>
-                              <w:gridCol w:w="348"/>
-                              <w:gridCol w:w="348"/>
-                              <w:gridCol w:w="348"/>
-                              <w:gridCol w:w="348"/>
-                              <w:gridCol w:w="468"/>
-                              <w:gridCol w:w="468"/>
-                              <w:gridCol w:w="409"/>
-                            </w:tblGrid>
-                            <w:tr>
-                              <w:trPr>
-                                <w:trHeight w:val="163"/>
-                              </w:trPr>
-                              <w:tc>
-                                <w:tcPr>
-                                  <w:tcW w:w="1112" w:type="dxa"/>
-                                  <w:tcBorders>
-                                    <w:bottom w:val="single" w:sz="4" w:space="0" w:color="000000"/>
-                                    <w:right w:val="single" w:sz="4" w:space="0" w:color="000000"/>
-                                  </w:tcBorders>
-                                  <w:shd w:val="clear" w:color="auto" w:fill="D8D8D8"/>
-                                </w:tcPr>
-                                <w:p>
-                                  <w:pPr>
-                                    <w:pStyle w:val="TableParagraph"/>
-                                    <w:spacing w:before="17"/>
-                                    <w:ind w:left="21"/>
-                                    <w:rPr>
-                                      <w:rFonts w:ascii="Arial"/>
-                                      <w:b/>
-                                      <w:sz w:val="9"/>
-                                    </w:rPr>
-                                  </w:pPr>
-                                  <w:r>
-                                    <w:rPr>
-                                      <w:rFonts w:ascii="Arial"/>
-                                      <w:b/>
-                                      <w:spacing w:val="-2"/>
-                                      <w:sz w:val="9"/>
-                                    </w:rPr>
-                                    <w:t>APROBADOS</w:t>
-                                  </w:r>
-                                </w:p>
-                              </w:tc>
-                              <w:tc>
-                                <w:tcPr>
-                                  <w:tcW w:w="400" w:type="dxa"/>
-                                  <w:tcBorders>
-                                    <w:left w:val="single" w:sz="4" w:space="0" w:color="000000"/>
-                                    <w:bottom w:val="single" w:sz="4" w:space="0" w:color="000000"/>
-                                    <w:right w:val="single" w:sz="4" w:space="0" w:color="000000"/>
-                                  </w:tcBorders>
-                                </w:tcPr>
-                                <w:p>
-                                  <w:pPr>
-                                    <w:pStyle w:val="TableParagraph"/>
-                                    <w:spacing w:before="20"/>
-                                    <w:ind w:left="36"/>
-                                    <w:jc w:val="center"/>
-                                    <w:rPr>
-                                      <w:rFonts w:ascii="Arial"/>
-                                      <w:b/>
-                                      <w:sz w:val="10"/>
-                                    </w:rPr>
-                                  </w:pPr>
-                                </w:p>
-                              </w:tc>
-                              <w:tc>
-                                <w:tcPr>
-                                  <w:tcW w:w="422" w:type="dxa"/>
-                                  <w:tcBorders>
-                                    <w:left w:val="single" w:sz="4" w:space="0" w:color="000000"/>
-                                    <w:bottom w:val="single" w:sz="4" w:space="0" w:color="000000"/>
-                                    <w:right w:val="single" w:sz="4" w:space="0" w:color="000000"/>
-                                  </w:tcBorders>
-                                </w:tcPr>
-                                <w:p>
-                                  <w:pPr>
-                                    <w:pStyle w:val="TableParagraph"/>
-                                    <w:spacing w:before="20"/>
-                                    <w:ind w:left="39"/>
-                                    <w:jc w:val="center"/>
-                                    <w:rPr>
-                                      <w:rFonts w:ascii="Arial"/>
-                                      <w:b/>
-                                      <w:sz w:val="10"/>
-                                    </w:rPr>
-                                  </w:pPr>
-                                </w:p>
-                              </w:tc>
-                              <w:tc>
-                                <w:tcPr>
-                                  <w:tcW w:w="348" w:type="dxa"/>
-                                  <w:tcBorders>
-                                    <w:left w:val="single" w:sz="4" w:space="0" w:color="000000"/>
-                                    <w:bottom w:val="single" w:sz="4" w:space="0" w:color="000000"/>
-                                    <w:right w:val="single" w:sz="4" w:space="0" w:color="000000"/>
-                                  </w:tcBorders>
-                                </w:tcPr>
-                                <w:p>
-                                  <w:pPr>
-                                    <w:pStyle w:val="TableParagraph"/>
-                                    <w:spacing w:before="20"/>
-                                    <w:ind w:left="38"/>
-                                    <w:jc w:val="center"/>
-                                    <w:rPr>
-                                      <w:rFonts w:ascii="Arial"/>
-                                      <w:b/>
-                                      <w:sz w:val="10"/>
-                                    </w:rPr>
-                                  </w:pPr>
-                                </w:p>
-                              </w:tc>
-                              <w:tc>
-                                <w:tcPr>
-                                  <w:tcW w:w="348" w:type="dxa"/>
-                                  <w:tcBorders>
-                                    <w:left w:val="single" w:sz="4" w:space="0" w:color="000000"/>
-                                    <w:bottom w:val="single" w:sz="4" w:space="0" w:color="000000"/>
-                                    <w:right w:val="single" w:sz="4" w:space="0" w:color="000000"/>
-                                  </w:tcBorders>
-                                </w:tcPr>
-                                <w:p>
-                                  <w:pPr>
-                                    <w:pStyle w:val="TableParagraph"/>
-                                    <w:spacing w:before="20"/>
-                                    <w:ind w:left="38" w:right="1"/>
-                                    <w:jc w:val="center"/>
-                                    <w:rPr>
-                                      <w:rFonts w:ascii="Arial"/>
-                                      <w:b/>
-                                      <w:sz w:val="10"/>
-                                    </w:rPr>
-                                  </w:pPr>
-                                </w:p>
-                              </w:tc>
-                              <w:tc>
-                                <w:tcPr>
-                                  <w:tcW w:w="348" w:type="dxa"/>
-                                  <w:tcBorders>
-                                    <w:left w:val="single" w:sz="4" w:space="0" w:color="000000"/>
-                                    <w:bottom w:val="single" w:sz="4" w:space="0" w:color="000000"/>
-                                    <w:right w:val="single" w:sz="4" w:space="0" w:color="000000"/>
-                                  </w:tcBorders>
-                                </w:tcPr>
-                                <w:p>
-                                  <w:pPr>
-                                    <w:pStyle w:val="TableParagraph"/>
-                                    <w:spacing w:before="20"/>
-                                    <w:ind w:left="38" w:right="1"/>
-                                    <w:jc w:val="center"/>
-                                    <w:rPr>
-                                      <w:rFonts w:ascii="Arial"/>
-                                      <w:b/>
-                                      <w:sz w:val="10"/>
-                                    </w:rPr>
-                                  </w:pPr>
-                                </w:p>
-                              </w:tc>
-                              <w:tc>
-                                <w:tcPr>
-                                  <w:tcW w:w="348" w:type="dxa"/>
-                                  <w:tcBorders>
-                                    <w:left w:val="single" w:sz="4" w:space="0" w:color="000000"/>
-                                    <w:bottom w:val="single" w:sz="4" w:space="0" w:color="000000"/>
-                                    <w:right w:val="single" w:sz="4" w:space="0" w:color="000000"/>
-                                  </w:tcBorders>
-                                </w:tcPr>
-                                <w:p>
-                                  <w:pPr>
-                                    <w:pStyle w:val="TableParagraph"/>
-                                    <w:spacing w:before="20"/>
-                                    <w:ind w:left="38" w:right="1"/>
-                                    <w:jc w:val="center"/>
-                                    <w:rPr>
-                                      <w:rFonts w:ascii="Arial"/>
-                                      <w:b/>
-                                      <w:sz w:val="10"/>
-                                    </w:rPr>
-                                  </w:pPr>
-                                </w:p>
-                              </w:tc>
-                              <w:tc>
-                                <w:tcPr>
-                                  <w:tcW w:w="348" w:type="dxa"/>
-                                  <w:tcBorders>
-                                    <w:left w:val="single" w:sz="4" w:space="0" w:color="000000"/>
-                                    <w:bottom w:val="single" w:sz="4" w:space="0" w:color="000000"/>
-                                    <w:right w:val="single" w:sz="4" w:space="0" w:color="000000"/>
-                                  </w:tcBorders>
-                                </w:tcPr>
-                                <w:p>
-                                  <w:pPr>
-                                    <w:pStyle w:val="TableParagraph"/>
-                                    <w:rPr>
-                                      <w:rFonts w:ascii="Times New Roman"/>
-                                      <w:sz w:val="8"/>
-                                    </w:rPr>
-                                  </w:pPr>
-                                </w:p>
-                              </w:tc>
-                              <w:tc>
-                                <w:tcPr>
-                                  <w:tcW w:w="348" w:type="dxa"/>
-                                  <w:tcBorders>
-                                    <w:left w:val="single" w:sz="4" w:space="0" w:color="000000"/>
-                                    <w:bottom w:val="single" w:sz="4" w:space="0" w:color="000000"/>
-                                    <w:right w:val="single" w:sz="4" w:space="0" w:color="000000"/>
-                                  </w:tcBorders>
-                                </w:tcPr>
-                                <w:p>
-                                  <w:pPr>
-                                    <w:pStyle w:val="TableParagraph"/>
-                                    <w:rPr>
-                                      <w:rFonts w:ascii="Times New Roman"/>
-                                      <w:sz w:val="8"/>
-                                    </w:rPr>
-                                  </w:pPr>
-                                </w:p>
-                              </w:tc>
-                              <w:tc>
-                                <w:tcPr>
-                                  <w:tcW w:w="348" w:type="dxa"/>
-                                  <w:tcBorders>
-                                    <w:left w:val="single" w:sz="4" w:space="0" w:color="000000"/>
-                                    <w:bottom w:val="single" w:sz="4" w:space="0" w:color="000000"/>
-                                    <w:right w:val="single" w:sz="4" w:space="0" w:color="000000"/>
-                                  </w:tcBorders>
-                                </w:tcPr>
-                                <w:p>
-                                  <w:pPr>
-                                    <w:pStyle w:val="TableParagraph"/>
-                                    <w:rPr>
-                                      <w:rFonts w:ascii="Times New Roman"/>
-                                      <w:sz w:val="8"/>
-                                    </w:rPr>
-                                  </w:pPr>
-                                </w:p>
-                              </w:tc>
-                              <w:tc>
-                                <w:tcPr>
-                                  <w:tcW w:w="348" w:type="dxa"/>
-                                  <w:tcBorders>
-                                    <w:left w:val="single" w:sz="4" w:space="0" w:color="000000"/>
-                                    <w:bottom w:val="single" w:sz="4" w:space="0" w:color="000000"/>
-                                    <w:right w:val="single" w:sz="4" w:space="0" w:color="000000"/>
-                                  </w:tcBorders>
-                                </w:tcPr>
-                                <w:p>
-                                  <w:pPr>
-                                    <w:pStyle w:val="TableParagraph"/>
-                                    <w:rPr>
-                                      <w:rFonts w:ascii="Times New Roman"/>
-                                      <w:sz w:val="8"/>
-                                    </w:rPr>
-                                  </w:pPr>
-                                </w:p>
-                              </w:tc>
-                              <w:tc>
-                                <w:tcPr>
-                                  <w:tcW w:w="348" w:type="dxa"/>
-                                  <w:tcBorders>
-                                    <w:left w:val="single" w:sz="4" w:space="0" w:color="000000"/>
-                                    <w:bottom w:val="single" w:sz="4" w:space="0" w:color="000000"/>
-                                    <w:right w:val="single" w:sz="4" w:space="0" w:color="000000"/>
-                                  </w:tcBorders>
-                                </w:tcPr>
-                                <w:p>
-                                  <w:pPr>
-                                    <w:pStyle w:val="TableParagraph"/>
-                                    <w:rPr>
-                                      <w:rFonts w:ascii="Times New Roman"/>
-                                      <w:sz w:val="8"/>
-                                    </w:rPr>
-                                  </w:pPr>
-                                </w:p>
-                              </w:tc>
-                              <w:tc>
-                                <w:tcPr>
-                                  <w:tcW w:w="468" w:type="dxa"/>
-                                  <w:tcBorders>
-                                    <w:left w:val="single" w:sz="4" w:space="0" w:color="000000"/>
-                                    <w:bottom w:val="single" w:sz="4" w:space="0" w:color="000000"/>
-                                    <w:right w:val="single" w:sz="4" w:space="0" w:color="000000"/>
-                                  </w:tcBorders>
-                                </w:tcPr>
-                                <w:p>
-                                  <w:pPr>
-                                    <w:pStyle w:val="TableParagraph"/>
-                                    <w:spacing w:before="20"/>
-                                    <w:ind w:left="37"/>
-                                    <w:jc w:val="center"/>
-                                    <w:rPr>
-                                      <w:rFonts w:ascii="Arial"/>
-                                      <w:b/>
-                                      <w:sz w:val="10"/>
-                                    </w:rPr>
-                                  </w:pPr>
-                                </w:p>
-                              </w:tc>
-                              <w:tc>
-                                <w:tcPr>
-                                  <w:tcW w:w="468" w:type="dxa"/>
-                                  <w:tcBorders>
-                                    <w:left w:val="single" w:sz="4" w:space="0" w:color="000000"/>
-                                    <w:bottom w:val="single" w:sz="4" w:space="0" w:color="000000"/>
-                                    <w:right w:val="single" w:sz="4" w:space="0" w:color="000000"/>
-                                  </w:tcBorders>
-                                </w:tcPr>
-                                <w:p>
-                                  <w:pPr>
-                                    <w:pStyle w:val="TableParagraph"/>
-                                    <w:rPr>
-                                      <w:rFonts w:ascii="Times New Roman"/>
-                                      <w:sz w:val="8"/>
-                                    </w:rPr>
-                                  </w:pPr>
-                                </w:p>
-                              </w:tc>
-                              <w:tc>
-                                <w:tcPr>
-                                  <w:tcW w:w="409" w:type="dxa"/>
-                                  <w:tcBorders>
-                                    <w:left w:val="single" w:sz="4" w:space="0" w:color="000000"/>
-                                    <w:bottom w:val="single" w:sz="4" w:space="0" w:color="000000"/>
-                                  </w:tcBorders>
-                                </w:tcPr>
-                                <w:p>
-                                  <w:pPr>
-                                    <w:pStyle w:val="TableParagraph"/>
-                                    <w:rPr>
-                                      <w:rFonts w:ascii="Times New Roman"/>
-                                      <w:sz w:val="8"/>
-                                    </w:rPr>
-                                  </w:pPr>
-                                </w:p>
-                              </w:tc>
-                            </w:tr>
-                            <w:tr>
-                              <w:trPr>
-                                <w:trHeight w:val="177"/>
-                              </w:trPr>
-                              <w:tc>
-                                <w:tcPr>
-                                  <w:tcW w:w="1112" w:type="dxa"/>
-                                  <w:tcBorders>
-                                    <w:top w:val="single" w:sz="4" w:space="0" w:color="000000"/>
-                                    <w:bottom w:val="single" w:sz="4" w:space="0" w:color="000000"/>
-                                    <w:right w:val="single" w:sz="4" w:space="0" w:color="000000"/>
-                                  </w:tcBorders>
-                                  <w:shd w:val="clear" w:color="auto" w:fill="D8D8D8"/>
-                                </w:tcPr>
-                                <w:p>
-                                  <w:pPr>
-                                    <w:pStyle w:val="TableParagraph"/>
-                                    <w:spacing w:before="28"/>
-                                    <w:ind w:left="21"/>
-                                    <w:rPr>
-                                      <w:rFonts w:ascii="Arial"/>
-                                      <w:b/>
-                                      <w:sz w:val="9"/>
-                                    </w:rPr>
-                                  </w:pPr>
-                                  <w:r>
-                                    <w:rPr>
-                                      <w:rFonts w:ascii="Arial"/>
-                                      <w:b/>
-                                      <w:spacing w:val="-2"/>
-                                      <w:sz w:val="9"/>
-                                    </w:rPr>
-                                    <w:t>DESAPROBADOS</w:t>
-                                  </w:r>
-                                </w:p>
-                              </w:tc>
-                              <w:tc>
-                                <w:tcPr>
-                                  <w:tcW w:w="400" w:type="dxa"/>
-                                  <w:tcBorders>
-                                    <w:top w:val="single" w:sz="4" w:space="0" w:color="000000"/>
-                                    <w:left w:val="single" w:sz="4" w:space="0" w:color="000000"/>
-                                    <w:bottom w:val="single" w:sz="4" w:space="0" w:color="000000"/>
-                                    <w:right w:val="single" w:sz="4" w:space="0" w:color="000000"/>
-                                  </w:tcBorders>
-                                </w:tcPr>
-                                <w:p>
-                                  <w:pPr>
-                                    <w:pStyle w:val="TableParagraph"/>
-                                    <w:spacing w:before="31"/>
-                                    <w:ind w:left="36" w:right="1"/>
-                                    <w:jc w:val="center"/>
-                                    <w:rPr>
-                                      <w:rFonts w:ascii="Times New Roman"/>
-                                      <w:b/>
-                                      <w:sz w:val="10"/>
-                                    </w:rPr>
-                                  </w:pPr>
-                                </w:p>
-                              </w:tc>
-                              <w:tc>
-                                <w:tcPr>
-                                  <w:tcW w:w="422" w:type="dxa"/>
-                                  <w:tcBorders>
-                                    <w:top w:val="single" w:sz="4" w:space="0" w:color="000000"/>
-                                    <w:left w:val="single" w:sz="4" w:space="0" w:color="000000"/>
-                                    <w:bottom w:val="single" w:sz="4" w:space="0" w:color="000000"/>
-                                    <w:right w:val="single" w:sz="4" w:space="0" w:color="000000"/>
-                                  </w:tcBorders>
-                                </w:tcPr>
-                                <w:p>
-                                  <w:pPr>
-                                    <w:pStyle w:val="TableParagraph"/>
-                                    <w:spacing w:before="31"/>
-                                    <w:ind w:left="39"/>
-                                    <w:jc w:val="center"/>
-                                    <w:rPr>
-                                      <w:rFonts w:ascii="Times New Roman"/>
-                                      <w:b/>
-                                      <w:sz w:val="10"/>
-                                    </w:rPr>
-                                  </w:pPr>
-                                </w:p>
-                              </w:tc>
-                              <w:tc>
-                                <w:tcPr>
-                                  <w:tcW w:w="348" w:type="dxa"/>
-                                  <w:tcBorders>
-                                    <w:top w:val="single" w:sz="4" w:space="0" w:color="000000"/>
-                                    <w:left w:val="single" w:sz="4" w:space="0" w:color="000000"/>
-                                    <w:bottom w:val="single" w:sz="4" w:space="0" w:color="000000"/>
-                                    <w:right w:val="single" w:sz="4" w:space="0" w:color="000000"/>
-                                  </w:tcBorders>
-                                </w:tcPr>
-                                <w:p>
-                                  <w:pPr>
-                                    <w:pStyle w:val="TableParagraph"/>
-                                    <w:spacing w:before="31"/>
-                                    <w:ind w:left="38" w:right="1"/>
-                                    <w:jc w:val="center"/>
-                                    <w:rPr>
-                                      <w:rFonts w:ascii="Times New Roman"/>
-                                      <w:b/>
-                                      <w:sz w:val="10"/>
-                                    </w:rPr>
-                                  </w:pPr>
-                                </w:p>
-                              </w:tc>
-                              <w:tc>
-                                <w:tcPr>
-                                  <w:tcW w:w="348" w:type="dxa"/>
-                                  <w:tcBorders>
-                                    <w:top w:val="single" w:sz="4" w:space="0" w:color="000000"/>
-                                    <w:left w:val="single" w:sz="4" w:space="0" w:color="000000"/>
-                                    <w:bottom w:val="single" w:sz="4" w:space="0" w:color="000000"/>
-                                    <w:right w:val="single" w:sz="4" w:space="0" w:color="000000"/>
-                                  </w:tcBorders>
-                                </w:tcPr>
-                                <w:p>
-                                  <w:pPr>
-                                    <w:pStyle w:val="TableParagraph"/>
-                                    <w:spacing w:before="31"/>
-                                    <w:ind w:left="38" w:right="1"/>
-                                    <w:jc w:val="center"/>
-                                    <w:rPr>
-                                      <w:rFonts w:ascii="Times New Roman"/>
-                                      <w:b/>
-                                      <w:sz w:val="10"/>
-                                    </w:rPr>
-                                  </w:pPr>
-                                </w:p>
-                              </w:tc>
-                              <w:tc>
-                                <w:tcPr>
-                                  <w:tcW w:w="348" w:type="dxa"/>
-                                  <w:tcBorders>
-                                    <w:top w:val="single" w:sz="4" w:space="0" w:color="000000"/>
-                                    <w:left w:val="single" w:sz="4" w:space="0" w:color="000000"/>
-                                    <w:bottom w:val="single" w:sz="4" w:space="0" w:color="000000"/>
-                                    <w:right w:val="single" w:sz="4" w:space="0" w:color="000000"/>
-                                  </w:tcBorders>
-                                </w:tcPr>
-                                <w:p>
-                                  <w:pPr>
-                                    <w:pStyle w:val="TableParagraph"/>
-                                    <w:spacing w:before="31"/>
-                                    <w:ind w:left="38" w:right="2"/>
-                                    <w:jc w:val="center"/>
-                                    <w:rPr>
-                                      <w:rFonts w:ascii="Times New Roman"/>
-                                      <w:b/>
-                                      <w:sz w:val="10"/>
-                                    </w:rPr>
-                                  </w:pPr>
-                                </w:p>
-                              </w:tc>
-                              <w:tc>
-                                <w:tcPr>
-                                  <w:tcW w:w="348" w:type="dxa"/>
-                                  <w:tcBorders>
-                                    <w:top w:val="single" w:sz="4" w:space="0" w:color="000000"/>
-                                    <w:left w:val="single" w:sz="4" w:space="0" w:color="000000"/>
-                                    <w:bottom w:val="single" w:sz="4" w:space="0" w:color="000000"/>
-                                    <w:right w:val="single" w:sz="4" w:space="0" w:color="000000"/>
-                                  </w:tcBorders>
-                                </w:tcPr>
-                                <w:p>
-                                  <w:pPr>
-                                    <w:pStyle w:val="TableParagraph"/>
-                                    <w:spacing w:before="31"/>
-                                    <w:ind w:left="38" w:right="1"/>
-                                    <w:jc w:val="center"/>
-                                    <w:rPr>
-                                      <w:rFonts w:ascii="Times New Roman"/>
-                                      <w:b/>
-                                      <w:sz w:val="10"/>
-                                    </w:rPr>
-                                  </w:pPr>
-                                </w:p>
-                              </w:tc>
-                              <w:tc>
-                                <w:tcPr>
-                                  <w:tcW w:w="348" w:type="dxa"/>
-                                  <w:tcBorders>
-                                    <w:top w:val="single" w:sz="4" w:space="0" w:color="000000"/>
-                                    <w:left w:val="single" w:sz="4" w:space="0" w:color="000000"/>
-                                    <w:bottom w:val="single" w:sz="4" w:space="0" w:color="000000"/>
-                                    <w:right w:val="single" w:sz="4" w:space="0" w:color="000000"/>
-                                  </w:tcBorders>
-                                </w:tcPr>
-                                <w:p>
-                                  <w:pPr>
-                                    <w:pStyle w:val="TableParagraph"/>
-                                    <w:rPr>
-                                      <w:rFonts w:ascii="Times New Roman"/>
-                                      <w:sz w:val="8"/>
-                                    </w:rPr>
-                                  </w:pPr>
-                                </w:p>
-                              </w:tc>
-                              <w:tc>
-                                <w:tcPr>
-                                  <w:tcW w:w="348" w:type="dxa"/>
-                                  <w:tcBorders>
-                                    <w:top w:val="single" w:sz="4" w:space="0" w:color="000000"/>
-                                    <w:left w:val="single" w:sz="4" w:space="0" w:color="000000"/>
-                                    <w:bottom w:val="single" w:sz="4" w:space="0" w:color="000000"/>
-                                    <w:right w:val="single" w:sz="4" w:space="0" w:color="000000"/>
-                                  </w:tcBorders>
-                                </w:tcPr>
-                                <w:p>
-                                  <w:pPr>
-                                    <w:pStyle w:val="TableParagraph"/>
-                                    <w:rPr>
-                                      <w:rFonts w:ascii="Times New Roman"/>
-                                      <w:sz w:val="8"/>
-                                    </w:rPr>
-                                  </w:pPr>
-                                </w:p>
-                              </w:tc>
-                              <w:tc>
-                                <w:tcPr>
-                                  <w:tcW w:w="348" w:type="dxa"/>
-                                  <w:tcBorders>
-                                    <w:top w:val="single" w:sz="4" w:space="0" w:color="000000"/>
-                                    <w:left w:val="single" w:sz="4" w:space="0" w:color="000000"/>
-                                    <w:bottom w:val="single" w:sz="4" w:space="0" w:color="000000"/>
-                                    <w:right w:val="single" w:sz="4" w:space="0" w:color="000000"/>
-                                  </w:tcBorders>
-                                </w:tcPr>
-                                <w:p>
-                                  <w:pPr>
-                                    <w:pStyle w:val="TableParagraph"/>
-                                    <w:rPr>
-                                      <w:rFonts w:ascii="Times New Roman"/>
-                                      <w:sz w:val="8"/>
-                                    </w:rPr>
-                                  </w:pPr>
-                                </w:p>
-                              </w:tc>
-                              <w:tc>
-                                <w:tcPr>
-                                  <w:tcW w:w="348" w:type="dxa"/>
-                                  <w:tcBorders>
-                                    <w:top w:val="single" w:sz="4" w:space="0" w:color="000000"/>
-                                    <w:left w:val="single" w:sz="4" w:space="0" w:color="000000"/>
-                                    <w:bottom w:val="single" w:sz="4" w:space="0" w:color="000000"/>
-                                    <w:right w:val="single" w:sz="4" w:space="0" w:color="000000"/>
-                                  </w:tcBorders>
-                                </w:tcPr>
-                                <w:p>
-                                  <w:pPr>
-                                    <w:pStyle w:val="TableParagraph"/>
-                                    <w:rPr>
-                                      <w:rFonts w:ascii="Times New Roman"/>
-                                      <w:sz w:val="8"/>
-                                    </w:rPr>
-                                  </w:pPr>
-                                </w:p>
-                              </w:tc>
-                              <w:tc>
-                                <w:tcPr>
-                                  <w:tcW w:w="348" w:type="dxa"/>
-                                  <w:tcBorders>
-                                    <w:top w:val="single" w:sz="4" w:space="0" w:color="000000"/>
-                                    <w:left w:val="single" w:sz="4" w:space="0" w:color="000000"/>
-                                    <w:bottom w:val="single" w:sz="4" w:space="0" w:color="000000"/>
-                                    <w:right w:val="single" w:sz="4" w:space="0" w:color="000000"/>
-                                  </w:tcBorders>
-                                </w:tcPr>
-                                <w:p>
-                                  <w:pPr>
-                                    <w:pStyle w:val="TableParagraph"/>
-                                    <w:rPr>
-                                      <w:rFonts w:ascii="Times New Roman"/>
-                                      <w:sz w:val="8"/>
-                                    </w:rPr>
-                                  </w:pPr>
-                                </w:p>
-                              </w:tc>
-                              <w:tc>
-                                <w:tcPr>
-                                  <w:tcW w:w="468" w:type="dxa"/>
-                                  <w:tcBorders>
-                                    <w:top w:val="single" w:sz="4" w:space="0" w:color="000000"/>
-                                    <w:left w:val="single" w:sz="4" w:space="0" w:color="000000"/>
-                                    <w:bottom w:val="single" w:sz="4" w:space="0" w:color="000000"/>
-                                    <w:right w:val="single" w:sz="4" w:space="0" w:color="000000"/>
-                                  </w:tcBorders>
-                                </w:tcPr>
-                                <w:p>
-                                  <w:pPr>
-                                    <w:pStyle w:val="TableParagraph"/>
-                                    <w:spacing w:before="31"/>
-                                    <w:ind w:left="37"/>
-                                    <w:jc w:val="center"/>
-                                    <w:rPr>
-                                      <w:rFonts w:ascii="Times New Roman"/>
-                                      <w:b/>
-                                      <w:sz w:val="10"/>
-                                    </w:rPr>
-                                  </w:pPr>
-                                </w:p>
-                              </w:tc>
-                              <w:tc>
-                                <w:tcPr>
-                                  <w:tcW w:w="468" w:type="dxa"/>
-                                  <w:tcBorders>
-                                    <w:top w:val="single" w:sz="4" w:space="0" w:color="000000"/>
-                                    <w:left w:val="single" w:sz="4" w:space="0" w:color="000000"/>
-                                    <w:bottom w:val="single" w:sz="4" w:space="0" w:color="000000"/>
-                                    <w:right w:val="single" w:sz="4" w:space="0" w:color="000000"/>
-                                  </w:tcBorders>
-                                </w:tcPr>
-                                <w:p>
-                                  <w:pPr>
-                                    <w:pStyle w:val="TableParagraph"/>
-                                    <w:rPr>
-                                      <w:rFonts w:ascii="Times New Roman"/>
-                                      <w:sz w:val="8"/>
-                                    </w:rPr>
-                                  </w:pPr>
-                                </w:p>
-                              </w:tc>
-                              <w:tc>
-                                <w:tcPr>
-                                  <w:tcW w:w="409" w:type="dxa"/>
-                                  <w:tcBorders>
-                                    <w:top w:val="single" w:sz="4" w:space="0" w:color="000000"/>
-                                    <w:left w:val="single" w:sz="4" w:space="0" w:color="000000"/>
-                                    <w:bottom w:val="single" w:sz="4" w:space="0" w:color="000000"/>
-                                  </w:tcBorders>
-                                </w:tcPr>
-                                <w:p>
-                                  <w:pPr>
-                                    <w:pStyle w:val="TableParagraph"/>
-                                    <w:rPr>
-                                      <w:rFonts w:ascii="Times New Roman"/>
-                                      <w:sz w:val="8"/>
-                                    </w:rPr>
-                                  </w:pPr>
-                                </w:p>
-                              </w:tc>
-                            </w:tr>
-                            <w:tr>
-                              <w:trPr>
-                                <w:trHeight w:val="159"/>
-                              </w:trPr>
-                              <w:tc>
-                                <w:tcPr>
-                                  <w:tcW w:w="1112" w:type="dxa"/>
-                                  <w:tcBorders>
-                                    <w:top w:val="single" w:sz="4" w:space="0" w:color="000000"/>
-                                    <w:right w:val="single" w:sz="4" w:space="0" w:color="000000"/>
-                                  </w:tcBorders>
-                                  <w:shd w:val="clear" w:color="auto" w:fill="D8D8D8"/>
-                                </w:tcPr>
-                                <w:p>
-                                  <w:pPr>
-                                    <w:pStyle w:val="TableParagraph"/>
-                                    <w:spacing w:before="21"/>
-                                    <w:ind w:left="21"/>
-                                    <w:rPr>
-                                      <w:rFonts w:ascii="Arial"/>
-                                      <w:b/>
-                                      <w:sz w:val="9"/>
-                                    </w:rPr>
-                                  </w:pPr>
-                                  <w:r>
-                                    <w:rPr>
-                                      <w:rFonts w:ascii="Arial"/>
-                                      <w:b/>
-                                      <w:spacing w:val="-2"/>
-                                      <w:sz w:val="9"/>
-                                    </w:rPr>
-                                    <w:t>RETIRADOS</w:t>
-                                  </w:r>
-                                </w:p>
-                              </w:tc>
-                              <w:tc>
-                                <w:tcPr>
-                                  <w:tcW w:w="400" w:type="dxa"/>
-                                  <w:tcBorders>
-                                    <w:top w:val="single" w:sz="4" w:space="0" w:color="000000"/>
-                                    <w:left w:val="single" w:sz="4" w:space="0" w:color="000000"/>
-                                    <w:right w:val="single" w:sz="4" w:space="0" w:color="000000"/>
-                                  </w:tcBorders>
-                                </w:tcPr>
-                                <w:p>
-                                  <w:pPr>
-                                    <w:pStyle w:val="TableParagraph"/>
-                                    <w:spacing w:before="24"/>
-                                    <w:ind w:left="36" w:right="1"/>
-                                    <w:jc w:val="center"/>
-                                    <w:rPr>
-                                      <w:rFonts w:ascii="Times New Roman"/>
-                                      <w:b/>
-                                      <w:sz w:val="10"/>
-                                    </w:rPr>
-                                  </w:pPr>
-                                </w:p>
-                              </w:tc>
-                              <w:tc>
-                                <w:tcPr>
-                                  <w:tcW w:w="422" w:type="dxa"/>
-                                  <w:tcBorders>
-                                    <w:top w:val="single" w:sz="4" w:space="0" w:color="000000"/>
-                                    <w:left w:val="single" w:sz="4" w:space="0" w:color="000000"/>
-                                    <w:right w:val="single" w:sz="4" w:space="0" w:color="000000"/>
-                                  </w:tcBorders>
-                                </w:tcPr>
-                                <w:p>
-                                  <w:pPr>
-                                    <w:pStyle w:val="TableParagraph"/>
-                                    <w:spacing w:before="24"/>
-                                    <w:ind w:left="39"/>
-                                    <w:jc w:val="center"/>
-                                    <w:rPr>
-                                      <w:rFonts w:ascii="Times New Roman"/>
-                                      <w:b/>
-                                      <w:sz w:val="10"/>
-                                    </w:rPr>
-                                  </w:pPr>
-                                </w:p>
-                              </w:tc>
-                              <w:tc>
-                                <w:tcPr>
-                                  <w:tcW w:w="348" w:type="dxa"/>
-                                  <w:tcBorders>
-                                    <w:top w:val="single" w:sz="4" w:space="0" w:color="000000"/>
-                                    <w:left w:val="single" w:sz="4" w:space="0" w:color="000000"/>
-                                    <w:right w:val="single" w:sz="4" w:space="0" w:color="000000"/>
-                                  </w:tcBorders>
-                                </w:tcPr>
-                                <w:p>
-                                  <w:pPr>
-                                    <w:pStyle w:val="TableParagraph"/>
-                                    <w:spacing w:before="24"/>
-                                    <w:ind w:left="38" w:right="1"/>
-                                    <w:jc w:val="center"/>
-                                    <w:rPr>
-                                      <w:rFonts w:ascii="Times New Roman"/>
-                                      <w:b/>
-                                      <w:sz w:val="10"/>
-                                    </w:rPr>
-                                  </w:pPr>
-                                </w:p>
-                              </w:tc>
-                              <w:tc>
-                                <w:tcPr>
-                                  <w:tcW w:w="348" w:type="dxa"/>
-                                  <w:tcBorders>
-                                    <w:top w:val="single" w:sz="4" w:space="0" w:color="000000"/>
-                                    <w:left w:val="single" w:sz="4" w:space="0" w:color="000000"/>
-                                    <w:right w:val="single" w:sz="4" w:space="0" w:color="000000"/>
-                                  </w:tcBorders>
-                                </w:tcPr>
-                                <w:p>
-                                  <w:pPr>
-                                    <w:pStyle w:val="TableParagraph"/>
-                                    <w:spacing w:before="24"/>
-                                    <w:ind w:left="38" w:right="1"/>
-                                    <w:jc w:val="center"/>
-                                    <w:rPr>
-                                      <w:rFonts w:ascii="Times New Roman"/>
-                                      <w:b/>
-                                      <w:sz w:val="10"/>
-                                    </w:rPr>
-                                  </w:pPr>
-                                </w:p>
-                              </w:tc>
-                              <w:tc>
-                                <w:tcPr>
-                                  <w:tcW w:w="348" w:type="dxa"/>
-                                  <w:tcBorders>
-                                    <w:top w:val="single" w:sz="4" w:space="0" w:color="000000"/>
-                                    <w:left w:val="single" w:sz="4" w:space="0" w:color="000000"/>
-                                    <w:right w:val="single" w:sz="4" w:space="0" w:color="000000"/>
-                                  </w:tcBorders>
-                                </w:tcPr>
-                                <w:p>
-                                  <w:pPr>
-                                    <w:pStyle w:val="TableParagraph"/>
-                                    <w:spacing w:before="24"/>
-                                    <w:ind w:left="38" w:right="2"/>
-                                    <w:jc w:val="center"/>
-                                    <w:rPr>
-                                      <w:rFonts w:ascii="Times New Roman"/>
-                                      <w:b/>
-                                      <w:sz w:val="10"/>
-                                    </w:rPr>
-                                  </w:pPr>
-                                </w:p>
-                              </w:tc>
-                              <w:tc>
-                                <w:tcPr>
-                                  <w:tcW w:w="348" w:type="dxa"/>
-                                  <w:tcBorders>
-                                    <w:top w:val="single" w:sz="4" w:space="0" w:color="000000"/>
-                                    <w:left w:val="single" w:sz="4" w:space="0" w:color="000000"/>
-                                    <w:right w:val="single" w:sz="4" w:space="0" w:color="000000"/>
-                                  </w:tcBorders>
-                                </w:tcPr>
-                                <w:p>
-                                  <w:pPr>
-                                    <w:pStyle w:val="TableParagraph"/>
-                                    <w:spacing w:before="24"/>
-                                    <w:ind w:left="38" w:right="1"/>
-                                    <w:jc w:val="center"/>
-                                    <w:rPr>
-                                      <w:rFonts w:ascii="Times New Roman"/>
-                                      <w:b/>
-                                      <w:sz w:val="10"/>
-                                    </w:rPr>
-                                  </w:pPr>
-                                </w:p>
-                              </w:tc>
-                              <w:tc>
-                                <w:tcPr>
-                                  <w:tcW w:w="348" w:type="dxa"/>
-                                  <w:tcBorders>
-                                    <w:top w:val="single" w:sz="4" w:space="0" w:color="000000"/>
-                                    <w:left w:val="single" w:sz="4" w:space="0" w:color="000000"/>
-                                    <w:right w:val="single" w:sz="4" w:space="0" w:color="000000"/>
-                                  </w:tcBorders>
-                                </w:tcPr>
-                                <w:p>
-                                  <w:pPr>
-                                    <w:pStyle w:val="TableParagraph"/>
-                                    <w:rPr>
-                                      <w:rFonts w:ascii="Times New Roman"/>
-                                      <w:sz w:val="8"/>
-                                    </w:rPr>
-                                  </w:pPr>
-                                </w:p>
-                              </w:tc>
-                              <w:tc>
-                                <w:tcPr>
-                                  <w:tcW w:w="348" w:type="dxa"/>
-                                  <w:tcBorders>
-                                    <w:top w:val="single" w:sz="4" w:space="0" w:color="000000"/>
-                                    <w:left w:val="single" w:sz="4" w:space="0" w:color="000000"/>
-                                    <w:right w:val="single" w:sz="4" w:space="0" w:color="000000"/>
-                                  </w:tcBorders>
-                                </w:tcPr>
-                                <w:p>
-                                  <w:pPr>
-                                    <w:pStyle w:val="TableParagraph"/>
-                                    <w:rPr>
-                                      <w:rFonts w:ascii="Times New Roman"/>
-                                      <w:sz w:val="8"/>
-                                    </w:rPr>
-                                  </w:pPr>
-                                </w:p>
-                              </w:tc>
-                              <w:tc>
-                                <w:tcPr>
-                                  <w:tcW w:w="348" w:type="dxa"/>
-                                  <w:tcBorders>
-                                    <w:top w:val="single" w:sz="4" w:space="0" w:color="000000"/>
-                                    <w:left w:val="single" w:sz="4" w:space="0" w:color="000000"/>
-                                    <w:right w:val="single" w:sz="4" w:space="0" w:color="000000"/>
-                                  </w:tcBorders>
-                                </w:tcPr>
-                                <w:p>
-                                  <w:pPr>
-                                    <w:pStyle w:val="TableParagraph"/>
-                                    <w:rPr>
-                                      <w:rFonts w:ascii="Times New Roman"/>
-                                      <w:sz w:val="8"/>
-                                    </w:rPr>
-                                  </w:pPr>
-                                </w:p>
-                              </w:tc>
-                              <w:tc>
-                                <w:tcPr>
-                                  <w:tcW w:w="348" w:type="dxa"/>
-                                  <w:tcBorders>
-                                    <w:top w:val="single" w:sz="4" w:space="0" w:color="000000"/>
-                                    <w:left w:val="single" w:sz="4" w:space="0" w:color="000000"/>
-                                    <w:right w:val="single" w:sz="4" w:space="0" w:color="000000"/>
-                                  </w:tcBorders>
-                                </w:tcPr>
-                                <w:p>
-                                  <w:pPr>
-                                    <w:pStyle w:val="TableParagraph"/>
-                                    <w:rPr>
-                                      <w:rFonts w:ascii="Times New Roman"/>
-                                      <w:sz w:val="8"/>
-                                    </w:rPr>
-                                  </w:pPr>
-                                </w:p>
-                              </w:tc>
-                              <w:tc>
-                                <w:tcPr>
-                                  <w:tcW w:w="348" w:type="dxa"/>
-                                  <w:tcBorders>
-                                    <w:top w:val="single" w:sz="4" w:space="0" w:color="000000"/>
-                                    <w:left w:val="single" w:sz="4" w:space="0" w:color="000000"/>
-                                    <w:right w:val="single" w:sz="4" w:space="0" w:color="000000"/>
-                                  </w:tcBorders>
-                                </w:tcPr>
-                                <w:p>
-                                  <w:pPr>
-                                    <w:pStyle w:val="TableParagraph"/>
-                                    <w:rPr>
-                                      <w:rFonts w:ascii="Times New Roman"/>
-                                      <w:sz w:val="8"/>
-                                    </w:rPr>
-                                  </w:pPr>
-                                </w:p>
-                              </w:tc>
-                              <w:tc>
-                                <w:tcPr>
-                                  <w:tcW w:w="468" w:type="dxa"/>
-                                  <w:tcBorders>
-                                    <w:top w:val="single" w:sz="4" w:space="0" w:color="000000"/>
-                                    <w:left w:val="single" w:sz="4" w:space="0" w:color="000000"/>
-                                    <w:right w:val="single" w:sz="4" w:space="0" w:color="000000"/>
-                                  </w:tcBorders>
-                                </w:tcPr>
-                                <w:p>
-                                  <w:pPr>
-                                    <w:pStyle w:val="TableParagraph"/>
-                                    <w:spacing w:before="24"/>
-                                    <w:ind w:left="37"/>
-                                    <w:jc w:val="center"/>
-                                    <w:rPr>
-                                      <w:rFonts w:ascii="Times New Roman"/>
-                                      <w:b/>
-                                      <w:sz w:val="10"/>
-                                    </w:rPr>
-                                  </w:pPr>
-                                </w:p>
-                              </w:tc>
-                              <w:tc>
-                                <w:tcPr>
-                                  <w:tcW w:w="468" w:type="dxa"/>
-                                  <w:tcBorders>
-                                    <w:top w:val="single" w:sz="4" w:space="0" w:color="000000"/>
-                                    <w:left w:val="single" w:sz="4" w:space="0" w:color="000000"/>
-                                    <w:right w:val="single" w:sz="4" w:space="0" w:color="000000"/>
-                                  </w:tcBorders>
-                                </w:tcPr>
-                                <w:p>
-                                  <w:pPr>
-                                    <w:pStyle w:val="TableParagraph"/>
-                                    <w:rPr>
-                                      <w:rFonts w:ascii="Times New Roman"/>
-                                      <w:sz w:val="8"/>
-                                    </w:rPr>
-                                  </w:pPr>
-                                </w:p>
-                              </w:tc>
-                              <w:tc>
-                                <w:tcPr>
-                                  <w:tcW w:w="409" w:type="dxa"/>
-                                  <w:tcBorders>
-                                    <w:top w:val="single" w:sz="4" w:space="0" w:color="000000"/>
-                                    <w:left w:val="single" w:sz="4" w:space="0" w:color="000000"/>
-                                  </w:tcBorders>
-                                </w:tcPr>
-                                <w:p>
-                                  <w:pPr>
-                                    <w:pStyle w:val="TableParagraph"/>
-                                    <w:rPr>
-                                      <w:rFonts w:ascii="Times New Roman"/>
-                                      <w:sz w:val="8"/>
-                                    </w:rPr>
-                                  </w:pPr>
-                                </w:p>
-                              </w:tc>
-                            </w:tr>
-                          </w:tbl>
-                          <w:p>
-                            <w:pPr>
-                              <w:pStyle w:val="Textoindependiente"/>
-                            </w:pPr>
-                          </w:p>
-                        </w:txbxContent>
-                      </wps:txbx>
-                      <wps:bodyPr wrap="square" lIns="0" tIns="0" rIns="0" bIns="0" rtlCol="0">
-                        <a:noAutofit/>
-                      </wps:bodyPr>
-                    </wps:wsp>
-                  </a:graphicData>
-                </a:graphic>
-              </wp:anchor>
-            </w:drawing>
-          </mc:Choice>
-          <mc:Fallback>
-            <w:pict>
-              <v:shape w14:anchorId="79F62BF2" id="Textbox 4" o:spid="_x0000_s1027" type="#_x0000_t202" style="position:absolute;left:0;text-align:left;margin-left:305.05pt;margin-top:-35.75pt;width:327.5pt;height:27.95pt;z-index:15731200;visibility:visible;mso-wrap-style:square;mso-wrap-distance-left:0;mso-wrap-distance-top:0;mso-wrap-distance-right:0;mso-wrap-distance-bottom:0;mso-position-horizontal:absolute;mso-position-horizontal-relative:page;mso-position-vertical:absolute;mso-position-vertical-relative:text;v-text-anchor:top" o:gfxdata="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" filled="f" stroked="f">
-                <v:textbox inset="0,0,0,0">
-                  <w:txbxContent>
-                    <w:tbl>
-                      <w:tblPr>
-                        <w:tblStyle w:val="TableNormal"/>
-                        <w:tblW w:w="0" w:type="auto"/>
-                        <w:tblInd w:w="70" w:type="dxa"/>
-                        <w:tblBorders>
-                          <w:top w:val="single" w:sz="8" w:space="0" w:color="000000"/>
-                          <w:left w:val="single" w:sz="8" w:space="0" w:color="000000"/>
-                          <w:bottom w:val="single" w:sz="8" w:space="0" w:color="000000"/>
-                          <w:right w:val="single" w:sz="8" w:space="0" w:color="000000"/>
-                          <w:insideH w:val="single" w:sz="8" w:space="0" w:color="000000"/>
-                          <w:insideV w:val="single" w:sz="8" w:space="0" w:color="000000"/>
-                        </w:tblBorders>
-                        <w:tblLayout w:type="fixed"/>
-                        <w:tblLook w:val="01E0" w:firstRow="1" w:lastRow="1" w:firstColumn="1" w:lastColumn="1" w:noHBand="0" w:noVBand="0"/>
-                      </w:tblPr>
-                      <w:tblGrid>
-                        <w:gridCol w:w="1112"/>
-                        <w:gridCol w:w="400"/>
-                        <w:gridCol w:w="422"/>
-                        <w:gridCol w:w="348"/>
-                        <w:gridCol w:w="348"/>
-                        <w:gridCol w:w="348"/>
-                        <w:gridCol w:w="348"/>
-                        <w:gridCol w:w="348"/>
-                        <w:gridCol w:w="348"/>
-                        <w:gridCol w:w="348"/>
-                        <w:gridCol w:w="348"/>
-                        <w:gridCol w:w="348"/>
-                        <w:gridCol w:w="468"/>
-                        <w:gridCol w:w="468"/>
-                        <w:gridCol w:w="409"/>
-                      </w:tblGrid>
-                      <w:tr>
-                        <w:trPr>
-                          <w:trHeight w:val="163"/>
-                        </w:trPr>
-                        <w:tc>
-                          <w:tcPr>
-                            <w:tcW w:w="1112" w:type="dxa"/>
-                            <w:tcBorders>
-                              <w:bottom w:val="single" w:sz="4" w:space="0" w:color="000000"/>
-                              <w:right w:val="single" w:sz="4" w:space="0" w:color="000000"/>
-                            </w:tcBorders>
-                            <w:shd w:val="clear" w:color="auto" w:fill="D8D8D8"/>
-                          </w:tcPr>
-                          <w:p>
-                            <w:pPr>
-                              <w:pStyle w:val="TableParagraph"/>
-                              <w:spacing w:before="17"/>
-                              <w:ind w:left="21"/>
-                              <w:rPr>
-                                <w:rFonts w:ascii="Arial"/>
-                                <w:b/>
-                                <w:sz w:val="9"/>
-                              </w:rPr>
-                            </w:pPr>
-                            <w:r>
-                              <w:rPr>
-                                <w:rFonts w:ascii="Arial"/>
-                                <w:b/>
-                                <w:spacing w:val="-2"/>
-                                <w:sz w:val="9"/>
-                              </w:rPr>
-                              <w:t>APROBADOS</w:t>
-                            </w:r>
-                          </w:p>
-                        </w:tc>
-                        <w:tc>
-                          <w:tcPr>
-                            <w:tcW w:w="400" w:type="dxa"/>
-                            <w:tcBorders>
-                              <w:left w:val="single" w:sz="4" w:space="0" w:color="000000"/>
-                              <w:bottom w:val="single" w:sz="4" w:space="0" w:color="000000"/>
-                              <w:right w:val="single" w:sz="4" w:space="0" w:color="000000"/>
-                            </w:tcBorders>
-                          </w:tcPr>
-                          <w:p>
-                            <w:pPr>
-                              <w:pStyle w:val="TableParagraph"/>
-                              <w:spacing w:before="20"/>
-                              <w:ind w:left="36"/>
-                              <w:jc w:val="center"/>
-                              <w:rPr>
-                                <w:rFonts w:ascii="Arial"/>
-                                <w:b/>
-                                <w:sz w:val="10"/>
-                              </w:rPr>
-                            </w:pPr>
-                          </w:p>
-                        </w:tc>
-                        <w:tc>
-                          <w:tcPr>
-                            <w:tcW w:w="422" w:type="dxa"/>
-                            <w:tcBorders>
-                              <w:left w:val="single" w:sz="4" w:space="0" w:color="000000"/>
-                              <w:bottom w:val="single" w:sz="4" w:space="0" w:color="000000"/>
-                              <w:right w:val="single" w:sz="4" w:space="0" w:color="000000"/>
-                            </w:tcBorders>
-                          </w:tcPr>
-                          <w:p>
-                            <w:pPr>
-                              <w:pStyle w:val="TableParagraph"/>
-                              <w:spacing w:before="20"/>
-                              <w:ind w:left="39"/>
-                              <w:jc w:val="center"/>
-                              <w:rPr>
-                                <w:rFonts w:ascii="Arial"/>
-                                <w:b/>
-                                <w:sz w:val="10"/>
-                              </w:rPr>
-                            </w:pPr>
-                          </w:p>
-                        </w:tc>
-                        <w:tc>
-                          <w:tcPr>
-                            <w:tcW w:w="348" w:type="dxa"/>
-                            <w:tcBorders>
-                              <w:left w:val="single" w:sz="4" w:space="0" w:color="000000"/>
-                              <w:bottom w:val="single" w:sz="4" w:space="0" w:color="000000"/>
-                              <w:right w:val="single" w:sz="4" w:space="0" w:color="000000"/>
-                            </w:tcBorders>
-                          </w:tcPr>
-                          <w:p>
-                            <w:pPr>
-                              <w:pStyle w:val="TableParagraph"/>
-                              <w:spacing w:before="20"/>
-                              <w:ind w:left="38"/>
-                              <w:jc w:val="center"/>
-                              <w:rPr>
-                                <w:rFonts w:ascii="Arial"/>
-                                <w:b/>
-                                <w:sz w:val="10"/>
-                              </w:rPr>
-                            </w:pPr>
-                          </w:p>
-                        </w:tc>
-                        <w:tc>
-                          <w:tcPr>
-                            <w:tcW w:w="348" w:type="dxa"/>
-                            <w:tcBorders>
-                              <w:left w:val="single" w:sz="4" w:space="0" w:color="000000"/>
-                              <w:bottom w:val="single" w:sz="4" w:space="0" w:color="000000"/>
-                              <w:right w:val="single" w:sz="4" w:space="0" w:color="000000"/>
-                            </w:tcBorders>
-                          </w:tcPr>
-                          <w:p>
-                            <w:pPr>
-                              <w:pStyle w:val="TableParagraph"/>
-                              <w:spacing w:before="20"/>
-                              <w:ind w:left="38" w:right="1"/>
-                              <w:jc w:val="center"/>
-                              <w:rPr>
-                                <w:rFonts w:ascii="Arial"/>
-                                <w:b/>
-                                <w:sz w:val="10"/>
-                              </w:rPr>
-                            </w:pPr>
-                          </w:p>
-                        </w:tc>
-                        <w:tc>
-                          <w:tcPr>
-                            <w:tcW w:w="348" w:type="dxa"/>
-                            <w:tcBorders>
-                              <w:left w:val="single" w:sz="4" w:space="0" w:color="000000"/>
-                              <w:bottom w:val="single" w:sz="4" w:space="0" w:color="000000"/>
-                              <w:right w:val="single" w:sz="4" w:space="0" w:color="000000"/>
-                            </w:tcBorders>
-                          </w:tcPr>
-                          <w:p>
-                            <w:pPr>
-                              <w:pStyle w:val="TableParagraph"/>
-                              <w:spacing w:before="20"/>
-                              <w:ind w:left="38" w:right="1"/>
-                              <w:jc w:val="center"/>
-                              <w:rPr>
-                                <w:rFonts w:ascii="Arial"/>
-                                <w:b/>
-                                <w:sz w:val="10"/>
-                              </w:rPr>
-                            </w:pPr>
-                          </w:p>
-                        </w:tc>
-                        <w:tc>
-                          <w:tcPr>
-                            <w:tcW w:w="348" w:type="dxa"/>
-                            <w:tcBorders>
-                              <w:left w:val="single" w:sz="4" w:space="0" w:color="000000"/>
-                              <w:bottom w:val="single" w:sz="4" w:space="0" w:color="000000"/>
-                              <w:right w:val="single" w:sz="4" w:space="0" w:color="000000"/>
-                            </w:tcBorders>
-                          </w:tcPr>
-                          <w:p>
-                            <w:pPr>
-                              <w:pStyle w:val="TableParagraph"/>
-                              <w:spacing w:before="20"/>
-                              <w:ind w:left="38" w:right="1"/>
-                              <w:jc w:val="center"/>
-                              <w:rPr>
-                                <w:rFonts w:ascii="Arial"/>
-                                <w:b/>
-                                <w:sz w:val="10"/>
-                              </w:rPr>
-                            </w:pPr>
-                          </w:p>
-                        </w:tc>
-                        <w:tc>
-                          <w:tcPr>
-                            <w:tcW w:w="348" w:type="dxa"/>
-                            <w:tcBorders>
-                              <w:left w:val="single" w:sz="4" w:space="0" w:color="000000"/>
-                              <w:bottom w:val="single" w:sz="4" w:space="0" w:color="000000"/>
-                              <w:right w:val="single" w:sz="4" w:space="0" w:color="000000"/>
-                            </w:tcBorders>
-                          </w:tcPr>
-                          <w:p>
-                            <w:pPr>
-                              <w:pStyle w:val="TableParagraph"/>
-                              <w:rPr>
-                                <w:rFonts w:ascii="Times New Roman"/>
-                                <w:sz w:val="8"/>
-                              </w:rPr>
-                            </w:pPr>
-                          </w:p>
-                        </w:tc>
-                        <w:tc>
-                          <w:tcPr>
-                            <w:tcW w:w="348" w:type="dxa"/>
-                            <w:tcBorders>
-                              <w:left w:val="single" w:sz="4" w:space="0" w:color="000000"/>
-                              <w:bottom w:val="single" w:sz="4" w:space="0" w:color="000000"/>
-                              <w:right w:val="single" w:sz="4" w:space="0" w:color="000000"/>
-                            </w:tcBorders>
-                          </w:tcPr>
-                          <w:p>
-                            <w:pPr>
-                              <w:pStyle w:val="TableParagraph"/>
-                              <w:rPr>
-                                <w:rFonts w:ascii="Times New Roman"/>
-                                <w:sz w:val="8"/>
-                              </w:rPr>
-                            </w:pPr>
-                          </w:p>
-                        </w:tc>
-                        <w:tc>
-                          <w:tcPr>
-                            <w:tcW w:w="348" w:type="dxa"/>
-                            <w:tcBorders>
-                              <w:left w:val="single" w:sz="4" w:space="0" w:color="000000"/>
-                              <w:bottom w:val="single" w:sz="4" w:space="0" w:color="000000"/>
-                              <w:right w:val="single" w:sz="4" w:space="0" w:color="000000"/>
-                            </w:tcBorders>
-                          </w:tcPr>
-                          <w:p>
-                            <w:pPr>
-                              <w:pStyle w:val="TableParagraph"/>
-                              <w:rPr>
-                                <w:rFonts w:ascii="Times New Roman"/>
-                                <w:sz w:val="8"/>
-                              </w:rPr>
-                            </w:pPr>
-                          </w:p>
-                        </w:tc>
-                        <w:tc>
-                          <w:tcPr>
-                            <w:tcW w:w="348" w:type="dxa"/>
-                            <w:tcBorders>
-                              <w:left w:val="single" w:sz="4" w:space="0" w:color="000000"/>
-                              <w:bottom w:val="single" w:sz="4" w:space="0" w:color="000000"/>
-                              <w:right w:val="single" w:sz="4" w:space="0" w:color="000000"/>
-                            </w:tcBorders>
-                          </w:tcPr>
-                          <w:p>
-                            <w:pPr>
-                              <w:pStyle w:val="TableParagraph"/>
-                              <w:rPr>
-                                <w:rFonts w:ascii="Times New Roman"/>
-                                <w:sz w:val="8"/>
-                              </w:rPr>
-                            </w:pPr>
-                          </w:p>
-                        </w:tc>
-                        <w:tc>
-                          <w:tcPr>
-                            <w:tcW w:w="348" w:type="dxa"/>
-                            <w:tcBorders>
-                              <w:left w:val="single" w:sz="4" w:space="0" w:color="000000"/>
-                              <w:bottom w:val="single" w:sz="4" w:space="0" w:color="000000"/>
-                              <w:right w:val="single" w:sz="4" w:space="0" w:color="000000"/>
-                            </w:tcBorders>
-                          </w:tcPr>
-                          <w:p>
-                            <w:pPr>
-                              <w:pStyle w:val="TableParagraph"/>
-                              <w:rPr>
-                                <w:rFonts w:ascii="Times New Roman"/>
-                                <w:sz w:val="8"/>
-                              </w:rPr>
-                            </w:pPr>
-                          </w:p>
-                        </w:tc>
-                        <w:tc>
-                          <w:tcPr>
-                            <w:tcW w:w="468" w:type="dxa"/>
-                            <w:tcBorders>
-                              <w:left w:val="single" w:sz="4" w:space="0" w:color="000000"/>
-                              <w:bottom w:val="single" w:sz="4" w:space="0" w:color="000000"/>
-                              <w:right w:val="single" w:sz="4" w:space="0" w:color="000000"/>
-                            </w:tcBorders>
-                          </w:tcPr>
-                          <w:p>
-                            <w:pPr>
-                              <w:pStyle w:val="TableParagraph"/>
-                              <w:spacing w:before="20"/>
-                              <w:ind w:left="37"/>
-                              <w:jc w:val="center"/>
-                              <w:rPr>
-                                <w:rFonts w:ascii="Arial"/>
-                                <w:b/>
-                                <w:sz w:val="10"/>
-                              </w:rPr>
-                            </w:pPr>
-                          </w:p>
-                        </w:tc>
-                        <w:tc>
-                          <w:tcPr>
-                            <w:tcW w:w="468" w:type="dxa"/>
-                            <w:tcBorders>
-                              <w:left w:val="single" w:sz="4" w:space="0" w:color="000000"/>
-                              <w:bottom w:val="single" w:sz="4" w:space="0" w:color="000000"/>
-                              <w:right w:val="single" w:sz="4" w:space="0" w:color="000000"/>
-                            </w:tcBorders>
-                          </w:tcPr>
-                          <w:p>
-                            <w:pPr>
-                              <w:pStyle w:val="TableParagraph"/>
-                              <w:rPr>
-                                <w:rFonts w:ascii="Times New Roman"/>
-                                <w:sz w:val="8"/>
-                              </w:rPr>
-                            </w:pPr>
-                          </w:p>
-                        </w:tc>
-                        <w:tc>
-                          <w:tcPr>
-                            <w:tcW w:w="409" w:type="dxa"/>
-                            <w:tcBorders>
-                              <w:left w:val="single" w:sz="4" w:space="0" w:color="000000"/>
-                              <w:bottom w:val="single" w:sz="4" w:space="0" w:color="000000"/>
-                            </w:tcBorders>
-                          </w:tcPr>
-                          <w:p>
-                            <w:pPr>
-                              <w:pStyle w:val="TableParagraph"/>
-                              <w:rPr>
-                                <w:rFonts w:ascii="Times New Roman"/>
-                                <w:sz w:val="8"/>
-                              </w:rPr>
-                            </w:pPr>
-                          </w:p>
-                        </w:tc>
-                      </w:tr>
-                      <w:tr>
-                        <w:trPr>
-                          <w:trHeight w:val="177"/>
-                        </w:trPr>
-                        <w:tc>
-                          <w:tcPr>
-                            <w:tcW w:w="1112" w:type="dxa"/>
-                            <w:tcBorders>
-                              <w:top w:val="single" w:sz="4" w:space="0" w:color="000000"/>
-                              <w:bottom w:val="single" w:sz="4" w:space="0" w:color="000000"/>
-                              <w:right w:val="single" w:sz="4" w:space="0" w:color="000000"/>
-                            </w:tcBorders>
-                            <w:shd w:val="clear" w:color="auto" w:fill="D8D8D8"/>
-                          </w:tcPr>
-                          <w:p>
-                            <w:pPr>
-                              <w:pStyle w:val="TableParagraph"/>
-                              <w:spacing w:before="28"/>
-                              <w:ind w:left="21"/>
-                              <w:rPr>
-                                <w:rFonts w:ascii="Arial"/>
-                                <w:b/>
-                                <w:sz w:val="9"/>
-                              </w:rPr>
-                            </w:pPr>
-                            <w:r>
-                              <w:rPr>
-                                <w:rFonts w:ascii="Arial"/>
-                                <w:b/>
-                                <w:spacing w:val="-2"/>
-                                <w:sz w:val="9"/>
-                              </w:rPr>
-                              <w:t>DESAPROBADOS</w:t>
-                            </w:r>
-                          </w:p>
-                        </w:tc>
-                        <w:tc>
-                          <w:tcPr>
-                            <w:tcW w:w="400" w:type="dxa"/>
-                            <w:tcBorders>
-                              <w:top w:val="single" w:sz="4" w:space="0" w:color="000000"/>
-                              <w:left w:val="single" w:sz="4" w:space="0" w:color="000000"/>
-                              <w:bottom w:val="single" w:sz="4" w:space="0" w:color="000000"/>
-                              <w:right w:val="single" w:sz="4" w:space="0" w:color="000000"/>
-                            </w:tcBorders>
-                          </w:tcPr>
-                          <w:p>
-                            <w:pPr>
-                              <w:pStyle w:val="TableParagraph"/>
-                              <w:spacing w:before="31"/>
-                              <w:ind w:left="36" w:right="1"/>
-                              <w:jc w:val="center"/>
-                              <w:rPr>
-                                <w:rFonts w:ascii="Times New Roman"/>
-                                <w:b/>
-                                <w:sz w:val="10"/>
-                              </w:rPr>
-                            </w:pPr>
-                          </w:p>
-                        </w:tc>
-                        <w:tc>
-                          <w:tcPr>
-                            <w:tcW w:w="422" w:type="dxa"/>
-                            <w:tcBorders>
-                              <w:top w:val="single" w:sz="4" w:space="0" w:color="000000"/>
-                              <w:left w:val="single" w:sz="4" w:space="0" w:color="000000"/>
-                              <w:bottom w:val="single" w:sz="4" w:space="0" w:color="000000"/>
-                              <w:right w:val="single" w:sz="4" w:space="0" w:color="000000"/>
-                            </w:tcBorders>
-                          </w:tcPr>
-                          <w:p>
-                            <w:pPr>
-                              <w:pStyle w:val="TableParagraph"/>
-                              <w:spacing w:before="31"/>
-                              <w:ind w:left="39"/>
-                              <w:jc w:val="center"/>
-                              <w:rPr>
-                                <w:rFonts w:ascii="Times New Roman"/>
-                                <w:b/>
-                                <w:sz w:val="10"/>
-                              </w:rPr>
-                            </w:pPr>
-                          </w:p>
-                        </w:tc>
-                        <w:tc>
-                          <w:tcPr>
-                            <w:tcW w:w="348" w:type="dxa"/>
-                            <w:tcBorders>
-                              <w:top w:val="single" w:sz="4" w:space="0" w:color="000000"/>
-                              <w:left w:val="single" w:sz="4" w:space="0" w:color="000000"/>
-                              <w:bottom w:val="single" w:sz="4" w:space="0" w:color="000000"/>
-                              <w:right w:val="single" w:sz="4" w:space="0" w:color="000000"/>
-                            </w:tcBorders>
-                          </w:tcPr>
-                          <w:p>
-                            <w:pPr>
-                              <w:pStyle w:val="TableParagraph"/>
-                              <w:spacing w:before="31"/>
-                              <w:ind w:left="38" w:right="1"/>
-                              <w:jc w:val="center"/>
-                              <w:rPr>
-                                <w:rFonts w:ascii="Times New Roman"/>
-                                <w:b/>
-                                <w:sz w:val="10"/>
-                              </w:rPr>
-                            </w:pPr>
-                          </w:p>
-                        </w:tc>
-                        <w:tc>
-                          <w:tcPr>
-                            <w:tcW w:w="348" w:type="dxa"/>
-                            <w:tcBorders>
-                              <w:top w:val="single" w:sz="4" w:space="0" w:color="000000"/>
-                              <w:left w:val="single" w:sz="4" w:space="0" w:color="000000"/>
-                              <w:bottom w:val="single" w:sz="4" w:space="0" w:color="000000"/>
-                              <w:right w:val="single" w:sz="4" w:space="0" w:color="000000"/>
-                            </w:tcBorders>
-                          </w:tcPr>
-                          <w:p>
-                            <w:pPr>
-                              <w:pStyle w:val="TableParagraph"/>
-                              <w:spacing w:before="31"/>
-                              <w:ind w:left="38" w:right="1"/>
-                              <w:jc w:val="center"/>
-                              <w:rPr>
-                                <w:rFonts w:ascii="Times New Roman"/>
-                                <w:b/>
-                                <w:sz w:val="10"/>
-                              </w:rPr>
-                            </w:pPr>
-                          </w:p>
-                        </w:tc>
-                        <w:tc>
-                          <w:tcPr>
-                            <w:tcW w:w="348" w:type="dxa"/>
-                            <w:tcBorders>
-                              <w:top w:val="single" w:sz="4" w:space="0" w:color="000000"/>
-                              <w:left w:val="single" w:sz="4" w:space="0" w:color="000000"/>
-                              <w:bottom w:val="single" w:sz="4" w:space="0" w:color="000000"/>
-                              <w:right w:val="single" w:sz="4" w:space="0" w:color="000000"/>
-                            </w:tcBorders>
-                          </w:tcPr>
-                          <w:p>
-                            <w:pPr>
-                              <w:pStyle w:val="TableParagraph"/>
-                              <w:spacing w:before="31"/>
-                              <w:ind w:left="38" w:right="2"/>
-                              <w:jc w:val="center"/>
-                              <w:rPr>
-                                <w:rFonts w:ascii="Times New Roman"/>
-                                <w:b/>
-                                <w:sz w:val="10"/>
-                              </w:rPr>
-                            </w:pPr>
-                          </w:p>
-                        </w:tc>
-                        <w:tc>
-                          <w:tcPr>
-                            <w:tcW w:w="348" w:type="dxa"/>
-                            <w:tcBorders>
-                              <w:top w:val="single" w:sz="4" w:space="0" w:color="000000"/>
-                              <w:left w:val="single" w:sz="4" w:space="0" w:color="000000"/>
-                              <w:bottom w:val="single" w:sz="4" w:space="0" w:color="000000"/>
-                              <w:right w:val="single" w:sz="4" w:space="0" w:color="000000"/>
-                            </w:tcBorders>
-                          </w:tcPr>
-                          <w:p>
-                            <w:pPr>
-                              <w:pStyle w:val="TableParagraph"/>
-                              <w:spacing w:before="31"/>
-                              <w:ind w:left="38" w:right="1"/>
-                              <w:jc w:val="center"/>
-                              <w:rPr>
-                                <w:rFonts w:ascii="Times New Roman"/>
-                                <w:b/>
-                                <w:sz w:val="10"/>
-                              </w:rPr>
-                            </w:pPr>
-                          </w:p>
-                        </w:tc>
-                        <w:tc>
-                          <w:tcPr>
-                            <w:tcW w:w="348" w:type="dxa"/>
-                            <w:tcBorders>
-                              <w:top w:val="single" w:sz="4" w:space="0" w:color="000000"/>
-                              <w:left w:val="single" w:sz="4" w:space="0" w:color="000000"/>
-                              <w:bottom w:val="single" w:sz="4" w:space="0" w:color="000000"/>
-                              <w:right w:val="single" w:sz="4" w:space="0" w:color="000000"/>
-                            </w:tcBorders>
-                          </w:tcPr>
-                          <w:p>
-                            <w:pPr>
-                              <w:pStyle w:val="TableParagraph"/>
-                              <w:rPr>
-                                <w:rFonts w:ascii="Times New Roman"/>
-                                <w:sz w:val="8"/>
-                              </w:rPr>
-                            </w:pPr>
-                          </w:p>
-                        </w:tc>
-                        <w:tc>
-                          <w:tcPr>
-                            <w:tcW w:w="348" w:type="dxa"/>
-                            <w:tcBorders>
-                              <w:top w:val="single" w:sz="4" w:space="0" w:color="000000"/>
-                              <w:left w:val="single" w:sz="4" w:space="0" w:color="000000"/>
-                              <w:bottom w:val="single" w:sz="4" w:space="0" w:color="000000"/>
-                              <w:right w:val="single" w:sz="4" w:space="0" w:color="000000"/>
-                            </w:tcBorders>
-                          </w:tcPr>
-                          <w:p>
-                            <w:pPr>
-                              <w:pStyle w:val="TableParagraph"/>
-                              <w:rPr>
-                                <w:rFonts w:ascii="Times New Roman"/>
-                                <w:sz w:val="8"/>
-                              </w:rPr>
-                            </w:pPr>
-                          </w:p>
-                        </w:tc>
-                        <w:tc>
-                          <w:tcPr>
-                            <w:tcW w:w="348" w:type="dxa"/>
-                            <w:tcBorders>
-                              <w:top w:val="single" w:sz="4" w:space="0" w:color="000000"/>
-                              <w:left w:val="single" w:sz="4" w:space="0" w:color="000000"/>
-                              <w:bottom w:val="single" w:sz="4" w:space="0" w:color="000000"/>
-                              <w:right w:val="single" w:sz="4" w:space="0" w:color="000000"/>
-                            </w:tcBorders>
-                          </w:tcPr>
-                          <w:p>
-                            <w:pPr>
-                              <w:pStyle w:val="TableParagraph"/>
-                              <w:rPr>
-                                <w:rFonts w:ascii="Times New Roman"/>
-                                <w:sz w:val="8"/>
-                              </w:rPr>
-                            </w:pPr>
-                          </w:p>
-                        </w:tc>
-                        <w:tc>
-                          <w:tcPr>
-                            <w:tcW w:w="348" w:type="dxa"/>
-                            <w:tcBorders>
-                              <w:top w:val="single" w:sz="4" w:space="0" w:color="000000"/>
-                              <w:left w:val="single" w:sz="4" w:space="0" w:color="000000"/>
-                              <w:bottom w:val="single" w:sz="4" w:space="0" w:color="000000"/>
-                              <w:right w:val="single" w:sz="4" w:space="0" w:color="000000"/>
-                            </w:tcBorders>
-                          </w:tcPr>
-                          <w:p>
-                            <w:pPr>
-                              <w:pStyle w:val="TableParagraph"/>
-                              <w:rPr>
-                                <w:rFonts w:ascii="Times New Roman"/>
-                                <w:sz w:val="8"/>
-                              </w:rPr>
-                            </w:pPr>
-                          </w:p>
-                        </w:tc>
-                        <w:tc>
-                          <w:tcPr>
-                            <w:tcW w:w="348" w:type="dxa"/>
-                            <w:tcBorders>
-                              <w:top w:val="single" w:sz="4" w:space="0" w:color="000000"/>
-                              <w:left w:val="single" w:sz="4" w:space="0" w:color="000000"/>
-                              <w:bottom w:val="single" w:sz="4" w:space="0" w:color="000000"/>
-                              <w:right w:val="single" w:sz="4" w:space="0" w:color="000000"/>
-                            </w:tcBorders>
-                          </w:tcPr>
-                          <w:p>
-                            <w:pPr>
-                              <w:pStyle w:val="TableParagraph"/>
-                              <w:rPr>
-                                <w:rFonts w:ascii="Times New Roman"/>
-                                <w:sz w:val="8"/>
-                              </w:rPr>
-                            </w:pPr>
-                          </w:p>
-                        </w:tc>
-                        <w:tc>
-                          <w:tcPr>
-                            <w:tcW w:w="468" w:type="dxa"/>
-                            <w:tcBorders>
-                              <w:top w:val="single" w:sz="4" w:space="0" w:color="000000"/>
-                              <w:left w:val="single" w:sz="4" w:space="0" w:color="000000"/>
-                              <w:bottom w:val="single" w:sz="4" w:space="0" w:color="000000"/>
-                              <w:right w:val="single" w:sz="4" w:space="0" w:color="000000"/>
-                            </w:tcBorders>
-                          </w:tcPr>
-                          <w:p>
-                            <w:pPr>
-                              <w:pStyle w:val="TableParagraph"/>
-                              <w:spacing w:before="31"/>
-                              <w:ind w:left="37"/>
-                              <w:jc w:val="center"/>
-                              <w:rPr>
-                                <w:rFonts w:ascii="Times New Roman"/>
-                                <w:b/>
-                                <w:sz w:val="10"/>
-                              </w:rPr>
-                            </w:pPr>
-                          </w:p>
-                        </w:tc>
-                        <w:tc>
-                          <w:tcPr>
-                            <w:tcW w:w="468" w:type="dxa"/>
-                            <w:tcBorders>
-                              <w:top w:val="single" w:sz="4" w:space="0" w:color="000000"/>
-                              <w:left w:val="single" w:sz="4" w:space="0" w:color="000000"/>
-                              <w:bottom w:val="single" w:sz="4" w:space="0" w:color="000000"/>
-                              <w:right w:val="single" w:sz="4" w:space="0" w:color="000000"/>
-                            </w:tcBorders>
-                          </w:tcPr>
-                          <w:p>
-                            <w:pPr>
-                              <w:pStyle w:val="TableParagraph"/>
-                              <w:rPr>
-                                <w:rFonts w:ascii="Times New Roman"/>
-                                <w:sz w:val="8"/>
-                              </w:rPr>
-                            </w:pPr>
-                          </w:p>
-                        </w:tc>
-                        <w:tc>
-                          <w:tcPr>
-                            <w:tcW w:w="409" w:type="dxa"/>
-                            <w:tcBorders>
-                              <w:top w:val="single" w:sz="4" w:space="0" w:color="000000"/>
-                              <w:left w:val="single" w:sz="4" w:space="0" w:color="000000"/>
-                              <w:bottom w:val="single" w:sz="4" w:space="0" w:color="000000"/>
-                            </w:tcBorders>
-                          </w:tcPr>
-                          <w:p>
-                            <w:pPr>
-                              <w:pStyle w:val="TableParagraph"/>
-                              <w:rPr>
-                                <w:rFonts w:ascii="Times New Roman"/>
-                                <w:sz w:val="8"/>
-                              </w:rPr>
-                            </w:pPr>
-                          </w:p>
-                        </w:tc>
-                      </w:tr>
-                      <w:tr>
-                        <w:trPr>
-                          <w:trHeight w:val="159"/>
-                        </w:trPr>
-                        <w:tc>
-                          <w:tcPr>
-                            <w:tcW w:w="1112" w:type="dxa"/>
-                            <w:tcBorders>
-                              <w:top w:val="single" w:sz="4" w:space="0" w:color="000000"/>
-                              <w:right w:val="single" w:sz="4" w:space="0" w:color="000000"/>
-                            </w:tcBorders>
-                            <w:shd w:val="clear" w:color="auto" w:fill="D8D8D8"/>
-                          </w:tcPr>
-                          <w:p>
-                            <w:pPr>
-                              <w:pStyle w:val="TableParagraph"/>
-                              <w:spacing w:before="21"/>
-                              <w:ind w:left="21"/>
-                              <w:rPr>
-                                <w:rFonts w:ascii="Arial"/>
-                                <w:b/>
-                                <w:sz w:val="9"/>
-                              </w:rPr>
-                            </w:pPr>
-                            <w:r>
-                              <w:rPr>
-                                <w:rFonts w:ascii="Arial"/>
-                                <w:b/>
-                                <w:spacing w:val="-2"/>
-                                <w:sz w:val="9"/>
-                              </w:rPr>
-                              <w:t>RETIRADOS</w:t>
-                            </w:r>
-                          </w:p>
-                        </w:tc>
-                        <w:tc>
-                          <w:tcPr>
-                            <w:tcW w:w="400" w:type="dxa"/>
-                            <w:tcBorders>
-                              <w:top w:val="single" w:sz="4" w:space="0" w:color="000000"/>
-                              <w:left w:val="single" w:sz="4" w:space="0" w:color="000000"/>
-                              <w:right w:val="single" w:sz="4" w:space="0" w:color="000000"/>
-                            </w:tcBorders>
-                          </w:tcPr>
-                          <w:p>
-                            <w:pPr>
-                              <w:pStyle w:val="TableParagraph"/>
-                              <w:spacing w:before="24"/>
-                              <w:ind w:left="36" w:right="1"/>
-                              <w:jc w:val="center"/>
-                              <w:rPr>
-                                <w:rFonts w:ascii="Times New Roman"/>
-                                <w:b/>
-                                <w:sz w:val="10"/>
-                              </w:rPr>
-                            </w:pPr>
-                          </w:p>
-                        </w:tc>
-                        <w:tc>
-                          <w:tcPr>
-                            <w:tcW w:w="422" w:type="dxa"/>
-                            <w:tcBorders>
-                              <w:top w:val="single" w:sz="4" w:space="0" w:color="000000"/>
-                              <w:left w:val="single" w:sz="4" w:space="0" w:color="000000"/>
-                              <w:right w:val="single" w:sz="4" w:space="0" w:color="000000"/>
-                            </w:tcBorders>
-                          </w:tcPr>
-                          <w:p>
-                            <w:pPr>
-                              <w:pStyle w:val="TableParagraph"/>
-                              <w:spacing w:before="24"/>
-                              <w:ind w:left="39"/>
-                              <w:jc w:val="center"/>
-                              <w:rPr>
-                                <w:rFonts w:ascii="Times New Roman"/>
-                                <w:b/>
-                                <w:sz w:val="10"/>
-                              </w:rPr>
-                            </w:pPr>
-                          </w:p>
-                        </w:tc>
-                        <w:tc>
-                          <w:tcPr>
-                            <w:tcW w:w="348" w:type="dxa"/>
-                            <w:tcBorders>
-                              <w:top w:val="single" w:sz="4" w:space="0" w:color="000000"/>
-                              <w:left w:val="single" w:sz="4" w:space="0" w:color="000000"/>
-                              <w:right w:val="single" w:sz="4" w:space="0" w:color="000000"/>
-                            </w:tcBorders>
-                          </w:tcPr>
-                          <w:p>
-                            <w:pPr>
-                              <w:pStyle w:val="TableParagraph"/>
-                              <w:spacing w:before="24"/>
-                              <w:ind w:left="38" w:right="1"/>
-                              <w:jc w:val="center"/>
-                              <w:rPr>
-                                <w:rFonts w:ascii="Times New Roman"/>
-                                <w:b/>
-                                <w:sz w:val="10"/>
-                              </w:rPr>
-                            </w:pPr>
-                          </w:p>
-                        </w:tc>
-                        <w:tc>
-                          <w:tcPr>
-                            <w:tcW w:w="348" w:type="dxa"/>
-                            <w:tcBorders>
-                              <w:top w:val="single" w:sz="4" w:space="0" w:color="000000"/>
-                              <w:left w:val="single" w:sz="4" w:space="0" w:color="000000"/>
-                              <w:right w:val="single" w:sz="4" w:space="0" w:color="000000"/>
-                            </w:tcBorders>
-                          </w:tcPr>
-                          <w:p>
-                            <w:pPr>
-                              <w:pStyle w:val="TableParagraph"/>
-                              <w:spacing w:before="24"/>
-                              <w:ind w:left="38" w:right="1"/>
-                              <w:jc w:val="center"/>
-                              <w:rPr>
-                                <w:rFonts w:ascii="Times New Roman"/>
-                                <w:b/>
-                                <w:sz w:val="10"/>
-                              </w:rPr>
-                            </w:pPr>
-                          </w:p>
-                        </w:tc>
-                        <w:tc>
-                          <w:tcPr>
-                            <w:tcW w:w="348" w:type="dxa"/>
-                            <w:tcBorders>
-                              <w:top w:val="single" w:sz="4" w:space="0" w:color="000000"/>
-                              <w:left w:val="single" w:sz="4" w:space="0" w:color="000000"/>
-                              <w:right w:val="single" w:sz="4" w:space="0" w:color="000000"/>
-                            </w:tcBorders>
-                          </w:tcPr>
-                          <w:p>
-                            <w:pPr>
-                              <w:pStyle w:val="TableParagraph"/>
-                              <w:spacing w:before="24"/>
-                              <w:ind w:left="38" w:right="2"/>
-                              <w:jc w:val="center"/>
-                              <w:rPr>
-                                <w:rFonts w:ascii="Times New Roman"/>
-                                <w:b/>
-                                <w:sz w:val="10"/>
-                              </w:rPr>
-                            </w:pPr>
-                          </w:p>
-                        </w:tc>
-                        <w:tc>
-                          <w:tcPr>
-                            <w:tcW w:w="348" w:type="dxa"/>
-                            <w:tcBorders>
-                              <w:top w:val="single" w:sz="4" w:space="0" w:color="000000"/>
-                              <w:left w:val="single" w:sz="4" w:space="0" w:color="000000"/>
-                              <w:right w:val="single" w:sz="4" w:space="0" w:color="000000"/>
-                            </w:tcBorders>
-                          </w:tcPr>
-                          <w:p>
-                            <w:pPr>
-                              <w:pStyle w:val="TableParagraph"/>
-                              <w:spacing w:before="24"/>
-                              <w:ind w:left="38" w:right="1"/>
-                              <w:jc w:val="center"/>
-                              <w:rPr>
-                                <w:rFonts w:ascii="Times New Roman"/>
-                                <w:b/>
-                                <w:sz w:val="10"/>
-                              </w:rPr>
-                            </w:pPr>
-                          </w:p>
-                        </w:tc>
-                        <w:tc>
-                          <w:tcPr>
-                            <w:tcW w:w="348" w:type="dxa"/>
-                            <w:tcBorders>
-                              <w:top w:val="single" w:sz="4" w:space="0" w:color="000000"/>
-                              <w:left w:val="single" w:sz="4" w:space="0" w:color="000000"/>
-                              <w:right w:val="single" w:sz="4" w:space="0" w:color="000000"/>
-                            </w:tcBorders>
-                          </w:tcPr>
-                          <w:p>
-                            <w:pPr>
-                              <w:pStyle w:val="TableParagraph"/>
-                              <w:rPr>
-                                <w:rFonts w:ascii="Times New Roman"/>
-                                <w:sz w:val="8"/>
-                              </w:rPr>
-                            </w:pPr>
-                          </w:p>
-                        </w:tc>
-                        <w:tc>
-                          <w:tcPr>
-                            <w:tcW w:w="348" w:type="dxa"/>
-                            <w:tcBorders>
-                              <w:top w:val="single" w:sz="4" w:space="0" w:color="000000"/>
-                              <w:left w:val="single" w:sz="4" w:space="0" w:color="000000"/>
-                              <w:right w:val="single" w:sz="4" w:space="0" w:color="000000"/>
-                            </w:tcBorders>
-                          </w:tcPr>
-                          <w:p>
-                            <w:pPr>
-                              <w:pStyle w:val="TableParagraph"/>
-                              <w:rPr>
-                                <w:rFonts w:ascii="Times New Roman"/>
-                                <w:sz w:val="8"/>
-                              </w:rPr>
-                            </w:pPr>
-                          </w:p>
-                        </w:tc>
-                        <w:tc>
-                          <w:tcPr>
-                            <w:tcW w:w="348" w:type="dxa"/>
-                            <w:tcBorders>
-                              <w:top w:val="single" w:sz="4" w:space="0" w:color="000000"/>
-                              <w:left w:val="single" w:sz="4" w:space="0" w:color="000000"/>
-                              <w:right w:val="single" w:sz="4" w:space="0" w:color="000000"/>
-                            </w:tcBorders>
-                          </w:tcPr>
-                          <w:p>
-                            <w:pPr>
-                              <w:pStyle w:val="TableParagraph"/>
-                              <w:rPr>
-                                <w:rFonts w:ascii="Times New Roman"/>
-                                <w:sz w:val="8"/>
-                              </w:rPr>
-                            </w:pPr>
-                          </w:p>
-                        </w:tc>
-                        <w:tc>
-                          <w:tcPr>
-                            <w:tcW w:w="348" w:type="dxa"/>
-                            <w:tcBorders>
-                              <w:top w:val="single" w:sz="4" w:space="0" w:color="000000"/>
-                              <w:left w:val="single" w:sz="4" w:space="0" w:color="000000"/>
-                              <w:right w:val="single" w:sz="4" w:space="0" w:color="000000"/>
-                            </w:tcBorders>
-                          </w:tcPr>
-                          <w:p>
-                            <w:pPr>
-                              <w:pStyle w:val="TableParagraph"/>
-                              <w:rPr>
-                                <w:rFonts w:ascii="Times New Roman"/>
-                                <w:sz w:val="8"/>
-                              </w:rPr>
-                            </w:pPr>
-                          </w:p>
-                        </w:tc>
-                        <w:tc>
-                          <w:tcPr>
-                            <w:tcW w:w="348" w:type="dxa"/>
-                            <w:tcBorders>
-                              <w:top w:val="single" w:sz="4" w:space="0" w:color="000000"/>
-                              <w:left w:val="single" w:sz="4" w:space="0" w:color="000000"/>
-                              <w:right w:val="single" w:sz="4" w:space="0" w:color="000000"/>
-                            </w:tcBorders>
-                          </w:tcPr>
-                          <w:p>
-                            <w:pPr>
-                              <w:pStyle w:val="TableParagraph"/>
-                              <w:rPr>
-                                <w:rFonts w:ascii="Times New Roman"/>
-                                <w:sz w:val="8"/>
-                              </w:rPr>
-                            </w:pPr>
-                          </w:p>
-                        </w:tc>
-                        <w:tc>
-                          <w:tcPr>
-                            <w:tcW w:w="468" w:type="dxa"/>
-                            <w:tcBorders>
-                              <w:top w:val="single" w:sz="4" w:space="0" w:color="000000"/>
-                              <w:left w:val="single" w:sz="4" w:space="0" w:color="000000"/>
-                              <w:right w:val="single" w:sz="4" w:space="0" w:color="000000"/>
-                            </w:tcBorders>
-                          </w:tcPr>
-                          <w:p>
-                            <w:pPr>
-                              <w:pStyle w:val="TableParagraph"/>
-                              <w:spacing w:before="24"/>
-                              <w:ind w:left="37"/>
-                              <w:jc w:val="center"/>
-                              <w:rPr>
-                                <w:rFonts w:ascii="Times New Roman"/>
-                                <w:b/>
-                                <w:sz w:val="10"/>
-                              </w:rPr>
-                            </w:pPr>
-                          </w:p>
-                        </w:tc>
-                        <w:tc>
-                          <w:tcPr>
-                            <w:tcW w:w="468" w:type="dxa"/>
-                            <w:tcBorders>
-                              <w:top w:val="single" w:sz="4" w:space="0" w:color="000000"/>
-                              <w:left w:val="single" w:sz="4" w:space="0" w:color="000000"/>
-                              <w:right w:val="single" w:sz="4" w:space="0" w:color="000000"/>
-                            </w:tcBorders>
-                          </w:tcPr>
-                          <w:p>
-                            <w:pPr>
-                              <w:pStyle w:val="TableParagraph"/>
-                              <w:rPr>
-                                <w:rFonts w:ascii="Times New Roman"/>
-                                <w:sz w:val="8"/>
-                              </w:rPr>
-                            </w:pPr>
-                          </w:p>
-                        </w:tc>
-                        <w:tc>
-                          <w:tcPr>
-                            <w:tcW w:w="409" w:type="dxa"/>
-                            <w:tcBorders>
-                              <w:top w:val="single" w:sz="4" w:space="0" w:color="000000"/>
-                              <w:left w:val="single" w:sz="4" w:space="0" w:color="000000"/>
-                            </w:tcBorders>
-                          </w:tcPr>
-                          <w:p>
-                            <w:pPr>
-                              <w:pStyle w:val="TableParagraph"/>
-                              <w:rPr>
-                                <w:rFonts w:ascii="Times New Roman"/>
-                                <w:sz w:val="8"/>
-                              </w:rPr>
-                            </w:pPr>
-                          </w:p>
-                        </w:tc>
-                      </w:tr>
-                    </w:tbl>
-                    <w:p>
-                      <w:pPr>
-                        <w:pStyle w:val="Textoindependiente"/>
-                      </w:pPr>
-                    </w:p>
-                  </w:txbxContent>
-                </v:textbox>
-                <w10:wrap anchorx="page"/>
-              </v:shape>
-            </w:pict>
-          </mc:Fallback>
-        </mc:AlternateContent>
-      </w:r>
       <w:r>
         <w:t>LA</w:t>
       </w:r>

--- a/public/plantillas/ACTA.docx
+++ b/public/plantillas/ACTA.docx
@@ -280,6 +280,7 @@
         </w:rPr>
         <w:t>${</w:t>
       </w:r>
+      <w:proofErr w:type="spellStart"/>
       <w:r>
         <w:rPr>
           <w:rFonts w:ascii="Arial" w:hAnsi="Arial"/>
@@ -287,6 +288,7 @@
         </w:rPr>
         <w:t>anio</w:t>
       </w:r>
+      <w:proofErr w:type="spellEnd"/>
       <w:r>
         <w:rPr>
           <w:rFonts w:ascii="Arial" w:hAnsi="Arial"/>
@@ -465,12 +467,14 @@
               </w:rPr>
               <w:t>${</w:t>
             </w:r>
+            <w:proofErr w:type="spellStart"/>
             <w:r>
               <w:rPr>
                 <w:sz w:val="11"/>
               </w:rPr>
               <w:t>cetpro</w:t>
             </w:r>
+            <w:proofErr w:type="spellEnd"/>
             <w:r>
               <w:rPr>
                 <w:sz w:val="11"/>
@@ -1496,12 +1500,14 @@
               </w:rPr>
               <w:t xml:space="preserve"> </w:t>
             </w:r>
+            <w:proofErr w:type="spellStart"/>
             <w:r>
               <w:rPr>
                 <w:sz w:val="11"/>
               </w:rPr>
               <w:t>Nº</w:t>
             </w:r>
+            <w:proofErr w:type="spellEnd"/>
             <w:r>
               <w:rPr>
                 <w:spacing w:val="2"/>
@@ -1533,11 +1539,19 @@
                 <w:sz w:val="11"/>
               </w:rPr>
             </w:pPr>
+            <w:proofErr w:type="spellStart"/>
             <w:r>
               <w:rPr>
                 <w:sz w:val="11"/>
               </w:rPr>
-              <w:t xml:space="preserve">Nº </w:t>
+              <w:t>Nº</w:t>
+            </w:r>
+            <w:proofErr w:type="spellEnd"/>
+            <w:r>
+              <w:rPr>
+                <w:sz w:val="11"/>
+              </w:rPr>
+              <w:t xml:space="preserve"> </w:t>
             </w:r>
             <w:r>
               <w:rPr>
@@ -1637,11 +1651,19 @@
               </w:rPr>
               <w:t xml:space="preserve"> </w:t>
             </w:r>
+            <w:proofErr w:type="spellStart"/>
             <w:r>
               <w:rPr>
                 <w:sz w:val="10"/>
               </w:rPr>
-              <w:t>N° 06335</w:t>
+              <w:t>N°</w:t>
+            </w:r>
+            <w:proofErr w:type="spellEnd"/>
+            <w:r>
+              <w:rPr>
+                <w:sz w:val="10"/>
+              </w:rPr>
+              <w:t xml:space="preserve"> 06335</w:t>
             </w:r>
             <w:r>
               <w:rPr>
@@ -4514,6 +4536,7 @@
                 <w:sz w:val="9"/>
               </w:rPr>
             </w:pPr>
+            <w:proofErr w:type="spellStart"/>
             <w:r>
               <w:rPr>
                 <w:rFonts w:ascii="Arial" w:hAnsi="Arial"/>
@@ -4523,6 +4546,7 @@
               </w:rPr>
               <w:t>N.°</w:t>
             </w:r>
+            <w:proofErr w:type="spellEnd"/>
           </w:p>
         </w:tc>
         <w:tc>
@@ -4839,12 +4863,14 @@
                 <w:sz w:val="9"/>
               </w:rPr>
             </w:pPr>
+            <w:proofErr w:type="gramStart"/>
             <w:r>
               <w:rPr>
                 <w:sz w:val="9"/>
               </w:rPr>
               <w:t>TOTAL</w:t>
             </w:r>
+            <w:proofErr w:type="gramEnd"/>
             <w:r>
               <w:rPr>
                 <w:spacing w:val="-1"/>
@@ -18946,6 +18972,7 @@
                 <w:sz w:val="10"/>
               </w:rPr>
             </w:pPr>
+            <w:proofErr w:type="spellStart"/>
             <w:r>
               <w:rPr>
                 <w:rFonts w:ascii="Arial" w:hAnsi="Arial"/>
@@ -18955,6 +18982,7 @@
               </w:rPr>
               <w:t>N.°</w:t>
             </w:r>
+            <w:proofErr w:type="spellEnd"/>
           </w:p>
         </w:tc>
         <w:tc>
@@ -39296,7 +39324,7 @@
         <mc:AlternateContent>
           <mc:Choice Requires="wps">
             <w:drawing>
-              <wp:anchor distT="0" distB="0" distL="0" distR="0" simplePos="0" relativeHeight="15731200" behindDoc="0" locked="0" layoutInCell="1" allowOverlap="1" wp14:anchorId="79F62BF2" wp14:editId="3AE0203D">
+              <wp:anchor distT="0" distB="0" distL="0" distR="0" simplePos="0" relativeHeight="15731200" behindDoc="0" locked="0" layoutInCell="1" allowOverlap="1" wp14:anchorId="79F62BF2" wp14:editId="0C9E5F20">
                 <wp:simplePos x="0" y="0"/>
                 <wp:positionH relativeFrom="page">
                   <wp:posOffset>3876675</wp:posOffset>
@@ -39304,7 +39332,7 @@
                 <wp:positionV relativeFrom="paragraph">
                   <wp:posOffset>167640</wp:posOffset>
                 </wp:positionV>
-                <wp:extent cx="4159250" cy="342900"/>
+                <wp:extent cx="4159250" cy="361950"/>
                 <wp:effectExtent l="0" t="0" r="0" b="0"/>
                 <wp:wrapNone/>
                 <wp:docPr id="4" name="Textbox 4"/>
@@ -39320,7 +39348,7 @@
                       <wps:spPr>
                         <a:xfrm>
                           <a:off x="0" y="0"/>
-                          <a:ext cx="4159250" cy="342900"/>
+                          <a:ext cx="4159250" cy="361950"/>
                         </a:xfrm>
                         <a:prstGeom prst="rect">
                           <a:avLst/>
@@ -41548,7 +41576,7 @@
           </mc:Choice>
           <mc:Fallback>
             <w:pict>
-              <v:shape w14:anchorId="79F62BF2" id="Textbox 4" o:spid="_x0000_s1027" type="#_x0000_t202" style="position:absolute;margin-left:305.25pt;margin-top:13.2pt;width:327.5pt;height:27pt;z-index:15731200;visibility:visible;mso-wrap-style:square;mso-height-percent:0;mso-wrap-distance-left:0;mso-wrap-distance-top:0;mso-wrap-distance-right:0;mso-wrap-distance-bottom:0;mso-position-horizontal:absolute;mso-position-horizontal-relative:page;mso-position-vertical:absolute;mso-position-vertical-relative:text;mso-height-percent:0;mso-height-relative:margin;v-text-anchor:top" o:gfxdata="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" filled="f" stroked="f">
+              <v:shape w14:anchorId="79F62BF2" id="Textbox 4" o:spid="_x0000_s1027" type="#_x0000_t202" style="position:absolute;margin-left:305.25pt;margin-top:13.2pt;width:327.5pt;height:28.5pt;z-index:15731200;visibility:visible;mso-wrap-style:square;mso-height-percent:0;mso-wrap-distance-left:0;mso-wrap-distance-top:0;mso-wrap-distance-right:0;mso-wrap-distance-bottom:0;mso-position-horizontal:absolute;mso-position-horizontal-relative:page;mso-position-vertical:absolute;mso-position-vertical-relative:text;mso-height-percent:0;mso-height-relative:margin;v-text-anchor:top" o:gfxdata="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" filled="f" stroked="f">
                 <v:textbox inset="0,0,0,0">
                   <w:txbxContent>
                     <w:tbl>

--- a/public/plantillas/ACTA.docx
+++ b/public/plantillas/ACTA.docx
@@ -72,133 +72,6 @@
             </a:graphic>
           </wp:anchor>
         </w:drawing>
-      </w:r>
-      <w:r>
-        <w:rPr>
-          <w:rFonts w:ascii="Arial" w:hAnsi="Arial"/>
-          <w:b/>
-          <w:noProof/>
-        </w:rPr>
-        <mc:AlternateContent>
-          <mc:Choice Requires="wps">
-            <w:drawing>
-              <wp:anchor distT="0" distB="0" distL="0" distR="0" simplePos="0" relativeHeight="15729664" behindDoc="0" locked="0" layoutInCell="1" allowOverlap="1" wp14:anchorId="61DAEF52" wp14:editId="68361339">
-                <wp:simplePos x="0" y="0"/>
-                <wp:positionH relativeFrom="page">
-                  <wp:posOffset>6942346</wp:posOffset>
-                </wp:positionH>
-                <wp:positionV relativeFrom="paragraph">
-                  <wp:posOffset>870392</wp:posOffset>
-                </wp:positionV>
-                <wp:extent cx="90170" cy="417195"/>
-                <wp:effectExtent l="0" t="0" r="0" b="0"/>
-                <wp:wrapNone/>
-                <wp:docPr id="3" name="Textbox 3"/>
-                <wp:cNvGraphicFramePr>
-                  <a:graphicFrameLocks xmlns:a="http://schemas.openxmlformats.org/drawingml/2006/main"/>
-                </wp:cNvGraphicFramePr>
-                <a:graphic xmlns:a="http://schemas.openxmlformats.org/drawingml/2006/main">
-                  <a:graphicData uri="http://schemas.microsoft.com/office/word/2010/wordprocessingShape">
-                    <wps:wsp>
-                      <wps:cNvSpPr txBox="1">
-                        <a:spLocks/>
-                      </wps:cNvSpPr>
-                      <wps:spPr>
-                        <a:xfrm>
-                          <a:off x="0" y="0"/>
-                          <a:ext cx="90170" cy="417195"/>
-                        </a:xfrm>
-                        <a:prstGeom prst="rect">
-                          <a:avLst/>
-                        </a:prstGeom>
-                      </wps:spPr>
-                      <wps:txbx>
-                        <w:txbxContent>
-                          <w:p>
-                            <w:pPr>
-                              <w:spacing w:before="18"/>
-                              <w:ind w:left="20"/>
-                              <w:rPr>
-                                <w:sz w:val="9"/>
-                              </w:rPr>
-                            </w:pPr>
-                            <w:r>
-                              <w:rPr>
-                                <w:sz w:val="9"/>
-                              </w:rPr>
-                              <w:t>RMATIVAS</w:t>
-                            </w:r>
-                            <w:r>
-                              <w:rPr>
-                                <w:spacing w:val="-2"/>
-                                <w:sz w:val="9"/>
-                              </w:rPr>
-                              <w:t xml:space="preserve"> </w:t>
-                            </w:r>
-                            <w:r>
-                              <w:rPr>
-                                <w:spacing w:val="-5"/>
-                                <w:sz w:val="9"/>
-                              </w:rPr>
-                              <w:t>EN</w:t>
-                            </w:r>
-                          </w:p>
-                        </w:txbxContent>
-                      </wps:txbx>
-                      <wps:bodyPr vert="vert270" wrap="square" lIns="0" tIns="0" rIns="0" bIns="0" rtlCol="0">
-                        <a:noAutofit/>
-                      </wps:bodyPr>
-                    </wps:wsp>
-                  </a:graphicData>
-                </a:graphic>
-              </wp:anchor>
-            </w:drawing>
-          </mc:Choice>
-          <mc:Fallback>
-            <w:pict>
-              <v:shapetype w14:anchorId="61DAEF52" id="_x0000_t202" coordsize="21600,21600" o:spt="202" path="m,l,21600r21600,l21600,xe">
-                <v:stroke joinstyle="miter"/>
-                <v:path gradientshapeok="t" o:connecttype="rect"/>
-              </v:shapetype>
-              <v:shape id="Textbox 3" o:spid="_x0000_s1026" type="#_x0000_t202" style="position:absolute;left:0;text-align:left;margin-left:546.65pt;margin-top:68.55pt;width:7.1pt;height:32.85pt;z-index:15729664;visibility:visible;mso-wrap-style:square;mso-wrap-distance-left:0;mso-wrap-distance-top:0;mso-wrap-distance-right:0;mso-wrap-distance-bottom:0;mso-position-horizontal:absolute;mso-position-horizontal-relative:page;mso-position-vertical:absolute;mso-position-vertical-relative:text;v-text-anchor:top" o:gfxdata="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" filled="f" stroked="f">
-                <v:textbox style="layout-flow:vertical;mso-layout-flow-alt:bottom-to-top" inset="0,0,0,0">
-                  <w:txbxContent>
-                    <w:p>
-                      <w:pPr>
-                        <w:spacing w:before="18"/>
-                        <w:ind w:left="20"/>
-                        <w:rPr>
-                          <w:sz w:val="9"/>
-                        </w:rPr>
-                      </w:pPr>
-                      <w:r>
-                        <w:rPr>
-                          <w:sz w:val="9"/>
-                        </w:rPr>
-                        <w:t>RMATIVAS</w:t>
-                      </w:r>
-                      <w:r>
-                        <w:rPr>
-                          <w:spacing w:val="-2"/>
-                          <w:sz w:val="9"/>
-                        </w:rPr>
-                        <w:t xml:space="preserve"> </w:t>
-                      </w:r>
-                      <w:r>
-                        <w:rPr>
-                          <w:spacing w:val="-5"/>
-                          <w:sz w:val="9"/>
-                        </w:rPr>
-                        <w:t>EN</w:t>
-                      </w:r>
-                    </w:p>
-                  </w:txbxContent>
-                </v:textbox>
-                <w10:wrap anchorx="page"/>
-              </v:shape>
-            </w:pict>
-          </mc:Fallback>
-        </mc:AlternateContent>
       </w:r>
       <w:r>
         <w:rPr>
@@ -1020,7 +893,6 @@
             <w:tcBorders>
               <w:top w:val="single" w:sz="4" w:space="0" w:color="000000"/>
               <w:left w:val="single" w:sz="4" w:space="0" w:color="000000"/>
-              <w:bottom w:val="nil"/>
               <w:right w:val="single" w:sz="4" w:space="0" w:color="000000"/>
             </w:tcBorders>
             <w:textDirection w:val="btLr"/>
@@ -1028,54 +900,31 @@
           <w:p>
             <w:pPr>
               <w:pStyle w:val="TableParagraph"/>
-              <w:spacing w:before="64"/>
-              <w:rPr>
-                <w:rFonts w:ascii="Arial"/>
-                <w:b/>
+              <w:spacing w:before="55" w:line="261" w:lineRule="auto"/>
+              <w:ind w:left="113" w:right="-22"/>
+              <w:rPr>
                 <w:sz w:val="9"/>
               </w:rPr>
             </w:pPr>
-          </w:p>
-          <w:p>
-            <w:pPr>
-              <w:pStyle w:val="TableParagraph"/>
-              <w:ind w:left="-8"/>
+            <w:r>
               <w:rPr>
                 <w:sz w:val="9"/>
               </w:rPr>
-            </w:pPr>
+              <w:t>${</w:t>
+            </w:r>
+            <w:proofErr w:type="spellStart"/>
             <w:r>
               <w:rPr>
                 <w:sz w:val="9"/>
               </w:rPr>
-              <w:t>S</w:t>
-            </w:r>
-            <w:r>
-              <w:rPr>
-                <w:spacing w:val="-1"/>
+              <w:t>efsrt</w:t>
+            </w:r>
+            <w:proofErr w:type="spellEnd"/>
+            <w:r>
+              <w:rPr>
                 <w:sz w:val="9"/>
               </w:rPr>
-              <w:t xml:space="preserve"> </w:t>
-            </w:r>
-            <w:r>
-              <w:rPr>
-                <w:sz w:val="9"/>
-              </w:rPr>
-              <w:t>DE</w:t>
-            </w:r>
-            <w:r>
-              <w:rPr>
-                <w:spacing w:val="-1"/>
-                <w:sz w:val="9"/>
-              </w:rPr>
-              <w:t xml:space="preserve"> </w:t>
-            </w:r>
-            <w:r>
-              <w:rPr>
-                <w:spacing w:val="-2"/>
-                <w:sz w:val="9"/>
-              </w:rPr>
-              <w:t>TRABAJO</w:t>
+              <w:t>}</w:t>
             </w:r>
           </w:p>
         </w:tc>
@@ -1898,15 +1747,16 @@
             <w:tcW w:w="349" w:type="dxa"/>
             <w:vMerge/>
             <w:tcBorders>
-              <w:top w:val="nil"/>
-              <w:left w:val="single" w:sz="4" w:space="0" w:color="000000"/>
-              <w:bottom w:val="nil"/>
+              <w:left w:val="single" w:sz="4" w:space="0" w:color="000000"/>
               <w:right w:val="single" w:sz="4" w:space="0" w:color="000000"/>
             </w:tcBorders>
             <w:textDirection w:val="btLr"/>
           </w:tcPr>
           <w:p>
             <w:pPr>
+              <w:pStyle w:val="TableParagraph"/>
+              <w:spacing w:before="55" w:line="261" w:lineRule="auto"/>
+              <w:ind w:left="179" w:right="-22" w:firstLine="79"/>
               <w:rPr>
                 <w:sz w:val="2"/>
                 <w:szCs w:val="2"/>
@@ -2528,15 +2378,16 @@
             <w:tcW w:w="349" w:type="dxa"/>
             <w:vMerge/>
             <w:tcBorders>
-              <w:top w:val="nil"/>
-              <w:left w:val="single" w:sz="4" w:space="0" w:color="000000"/>
-              <w:bottom w:val="nil"/>
+              <w:left w:val="single" w:sz="4" w:space="0" w:color="000000"/>
               <w:right w:val="single" w:sz="4" w:space="0" w:color="000000"/>
             </w:tcBorders>
             <w:textDirection w:val="btLr"/>
           </w:tcPr>
           <w:p>
             <w:pPr>
+              <w:pStyle w:val="TableParagraph"/>
+              <w:spacing w:before="55" w:line="261" w:lineRule="auto"/>
+              <w:ind w:left="179" w:right="-22" w:firstLine="79"/>
               <w:rPr>
                 <w:sz w:val="2"/>
                 <w:szCs w:val="2"/>
@@ -2947,11 +2798,9 @@
         <w:tc>
           <w:tcPr>
             <w:tcW w:w="349" w:type="dxa"/>
-            <w:vMerge w:val="restart"/>
-            <w:tcBorders>
-              <w:top w:val="nil"/>
-              <w:left w:val="single" w:sz="4" w:space="0" w:color="000000"/>
-              <w:bottom w:val="single" w:sz="4" w:space="0" w:color="000000"/>
+            <w:vMerge/>
+            <w:tcBorders>
+              <w:left w:val="single" w:sz="4" w:space="0" w:color="000000"/>
               <w:right w:val="single" w:sz="4" w:space="0" w:color="000000"/>
             </w:tcBorders>
             <w:textDirection w:val="btLr"/>
@@ -2965,52 +2814,6 @@
                 <w:sz w:val="9"/>
               </w:rPr>
             </w:pPr>
-            <w:r>
-              <w:rPr>
-                <w:sz w:val="9"/>
-              </w:rPr>
-              <w:t>EXPERIENCIAS</w:t>
-            </w:r>
-            <w:r>
-              <w:rPr>
-                <w:spacing w:val="-7"/>
-                <w:sz w:val="9"/>
-              </w:rPr>
-              <w:t xml:space="preserve"> </w:t>
-            </w:r>
-            <w:r>
-              <w:rPr>
-                <w:sz w:val="9"/>
-              </w:rPr>
-              <w:t>FO</w:t>
-            </w:r>
-            <w:r>
-              <w:rPr>
-                <w:spacing w:val="40"/>
-                <w:sz w:val="9"/>
-              </w:rPr>
-              <w:t xml:space="preserve"> </w:t>
-            </w:r>
-            <w:r>
-              <w:rPr>
-                <w:sz w:val="9"/>
-              </w:rPr>
-              <w:t>SITUACIONES</w:t>
-            </w:r>
-            <w:r>
-              <w:rPr>
-                <w:spacing w:val="-3"/>
-                <w:sz w:val="9"/>
-              </w:rPr>
-              <w:t xml:space="preserve"> </w:t>
-            </w:r>
-            <w:r>
-              <w:rPr>
-                <w:spacing w:val="-2"/>
-                <w:sz w:val="9"/>
-              </w:rPr>
-              <w:t>REALE</w:t>
-            </w:r>
           </w:p>
         </w:tc>
         <w:tc>
@@ -3429,9 +3232,7 @@
             <w:tcW w:w="349" w:type="dxa"/>
             <w:vMerge/>
             <w:tcBorders>
-              <w:top w:val="nil"/>
-              <w:left w:val="single" w:sz="4" w:space="0" w:color="000000"/>
-              <w:bottom w:val="single" w:sz="4" w:space="0" w:color="000000"/>
+              <w:left w:val="single" w:sz="4" w:space="0" w:color="000000"/>
               <w:right w:val="single" w:sz="4" w:space="0" w:color="000000"/>
             </w:tcBorders>
             <w:textDirection w:val="btLr"/>
@@ -3935,9 +3736,7 @@
             <w:tcW w:w="349" w:type="dxa"/>
             <w:vMerge/>
             <w:tcBorders>
-              <w:top w:val="nil"/>
-              <w:left w:val="single" w:sz="4" w:space="0" w:color="000000"/>
-              <w:bottom w:val="single" w:sz="4" w:space="0" w:color="000000"/>
+              <w:left w:val="single" w:sz="4" w:space="0" w:color="000000"/>
               <w:right w:val="single" w:sz="4" w:space="0" w:color="000000"/>
             </w:tcBorders>
             <w:textDirection w:val="btLr"/>
@@ -4144,21 +3943,7 @@
               <w:rPr>
                 <w:sz w:val="11"/>
               </w:rPr>
-              <w:t>LOS MANGOS</w:t>
-            </w:r>
-            <w:r>
-              <w:rPr>
-                <w:spacing w:val="1"/>
-                <w:sz w:val="11"/>
-              </w:rPr>
-              <w:t xml:space="preserve"> </w:t>
-            </w:r>
-            <w:r>
-              <w:rPr>
-                <w:spacing w:val="-5"/>
-                <w:sz w:val="11"/>
-              </w:rPr>
-              <w:t>145</w:t>
+              <w:t>LOS ALMENDROS CUADRA 5</w:t>
             </w:r>
           </w:p>
         </w:tc>
@@ -4363,7 +4148,6 @@
             <w:tcW w:w="349" w:type="dxa"/>
             <w:vMerge/>
             <w:tcBorders>
-              <w:top w:val="nil"/>
               <w:left w:val="single" w:sz="4" w:space="0" w:color="000000"/>
               <w:bottom w:val="single" w:sz="4" w:space="0" w:color="000000"/>
               <w:right w:val="single" w:sz="4" w:space="0" w:color="000000"/>
@@ -5044,6 +4828,7 @@
                 <w:rFonts w:ascii="Arial"/>
                 <w:b/>
                 <w:sz w:val="10"/>
+                <w:lang w:val="es-PE"/>
               </w:rPr>
             </w:pPr>
             <w:r>
@@ -5052,7 +4837,7 @@
                 <w:b/>
                 <w:sz w:val="10"/>
               </w:rPr>
-              <w:t>2</w:t>
+              <w:t>$</w:t>
             </w:r>
             <w:r>
               <w:rPr>
@@ -5060,23 +4845,33 @@
                 <w:b/>
                 <w:sz w:val="10"/>
               </w:rPr>
-              <w:t xml:space="preserve"> </w:t>
+              <w:t>{</w:t>
             </w:r>
             <w:r>
               <w:rPr>
                 <w:rFonts w:ascii="Arial"/>
                 <w:b/>
                 <w:sz w:val="10"/>
-              </w:rPr>
-              <w:t>/</w:t>
+                <w:lang w:val="es-PE"/>
+              </w:rPr>
+              <w:t>c/h_</w:t>
             </w:r>
             <w:r>
               <w:rPr>
                 <w:rFonts w:ascii="Arial"/>
                 <w:b/>
                 <w:sz w:val="10"/>
-              </w:rPr>
-              <w:t xml:space="preserve"> 32</w:t>
+                <w:lang w:val="es-PE"/>
+              </w:rPr>
+              <w:t>u1</w:t>
+            </w:r>
+            <w:r>
+              <w:rPr>
+                <w:rFonts w:ascii="Arial"/>
+                <w:b/>
+                <w:sz w:val="10"/>
+              </w:rPr>
+              <w:t>}</w:t>
             </w:r>
           </w:p>
         </w:tc>
@@ -5107,42 +4902,62 @@
                 <w:b/>
                 <w:sz w:val="10"/>
               </w:rPr>
+              <w:t>$</w:t>
+            </w:r>
+            <w:r>
+              <w:rPr>
+                <w:rFonts w:ascii="Arial"/>
+                <w:b/>
+                <w:sz w:val="10"/>
+              </w:rPr>
+              <w:t>{</w:t>
+            </w:r>
+            <w:r>
+              <w:rPr>
+                <w:rFonts w:ascii="Arial"/>
+                <w:b/>
+                <w:sz w:val="10"/>
+                <w:lang w:val="es-PE"/>
+              </w:rPr>
+              <w:t>c/</w:t>
+            </w:r>
+            <w:proofErr w:type="spellStart"/>
+            <w:r>
+              <w:rPr>
+                <w:rFonts w:ascii="Arial"/>
+                <w:b/>
+                <w:sz w:val="10"/>
+                <w:lang w:val="es-PE"/>
+              </w:rPr>
+              <w:t>h_</w:t>
+            </w:r>
+            <w:r>
+              <w:rPr>
+                <w:rFonts w:ascii="Arial"/>
+                <w:b/>
+                <w:sz w:val="10"/>
+                <w:u w:val="single"/>
+                <w:lang w:val="es-PE"/>
+              </w:rPr>
+              <w:t>u</w:t>
+            </w:r>
+            <w:proofErr w:type="spellEnd"/>
+            <w:r>
+              <w:rPr>
+                <w:rFonts w:ascii="Arial"/>
+                <w:b/>
+                <w:sz w:val="10"/>
+                <w:u w:val="single"/>
+              </w:rPr>
               <w:t>2</w:t>
             </w:r>
             <w:r>
               <w:rPr>
                 <w:rFonts w:ascii="Arial"/>
                 <w:b/>
-                <w:spacing w:val="-1"/>
                 <w:sz w:val="10"/>
               </w:rPr>
-              <w:t xml:space="preserve"> </w:t>
-            </w:r>
-            <w:r>
-              <w:rPr>
-                <w:rFonts w:ascii="Arial"/>
-                <w:b/>
-                <w:sz w:val="10"/>
-              </w:rPr>
-              <w:t>/</w:t>
-            </w:r>
-            <w:r>
-              <w:rPr>
-                <w:rFonts w:ascii="Arial"/>
-                <w:b/>
-                <w:spacing w:val="1"/>
-                <w:sz w:val="10"/>
-              </w:rPr>
-              <w:t xml:space="preserve"> </w:t>
-            </w:r>
-            <w:r>
-              <w:rPr>
-                <w:rFonts w:ascii="Arial"/>
-                <w:b/>
-                <w:spacing w:val="-5"/>
-                <w:sz w:val="10"/>
-              </w:rPr>
-              <w:t>48</w:t>
+              <w:t>}</w:t>
             </w:r>
           </w:p>
         </w:tc>
@@ -5173,42 +4988,56 @@
                 <w:b/>
                 <w:sz w:val="10"/>
               </w:rPr>
-              <w:t>2</w:t>
+              <w:t>$</w:t>
             </w:r>
             <w:r>
               <w:rPr>
                 <w:rFonts w:ascii="Arial"/>
                 <w:b/>
-                <w:spacing w:val="-1"/>
                 <w:sz w:val="10"/>
               </w:rPr>
-              <w:t xml:space="preserve"> </w:t>
+              <w:t>{</w:t>
             </w:r>
             <w:r>
               <w:rPr>
                 <w:rFonts w:ascii="Arial"/>
                 <w:b/>
                 <w:sz w:val="10"/>
-              </w:rPr>
-              <w:t>/</w:t>
+                <w:lang w:val="es-PE"/>
+              </w:rPr>
+              <w:t>c/h</w:t>
             </w:r>
             <w:r>
               <w:rPr>
                 <w:rFonts w:ascii="Arial"/>
                 <w:b/>
-                <w:spacing w:val="2"/>
                 <w:sz w:val="10"/>
               </w:rPr>
-              <w:t xml:space="preserve"> </w:t>
+              <w:t>_</w:t>
             </w:r>
             <w:r>
               <w:rPr>
                 <w:rFonts w:ascii="Arial"/>
                 <w:b/>
-                <w:spacing w:val="-5"/>
                 <w:sz w:val="10"/>
               </w:rPr>
-              <w:t>48</w:t>
+              <w:t>u</w:t>
+            </w:r>
+            <w:r>
+              <w:rPr>
+                <w:rFonts w:ascii="Arial"/>
+                <w:b/>
+                <w:sz w:val="10"/>
+              </w:rPr>
+              <w:t>3</w:t>
+            </w:r>
+            <w:r>
+              <w:rPr>
+                <w:rFonts w:ascii="Arial"/>
+                <w:b/>
+                <w:sz w:val="10"/>
+              </w:rPr>
+              <w:t>}</w:t>
             </w:r>
           </w:p>
         </w:tc>
@@ -5239,42 +5068,48 @@
                 <w:b/>
                 <w:sz w:val="10"/>
               </w:rPr>
-              <w:t>3</w:t>
+              <w:t>$</w:t>
             </w:r>
             <w:r>
               <w:rPr>
                 <w:rFonts w:ascii="Arial"/>
                 <w:b/>
-                <w:spacing w:val="-1"/>
                 <w:sz w:val="10"/>
               </w:rPr>
-              <w:t xml:space="preserve"> </w:t>
+              <w:t>{</w:t>
             </w:r>
             <w:r>
               <w:rPr>
                 <w:rFonts w:ascii="Arial"/>
                 <w:b/>
                 <w:sz w:val="10"/>
-              </w:rPr>
-              <w:t>/</w:t>
+                <w:lang w:val="es-PE"/>
+              </w:rPr>
+              <w:t>c/h</w:t>
             </w:r>
             <w:r>
               <w:rPr>
                 <w:rFonts w:ascii="Arial"/>
                 <w:b/>
-                <w:spacing w:val="1"/>
                 <w:sz w:val="10"/>
               </w:rPr>
-              <w:t xml:space="preserve"> </w:t>
+              <w:t>_u</w:t>
             </w:r>
             <w:r>
               <w:rPr>
                 <w:rFonts w:ascii="Arial"/>
                 <w:b/>
-                <w:spacing w:val="-5"/>
                 <w:sz w:val="10"/>
               </w:rPr>
-              <w:t>64</w:t>
+              <w:t>4</w:t>
+            </w:r>
+            <w:r>
+              <w:rPr>
+                <w:rFonts w:ascii="Arial"/>
+                <w:b/>
+                <w:sz w:val="10"/>
+              </w:rPr>
+              <w:t>}</w:t>
             </w:r>
           </w:p>
         </w:tc>
@@ -5305,42 +5140,48 @@
                 <w:b/>
                 <w:sz w:val="10"/>
               </w:rPr>
-              <w:t>2</w:t>
+              <w:t>$</w:t>
             </w:r>
             <w:r>
               <w:rPr>
                 <w:rFonts w:ascii="Arial"/>
                 <w:b/>
-                <w:spacing w:val="-1"/>
                 <w:sz w:val="10"/>
               </w:rPr>
-              <w:t xml:space="preserve"> </w:t>
+              <w:t>{</w:t>
             </w:r>
             <w:r>
               <w:rPr>
                 <w:rFonts w:ascii="Arial"/>
                 <w:b/>
                 <w:sz w:val="10"/>
-              </w:rPr>
-              <w:t>/</w:t>
+                <w:lang w:val="es-PE"/>
+              </w:rPr>
+              <w:t>c/h</w:t>
             </w:r>
             <w:r>
               <w:rPr>
                 <w:rFonts w:ascii="Arial"/>
                 <w:b/>
-                <w:spacing w:val="2"/>
                 <w:sz w:val="10"/>
               </w:rPr>
-              <w:t xml:space="preserve"> </w:t>
+              <w:t>_u</w:t>
             </w:r>
             <w:r>
               <w:rPr>
                 <w:rFonts w:ascii="Arial"/>
                 <w:b/>
-                <w:spacing w:val="-5"/>
                 <w:sz w:val="10"/>
               </w:rPr>
-              <w:t>48</w:t>
+              <w:t>5</w:t>
+            </w:r>
+            <w:r>
+              <w:rPr>
+                <w:rFonts w:ascii="Arial"/>
+                <w:b/>
+                <w:sz w:val="10"/>
+              </w:rPr>
+              <w:t>}</w:t>
             </w:r>
           </w:p>
         </w:tc>
@@ -5371,42 +5212,48 @@
                 <w:b/>
                 <w:sz w:val="10"/>
               </w:rPr>
-              <w:t>2</w:t>
+              <w:t>$</w:t>
             </w:r>
             <w:r>
               <w:rPr>
                 <w:rFonts w:ascii="Arial"/>
                 <w:b/>
-                <w:spacing w:val="-1"/>
                 <w:sz w:val="10"/>
               </w:rPr>
-              <w:t xml:space="preserve"> </w:t>
+              <w:t>{</w:t>
             </w:r>
             <w:r>
               <w:rPr>
                 <w:rFonts w:ascii="Arial"/>
                 <w:b/>
                 <w:sz w:val="10"/>
-              </w:rPr>
-              <w:t>/</w:t>
+                <w:lang w:val="es-PE"/>
+              </w:rPr>
+              <w:t>c/h</w:t>
             </w:r>
             <w:r>
               <w:rPr>
                 <w:rFonts w:ascii="Arial"/>
                 <w:b/>
-                <w:spacing w:val="1"/>
                 <w:sz w:val="10"/>
               </w:rPr>
-              <w:t xml:space="preserve"> </w:t>
+              <w:t>_u</w:t>
             </w:r>
             <w:r>
               <w:rPr>
                 <w:rFonts w:ascii="Arial"/>
                 <w:b/>
-                <w:spacing w:val="-5"/>
                 <w:sz w:val="10"/>
               </w:rPr>
-              <w:t>48</w:t>
+              <w:t>6</w:t>
+            </w:r>
+            <w:r>
+              <w:rPr>
+                <w:rFonts w:ascii="Arial"/>
+                <w:b/>
+                <w:sz w:val="10"/>
+              </w:rPr>
+              <w:t>}</w:t>
             </w:r>
           </w:p>
         </w:tc>
@@ -5422,11 +5269,62 @@
           <w:p>
             <w:pPr>
               <w:pStyle w:val="TableParagraph"/>
+              <w:spacing w:before="57"/>
+              <w:jc w:val="center"/>
               <w:rPr>
                 <w:rFonts w:ascii="Times New Roman"/>
                 <w:sz w:val="10"/>
               </w:rPr>
             </w:pPr>
+            <w:r>
+              <w:rPr>
+                <w:rFonts w:ascii="Arial"/>
+                <w:b/>
+                <w:sz w:val="10"/>
+              </w:rPr>
+              <w:t>$</w:t>
+            </w:r>
+            <w:r>
+              <w:rPr>
+                <w:rFonts w:ascii="Arial"/>
+                <w:b/>
+                <w:sz w:val="10"/>
+              </w:rPr>
+              <w:t>{</w:t>
+            </w:r>
+            <w:r>
+              <w:rPr>
+                <w:rFonts w:ascii="Arial"/>
+                <w:b/>
+                <w:sz w:val="10"/>
+                <w:lang w:val="es-PE"/>
+              </w:rPr>
+              <w:t>c/h</w:t>
+            </w:r>
+            <w:r>
+              <w:rPr>
+                <w:rFonts w:ascii="Arial"/>
+                <w:b/>
+                <w:sz w:val="10"/>
+              </w:rPr>
+              <w:t>_u</w:t>
+            </w:r>
+            <w:r>
+              <w:rPr>
+                <w:rFonts w:ascii="Arial"/>
+                <w:b/>
+                <w:sz w:val="10"/>
+              </w:rPr>
+              <w:t>7</w:t>
+            </w:r>
+            <w:r>
+              <w:rPr>
+                <w:rFonts w:ascii="Arial"/>
+                <w:b/>
+                <w:sz w:val="10"/>
+              </w:rPr>
+              <w:t>}</w:t>
+            </w:r>
           </w:p>
         </w:tc>
         <w:tc>
@@ -5441,11 +5339,134 @@
           <w:p>
             <w:pPr>
               <w:pStyle w:val="TableParagraph"/>
+              <w:spacing w:before="57"/>
+              <w:ind w:left="31" w:right="6"/>
+              <w:jc w:val="center"/>
+              <w:rPr>
+                <w:rFonts w:ascii="Arial"/>
+                <w:b/>
+                <w:sz w:val="10"/>
+              </w:rPr>
+            </w:pPr>
+            <w:r>
+              <w:rPr>
+                <w:rFonts w:ascii="Arial"/>
+                <w:b/>
+                <w:sz w:val="10"/>
+              </w:rPr>
+              <w:t>$</w:t>
+            </w:r>
+            <w:r>
+              <w:rPr>
+                <w:rFonts w:ascii="Arial"/>
+                <w:b/>
+                <w:sz w:val="10"/>
+              </w:rPr>
+              <w:t>{</w:t>
+            </w:r>
+            <w:r>
+              <w:rPr>
+                <w:rFonts w:ascii="Arial"/>
+                <w:b/>
+                <w:sz w:val="10"/>
+                <w:lang w:val="es-PE"/>
+              </w:rPr>
+              <w:t>c/h</w:t>
+            </w:r>
+            <w:r>
+              <w:rPr>
+                <w:rFonts w:ascii="Arial"/>
+                <w:b/>
+                <w:sz w:val="10"/>
+              </w:rPr>
+              <w:t>_u</w:t>
+            </w:r>
+            <w:r>
+              <w:rPr>
+                <w:rFonts w:ascii="Arial"/>
+                <w:b/>
+                <w:sz w:val="10"/>
+              </w:rPr>
+              <w:t>8</w:t>
+            </w:r>
+            <w:r>
+              <w:rPr>
+                <w:rFonts w:ascii="Arial"/>
+                <w:b/>
+                <w:sz w:val="10"/>
+              </w:rPr>
+              <w:t>}</w:t>
+            </w:r>
+          </w:p>
+        </w:tc>
+        <w:tc>
+          <w:tcPr>
+            <w:tcW w:w="349" w:type="dxa"/>
+            <w:tcBorders>
+              <w:top w:val="single" w:sz="4" w:space="0" w:color="000000"/>
+              <w:left w:val="single" w:sz="4" w:space="0" w:color="000000"/>
+              <w:right w:val="single" w:sz="4" w:space="0" w:color="000000"/>
+            </w:tcBorders>
+          </w:tcPr>
+          <w:p>
+            <w:pPr>
+              <w:pStyle w:val="TableParagraph"/>
+              <w:spacing w:before="57"/>
+              <w:jc w:val="center"/>
               <w:rPr>
                 <w:rFonts w:ascii="Times New Roman"/>
                 <w:sz w:val="10"/>
               </w:rPr>
             </w:pPr>
+            <w:r>
+              <w:rPr>
+                <w:rFonts w:ascii="Arial"/>
+                <w:b/>
+                <w:sz w:val="10"/>
+              </w:rPr>
+              <w:t>$</w:t>
+            </w:r>
+            <w:r>
+              <w:rPr>
+                <w:rFonts w:ascii="Arial"/>
+                <w:b/>
+                <w:sz w:val="10"/>
+              </w:rPr>
+              <w:t>{</w:t>
+            </w:r>
+            <w:r>
+              <w:rPr>
+                <w:rFonts w:ascii="Arial"/>
+                <w:b/>
+                <w:sz w:val="10"/>
+                <w:lang w:val="es-PE"/>
+              </w:rPr>
+              <w:t>c/h</w:t>
+            </w:r>
+            <w:r>
+              <w:rPr>
+                <w:rFonts w:ascii="Arial"/>
+                <w:b/>
+                <w:sz w:val="10"/>
+              </w:rPr>
+              <w:t>_u</w:t>
+            </w:r>
+            <w:r>
+              <w:rPr>
+                <w:rFonts w:ascii="Arial"/>
+                <w:b/>
+                <w:sz w:val="10"/>
+              </w:rPr>
+              <w:t>9</w:t>
+            </w:r>
+            <w:r>
+              <w:rPr>
+                <w:rFonts w:ascii="Arial"/>
+                <w:b/>
+                <w:sz w:val="10"/>
+              </w:rPr>
+              <w:t>}</w:t>
+            </w:r>
           </w:p>
         </w:tc>
         <w:tc>
@@ -5460,11 +5481,62 @@
           <w:p>
             <w:pPr>
               <w:pStyle w:val="TableParagraph"/>
+              <w:spacing w:before="57"/>
+              <w:jc w:val="center"/>
               <w:rPr>
                 <w:rFonts w:ascii="Times New Roman"/>
                 <w:sz w:val="10"/>
               </w:rPr>
             </w:pPr>
+            <w:r>
+              <w:rPr>
+                <w:rFonts w:ascii="Arial"/>
+                <w:b/>
+                <w:sz w:val="10"/>
+              </w:rPr>
+              <w:t>$</w:t>
+            </w:r>
+            <w:r>
+              <w:rPr>
+                <w:rFonts w:ascii="Arial"/>
+                <w:b/>
+                <w:sz w:val="10"/>
+              </w:rPr>
+              <w:t>{</w:t>
+            </w:r>
+            <w:r>
+              <w:rPr>
+                <w:rFonts w:ascii="Arial"/>
+                <w:b/>
+                <w:sz w:val="10"/>
+                <w:lang w:val="es-PE"/>
+              </w:rPr>
+              <w:t>c/h</w:t>
+            </w:r>
+            <w:r>
+              <w:rPr>
+                <w:rFonts w:ascii="Arial"/>
+                <w:b/>
+                <w:sz w:val="10"/>
+              </w:rPr>
+              <w:t>_u1</w:t>
+            </w:r>
+            <w:r>
+              <w:rPr>
+                <w:rFonts w:ascii="Arial"/>
+                <w:b/>
+                <w:sz w:val="10"/>
+              </w:rPr>
+              <w:t>0</w:t>
+            </w:r>
+            <w:r>
+              <w:rPr>
+                <w:rFonts w:ascii="Arial"/>
+                <w:b/>
+                <w:sz w:val="10"/>
+              </w:rPr>
+              <w:t>}</w:t>
+            </w:r>
           </w:p>
         </w:tc>
         <w:tc>
@@ -5479,49 +5551,37 @@
           <w:p>
             <w:pPr>
               <w:pStyle w:val="TableParagraph"/>
-              <w:rPr>
-                <w:rFonts w:ascii="Times New Roman"/>
+              <w:spacing w:before="57"/>
+              <w:jc w:val="center"/>
+              <w:rPr>
+                <w:rFonts w:ascii="Arial"/>
+                <w:b/>
                 <w:sz w:val="10"/>
               </w:rPr>
             </w:pPr>
-          </w:p>
-        </w:tc>
-        <w:tc>
-          <w:tcPr>
-            <w:tcW w:w="349" w:type="dxa"/>
-            <w:tcBorders>
-              <w:top w:val="single" w:sz="4" w:space="0" w:color="000000"/>
-              <w:left w:val="single" w:sz="4" w:space="0" w:color="000000"/>
-              <w:right w:val="single" w:sz="4" w:space="0" w:color="000000"/>
-            </w:tcBorders>
-          </w:tcPr>
-          <w:p>
-            <w:pPr>
-              <w:pStyle w:val="TableParagraph"/>
-              <w:spacing w:before="57"/>
-              <w:ind w:left="22"/>
+            <w:r>
               <w:rPr>
                 <w:rFonts w:ascii="Arial"/>
                 <w:b/>
                 <w:sz w:val="10"/>
               </w:rPr>
-            </w:pPr>
+              <w:t>$</w:t>
+            </w:r>
             <w:r>
               <w:rPr>
                 <w:rFonts w:ascii="Arial"/>
                 <w:b/>
                 <w:sz w:val="10"/>
               </w:rPr>
-              <w:t>6</w:t>
+              <w:t>{</w:t>
             </w:r>
             <w:r>
               <w:rPr>
                 <w:rFonts w:ascii="Arial"/>
                 <w:b/>
-                <w:spacing w:val="-1"/>
                 <w:sz w:val="10"/>
               </w:rPr>
-              <w:t xml:space="preserve"> </w:t>
+              <w:t>c</w:t>
             </w:r>
             <w:r>
               <w:rPr>
@@ -5531,23 +5591,39 @@
               </w:rPr>
               <w:t>/</w:t>
             </w:r>
+            <w:proofErr w:type="spellStart"/>
             <w:r>
               <w:rPr>
                 <w:rFonts w:ascii="Arial"/>
                 <w:b/>
-                <w:spacing w:val="1"/>
                 <w:sz w:val="10"/>
               </w:rPr>
-              <w:t xml:space="preserve"> </w:t>
+              <w:t>h</w:t>
             </w:r>
             <w:r>
               <w:rPr>
                 <w:rFonts w:ascii="Arial"/>
                 <w:b/>
-                <w:spacing w:val="-5"/>
                 <w:sz w:val="10"/>
               </w:rPr>
-              <w:t>192</w:t>
+              <w:t>_</w:t>
+            </w:r>
+            <w:r>
+              <w:rPr>
+                <w:rFonts w:ascii="Arial"/>
+                <w:b/>
+                <w:sz w:val="10"/>
+              </w:rPr>
+              <w:t>efsrt</w:t>
+            </w:r>
+            <w:proofErr w:type="spellEnd"/>
+            <w:r>
+              <w:rPr>
+                <w:rFonts w:ascii="Arial"/>
+                <w:b/>
+                <w:sz w:val="10"/>
+              </w:rPr>
+              <w:t>}</w:t>
             </w:r>
           </w:p>
         </w:tc>
@@ -6139,16 +6215,30 @@
               <w:bottom w:val="single" w:sz="4" w:space="0" w:color="000000"/>
               <w:right w:val="single" w:sz="4" w:space="0" w:color="000000"/>
             </w:tcBorders>
-          </w:tcPr>
-          <w:p>
-            <w:pPr>
-              <w:pStyle w:val="TableParagraph"/>
-              <w:jc w:val="center"/>
-              <w:rPr>
-                <w:rFonts w:ascii="Arial" w:hAnsi="Arial" w:cs="Arial"/>
-                <w:sz w:val="10"/>
-              </w:rPr>
-            </w:pPr>
+            <w:vAlign w:val="bottom"/>
+          </w:tcPr>
+          <w:p>
+            <w:pPr>
+              <w:pStyle w:val="TableParagraph"/>
+              <w:jc w:val="center"/>
+              <w:rPr>
+                <w:rFonts w:ascii="Arial" w:hAnsi="Arial" w:cs="Arial"/>
+                <w:b/>
+                <w:color w:val="001F60"/>
+                <w:spacing w:val="-5"/>
+                <w:sz w:val="13"/>
+              </w:rPr>
+            </w:pPr>
+            <w:r>
+              <w:rPr>
+                <w:rFonts w:ascii="Arial" w:hAnsi="Arial" w:cs="Arial"/>
+                <w:b/>
+                <w:color w:val="001F60"/>
+                <w:spacing w:val="-5"/>
+                <w:sz w:val="13"/>
+              </w:rPr>
+              <w:t>${nota_efsrt1}</w:t>
+            </w:r>
           </w:p>
         </w:tc>
         <w:tc>
@@ -6742,16 +6832,30 @@
               <w:bottom w:val="single" w:sz="4" w:space="0" w:color="000000"/>
               <w:right w:val="single" w:sz="4" w:space="0" w:color="000000"/>
             </w:tcBorders>
-          </w:tcPr>
-          <w:p>
-            <w:pPr>
-              <w:pStyle w:val="TableParagraph"/>
-              <w:jc w:val="center"/>
-              <w:rPr>
-                <w:rFonts w:ascii="Arial" w:hAnsi="Arial" w:cs="Arial"/>
-                <w:sz w:val="10"/>
-              </w:rPr>
-            </w:pPr>
+            <w:vAlign w:val="bottom"/>
+          </w:tcPr>
+          <w:p>
+            <w:pPr>
+              <w:pStyle w:val="TableParagraph"/>
+              <w:jc w:val="center"/>
+              <w:rPr>
+                <w:rFonts w:ascii="Arial" w:hAnsi="Arial" w:cs="Arial"/>
+                <w:b/>
+                <w:color w:val="001F60"/>
+                <w:spacing w:val="-5"/>
+                <w:sz w:val="13"/>
+              </w:rPr>
+            </w:pPr>
+            <w:r>
+              <w:rPr>
+                <w:rFonts w:ascii="Arial" w:hAnsi="Arial" w:cs="Arial"/>
+                <w:b/>
+                <w:color w:val="001F60"/>
+                <w:spacing w:val="-5"/>
+                <w:sz w:val="13"/>
+              </w:rPr>
+              <w:t>${nota_efsrt2}</w:t>
+            </w:r>
           </w:p>
         </w:tc>
         <w:tc>
@@ -7370,16 +7474,30 @@
               <w:bottom w:val="single" w:sz="4" w:space="0" w:color="000000"/>
               <w:right w:val="single" w:sz="4" w:space="0" w:color="000000"/>
             </w:tcBorders>
-          </w:tcPr>
-          <w:p>
-            <w:pPr>
-              <w:pStyle w:val="TableParagraph"/>
-              <w:jc w:val="center"/>
-              <w:rPr>
-                <w:rFonts w:ascii="Arial" w:hAnsi="Arial" w:cs="Arial"/>
-                <w:sz w:val="10"/>
-              </w:rPr>
-            </w:pPr>
+            <w:vAlign w:val="bottom"/>
+          </w:tcPr>
+          <w:p>
+            <w:pPr>
+              <w:pStyle w:val="TableParagraph"/>
+              <w:jc w:val="center"/>
+              <w:rPr>
+                <w:rFonts w:ascii="Arial" w:hAnsi="Arial" w:cs="Arial"/>
+                <w:b/>
+                <w:color w:val="001F60"/>
+                <w:spacing w:val="-5"/>
+                <w:sz w:val="13"/>
+              </w:rPr>
+            </w:pPr>
+            <w:r>
+              <w:rPr>
+                <w:rFonts w:ascii="Arial" w:hAnsi="Arial" w:cs="Arial"/>
+                <w:b/>
+                <w:color w:val="001F60"/>
+                <w:spacing w:val="-5"/>
+                <w:sz w:val="13"/>
+              </w:rPr>
+              <w:t>${nota_efsrt3}</w:t>
+            </w:r>
           </w:p>
         </w:tc>
         <w:tc>
@@ -7997,16 +8115,30 @@
               <w:bottom w:val="single" w:sz="4" w:space="0" w:color="000000"/>
               <w:right w:val="single" w:sz="4" w:space="0" w:color="000000"/>
             </w:tcBorders>
-          </w:tcPr>
-          <w:p>
-            <w:pPr>
-              <w:pStyle w:val="TableParagraph"/>
-              <w:jc w:val="center"/>
-              <w:rPr>
-                <w:rFonts w:ascii="Arial" w:hAnsi="Arial" w:cs="Arial"/>
-                <w:sz w:val="10"/>
-              </w:rPr>
-            </w:pPr>
+            <w:vAlign w:val="bottom"/>
+          </w:tcPr>
+          <w:p>
+            <w:pPr>
+              <w:pStyle w:val="TableParagraph"/>
+              <w:jc w:val="center"/>
+              <w:rPr>
+                <w:rFonts w:ascii="Arial" w:hAnsi="Arial" w:cs="Arial"/>
+                <w:b/>
+                <w:color w:val="001F60"/>
+                <w:spacing w:val="-5"/>
+                <w:sz w:val="13"/>
+              </w:rPr>
+            </w:pPr>
+            <w:r>
+              <w:rPr>
+                <w:rFonts w:ascii="Arial" w:hAnsi="Arial" w:cs="Arial"/>
+                <w:b/>
+                <w:color w:val="001F60"/>
+                <w:spacing w:val="-5"/>
+                <w:sz w:val="13"/>
+              </w:rPr>
+              <w:t>${nota_efsrt4}</w:t>
+            </w:r>
           </w:p>
         </w:tc>
         <w:tc>
@@ -8613,16 +8745,30 @@
               <w:bottom w:val="single" w:sz="4" w:space="0" w:color="000000"/>
               <w:right w:val="single" w:sz="4" w:space="0" w:color="000000"/>
             </w:tcBorders>
-          </w:tcPr>
-          <w:p>
-            <w:pPr>
-              <w:pStyle w:val="TableParagraph"/>
-              <w:jc w:val="center"/>
-              <w:rPr>
-                <w:rFonts w:ascii="Arial" w:hAnsi="Arial" w:cs="Arial"/>
-                <w:sz w:val="10"/>
-              </w:rPr>
-            </w:pPr>
+            <w:vAlign w:val="bottom"/>
+          </w:tcPr>
+          <w:p>
+            <w:pPr>
+              <w:pStyle w:val="TableParagraph"/>
+              <w:jc w:val="center"/>
+              <w:rPr>
+                <w:rFonts w:ascii="Arial" w:hAnsi="Arial" w:cs="Arial"/>
+                <w:b/>
+                <w:color w:val="001F60"/>
+                <w:spacing w:val="-5"/>
+                <w:sz w:val="13"/>
+              </w:rPr>
+            </w:pPr>
+            <w:r>
+              <w:rPr>
+                <w:rFonts w:ascii="Arial" w:hAnsi="Arial" w:cs="Arial"/>
+                <w:b/>
+                <w:color w:val="001F60"/>
+                <w:spacing w:val="-5"/>
+                <w:sz w:val="13"/>
+              </w:rPr>
+              <w:t>${nota_efsrt5}</w:t>
+            </w:r>
           </w:p>
         </w:tc>
         <w:tc>
@@ -9284,16 +9430,30 @@
               <w:bottom w:val="single" w:sz="4" w:space="0" w:color="000000"/>
               <w:right w:val="single" w:sz="4" w:space="0" w:color="000000"/>
             </w:tcBorders>
-          </w:tcPr>
-          <w:p>
-            <w:pPr>
-              <w:pStyle w:val="TableParagraph"/>
-              <w:jc w:val="center"/>
-              <w:rPr>
-                <w:rFonts w:ascii="Arial" w:hAnsi="Arial" w:cs="Arial"/>
-                <w:sz w:val="10"/>
-              </w:rPr>
-            </w:pPr>
+            <w:vAlign w:val="bottom"/>
+          </w:tcPr>
+          <w:p>
+            <w:pPr>
+              <w:pStyle w:val="TableParagraph"/>
+              <w:jc w:val="center"/>
+              <w:rPr>
+                <w:rFonts w:ascii="Arial" w:hAnsi="Arial" w:cs="Arial"/>
+                <w:b/>
+                <w:color w:val="001F60"/>
+                <w:spacing w:val="-5"/>
+                <w:sz w:val="13"/>
+              </w:rPr>
+            </w:pPr>
+            <w:r>
+              <w:rPr>
+                <w:rFonts w:ascii="Arial" w:hAnsi="Arial" w:cs="Arial"/>
+                <w:b/>
+                <w:color w:val="001F60"/>
+                <w:spacing w:val="-5"/>
+                <w:sz w:val="13"/>
+              </w:rPr>
+              <w:t>${nota_efsrt6}</w:t>
+            </w:r>
           </w:p>
         </w:tc>
         <w:tc>
@@ -9959,16 +10119,30 @@
               <w:bottom w:val="single" w:sz="4" w:space="0" w:color="000000"/>
               <w:right w:val="single" w:sz="4" w:space="0" w:color="000000"/>
             </w:tcBorders>
-          </w:tcPr>
-          <w:p>
-            <w:pPr>
-              <w:pStyle w:val="TableParagraph"/>
-              <w:jc w:val="center"/>
-              <w:rPr>
-                <w:rFonts w:ascii="Arial" w:hAnsi="Arial" w:cs="Arial"/>
-                <w:sz w:val="10"/>
-              </w:rPr>
-            </w:pPr>
+            <w:vAlign w:val="bottom"/>
+          </w:tcPr>
+          <w:p>
+            <w:pPr>
+              <w:pStyle w:val="TableParagraph"/>
+              <w:jc w:val="center"/>
+              <w:rPr>
+                <w:rFonts w:ascii="Arial" w:hAnsi="Arial" w:cs="Arial"/>
+                <w:b/>
+                <w:color w:val="001F60"/>
+                <w:spacing w:val="-5"/>
+                <w:sz w:val="13"/>
+              </w:rPr>
+            </w:pPr>
+            <w:r>
+              <w:rPr>
+                <w:rFonts w:ascii="Arial" w:hAnsi="Arial" w:cs="Arial"/>
+                <w:b/>
+                <w:color w:val="001F60"/>
+                <w:spacing w:val="-5"/>
+                <w:sz w:val="13"/>
+              </w:rPr>
+              <w:t>${nota_efsrt7}</w:t>
+            </w:r>
           </w:p>
         </w:tc>
         <w:tc>
@@ -10634,16 +10808,30 @@
               <w:bottom w:val="single" w:sz="4" w:space="0" w:color="000000"/>
               <w:right w:val="single" w:sz="4" w:space="0" w:color="000000"/>
             </w:tcBorders>
-          </w:tcPr>
-          <w:p>
-            <w:pPr>
-              <w:pStyle w:val="TableParagraph"/>
-              <w:jc w:val="center"/>
-              <w:rPr>
-                <w:rFonts w:ascii="Arial" w:hAnsi="Arial" w:cs="Arial"/>
-                <w:sz w:val="10"/>
-              </w:rPr>
-            </w:pPr>
+            <w:vAlign w:val="bottom"/>
+          </w:tcPr>
+          <w:p>
+            <w:pPr>
+              <w:pStyle w:val="TableParagraph"/>
+              <w:jc w:val="center"/>
+              <w:rPr>
+                <w:rFonts w:ascii="Arial" w:hAnsi="Arial" w:cs="Arial"/>
+                <w:b/>
+                <w:color w:val="001F60"/>
+                <w:spacing w:val="-5"/>
+                <w:sz w:val="13"/>
+              </w:rPr>
+            </w:pPr>
+            <w:r>
+              <w:rPr>
+                <w:rFonts w:ascii="Arial" w:hAnsi="Arial" w:cs="Arial"/>
+                <w:b/>
+                <w:color w:val="001F60"/>
+                <w:spacing w:val="-5"/>
+                <w:sz w:val="13"/>
+              </w:rPr>
+              <w:t>${nota_efsrt8}</w:t>
+            </w:r>
           </w:p>
         </w:tc>
         <w:tc>
@@ -11309,16 +11497,30 @@
               <w:bottom w:val="single" w:sz="4" w:space="0" w:color="000000"/>
               <w:right w:val="single" w:sz="4" w:space="0" w:color="000000"/>
             </w:tcBorders>
-          </w:tcPr>
-          <w:p>
-            <w:pPr>
-              <w:pStyle w:val="TableParagraph"/>
-              <w:jc w:val="center"/>
-              <w:rPr>
-                <w:rFonts w:ascii="Arial" w:hAnsi="Arial" w:cs="Arial"/>
-                <w:sz w:val="10"/>
-              </w:rPr>
-            </w:pPr>
+            <w:vAlign w:val="bottom"/>
+          </w:tcPr>
+          <w:p>
+            <w:pPr>
+              <w:pStyle w:val="TableParagraph"/>
+              <w:jc w:val="center"/>
+              <w:rPr>
+                <w:rFonts w:ascii="Arial" w:hAnsi="Arial" w:cs="Arial"/>
+                <w:b/>
+                <w:color w:val="001F60"/>
+                <w:spacing w:val="-5"/>
+                <w:sz w:val="13"/>
+              </w:rPr>
+            </w:pPr>
+            <w:r>
+              <w:rPr>
+                <w:rFonts w:ascii="Arial" w:hAnsi="Arial" w:cs="Arial"/>
+                <w:b/>
+                <w:color w:val="001F60"/>
+                <w:spacing w:val="-5"/>
+                <w:sz w:val="13"/>
+              </w:rPr>
+              <w:t>${nota_efsrt9}</w:t>
+            </w:r>
           </w:p>
         </w:tc>
         <w:tc>
@@ -11984,16 +12186,30 @@
               <w:bottom w:val="single" w:sz="4" w:space="0" w:color="000000"/>
               <w:right w:val="single" w:sz="4" w:space="0" w:color="000000"/>
             </w:tcBorders>
-          </w:tcPr>
-          <w:p>
-            <w:pPr>
-              <w:pStyle w:val="TableParagraph"/>
-              <w:jc w:val="center"/>
-              <w:rPr>
-                <w:rFonts w:ascii="Arial" w:hAnsi="Arial" w:cs="Arial"/>
-                <w:sz w:val="10"/>
-              </w:rPr>
-            </w:pPr>
+            <w:vAlign w:val="bottom"/>
+          </w:tcPr>
+          <w:p>
+            <w:pPr>
+              <w:pStyle w:val="TableParagraph"/>
+              <w:jc w:val="center"/>
+              <w:rPr>
+                <w:rFonts w:ascii="Arial" w:hAnsi="Arial" w:cs="Arial"/>
+                <w:b/>
+                <w:color w:val="001F60"/>
+                <w:spacing w:val="-5"/>
+                <w:sz w:val="13"/>
+              </w:rPr>
+            </w:pPr>
+            <w:r>
+              <w:rPr>
+                <w:rFonts w:ascii="Arial" w:hAnsi="Arial" w:cs="Arial"/>
+                <w:b/>
+                <w:color w:val="001F60"/>
+                <w:spacing w:val="-5"/>
+                <w:sz w:val="13"/>
+              </w:rPr>
+              <w:t>${nota_efsrt10}</w:t>
+            </w:r>
           </w:p>
         </w:tc>
         <w:tc>
@@ -12659,16 +12875,30 @@
               <w:bottom w:val="single" w:sz="4" w:space="0" w:color="000000"/>
               <w:right w:val="single" w:sz="4" w:space="0" w:color="000000"/>
             </w:tcBorders>
-          </w:tcPr>
-          <w:p>
-            <w:pPr>
-              <w:pStyle w:val="TableParagraph"/>
-              <w:jc w:val="center"/>
-              <w:rPr>
-                <w:rFonts w:ascii="Arial" w:hAnsi="Arial" w:cs="Arial"/>
-                <w:sz w:val="10"/>
-              </w:rPr>
-            </w:pPr>
+            <w:vAlign w:val="bottom"/>
+          </w:tcPr>
+          <w:p>
+            <w:pPr>
+              <w:pStyle w:val="TableParagraph"/>
+              <w:jc w:val="center"/>
+              <w:rPr>
+                <w:rFonts w:ascii="Arial" w:hAnsi="Arial" w:cs="Arial"/>
+                <w:b/>
+                <w:color w:val="001F60"/>
+                <w:spacing w:val="-5"/>
+                <w:sz w:val="13"/>
+              </w:rPr>
+            </w:pPr>
+            <w:r>
+              <w:rPr>
+                <w:rFonts w:ascii="Arial" w:hAnsi="Arial" w:cs="Arial"/>
+                <w:b/>
+                <w:color w:val="001F60"/>
+                <w:spacing w:val="-5"/>
+                <w:sz w:val="13"/>
+              </w:rPr>
+              <w:t>${nota_efsrt11}</w:t>
+            </w:r>
           </w:p>
         </w:tc>
         <w:tc>
@@ -13334,16 +13564,30 @@
               <w:bottom w:val="single" w:sz="4" w:space="0" w:color="000000"/>
               <w:right w:val="single" w:sz="4" w:space="0" w:color="000000"/>
             </w:tcBorders>
-          </w:tcPr>
-          <w:p>
-            <w:pPr>
-              <w:pStyle w:val="TableParagraph"/>
-              <w:jc w:val="center"/>
-              <w:rPr>
-                <w:rFonts w:ascii="Arial" w:hAnsi="Arial" w:cs="Arial"/>
-                <w:sz w:val="10"/>
-              </w:rPr>
-            </w:pPr>
+            <w:vAlign w:val="bottom"/>
+          </w:tcPr>
+          <w:p>
+            <w:pPr>
+              <w:pStyle w:val="TableParagraph"/>
+              <w:jc w:val="center"/>
+              <w:rPr>
+                <w:rFonts w:ascii="Arial" w:hAnsi="Arial" w:cs="Arial"/>
+                <w:b/>
+                <w:color w:val="001F60"/>
+                <w:spacing w:val="-5"/>
+                <w:sz w:val="13"/>
+              </w:rPr>
+            </w:pPr>
+            <w:r>
+              <w:rPr>
+                <w:rFonts w:ascii="Arial" w:hAnsi="Arial" w:cs="Arial"/>
+                <w:b/>
+                <w:color w:val="001F60"/>
+                <w:spacing w:val="-5"/>
+                <w:sz w:val="13"/>
+              </w:rPr>
+              <w:t>${nota_efsrt12}</w:t>
+            </w:r>
           </w:p>
         </w:tc>
         <w:tc>
@@ -14009,16 +14253,30 @@
               <w:bottom w:val="single" w:sz="4" w:space="0" w:color="000000"/>
               <w:right w:val="single" w:sz="4" w:space="0" w:color="000000"/>
             </w:tcBorders>
-          </w:tcPr>
-          <w:p>
-            <w:pPr>
-              <w:pStyle w:val="TableParagraph"/>
-              <w:jc w:val="center"/>
-              <w:rPr>
-                <w:rFonts w:ascii="Arial" w:hAnsi="Arial" w:cs="Arial"/>
-                <w:sz w:val="10"/>
-              </w:rPr>
-            </w:pPr>
+            <w:vAlign w:val="bottom"/>
+          </w:tcPr>
+          <w:p>
+            <w:pPr>
+              <w:pStyle w:val="TableParagraph"/>
+              <w:jc w:val="center"/>
+              <w:rPr>
+                <w:rFonts w:ascii="Arial" w:hAnsi="Arial" w:cs="Arial"/>
+                <w:b/>
+                <w:color w:val="001F60"/>
+                <w:spacing w:val="-5"/>
+                <w:sz w:val="13"/>
+              </w:rPr>
+            </w:pPr>
+            <w:r>
+              <w:rPr>
+                <w:rFonts w:ascii="Arial" w:hAnsi="Arial" w:cs="Arial"/>
+                <w:b/>
+                <w:color w:val="001F60"/>
+                <w:spacing w:val="-5"/>
+                <w:sz w:val="13"/>
+              </w:rPr>
+              <w:t>${nota_efsrt13}</w:t>
+            </w:r>
           </w:p>
         </w:tc>
         <w:tc>
@@ -14196,6 +14454,7 @@
                 <w:spacing w:val="-10"/>
                 <w:sz w:val="10"/>
               </w:rPr>
+              <w:lastRenderedPageBreak/>
               <w:t>14</w:t>
             </w:r>
           </w:p>
@@ -14684,16 +14943,30 @@
               <w:bottom w:val="single" w:sz="4" w:space="0" w:color="000000"/>
               <w:right w:val="single" w:sz="4" w:space="0" w:color="000000"/>
             </w:tcBorders>
-          </w:tcPr>
-          <w:p>
-            <w:pPr>
-              <w:pStyle w:val="TableParagraph"/>
-              <w:jc w:val="center"/>
-              <w:rPr>
-                <w:rFonts w:ascii="Arial" w:hAnsi="Arial" w:cs="Arial"/>
-                <w:sz w:val="10"/>
-              </w:rPr>
-            </w:pPr>
+            <w:vAlign w:val="bottom"/>
+          </w:tcPr>
+          <w:p>
+            <w:pPr>
+              <w:pStyle w:val="TableParagraph"/>
+              <w:jc w:val="center"/>
+              <w:rPr>
+                <w:rFonts w:ascii="Arial" w:hAnsi="Arial" w:cs="Arial"/>
+                <w:b/>
+                <w:color w:val="001F60"/>
+                <w:spacing w:val="-5"/>
+                <w:sz w:val="13"/>
+              </w:rPr>
+            </w:pPr>
+            <w:r>
+              <w:rPr>
+                <w:rFonts w:ascii="Arial" w:hAnsi="Arial" w:cs="Arial"/>
+                <w:b/>
+                <w:color w:val="001F60"/>
+                <w:spacing w:val="-5"/>
+                <w:sz w:val="13"/>
+              </w:rPr>
+              <w:t>${nota_efsrt14}</w:t>
+            </w:r>
           </w:p>
         </w:tc>
         <w:tc>
@@ -14871,7 +15144,6 @@
                 <w:spacing w:val="-10"/>
                 <w:sz w:val="10"/>
               </w:rPr>
-              <w:lastRenderedPageBreak/>
               <w:t>15</w:t>
             </w:r>
           </w:p>
@@ -15360,16 +15632,30 @@
               <w:bottom w:val="single" w:sz="4" w:space="0" w:color="000000"/>
               <w:right w:val="single" w:sz="4" w:space="0" w:color="000000"/>
             </w:tcBorders>
-          </w:tcPr>
-          <w:p>
-            <w:pPr>
-              <w:pStyle w:val="TableParagraph"/>
-              <w:jc w:val="center"/>
-              <w:rPr>
-                <w:rFonts w:ascii="Arial" w:hAnsi="Arial" w:cs="Arial"/>
-                <w:sz w:val="10"/>
-              </w:rPr>
-            </w:pPr>
+            <w:vAlign w:val="bottom"/>
+          </w:tcPr>
+          <w:p>
+            <w:pPr>
+              <w:pStyle w:val="TableParagraph"/>
+              <w:jc w:val="center"/>
+              <w:rPr>
+                <w:rFonts w:ascii="Arial" w:hAnsi="Arial" w:cs="Arial"/>
+                <w:b/>
+                <w:color w:val="001F60"/>
+                <w:spacing w:val="-5"/>
+                <w:sz w:val="13"/>
+              </w:rPr>
+            </w:pPr>
+            <w:r>
+              <w:rPr>
+                <w:rFonts w:ascii="Arial" w:hAnsi="Arial" w:cs="Arial"/>
+                <w:b/>
+                <w:color w:val="001F60"/>
+                <w:spacing w:val="-5"/>
+                <w:sz w:val="13"/>
+              </w:rPr>
+              <w:t>${nota_efsrt15}</w:t>
+            </w:r>
           </w:p>
         </w:tc>
         <w:tc>
@@ -16035,16 +16321,30 @@
               <w:bottom w:val="single" w:sz="4" w:space="0" w:color="000000"/>
               <w:right w:val="single" w:sz="4" w:space="0" w:color="000000"/>
             </w:tcBorders>
-          </w:tcPr>
-          <w:p>
-            <w:pPr>
-              <w:pStyle w:val="TableParagraph"/>
-              <w:jc w:val="center"/>
-              <w:rPr>
-                <w:rFonts w:ascii="Arial" w:hAnsi="Arial" w:cs="Arial"/>
-                <w:sz w:val="10"/>
-              </w:rPr>
-            </w:pPr>
+            <w:vAlign w:val="bottom"/>
+          </w:tcPr>
+          <w:p>
+            <w:pPr>
+              <w:pStyle w:val="TableParagraph"/>
+              <w:jc w:val="center"/>
+              <w:rPr>
+                <w:rFonts w:ascii="Arial" w:hAnsi="Arial" w:cs="Arial"/>
+                <w:b/>
+                <w:color w:val="001F60"/>
+                <w:spacing w:val="-5"/>
+                <w:sz w:val="13"/>
+              </w:rPr>
+            </w:pPr>
+            <w:r>
+              <w:rPr>
+                <w:rFonts w:ascii="Arial" w:hAnsi="Arial" w:cs="Arial"/>
+                <w:b/>
+                <w:color w:val="001F60"/>
+                <w:spacing w:val="-5"/>
+                <w:sz w:val="13"/>
+              </w:rPr>
+              <w:t>${nota_efsrt16}</w:t>
+            </w:r>
           </w:p>
         </w:tc>
         <w:tc>
@@ -16666,16 +16966,30 @@
               <w:bottom w:val="single" w:sz="4" w:space="0" w:color="000000"/>
               <w:right w:val="single" w:sz="4" w:space="0" w:color="000000"/>
             </w:tcBorders>
-          </w:tcPr>
-          <w:p>
-            <w:pPr>
-              <w:pStyle w:val="TableParagraph"/>
-              <w:jc w:val="center"/>
-              <w:rPr>
-                <w:rFonts w:ascii="Arial" w:hAnsi="Arial" w:cs="Arial"/>
-                <w:sz w:val="10"/>
-              </w:rPr>
-            </w:pPr>
+            <w:vAlign w:val="bottom"/>
+          </w:tcPr>
+          <w:p>
+            <w:pPr>
+              <w:pStyle w:val="TableParagraph"/>
+              <w:jc w:val="center"/>
+              <w:rPr>
+                <w:rFonts w:ascii="Arial" w:hAnsi="Arial" w:cs="Arial"/>
+                <w:b/>
+                <w:color w:val="001F60"/>
+                <w:spacing w:val="-5"/>
+                <w:sz w:val="13"/>
+              </w:rPr>
+            </w:pPr>
+            <w:r>
+              <w:rPr>
+                <w:rFonts w:ascii="Arial" w:hAnsi="Arial" w:cs="Arial"/>
+                <w:b/>
+                <w:color w:val="001F60"/>
+                <w:spacing w:val="-5"/>
+                <w:sz w:val="13"/>
+              </w:rPr>
+              <w:t>${nota_efsrt17}</w:t>
+            </w:r>
           </w:p>
         </w:tc>
         <w:tc>
@@ -17297,16 +17611,30 @@
               <w:bottom w:val="single" w:sz="4" w:space="0" w:color="000000"/>
               <w:right w:val="single" w:sz="4" w:space="0" w:color="000000"/>
             </w:tcBorders>
-          </w:tcPr>
-          <w:p>
-            <w:pPr>
-              <w:pStyle w:val="TableParagraph"/>
-              <w:jc w:val="center"/>
-              <w:rPr>
-                <w:rFonts w:ascii="Arial" w:hAnsi="Arial" w:cs="Arial"/>
-                <w:sz w:val="10"/>
-              </w:rPr>
-            </w:pPr>
+            <w:vAlign w:val="bottom"/>
+          </w:tcPr>
+          <w:p>
+            <w:pPr>
+              <w:pStyle w:val="TableParagraph"/>
+              <w:jc w:val="center"/>
+              <w:rPr>
+                <w:rFonts w:ascii="Arial" w:hAnsi="Arial" w:cs="Arial"/>
+                <w:b/>
+                <w:color w:val="001F60"/>
+                <w:spacing w:val="-5"/>
+                <w:sz w:val="13"/>
+              </w:rPr>
+            </w:pPr>
+            <w:r>
+              <w:rPr>
+                <w:rFonts w:ascii="Arial" w:hAnsi="Arial" w:cs="Arial"/>
+                <w:b/>
+                <w:color w:val="001F60"/>
+                <w:spacing w:val="-5"/>
+                <w:sz w:val="13"/>
+              </w:rPr>
+              <w:t>${nota_efsrt18}</w:t>
+            </w:r>
           </w:p>
         </w:tc>
         <w:tc>
@@ -17972,16 +18300,30 @@
               <w:bottom w:val="single" w:sz="4" w:space="0" w:color="000000"/>
               <w:right w:val="single" w:sz="4" w:space="0" w:color="000000"/>
             </w:tcBorders>
-          </w:tcPr>
-          <w:p>
-            <w:pPr>
-              <w:pStyle w:val="TableParagraph"/>
-              <w:jc w:val="center"/>
-              <w:rPr>
-                <w:rFonts w:ascii="Arial" w:hAnsi="Arial" w:cs="Arial"/>
-                <w:sz w:val="10"/>
-              </w:rPr>
-            </w:pPr>
+            <w:vAlign w:val="bottom"/>
+          </w:tcPr>
+          <w:p>
+            <w:pPr>
+              <w:pStyle w:val="TableParagraph"/>
+              <w:jc w:val="center"/>
+              <w:rPr>
+                <w:rFonts w:ascii="Arial" w:hAnsi="Arial" w:cs="Arial"/>
+                <w:b/>
+                <w:color w:val="001F60"/>
+                <w:spacing w:val="-5"/>
+                <w:sz w:val="13"/>
+              </w:rPr>
+            </w:pPr>
+            <w:r>
+              <w:rPr>
+                <w:rFonts w:ascii="Arial" w:hAnsi="Arial" w:cs="Arial"/>
+                <w:b/>
+                <w:color w:val="001F60"/>
+                <w:spacing w:val="-5"/>
+                <w:sz w:val="13"/>
+              </w:rPr>
+              <w:t>${nota_efsrt19}</w:t>
+            </w:r>
           </w:p>
         </w:tc>
         <w:tc>
@@ -18639,16 +18981,30 @@
               <w:left w:val="single" w:sz="4" w:space="0" w:color="000000"/>
               <w:right w:val="single" w:sz="4" w:space="0" w:color="000000"/>
             </w:tcBorders>
-          </w:tcPr>
-          <w:p>
-            <w:pPr>
-              <w:pStyle w:val="TableParagraph"/>
-              <w:jc w:val="center"/>
-              <w:rPr>
-                <w:rFonts w:ascii="Arial" w:hAnsi="Arial" w:cs="Arial"/>
-                <w:sz w:val="10"/>
-              </w:rPr>
-            </w:pPr>
+            <w:vAlign w:val="bottom"/>
+          </w:tcPr>
+          <w:p>
+            <w:pPr>
+              <w:pStyle w:val="TableParagraph"/>
+              <w:jc w:val="center"/>
+              <w:rPr>
+                <w:rFonts w:ascii="Arial" w:hAnsi="Arial" w:cs="Arial"/>
+                <w:b/>
+                <w:color w:val="001F60"/>
+                <w:spacing w:val="-5"/>
+                <w:sz w:val="13"/>
+              </w:rPr>
+            </w:pPr>
+            <w:r>
+              <w:rPr>
+                <w:rFonts w:ascii="Arial" w:hAnsi="Arial" w:cs="Arial"/>
+                <w:b/>
+                <w:color w:val="001F60"/>
+                <w:spacing w:val="-5"/>
+                <w:sz w:val="13"/>
+              </w:rPr>
+              <w:t>${nota_efsrt20}</w:t>
+            </w:r>
           </w:p>
         </w:tc>
         <w:tc>
@@ -19957,59 +20313,21 @@
               <w:rPr>
                 <w:sz w:val="9"/>
               </w:rPr>
-              <w:t>EXPERIENCIAS FORMATIVAS EN</w:t>
-            </w:r>
-            <w:r>
-              <w:rPr>
-                <w:spacing w:val="40"/>
+              <w:t>${</w:t>
+            </w:r>
+            <w:proofErr w:type="spellStart"/>
+            <w:r>
+              <w:rPr>
                 <w:sz w:val="9"/>
               </w:rPr>
-              <w:t xml:space="preserve"> </w:t>
-            </w:r>
+              <w:t>efsrt</w:t>
+            </w:r>
+            <w:proofErr w:type="spellEnd"/>
             <w:r>
               <w:rPr>
                 <w:sz w:val="9"/>
               </w:rPr>
-              <w:t>SITUACIONES</w:t>
-            </w:r>
-            <w:r>
-              <w:rPr>
-                <w:spacing w:val="-7"/>
-                <w:sz w:val="9"/>
-              </w:rPr>
-              <w:t xml:space="preserve"> </w:t>
-            </w:r>
-            <w:r>
-              <w:rPr>
-                <w:sz w:val="9"/>
-              </w:rPr>
-              <w:t>REALES</w:t>
-            </w:r>
-            <w:r>
-              <w:rPr>
-                <w:spacing w:val="-5"/>
-                <w:sz w:val="9"/>
-              </w:rPr>
-              <w:t xml:space="preserve"> </w:t>
-            </w:r>
-            <w:r>
-              <w:rPr>
-                <w:sz w:val="9"/>
-              </w:rPr>
-              <w:t>DE</w:t>
-            </w:r>
-            <w:r>
-              <w:rPr>
-                <w:spacing w:val="-7"/>
-                <w:sz w:val="9"/>
-              </w:rPr>
-              <w:t xml:space="preserve"> </w:t>
-            </w:r>
-            <w:r>
-              <w:rPr>
-                <w:sz w:val="9"/>
-              </w:rPr>
-              <w:t>TRABAJO</w:t>
+              <w:t>}</w:t>
             </w:r>
           </w:p>
         </w:tc>
@@ -20602,42 +20920,33 @@
                 <w:b/>
                 <w:sz w:val="10"/>
               </w:rPr>
-              <w:t>2</w:t>
+              <w:t>${</w:t>
             </w:r>
             <w:r>
               <w:rPr>
                 <w:rFonts w:ascii="Arial"/>
                 <w:b/>
-                <w:spacing w:val="-1"/>
                 <w:sz w:val="10"/>
-              </w:rPr>
-              <w:t xml:space="preserve"> </w:t>
+                <w:lang w:val="es-PE"/>
+              </w:rPr>
+              <w:t>c/h_</w:t>
             </w:r>
             <w:r>
               <w:rPr>
                 <w:rFonts w:ascii="Arial"/>
                 <w:b/>
                 <w:sz w:val="10"/>
-              </w:rPr>
-              <w:t>/</w:t>
+                <w:lang w:val="es-PE"/>
+              </w:rPr>
+              <w:t>u1</w:t>
             </w:r>
             <w:r>
               <w:rPr>
                 <w:rFonts w:ascii="Arial"/>
                 <w:b/>
-                <w:spacing w:val="1"/>
                 <w:sz w:val="10"/>
               </w:rPr>
-              <w:t xml:space="preserve"> </w:t>
-            </w:r>
-            <w:r>
-              <w:rPr>
-                <w:rFonts w:ascii="Arial"/>
-                <w:b/>
-                <w:spacing w:val="-5"/>
-                <w:sz w:val="10"/>
-              </w:rPr>
-              <w:t>32</w:t>
+              <w:t>}</w:t>
             </w:r>
           </w:p>
         </w:tc>
@@ -20667,42 +20976,54 @@
                 <w:b/>
                 <w:sz w:val="10"/>
               </w:rPr>
+              <w:t>${</w:t>
+            </w:r>
+            <w:r>
+              <w:rPr>
+                <w:rFonts w:ascii="Arial"/>
+                <w:b/>
+                <w:sz w:val="10"/>
+                <w:lang w:val="es-PE"/>
+              </w:rPr>
+              <w:t>c/</w:t>
+            </w:r>
+            <w:proofErr w:type="spellStart"/>
+            <w:r>
+              <w:rPr>
+                <w:rFonts w:ascii="Arial"/>
+                <w:b/>
+                <w:sz w:val="10"/>
+                <w:lang w:val="es-PE"/>
+              </w:rPr>
+              <w:t>h_</w:t>
+            </w:r>
+            <w:r>
+              <w:rPr>
+                <w:rFonts w:ascii="Arial"/>
+                <w:b/>
+                <w:sz w:val="10"/>
+                <w:u w:val="single"/>
+                <w:lang w:val="es-PE"/>
+              </w:rPr>
+              <w:t>u</w:t>
+            </w:r>
+            <w:proofErr w:type="spellEnd"/>
+            <w:r>
+              <w:rPr>
+                <w:rFonts w:ascii="Arial"/>
+                <w:b/>
+                <w:sz w:val="10"/>
+                <w:u w:val="single"/>
+              </w:rPr>
               <w:t>2</w:t>
             </w:r>
             <w:r>
               <w:rPr>
                 <w:rFonts w:ascii="Arial"/>
                 <w:b/>
-                <w:spacing w:val="-1"/>
                 <w:sz w:val="10"/>
               </w:rPr>
-              <w:t xml:space="preserve"> </w:t>
-            </w:r>
-            <w:r>
-              <w:rPr>
-                <w:rFonts w:ascii="Arial"/>
-                <w:b/>
-                <w:sz w:val="10"/>
-              </w:rPr>
-              <w:t>/</w:t>
-            </w:r>
-            <w:r>
-              <w:rPr>
-                <w:rFonts w:ascii="Arial"/>
-                <w:b/>
-                <w:spacing w:val="1"/>
-                <w:sz w:val="10"/>
-              </w:rPr>
-              <w:t xml:space="preserve"> </w:t>
-            </w:r>
-            <w:r>
-              <w:rPr>
-                <w:rFonts w:ascii="Arial"/>
-                <w:b/>
-                <w:spacing w:val="-5"/>
-                <w:sz w:val="10"/>
-              </w:rPr>
-              <w:t>48</w:t>
+              <w:t>}</w:t>
             </w:r>
           </w:p>
         </w:tc>
@@ -20732,16 +21053,16 @@
                 <w:b/>
                 <w:sz w:val="10"/>
               </w:rPr>
-              <w:t>2</w:t>
+              <w:t>${</w:t>
             </w:r>
             <w:r>
               <w:rPr>
                 <w:rFonts w:ascii="Arial"/>
                 <w:b/>
-                <w:spacing w:val="-1"/>
                 <w:sz w:val="10"/>
-              </w:rPr>
-              <w:t xml:space="preserve"> </w:t>
+                <w:lang w:val="es-PE"/>
+              </w:rPr>
+              <w:t>c/h</w:t>
             </w:r>
             <w:r>
               <w:rPr>
@@ -20749,25 +21070,7 @@
                 <w:b/>
                 <w:sz w:val="10"/>
               </w:rPr>
-              <w:t>/</w:t>
-            </w:r>
-            <w:r>
-              <w:rPr>
-                <w:rFonts w:ascii="Arial"/>
-                <w:b/>
-                <w:spacing w:val="2"/>
-                <w:sz w:val="10"/>
-              </w:rPr>
-              <w:t xml:space="preserve"> </w:t>
-            </w:r>
-            <w:r>
-              <w:rPr>
-                <w:rFonts w:ascii="Arial"/>
-                <w:b/>
-                <w:spacing w:val="-5"/>
-                <w:sz w:val="10"/>
-              </w:rPr>
-              <w:t>48</w:t>
+              <w:t>_u3}</w:t>
             </w:r>
           </w:p>
         </w:tc>
@@ -20797,16 +21100,16 @@
                 <w:b/>
                 <w:sz w:val="10"/>
               </w:rPr>
-              <w:t>3</w:t>
+              <w:t>${</w:t>
             </w:r>
             <w:r>
               <w:rPr>
                 <w:rFonts w:ascii="Arial"/>
                 <w:b/>
-                <w:spacing w:val="-1"/>
                 <w:sz w:val="10"/>
-              </w:rPr>
-              <w:t xml:space="preserve"> </w:t>
+                <w:lang w:val="es-PE"/>
+              </w:rPr>
+              <w:t>c/h</w:t>
             </w:r>
             <w:r>
               <w:rPr>
@@ -20814,25 +21117,7 @@
                 <w:b/>
                 <w:sz w:val="10"/>
               </w:rPr>
-              <w:t>/</w:t>
-            </w:r>
-            <w:r>
-              <w:rPr>
-                <w:rFonts w:ascii="Arial"/>
-                <w:b/>
-                <w:spacing w:val="1"/>
-                <w:sz w:val="10"/>
-              </w:rPr>
-              <w:t xml:space="preserve"> </w:t>
-            </w:r>
-            <w:r>
-              <w:rPr>
-                <w:rFonts w:ascii="Arial"/>
-                <w:b/>
-                <w:spacing w:val="-5"/>
-                <w:sz w:val="10"/>
-              </w:rPr>
-              <w:t>64</w:t>
+              <w:t>_u4}</w:t>
             </w:r>
           </w:p>
         </w:tc>
@@ -20862,16 +21147,16 @@
                 <w:b/>
                 <w:sz w:val="10"/>
               </w:rPr>
-              <w:t>2</w:t>
+              <w:t>${</w:t>
             </w:r>
             <w:r>
               <w:rPr>
                 <w:rFonts w:ascii="Arial"/>
                 <w:b/>
-                <w:spacing w:val="-1"/>
                 <w:sz w:val="10"/>
-              </w:rPr>
-              <w:t xml:space="preserve"> </w:t>
+                <w:lang w:val="es-PE"/>
+              </w:rPr>
+              <w:t>c/h</w:t>
             </w:r>
             <w:r>
               <w:rPr>
@@ -20879,25 +21164,7 @@
                 <w:b/>
                 <w:sz w:val="10"/>
               </w:rPr>
-              <w:t>/</w:t>
-            </w:r>
-            <w:r>
-              <w:rPr>
-                <w:rFonts w:ascii="Arial"/>
-                <w:b/>
-                <w:spacing w:val="2"/>
-                <w:sz w:val="10"/>
-              </w:rPr>
-              <w:t xml:space="preserve"> </w:t>
-            </w:r>
-            <w:r>
-              <w:rPr>
-                <w:rFonts w:ascii="Arial"/>
-                <w:b/>
-                <w:spacing w:val="-5"/>
-                <w:sz w:val="10"/>
-              </w:rPr>
-              <w:t>48</w:t>
+              <w:t>_u5}</w:t>
             </w:r>
           </w:p>
         </w:tc>
@@ -20927,16 +21194,16 @@
                 <w:b/>
                 <w:sz w:val="10"/>
               </w:rPr>
-              <w:t>2</w:t>
+              <w:t>${</w:t>
             </w:r>
             <w:r>
               <w:rPr>
                 <w:rFonts w:ascii="Arial"/>
                 <w:b/>
-                <w:spacing w:val="-1"/>
                 <w:sz w:val="10"/>
-              </w:rPr>
-              <w:t xml:space="preserve"> </w:t>
+                <w:lang w:val="es-PE"/>
+              </w:rPr>
+              <w:t>c/h</w:t>
             </w:r>
             <w:r>
               <w:rPr>
@@ -20944,25 +21211,7 @@
                 <w:b/>
                 <w:sz w:val="10"/>
               </w:rPr>
-              <w:t>/</w:t>
-            </w:r>
-            <w:r>
-              <w:rPr>
-                <w:rFonts w:ascii="Arial"/>
-                <w:b/>
-                <w:spacing w:val="1"/>
-                <w:sz w:val="10"/>
-              </w:rPr>
-              <w:t xml:space="preserve"> </w:t>
-            </w:r>
-            <w:r>
-              <w:rPr>
-                <w:rFonts w:ascii="Arial"/>
-                <w:b/>
-                <w:spacing w:val="-5"/>
-                <w:sz w:val="10"/>
-              </w:rPr>
-              <w:t>48</w:t>
+              <w:t>_u6}</w:t>
             </w:r>
           </w:p>
         </w:tc>
@@ -20978,11 +21227,38 @@
           <w:p>
             <w:pPr>
               <w:pStyle w:val="TableParagraph"/>
+              <w:spacing w:before="57"/>
+              <w:ind w:left="63"/>
               <w:rPr>
                 <w:rFonts w:ascii="Times New Roman"/>
                 <w:sz w:val="8"/>
               </w:rPr>
             </w:pPr>
+            <w:r>
+              <w:rPr>
+                <w:rFonts w:ascii="Arial"/>
+                <w:b/>
+                <w:sz w:val="10"/>
+              </w:rPr>
+              <w:t>${</w:t>
+            </w:r>
+            <w:r>
+              <w:rPr>
+                <w:rFonts w:ascii="Arial"/>
+                <w:b/>
+                <w:sz w:val="10"/>
+                <w:lang w:val="es-PE"/>
+              </w:rPr>
+              <w:t>c/h</w:t>
+            </w:r>
+            <w:r>
+              <w:rPr>
+                <w:rFonts w:ascii="Arial"/>
+                <w:b/>
+                <w:sz w:val="10"/>
+              </w:rPr>
+              <w:t>_u7}</w:t>
+            </w:r>
           </w:p>
         </w:tc>
         <w:tc>
@@ -20997,11 +21273,39 @@
           <w:p>
             <w:pPr>
               <w:pStyle w:val="TableParagraph"/>
-              <w:rPr>
-                <w:rFonts w:ascii="Times New Roman"/>
-                <w:sz w:val="8"/>
-              </w:rPr>
-            </w:pPr>
+              <w:spacing w:before="57"/>
+              <w:ind w:left="63"/>
+              <w:rPr>
+                <w:rFonts w:ascii="Arial"/>
+                <w:b/>
+                <w:sz w:val="10"/>
+              </w:rPr>
+            </w:pPr>
+            <w:r>
+              <w:rPr>
+                <w:rFonts w:ascii="Arial"/>
+                <w:b/>
+                <w:sz w:val="10"/>
+              </w:rPr>
+              <w:t>${</w:t>
+            </w:r>
+            <w:r>
+              <w:rPr>
+                <w:rFonts w:ascii="Arial"/>
+                <w:b/>
+                <w:sz w:val="10"/>
+                <w:lang w:val="es-PE"/>
+              </w:rPr>
+              <w:t>c/h</w:t>
+            </w:r>
+            <w:r>
+              <w:rPr>
+                <w:rFonts w:ascii="Arial"/>
+                <w:b/>
+                <w:sz w:val="10"/>
+              </w:rPr>
+              <w:t>_u8}</w:t>
+            </w:r>
           </w:p>
         </w:tc>
         <w:tc>
@@ -21016,11 +21320,39 @@
           <w:p>
             <w:pPr>
               <w:pStyle w:val="TableParagraph"/>
-              <w:rPr>
-                <w:rFonts w:ascii="Times New Roman"/>
-                <w:sz w:val="8"/>
-              </w:rPr>
-            </w:pPr>
+              <w:spacing w:before="57"/>
+              <w:ind w:left="63"/>
+              <w:rPr>
+                <w:rFonts w:ascii="Arial"/>
+                <w:b/>
+                <w:sz w:val="10"/>
+              </w:rPr>
+            </w:pPr>
+            <w:r>
+              <w:rPr>
+                <w:rFonts w:ascii="Arial"/>
+                <w:b/>
+                <w:sz w:val="10"/>
+              </w:rPr>
+              <w:t>${</w:t>
+            </w:r>
+            <w:r>
+              <w:rPr>
+                <w:rFonts w:ascii="Arial"/>
+                <w:b/>
+                <w:sz w:val="10"/>
+                <w:lang w:val="es-PE"/>
+              </w:rPr>
+              <w:t>c/h</w:t>
+            </w:r>
+            <w:r>
+              <w:rPr>
+                <w:rFonts w:ascii="Arial"/>
+                <w:b/>
+                <w:sz w:val="10"/>
+              </w:rPr>
+              <w:t>_u9}</w:t>
+            </w:r>
           </w:p>
         </w:tc>
         <w:tc>
@@ -21035,11 +21367,39 @@
           <w:p>
             <w:pPr>
               <w:pStyle w:val="TableParagraph"/>
-              <w:rPr>
-                <w:rFonts w:ascii="Times New Roman"/>
-                <w:sz w:val="8"/>
-              </w:rPr>
-            </w:pPr>
+              <w:spacing w:before="57"/>
+              <w:ind w:left="63"/>
+              <w:rPr>
+                <w:rFonts w:ascii="Arial"/>
+                <w:b/>
+                <w:sz w:val="10"/>
+              </w:rPr>
+            </w:pPr>
+            <w:r>
+              <w:rPr>
+                <w:rFonts w:ascii="Arial"/>
+                <w:b/>
+                <w:sz w:val="10"/>
+              </w:rPr>
+              <w:t>${</w:t>
+            </w:r>
+            <w:r>
+              <w:rPr>
+                <w:rFonts w:ascii="Arial"/>
+                <w:b/>
+                <w:sz w:val="10"/>
+                <w:lang w:val="es-PE"/>
+              </w:rPr>
+              <w:t>c/h</w:t>
+            </w:r>
+            <w:r>
+              <w:rPr>
+                <w:rFonts w:ascii="Arial"/>
+                <w:b/>
+                <w:sz w:val="10"/>
+              </w:rPr>
+              <w:t>_u10}</w:t>
+            </w:r>
           </w:p>
         </w:tc>
         <w:tc>
@@ -21055,7 +21415,7 @@
             <w:pPr>
               <w:pStyle w:val="TableParagraph"/>
               <w:spacing w:before="57"/>
-              <w:ind w:left="34" w:right="-15"/>
+              <w:ind w:left="63"/>
               <w:rPr>
                 <w:rFonts w:ascii="Arial"/>
                 <w:b/>
@@ -21068,42 +21428,25 @@
                 <w:b/>
                 <w:sz w:val="10"/>
               </w:rPr>
-              <w:t>6</w:t>
-            </w:r>
+              <w:t>${c/</w:t>
+            </w:r>
+            <w:proofErr w:type="spellStart"/>
             <w:r>
               <w:rPr>
                 <w:rFonts w:ascii="Arial"/>
                 <w:b/>
-                <w:spacing w:val="-1"/>
                 <w:sz w:val="10"/>
               </w:rPr>
-              <w:t xml:space="preserve"> </w:t>
-            </w:r>
+              <w:t>h_efsrt</w:t>
+            </w:r>
+            <w:proofErr w:type="spellEnd"/>
             <w:r>
               <w:rPr>
                 <w:rFonts w:ascii="Arial"/>
                 <w:b/>
                 <w:sz w:val="10"/>
               </w:rPr>
-              <w:t>/</w:t>
-            </w:r>
-            <w:r>
-              <w:rPr>
-                <w:rFonts w:ascii="Arial"/>
-                <w:b/>
-                <w:spacing w:val="1"/>
-                <w:sz w:val="10"/>
-              </w:rPr>
-              <w:t xml:space="preserve"> </w:t>
-            </w:r>
-            <w:r>
-              <w:rPr>
-                <w:rFonts w:ascii="Arial"/>
-                <w:b/>
-                <w:spacing w:val="-5"/>
-                <w:sz w:val="10"/>
-              </w:rPr>
-              <w:t>192</w:t>
+              <w:t>}</w:t>
             </w:r>
           </w:p>
         </w:tc>
@@ -21847,16 +22190,30 @@
               <w:bottom w:val="single" w:sz="4" w:space="0" w:color="000000"/>
               <w:right w:val="single" w:sz="4" w:space="0" w:color="000000"/>
             </w:tcBorders>
-          </w:tcPr>
-          <w:p>
-            <w:pPr>
-              <w:pStyle w:val="TableParagraph"/>
-              <w:jc w:val="center"/>
-              <w:rPr>
-                <w:rFonts w:ascii="Arial" w:hAnsi="Arial" w:cs="Arial"/>
-                <w:sz w:val="8"/>
-              </w:rPr>
-            </w:pPr>
+            <w:vAlign w:val="bottom"/>
+          </w:tcPr>
+          <w:p>
+            <w:pPr>
+              <w:pStyle w:val="TableParagraph"/>
+              <w:jc w:val="center"/>
+              <w:rPr>
+                <w:rFonts w:ascii="Arial" w:hAnsi="Arial" w:cs="Arial"/>
+                <w:b/>
+                <w:color w:val="001F60"/>
+                <w:spacing w:val="-5"/>
+                <w:sz w:val="13"/>
+              </w:rPr>
+            </w:pPr>
+            <w:r>
+              <w:rPr>
+                <w:rFonts w:ascii="Arial" w:hAnsi="Arial" w:cs="Arial"/>
+                <w:b/>
+                <w:color w:val="001F60"/>
+                <w:spacing w:val="-5"/>
+                <w:sz w:val="13"/>
+              </w:rPr>
+              <w:t>${nota_efsrt21}</w:t>
+            </w:r>
           </w:p>
         </w:tc>
         <w:tc>
@@ -22718,16 +23075,30 @@
               <w:bottom w:val="single" w:sz="4" w:space="0" w:color="000000"/>
               <w:right w:val="single" w:sz="4" w:space="0" w:color="000000"/>
             </w:tcBorders>
-          </w:tcPr>
-          <w:p>
-            <w:pPr>
-              <w:pStyle w:val="TableParagraph"/>
-              <w:jc w:val="center"/>
-              <w:rPr>
-                <w:rFonts w:ascii="Arial" w:hAnsi="Arial" w:cs="Arial"/>
-                <w:sz w:val="8"/>
-              </w:rPr>
-            </w:pPr>
+            <w:vAlign w:val="bottom"/>
+          </w:tcPr>
+          <w:p>
+            <w:pPr>
+              <w:pStyle w:val="TableParagraph"/>
+              <w:jc w:val="center"/>
+              <w:rPr>
+                <w:rFonts w:ascii="Arial" w:hAnsi="Arial" w:cs="Arial"/>
+                <w:b/>
+                <w:color w:val="001F60"/>
+                <w:spacing w:val="-5"/>
+                <w:sz w:val="13"/>
+              </w:rPr>
+            </w:pPr>
+            <w:r>
+              <w:rPr>
+                <w:rFonts w:ascii="Arial" w:hAnsi="Arial" w:cs="Arial"/>
+                <w:b/>
+                <w:color w:val="001F60"/>
+                <w:spacing w:val="-5"/>
+                <w:sz w:val="13"/>
+              </w:rPr>
+              <w:t>${nota_efsrt22}</w:t>
+            </w:r>
           </w:p>
         </w:tc>
         <w:tc>
@@ -23591,16 +23962,30 @@
               <w:bottom w:val="single" w:sz="4" w:space="0" w:color="000000"/>
               <w:right w:val="single" w:sz="4" w:space="0" w:color="000000"/>
             </w:tcBorders>
-          </w:tcPr>
-          <w:p>
-            <w:pPr>
-              <w:pStyle w:val="TableParagraph"/>
-              <w:jc w:val="center"/>
-              <w:rPr>
-                <w:rFonts w:ascii="Arial" w:hAnsi="Arial" w:cs="Arial"/>
-                <w:sz w:val="8"/>
-              </w:rPr>
-            </w:pPr>
+            <w:vAlign w:val="bottom"/>
+          </w:tcPr>
+          <w:p>
+            <w:pPr>
+              <w:pStyle w:val="TableParagraph"/>
+              <w:jc w:val="center"/>
+              <w:rPr>
+                <w:rFonts w:ascii="Arial" w:hAnsi="Arial" w:cs="Arial"/>
+                <w:b/>
+                <w:color w:val="001F60"/>
+                <w:spacing w:val="-5"/>
+                <w:sz w:val="13"/>
+              </w:rPr>
+            </w:pPr>
+            <w:r>
+              <w:rPr>
+                <w:rFonts w:ascii="Arial" w:hAnsi="Arial" w:cs="Arial"/>
+                <w:b/>
+                <w:color w:val="001F60"/>
+                <w:spacing w:val="-5"/>
+                <w:sz w:val="13"/>
+              </w:rPr>
+              <w:t>${nota_efsrt23}</w:t>
+            </w:r>
           </w:p>
         </w:tc>
         <w:tc>
@@ -24464,16 +24849,30 @@
               <w:bottom w:val="single" w:sz="4" w:space="0" w:color="000000"/>
               <w:right w:val="single" w:sz="4" w:space="0" w:color="000000"/>
             </w:tcBorders>
-          </w:tcPr>
-          <w:p>
-            <w:pPr>
-              <w:pStyle w:val="TableParagraph"/>
-              <w:jc w:val="center"/>
-              <w:rPr>
-                <w:rFonts w:ascii="Arial" w:hAnsi="Arial" w:cs="Arial"/>
-                <w:sz w:val="8"/>
-              </w:rPr>
-            </w:pPr>
+            <w:vAlign w:val="bottom"/>
+          </w:tcPr>
+          <w:p>
+            <w:pPr>
+              <w:pStyle w:val="TableParagraph"/>
+              <w:jc w:val="center"/>
+              <w:rPr>
+                <w:rFonts w:ascii="Arial" w:hAnsi="Arial" w:cs="Arial"/>
+                <w:b/>
+                <w:color w:val="001F60"/>
+                <w:spacing w:val="-5"/>
+                <w:sz w:val="13"/>
+              </w:rPr>
+            </w:pPr>
+            <w:r>
+              <w:rPr>
+                <w:rFonts w:ascii="Arial" w:hAnsi="Arial" w:cs="Arial"/>
+                <w:b/>
+                <w:color w:val="001F60"/>
+                <w:spacing w:val="-5"/>
+                <w:sz w:val="13"/>
+              </w:rPr>
+              <w:t>${nota_efsrt24}</w:t>
+            </w:r>
           </w:p>
         </w:tc>
         <w:tc>
@@ -25335,16 +25734,30 @@
               <w:bottom w:val="single" w:sz="4" w:space="0" w:color="000000"/>
               <w:right w:val="single" w:sz="4" w:space="0" w:color="000000"/>
             </w:tcBorders>
-          </w:tcPr>
-          <w:p>
-            <w:pPr>
-              <w:pStyle w:val="TableParagraph"/>
-              <w:jc w:val="center"/>
-              <w:rPr>
-                <w:rFonts w:ascii="Times New Roman"/>
-                <w:sz w:val="8"/>
-              </w:rPr>
-            </w:pPr>
+            <w:vAlign w:val="bottom"/>
+          </w:tcPr>
+          <w:p>
+            <w:pPr>
+              <w:pStyle w:val="TableParagraph"/>
+              <w:jc w:val="center"/>
+              <w:rPr>
+                <w:rFonts w:ascii="Arial" w:hAnsi="Arial" w:cs="Arial"/>
+                <w:b/>
+                <w:color w:val="001F60"/>
+                <w:spacing w:val="-5"/>
+                <w:sz w:val="13"/>
+              </w:rPr>
+            </w:pPr>
+            <w:r>
+              <w:rPr>
+                <w:rFonts w:ascii="Arial" w:hAnsi="Arial" w:cs="Arial"/>
+                <w:b/>
+                <w:color w:val="001F60"/>
+                <w:spacing w:val="-5"/>
+                <w:sz w:val="13"/>
+              </w:rPr>
+              <w:t>${nota_efsrt25}</w:t>
+            </w:r>
           </w:p>
         </w:tc>
         <w:tc>
@@ -26206,16 +26619,30 @@
               <w:bottom w:val="single" w:sz="4" w:space="0" w:color="000000"/>
               <w:right w:val="single" w:sz="4" w:space="0" w:color="000000"/>
             </w:tcBorders>
-          </w:tcPr>
-          <w:p>
-            <w:pPr>
-              <w:pStyle w:val="TableParagraph"/>
-              <w:jc w:val="center"/>
-              <w:rPr>
-                <w:rFonts w:ascii="Times New Roman"/>
-                <w:sz w:val="8"/>
-              </w:rPr>
-            </w:pPr>
+            <w:vAlign w:val="bottom"/>
+          </w:tcPr>
+          <w:p>
+            <w:pPr>
+              <w:pStyle w:val="TableParagraph"/>
+              <w:jc w:val="center"/>
+              <w:rPr>
+                <w:rFonts w:ascii="Arial" w:hAnsi="Arial" w:cs="Arial"/>
+                <w:b/>
+                <w:color w:val="001F60"/>
+                <w:spacing w:val="-5"/>
+                <w:sz w:val="13"/>
+              </w:rPr>
+            </w:pPr>
+            <w:r>
+              <w:rPr>
+                <w:rFonts w:ascii="Arial" w:hAnsi="Arial" w:cs="Arial"/>
+                <w:b/>
+                <w:color w:val="001F60"/>
+                <w:spacing w:val="-5"/>
+                <w:sz w:val="13"/>
+              </w:rPr>
+              <w:t>${nota_efsrt26}</w:t>
+            </w:r>
           </w:p>
         </w:tc>
         <w:tc>
@@ -27077,16 +27504,30 @@
               <w:bottom w:val="single" w:sz="4" w:space="0" w:color="000000"/>
               <w:right w:val="single" w:sz="4" w:space="0" w:color="000000"/>
             </w:tcBorders>
-          </w:tcPr>
-          <w:p>
-            <w:pPr>
-              <w:pStyle w:val="TableParagraph"/>
-              <w:jc w:val="center"/>
-              <w:rPr>
-                <w:rFonts w:ascii="Times New Roman"/>
-                <w:sz w:val="8"/>
-              </w:rPr>
-            </w:pPr>
+            <w:vAlign w:val="bottom"/>
+          </w:tcPr>
+          <w:p>
+            <w:pPr>
+              <w:pStyle w:val="TableParagraph"/>
+              <w:jc w:val="center"/>
+              <w:rPr>
+                <w:rFonts w:ascii="Arial" w:hAnsi="Arial" w:cs="Arial"/>
+                <w:b/>
+                <w:color w:val="001F60"/>
+                <w:spacing w:val="-5"/>
+                <w:sz w:val="13"/>
+              </w:rPr>
+            </w:pPr>
+            <w:r>
+              <w:rPr>
+                <w:rFonts w:ascii="Arial" w:hAnsi="Arial" w:cs="Arial"/>
+                <w:b/>
+                <w:color w:val="001F60"/>
+                <w:spacing w:val="-5"/>
+                <w:sz w:val="13"/>
+              </w:rPr>
+              <w:t>${nota_efsrt27}</w:t>
+            </w:r>
           </w:p>
         </w:tc>
         <w:tc>
@@ -27948,16 +28389,30 @@
               <w:bottom w:val="single" w:sz="4" w:space="0" w:color="000000"/>
               <w:right w:val="single" w:sz="4" w:space="0" w:color="000000"/>
             </w:tcBorders>
-          </w:tcPr>
-          <w:p>
-            <w:pPr>
-              <w:pStyle w:val="TableParagraph"/>
-              <w:jc w:val="center"/>
-              <w:rPr>
-                <w:rFonts w:ascii="Times New Roman"/>
-                <w:sz w:val="8"/>
-              </w:rPr>
-            </w:pPr>
+            <w:vAlign w:val="bottom"/>
+          </w:tcPr>
+          <w:p>
+            <w:pPr>
+              <w:pStyle w:val="TableParagraph"/>
+              <w:jc w:val="center"/>
+              <w:rPr>
+                <w:rFonts w:ascii="Arial" w:hAnsi="Arial" w:cs="Arial"/>
+                <w:b/>
+                <w:color w:val="001F60"/>
+                <w:spacing w:val="-5"/>
+                <w:sz w:val="13"/>
+              </w:rPr>
+            </w:pPr>
+            <w:r>
+              <w:rPr>
+                <w:rFonts w:ascii="Arial" w:hAnsi="Arial" w:cs="Arial"/>
+                <w:b/>
+                <w:color w:val="001F60"/>
+                <w:spacing w:val="-5"/>
+                <w:sz w:val="13"/>
+              </w:rPr>
+              <w:t>${nota_efsrt28}</w:t>
+            </w:r>
           </w:p>
         </w:tc>
         <w:tc>
@@ -28819,16 +29274,30 @@
               <w:bottom w:val="single" w:sz="4" w:space="0" w:color="000000"/>
               <w:right w:val="single" w:sz="4" w:space="0" w:color="000000"/>
             </w:tcBorders>
-          </w:tcPr>
-          <w:p>
-            <w:pPr>
-              <w:pStyle w:val="TableParagraph"/>
-              <w:jc w:val="center"/>
-              <w:rPr>
-                <w:rFonts w:ascii="Times New Roman"/>
-                <w:sz w:val="8"/>
-              </w:rPr>
-            </w:pPr>
+            <w:vAlign w:val="bottom"/>
+          </w:tcPr>
+          <w:p>
+            <w:pPr>
+              <w:pStyle w:val="TableParagraph"/>
+              <w:jc w:val="center"/>
+              <w:rPr>
+                <w:rFonts w:ascii="Arial" w:hAnsi="Arial" w:cs="Arial"/>
+                <w:b/>
+                <w:color w:val="001F60"/>
+                <w:spacing w:val="-5"/>
+                <w:sz w:val="13"/>
+              </w:rPr>
+            </w:pPr>
+            <w:r>
+              <w:rPr>
+                <w:rFonts w:ascii="Arial" w:hAnsi="Arial" w:cs="Arial"/>
+                <w:b/>
+                <w:color w:val="001F60"/>
+                <w:spacing w:val="-5"/>
+                <w:sz w:val="13"/>
+              </w:rPr>
+              <w:t>${nota_efsrt29}</w:t>
+            </w:r>
           </w:p>
         </w:tc>
         <w:tc>
@@ -29048,6 +29517,7 @@
                 <w:spacing w:val="-5"/>
                 <w:sz w:val="10"/>
               </w:rPr>
+              <w:lastRenderedPageBreak/>
               <w:t>30</w:t>
             </w:r>
           </w:p>
@@ -29690,16 +30160,30 @@
               <w:bottom w:val="single" w:sz="4" w:space="0" w:color="000000"/>
               <w:right w:val="single" w:sz="4" w:space="0" w:color="000000"/>
             </w:tcBorders>
-          </w:tcPr>
-          <w:p>
-            <w:pPr>
-              <w:pStyle w:val="TableParagraph"/>
-              <w:jc w:val="center"/>
-              <w:rPr>
-                <w:rFonts w:ascii="Times New Roman"/>
-                <w:sz w:val="8"/>
-              </w:rPr>
-            </w:pPr>
+            <w:vAlign w:val="bottom"/>
+          </w:tcPr>
+          <w:p>
+            <w:pPr>
+              <w:pStyle w:val="TableParagraph"/>
+              <w:jc w:val="center"/>
+              <w:rPr>
+                <w:rFonts w:ascii="Arial" w:hAnsi="Arial" w:cs="Arial"/>
+                <w:b/>
+                <w:color w:val="001F60"/>
+                <w:spacing w:val="-5"/>
+                <w:sz w:val="13"/>
+              </w:rPr>
+            </w:pPr>
+            <w:r>
+              <w:rPr>
+                <w:rFonts w:ascii="Arial" w:hAnsi="Arial" w:cs="Arial"/>
+                <w:b/>
+                <w:color w:val="001F60"/>
+                <w:spacing w:val="-5"/>
+                <w:sz w:val="13"/>
+              </w:rPr>
+              <w:t>${nota_efsrt30}</w:t>
+            </w:r>
           </w:p>
         </w:tc>
         <w:tc>
@@ -30561,16 +31045,30 @@
               <w:bottom w:val="single" w:sz="4" w:space="0" w:color="000000"/>
               <w:right w:val="single" w:sz="4" w:space="0" w:color="000000"/>
             </w:tcBorders>
-          </w:tcPr>
-          <w:p>
-            <w:pPr>
-              <w:pStyle w:val="TableParagraph"/>
-              <w:jc w:val="center"/>
-              <w:rPr>
-                <w:rFonts w:ascii="Times New Roman"/>
-                <w:sz w:val="8"/>
-              </w:rPr>
-            </w:pPr>
+            <w:vAlign w:val="bottom"/>
+          </w:tcPr>
+          <w:p>
+            <w:pPr>
+              <w:pStyle w:val="TableParagraph"/>
+              <w:jc w:val="center"/>
+              <w:rPr>
+                <w:rFonts w:ascii="Arial" w:hAnsi="Arial" w:cs="Arial"/>
+                <w:b/>
+                <w:color w:val="001F60"/>
+                <w:spacing w:val="-5"/>
+                <w:sz w:val="13"/>
+              </w:rPr>
+            </w:pPr>
+            <w:r>
+              <w:rPr>
+                <w:rFonts w:ascii="Arial" w:hAnsi="Arial" w:cs="Arial"/>
+                <w:b/>
+                <w:color w:val="001F60"/>
+                <w:spacing w:val="-5"/>
+                <w:sz w:val="13"/>
+              </w:rPr>
+              <w:t>${nota_efsrt31}</w:t>
+            </w:r>
           </w:p>
         </w:tc>
         <w:tc>
@@ -31432,16 +31930,30 @@
               <w:bottom w:val="single" w:sz="4" w:space="0" w:color="000000"/>
               <w:right w:val="single" w:sz="4" w:space="0" w:color="000000"/>
             </w:tcBorders>
-          </w:tcPr>
-          <w:p>
-            <w:pPr>
-              <w:pStyle w:val="TableParagraph"/>
-              <w:jc w:val="center"/>
-              <w:rPr>
-                <w:rFonts w:ascii="Times New Roman"/>
-                <w:sz w:val="8"/>
-              </w:rPr>
-            </w:pPr>
+            <w:vAlign w:val="bottom"/>
+          </w:tcPr>
+          <w:p>
+            <w:pPr>
+              <w:pStyle w:val="TableParagraph"/>
+              <w:jc w:val="center"/>
+              <w:rPr>
+                <w:rFonts w:ascii="Arial" w:hAnsi="Arial" w:cs="Arial"/>
+                <w:b/>
+                <w:color w:val="001F60"/>
+                <w:spacing w:val="-5"/>
+                <w:sz w:val="13"/>
+              </w:rPr>
+            </w:pPr>
+            <w:r>
+              <w:rPr>
+                <w:rFonts w:ascii="Arial" w:hAnsi="Arial" w:cs="Arial"/>
+                <w:b/>
+                <w:color w:val="001F60"/>
+                <w:spacing w:val="-5"/>
+                <w:sz w:val="13"/>
+              </w:rPr>
+              <w:t>${nota_efsrt32}</w:t>
+            </w:r>
           </w:p>
         </w:tc>
         <w:tc>
@@ -32303,16 +32815,30 @@
               <w:bottom w:val="single" w:sz="4" w:space="0" w:color="000000"/>
               <w:right w:val="single" w:sz="4" w:space="0" w:color="000000"/>
             </w:tcBorders>
-          </w:tcPr>
-          <w:p>
-            <w:pPr>
-              <w:pStyle w:val="TableParagraph"/>
-              <w:jc w:val="center"/>
-              <w:rPr>
-                <w:rFonts w:ascii="Times New Roman"/>
-                <w:sz w:val="8"/>
-              </w:rPr>
-            </w:pPr>
+            <w:vAlign w:val="bottom"/>
+          </w:tcPr>
+          <w:p>
+            <w:pPr>
+              <w:pStyle w:val="TableParagraph"/>
+              <w:jc w:val="center"/>
+              <w:rPr>
+                <w:rFonts w:ascii="Arial" w:hAnsi="Arial" w:cs="Arial"/>
+                <w:b/>
+                <w:color w:val="001F60"/>
+                <w:spacing w:val="-5"/>
+                <w:sz w:val="13"/>
+              </w:rPr>
+            </w:pPr>
+            <w:r>
+              <w:rPr>
+                <w:rFonts w:ascii="Arial" w:hAnsi="Arial" w:cs="Arial"/>
+                <w:b/>
+                <w:color w:val="001F60"/>
+                <w:spacing w:val="-5"/>
+                <w:sz w:val="13"/>
+              </w:rPr>
+              <w:t>${nota_efsrt33}</w:t>
+            </w:r>
           </w:p>
         </w:tc>
         <w:tc>
@@ -33174,16 +33700,30 @@
               <w:bottom w:val="single" w:sz="4" w:space="0" w:color="000000"/>
               <w:right w:val="single" w:sz="4" w:space="0" w:color="000000"/>
             </w:tcBorders>
-          </w:tcPr>
-          <w:p>
-            <w:pPr>
-              <w:pStyle w:val="TableParagraph"/>
-              <w:jc w:val="center"/>
-              <w:rPr>
-                <w:rFonts w:ascii="Times New Roman"/>
-                <w:sz w:val="8"/>
-              </w:rPr>
-            </w:pPr>
+            <w:vAlign w:val="bottom"/>
+          </w:tcPr>
+          <w:p>
+            <w:pPr>
+              <w:pStyle w:val="TableParagraph"/>
+              <w:jc w:val="center"/>
+              <w:rPr>
+                <w:rFonts w:ascii="Arial" w:hAnsi="Arial" w:cs="Arial"/>
+                <w:b/>
+                <w:color w:val="001F60"/>
+                <w:spacing w:val="-5"/>
+                <w:sz w:val="13"/>
+              </w:rPr>
+            </w:pPr>
+            <w:r>
+              <w:rPr>
+                <w:rFonts w:ascii="Arial" w:hAnsi="Arial" w:cs="Arial"/>
+                <w:b/>
+                <w:color w:val="001F60"/>
+                <w:spacing w:val="-5"/>
+                <w:sz w:val="13"/>
+              </w:rPr>
+              <w:t>${nota_efsrt34}</w:t>
+            </w:r>
           </w:p>
         </w:tc>
         <w:tc>
@@ -34045,16 +34585,30 @@
               <w:bottom w:val="single" w:sz="4" w:space="0" w:color="000000"/>
               <w:right w:val="single" w:sz="4" w:space="0" w:color="000000"/>
             </w:tcBorders>
-          </w:tcPr>
-          <w:p>
-            <w:pPr>
-              <w:pStyle w:val="TableParagraph"/>
-              <w:jc w:val="center"/>
-              <w:rPr>
-                <w:rFonts w:ascii="Times New Roman"/>
-                <w:sz w:val="8"/>
-              </w:rPr>
-            </w:pPr>
+            <w:vAlign w:val="bottom"/>
+          </w:tcPr>
+          <w:p>
+            <w:pPr>
+              <w:pStyle w:val="TableParagraph"/>
+              <w:jc w:val="center"/>
+              <w:rPr>
+                <w:rFonts w:ascii="Arial" w:hAnsi="Arial" w:cs="Arial"/>
+                <w:b/>
+                <w:color w:val="001F60"/>
+                <w:spacing w:val="-5"/>
+                <w:sz w:val="13"/>
+              </w:rPr>
+            </w:pPr>
+            <w:r>
+              <w:rPr>
+                <w:rFonts w:ascii="Arial" w:hAnsi="Arial" w:cs="Arial"/>
+                <w:b/>
+                <w:color w:val="001F60"/>
+                <w:spacing w:val="-5"/>
+                <w:sz w:val="13"/>
+              </w:rPr>
+              <w:t>${nota_efsrt35}</w:t>
+            </w:r>
           </w:p>
         </w:tc>
         <w:tc>
@@ -34417,7 +34971,6 @@
                 <w:spacing w:val="-5"/>
                 <w:sz w:val="13"/>
               </w:rPr>
-              <w:lastRenderedPageBreak/>
               <w:t>6}</w:t>
             </w:r>
           </w:p>
@@ -34452,7 +35005,6 @@
                 <w:spacing w:val="-5"/>
                 <w:sz w:val="13"/>
               </w:rPr>
-              <w:lastRenderedPageBreak/>
               <w:t>${u2_</w:t>
             </w:r>
             <w:r>
@@ -34463,18 +35015,7 @@
                 <w:spacing w:val="-5"/>
                 <w:sz w:val="13"/>
               </w:rPr>
-              <w:t>3</w:t>
-            </w:r>
-            <w:r>
-              <w:rPr>
-                <w:rFonts w:ascii="Arial" w:hAnsi="Arial" w:cs="Arial"/>
-                <w:b/>
-                <w:color w:val="001F60"/>
-                <w:spacing w:val="-5"/>
-                <w:sz w:val="13"/>
-              </w:rPr>
-              <w:lastRenderedPageBreak/>
-              <w:t>6</w:t>
+              <w:t>36</w:t>
             </w:r>
             <w:r>
               <w:rPr>
@@ -34518,7 +35059,6 @@
                 <w:spacing w:val="-5"/>
                 <w:sz w:val="13"/>
               </w:rPr>
-              <w:lastRenderedPageBreak/>
               <w:t>${u3_</w:t>
             </w:r>
             <w:r>
@@ -34529,7 +35069,6 @@
                 <w:spacing w:val="-5"/>
                 <w:sz w:val="13"/>
               </w:rPr>
-              <w:lastRenderedPageBreak/>
               <w:t>36</w:t>
             </w:r>
             <w:r>
@@ -34574,7 +35113,6 @@
                 <w:spacing w:val="-5"/>
                 <w:sz w:val="13"/>
               </w:rPr>
-              <w:lastRenderedPageBreak/>
               <w:t>${u4_</w:t>
             </w:r>
             <w:r>
@@ -34585,7 +35123,6 @@
                 <w:spacing w:val="-5"/>
                 <w:sz w:val="13"/>
               </w:rPr>
-              <w:lastRenderedPageBreak/>
               <w:t>36</w:t>
             </w:r>
             <w:r>
@@ -34630,7 +35167,6 @@
                 <w:spacing w:val="-5"/>
                 <w:sz w:val="13"/>
               </w:rPr>
-              <w:lastRenderedPageBreak/>
               <w:t>${u5_</w:t>
             </w:r>
             <w:r>
@@ -34641,7 +35177,6 @@
                 <w:spacing w:val="-5"/>
                 <w:sz w:val="13"/>
               </w:rPr>
-              <w:lastRenderedPageBreak/>
               <w:t>36</w:t>
             </w:r>
             <w:r>
@@ -34686,7 +35221,6 @@
                 <w:spacing w:val="-5"/>
                 <w:sz w:val="13"/>
               </w:rPr>
-              <w:lastRenderedPageBreak/>
               <w:t>${u6_</w:t>
             </w:r>
             <w:r>
@@ -34697,7 +35231,6 @@
                 <w:spacing w:val="-5"/>
                 <w:sz w:val="13"/>
               </w:rPr>
-              <w:lastRenderedPageBreak/>
               <w:t>36</w:t>
             </w:r>
             <w:r>
@@ -34742,7 +35275,6 @@
                 <w:spacing w:val="-5"/>
                 <w:sz w:val="13"/>
               </w:rPr>
-              <w:lastRenderedPageBreak/>
               <w:t>${u7_</w:t>
             </w:r>
             <w:r>
@@ -34753,7 +35285,6 @@
                 <w:spacing w:val="-5"/>
                 <w:sz w:val="13"/>
               </w:rPr>
-              <w:lastRenderedPageBreak/>
               <w:t>36</w:t>
             </w:r>
             <w:r>
@@ -34798,7 +35329,6 @@
                 <w:spacing w:val="-5"/>
                 <w:sz w:val="13"/>
               </w:rPr>
-              <w:lastRenderedPageBreak/>
               <w:t>${u8_</w:t>
             </w:r>
             <w:r>
@@ -34809,7 +35339,6 @@
                 <w:spacing w:val="-5"/>
                 <w:sz w:val="13"/>
               </w:rPr>
-              <w:lastRenderedPageBreak/>
               <w:t>36</w:t>
             </w:r>
             <w:r>
@@ -34854,7 +35383,6 @@
                 <w:spacing w:val="-5"/>
                 <w:sz w:val="13"/>
               </w:rPr>
-              <w:lastRenderedPageBreak/>
               <w:t>${u9_</w:t>
             </w:r>
             <w:r>
@@ -34865,7 +35393,6 @@
                 <w:spacing w:val="-5"/>
                 <w:sz w:val="13"/>
               </w:rPr>
-              <w:lastRenderedPageBreak/>
               <w:t>36</w:t>
             </w:r>
             <w:r>
@@ -34910,19 +35437,7 @@
                 <w:spacing w:val="-5"/>
                 <w:sz w:val="13"/>
               </w:rPr>
-              <w:lastRenderedPageBreak/>
-              <w:t>${u10</w:t>
-            </w:r>
-            <w:r>
-              <w:rPr>
-                <w:rFonts w:ascii="Arial" w:hAnsi="Arial" w:cs="Arial"/>
-                <w:b/>
-                <w:color w:val="001F60"/>
-                <w:spacing w:val="-5"/>
-                <w:sz w:val="13"/>
-              </w:rPr>
-              <w:lastRenderedPageBreak/>
-              <w:t>_</w:t>
+              <w:t>${u10_</w:t>
             </w:r>
             <w:r>
               <w:rPr>
@@ -34955,6 +35470,42 @@
               <w:bottom w:val="single" w:sz="4" w:space="0" w:color="000000"/>
               <w:right w:val="single" w:sz="4" w:space="0" w:color="000000"/>
             </w:tcBorders>
+            <w:vAlign w:val="bottom"/>
+          </w:tcPr>
+          <w:p>
+            <w:pPr>
+              <w:pStyle w:val="TableParagraph"/>
+              <w:jc w:val="center"/>
+              <w:rPr>
+                <w:rFonts w:ascii="Arial" w:hAnsi="Arial" w:cs="Arial"/>
+                <w:b/>
+                <w:color w:val="001F60"/>
+                <w:spacing w:val="-5"/>
+                <w:sz w:val="13"/>
+              </w:rPr>
+            </w:pPr>
+            <w:r>
+              <w:rPr>
+                <w:rFonts w:ascii="Arial" w:hAnsi="Arial" w:cs="Arial"/>
+                <w:b/>
+                <w:color w:val="001F60"/>
+                <w:spacing w:val="-5"/>
+                <w:sz w:val="13"/>
+              </w:rPr>
+              <w:t>${nota_efsrt36}</w:t>
+            </w:r>
+          </w:p>
+        </w:tc>
+        <w:tc>
+          <w:tcPr>
+            <w:tcW w:w="468" w:type="dxa"/>
+            <w:tcBorders>
+              <w:top w:val="single" w:sz="4" w:space="0" w:color="000000"/>
+              <w:left w:val="single" w:sz="4" w:space="0" w:color="000000"/>
+              <w:bottom w:val="single" w:sz="4" w:space="0" w:color="000000"/>
+              <w:right w:val="single" w:sz="4" w:space="0" w:color="000000"/>
+            </w:tcBorders>
+            <w:shd w:val="clear" w:color="auto" w:fill="F2F2F2"/>
           </w:tcPr>
           <w:p>
             <w:pPr>
@@ -34965,6 +35516,36 @@
                 <w:sz w:val="8"/>
               </w:rPr>
             </w:pPr>
+            <w:r>
+              <w:rPr>
+                <w:rFonts w:ascii="Arial" w:hAnsi="Arial" w:cs="Arial"/>
+                <w:b/>
+                <w:color w:val="001F60"/>
+                <w:spacing w:val="-5"/>
+                <w:sz w:val="13"/>
+              </w:rPr>
+              <w:t>${logro_</w:t>
+            </w:r>
+            <w:r>
+              <w:rPr>
+                <w:rFonts w:ascii="Arial" w:hAnsi="Arial" w:cs="Arial"/>
+                <w:b/>
+                <w:color w:val="001F60"/>
+                <w:spacing w:val="-5"/>
+                <w:sz w:val="13"/>
+              </w:rPr>
+              <w:t>36</w:t>
+            </w:r>
+            <w:r>
+              <w:rPr>
+                <w:rFonts w:ascii="Arial" w:hAnsi="Arial" w:cs="Arial"/>
+                <w:b/>
+                <w:color w:val="001F60"/>
+                <w:spacing w:val="-5"/>
+                <w:sz w:val="13"/>
+              </w:rPr>
+              <w:t>}</w:t>
+            </w:r>
           </w:p>
         </w:tc>
         <w:tc>
@@ -34976,7 +35557,6 @@
               <w:bottom w:val="single" w:sz="4" w:space="0" w:color="000000"/>
               <w:right w:val="single" w:sz="4" w:space="0" w:color="000000"/>
             </w:tcBorders>
-            <w:shd w:val="clear" w:color="auto" w:fill="F2F2F2"/>
           </w:tcPr>
           <w:p>
             <w:pPr>
@@ -34990,39 +35570,22 @@
             <w:r>
               <w:rPr>
                 <w:rFonts w:ascii="Arial" w:hAnsi="Arial" w:cs="Arial"/>
-                <w:b/>
-                <w:color w:val="001F60"/>
-                <w:spacing w:val="-5"/>
-                <w:sz w:val="13"/>
-              </w:rPr>
-              <w:t>${logro</w:t>
-            </w:r>
-            <w:r>
-              <w:rPr>
-                <w:rFonts w:ascii="Arial" w:hAnsi="Arial" w:cs="Arial"/>
-                <w:b/>
-                <w:color w:val="001F60"/>
-                <w:spacing w:val="-5"/>
-                <w:sz w:val="13"/>
-              </w:rPr>
-              <w:lastRenderedPageBreak/>
-              <w:t>_</w:t>
-            </w:r>
-            <w:r>
-              <w:rPr>
-                <w:rFonts w:ascii="Arial" w:hAnsi="Arial" w:cs="Arial"/>
-                <w:b/>
-                <w:color w:val="001F60"/>
-                <w:spacing w:val="-5"/>
-                <w:sz w:val="13"/>
-              </w:rPr>
-              <w:t>36</w:t>
-            </w:r>
-            <w:r>
-              <w:rPr>
-                <w:rFonts w:ascii="Arial" w:hAnsi="Arial" w:cs="Arial"/>
-                <w:b/>
-                <w:color w:val="001F60"/>
+                <w:spacing w:val="-5"/>
+                <w:sz w:val="13"/>
+              </w:rPr>
+              <w:t>${aprob</w:t>
+            </w:r>
+            <w:r>
+              <w:rPr>
+                <w:rFonts w:ascii="Arial" w:hAnsi="Arial" w:cs="Arial"/>
+                <w:spacing w:val="-5"/>
+                <w:sz w:val="13"/>
+              </w:rPr>
+              <w:t>_36</w:t>
+            </w:r>
+            <w:r>
+              <w:rPr>
+                <w:rFonts w:ascii="Arial" w:hAnsi="Arial" w:cs="Arial"/>
                 <w:spacing w:val="-5"/>
                 <w:sz w:val="13"/>
               </w:rPr>
@@ -35032,7 +35595,7 @@
         </w:tc>
         <w:tc>
           <w:tcPr>
-            <w:tcW w:w="468" w:type="dxa"/>
+            <w:tcW w:w="408" w:type="dxa"/>
             <w:tcBorders>
               <w:top w:val="single" w:sz="4" w:space="0" w:color="000000"/>
               <w:left w:val="single" w:sz="4" w:space="0" w:color="000000"/>
@@ -35055,16 +35618,14 @@
                 <w:spacing w:val="-5"/>
                 <w:sz w:val="13"/>
               </w:rPr>
-              <w:lastRenderedPageBreak/>
-              <w:t>${aprob</w:t>
-            </w:r>
-            <w:r>
-              <w:rPr>
-                <w:rFonts w:ascii="Arial" w:hAnsi="Arial" w:cs="Arial"/>
-                <w:spacing w:val="-5"/>
-                <w:sz w:val="13"/>
-              </w:rPr>
-              <w:lastRenderedPageBreak/>
+              <w:t>${desap</w:t>
+            </w:r>
+            <w:r>
+              <w:rPr>
+                <w:rFonts w:ascii="Arial" w:hAnsi="Arial" w:cs="Arial"/>
+                <w:spacing w:val="-5"/>
+                <w:sz w:val="13"/>
+              </w:rPr>
               <w:t>_36</w:t>
             </w:r>
             <w:r>
@@ -35079,12 +35640,11 @@
         </w:tc>
         <w:tc>
           <w:tcPr>
-            <w:tcW w:w="408" w:type="dxa"/>
-            <w:tcBorders>
-              <w:top w:val="single" w:sz="4" w:space="0" w:color="000000"/>
-              <w:left w:val="single" w:sz="4" w:space="0" w:color="000000"/>
-              <w:bottom w:val="single" w:sz="4" w:space="0" w:color="000000"/>
-              <w:right w:val="single" w:sz="4" w:space="0" w:color="000000"/>
+            <w:tcW w:w="2598" w:type="dxa"/>
+            <w:tcBorders>
+              <w:top w:val="single" w:sz="4" w:space="0" w:color="000000"/>
+              <w:left w:val="single" w:sz="4" w:space="0" w:color="000000"/>
+              <w:bottom w:val="single" w:sz="4" w:space="0" w:color="000000"/>
             </w:tcBorders>
           </w:tcPr>
           <w:p>
@@ -35102,61 +35662,6 @@
                 <w:spacing w:val="-5"/>
                 <w:sz w:val="13"/>
               </w:rPr>
-              <w:lastRenderedPageBreak/>
-              <w:t>${desa</w:t>
-            </w:r>
-            <w:r>
-              <w:rPr>
-                <w:rFonts w:ascii="Arial" w:hAnsi="Arial" w:cs="Arial"/>
-                <w:spacing w:val="-5"/>
-                <w:sz w:val="13"/>
-              </w:rPr>
-              <w:lastRenderedPageBreak/>
-              <w:t>p</w:t>
-            </w:r>
-            <w:r>
-              <w:rPr>
-                <w:rFonts w:ascii="Arial" w:hAnsi="Arial" w:cs="Arial"/>
-                <w:spacing w:val="-5"/>
-                <w:sz w:val="13"/>
-              </w:rPr>
-              <w:t>_36</w:t>
-            </w:r>
-            <w:r>
-              <w:rPr>
-                <w:rFonts w:ascii="Arial" w:hAnsi="Arial" w:cs="Arial"/>
-                <w:spacing w:val="-5"/>
-                <w:sz w:val="13"/>
-              </w:rPr>
-              <w:t>}</w:t>
-            </w:r>
-          </w:p>
-        </w:tc>
-        <w:tc>
-          <w:tcPr>
-            <w:tcW w:w="2598" w:type="dxa"/>
-            <w:tcBorders>
-              <w:top w:val="single" w:sz="4" w:space="0" w:color="000000"/>
-              <w:left w:val="single" w:sz="4" w:space="0" w:color="000000"/>
-              <w:bottom w:val="single" w:sz="4" w:space="0" w:color="000000"/>
-            </w:tcBorders>
-          </w:tcPr>
-          <w:p>
-            <w:pPr>
-              <w:pStyle w:val="TableParagraph"/>
-              <w:jc w:val="center"/>
-              <w:rPr>
-                <w:rFonts w:ascii="Times New Roman"/>
-                <w:sz w:val="8"/>
-              </w:rPr>
-            </w:pPr>
-            <w:r>
-              <w:rPr>
-                <w:rFonts w:ascii="Arial" w:hAnsi="Arial" w:cs="Arial"/>
-                <w:spacing w:val="-5"/>
-                <w:sz w:val="13"/>
-              </w:rPr>
-              <w:lastRenderedPageBreak/>
               <w:t>${obs_</w:t>
             </w:r>
             <w:r>
@@ -35850,16 +36355,30 @@
               <w:bottom w:val="single" w:sz="4" w:space="0" w:color="000000"/>
               <w:right w:val="single" w:sz="4" w:space="0" w:color="000000"/>
             </w:tcBorders>
-          </w:tcPr>
-          <w:p>
-            <w:pPr>
-              <w:pStyle w:val="TableParagraph"/>
-              <w:jc w:val="center"/>
-              <w:rPr>
-                <w:rFonts w:ascii="Times New Roman"/>
-                <w:sz w:val="8"/>
-              </w:rPr>
-            </w:pPr>
+            <w:vAlign w:val="bottom"/>
+          </w:tcPr>
+          <w:p>
+            <w:pPr>
+              <w:pStyle w:val="TableParagraph"/>
+              <w:jc w:val="center"/>
+              <w:rPr>
+                <w:rFonts w:ascii="Arial" w:hAnsi="Arial" w:cs="Arial"/>
+                <w:b/>
+                <w:color w:val="001F60"/>
+                <w:spacing w:val="-5"/>
+                <w:sz w:val="13"/>
+              </w:rPr>
+            </w:pPr>
+            <w:r>
+              <w:rPr>
+                <w:rFonts w:ascii="Arial" w:hAnsi="Arial" w:cs="Arial"/>
+                <w:b/>
+                <w:color w:val="001F60"/>
+                <w:spacing w:val="-5"/>
+                <w:sz w:val="13"/>
+              </w:rPr>
+              <w:t>${nota_efsrt37}</w:t>
+            </w:r>
           </w:p>
         </w:tc>
         <w:tc>
@@ -36721,16 +37240,30 @@
               <w:bottom w:val="single" w:sz="4" w:space="0" w:color="000000"/>
               <w:right w:val="single" w:sz="4" w:space="0" w:color="000000"/>
             </w:tcBorders>
-          </w:tcPr>
-          <w:p>
-            <w:pPr>
-              <w:pStyle w:val="TableParagraph"/>
-              <w:jc w:val="center"/>
-              <w:rPr>
-                <w:rFonts w:ascii="Times New Roman"/>
-                <w:sz w:val="8"/>
-              </w:rPr>
-            </w:pPr>
+            <w:vAlign w:val="bottom"/>
+          </w:tcPr>
+          <w:p>
+            <w:pPr>
+              <w:pStyle w:val="TableParagraph"/>
+              <w:jc w:val="center"/>
+              <w:rPr>
+                <w:rFonts w:ascii="Arial" w:hAnsi="Arial" w:cs="Arial"/>
+                <w:b/>
+                <w:color w:val="001F60"/>
+                <w:spacing w:val="-5"/>
+                <w:sz w:val="13"/>
+              </w:rPr>
+            </w:pPr>
+            <w:r>
+              <w:rPr>
+                <w:rFonts w:ascii="Arial" w:hAnsi="Arial" w:cs="Arial"/>
+                <w:b/>
+                <w:color w:val="001F60"/>
+                <w:spacing w:val="-5"/>
+                <w:sz w:val="13"/>
+              </w:rPr>
+              <w:t>${nota_efsrt38}</w:t>
+            </w:r>
           </w:p>
         </w:tc>
         <w:tc>
@@ -37592,16 +38125,30 @@
               <w:bottom w:val="single" w:sz="4" w:space="0" w:color="000000"/>
               <w:right w:val="single" w:sz="4" w:space="0" w:color="000000"/>
             </w:tcBorders>
-          </w:tcPr>
-          <w:p>
-            <w:pPr>
-              <w:pStyle w:val="TableParagraph"/>
-              <w:jc w:val="center"/>
-              <w:rPr>
-                <w:rFonts w:ascii="Times New Roman"/>
-                <w:sz w:val="8"/>
-              </w:rPr>
-            </w:pPr>
+            <w:vAlign w:val="bottom"/>
+          </w:tcPr>
+          <w:p>
+            <w:pPr>
+              <w:pStyle w:val="TableParagraph"/>
+              <w:jc w:val="center"/>
+              <w:rPr>
+                <w:rFonts w:ascii="Arial" w:hAnsi="Arial" w:cs="Arial"/>
+                <w:b/>
+                <w:color w:val="001F60"/>
+                <w:spacing w:val="-5"/>
+                <w:sz w:val="13"/>
+              </w:rPr>
+            </w:pPr>
+            <w:r>
+              <w:rPr>
+                <w:rFonts w:ascii="Arial" w:hAnsi="Arial" w:cs="Arial"/>
+                <w:b/>
+                <w:color w:val="001F60"/>
+                <w:spacing w:val="-5"/>
+                <w:sz w:val="13"/>
+              </w:rPr>
+              <w:t>${nota_efsrt39}</w:t>
+            </w:r>
           </w:p>
         </w:tc>
         <w:tc>
@@ -38449,16 +38996,30 @@
               <w:left w:val="single" w:sz="4" w:space="0" w:color="000000"/>
               <w:right w:val="single" w:sz="4" w:space="0" w:color="000000"/>
             </w:tcBorders>
-          </w:tcPr>
-          <w:p>
-            <w:pPr>
-              <w:pStyle w:val="TableParagraph"/>
-              <w:jc w:val="center"/>
-              <w:rPr>
-                <w:rFonts w:ascii="Times New Roman"/>
-                <w:sz w:val="8"/>
-              </w:rPr>
-            </w:pPr>
+            <w:vAlign w:val="bottom"/>
+          </w:tcPr>
+          <w:p>
+            <w:pPr>
+              <w:pStyle w:val="TableParagraph"/>
+              <w:jc w:val="center"/>
+              <w:rPr>
+                <w:rFonts w:ascii="Arial" w:hAnsi="Arial" w:cs="Arial"/>
+                <w:b/>
+                <w:color w:val="001F60"/>
+                <w:spacing w:val="-5"/>
+                <w:sz w:val="13"/>
+              </w:rPr>
+            </w:pPr>
+            <w:r>
+              <w:rPr>
+                <w:rFonts w:ascii="Arial" w:hAnsi="Arial" w:cs="Arial"/>
+                <w:b/>
+                <w:color w:val="001F60"/>
+                <w:spacing w:val="-5"/>
+                <w:sz w:val="13"/>
+              </w:rPr>
+              <w:t>${nota_efsrt40}</w:t>
+            </w:r>
           </w:p>
         </w:tc>
         <w:tc>
@@ -38776,12 +39337,16 @@
               <w:spacing w:before="16"/>
               <w:ind w:left="21"/>
               <w:rPr>
+                <w:rFonts w:ascii="Arial" w:hAnsi="Arial" w:cs="Arial"/>
                 <w:sz w:val="10"/>
-              </w:rPr>
-            </w:pPr>
-            <w:r>
-              <w:rPr>
+                <w:szCs w:val="10"/>
+              </w:rPr>
+            </w:pPr>
+            <w:r>
+              <w:rPr>
+                <w:rFonts w:ascii="Arial" w:hAnsi="Arial" w:cs="Arial"/>
                 <w:sz w:val="10"/>
+                <w:szCs w:val="10"/>
               </w:rPr>
               <w:t>${titulo_u1}</w:t>
             </w:r>
@@ -38802,9 +39367,20 @@
               <w:spacing w:before="16"/>
               <w:ind w:right="-15"/>
               <w:rPr>
+                <w:rFonts w:ascii="Arial" w:hAnsi="Arial" w:cs="Arial"/>
                 <w:sz w:val="10"/>
-              </w:rPr>
-            </w:pPr>
+                <w:szCs w:val="10"/>
+              </w:rPr>
+            </w:pPr>
+            <w:r>
+              <w:rPr>
+                <w:rFonts w:ascii="Arial" w:hAnsi="Arial" w:cs="Arial"/>
+                <w:color w:val="000000"/>
+                <w:sz w:val="10"/>
+                <w:szCs w:val="10"/>
+              </w:rPr>
+              <w:t>${capacidad_u1}</w:t>
+            </w:r>
           </w:p>
         </w:tc>
       </w:tr>
@@ -38827,12 +39403,16 @@
               <w:spacing w:before="16"/>
               <w:ind w:left="21"/>
               <w:rPr>
+                <w:rFonts w:ascii="Arial" w:hAnsi="Arial" w:cs="Arial"/>
                 <w:sz w:val="10"/>
-              </w:rPr>
-            </w:pPr>
-            <w:r>
-              <w:rPr>
+                <w:szCs w:val="10"/>
+              </w:rPr>
+            </w:pPr>
+            <w:r>
+              <w:rPr>
+                <w:rFonts w:ascii="Arial" w:hAnsi="Arial" w:cs="Arial"/>
                 <w:sz w:val="10"/>
+                <w:szCs w:val="10"/>
               </w:rPr>
               <w:t>${titulo_u2}</w:t>
             </w:r>
@@ -38852,9 +39432,20 @@
               <w:pStyle w:val="TableParagraph"/>
               <w:spacing w:before="16"/>
               <w:rPr>
+                <w:rFonts w:ascii="Arial" w:hAnsi="Arial" w:cs="Arial"/>
                 <w:sz w:val="10"/>
-              </w:rPr>
-            </w:pPr>
+                <w:szCs w:val="10"/>
+              </w:rPr>
+            </w:pPr>
+            <w:r>
+              <w:rPr>
+                <w:rFonts w:ascii="Arial" w:hAnsi="Arial" w:cs="Arial"/>
+                <w:color w:val="000000"/>
+                <w:sz w:val="10"/>
+                <w:szCs w:val="10"/>
+              </w:rPr>
+              <w:t>${capacidad_u2}</w:t>
+            </w:r>
           </w:p>
         </w:tc>
       </w:tr>
@@ -38877,12 +39468,16 @@
               <w:spacing w:before="16"/>
               <w:ind w:left="21"/>
               <w:rPr>
+                <w:rFonts w:ascii="Arial" w:hAnsi="Arial" w:cs="Arial"/>
                 <w:sz w:val="10"/>
-              </w:rPr>
-            </w:pPr>
-            <w:r>
-              <w:rPr>
+                <w:szCs w:val="10"/>
+              </w:rPr>
+            </w:pPr>
+            <w:r>
+              <w:rPr>
+                <w:rFonts w:ascii="Arial" w:hAnsi="Arial" w:cs="Arial"/>
                 <w:sz w:val="10"/>
+                <w:szCs w:val="10"/>
               </w:rPr>
               <w:t>${titulo_u3}</w:t>
             </w:r>
@@ -38902,9 +39497,20 @@
               <w:pStyle w:val="TableParagraph"/>
               <w:spacing w:before="16"/>
               <w:rPr>
+                <w:rFonts w:ascii="Arial" w:hAnsi="Arial" w:cs="Arial"/>
                 <w:sz w:val="10"/>
-              </w:rPr>
-            </w:pPr>
+                <w:szCs w:val="10"/>
+              </w:rPr>
+            </w:pPr>
+            <w:r>
+              <w:rPr>
+                <w:rFonts w:ascii="Arial" w:hAnsi="Arial" w:cs="Arial"/>
+                <w:color w:val="000000"/>
+                <w:sz w:val="10"/>
+                <w:szCs w:val="10"/>
+              </w:rPr>
+              <w:t>${capacidad_u3}</w:t>
+            </w:r>
           </w:p>
         </w:tc>
       </w:tr>
@@ -38927,12 +39533,16 @@
               <w:spacing w:before="16"/>
               <w:ind w:left="21"/>
               <w:rPr>
+                <w:rFonts w:ascii="Arial" w:hAnsi="Arial" w:cs="Arial"/>
                 <w:sz w:val="10"/>
-              </w:rPr>
-            </w:pPr>
-            <w:r>
-              <w:rPr>
+                <w:szCs w:val="10"/>
+              </w:rPr>
+            </w:pPr>
+            <w:r>
+              <w:rPr>
+                <w:rFonts w:ascii="Arial" w:hAnsi="Arial" w:cs="Arial"/>
                 <w:sz w:val="10"/>
+                <w:szCs w:val="10"/>
               </w:rPr>
               <w:t>${titulo_u4}</w:t>
             </w:r>
@@ -38952,9 +39562,20 @@
               <w:pStyle w:val="TableParagraph"/>
               <w:spacing w:before="16"/>
               <w:rPr>
+                <w:rFonts w:ascii="Arial" w:hAnsi="Arial" w:cs="Arial"/>
                 <w:sz w:val="10"/>
-              </w:rPr>
-            </w:pPr>
+                <w:szCs w:val="10"/>
+              </w:rPr>
+            </w:pPr>
+            <w:r>
+              <w:rPr>
+                <w:rFonts w:ascii="Arial" w:hAnsi="Arial" w:cs="Arial"/>
+                <w:color w:val="000000"/>
+                <w:sz w:val="10"/>
+                <w:szCs w:val="10"/>
+              </w:rPr>
+              <w:t>${capacidad_u4}</w:t>
+            </w:r>
           </w:p>
         </w:tc>
       </w:tr>
@@ -38977,12 +39598,16 @@
               <w:spacing w:before="16"/>
               <w:ind w:left="21"/>
               <w:rPr>
+                <w:rFonts w:ascii="Arial" w:hAnsi="Arial" w:cs="Arial"/>
                 <w:sz w:val="10"/>
-              </w:rPr>
-            </w:pPr>
-            <w:r>
-              <w:rPr>
+                <w:szCs w:val="10"/>
+              </w:rPr>
+            </w:pPr>
+            <w:r>
+              <w:rPr>
+                <w:rFonts w:ascii="Arial" w:hAnsi="Arial" w:cs="Arial"/>
                 <w:sz w:val="10"/>
+                <w:szCs w:val="10"/>
               </w:rPr>
               <w:t>${titulo_u5}</w:t>
             </w:r>
@@ -39002,9 +39627,20 @@
               <w:pStyle w:val="TableParagraph"/>
               <w:spacing w:before="16"/>
               <w:rPr>
+                <w:rFonts w:ascii="Arial" w:hAnsi="Arial" w:cs="Arial"/>
                 <w:sz w:val="10"/>
-              </w:rPr>
-            </w:pPr>
+                <w:szCs w:val="10"/>
+              </w:rPr>
+            </w:pPr>
+            <w:r>
+              <w:rPr>
+                <w:rFonts w:ascii="Arial" w:hAnsi="Arial" w:cs="Arial"/>
+                <w:color w:val="000000"/>
+                <w:sz w:val="10"/>
+                <w:szCs w:val="10"/>
+              </w:rPr>
+              <w:t>${capacidad_u5}</w:t>
+            </w:r>
           </w:p>
         </w:tc>
       </w:tr>
@@ -39027,12 +39663,16 @@
               <w:spacing w:before="16"/>
               <w:ind w:left="21"/>
               <w:rPr>
+                <w:rFonts w:ascii="Arial" w:hAnsi="Arial" w:cs="Arial"/>
                 <w:sz w:val="10"/>
-              </w:rPr>
-            </w:pPr>
-            <w:r>
-              <w:rPr>
+                <w:szCs w:val="10"/>
+              </w:rPr>
+            </w:pPr>
+            <w:r>
+              <w:rPr>
+                <w:rFonts w:ascii="Arial" w:hAnsi="Arial" w:cs="Arial"/>
                 <w:sz w:val="10"/>
+                <w:szCs w:val="10"/>
               </w:rPr>
               <w:t>${titulo_u6}</w:t>
             </w:r>
@@ -39052,9 +39692,20 @@
               <w:pStyle w:val="TableParagraph"/>
               <w:spacing w:before="16"/>
               <w:rPr>
+                <w:rFonts w:ascii="Arial" w:hAnsi="Arial" w:cs="Arial"/>
                 <w:sz w:val="10"/>
-              </w:rPr>
-            </w:pPr>
+                <w:szCs w:val="10"/>
+              </w:rPr>
+            </w:pPr>
+            <w:r>
+              <w:rPr>
+                <w:rFonts w:ascii="Arial" w:hAnsi="Arial" w:cs="Arial"/>
+                <w:color w:val="000000"/>
+                <w:sz w:val="10"/>
+                <w:szCs w:val="10"/>
+              </w:rPr>
+              <w:t>${capacidad_u6}</w:t>
+            </w:r>
           </w:p>
         </w:tc>
       </w:tr>
@@ -39077,26 +39728,18 @@
               <w:spacing w:before="16"/>
               <w:ind w:left="21"/>
               <w:rPr>
+                <w:rFonts w:ascii="Arial" w:hAnsi="Arial" w:cs="Arial"/>
                 <w:sz w:val="10"/>
-              </w:rPr>
-            </w:pPr>
-            <w:r>
-              <w:rPr>
+                <w:szCs w:val="10"/>
+              </w:rPr>
+            </w:pPr>
+            <w:r>
+              <w:rPr>
+                <w:rFonts w:ascii="Arial" w:hAnsi="Arial" w:cs="Arial"/>
                 <w:sz w:val="10"/>
-              </w:rPr>
-              <w:t>${titulo_u</w:t>
-            </w:r>
-            <w:r>
-              <w:rPr>
-                <w:sz w:val="10"/>
-              </w:rPr>
-              <w:t>7</w:t>
-            </w:r>
-            <w:r>
-              <w:rPr>
-                <w:sz w:val="10"/>
-              </w:rPr>
-              <w:t>}</w:t>
+                <w:szCs w:val="10"/>
+              </w:rPr>
+              <w:t>${titulo_u7}</w:t>
             </w:r>
           </w:p>
         </w:tc>
@@ -39115,9 +39758,20 @@
               <w:spacing w:before="16"/>
               <w:ind w:left="27"/>
               <w:rPr>
+                <w:rFonts w:ascii="Arial" w:hAnsi="Arial" w:cs="Arial"/>
                 <w:sz w:val="10"/>
-              </w:rPr>
-            </w:pPr>
+                <w:szCs w:val="10"/>
+              </w:rPr>
+            </w:pPr>
+            <w:r>
+              <w:rPr>
+                <w:rFonts w:ascii="Arial" w:hAnsi="Arial" w:cs="Arial"/>
+                <w:color w:val="000000"/>
+                <w:sz w:val="10"/>
+                <w:szCs w:val="10"/>
+              </w:rPr>
+              <w:t>${capacidad_u7}</w:t>
+            </w:r>
           </w:p>
         </w:tc>
       </w:tr>
@@ -39140,26 +39794,18 @@
               <w:spacing w:before="16"/>
               <w:ind w:left="21"/>
               <w:rPr>
+                <w:rFonts w:ascii="Arial" w:hAnsi="Arial" w:cs="Arial"/>
                 <w:sz w:val="10"/>
-              </w:rPr>
-            </w:pPr>
-            <w:r>
-              <w:rPr>
+                <w:szCs w:val="10"/>
+              </w:rPr>
+            </w:pPr>
+            <w:r>
+              <w:rPr>
+                <w:rFonts w:ascii="Arial" w:hAnsi="Arial" w:cs="Arial"/>
                 <w:sz w:val="10"/>
-              </w:rPr>
-              <w:t>${titulo_u</w:t>
-            </w:r>
-            <w:r>
-              <w:rPr>
-                <w:sz w:val="10"/>
-              </w:rPr>
-              <w:t>8</w:t>
-            </w:r>
-            <w:r>
-              <w:rPr>
-                <w:sz w:val="10"/>
-              </w:rPr>
-              <w:t>}</w:t>
+                <w:szCs w:val="10"/>
+              </w:rPr>
+              <w:t>${titulo_u8}</w:t>
             </w:r>
           </w:p>
         </w:tc>
@@ -39178,9 +39824,20 @@
               <w:spacing w:before="16"/>
               <w:ind w:left="27"/>
               <w:rPr>
+                <w:rFonts w:ascii="Arial" w:hAnsi="Arial" w:cs="Arial"/>
                 <w:sz w:val="10"/>
-              </w:rPr>
-            </w:pPr>
+                <w:szCs w:val="10"/>
+              </w:rPr>
+            </w:pPr>
+            <w:r>
+              <w:rPr>
+                <w:rFonts w:ascii="Arial" w:hAnsi="Arial" w:cs="Arial"/>
+                <w:color w:val="000000"/>
+                <w:sz w:val="10"/>
+                <w:szCs w:val="10"/>
+              </w:rPr>
+              <w:t>${capacidad_u8}</w:t>
+            </w:r>
           </w:p>
         </w:tc>
       </w:tr>
@@ -39203,26 +39860,18 @@
               <w:spacing w:before="16"/>
               <w:ind w:left="21"/>
               <w:rPr>
+                <w:rFonts w:ascii="Arial" w:hAnsi="Arial" w:cs="Arial"/>
                 <w:sz w:val="10"/>
-              </w:rPr>
-            </w:pPr>
-            <w:r>
-              <w:rPr>
+                <w:szCs w:val="10"/>
+              </w:rPr>
+            </w:pPr>
+            <w:r>
+              <w:rPr>
+                <w:rFonts w:ascii="Arial" w:hAnsi="Arial" w:cs="Arial"/>
                 <w:sz w:val="10"/>
-              </w:rPr>
-              <w:t>${titulo_u</w:t>
-            </w:r>
-            <w:r>
-              <w:rPr>
-                <w:sz w:val="10"/>
-              </w:rPr>
-              <w:t>9</w:t>
-            </w:r>
-            <w:r>
-              <w:rPr>
-                <w:sz w:val="10"/>
-              </w:rPr>
-              <w:t>}</w:t>
+                <w:szCs w:val="10"/>
+              </w:rPr>
+              <w:t>${titulo_u9}</w:t>
             </w:r>
           </w:p>
         </w:tc>
@@ -39241,9 +39890,20 @@
               <w:spacing w:before="16"/>
               <w:ind w:left="27"/>
               <w:rPr>
+                <w:rFonts w:ascii="Arial" w:hAnsi="Arial" w:cs="Arial"/>
                 <w:sz w:val="10"/>
-              </w:rPr>
-            </w:pPr>
+                <w:szCs w:val="10"/>
+              </w:rPr>
+            </w:pPr>
+            <w:r>
+              <w:rPr>
+                <w:rFonts w:ascii="Arial" w:hAnsi="Arial" w:cs="Arial"/>
+                <w:color w:val="000000"/>
+                <w:sz w:val="10"/>
+                <w:szCs w:val="10"/>
+              </w:rPr>
+              <w:t>${capacidad_u9}</w:t>
+            </w:r>
           </w:p>
         </w:tc>
       </w:tr>
@@ -39265,26 +39925,18 @@
               <w:spacing w:before="16"/>
               <w:ind w:left="21"/>
               <w:rPr>
+                <w:rFonts w:ascii="Arial" w:hAnsi="Arial" w:cs="Arial"/>
                 <w:sz w:val="10"/>
-              </w:rPr>
-            </w:pPr>
-            <w:r>
-              <w:rPr>
+                <w:szCs w:val="10"/>
+              </w:rPr>
+            </w:pPr>
+            <w:r>
+              <w:rPr>
+                <w:rFonts w:ascii="Arial" w:hAnsi="Arial" w:cs="Arial"/>
                 <w:sz w:val="10"/>
-              </w:rPr>
-              <w:t>${titulo_u</w:t>
-            </w:r>
-            <w:r>
-              <w:rPr>
-                <w:sz w:val="10"/>
-              </w:rPr>
-              <w:t>10</w:t>
-            </w:r>
-            <w:r>
-              <w:rPr>
-                <w:sz w:val="10"/>
-              </w:rPr>
-              <w:t>}</w:t>
+                <w:szCs w:val="10"/>
+              </w:rPr>
+              <w:t>${titulo_u10}</w:t>
             </w:r>
           </w:p>
         </w:tc>
@@ -39302,9 +39954,20 @@
               <w:spacing w:before="16"/>
               <w:ind w:left="27"/>
               <w:rPr>
+                <w:rFonts w:ascii="Arial" w:hAnsi="Arial" w:cs="Arial"/>
                 <w:sz w:val="10"/>
-              </w:rPr>
-            </w:pPr>
+                <w:szCs w:val="10"/>
+              </w:rPr>
+            </w:pPr>
+            <w:r>
+              <w:rPr>
+                <w:rFonts w:ascii="Arial" w:hAnsi="Arial" w:cs="Arial"/>
+                <w:color w:val="000000"/>
+                <w:sz w:val="10"/>
+                <w:szCs w:val="10"/>
+              </w:rPr>
+              <w:t>${capacidad_u10}</w:t>
+            </w:r>
           </w:p>
         </w:tc>
       </w:tr>
@@ -41576,7 +42239,11 @@
           </mc:Choice>
           <mc:Fallback>
             <w:pict>
-              <v:shape w14:anchorId="79F62BF2" id="Textbox 4" o:spid="_x0000_s1027" type="#_x0000_t202" style="position:absolute;margin-left:305.25pt;margin-top:13.2pt;width:327.5pt;height:28.5pt;z-index:15731200;visibility:visible;mso-wrap-style:square;mso-height-percent:0;mso-wrap-distance-left:0;mso-wrap-distance-top:0;mso-wrap-distance-right:0;mso-wrap-distance-bottom:0;mso-position-horizontal:absolute;mso-position-horizontal-relative:page;mso-position-vertical:absolute;mso-position-vertical-relative:text;mso-height-percent:0;mso-height-relative:margin;v-text-anchor:top" o:gfxdata="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" filled="f" stroked="f">
+              <v:shapetype w14:anchorId="79F62BF2" id="_x0000_t202" coordsize="21600,21600" o:spt="202" path="m,l,21600r21600,l21600,xe">
+                <v:stroke joinstyle="miter"/>
+                <v:path gradientshapeok="t" o:connecttype="rect"/>
+              </v:shapetype>
+              <v:shape id="Textbox 4" o:spid="_x0000_s1026" type="#_x0000_t202" style="position:absolute;margin-left:305.25pt;margin-top:13.2pt;width:327.5pt;height:28.5pt;z-index:15731200;visibility:visible;mso-wrap-style:square;mso-height-percent:0;mso-wrap-distance-left:0;mso-wrap-distance-top:0;mso-wrap-distance-right:0;mso-wrap-distance-bottom:0;mso-position-horizontal:absolute;mso-position-horizontal-relative:page;mso-position-vertical:absolute;mso-position-vertical-relative:text;mso-height-percent:0;mso-height-relative:margin;v-text-anchor:top" o:gfxdata="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" filled="f" stroked="f">
                 <v:textbox inset="0,0,0,0">
                   <w:txbxContent>
                     <w:tbl>
@@ -44098,12 +44765,12 @@
               </wp:anchor>
             </w:drawing>
           </mc:Choice>
-          <mc:Fallback xmlns:ve="http://schemas.openxmlformats.org/markup-compatibility/2006" xmlns:a="http://schemas.openxmlformats.org/drawingml/2006/main" xmlns:pic="http://schemas.openxmlformats.org/drawingml/2006/picture">
+          <mc:Fallback>
             <w:pict>
-              <v:rect style="position:absolute;margin-left:181.440002pt;margin-top:22.594032pt;width:99.239997pt;height:.839996pt;mso-position-horizontal-relative:page;mso-position-vertical-relative:paragraph;z-index:-15727104;mso-wrap-distance-left:0;mso-wrap-distance-right:0" id="docshape4" filled="true" fillcolor="#000000" stroked="false">
-                <v:fill type="solid"/>
-                <w10:wrap type="topAndBottom"/>
-              </v:rect>
+              <v:shape w14:anchorId="7829A55D" id="Graphic 5" o:spid="_x0000_s1026" style="position:absolute;margin-left:181.45pt;margin-top:22.6pt;width:99.25pt;height:.85pt;z-index:-15727104;visibility:visible;mso-wrap-style:square;mso-wrap-distance-left:0;mso-wrap-distance-top:0;mso-wrap-distance-right:0;mso-wrap-distance-bottom:0;mso-position-horizontal:absolute;mso-position-horizontal-relative:page;mso-position-vertical:absolute;mso-position-vertical-relative:text;v-text-anchor:top" coordsize="1260475,10795" o:gfxdata="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" path="m1260347,10667l,10667,,,1260347,r,10667xe" fillcolor="black" stroked="f">
+                <v:path arrowok="t"/>
+                <w10:wrap type="topAndBottom" anchorx="page"/>
+              </v:shape>
             </w:pict>
           </mc:Fallback>
         </mc:AlternateContent>
@@ -44185,12 +44852,12 @@
               </wp:anchor>
             </w:drawing>
           </mc:Choice>
-          <mc:Fallback xmlns:ve="http://schemas.openxmlformats.org/markup-compatibility/2006" xmlns:a="http://schemas.openxmlformats.org/drawingml/2006/main" xmlns:pic="http://schemas.openxmlformats.org/drawingml/2006/picture">
+          <mc:Fallback>
             <w:pict>
-              <v:rect style="position:absolute;margin-left:440.039978pt;margin-top:22.594032pt;width:121.920047pt;height:.839996pt;mso-position-horizontal-relative:page;mso-position-vertical-relative:paragraph;z-index:-15726592;mso-wrap-distance-left:0;mso-wrap-distance-right:0" id="docshape5" filled="true" fillcolor="#000000" stroked="false">
-                <v:fill type="solid"/>
-                <w10:wrap type="topAndBottom"/>
-              </v:rect>
+              <v:shape w14:anchorId="370CACA0" id="Graphic 6" o:spid="_x0000_s1026" style="position:absolute;margin-left:440.05pt;margin-top:22.6pt;width:121.95pt;height:.85pt;z-index:-15726592;visibility:visible;mso-wrap-style:square;mso-wrap-distance-left:0;mso-wrap-distance-top:0;mso-wrap-distance-right:0;mso-wrap-distance-bottom:0;mso-position-horizontal:absolute;mso-position-horizontal-relative:page;mso-position-vertical:absolute;mso-position-vertical-relative:text;v-text-anchor:top" coordsize="1548765,10795" o:gfxdata="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" path="m1548384,10667l,10667,,,1548384,r,10667xe" fillcolor="black" stroked="f">
+                <v:path arrowok="t"/>
+                <w10:wrap type="topAndBottom" anchorx="page"/>
+              </v:shape>
             </w:pict>
           </mc:Fallback>
         </mc:AlternateContent>
@@ -44706,7 +45373,6 @@
   <w:style w:type="character" w:default="1" w:styleId="Fuentedeprrafopredeter">
     <w:name w:val="Default Paragraph Font"/>
     <w:uiPriority w:val="1"/>
-    <w:semiHidden/>
     <w:unhideWhenUsed/>
   </w:style>
   <w:style w:type="table" w:default="1" w:styleId="Tablanormal">

--- a/public/plantillas/ACTA.docx
+++ b/public/plantillas/ACTA.docx
@@ -1,6 +1,6 @@
 
 <file path=word/document.xml><?xml version="1.0" encoding="utf-8"?>
-<w:document xmlns:wpc="http://schemas.microsoft.com/office/word/2010/wordprocessingCanvas" xmlns:cx="http://schemas.microsoft.com/office/drawing/2014/chartex" xmlns:cx1="http://schemas.microsoft.com/office/drawing/2015/9/8/chartex" xmlns:cx2="http://schemas.microsoft.com/office/drawing/2015/10/21/chartex" xmlns:cx3="http://schemas.microsoft.com/office/drawing/2016/5/9/chartex" xmlns:cx4="http://schemas.microsoft.com/office/drawing/2016/5/10/chartex" xmlns:cx5="http://schemas.microsoft.com/office/drawing/2016/5/11/chartex" xmlns:cx6="http://schemas.microsoft.com/office/drawing/2016/5/12/chartex" xmlns:cx7="http://schemas.microsoft.com/office/drawing/2016/5/13/chartex" xmlns:cx8="http://schemas.microsoft.com/office/drawing/2016/5/14/chartex" xmlns:mc="http://schemas.openxmlformats.org/markup-compatibility/2006" xmlns:aink="http://schemas.microsoft.com/office/drawing/2016/ink" xmlns:am3d="http://schemas.microsoft.com/office/drawing/2017/model3d" xmlns:o="urn:schemas-microsoft-com:office:office" xmlns:oel="http://schemas.microsoft.com/office/2019/extlst" xmlns:r="http://schemas.openxmlformats.org/officeDocument/2006/relationships" xmlns:m="http://schemas.openxmlformats.org/officeDocument/2006/math" xmlns:v="urn:schemas-microsoft-com:vml" xmlns:wp14="http://schemas.microsoft.com/office/word/2010/wordprocessingDrawing" xmlns:wp="http://schemas.openxmlformats.org/drawingml/2006/wordprocessingDrawing" xmlns:w10="urn:schemas-microsoft-com:office:word" xmlns:w="http://schemas.openxmlformats.org/wordprocessingml/2006/main" xmlns:w14="http://schemas.microsoft.com/office/word/2010/wordml" xmlns:w15="http://schemas.microsoft.com/office/word/2012/wordml" xmlns:w16cex="http://schemas.microsoft.com/office/word/2018/wordml/cex" xmlns:w16cid="http://schemas.microsoft.com/office/word/2016/wordml/cid" xmlns:w16="http://schemas.microsoft.com/office/word/2018/wordml" xmlns:w16sdtdh="http://schemas.microsoft.com/office/word/2020/wordml/sdtdatahash" xmlns:w16se="http://schemas.microsoft.com/office/word/2015/wordml/symex" xmlns:wpg="http://schemas.microsoft.com/office/word/2010/wordprocessingGroup" xmlns:wpi="http://schemas.microsoft.com/office/word/2010/wordprocessingInk" xmlns:wne="http://schemas.microsoft.com/office/word/2006/wordml" xmlns:wps="http://schemas.microsoft.com/office/word/2010/wordprocessingShape" mc:Ignorable="w14 w15 w16se w16cid w16 w16cex w16sdtdh wp14">
+<w:document xmlns:wpc="http://schemas.microsoft.com/office/word/2010/wordprocessingCanvas" xmlns:cx="http://schemas.microsoft.com/office/drawing/2014/chartex" xmlns:cx1="http://schemas.microsoft.com/office/drawing/2015/9/8/chartex" xmlns:cx2="http://schemas.microsoft.com/office/drawing/2015/10/21/chartex" xmlns:cx3="http://schemas.microsoft.com/office/drawing/2016/5/9/chartex" xmlns:cx4="http://schemas.microsoft.com/office/drawing/2016/5/10/chartex" xmlns:cx5="http://schemas.microsoft.com/office/drawing/2016/5/11/chartex" xmlns:cx6="http://schemas.microsoft.com/office/drawing/2016/5/12/chartex" xmlns:cx7="http://schemas.microsoft.com/office/drawing/2016/5/13/chartex" xmlns:cx8="http://schemas.microsoft.com/office/drawing/2016/5/14/chartex" xmlns:mc="http://schemas.openxmlformats.org/markup-compatibility/2006" xmlns:aink="http://schemas.microsoft.com/office/drawing/2016/ink" xmlns:am3d="http://schemas.microsoft.com/office/drawing/2017/model3d" xmlns:o="urn:schemas-microsoft-com:office:office" xmlns:oel="http://schemas.microsoft.com/office/2019/extlst" xmlns:r="http://schemas.openxmlformats.org/officeDocument/2006/relationships" xmlns:m="http://schemas.openxmlformats.org/officeDocument/2006/math" xmlns:v="urn:schemas-microsoft-com:vml" xmlns:wp14="http://schemas.microsoft.com/office/word/2010/wordprocessingDrawing" xmlns:wp="http://schemas.openxmlformats.org/drawingml/2006/wordprocessingDrawing" xmlns:w10="urn:schemas-microsoft-com:office:word" xmlns:w="http://schemas.openxmlformats.org/wordprocessingml/2006/main" xmlns:w14="http://schemas.microsoft.com/office/word/2010/wordml" xmlns:w15="http://schemas.microsoft.com/office/word/2012/wordml" xmlns:w16cex="http://schemas.microsoft.com/office/word/2018/wordml/cex" xmlns:w16cid="http://schemas.microsoft.com/office/word/2016/wordml/cid" xmlns:w16="http://schemas.microsoft.com/office/word/2018/wordml" xmlns:w16du="http://schemas.microsoft.com/office/word/2023/wordml/word16du" xmlns:w16sdtdh="http://schemas.microsoft.com/office/word/2020/wordml/sdtdatahash" xmlns:w16sdtfl="http://schemas.microsoft.com/office/word/2024/wordml/sdtformatlock" xmlns:w16se="http://schemas.microsoft.com/office/word/2015/wordml/symex" xmlns:wpg="http://schemas.microsoft.com/office/word/2010/wordprocessingGroup" xmlns:wpi="http://schemas.microsoft.com/office/word/2010/wordprocessingInk" xmlns:wne="http://schemas.microsoft.com/office/word/2006/wordml" xmlns:wps="http://schemas.microsoft.com/office/word/2010/wordprocessingShape" mc:Ignorable="w14 w15 w16se w16cid w16 w16cex w16sdtdh w16sdtfl w16du wp14">
   <w:body>
     <w:p>
       <w:pPr>
@@ -153,7 +153,6 @@
         </w:rPr>
         <w:t>${</w:t>
       </w:r>
-      <w:proofErr w:type="spellStart"/>
       <w:r>
         <w:rPr>
           <w:rFonts w:ascii="Arial" w:hAnsi="Arial"/>
@@ -161,7 +160,6 @@
         </w:rPr>
         <w:t>anio</w:t>
       </w:r>
-      <w:proofErr w:type="spellEnd"/>
       <w:r>
         <w:rPr>
           <w:rFonts w:ascii="Arial" w:hAnsi="Arial"/>
@@ -340,14 +338,12 @@
               </w:rPr>
               <w:t>${</w:t>
             </w:r>
-            <w:proofErr w:type="spellStart"/>
             <w:r>
               <w:rPr>
                 <w:sz w:val="11"/>
               </w:rPr>
               <w:t>cetpro</w:t>
             </w:r>
-            <w:proofErr w:type="spellEnd"/>
             <w:r>
               <w:rPr>
                 <w:sz w:val="11"/>
@@ -910,21 +906,7 @@
               <w:rPr>
                 <w:sz w:val="9"/>
               </w:rPr>
-              <w:t>${</w:t>
-            </w:r>
-            <w:proofErr w:type="spellStart"/>
-            <w:r>
-              <w:rPr>
-                <w:sz w:val="9"/>
-              </w:rPr>
-              <w:t>efsrt</w:t>
-            </w:r>
-            <w:proofErr w:type="spellEnd"/>
-            <w:r>
-              <w:rPr>
-                <w:sz w:val="9"/>
-              </w:rPr>
-              <w:t>}</w:t>
+              <w:t>${efsrt}</w:t>
             </w:r>
           </w:p>
         </w:tc>
@@ -1349,14 +1331,12 @@
               </w:rPr>
               <w:t xml:space="preserve"> </w:t>
             </w:r>
-            <w:proofErr w:type="spellStart"/>
             <w:r>
               <w:rPr>
                 <w:sz w:val="11"/>
               </w:rPr>
               <w:t>Nº</w:t>
             </w:r>
-            <w:proofErr w:type="spellEnd"/>
             <w:r>
               <w:rPr>
                 <w:spacing w:val="2"/>
@@ -1388,19 +1368,11 @@
                 <w:sz w:val="11"/>
               </w:rPr>
             </w:pPr>
-            <w:proofErr w:type="spellStart"/>
             <w:r>
               <w:rPr>
                 <w:sz w:val="11"/>
               </w:rPr>
-              <w:t>Nº</w:t>
-            </w:r>
-            <w:proofErr w:type="spellEnd"/>
-            <w:r>
-              <w:rPr>
-                <w:sz w:val="11"/>
-              </w:rPr>
-              <w:t xml:space="preserve"> </w:t>
+              <w:t xml:space="preserve">Nº </w:t>
             </w:r>
             <w:r>
               <w:rPr>
@@ -1500,19 +1472,11 @@
               </w:rPr>
               <w:t xml:space="preserve"> </w:t>
             </w:r>
-            <w:proofErr w:type="spellStart"/>
             <w:r>
               <w:rPr>
                 <w:sz w:val="10"/>
               </w:rPr>
-              <w:t>N°</w:t>
-            </w:r>
-            <w:proofErr w:type="spellEnd"/>
-            <w:r>
-              <w:rPr>
-                <w:sz w:val="10"/>
-              </w:rPr>
-              <w:t xml:space="preserve"> 06335</w:t>
+              <w:t>N° 06335</w:t>
             </w:r>
             <w:r>
               <w:rPr>
@@ -4320,7 +4284,6 @@
                 <w:sz w:val="9"/>
               </w:rPr>
             </w:pPr>
-            <w:proofErr w:type="spellStart"/>
             <w:r>
               <w:rPr>
                 <w:rFonts w:ascii="Arial" w:hAnsi="Arial"/>
@@ -4330,7 +4293,6 @@
               </w:rPr>
               <w:t>N.°</w:t>
             </w:r>
-            <w:proofErr w:type="spellEnd"/>
           </w:p>
         </w:tc>
         <w:tc>
@@ -4647,14 +4609,12 @@
                 <w:sz w:val="9"/>
               </w:rPr>
             </w:pPr>
-            <w:proofErr w:type="gramStart"/>
             <w:r>
               <w:rPr>
                 <w:sz w:val="9"/>
               </w:rPr>
               <w:t>TOTAL</w:t>
             </w:r>
-            <w:proofErr w:type="gramEnd"/>
             <w:r>
               <w:rPr>
                 <w:spacing w:val="-1"/>
@@ -4720,27 +4680,7 @@
               <w:rPr>
                 <w:sz w:val="11"/>
               </w:rPr>
-              <w:t>19</w:t>
-            </w:r>
-            <w:r>
-              <w:rPr>
-                <w:spacing w:val="3"/>
-                <w:sz w:val="11"/>
-              </w:rPr>
-              <w:t xml:space="preserve"> </w:t>
-            </w:r>
-            <w:r>
-              <w:rPr>
-                <w:sz w:val="11"/>
-              </w:rPr>
-              <w:t xml:space="preserve">/ </w:t>
-            </w:r>
-            <w:r>
-              <w:rPr>
-                <w:spacing w:val="-5"/>
-                <w:sz w:val="11"/>
-              </w:rPr>
-              <w:t>300</w:t>
+              <w:t>${chtotal}</w:t>
             </w:r>
           </w:p>
         </w:tc>
@@ -4919,17 +4859,7 @@
                 <w:sz w:val="10"/>
                 <w:lang w:val="es-PE"/>
               </w:rPr>
-              <w:t>c/</w:t>
-            </w:r>
-            <w:proofErr w:type="spellStart"/>
-            <w:r>
-              <w:rPr>
-                <w:rFonts w:ascii="Arial"/>
-                <w:b/>
-                <w:sz w:val="10"/>
-                <w:lang w:val="es-PE"/>
-              </w:rPr>
-              <w:t>h_</w:t>
+              <w:t>c/h_</w:t>
             </w:r>
             <w:r>
               <w:rPr>
@@ -4941,7 +4871,6 @@
               </w:rPr>
               <w:t>u</w:t>
             </w:r>
-            <w:proofErr w:type="spellEnd"/>
             <w:r>
               <w:rPr>
                 <w:rFonts w:ascii="Arial"/>
@@ -5093,15 +5022,7 @@
                 <w:b/>
                 <w:sz w:val="10"/>
               </w:rPr>
-              <w:t>_u</w:t>
-            </w:r>
-            <w:r>
-              <w:rPr>
-                <w:rFonts w:ascii="Arial"/>
-                <w:b/>
-                <w:sz w:val="10"/>
-              </w:rPr>
-              <w:t>4</w:t>
+              <w:t>_u4</w:t>
             </w:r>
             <w:r>
               <w:rPr>
@@ -5165,15 +5086,7 @@
                 <w:b/>
                 <w:sz w:val="10"/>
               </w:rPr>
-              <w:t>_u</w:t>
-            </w:r>
-            <w:r>
-              <w:rPr>
-                <w:rFonts w:ascii="Arial"/>
-                <w:b/>
-                <w:sz w:val="10"/>
-              </w:rPr>
-              <w:t>5</w:t>
+              <w:t>_u5</w:t>
             </w:r>
             <w:r>
               <w:rPr>
@@ -5237,15 +5150,7 @@
                 <w:b/>
                 <w:sz w:val="10"/>
               </w:rPr>
-              <w:t>_u</w:t>
-            </w:r>
-            <w:r>
-              <w:rPr>
-                <w:rFonts w:ascii="Arial"/>
-                <w:b/>
-                <w:sz w:val="10"/>
-              </w:rPr>
-              <w:t>6</w:t>
+              <w:t>_u6</w:t>
             </w:r>
             <w:r>
               <w:rPr>
@@ -5307,15 +5212,7 @@
                 <w:b/>
                 <w:sz w:val="10"/>
               </w:rPr>
-              <w:t>_u</w:t>
-            </w:r>
-            <w:r>
-              <w:rPr>
-                <w:rFonts w:ascii="Arial"/>
-                <w:b/>
-                <w:sz w:val="10"/>
-              </w:rPr>
-              <w:t>7</w:t>
+              <w:t>_u7</w:t>
             </w:r>
             <w:r>
               <w:rPr>
@@ -5379,15 +5276,7 @@
                 <w:b/>
                 <w:sz w:val="10"/>
               </w:rPr>
-              <w:t>_u</w:t>
-            </w:r>
-            <w:r>
-              <w:rPr>
-                <w:rFonts w:ascii="Arial"/>
-                <w:b/>
-                <w:sz w:val="10"/>
-              </w:rPr>
-              <w:t>8</w:t>
+              <w:t>_u8</w:t>
             </w:r>
             <w:r>
               <w:rPr>
@@ -5449,15 +5338,7 @@
                 <w:b/>
                 <w:sz w:val="10"/>
               </w:rPr>
-              <w:t>_u</w:t>
-            </w:r>
-            <w:r>
-              <w:rPr>
-                <w:rFonts w:ascii="Arial"/>
-                <w:b/>
-                <w:sz w:val="10"/>
-              </w:rPr>
-              <w:t>9</w:t>
+              <w:t>_u9</w:t>
             </w:r>
             <w:r>
               <w:rPr>
@@ -5519,7 +5400,7 @@
                 <w:b/>
                 <w:sz w:val="10"/>
               </w:rPr>
-              <w:t>_u1</w:t>
+              <w:t>_u10</w:t>
             </w:r>
             <w:r>
               <w:rPr>
@@ -5527,45 +5408,45 @@
                 <w:b/>
                 <w:sz w:val="10"/>
               </w:rPr>
-              <w:t>0</w:t>
-            </w:r>
-            <w:r>
+              <w:t>}</w:t>
+            </w:r>
+          </w:p>
+        </w:tc>
+        <w:tc>
+          <w:tcPr>
+            <w:tcW w:w="349" w:type="dxa"/>
+            <w:tcBorders>
+              <w:top w:val="single" w:sz="4" w:space="0" w:color="000000"/>
+              <w:left w:val="single" w:sz="4" w:space="0" w:color="000000"/>
+              <w:right w:val="single" w:sz="4" w:space="0" w:color="000000"/>
+            </w:tcBorders>
+          </w:tcPr>
+          <w:p>
+            <w:pPr>
+              <w:pStyle w:val="TableParagraph"/>
+              <w:spacing w:before="57"/>
+              <w:jc w:val="center"/>
               <w:rPr>
                 <w:rFonts w:ascii="Arial"/>
                 <w:b/>
                 <w:sz w:val="10"/>
               </w:rPr>
-              <w:t>}</w:t>
-            </w:r>
-          </w:p>
-        </w:tc>
-        <w:tc>
-          <w:tcPr>
-            <w:tcW w:w="349" w:type="dxa"/>
-            <w:tcBorders>
-              <w:top w:val="single" w:sz="4" w:space="0" w:color="000000"/>
-              <w:left w:val="single" w:sz="4" w:space="0" w:color="000000"/>
-              <w:right w:val="single" w:sz="4" w:space="0" w:color="000000"/>
-            </w:tcBorders>
-          </w:tcPr>
-          <w:p>
-            <w:pPr>
-              <w:pStyle w:val="TableParagraph"/>
-              <w:spacing w:before="57"/>
-              <w:jc w:val="center"/>
+            </w:pPr>
+            <w:r>
               <w:rPr>
                 <w:rFonts w:ascii="Arial"/>
                 <w:b/>
                 <w:sz w:val="10"/>
               </w:rPr>
-            </w:pPr>
+              <w:t>$</w:t>
+            </w:r>
             <w:r>
               <w:rPr>
                 <w:rFonts w:ascii="Arial"/>
                 <w:b/>
                 <w:sz w:val="10"/>
               </w:rPr>
-              <w:t>$</w:t>
+              <w:t>{</w:t>
             </w:r>
             <w:r>
               <w:rPr>
@@ -5573,7 +5454,7 @@
                 <w:b/>
                 <w:sz w:val="10"/>
               </w:rPr>
-              <w:t>{</w:t>
+              <w:t>c</w:t>
             </w:r>
             <w:r>
               <w:rPr>
@@ -5581,7 +5462,7 @@
                 <w:b/>
                 <w:sz w:val="10"/>
               </w:rPr>
-              <w:t>c</w:t>
+              <w:t>/h</w:t>
             </w:r>
             <w:r>
               <w:rPr>
@@ -5589,34 +5470,16 @@
                 <w:b/>
                 <w:sz w:val="10"/>
               </w:rPr>
-              <w:t>/</w:t>
-            </w:r>
-            <w:proofErr w:type="spellStart"/>
+              <w:t>_</w:t>
+            </w:r>
             <w:r>
               <w:rPr>
                 <w:rFonts w:ascii="Arial"/>
                 <w:b/>
                 <w:sz w:val="10"/>
               </w:rPr>
-              <w:t>h</w:t>
-            </w:r>
-            <w:r>
-              <w:rPr>
-                <w:rFonts w:ascii="Arial"/>
-                <w:b/>
-                <w:sz w:val="10"/>
-              </w:rPr>
-              <w:t>_</w:t>
-            </w:r>
-            <w:r>
-              <w:rPr>
-                <w:rFonts w:ascii="Arial"/>
-                <w:b/>
-                <w:sz w:val="10"/>
-              </w:rPr>
               <w:t>efsrt</w:t>
             </w:r>
-            <w:proofErr w:type="spellEnd"/>
             <w:r>
               <w:rPr>
                 <w:rFonts w:ascii="Arial"/>
@@ -19328,7 +19191,6 @@
                 <w:sz w:val="10"/>
               </w:rPr>
             </w:pPr>
-            <w:proofErr w:type="spellStart"/>
             <w:r>
               <w:rPr>
                 <w:rFonts w:ascii="Arial" w:hAnsi="Arial"/>
@@ -19338,7 +19200,6 @@
               </w:rPr>
               <w:t>N.°</w:t>
             </w:r>
-            <w:proofErr w:type="spellEnd"/>
           </w:p>
         </w:tc>
         <w:tc>
@@ -20313,21 +20174,7 @@
               <w:rPr>
                 <w:sz w:val="9"/>
               </w:rPr>
-              <w:t>${</w:t>
-            </w:r>
-            <w:proofErr w:type="spellStart"/>
-            <w:r>
-              <w:rPr>
-                <w:sz w:val="9"/>
-              </w:rPr>
-              <w:t>efsrt</w:t>
-            </w:r>
-            <w:proofErr w:type="spellEnd"/>
-            <w:r>
-              <w:rPr>
-                <w:sz w:val="9"/>
-              </w:rPr>
-              <w:t>}</w:t>
+              <w:t>${efsrt}</w:t>
             </w:r>
           </w:p>
         </w:tc>
@@ -20985,17 +20832,7 @@
                 <w:sz w:val="10"/>
                 <w:lang w:val="es-PE"/>
               </w:rPr>
-              <w:t>c/</w:t>
-            </w:r>
-            <w:proofErr w:type="spellStart"/>
-            <w:r>
-              <w:rPr>
-                <w:rFonts w:ascii="Arial"/>
-                <w:b/>
-                <w:sz w:val="10"/>
-                <w:lang w:val="es-PE"/>
-              </w:rPr>
-              <w:t>h_</w:t>
+              <w:t>c/h_</w:t>
             </w:r>
             <w:r>
               <w:rPr>
@@ -21007,7 +20844,6 @@
               </w:rPr>
               <w:t>u</w:t>
             </w:r>
-            <w:proofErr w:type="spellEnd"/>
             <w:r>
               <w:rPr>
                 <w:rFonts w:ascii="Arial"/>
@@ -21428,25 +21264,7 @@
                 <w:b/>
                 <w:sz w:val="10"/>
               </w:rPr>
-              <w:t>${c/</w:t>
-            </w:r>
-            <w:proofErr w:type="spellStart"/>
-            <w:r>
-              <w:rPr>
-                <w:rFonts w:ascii="Arial"/>
-                <w:b/>
-                <w:sz w:val="10"/>
-              </w:rPr>
-              <w:t>h_efsrt</w:t>
-            </w:r>
-            <w:proofErr w:type="spellEnd"/>
-            <w:r>
-              <w:rPr>
-                <w:rFonts w:ascii="Arial"/>
-                <w:b/>
-                <w:sz w:val="10"/>
-              </w:rPr>
-              <w:t>}</w:t>
+              <w:t>${c/h_efsrt}</w:t>
             </w:r>
           </w:p>
         </w:tc>
@@ -44767,7 +44585,7 @@
           </mc:Choice>
           <mc:Fallback>
             <w:pict>
-              <v:shape w14:anchorId="7829A55D" id="Graphic 5" o:spid="_x0000_s1026" style="position:absolute;margin-left:181.45pt;margin-top:22.6pt;width:99.25pt;height:.85pt;z-index:-15727104;visibility:visible;mso-wrap-style:square;mso-wrap-distance-left:0;mso-wrap-distance-top:0;mso-wrap-distance-right:0;mso-wrap-distance-bottom:0;mso-position-horizontal:absolute;mso-position-horizontal-relative:page;mso-position-vertical:absolute;mso-position-vertical-relative:text;v-text-anchor:top" coordsize="1260475,10795" o:gfxdata="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" path="m1260347,10667l,10667,,,1260347,r,10667xe" fillcolor="black" stroked="f">
+              <v:shape w14:anchorId="3392401A" id="Graphic 5" o:spid="_x0000_s1026" style="position:absolute;margin-left:181.45pt;margin-top:22.6pt;width:99.25pt;height:.85pt;z-index:-15727104;visibility:visible;mso-wrap-style:square;mso-wrap-distance-left:0;mso-wrap-distance-top:0;mso-wrap-distance-right:0;mso-wrap-distance-bottom:0;mso-position-horizontal:absolute;mso-position-horizontal-relative:page;mso-position-vertical:absolute;mso-position-vertical-relative:text;v-text-anchor:top" coordsize="1260475,10795" o:gfxdata="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" path="m1260347,10667l,10667,,,1260347,r,10667xe" fillcolor="black" stroked="f">
                 <v:path arrowok="t"/>
                 <w10:wrap type="topAndBottom" anchorx="page"/>
               </v:shape>
@@ -44854,7 +44672,7 @@
           </mc:Choice>
           <mc:Fallback>
             <w:pict>
-              <v:shape w14:anchorId="370CACA0" id="Graphic 6" o:spid="_x0000_s1026" style="position:absolute;margin-left:440.05pt;margin-top:22.6pt;width:121.95pt;height:.85pt;z-index:-15726592;visibility:visible;mso-wrap-style:square;mso-wrap-distance-left:0;mso-wrap-distance-top:0;mso-wrap-distance-right:0;mso-wrap-distance-bottom:0;mso-position-horizontal:absolute;mso-position-horizontal-relative:page;mso-position-vertical:absolute;mso-position-vertical-relative:text;v-text-anchor:top" coordsize="1548765,10795" o:gfxdata="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" path="m1548384,10667l,10667,,,1548384,r,10667xe" fillcolor="black" stroked="f">
+              <v:shape w14:anchorId="6A72BF2B" id="Graphic 6" o:spid="_x0000_s1026" style="position:absolute;margin-left:440.05pt;margin-top:22.6pt;width:121.95pt;height:.85pt;z-index:-15726592;visibility:visible;mso-wrap-style:square;mso-wrap-distance-left:0;mso-wrap-distance-top:0;mso-wrap-distance-right:0;mso-wrap-distance-bottom:0;mso-position-horizontal:absolute;mso-position-horizontal-relative:page;mso-position-vertical:absolute;mso-position-vertical-relative:text;v-text-anchor:top" coordsize="1548765,10795" o:gfxdata="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" path="m1548384,10667l,10667,,,1548384,r,10667xe" fillcolor="black" stroked="f">
                 <v:path arrowok="t"/>
                 <w10:wrap type="topAndBottom" anchorx="page"/>
               </v:shape>
@@ -44910,7 +44728,7 @@
 </file>
 
 <file path=word/endnotes.xml><?xml version="1.0" encoding="utf-8"?>
-<w:endnotes xmlns:wpc="http://schemas.microsoft.com/office/word/2010/wordprocessingCanvas" xmlns:cx="http://schemas.microsoft.com/office/drawing/2014/chartex" xmlns:cx1="http://schemas.microsoft.com/office/drawing/2015/9/8/chartex" xmlns:cx2="http://schemas.microsoft.com/office/drawing/2015/10/21/chartex" xmlns:cx3="http://schemas.microsoft.com/office/drawing/2016/5/9/chartex" xmlns:cx4="http://schemas.microsoft.com/office/drawing/2016/5/10/chartex" xmlns:cx5="http://schemas.microsoft.com/office/drawing/2016/5/11/chartex" xmlns:cx6="http://schemas.microsoft.com/office/drawing/2016/5/12/chartex" xmlns:cx7="http://schemas.microsoft.com/office/drawing/2016/5/13/chartex" xmlns:cx8="http://schemas.microsoft.com/office/drawing/2016/5/14/chartex" xmlns:mc="http://schemas.openxmlformats.org/markup-compatibility/2006" xmlns:aink="http://schemas.microsoft.com/office/drawing/2016/ink" xmlns:am3d="http://schemas.microsoft.com/office/drawing/2017/model3d" xmlns:o="urn:schemas-microsoft-com:office:office" xmlns:oel="http://schemas.microsoft.com/office/2019/extlst" xmlns:r="http://schemas.openxmlformats.org/officeDocument/2006/relationships" xmlns:m="http://schemas.openxmlformats.org/officeDocument/2006/math" xmlns:v="urn:schemas-microsoft-com:vml" xmlns:wp14="http://schemas.microsoft.com/office/word/2010/wordprocessingDrawing" xmlns:wp="http://schemas.openxmlformats.org/drawingml/2006/wordprocessingDrawing" xmlns:w10="urn:schemas-microsoft-com:office:word" xmlns:w="http://schemas.openxmlformats.org/wordprocessingml/2006/main" xmlns:w14="http://schemas.microsoft.com/office/word/2010/wordml" xmlns:w15="http://schemas.microsoft.com/office/word/2012/wordml" xmlns:w16cex="http://schemas.microsoft.com/office/word/2018/wordml/cex" xmlns:w16cid="http://schemas.microsoft.com/office/word/2016/wordml/cid" xmlns:w16="http://schemas.microsoft.com/office/word/2018/wordml" xmlns:w16sdtdh="http://schemas.microsoft.com/office/word/2020/wordml/sdtdatahash" xmlns:w16se="http://schemas.microsoft.com/office/word/2015/wordml/symex" xmlns:wpg="http://schemas.microsoft.com/office/word/2010/wordprocessingGroup" xmlns:wpi="http://schemas.microsoft.com/office/word/2010/wordprocessingInk" xmlns:wne="http://schemas.microsoft.com/office/word/2006/wordml" xmlns:wps="http://schemas.microsoft.com/office/word/2010/wordprocessingShape" mc:Ignorable="w14 w15 w16se w16cid w16 w16cex w16sdtdh wp14">
+<w:endnotes xmlns:wpc="http://schemas.microsoft.com/office/word/2010/wordprocessingCanvas" xmlns:cx="http://schemas.microsoft.com/office/drawing/2014/chartex" xmlns:cx1="http://schemas.microsoft.com/office/drawing/2015/9/8/chartex" xmlns:cx2="http://schemas.microsoft.com/office/drawing/2015/10/21/chartex" xmlns:cx3="http://schemas.microsoft.com/office/drawing/2016/5/9/chartex" xmlns:cx4="http://schemas.microsoft.com/office/drawing/2016/5/10/chartex" xmlns:cx5="http://schemas.microsoft.com/office/drawing/2016/5/11/chartex" xmlns:cx6="http://schemas.microsoft.com/office/drawing/2016/5/12/chartex" xmlns:cx7="http://schemas.microsoft.com/office/drawing/2016/5/13/chartex" xmlns:cx8="http://schemas.microsoft.com/office/drawing/2016/5/14/chartex" xmlns:mc="http://schemas.openxmlformats.org/markup-compatibility/2006" xmlns:aink="http://schemas.microsoft.com/office/drawing/2016/ink" xmlns:am3d="http://schemas.microsoft.com/office/drawing/2017/model3d" xmlns:o="urn:schemas-microsoft-com:office:office" xmlns:oel="http://schemas.microsoft.com/office/2019/extlst" xmlns:r="http://schemas.openxmlformats.org/officeDocument/2006/relationships" xmlns:m="http://schemas.openxmlformats.org/officeDocument/2006/math" xmlns:v="urn:schemas-microsoft-com:vml" xmlns:wp14="http://schemas.microsoft.com/office/word/2010/wordprocessingDrawing" xmlns:wp="http://schemas.openxmlformats.org/drawingml/2006/wordprocessingDrawing" xmlns:w10="urn:schemas-microsoft-com:office:word" xmlns:w="http://schemas.openxmlformats.org/wordprocessingml/2006/main" xmlns:w14="http://schemas.microsoft.com/office/word/2010/wordml" xmlns:w15="http://schemas.microsoft.com/office/word/2012/wordml" xmlns:w16cex="http://schemas.microsoft.com/office/word/2018/wordml/cex" xmlns:w16cid="http://schemas.microsoft.com/office/word/2016/wordml/cid" xmlns:w16="http://schemas.microsoft.com/office/word/2018/wordml" xmlns:w16du="http://schemas.microsoft.com/office/word/2023/wordml/word16du" xmlns:w16sdtdh="http://schemas.microsoft.com/office/word/2020/wordml/sdtdatahash" xmlns:w16sdtfl="http://schemas.microsoft.com/office/word/2024/wordml/sdtformatlock" xmlns:w16se="http://schemas.microsoft.com/office/word/2015/wordml/symex" xmlns:wpg="http://schemas.microsoft.com/office/word/2010/wordprocessingGroup" xmlns:wpi="http://schemas.microsoft.com/office/word/2010/wordprocessingInk" xmlns:wne="http://schemas.microsoft.com/office/word/2006/wordml" xmlns:wps="http://schemas.microsoft.com/office/word/2010/wordprocessingShape" mc:Ignorable="w14 w15 w16se w16cid w16 w16cex w16sdtdh w16sdtfl w16du wp14">
   <w:endnote w:type="separator" w:id="-1">
     <w:p>
       <w:r>
@@ -44929,7 +44747,7 @@
 </file>
 
 <file path=word/footnotes.xml><?xml version="1.0" encoding="utf-8"?>
-<w:footnotes xmlns:wpc="http://schemas.microsoft.com/office/word/2010/wordprocessingCanvas" xmlns:cx="http://schemas.microsoft.com/office/drawing/2014/chartex" xmlns:cx1="http://schemas.microsoft.com/office/drawing/2015/9/8/chartex" xmlns:cx2="http://schemas.microsoft.com/office/drawing/2015/10/21/chartex" xmlns:cx3="http://schemas.microsoft.com/office/drawing/2016/5/9/chartex" xmlns:cx4="http://schemas.microsoft.com/office/drawing/2016/5/10/chartex" xmlns:cx5="http://schemas.microsoft.com/office/drawing/2016/5/11/chartex" xmlns:cx6="http://schemas.microsoft.com/office/drawing/2016/5/12/chartex" xmlns:cx7="http://schemas.microsoft.com/office/drawing/2016/5/13/chartex" xmlns:cx8="http://schemas.microsoft.com/office/drawing/2016/5/14/chartex" xmlns:mc="http://schemas.openxmlformats.org/markup-compatibility/2006" xmlns:aink="http://schemas.microsoft.com/office/drawing/2016/ink" xmlns:am3d="http://schemas.microsoft.com/office/drawing/2017/model3d" xmlns:o="urn:schemas-microsoft-com:office:office" xmlns:oel="http://schemas.microsoft.com/office/2019/extlst" xmlns:r="http://schemas.openxmlformats.org/officeDocument/2006/relationships" xmlns:m="http://schemas.openxmlformats.org/officeDocument/2006/math" xmlns:v="urn:schemas-microsoft-com:vml" xmlns:wp14="http://schemas.microsoft.com/office/word/2010/wordprocessingDrawing" xmlns:wp="http://schemas.openxmlformats.org/drawingml/2006/wordprocessingDrawing" xmlns:w10="urn:schemas-microsoft-com:office:word" xmlns:w="http://schemas.openxmlformats.org/wordprocessingml/2006/main" xmlns:w14="http://schemas.microsoft.com/office/word/2010/wordml" xmlns:w15="http://schemas.microsoft.com/office/word/2012/wordml" xmlns:w16cex="http://schemas.microsoft.com/office/word/2018/wordml/cex" xmlns:w16cid="http://schemas.microsoft.com/office/word/2016/wordml/cid" xmlns:w16="http://schemas.microsoft.com/office/word/2018/wordml" xmlns:w16sdtdh="http://schemas.microsoft.com/office/word/2020/wordml/sdtdatahash" xmlns:w16se="http://schemas.microsoft.com/office/word/2015/wordml/symex" xmlns:wpg="http://schemas.microsoft.com/office/word/2010/wordprocessingGroup" xmlns:wpi="http://schemas.microsoft.com/office/word/2010/wordprocessingInk" xmlns:wne="http://schemas.microsoft.com/office/word/2006/wordml" xmlns:wps="http://schemas.microsoft.com/office/word/2010/wordprocessingShape" mc:Ignorable="w14 w15 w16se w16cid w16 w16cex w16sdtdh wp14">
+<w:footnotes xmlns:wpc="http://schemas.microsoft.com/office/word/2010/wordprocessingCanvas" xmlns:cx="http://schemas.microsoft.com/office/drawing/2014/chartex" xmlns:cx1="http://schemas.microsoft.com/office/drawing/2015/9/8/chartex" xmlns:cx2="http://schemas.microsoft.com/office/drawing/2015/10/21/chartex" xmlns:cx3="http://schemas.microsoft.com/office/drawing/2016/5/9/chartex" xmlns:cx4="http://schemas.microsoft.com/office/drawing/2016/5/10/chartex" xmlns:cx5="http://schemas.microsoft.com/office/drawing/2016/5/11/chartex" xmlns:cx6="http://schemas.microsoft.com/office/drawing/2016/5/12/chartex" xmlns:cx7="http://schemas.microsoft.com/office/drawing/2016/5/13/chartex" xmlns:cx8="http://schemas.microsoft.com/office/drawing/2016/5/14/chartex" xmlns:mc="http://schemas.openxmlformats.org/markup-compatibility/2006" xmlns:aink="http://schemas.microsoft.com/office/drawing/2016/ink" xmlns:am3d="http://schemas.microsoft.com/office/drawing/2017/model3d" xmlns:o="urn:schemas-microsoft-com:office:office" xmlns:oel="http://schemas.microsoft.com/office/2019/extlst" xmlns:r="http://schemas.openxmlformats.org/officeDocument/2006/relationships" xmlns:m="http://schemas.openxmlformats.org/officeDocument/2006/math" xmlns:v="urn:schemas-microsoft-com:vml" xmlns:wp14="http://schemas.microsoft.com/office/word/2010/wordprocessingDrawing" xmlns:wp="http://schemas.openxmlformats.org/drawingml/2006/wordprocessingDrawing" xmlns:w10="urn:schemas-microsoft-com:office:word" xmlns:w="http://schemas.openxmlformats.org/wordprocessingml/2006/main" xmlns:w14="http://schemas.microsoft.com/office/word/2010/wordml" xmlns:w15="http://schemas.microsoft.com/office/word/2012/wordml" xmlns:w16cex="http://schemas.microsoft.com/office/word/2018/wordml/cex" xmlns:w16cid="http://schemas.microsoft.com/office/word/2016/wordml/cid" xmlns:w16="http://schemas.microsoft.com/office/word/2018/wordml" xmlns:w16du="http://schemas.microsoft.com/office/word/2023/wordml/word16du" xmlns:w16sdtdh="http://schemas.microsoft.com/office/word/2020/wordml/sdtdatahash" xmlns:w16sdtfl="http://schemas.microsoft.com/office/word/2024/wordml/sdtformatlock" xmlns:w16se="http://schemas.microsoft.com/office/word/2015/wordml/symex" xmlns:wpg="http://schemas.microsoft.com/office/word/2010/wordprocessingGroup" xmlns:wpi="http://schemas.microsoft.com/office/word/2010/wordprocessingInk" xmlns:wne="http://schemas.microsoft.com/office/word/2006/wordml" xmlns:wps="http://schemas.microsoft.com/office/word/2010/wordprocessingShape" mc:Ignorable="w14 w15 w16se w16cid w16 w16cex w16sdtdh w16sdtfl w16du wp14">
   <w:footnote w:type="separator" w:id="-1">
     <w:p>
       <w:r>
@@ -44948,7 +44766,7 @@
 </file>
 
 <file path=word/styles.xml><?xml version="1.0" encoding="utf-8"?>
-<w:styles xmlns:mc="http://schemas.openxmlformats.org/markup-compatibility/2006" xmlns:r="http://schemas.openxmlformats.org/officeDocument/2006/relationships" xmlns:w="http://schemas.openxmlformats.org/wordprocessingml/2006/main" xmlns:w14="http://schemas.microsoft.com/office/word/2010/wordml" xmlns:w15="http://schemas.microsoft.com/office/word/2012/wordml" xmlns:w16cex="http://schemas.microsoft.com/office/word/2018/wordml/cex" xmlns:w16cid="http://schemas.microsoft.com/office/word/2016/wordml/cid" xmlns:w16="http://schemas.microsoft.com/office/word/2018/wordml" xmlns:w16sdtdh="http://schemas.microsoft.com/office/word/2020/wordml/sdtdatahash" xmlns:w16se="http://schemas.microsoft.com/office/word/2015/wordml/symex" mc:Ignorable="w14 w15 w16se w16cid w16 w16cex w16sdtdh">
+<w:styles xmlns:mc="http://schemas.openxmlformats.org/markup-compatibility/2006" xmlns:r="http://schemas.openxmlformats.org/officeDocument/2006/relationships" xmlns:w="http://schemas.openxmlformats.org/wordprocessingml/2006/main" xmlns:w14="http://schemas.microsoft.com/office/word/2010/wordml" xmlns:w15="http://schemas.microsoft.com/office/word/2012/wordml" xmlns:w16cex="http://schemas.microsoft.com/office/word/2018/wordml/cex" xmlns:w16cid="http://schemas.microsoft.com/office/word/2016/wordml/cid" xmlns:w16="http://schemas.microsoft.com/office/word/2018/wordml" xmlns:w16du="http://schemas.microsoft.com/office/word/2023/wordml/word16du" xmlns:w16sdtdh="http://schemas.microsoft.com/office/word/2020/wordml/sdtdatahash" xmlns:w16sdtfl="http://schemas.microsoft.com/office/word/2024/wordml/sdtformatlock" xmlns:w16se="http://schemas.microsoft.com/office/word/2015/wordml/symex" mc:Ignorable="w14 w15 w16se w16cid w16 w16cex w16sdtdh w16sdtfl w16du">
   <w:docDefaults>
     <w:rPrDefault>
       <w:rPr>
@@ -45373,6 +45191,7 @@
   <w:style w:type="character" w:default="1" w:styleId="Fuentedeprrafopredeter">
     <w:name w:val="Default Paragraph Font"/>
     <w:uiPriority w:val="1"/>
+    <w:semiHidden/>
     <w:unhideWhenUsed/>
   </w:style>
   <w:style w:type="table" w:default="1" w:styleId="Tablanormal">

--- a/public/plantillas/ACTA.docx
+++ b/public/plantillas/ACTA.docx
@@ -1,6 +1,6 @@
 
 <file path=word/document.xml><?xml version="1.0" encoding="utf-8"?>
-<w:document xmlns:wpc="http://schemas.microsoft.com/office/word/2010/wordprocessingCanvas" xmlns:cx="http://schemas.microsoft.com/office/drawing/2014/chartex" xmlns:cx1="http://schemas.microsoft.com/office/drawing/2015/9/8/chartex" xmlns:cx2="http://schemas.microsoft.com/office/drawing/2015/10/21/chartex" xmlns:cx3="http://schemas.microsoft.com/office/drawing/2016/5/9/chartex" xmlns:cx4="http://schemas.microsoft.com/office/drawing/2016/5/10/chartex" xmlns:cx5="http://schemas.microsoft.com/office/drawing/2016/5/11/chartex" xmlns:cx6="http://schemas.microsoft.com/office/drawing/2016/5/12/chartex" xmlns:cx7="http://schemas.microsoft.com/office/drawing/2016/5/13/chartex" xmlns:cx8="http://schemas.microsoft.com/office/drawing/2016/5/14/chartex" xmlns:mc="http://schemas.openxmlformats.org/markup-compatibility/2006" xmlns:aink="http://schemas.microsoft.com/office/drawing/2016/ink" xmlns:am3d="http://schemas.microsoft.com/office/drawing/2017/model3d" xmlns:o="urn:schemas-microsoft-com:office:office" xmlns:oel="http://schemas.microsoft.com/office/2019/extlst" xmlns:r="http://schemas.openxmlformats.org/officeDocument/2006/relationships" xmlns:m="http://schemas.openxmlformats.org/officeDocument/2006/math" xmlns:v="urn:schemas-microsoft-com:vml" xmlns:wp14="http://schemas.microsoft.com/office/word/2010/wordprocessingDrawing" xmlns:wp="http://schemas.openxmlformats.org/drawingml/2006/wordprocessingDrawing" xmlns:w10="urn:schemas-microsoft-com:office:word" xmlns:w="http://schemas.openxmlformats.org/wordprocessingml/2006/main" xmlns:w14="http://schemas.microsoft.com/office/word/2010/wordml" xmlns:w15="http://schemas.microsoft.com/office/word/2012/wordml" xmlns:w16cex="http://schemas.microsoft.com/office/word/2018/wordml/cex" xmlns:w16cid="http://schemas.microsoft.com/office/word/2016/wordml/cid" xmlns:w16="http://schemas.microsoft.com/office/word/2018/wordml" xmlns:w16du="http://schemas.microsoft.com/office/word/2023/wordml/word16du" xmlns:w16sdtdh="http://schemas.microsoft.com/office/word/2020/wordml/sdtdatahash" xmlns:w16sdtfl="http://schemas.microsoft.com/office/word/2024/wordml/sdtformatlock" xmlns:w16se="http://schemas.microsoft.com/office/word/2015/wordml/symex" xmlns:wpg="http://schemas.microsoft.com/office/word/2010/wordprocessingGroup" xmlns:wpi="http://schemas.microsoft.com/office/word/2010/wordprocessingInk" xmlns:wne="http://schemas.microsoft.com/office/word/2006/wordml" xmlns:wps="http://schemas.microsoft.com/office/word/2010/wordprocessingShape" mc:Ignorable="w14 w15 w16se w16cid w16 w16cex w16sdtdh w16sdtfl w16du wp14">
+<w:document xmlns:wpc="http://schemas.microsoft.com/office/word/2010/wordprocessingCanvas" xmlns:cx="http://schemas.microsoft.com/office/drawing/2014/chartex" xmlns:cx1="http://schemas.microsoft.com/office/drawing/2015/9/8/chartex" xmlns:cx2="http://schemas.microsoft.com/office/drawing/2015/10/21/chartex" xmlns:cx3="http://schemas.microsoft.com/office/drawing/2016/5/9/chartex" xmlns:cx4="http://schemas.microsoft.com/office/drawing/2016/5/10/chartex" xmlns:cx5="http://schemas.microsoft.com/office/drawing/2016/5/11/chartex" xmlns:cx6="http://schemas.microsoft.com/office/drawing/2016/5/12/chartex" xmlns:cx7="http://schemas.microsoft.com/office/drawing/2016/5/13/chartex" xmlns:cx8="http://schemas.microsoft.com/office/drawing/2016/5/14/chartex" xmlns:mc="http://schemas.openxmlformats.org/markup-compatibility/2006" xmlns:aink="http://schemas.microsoft.com/office/drawing/2016/ink" xmlns:am3d="http://schemas.microsoft.com/office/drawing/2017/model3d" xmlns:o="urn:schemas-microsoft-com:office:office" xmlns:oel="http://schemas.microsoft.com/office/2019/extlst" xmlns:r="http://schemas.openxmlformats.org/officeDocument/2006/relationships" xmlns:m="http://schemas.openxmlformats.org/officeDocument/2006/math" xmlns:v="urn:schemas-microsoft-com:vml" xmlns:wp14="http://schemas.microsoft.com/office/word/2010/wordprocessingDrawing" xmlns:wp="http://schemas.openxmlformats.org/drawingml/2006/wordprocessingDrawing" xmlns:w10="urn:schemas-microsoft-com:office:word" xmlns:w="http://schemas.openxmlformats.org/wordprocessingml/2006/main" xmlns:w14="http://schemas.microsoft.com/office/word/2010/wordml" xmlns:w15="http://schemas.microsoft.com/office/word/2012/wordml" xmlns:w16cex="http://schemas.microsoft.com/office/word/2018/wordml/cex" xmlns:w16cid="http://schemas.microsoft.com/office/word/2016/wordml/cid" xmlns:w16="http://schemas.microsoft.com/office/word/2018/wordml" xmlns:w16sdtdh="http://schemas.microsoft.com/office/word/2020/wordml/sdtdatahash" xmlns:w16se="http://schemas.microsoft.com/office/word/2015/wordml/symex" xmlns:wpg="http://schemas.microsoft.com/office/word/2010/wordprocessingGroup" xmlns:wpi="http://schemas.microsoft.com/office/word/2010/wordprocessingInk" xmlns:wne="http://schemas.microsoft.com/office/word/2006/wordml" xmlns:wps="http://schemas.microsoft.com/office/word/2010/wordprocessingShape" mc:Ignorable="w14 w15 w16se w16cid w16 w16cex w16sdtdh wp14">
   <w:body>
     <w:p>
       <w:pPr>
@@ -153,6 +153,7 @@
         </w:rPr>
         <w:t>${</w:t>
       </w:r>
+      <w:proofErr w:type="spellStart"/>
       <w:r>
         <w:rPr>
           <w:rFonts w:ascii="Arial" w:hAnsi="Arial"/>
@@ -160,6 +161,7 @@
         </w:rPr>
         <w:t>anio</w:t>
       </w:r>
+      <w:proofErr w:type="spellEnd"/>
       <w:r>
         <w:rPr>
           <w:rFonts w:ascii="Arial" w:hAnsi="Arial"/>
@@ -338,12 +340,14 @@
               </w:rPr>
               <w:t>${</w:t>
             </w:r>
+            <w:proofErr w:type="spellStart"/>
             <w:r>
               <w:rPr>
                 <w:sz w:val="11"/>
               </w:rPr>
               <w:t>cetpro</w:t>
             </w:r>
+            <w:proofErr w:type="spellEnd"/>
             <w:r>
               <w:rPr>
                 <w:sz w:val="11"/>
@@ -906,7 +910,21 @@
               <w:rPr>
                 <w:sz w:val="9"/>
               </w:rPr>
-              <w:t>${efsrt}</w:t>
+              <w:t>${</w:t>
+            </w:r>
+            <w:proofErr w:type="spellStart"/>
+            <w:r>
+              <w:rPr>
+                <w:sz w:val="9"/>
+              </w:rPr>
+              <w:t>efsrt</w:t>
+            </w:r>
+            <w:proofErr w:type="spellEnd"/>
+            <w:r>
+              <w:rPr>
+                <w:sz w:val="9"/>
+              </w:rPr>
+              <w:t>}</w:t>
             </w:r>
           </w:p>
         </w:tc>
@@ -1331,12 +1349,14 @@
               </w:rPr>
               <w:t xml:space="preserve"> </w:t>
             </w:r>
+            <w:proofErr w:type="spellStart"/>
             <w:r>
               <w:rPr>
                 <w:sz w:val="11"/>
               </w:rPr>
               <w:t>Nº</w:t>
             </w:r>
+            <w:proofErr w:type="spellEnd"/>
             <w:r>
               <w:rPr>
                 <w:spacing w:val="2"/>
@@ -1368,11 +1388,19 @@
                 <w:sz w:val="11"/>
               </w:rPr>
             </w:pPr>
+            <w:proofErr w:type="spellStart"/>
             <w:r>
               <w:rPr>
                 <w:sz w:val="11"/>
               </w:rPr>
-              <w:t xml:space="preserve">Nº </w:t>
+              <w:t>Nº</w:t>
+            </w:r>
+            <w:proofErr w:type="spellEnd"/>
+            <w:r>
+              <w:rPr>
+                <w:sz w:val="11"/>
+              </w:rPr>
+              <w:t xml:space="preserve"> </w:t>
             </w:r>
             <w:r>
               <w:rPr>
@@ -1472,11 +1500,19 @@
               </w:rPr>
               <w:t xml:space="preserve"> </w:t>
             </w:r>
+            <w:proofErr w:type="spellStart"/>
             <w:r>
               <w:rPr>
                 <w:sz w:val="10"/>
               </w:rPr>
-              <w:t>N° 06335</w:t>
+              <w:t>N°</w:t>
+            </w:r>
+            <w:proofErr w:type="spellEnd"/>
+            <w:r>
+              <w:rPr>
+                <w:sz w:val="10"/>
+              </w:rPr>
+              <w:t xml:space="preserve"> 06335</w:t>
             </w:r>
             <w:r>
               <w:rPr>
@@ -4284,6 +4320,7 @@
                 <w:sz w:val="9"/>
               </w:rPr>
             </w:pPr>
+            <w:proofErr w:type="spellStart"/>
             <w:r>
               <w:rPr>
                 <w:rFonts w:ascii="Arial" w:hAnsi="Arial"/>
@@ -4293,6 +4330,7 @@
               </w:rPr>
               <w:t>N.°</w:t>
             </w:r>
+            <w:proofErr w:type="spellEnd"/>
           </w:p>
         </w:tc>
         <w:tc>
@@ -4609,12 +4647,14 @@
                 <w:sz w:val="9"/>
               </w:rPr>
             </w:pPr>
+            <w:proofErr w:type="gramStart"/>
             <w:r>
               <w:rPr>
                 <w:sz w:val="9"/>
               </w:rPr>
               <w:t>TOTAL</w:t>
             </w:r>
+            <w:proofErr w:type="gramEnd"/>
             <w:r>
               <w:rPr>
                 <w:spacing w:val="-1"/>
@@ -4676,12 +4716,6 @@
                 <w:sz w:val="11"/>
               </w:rPr>
             </w:pPr>
-            <w:r>
-              <w:rPr>
-                <w:sz w:val="11"/>
-              </w:rPr>
-              <w:t>${chtotal}</w:t>
-            </w:r>
           </w:p>
         </w:tc>
       </w:tr>
@@ -4767,7 +4801,8 @@
               <w:rPr>
                 <w:rFonts w:ascii="Arial"/>
                 <w:b/>
-                <w:sz w:val="10"/>
+                <w:sz w:val="9"/>
+                <w:szCs w:val="9"/>
                 <w:lang w:val="es-PE"/>
               </w:rPr>
             </w:pPr>
@@ -4775,7 +4810,8 @@
               <w:rPr>
                 <w:rFonts w:ascii="Arial"/>
                 <w:b/>
-                <w:sz w:val="10"/>
+                <w:sz w:val="9"/>
+                <w:szCs w:val="9"/>
               </w:rPr>
               <w:t>$</w:t>
             </w:r>
@@ -4783,7 +4819,8 @@
               <w:rPr>
                 <w:rFonts w:ascii="Arial"/>
                 <w:b/>
-                <w:sz w:val="10"/>
+                <w:sz w:val="9"/>
+                <w:szCs w:val="9"/>
               </w:rPr>
               <w:t>{</w:t>
             </w:r>
@@ -4791,7 +4828,8 @@
               <w:rPr>
                 <w:rFonts w:ascii="Arial"/>
                 <w:b/>
-                <w:sz w:val="10"/>
+                <w:sz w:val="9"/>
+                <w:szCs w:val="9"/>
                 <w:lang w:val="es-PE"/>
               </w:rPr>
               <w:t>c/h_</w:t>
@@ -4800,7 +4838,8 @@
               <w:rPr>
                 <w:rFonts w:ascii="Arial"/>
                 <w:b/>
-                <w:sz w:val="10"/>
+                <w:sz w:val="9"/>
+                <w:szCs w:val="9"/>
                 <w:lang w:val="es-PE"/>
               </w:rPr>
               <w:t>u1</w:t>
@@ -4809,7 +4848,8 @@
               <w:rPr>
                 <w:rFonts w:ascii="Arial"/>
                 <w:b/>
-                <w:sz w:val="10"/>
+                <w:sz w:val="9"/>
+                <w:szCs w:val="9"/>
               </w:rPr>
               <w:t>}</w:t>
             </w:r>
@@ -4833,14 +4873,16 @@
               <w:rPr>
                 <w:rFonts w:ascii="Arial"/>
                 <w:b/>
-                <w:sz w:val="10"/>
+                <w:sz w:val="9"/>
+                <w:szCs w:val="9"/>
               </w:rPr>
             </w:pPr>
             <w:r>
               <w:rPr>
                 <w:rFonts w:ascii="Arial"/>
                 <w:b/>
-                <w:sz w:val="10"/>
+                <w:sz w:val="9"/>
+                <w:szCs w:val="9"/>
               </w:rPr>
               <w:t>$</w:t>
             </w:r>
@@ -4848,7 +4890,8 @@
               <w:rPr>
                 <w:rFonts w:ascii="Arial"/>
                 <w:b/>
-                <w:sz w:val="10"/>
+                <w:sz w:val="9"/>
+                <w:szCs w:val="9"/>
               </w:rPr>
               <w:t>{</w:t>
             </w:r>
@@ -4856,26 +4899,41 @@
               <w:rPr>
                 <w:rFonts w:ascii="Arial"/>
                 <w:b/>
-                <w:sz w:val="10"/>
+                <w:sz w:val="9"/>
+                <w:szCs w:val="9"/>
                 <w:lang w:val="es-PE"/>
               </w:rPr>
-              <w:t>c/h_</w:t>
-            </w:r>
+              <w:t>c/</w:t>
+            </w:r>
+            <w:proofErr w:type="spellStart"/>
             <w:r>
               <w:rPr>
                 <w:rFonts w:ascii="Arial"/>
                 <w:b/>
-                <w:sz w:val="10"/>
+                <w:sz w:val="9"/>
+                <w:szCs w:val="9"/>
+                <w:lang w:val="es-PE"/>
+              </w:rPr>
+              <w:t>h_</w:t>
+            </w:r>
+            <w:r>
+              <w:rPr>
+                <w:rFonts w:ascii="Arial"/>
+                <w:b/>
+                <w:sz w:val="9"/>
+                <w:szCs w:val="9"/>
                 <w:u w:val="single"/>
                 <w:lang w:val="es-PE"/>
               </w:rPr>
               <w:t>u</w:t>
             </w:r>
+            <w:proofErr w:type="spellEnd"/>
             <w:r>
               <w:rPr>
                 <w:rFonts w:ascii="Arial"/>
                 <w:b/>
-                <w:sz w:val="10"/>
+                <w:sz w:val="9"/>
+                <w:szCs w:val="9"/>
                 <w:u w:val="single"/>
               </w:rPr>
               <w:t>2</w:t>
@@ -4884,7 +4942,8 @@
               <w:rPr>
                 <w:rFonts w:ascii="Arial"/>
                 <w:b/>
-                <w:sz w:val="10"/>
+                <w:sz w:val="9"/>
+                <w:szCs w:val="9"/>
               </w:rPr>
               <w:t>}</w:t>
             </w:r>
@@ -4908,14 +4967,16 @@
               <w:rPr>
                 <w:rFonts w:ascii="Arial"/>
                 <w:b/>
-                <w:sz w:val="10"/>
+                <w:sz w:val="9"/>
+                <w:szCs w:val="9"/>
               </w:rPr>
             </w:pPr>
             <w:r>
               <w:rPr>
                 <w:rFonts w:ascii="Arial"/>
                 <w:b/>
-                <w:sz w:val="10"/>
+                <w:sz w:val="9"/>
+                <w:szCs w:val="9"/>
               </w:rPr>
               <w:t>$</w:t>
             </w:r>
@@ -4923,7 +4984,8 @@
               <w:rPr>
                 <w:rFonts w:ascii="Arial"/>
                 <w:b/>
-                <w:sz w:val="10"/>
+                <w:sz w:val="9"/>
+                <w:szCs w:val="9"/>
               </w:rPr>
               <w:t>{</w:t>
             </w:r>
@@ -4931,7 +4993,8 @@
               <w:rPr>
                 <w:rFonts w:ascii="Arial"/>
                 <w:b/>
-                <w:sz w:val="10"/>
+                <w:sz w:val="9"/>
+                <w:szCs w:val="9"/>
                 <w:lang w:val="es-PE"/>
               </w:rPr>
               <w:t>c/h</w:t>
@@ -4940,7 +5003,8 @@
               <w:rPr>
                 <w:rFonts w:ascii="Arial"/>
                 <w:b/>
-                <w:sz w:val="10"/>
+                <w:sz w:val="9"/>
+                <w:szCs w:val="9"/>
               </w:rPr>
               <w:t>_</w:t>
             </w:r>
@@ -4948,7 +5012,8 @@
               <w:rPr>
                 <w:rFonts w:ascii="Arial"/>
                 <w:b/>
-                <w:sz w:val="10"/>
+                <w:sz w:val="9"/>
+                <w:szCs w:val="9"/>
               </w:rPr>
               <w:t>u</w:t>
             </w:r>
@@ -4956,7 +5021,8 @@
               <w:rPr>
                 <w:rFonts w:ascii="Arial"/>
                 <w:b/>
-                <w:sz w:val="10"/>
+                <w:sz w:val="9"/>
+                <w:szCs w:val="9"/>
               </w:rPr>
               <w:t>3</w:t>
             </w:r>
@@ -4964,7 +5030,8 @@
               <w:rPr>
                 <w:rFonts w:ascii="Arial"/>
                 <w:b/>
-                <w:sz w:val="10"/>
+                <w:sz w:val="9"/>
+                <w:szCs w:val="9"/>
               </w:rPr>
               <w:t>}</w:t>
             </w:r>
@@ -4988,14 +5055,16 @@
               <w:rPr>
                 <w:rFonts w:ascii="Arial"/>
                 <w:b/>
-                <w:sz w:val="10"/>
+                <w:sz w:val="9"/>
+                <w:szCs w:val="9"/>
               </w:rPr>
             </w:pPr>
             <w:r>
               <w:rPr>
                 <w:rFonts w:ascii="Arial"/>
                 <w:b/>
-                <w:sz w:val="10"/>
+                <w:sz w:val="9"/>
+                <w:szCs w:val="9"/>
               </w:rPr>
               <w:t>$</w:t>
             </w:r>
@@ -5003,7 +5072,8 @@
               <w:rPr>
                 <w:rFonts w:ascii="Arial"/>
                 <w:b/>
-                <w:sz w:val="10"/>
+                <w:sz w:val="9"/>
+                <w:szCs w:val="9"/>
               </w:rPr>
               <w:t>{</w:t>
             </w:r>
@@ -5011,7 +5081,8 @@
               <w:rPr>
                 <w:rFonts w:ascii="Arial"/>
                 <w:b/>
-                <w:sz w:val="10"/>
+                <w:sz w:val="9"/>
+                <w:szCs w:val="9"/>
                 <w:lang w:val="es-PE"/>
               </w:rPr>
               <w:t>c/h</w:t>
@@ -5020,15 +5091,26 @@
               <w:rPr>
                 <w:rFonts w:ascii="Arial"/>
                 <w:b/>
-                <w:sz w:val="10"/>
-              </w:rPr>
-              <w:t>_u4</w:t>
+                <w:sz w:val="9"/>
+                <w:szCs w:val="9"/>
+              </w:rPr>
+              <w:t>_u</w:t>
             </w:r>
             <w:r>
               <w:rPr>
                 <w:rFonts w:ascii="Arial"/>
                 <w:b/>
-                <w:sz w:val="10"/>
+                <w:sz w:val="9"/>
+                <w:szCs w:val="9"/>
+              </w:rPr>
+              <w:t>4</w:t>
+            </w:r>
+            <w:r>
+              <w:rPr>
+                <w:rFonts w:ascii="Arial"/>
+                <w:b/>
+                <w:sz w:val="9"/>
+                <w:szCs w:val="9"/>
               </w:rPr>
               <w:t>}</w:t>
             </w:r>
@@ -5052,14 +5134,16 @@
               <w:rPr>
                 <w:rFonts w:ascii="Arial"/>
                 <w:b/>
-                <w:sz w:val="10"/>
+                <w:sz w:val="9"/>
+                <w:szCs w:val="9"/>
               </w:rPr>
             </w:pPr>
             <w:r>
               <w:rPr>
                 <w:rFonts w:ascii="Arial"/>
                 <w:b/>
-                <w:sz w:val="10"/>
+                <w:sz w:val="9"/>
+                <w:szCs w:val="9"/>
               </w:rPr>
               <w:t>$</w:t>
             </w:r>
@@ -5067,7 +5151,8 @@
               <w:rPr>
                 <w:rFonts w:ascii="Arial"/>
                 <w:b/>
-                <w:sz w:val="10"/>
+                <w:sz w:val="9"/>
+                <w:szCs w:val="9"/>
               </w:rPr>
               <w:t>{</w:t>
             </w:r>
@@ -5075,7 +5160,8 @@
               <w:rPr>
                 <w:rFonts w:ascii="Arial"/>
                 <w:b/>
-                <w:sz w:val="10"/>
+                <w:sz w:val="9"/>
+                <w:szCs w:val="9"/>
                 <w:lang w:val="es-PE"/>
               </w:rPr>
               <w:t>c/h</w:t>
@@ -5084,15 +5170,26 @@
               <w:rPr>
                 <w:rFonts w:ascii="Arial"/>
                 <w:b/>
-                <w:sz w:val="10"/>
-              </w:rPr>
-              <w:t>_u5</w:t>
+                <w:sz w:val="9"/>
+                <w:szCs w:val="9"/>
+              </w:rPr>
+              <w:t>_u</w:t>
             </w:r>
             <w:r>
               <w:rPr>
                 <w:rFonts w:ascii="Arial"/>
                 <w:b/>
-                <w:sz w:val="10"/>
+                <w:sz w:val="9"/>
+                <w:szCs w:val="9"/>
+              </w:rPr>
+              <w:t>5</w:t>
+            </w:r>
+            <w:r>
+              <w:rPr>
+                <w:rFonts w:ascii="Arial"/>
+                <w:b/>
+                <w:sz w:val="9"/>
+                <w:szCs w:val="9"/>
               </w:rPr>
               <w:t>}</w:t>
             </w:r>
@@ -5116,14 +5213,16 @@
               <w:rPr>
                 <w:rFonts w:ascii="Arial"/>
                 <w:b/>
-                <w:sz w:val="10"/>
+                <w:sz w:val="9"/>
+                <w:szCs w:val="9"/>
               </w:rPr>
             </w:pPr>
             <w:r>
               <w:rPr>
                 <w:rFonts w:ascii="Arial"/>
                 <w:b/>
-                <w:sz w:val="10"/>
+                <w:sz w:val="9"/>
+                <w:szCs w:val="9"/>
               </w:rPr>
               <w:t>$</w:t>
             </w:r>
@@ -5131,7 +5230,8 @@
               <w:rPr>
                 <w:rFonts w:ascii="Arial"/>
                 <w:b/>
-                <w:sz w:val="10"/>
+                <w:sz w:val="9"/>
+                <w:szCs w:val="9"/>
               </w:rPr>
               <w:t>{</w:t>
             </w:r>
@@ -5139,7 +5239,8 @@
               <w:rPr>
                 <w:rFonts w:ascii="Arial"/>
                 <w:b/>
-                <w:sz w:val="10"/>
+                <w:sz w:val="9"/>
+                <w:szCs w:val="9"/>
                 <w:lang w:val="es-PE"/>
               </w:rPr>
               <w:t>c/h</w:t>
@@ -5148,15 +5249,26 @@
               <w:rPr>
                 <w:rFonts w:ascii="Arial"/>
                 <w:b/>
-                <w:sz w:val="10"/>
-              </w:rPr>
-              <w:t>_u6</w:t>
+                <w:sz w:val="9"/>
+                <w:szCs w:val="9"/>
+              </w:rPr>
+              <w:t>_u</w:t>
             </w:r>
             <w:r>
               <w:rPr>
                 <w:rFonts w:ascii="Arial"/>
                 <w:b/>
-                <w:sz w:val="10"/>
+                <w:sz w:val="9"/>
+                <w:szCs w:val="9"/>
+              </w:rPr>
+              <w:t>6</w:t>
+            </w:r>
+            <w:r>
+              <w:rPr>
+                <w:rFonts w:ascii="Arial"/>
+                <w:b/>
+                <w:sz w:val="9"/>
+                <w:szCs w:val="9"/>
               </w:rPr>
               <w:t>}</w:t>
             </w:r>
@@ -5178,14 +5290,16 @@
               <w:jc w:val="center"/>
               <w:rPr>
                 <w:rFonts w:ascii="Times New Roman"/>
-                <w:sz w:val="10"/>
+                <w:sz w:val="9"/>
+                <w:szCs w:val="9"/>
               </w:rPr>
             </w:pPr>
             <w:r>
               <w:rPr>
                 <w:rFonts w:ascii="Arial"/>
                 <w:b/>
-                <w:sz w:val="10"/>
+                <w:sz w:val="9"/>
+                <w:szCs w:val="9"/>
               </w:rPr>
               <w:t>$</w:t>
             </w:r>
@@ -5193,7 +5307,8 @@
               <w:rPr>
                 <w:rFonts w:ascii="Arial"/>
                 <w:b/>
-                <w:sz w:val="10"/>
+                <w:sz w:val="9"/>
+                <w:szCs w:val="9"/>
               </w:rPr>
               <w:t>{</w:t>
             </w:r>
@@ -5201,7 +5316,8 @@
               <w:rPr>
                 <w:rFonts w:ascii="Arial"/>
                 <w:b/>
-                <w:sz w:val="10"/>
+                <w:sz w:val="9"/>
+                <w:szCs w:val="9"/>
                 <w:lang w:val="es-PE"/>
               </w:rPr>
               <w:t>c/h</w:t>
@@ -5210,15 +5326,26 @@
               <w:rPr>
                 <w:rFonts w:ascii="Arial"/>
                 <w:b/>
-                <w:sz w:val="10"/>
-              </w:rPr>
-              <w:t>_u7</w:t>
+                <w:sz w:val="9"/>
+                <w:szCs w:val="9"/>
+              </w:rPr>
+              <w:t>_u</w:t>
             </w:r>
             <w:r>
               <w:rPr>
                 <w:rFonts w:ascii="Arial"/>
                 <w:b/>
-                <w:sz w:val="10"/>
+                <w:sz w:val="9"/>
+                <w:szCs w:val="9"/>
+              </w:rPr>
+              <w:t>7</w:t>
+            </w:r>
+            <w:r>
+              <w:rPr>
+                <w:rFonts w:ascii="Arial"/>
+                <w:b/>
+                <w:sz w:val="9"/>
+                <w:szCs w:val="9"/>
               </w:rPr>
               <w:t>}</w:t>
             </w:r>
@@ -5242,14 +5369,16 @@
               <w:rPr>
                 <w:rFonts w:ascii="Arial"/>
                 <w:b/>
-                <w:sz w:val="10"/>
+                <w:sz w:val="9"/>
+                <w:szCs w:val="9"/>
               </w:rPr>
             </w:pPr>
             <w:r>
               <w:rPr>
                 <w:rFonts w:ascii="Arial"/>
                 <w:b/>
-                <w:sz w:val="10"/>
+                <w:sz w:val="9"/>
+                <w:szCs w:val="9"/>
               </w:rPr>
               <w:t>$</w:t>
             </w:r>
@@ -5257,7 +5386,8 @@
               <w:rPr>
                 <w:rFonts w:ascii="Arial"/>
                 <w:b/>
-                <w:sz w:val="10"/>
+                <w:sz w:val="9"/>
+                <w:szCs w:val="9"/>
               </w:rPr>
               <w:t>{</w:t>
             </w:r>
@@ -5265,7 +5395,8 @@
               <w:rPr>
                 <w:rFonts w:ascii="Arial"/>
                 <w:b/>
-                <w:sz w:val="10"/>
+                <w:sz w:val="9"/>
+                <w:szCs w:val="9"/>
                 <w:lang w:val="es-PE"/>
               </w:rPr>
               <w:t>c/h</w:t>
@@ -5274,15 +5405,26 @@
               <w:rPr>
                 <w:rFonts w:ascii="Arial"/>
                 <w:b/>
-                <w:sz w:val="10"/>
-              </w:rPr>
-              <w:t>_u8</w:t>
+                <w:sz w:val="9"/>
+                <w:szCs w:val="9"/>
+              </w:rPr>
+              <w:t>_u</w:t>
             </w:r>
             <w:r>
               <w:rPr>
                 <w:rFonts w:ascii="Arial"/>
                 <w:b/>
-                <w:sz w:val="10"/>
+                <w:sz w:val="9"/>
+                <w:szCs w:val="9"/>
+              </w:rPr>
+              <w:t>8</w:t>
+            </w:r>
+            <w:r>
+              <w:rPr>
+                <w:rFonts w:ascii="Arial"/>
+                <w:b/>
+                <w:sz w:val="9"/>
+                <w:szCs w:val="9"/>
               </w:rPr>
               <w:t>}</w:t>
             </w:r>
@@ -5304,14 +5446,16 @@
               <w:jc w:val="center"/>
               <w:rPr>
                 <w:rFonts w:ascii="Times New Roman"/>
-                <w:sz w:val="10"/>
+                <w:sz w:val="9"/>
+                <w:szCs w:val="9"/>
               </w:rPr>
             </w:pPr>
             <w:r>
               <w:rPr>
                 <w:rFonts w:ascii="Arial"/>
                 <w:b/>
-                <w:sz w:val="10"/>
+                <w:sz w:val="9"/>
+                <w:szCs w:val="9"/>
               </w:rPr>
               <w:t>$</w:t>
             </w:r>
@@ -5319,7 +5463,8 @@
               <w:rPr>
                 <w:rFonts w:ascii="Arial"/>
                 <w:b/>
-                <w:sz w:val="10"/>
+                <w:sz w:val="9"/>
+                <w:szCs w:val="9"/>
               </w:rPr>
               <w:t>{</w:t>
             </w:r>
@@ -5327,7 +5472,8 @@
               <w:rPr>
                 <w:rFonts w:ascii="Arial"/>
                 <w:b/>
-                <w:sz w:val="10"/>
+                <w:sz w:val="9"/>
+                <w:szCs w:val="9"/>
                 <w:lang w:val="es-PE"/>
               </w:rPr>
               <w:t>c/h</w:t>
@@ -5336,15 +5482,26 @@
               <w:rPr>
                 <w:rFonts w:ascii="Arial"/>
                 <w:b/>
-                <w:sz w:val="10"/>
-              </w:rPr>
-              <w:t>_u9</w:t>
+                <w:sz w:val="9"/>
+                <w:szCs w:val="9"/>
+              </w:rPr>
+              <w:t>_u</w:t>
             </w:r>
             <w:r>
               <w:rPr>
                 <w:rFonts w:ascii="Arial"/>
                 <w:b/>
-                <w:sz w:val="10"/>
+                <w:sz w:val="9"/>
+                <w:szCs w:val="9"/>
+              </w:rPr>
+              <w:t>9</w:t>
+            </w:r>
+            <w:r>
+              <w:rPr>
+                <w:rFonts w:ascii="Arial"/>
+                <w:b/>
+                <w:sz w:val="9"/>
+                <w:szCs w:val="9"/>
               </w:rPr>
               <w:t>}</w:t>
             </w:r>
@@ -5366,14 +5523,16 @@
               <w:jc w:val="center"/>
               <w:rPr>
                 <w:rFonts w:ascii="Times New Roman"/>
-                <w:sz w:val="10"/>
+                <w:sz w:val="9"/>
+                <w:szCs w:val="9"/>
               </w:rPr>
             </w:pPr>
             <w:r>
               <w:rPr>
                 <w:rFonts w:ascii="Arial"/>
                 <w:b/>
-                <w:sz w:val="10"/>
+                <w:sz w:val="9"/>
+                <w:szCs w:val="9"/>
               </w:rPr>
               <w:t>$</w:t>
             </w:r>
@@ -5381,7 +5540,8 @@
               <w:rPr>
                 <w:rFonts w:ascii="Arial"/>
                 <w:b/>
-                <w:sz w:val="10"/>
+                <w:sz w:val="9"/>
+                <w:szCs w:val="9"/>
               </w:rPr>
               <w:t>{</w:t>
             </w:r>
@@ -5389,7 +5549,8 @@
               <w:rPr>
                 <w:rFonts w:ascii="Arial"/>
                 <w:b/>
-                <w:sz w:val="10"/>
+                <w:sz w:val="9"/>
+                <w:szCs w:val="9"/>
                 <w:lang w:val="es-PE"/>
               </w:rPr>
               <w:t>c/h</w:t>
@@ -5398,15 +5559,26 @@
               <w:rPr>
                 <w:rFonts w:ascii="Arial"/>
                 <w:b/>
-                <w:sz w:val="10"/>
-              </w:rPr>
-              <w:t>_u10</w:t>
+                <w:sz w:val="9"/>
+                <w:szCs w:val="9"/>
+              </w:rPr>
+              <w:t>_u1</w:t>
             </w:r>
             <w:r>
               <w:rPr>
                 <w:rFonts w:ascii="Arial"/>
                 <w:b/>
-                <w:sz w:val="10"/>
+                <w:sz w:val="9"/>
+                <w:szCs w:val="9"/>
+              </w:rPr>
+              <w:t>0</w:t>
+            </w:r>
+            <w:r>
+              <w:rPr>
+                <w:rFonts w:ascii="Arial"/>
+                <w:b/>
+                <w:sz w:val="9"/>
+                <w:szCs w:val="9"/>
               </w:rPr>
               <w:t>}</w:t>
             </w:r>
@@ -5429,14 +5601,16 @@
               <w:rPr>
                 <w:rFonts w:ascii="Arial"/>
                 <w:b/>
-                <w:sz w:val="10"/>
+                <w:sz w:val="9"/>
+                <w:szCs w:val="9"/>
               </w:rPr>
             </w:pPr>
             <w:r>
               <w:rPr>
                 <w:rFonts w:ascii="Arial"/>
                 <w:b/>
-                <w:sz w:val="10"/>
+                <w:sz w:val="9"/>
+                <w:szCs w:val="9"/>
               </w:rPr>
               <w:t>$</w:t>
             </w:r>
@@ -5444,7 +5618,8 @@
               <w:rPr>
                 <w:rFonts w:ascii="Arial"/>
                 <w:b/>
-                <w:sz w:val="10"/>
+                <w:sz w:val="9"/>
+                <w:szCs w:val="9"/>
               </w:rPr>
               <w:t>{</w:t>
             </w:r>
@@ -5452,7 +5627,8 @@
               <w:rPr>
                 <w:rFonts w:ascii="Arial"/>
                 <w:b/>
-                <w:sz w:val="10"/>
+                <w:sz w:val="9"/>
+                <w:szCs w:val="9"/>
               </w:rPr>
               <w:t>c</w:t>
             </w:r>
@@ -5460,15 +5636,27 @@
               <w:rPr>
                 <w:rFonts w:ascii="Arial"/>
                 <w:b/>
-                <w:sz w:val="10"/>
-              </w:rPr>
-              <w:t>/h</w:t>
-            </w:r>
+                <w:sz w:val="9"/>
+                <w:szCs w:val="9"/>
+              </w:rPr>
+              <w:t>/</w:t>
+            </w:r>
+            <w:proofErr w:type="spellStart"/>
             <w:r>
               <w:rPr>
                 <w:rFonts w:ascii="Arial"/>
                 <w:b/>
-                <w:sz w:val="10"/>
+                <w:sz w:val="9"/>
+                <w:szCs w:val="9"/>
+              </w:rPr>
+              <w:t>h</w:t>
+            </w:r>
+            <w:r>
+              <w:rPr>
+                <w:rFonts w:ascii="Arial"/>
+                <w:b/>
+                <w:sz w:val="9"/>
+                <w:szCs w:val="9"/>
               </w:rPr>
               <w:t>_</w:t>
             </w:r>
@@ -5476,15 +5664,18 @@
               <w:rPr>
                 <w:rFonts w:ascii="Arial"/>
                 <w:b/>
-                <w:sz w:val="10"/>
+                <w:sz w:val="9"/>
+                <w:szCs w:val="9"/>
               </w:rPr>
               <w:t>efsrt</w:t>
             </w:r>
+            <w:proofErr w:type="spellEnd"/>
             <w:r>
               <w:rPr>
                 <w:rFonts w:ascii="Arial"/>
                 <w:b/>
-                <w:sz w:val="10"/>
+                <w:sz w:val="9"/>
+                <w:szCs w:val="9"/>
               </w:rPr>
               <w:t>}</w:t>
             </w:r>
@@ -19191,6 +19382,7 @@
                 <w:sz w:val="10"/>
               </w:rPr>
             </w:pPr>
+            <w:proofErr w:type="spellStart"/>
             <w:r>
               <w:rPr>
                 <w:rFonts w:ascii="Arial" w:hAnsi="Arial"/>
@@ -19200,6 +19392,7 @@
               </w:rPr>
               <w:t>N.°</w:t>
             </w:r>
+            <w:proofErr w:type="spellEnd"/>
           </w:p>
         </w:tc>
         <w:tc>
@@ -20174,7 +20367,21 @@
               <w:rPr>
                 <w:sz w:val="9"/>
               </w:rPr>
-              <w:t>${efsrt}</w:t>
+              <w:t>${</w:t>
+            </w:r>
+            <w:proofErr w:type="spellStart"/>
+            <w:r>
+              <w:rPr>
+                <w:sz w:val="9"/>
+              </w:rPr>
+              <w:t>efsrt</w:t>
+            </w:r>
+            <w:proofErr w:type="spellEnd"/>
+            <w:r>
+              <w:rPr>
+                <w:sz w:val="9"/>
+              </w:rPr>
+              <w:t>}</w:t>
             </w:r>
           </w:p>
         </w:tc>
@@ -20758,14 +20965,16 @@
               <w:rPr>
                 <w:rFonts w:ascii="Arial"/>
                 <w:b/>
-                <w:sz w:val="10"/>
+                <w:sz w:val="9"/>
+                <w:szCs w:val="9"/>
               </w:rPr>
             </w:pPr>
             <w:r>
               <w:rPr>
                 <w:rFonts w:ascii="Arial"/>
                 <w:b/>
-                <w:sz w:val="10"/>
+                <w:sz w:val="9"/>
+                <w:szCs w:val="9"/>
               </w:rPr>
               <w:t>${</w:t>
             </w:r>
@@ -20773,25 +20982,18 @@
               <w:rPr>
                 <w:rFonts w:ascii="Arial"/>
                 <w:b/>
-                <w:sz w:val="10"/>
+                <w:sz w:val="9"/>
+                <w:szCs w:val="9"/>
                 <w:lang w:val="es-PE"/>
               </w:rPr>
-              <w:t>c/h_</w:t>
+              <w:t>c/h_u1</w:t>
             </w:r>
             <w:r>
               <w:rPr>
                 <w:rFonts w:ascii="Arial"/>
                 <w:b/>
-                <w:sz w:val="10"/>
-                <w:lang w:val="es-PE"/>
-              </w:rPr>
-              <w:t>u1</w:t>
-            </w:r>
-            <w:r>
-              <w:rPr>
-                <w:rFonts w:ascii="Arial"/>
-                <w:b/>
-                <w:sz w:val="10"/>
+                <w:sz w:val="9"/>
+                <w:szCs w:val="9"/>
               </w:rPr>
               <w:t>}</w:t>
             </w:r>
@@ -20814,14 +21016,16 @@
               <w:rPr>
                 <w:rFonts w:ascii="Arial"/>
                 <w:b/>
-                <w:sz w:val="10"/>
+                <w:sz w:val="9"/>
+                <w:szCs w:val="9"/>
               </w:rPr>
             </w:pPr>
             <w:r>
               <w:rPr>
                 <w:rFonts w:ascii="Arial"/>
                 <w:b/>
-                <w:sz w:val="10"/>
+                <w:sz w:val="9"/>
+                <w:szCs w:val="9"/>
               </w:rPr>
               <w:t>${</w:t>
             </w:r>
@@ -20829,26 +21033,41 @@
               <w:rPr>
                 <w:rFonts w:ascii="Arial"/>
                 <w:b/>
-                <w:sz w:val="10"/>
+                <w:sz w:val="9"/>
+                <w:szCs w:val="9"/>
                 <w:lang w:val="es-PE"/>
               </w:rPr>
-              <w:t>c/h_</w:t>
-            </w:r>
+              <w:t>c/</w:t>
+            </w:r>
+            <w:proofErr w:type="spellStart"/>
             <w:r>
               <w:rPr>
                 <w:rFonts w:ascii="Arial"/>
                 <w:b/>
-                <w:sz w:val="10"/>
+                <w:sz w:val="9"/>
+                <w:szCs w:val="9"/>
+                <w:lang w:val="es-PE"/>
+              </w:rPr>
+              <w:t>h_</w:t>
+            </w:r>
+            <w:r>
+              <w:rPr>
+                <w:rFonts w:ascii="Arial"/>
+                <w:b/>
+                <w:sz w:val="9"/>
+                <w:szCs w:val="9"/>
                 <w:u w:val="single"/>
                 <w:lang w:val="es-PE"/>
               </w:rPr>
               <w:t>u</w:t>
             </w:r>
+            <w:proofErr w:type="spellEnd"/>
             <w:r>
               <w:rPr>
                 <w:rFonts w:ascii="Arial"/>
                 <w:b/>
-                <w:sz w:val="10"/>
+                <w:sz w:val="9"/>
+                <w:szCs w:val="9"/>
                 <w:u w:val="single"/>
               </w:rPr>
               <w:t>2</w:t>
@@ -20857,7 +21076,8 @@
               <w:rPr>
                 <w:rFonts w:ascii="Arial"/>
                 <w:b/>
-                <w:sz w:val="10"/>
+                <w:sz w:val="9"/>
+                <w:szCs w:val="9"/>
               </w:rPr>
               <w:t>}</w:t>
             </w:r>
@@ -20880,14 +21100,16 @@
               <w:rPr>
                 <w:rFonts w:ascii="Arial"/>
                 <w:b/>
-                <w:sz w:val="10"/>
+                <w:sz w:val="9"/>
+                <w:szCs w:val="9"/>
               </w:rPr>
             </w:pPr>
             <w:r>
               <w:rPr>
                 <w:rFonts w:ascii="Arial"/>
                 <w:b/>
-                <w:sz w:val="10"/>
+                <w:sz w:val="9"/>
+                <w:szCs w:val="9"/>
               </w:rPr>
               <w:t>${</w:t>
             </w:r>
@@ -20895,7 +21117,8 @@
               <w:rPr>
                 <w:rFonts w:ascii="Arial"/>
                 <w:b/>
-                <w:sz w:val="10"/>
+                <w:sz w:val="9"/>
+                <w:szCs w:val="9"/>
                 <w:lang w:val="es-PE"/>
               </w:rPr>
               <w:t>c/h</w:t>
@@ -20904,7 +21127,8 @@
               <w:rPr>
                 <w:rFonts w:ascii="Arial"/>
                 <w:b/>
-                <w:sz w:val="10"/>
+                <w:sz w:val="9"/>
+                <w:szCs w:val="9"/>
               </w:rPr>
               <w:t>_u3}</w:t>
             </w:r>
@@ -20927,14 +21151,16 @@
               <w:rPr>
                 <w:rFonts w:ascii="Arial"/>
                 <w:b/>
-                <w:sz w:val="10"/>
+                <w:sz w:val="9"/>
+                <w:szCs w:val="9"/>
               </w:rPr>
             </w:pPr>
             <w:r>
               <w:rPr>
                 <w:rFonts w:ascii="Arial"/>
                 <w:b/>
-                <w:sz w:val="10"/>
+                <w:sz w:val="9"/>
+                <w:szCs w:val="9"/>
               </w:rPr>
               <w:t>${</w:t>
             </w:r>
@@ -20942,7 +21168,8 @@
               <w:rPr>
                 <w:rFonts w:ascii="Arial"/>
                 <w:b/>
-                <w:sz w:val="10"/>
+                <w:sz w:val="9"/>
+                <w:szCs w:val="9"/>
                 <w:lang w:val="es-PE"/>
               </w:rPr>
               <w:t>c/h</w:t>
@@ -20951,7 +21178,8 @@
               <w:rPr>
                 <w:rFonts w:ascii="Arial"/>
                 <w:b/>
-                <w:sz w:val="10"/>
+                <w:sz w:val="9"/>
+                <w:szCs w:val="9"/>
               </w:rPr>
               <w:t>_u4}</w:t>
             </w:r>
@@ -20974,14 +21202,16 @@
               <w:rPr>
                 <w:rFonts w:ascii="Arial"/>
                 <w:b/>
-                <w:sz w:val="10"/>
+                <w:sz w:val="9"/>
+                <w:szCs w:val="9"/>
               </w:rPr>
             </w:pPr>
             <w:r>
               <w:rPr>
                 <w:rFonts w:ascii="Arial"/>
                 <w:b/>
-                <w:sz w:val="10"/>
+                <w:sz w:val="9"/>
+                <w:szCs w:val="9"/>
               </w:rPr>
               <w:t>${</w:t>
             </w:r>
@@ -20989,7 +21219,8 @@
               <w:rPr>
                 <w:rFonts w:ascii="Arial"/>
                 <w:b/>
-                <w:sz w:val="10"/>
+                <w:sz w:val="9"/>
+                <w:szCs w:val="9"/>
                 <w:lang w:val="es-PE"/>
               </w:rPr>
               <w:t>c/h</w:t>
@@ -20998,7 +21229,8 @@
               <w:rPr>
                 <w:rFonts w:ascii="Arial"/>
                 <w:b/>
-                <w:sz w:val="10"/>
+                <w:sz w:val="9"/>
+                <w:szCs w:val="9"/>
               </w:rPr>
               <w:t>_u5}</w:t>
             </w:r>
@@ -21021,14 +21253,16 @@
               <w:rPr>
                 <w:rFonts w:ascii="Arial"/>
                 <w:b/>
-                <w:sz w:val="10"/>
+                <w:sz w:val="9"/>
+                <w:szCs w:val="9"/>
               </w:rPr>
             </w:pPr>
             <w:r>
               <w:rPr>
                 <w:rFonts w:ascii="Arial"/>
                 <w:b/>
-                <w:sz w:val="10"/>
+                <w:sz w:val="9"/>
+                <w:szCs w:val="9"/>
               </w:rPr>
               <w:t>${</w:t>
             </w:r>
@@ -21036,7 +21270,8 @@
               <w:rPr>
                 <w:rFonts w:ascii="Arial"/>
                 <w:b/>
-                <w:sz w:val="10"/>
+                <w:sz w:val="9"/>
+                <w:szCs w:val="9"/>
                 <w:lang w:val="es-PE"/>
               </w:rPr>
               <w:t>c/h</w:t>
@@ -21045,7 +21280,8 @@
               <w:rPr>
                 <w:rFonts w:ascii="Arial"/>
                 <w:b/>
-                <w:sz w:val="10"/>
+                <w:sz w:val="9"/>
+                <w:szCs w:val="9"/>
               </w:rPr>
               <w:t>_u6}</w:t>
             </w:r>
@@ -21067,14 +21303,16 @@
               <w:ind w:left="63"/>
               <w:rPr>
                 <w:rFonts w:ascii="Times New Roman"/>
-                <w:sz w:val="8"/>
+                <w:sz w:val="9"/>
+                <w:szCs w:val="9"/>
               </w:rPr>
             </w:pPr>
             <w:r>
               <w:rPr>
                 <w:rFonts w:ascii="Arial"/>
                 <w:b/>
-                <w:sz w:val="10"/>
+                <w:sz w:val="9"/>
+                <w:szCs w:val="9"/>
               </w:rPr>
               <w:t>${</w:t>
             </w:r>
@@ -21082,7 +21320,8 @@
               <w:rPr>
                 <w:rFonts w:ascii="Arial"/>
                 <w:b/>
-                <w:sz w:val="10"/>
+                <w:sz w:val="9"/>
+                <w:szCs w:val="9"/>
                 <w:lang w:val="es-PE"/>
               </w:rPr>
               <w:t>c/h</w:t>
@@ -21091,7 +21330,8 @@
               <w:rPr>
                 <w:rFonts w:ascii="Arial"/>
                 <w:b/>
-                <w:sz w:val="10"/>
+                <w:sz w:val="9"/>
+                <w:szCs w:val="9"/>
               </w:rPr>
               <w:t>_u7}</w:t>
             </w:r>
@@ -21114,14 +21354,16 @@
               <w:rPr>
                 <w:rFonts w:ascii="Arial"/>
                 <w:b/>
-                <w:sz w:val="10"/>
+                <w:sz w:val="9"/>
+                <w:szCs w:val="9"/>
               </w:rPr>
             </w:pPr>
             <w:r>
               <w:rPr>
                 <w:rFonts w:ascii="Arial"/>
                 <w:b/>
-                <w:sz w:val="10"/>
+                <w:sz w:val="9"/>
+                <w:szCs w:val="9"/>
               </w:rPr>
               <w:t>${</w:t>
             </w:r>
@@ -21129,7 +21371,8 @@
               <w:rPr>
                 <w:rFonts w:ascii="Arial"/>
                 <w:b/>
-                <w:sz w:val="10"/>
+                <w:sz w:val="9"/>
+                <w:szCs w:val="9"/>
                 <w:lang w:val="es-PE"/>
               </w:rPr>
               <w:t>c/h</w:t>
@@ -21138,7 +21381,8 @@
               <w:rPr>
                 <w:rFonts w:ascii="Arial"/>
                 <w:b/>
-                <w:sz w:val="10"/>
+                <w:sz w:val="9"/>
+                <w:szCs w:val="9"/>
               </w:rPr>
               <w:t>_u8}</w:t>
             </w:r>
@@ -21161,14 +21405,16 @@
               <w:rPr>
                 <w:rFonts w:ascii="Arial"/>
                 <w:b/>
-                <w:sz w:val="10"/>
+                <w:sz w:val="9"/>
+                <w:szCs w:val="9"/>
               </w:rPr>
             </w:pPr>
             <w:r>
               <w:rPr>
                 <w:rFonts w:ascii="Arial"/>
                 <w:b/>
-                <w:sz w:val="10"/>
+                <w:sz w:val="9"/>
+                <w:szCs w:val="9"/>
               </w:rPr>
               <w:t>${</w:t>
             </w:r>
@@ -21176,7 +21422,8 @@
               <w:rPr>
                 <w:rFonts w:ascii="Arial"/>
                 <w:b/>
-                <w:sz w:val="10"/>
+                <w:sz w:val="9"/>
+                <w:szCs w:val="9"/>
                 <w:lang w:val="es-PE"/>
               </w:rPr>
               <w:t>c/h</w:t>
@@ -21185,7 +21432,8 @@
               <w:rPr>
                 <w:rFonts w:ascii="Arial"/>
                 <w:b/>
-                <w:sz w:val="10"/>
+                <w:sz w:val="9"/>
+                <w:szCs w:val="9"/>
               </w:rPr>
               <w:t>_u9}</w:t>
             </w:r>
@@ -21208,14 +21456,16 @@
               <w:rPr>
                 <w:rFonts w:ascii="Arial"/>
                 <w:b/>
-                <w:sz w:val="10"/>
+                <w:sz w:val="9"/>
+                <w:szCs w:val="9"/>
               </w:rPr>
             </w:pPr>
             <w:r>
               <w:rPr>
                 <w:rFonts w:ascii="Arial"/>
                 <w:b/>
-                <w:sz w:val="10"/>
+                <w:sz w:val="9"/>
+                <w:szCs w:val="9"/>
               </w:rPr>
               <w:t>${</w:t>
             </w:r>
@@ -21223,7 +21473,8 @@
               <w:rPr>
                 <w:rFonts w:ascii="Arial"/>
                 <w:b/>
-                <w:sz w:val="10"/>
+                <w:sz w:val="9"/>
+                <w:szCs w:val="9"/>
                 <w:lang w:val="es-PE"/>
               </w:rPr>
               <w:t>c/h</w:t>
@@ -21232,7 +21483,8 @@
               <w:rPr>
                 <w:rFonts w:ascii="Arial"/>
                 <w:b/>
-                <w:sz w:val="10"/>
+                <w:sz w:val="9"/>
+                <w:szCs w:val="9"/>
               </w:rPr>
               <w:t>_u10}</w:t>
             </w:r>
@@ -21255,16 +21507,38 @@
               <w:rPr>
                 <w:rFonts w:ascii="Arial"/>
                 <w:b/>
-                <w:sz w:val="10"/>
+                <w:sz w:val="9"/>
+                <w:szCs w:val="9"/>
               </w:rPr>
             </w:pPr>
             <w:r>
               <w:rPr>
                 <w:rFonts w:ascii="Arial"/>
                 <w:b/>
-                <w:sz w:val="10"/>
-              </w:rPr>
-              <w:t>${c/h_efsrt}</w:t>
+                <w:sz w:val="9"/>
+                <w:szCs w:val="9"/>
+              </w:rPr>
+              <w:t>${c/</w:t>
+            </w:r>
+            <w:proofErr w:type="spellStart"/>
+            <w:r>
+              <w:rPr>
+                <w:rFonts w:ascii="Arial"/>
+                <w:b/>
+                <w:sz w:val="9"/>
+                <w:szCs w:val="9"/>
+              </w:rPr>
+              <w:t>h_efsrt</w:t>
+            </w:r>
+            <w:proofErr w:type="spellEnd"/>
+            <w:r>
+              <w:rPr>
+                <w:rFonts w:ascii="Arial"/>
+                <w:b/>
+                <w:sz w:val="9"/>
+                <w:szCs w:val="9"/>
+              </w:rPr>
+              <w:t>}</w:t>
             </w:r>
           </w:p>
         </w:tc>
@@ -29335,20 +29609,745 @@
                 <w:spacing w:val="-5"/>
                 <w:sz w:val="10"/>
               </w:rPr>
+              <w:t>30</w:t>
+            </w:r>
+          </w:p>
+        </w:tc>
+        <w:tc>
+          <w:tcPr>
+            <w:tcW w:w="1387" w:type="dxa"/>
+            <w:tcBorders>
+              <w:top w:val="single" w:sz="4" w:space="0" w:color="000000"/>
+              <w:left w:val="single" w:sz="4" w:space="0" w:color="000000"/>
+              <w:bottom w:val="single" w:sz="4" w:space="0" w:color="000000"/>
+              <w:right w:val="single" w:sz="4" w:space="0" w:color="000000"/>
+            </w:tcBorders>
+          </w:tcPr>
+          <w:p>
+            <w:pPr>
+              <w:pStyle w:val="TableParagraph"/>
+              <w:jc w:val="center"/>
+              <w:rPr>
+                <w:rFonts w:ascii="Times New Roman"/>
+                <w:sz w:val="8"/>
+              </w:rPr>
+            </w:pPr>
+            <w:r>
+              <w:rPr>
+                <w:rFonts w:ascii="Arial" w:hAnsi="Arial" w:cs="Arial"/>
+                <w:sz w:val="13"/>
+                <w:szCs w:val="13"/>
+              </w:rPr>
+              <w:t>${cod_</w:t>
+            </w:r>
+            <w:r>
+              <w:rPr>
+                <w:rFonts w:ascii="Arial" w:hAnsi="Arial" w:cs="Arial"/>
+                <w:sz w:val="13"/>
+                <w:szCs w:val="13"/>
+              </w:rPr>
+              <w:t>30</w:t>
+            </w:r>
+            <w:r>
+              <w:rPr>
+                <w:rFonts w:ascii="Arial" w:hAnsi="Arial" w:cs="Arial"/>
+                <w:sz w:val="13"/>
+                <w:szCs w:val="13"/>
+              </w:rPr>
+              <w:t>}</w:t>
+            </w:r>
+          </w:p>
+        </w:tc>
+        <w:tc>
+          <w:tcPr>
+            <w:tcW w:w="4922" w:type="dxa"/>
+            <w:tcBorders>
+              <w:top w:val="single" w:sz="4" w:space="0" w:color="000000"/>
+              <w:left w:val="single" w:sz="4" w:space="0" w:color="000000"/>
+              <w:bottom w:val="single" w:sz="4" w:space="0" w:color="000000"/>
+              <w:right w:val="single" w:sz="4" w:space="0" w:color="000000"/>
+            </w:tcBorders>
+          </w:tcPr>
+          <w:p>
+            <w:pPr>
+              <w:pStyle w:val="TableParagraph"/>
+              <w:rPr>
+                <w:rFonts w:ascii="Times New Roman"/>
+                <w:sz w:val="8"/>
+              </w:rPr>
+            </w:pPr>
+            <w:r>
+              <w:rPr>
+                <w:rFonts w:ascii="Arial" w:hAnsi="Arial" w:cs="Arial"/>
+                <w:sz w:val="13"/>
+                <w:szCs w:val="13"/>
+              </w:rPr>
+              <w:t>${nom_</w:t>
+            </w:r>
+            <w:r>
+              <w:rPr>
+                <w:rFonts w:ascii="Arial" w:hAnsi="Arial" w:cs="Arial"/>
+                <w:sz w:val="13"/>
+                <w:szCs w:val="13"/>
+              </w:rPr>
+              <w:t>30</w:t>
+            </w:r>
+            <w:r>
+              <w:rPr>
+                <w:rFonts w:ascii="Arial" w:hAnsi="Arial" w:cs="Arial"/>
+                <w:sz w:val="13"/>
+                <w:szCs w:val="13"/>
+              </w:rPr>
+              <w:t>}</w:t>
+            </w:r>
+          </w:p>
+        </w:tc>
+        <w:tc>
+          <w:tcPr>
+            <w:tcW w:w="400" w:type="dxa"/>
+            <w:tcBorders>
+              <w:top w:val="single" w:sz="4" w:space="0" w:color="000000"/>
+              <w:left w:val="single" w:sz="4" w:space="0" w:color="000000"/>
+              <w:bottom w:val="single" w:sz="4" w:space="0" w:color="000000"/>
+              <w:right w:val="single" w:sz="4" w:space="0" w:color="000000"/>
+            </w:tcBorders>
+          </w:tcPr>
+          <w:p>
+            <w:pPr>
+              <w:pStyle w:val="TableParagraph"/>
+              <w:jc w:val="center"/>
+              <w:rPr>
+                <w:rFonts w:ascii="Arial" w:hAnsi="Arial" w:cs="Arial"/>
+                <w:b/>
+                <w:color w:val="001F60"/>
+                <w:spacing w:val="-5"/>
+                <w:sz w:val="13"/>
+              </w:rPr>
+            </w:pPr>
+            <w:r>
+              <w:rPr>
+                <w:rFonts w:ascii="Arial" w:hAnsi="Arial" w:cs="Arial"/>
+                <w:b/>
+                <w:color w:val="001F60"/>
+                <w:spacing w:val="-5"/>
+                <w:sz w:val="13"/>
+              </w:rPr>
+              <w:t>${u1_</w:t>
+            </w:r>
+            <w:r>
+              <w:rPr>
+                <w:rFonts w:ascii="Arial" w:hAnsi="Arial" w:cs="Arial"/>
+                <w:b/>
+                <w:color w:val="001F60"/>
+                <w:spacing w:val="-5"/>
+                <w:sz w:val="13"/>
+              </w:rPr>
+              <w:t>3</w:t>
+            </w:r>
+            <w:r>
+              <w:rPr>
+                <w:rFonts w:ascii="Arial" w:hAnsi="Arial" w:cs="Arial"/>
+                <w:b/>
+                <w:color w:val="001F60"/>
+                <w:spacing w:val="-5"/>
+                <w:sz w:val="13"/>
+              </w:rPr>
+              <w:lastRenderedPageBreak/>
+              <w:t>0</w:t>
+            </w:r>
+            <w:r>
+              <w:rPr>
+                <w:rFonts w:ascii="Arial" w:hAnsi="Arial" w:cs="Arial"/>
+                <w:b/>
+                <w:color w:val="001F60"/>
+                <w:spacing w:val="-5"/>
+                <w:sz w:val="13"/>
+              </w:rPr>
+              <w:t>}</w:t>
+            </w:r>
+          </w:p>
+        </w:tc>
+        <w:tc>
+          <w:tcPr>
+            <w:tcW w:w="422" w:type="dxa"/>
+            <w:tcBorders>
+              <w:top w:val="single" w:sz="4" w:space="0" w:color="000000"/>
+              <w:left w:val="single" w:sz="4" w:space="0" w:color="000000"/>
+              <w:bottom w:val="single" w:sz="4" w:space="0" w:color="000000"/>
+              <w:right w:val="single" w:sz="4" w:space="0" w:color="000000"/>
+            </w:tcBorders>
+          </w:tcPr>
+          <w:p>
+            <w:pPr>
+              <w:pStyle w:val="TableParagraph"/>
+              <w:jc w:val="center"/>
+              <w:rPr>
+                <w:rFonts w:ascii="Arial" w:hAnsi="Arial" w:cs="Arial"/>
+                <w:b/>
+                <w:color w:val="001F60"/>
+                <w:spacing w:val="-5"/>
+                <w:sz w:val="13"/>
+              </w:rPr>
+            </w:pPr>
+            <w:r>
+              <w:rPr>
+                <w:rFonts w:ascii="Arial" w:hAnsi="Arial" w:cs="Arial"/>
+                <w:b/>
+                <w:color w:val="001F60"/>
+                <w:spacing w:val="-5"/>
+                <w:sz w:val="13"/>
+              </w:rPr>
+              <w:lastRenderedPageBreak/>
+              <w:t>${u2_</w:t>
+            </w:r>
+            <w:r>
+              <w:rPr>
+                <w:rFonts w:ascii="Arial" w:hAnsi="Arial" w:cs="Arial"/>
+                <w:b/>
+                <w:color w:val="001F60"/>
+                <w:spacing w:val="-5"/>
+                <w:sz w:val="13"/>
+              </w:rPr>
+              <w:t>3</w:t>
+            </w:r>
+            <w:r>
+              <w:rPr>
+                <w:rFonts w:ascii="Arial" w:hAnsi="Arial" w:cs="Arial"/>
+                <w:b/>
+                <w:color w:val="001F60"/>
+                <w:spacing w:val="-5"/>
+                <w:sz w:val="13"/>
+              </w:rPr>
+              <w:lastRenderedPageBreak/>
+              <w:t>0</w:t>
+            </w:r>
+            <w:r>
+              <w:rPr>
+                <w:rFonts w:ascii="Arial" w:hAnsi="Arial" w:cs="Arial"/>
+                <w:b/>
+                <w:color w:val="001F60"/>
+                <w:spacing w:val="-5"/>
+                <w:sz w:val="13"/>
+              </w:rPr>
+              <w:t>}</w:t>
+            </w:r>
+          </w:p>
+        </w:tc>
+        <w:tc>
+          <w:tcPr>
+            <w:tcW w:w="348" w:type="dxa"/>
+            <w:tcBorders>
+              <w:top w:val="single" w:sz="4" w:space="0" w:color="000000"/>
+              <w:left w:val="single" w:sz="4" w:space="0" w:color="000000"/>
+              <w:bottom w:val="single" w:sz="4" w:space="0" w:color="000000"/>
+              <w:right w:val="single" w:sz="4" w:space="0" w:color="000000"/>
+            </w:tcBorders>
+          </w:tcPr>
+          <w:p>
+            <w:pPr>
+              <w:pStyle w:val="TableParagraph"/>
+              <w:jc w:val="center"/>
+              <w:rPr>
+                <w:rFonts w:ascii="Arial" w:hAnsi="Arial" w:cs="Arial"/>
+                <w:b/>
+                <w:color w:val="001F60"/>
+                <w:spacing w:val="-5"/>
+                <w:sz w:val="13"/>
+              </w:rPr>
+            </w:pPr>
+            <w:r>
+              <w:rPr>
+                <w:rFonts w:ascii="Arial" w:hAnsi="Arial" w:cs="Arial"/>
+                <w:b/>
+                <w:color w:val="001F60"/>
+                <w:spacing w:val="-5"/>
+                <w:sz w:val="13"/>
+              </w:rPr>
+              <w:lastRenderedPageBreak/>
+              <w:t>${u3_</w:t>
+            </w:r>
+            <w:r>
+              <w:rPr>
+                <w:rFonts w:ascii="Arial" w:hAnsi="Arial" w:cs="Arial"/>
+                <w:b/>
+                <w:color w:val="001F60"/>
+                <w:spacing w:val="-5"/>
+                <w:sz w:val="13"/>
+              </w:rPr>
               <w:lastRenderedPageBreak/>
               <w:t>30</w:t>
             </w:r>
-          </w:p>
-        </w:tc>
-        <w:tc>
-          <w:tcPr>
-            <w:tcW w:w="1387" w:type="dxa"/>
-            <w:tcBorders>
-              <w:top w:val="single" w:sz="4" w:space="0" w:color="000000"/>
-              <w:left w:val="single" w:sz="4" w:space="0" w:color="000000"/>
-              <w:bottom w:val="single" w:sz="4" w:space="0" w:color="000000"/>
-              <w:right w:val="single" w:sz="4" w:space="0" w:color="000000"/>
-            </w:tcBorders>
+            <w:r>
+              <w:rPr>
+                <w:rFonts w:ascii="Arial" w:hAnsi="Arial" w:cs="Arial"/>
+                <w:b/>
+                <w:color w:val="001F60"/>
+                <w:spacing w:val="-5"/>
+                <w:sz w:val="13"/>
+              </w:rPr>
+              <w:t>}</w:t>
+            </w:r>
+          </w:p>
+        </w:tc>
+        <w:tc>
+          <w:tcPr>
+            <w:tcW w:w="348" w:type="dxa"/>
+            <w:tcBorders>
+              <w:top w:val="single" w:sz="4" w:space="0" w:color="000000"/>
+              <w:left w:val="single" w:sz="4" w:space="0" w:color="000000"/>
+              <w:bottom w:val="single" w:sz="4" w:space="0" w:color="000000"/>
+              <w:right w:val="single" w:sz="4" w:space="0" w:color="000000"/>
+            </w:tcBorders>
+          </w:tcPr>
+          <w:p>
+            <w:pPr>
+              <w:pStyle w:val="TableParagraph"/>
+              <w:jc w:val="center"/>
+              <w:rPr>
+                <w:rFonts w:ascii="Arial" w:hAnsi="Arial" w:cs="Arial"/>
+                <w:b/>
+                <w:color w:val="001F60"/>
+                <w:spacing w:val="-5"/>
+                <w:sz w:val="13"/>
+              </w:rPr>
+            </w:pPr>
+            <w:r>
+              <w:rPr>
+                <w:rFonts w:ascii="Arial" w:hAnsi="Arial" w:cs="Arial"/>
+                <w:b/>
+                <w:color w:val="001F60"/>
+                <w:spacing w:val="-5"/>
+                <w:sz w:val="13"/>
+              </w:rPr>
+              <w:lastRenderedPageBreak/>
+              <w:t>${u4_</w:t>
+            </w:r>
+            <w:r>
+              <w:rPr>
+                <w:rFonts w:ascii="Arial" w:hAnsi="Arial" w:cs="Arial"/>
+                <w:b/>
+                <w:color w:val="001F60"/>
+                <w:spacing w:val="-5"/>
+                <w:sz w:val="13"/>
+              </w:rPr>
+              <w:lastRenderedPageBreak/>
+              <w:t>30</w:t>
+            </w:r>
+            <w:r>
+              <w:rPr>
+                <w:rFonts w:ascii="Arial" w:hAnsi="Arial" w:cs="Arial"/>
+                <w:b/>
+                <w:color w:val="001F60"/>
+                <w:spacing w:val="-5"/>
+                <w:sz w:val="13"/>
+              </w:rPr>
+              <w:t>}</w:t>
+            </w:r>
+          </w:p>
+        </w:tc>
+        <w:tc>
+          <w:tcPr>
+            <w:tcW w:w="348" w:type="dxa"/>
+            <w:tcBorders>
+              <w:top w:val="single" w:sz="4" w:space="0" w:color="000000"/>
+              <w:left w:val="single" w:sz="4" w:space="0" w:color="000000"/>
+              <w:bottom w:val="single" w:sz="4" w:space="0" w:color="000000"/>
+              <w:right w:val="single" w:sz="4" w:space="0" w:color="000000"/>
+            </w:tcBorders>
+          </w:tcPr>
+          <w:p>
+            <w:pPr>
+              <w:pStyle w:val="TableParagraph"/>
+              <w:jc w:val="center"/>
+              <w:rPr>
+                <w:rFonts w:ascii="Arial" w:hAnsi="Arial" w:cs="Arial"/>
+                <w:b/>
+                <w:color w:val="001F60"/>
+                <w:spacing w:val="-5"/>
+                <w:sz w:val="13"/>
+              </w:rPr>
+            </w:pPr>
+            <w:r>
+              <w:rPr>
+                <w:rFonts w:ascii="Arial" w:hAnsi="Arial" w:cs="Arial"/>
+                <w:b/>
+                <w:color w:val="001F60"/>
+                <w:spacing w:val="-5"/>
+                <w:sz w:val="13"/>
+              </w:rPr>
+              <w:lastRenderedPageBreak/>
+              <w:t>${u5_</w:t>
+            </w:r>
+            <w:r>
+              <w:rPr>
+                <w:rFonts w:ascii="Arial" w:hAnsi="Arial" w:cs="Arial"/>
+                <w:b/>
+                <w:color w:val="001F60"/>
+                <w:spacing w:val="-5"/>
+                <w:sz w:val="13"/>
+              </w:rPr>
+              <w:lastRenderedPageBreak/>
+              <w:t>30</w:t>
+            </w:r>
+            <w:r>
+              <w:rPr>
+                <w:rFonts w:ascii="Arial" w:hAnsi="Arial" w:cs="Arial"/>
+                <w:b/>
+                <w:color w:val="001F60"/>
+                <w:spacing w:val="-5"/>
+                <w:sz w:val="13"/>
+              </w:rPr>
+              <w:t>}</w:t>
+            </w:r>
+          </w:p>
+        </w:tc>
+        <w:tc>
+          <w:tcPr>
+            <w:tcW w:w="348" w:type="dxa"/>
+            <w:tcBorders>
+              <w:top w:val="single" w:sz="4" w:space="0" w:color="000000"/>
+              <w:left w:val="single" w:sz="4" w:space="0" w:color="000000"/>
+              <w:bottom w:val="single" w:sz="4" w:space="0" w:color="000000"/>
+              <w:right w:val="single" w:sz="4" w:space="0" w:color="000000"/>
+            </w:tcBorders>
+          </w:tcPr>
+          <w:p>
+            <w:pPr>
+              <w:pStyle w:val="TableParagraph"/>
+              <w:jc w:val="center"/>
+              <w:rPr>
+                <w:rFonts w:ascii="Arial" w:hAnsi="Arial" w:cs="Arial"/>
+                <w:b/>
+                <w:color w:val="001F60"/>
+                <w:spacing w:val="-5"/>
+                <w:sz w:val="13"/>
+              </w:rPr>
+            </w:pPr>
+            <w:r>
+              <w:rPr>
+                <w:rFonts w:ascii="Arial" w:hAnsi="Arial" w:cs="Arial"/>
+                <w:b/>
+                <w:color w:val="001F60"/>
+                <w:spacing w:val="-5"/>
+                <w:sz w:val="13"/>
+              </w:rPr>
+              <w:lastRenderedPageBreak/>
+              <w:t>${u6_</w:t>
+            </w:r>
+            <w:r>
+              <w:rPr>
+                <w:rFonts w:ascii="Arial" w:hAnsi="Arial" w:cs="Arial"/>
+                <w:b/>
+                <w:color w:val="001F60"/>
+                <w:spacing w:val="-5"/>
+                <w:sz w:val="13"/>
+              </w:rPr>
+              <w:lastRenderedPageBreak/>
+              <w:t>30</w:t>
+            </w:r>
+            <w:r>
+              <w:rPr>
+                <w:rFonts w:ascii="Arial" w:hAnsi="Arial" w:cs="Arial"/>
+                <w:b/>
+                <w:color w:val="001F60"/>
+                <w:spacing w:val="-5"/>
+                <w:sz w:val="13"/>
+              </w:rPr>
+              <w:t>}</w:t>
+            </w:r>
+          </w:p>
+        </w:tc>
+        <w:tc>
+          <w:tcPr>
+            <w:tcW w:w="348" w:type="dxa"/>
+            <w:tcBorders>
+              <w:top w:val="single" w:sz="4" w:space="0" w:color="000000"/>
+              <w:left w:val="single" w:sz="4" w:space="0" w:color="000000"/>
+              <w:bottom w:val="single" w:sz="4" w:space="0" w:color="000000"/>
+              <w:right w:val="single" w:sz="4" w:space="0" w:color="000000"/>
+            </w:tcBorders>
+          </w:tcPr>
+          <w:p>
+            <w:pPr>
+              <w:pStyle w:val="TableParagraph"/>
+              <w:jc w:val="center"/>
+              <w:rPr>
+                <w:rFonts w:ascii="Arial" w:hAnsi="Arial" w:cs="Arial"/>
+                <w:b/>
+                <w:color w:val="001F60"/>
+                <w:spacing w:val="-5"/>
+                <w:sz w:val="13"/>
+              </w:rPr>
+            </w:pPr>
+            <w:r>
+              <w:rPr>
+                <w:rFonts w:ascii="Arial" w:hAnsi="Arial" w:cs="Arial"/>
+                <w:b/>
+                <w:color w:val="001F60"/>
+                <w:spacing w:val="-5"/>
+                <w:sz w:val="13"/>
+              </w:rPr>
+              <w:lastRenderedPageBreak/>
+              <w:t>${u7_</w:t>
+            </w:r>
+            <w:r>
+              <w:rPr>
+                <w:rFonts w:ascii="Arial" w:hAnsi="Arial" w:cs="Arial"/>
+                <w:b/>
+                <w:color w:val="001F60"/>
+                <w:spacing w:val="-5"/>
+                <w:sz w:val="13"/>
+              </w:rPr>
+              <w:lastRenderedPageBreak/>
+              <w:t>30</w:t>
+            </w:r>
+            <w:r>
+              <w:rPr>
+                <w:rFonts w:ascii="Arial" w:hAnsi="Arial" w:cs="Arial"/>
+                <w:b/>
+                <w:color w:val="001F60"/>
+                <w:spacing w:val="-5"/>
+                <w:sz w:val="13"/>
+              </w:rPr>
+              <w:t>}</w:t>
+            </w:r>
+          </w:p>
+        </w:tc>
+        <w:tc>
+          <w:tcPr>
+            <w:tcW w:w="348" w:type="dxa"/>
+            <w:tcBorders>
+              <w:top w:val="single" w:sz="4" w:space="0" w:color="000000"/>
+              <w:left w:val="single" w:sz="4" w:space="0" w:color="000000"/>
+              <w:bottom w:val="single" w:sz="4" w:space="0" w:color="000000"/>
+              <w:right w:val="single" w:sz="4" w:space="0" w:color="000000"/>
+            </w:tcBorders>
+          </w:tcPr>
+          <w:p>
+            <w:pPr>
+              <w:pStyle w:val="TableParagraph"/>
+              <w:jc w:val="center"/>
+              <w:rPr>
+                <w:rFonts w:ascii="Arial" w:hAnsi="Arial" w:cs="Arial"/>
+                <w:b/>
+                <w:color w:val="001F60"/>
+                <w:spacing w:val="-5"/>
+                <w:sz w:val="13"/>
+              </w:rPr>
+            </w:pPr>
+            <w:r>
+              <w:rPr>
+                <w:rFonts w:ascii="Arial" w:hAnsi="Arial" w:cs="Arial"/>
+                <w:b/>
+                <w:color w:val="001F60"/>
+                <w:spacing w:val="-5"/>
+                <w:sz w:val="13"/>
+              </w:rPr>
+              <w:lastRenderedPageBreak/>
+              <w:t>${u8_</w:t>
+            </w:r>
+            <w:r>
+              <w:rPr>
+                <w:rFonts w:ascii="Arial" w:hAnsi="Arial" w:cs="Arial"/>
+                <w:b/>
+                <w:color w:val="001F60"/>
+                <w:spacing w:val="-5"/>
+                <w:sz w:val="13"/>
+              </w:rPr>
+              <w:lastRenderedPageBreak/>
+              <w:t>30</w:t>
+            </w:r>
+            <w:r>
+              <w:rPr>
+                <w:rFonts w:ascii="Arial" w:hAnsi="Arial" w:cs="Arial"/>
+                <w:b/>
+                <w:color w:val="001F60"/>
+                <w:spacing w:val="-5"/>
+                <w:sz w:val="13"/>
+              </w:rPr>
+              <w:t>}</w:t>
+            </w:r>
+          </w:p>
+        </w:tc>
+        <w:tc>
+          <w:tcPr>
+            <w:tcW w:w="348" w:type="dxa"/>
+            <w:tcBorders>
+              <w:top w:val="single" w:sz="4" w:space="0" w:color="000000"/>
+              <w:left w:val="single" w:sz="4" w:space="0" w:color="000000"/>
+              <w:bottom w:val="single" w:sz="4" w:space="0" w:color="000000"/>
+              <w:right w:val="single" w:sz="4" w:space="0" w:color="000000"/>
+            </w:tcBorders>
+          </w:tcPr>
+          <w:p>
+            <w:pPr>
+              <w:pStyle w:val="TableParagraph"/>
+              <w:jc w:val="center"/>
+              <w:rPr>
+                <w:rFonts w:ascii="Arial" w:hAnsi="Arial" w:cs="Arial"/>
+                <w:b/>
+                <w:color w:val="001F60"/>
+                <w:spacing w:val="-5"/>
+                <w:sz w:val="13"/>
+              </w:rPr>
+            </w:pPr>
+            <w:r>
+              <w:rPr>
+                <w:rFonts w:ascii="Arial" w:hAnsi="Arial" w:cs="Arial"/>
+                <w:b/>
+                <w:color w:val="001F60"/>
+                <w:spacing w:val="-5"/>
+                <w:sz w:val="13"/>
+              </w:rPr>
+              <w:lastRenderedPageBreak/>
+              <w:t>${u9_</w:t>
+            </w:r>
+            <w:r>
+              <w:rPr>
+                <w:rFonts w:ascii="Arial" w:hAnsi="Arial" w:cs="Arial"/>
+                <w:b/>
+                <w:color w:val="001F60"/>
+                <w:spacing w:val="-5"/>
+                <w:sz w:val="13"/>
+              </w:rPr>
+              <w:lastRenderedPageBreak/>
+              <w:t>30</w:t>
+            </w:r>
+            <w:r>
+              <w:rPr>
+                <w:rFonts w:ascii="Arial" w:hAnsi="Arial" w:cs="Arial"/>
+                <w:b/>
+                <w:color w:val="001F60"/>
+                <w:spacing w:val="-5"/>
+                <w:sz w:val="13"/>
+              </w:rPr>
+              <w:t>}</w:t>
+            </w:r>
+          </w:p>
+        </w:tc>
+        <w:tc>
+          <w:tcPr>
+            <w:tcW w:w="348" w:type="dxa"/>
+            <w:tcBorders>
+              <w:top w:val="single" w:sz="4" w:space="0" w:color="000000"/>
+              <w:left w:val="single" w:sz="4" w:space="0" w:color="000000"/>
+              <w:bottom w:val="single" w:sz="4" w:space="0" w:color="000000"/>
+              <w:right w:val="single" w:sz="4" w:space="0" w:color="000000"/>
+            </w:tcBorders>
+          </w:tcPr>
+          <w:p>
+            <w:pPr>
+              <w:pStyle w:val="TableParagraph"/>
+              <w:jc w:val="center"/>
+              <w:rPr>
+                <w:rFonts w:ascii="Arial" w:hAnsi="Arial" w:cs="Arial"/>
+                <w:b/>
+                <w:color w:val="001F60"/>
+                <w:spacing w:val="-5"/>
+                <w:sz w:val="13"/>
+              </w:rPr>
+            </w:pPr>
+            <w:r>
+              <w:rPr>
+                <w:rFonts w:ascii="Arial" w:hAnsi="Arial" w:cs="Arial"/>
+                <w:b/>
+                <w:color w:val="001F60"/>
+                <w:spacing w:val="-5"/>
+                <w:sz w:val="13"/>
+              </w:rPr>
+              <w:lastRenderedPageBreak/>
+              <w:t>${u10</w:t>
+            </w:r>
+            <w:r>
+              <w:rPr>
+                <w:rFonts w:ascii="Arial" w:hAnsi="Arial" w:cs="Arial"/>
+                <w:b/>
+                <w:color w:val="001F60"/>
+                <w:spacing w:val="-5"/>
+                <w:sz w:val="13"/>
+              </w:rPr>
+              <w:lastRenderedPageBreak/>
+              <w:t>_</w:t>
+            </w:r>
+            <w:r>
+              <w:rPr>
+                <w:rFonts w:ascii="Arial" w:hAnsi="Arial" w:cs="Arial"/>
+                <w:b/>
+                <w:color w:val="001F60"/>
+                <w:spacing w:val="-5"/>
+                <w:sz w:val="13"/>
+              </w:rPr>
+              <w:t>30</w:t>
+            </w:r>
+            <w:r>
+              <w:rPr>
+                <w:rFonts w:ascii="Arial" w:hAnsi="Arial" w:cs="Arial"/>
+                <w:b/>
+                <w:color w:val="001F60"/>
+                <w:spacing w:val="-5"/>
+                <w:sz w:val="13"/>
+              </w:rPr>
+              <w:t>}</w:t>
+            </w:r>
+          </w:p>
+        </w:tc>
+        <w:tc>
+          <w:tcPr>
+            <w:tcW w:w="348" w:type="dxa"/>
+            <w:tcBorders>
+              <w:top w:val="single" w:sz="4" w:space="0" w:color="000000"/>
+              <w:left w:val="single" w:sz="4" w:space="0" w:color="000000"/>
+              <w:bottom w:val="single" w:sz="4" w:space="0" w:color="000000"/>
+              <w:right w:val="single" w:sz="4" w:space="0" w:color="000000"/>
+            </w:tcBorders>
+            <w:vAlign w:val="bottom"/>
+          </w:tcPr>
+          <w:p>
+            <w:pPr>
+              <w:pStyle w:val="TableParagraph"/>
+              <w:jc w:val="center"/>
+              <w:rPr>
+                <w:rFonts w:ascii="Arial" w:hAnsi="Arial" w:cs="Arial"/>
+                <w:b/>
+                <w:color w:val="001F60"/>
+                <w:spacing w:val="-5"/>
+                <w:sz w:val="13"/>
+              </w:rPr>
+            </w:pPr>
+            <w:r>
+              <w:rPr>
+                <w:rFonts w:ascii="Arial" w:hAnsi="Arial" w:cs="Arial"/>
+                <w:b/>
+                <w:color w:val="001F60"/>
+                <w:spacing w:val="-5"/>
+                <w:sz w:val="13"/>
+              </w:rPr>
+              <w:lastRenderedPageBreak/>
+              <w:t>${not</w:t>
+            </w:r>
+            <w:r>
+              <w:rPr>
+                <w:rFonts w:ascii="Arial" w:hAnsi="Arial" w:cs="Arial"/>
+                <w:b/>
+                <w:color w:val="001F60"/>
+                <w:spacing w:val="-5"/>
+                <w:sz w:val="13"/>
+              </w:rPr>
+              <w:lastRenderedPageBreak/>
+              <w:t>a_efsrt30}</w:t>
+            </w:r>
+          </w:p>
+        </w:tc>
+        <w:tc>
+          <w:tcPr>
+            <w:tcW w:w="468" w:type="dxa"/>
+            <w:tcBorders>
+              <w:top w:val="single" w:sz="4" w:space="0" w:color="000000"/>
+              <w:left w:val="single" w:sz="4" w:space="0" w:color="000000"/>
+              <w:bottom w:val="single" w:sz="4" w:space="0" w:color="000000"/>
+              <w:right w:val="single" w:sz="4" w:space="0" w:color="000000"/>
+            </w:tcBorders>
+            <w:shd w:val="clear" w:color="auto" w:fill="F2F2F2"/>
           </w:tcPr>
           <w:p>
             <w:pPr>
@@ -29362,24 +30361,42 @@
             <w:r>
               <w:rPr>
                 <w:rFonts w:ascii="Arial" w:hAnsi="Arial" w:cs="Arial"/>
-                <w:sz w:val="13"/>
-                <w:szCs w:val="13"/>
-              </w:rPr>
-              <w:t>${cod_</w:t>
-            </w:r>
-            <w:r>
-              <w:rPr>
-                <w:rFonts w:ascii="Arial" w:hAnsi="Arial" w:cs="Arial"/>
-                <w:sz w:val="13"/>
-                <w:szCs w:val="13"/>
+                <w:b/>
+                <w:color w:val="001F60"/>
+                <w:spacing w:val="-5"/>
+                <w:sz w:val="13"/>
+              </w:rPr>
+              <w:lastRenderedPageBreak/>
+              <w:t>${logro</w:t>
+            </w:r>
+            <w:r>
+              <w:rPr>
+                <w:rFonts w:ascii="Arial" w:hAnsi="Arial" w:cs="Arial"/>
+                <w:b/>
+                <w:color w:val="001F60"/>
+                <w:spacing w:val="-5"/>
+                <w:sz w:val="13"/>
+              </w:rPr>
+              <w:lastRenderedPageBreak/>
+              <w:t>_</w:t>
+            </w:r>
+            <w:r>
+              <w:rPr>
+                <w:rFonts w:ascii="Arial" w:hAnsi="Arial" w:cs="Arial"/>
+                <w:b/>
+                <w:color w:val="001F60"/>
+                <w:spacing w:val="-5"/>
+                <w:sz w:val="13"/>
               </w:rPr>
               <w:t>30</w:t>
             </w:r>
             <w:r>
               <w:rPr>
                 <w:rFonts w:ascii="Arial" w:hAnsi="Arial" w:cs="Arial"/>
-                <w:sz w:val="13"/>
-                <w:szCs w:val="13"/>
+                <w:b/>
+                <w:color w:val="001F60"/>
+                <w:spacing w:val="-5"/>
+                <w:sz w:val="13"/>
               </w:rPr>
               <w:t>}</w:t>
             </w:r>
@@ -29387,17 +30404,18 @@
         </w:tc>
         <w:tc>
           <w:tcPr>
-            <w:tcW w:w="4922" w:type="dxa"/>
-            <w:tcBorders>
-              <w:top w:val="single" w:sz="4" w:space="0" w:color="000000"/>
-              <w:left w:val="single" w:sz="4" w:space="0" w:color="000000"/>
-              <w:bottom w:val="single" w:sz="4" w:space="0" w:color="000000"/>
-              <w:right w:val="single" w:sz="4" w:space="0" w:color="000000"/>
-            </w:tcBorders>
-          </w:tcPr>
-          <w:p>
-            <w:pPr>
-              <w:pStyle w:val="TableParagraph"/>
+            <w:tcW w:w="468" w:type="dxa"/>
+            <w:tcBorders>
+              <w:top w:val="single" w:sz="4" w:space="0" w:color="000000"/>
+              <w:left w:val="single" w:sz="4" w:space="0" w:color="000000"/>
+              <w:bottom w:val="single" w:sz="4" w:space="0" w:color="000000"/>
+              <w:right w:val="single" w:sz="4" w:space="0" w:color="000000"/>
+            </w:tcBorders>
+          </w:tcPr>
+          <w:p>
+            <w:pPr>
+              <w:pStyle w:val="TableParagraph"/>
+              <w:jc w:val="center"/>
               <w:rPr>
                 <w:rFonts w:ascii="Times New Roman"/>
                 <w:sz w:val="8"/>
@@ -29406,24 +30424,34 @@
             <w:r>
               <w:rPr>
                 <w:rFonts w:ascii="Arial" w:hAnsi="Arial" w:cs="Arial"/>
-                <w:sz w:val="13"/>
-                <w:szCs w:val="13"/>
-              </w:rPr>
-              <w:t>${nom_</w:t>
-            </w:r>
-            <w:r>
-              <w:rPr>
-                <w:rFonts w:ascii="Arial" w:hAnsi="Arial" w:cs="Arial"/>
-                <w:sz w:val="13"/>
-                <w:szCs w:val="13"/>
+                <w:spacing w:val="-5"/>
+                <w:sz w:val="13"/>
+              </w:rPr>
+              <w:lastRenderedPageBreak/>
+              <w:t>${aprob</w:t>
+            </w:r>
+            <w:r>
+              <w:rPr>
+                <w:rFonts w:ascii="Arial" w:hAnsi="Arial" w:cs="Arial"/>
+                <w:spacing w:val="-5"/>
+                <w:sz w:val="13"/>
+              </w:rPr>
+              <w:lastRenderedPageBreak/>
+              <w:t>_</w:t>
+            </w:r>
+            <w:r>
+              <w:rPr>
+                <w:rFonts w:ascii="Arial" w:hAnsi="Arial" w:cs="Arial"/>
+                <w:spacing w:val="-5"/>
+                <w:sz w:val="13"/>
               </w:rPr>
               <w:t>30</w:t>
             </w:r>
             <w:r>
               <w:rPr>
                 <w:rFonts w:ascii="Arial" w:hAnsi="Arial" w:cs="Arial"/>
-                <w:sz w:val="13"/>
-                <w:szCs w:val="13"/>
+                <w:spacing w:val="-5"/>
+                <w:sz w:val="13"/>
               </w:rPr>
               <w:t>}</w:t>
             </w:r>
@@ -29431,589 +30459,13 @@
         </w:tc>
         <w:tc>
           <w:tcPr>
-            <w:tcW w:w="400" w:type="dxa"/>
-            <w:tcBorders>
-              <w:top w:val="single" w:sz="4" w:space="0" w:color="000000"/>
-              <w:left w:val="single" w:sz="4" w:space="0" w:color="000000"/>
-              <w:bottom w:val="single" w:sz="4" w:space="0" w:color="000000"/>
-              <w:right w:val="single" w:sz="4" w:space="0" w:color="000000"/>
-            </w:tcBorders>
-          </w:tcPr>
-          <w:p>
-            <w:pPr>
-              <w:pStyle w:val="TableParagraph"/>
-              <w:jc w:val="center"/>
-              <w:rPr>
-                <w:rFonts w:ascii="Arial" w:hAnsi="Arial" w:cs="Arial"/>
-                <w:b/>
-                <w:color w:val="001F60"/>
-                <w:spacing w:val="-5"/>
-                <w:sz w:val="13"/>
-              </w:rPr>
-            </w:pPr>
-            <w:r>
-              <w:rPr>
-                <w:rFonts w:ascii="Arial" w:hAnsi="Arial" w:cs="Arial"/>
-                <w:b/>
-                <w:color w:val="001F60"/>
-                <w:spacing w:val="-5"/>
-                <w:sz w:val="13"/>
-              </w:rPr>
-              <w:t>${u1_</w:t>
-            </w:r>
-            <w:r>
-              <w:rPr>
-                <w:rFonts w:ascii="Arial" w:hAnsi="Arial" w:cs="Arial"/>
-                <w:b/>
-                <w:color w:val="001F60"/>
-                <w:spacing w:val="-5"/>
-                <w:sz w:val="13"/>
-              </w:rPr>
-              <w:t>30</w:t>
-            </w:r>
-            <w:r>
-              <w:rPr>
-                <w:rFonts w:ascii="Arial" w:hAnsi="Arial" w:cs="Arial"/>
-                <w:b/>
-                <w:color w:val="001F60"/>
-                <w:spacing w:val="-5"/>
-                <w:sz w:val="13"/>
-              </w:rPr>
-              <w:t>}</w:t>
-            </w:r>
-          </w:p>
-        </w:tc>
-        <w:tc>
-          <w:tcPr>
-            <w:tcW w:w="422" w:type="dxa"/>
-            <w:tcBorders>
-              <w:top w:val="single" w:sz="4" w:space="0" w:color="000000"/>
-              <w:left w:val="single" w:sz="4" w:space="0" w:color="000000"/>
-              <w:bottom w:val="single" w:sz="4" w:space="0" w:color="000000"/>
-              <w:right w:val="single" w:sz="4" w:space="0" w:color="000000"/>
-            </w:tcBorders>
-          </w:tcPr>
-          <w:p>
-            <w:pPr>
-              <w:pStyle w:val="TableParagraph"/>
-              <w:jc w:val="center"/>
-              <w:rPr>
-                <w:rFonts w:ascii="Arial" w:hAnsi="Arial" w:cs="Arial"/>
-                <w:b/>
-                <w:color w:val="001F60"/>
-                <w:spacing w:val="-5"/>
-                <w:sz w:val="13"/>
-              </w:rPr>
-            </w:pPr>
-            <w:r>
-              <w:rPr>
-                <w:rFonts w:ascii="Arial" w:hAnsi="Arial" w:cs="Arial"/>
-                <w:b/>
-                <w:color w:val="001F60"/>
-                <w:spacing w:val="-5"/>
-                <w:sz w:val="13"/>
-              </w:rPr>
-              <w:t>${u2_</w:t>
-            </w:r>
-            <w:r>
-              <w:rPr>
-                <w:rFonts w:ascii="Arial" w:hAnsi="Arial" w:cs="Arial"/>
-                <w:b/>
-                <w:color w:val="001F60"/>
-                <w:spacing w:val="-5"/>
-                <w:sz w:val="13"/>
-              </w:rPr>
-              <w:t>30</w:t>
-            </w:r>
-            <w:r>
-              <w:rPr>
-                <w:rFonts w:ascii="Arial" w:hAnsi="Arial" w:cs="Arial"/>
-                <w:b/>
-                <w:color w:val="001F60"/>
-                <w:spacing w:val="-5"/>
-                <w:sz w:val="13"/>
-              </w:rPr>
-              <w:t>}</w:t>
-            </w:r>
-          </w:p>
-        </w:tc>
-        <w:tc>
-          <w:tcPr>
-            <w:tcW w:w="348" w:type="dxa"/>
-            <w:tcBorders>
-              <w:top w:val="single" w:sz="4" w:space="0" w:color="000000"/>
-              <w:left w:val="single" w:sz="4" w:space="0" w:color="000000"/>
-              <w:bottom w:val="single" w:sz="4" w:space="0" w:color="000000"/>
-              <w:right w:val="single" w:sz="4" w:space="0" w:color="000000"/>
-            </w:tcBorders>
-          </w:tcPr>
-          <w:p>
-            <w:pPr>
-              <w:pStyle w:val="TableParagraph"/>
-              <w:jc w:val="center"/>
-              <w:rPr>
-                <w:rFonts w:ascii="Arial" w:hAnsi="Arial" w:cs="Arial"/>
-                <w:b/>
-                <w:color w:val="001F60"/>
-                <w:spacing w:val="-5"/>
-                <w:sz w:val="13"/>
-              </w:rPr>
-            </w:pPr>
-            <w:r>
-              <w:rPr>
-                <w:rFonts w:ascii="Arial" w:hAnsi="Arial" w:cs="Arial"/>
-                <w:b/>
-                <w:color w:val="001F60"/>
-                <w:spacing w:val="-5"/>
-                <w:sz w:val="13"/>
-              </w:rPr>
-              <w:t>${u3_</w:t>
-            </w:r>
-            <w:r>
-              <w:rPr>
-                <w:rFonts w:ascii="Arial" w:hAnsi="Arial" w:cs="Arial"/>
-                <w:b/>
-                <w:color w:val="001F60"/>
-                <w:spacing w:val="-5"/>
-                <w:sz w:val="13"/>
-              </w:rPr>
-              <w:t>30</w:t>
-            </w:r>
-            <w:r>
-              <w:rPr>
-                <w:rFonts w:ascii="Arial" w:hAnsi="Arial" w:cs="Arial"/>
-                <w:b/>
-                <w:color w:val="001F60"/>
-                <w:spacing w:val="-5"/>
-                <w:sz w:val="13"/>
-              </w:rPr>
-              <w:t>}</w:t>
-            </w:r>
-          </w:p>
-        </w:tc>
-        <w:tc>
-          <w:tcPr>
-            <w:tcW w:w="348" w:type="dxa"/>
-            <w:tcBorders>
-              <w:top w:val="single" w:sz="4" w:space="0" w:color="000000"/>
-              <w:left w:val="single" w:sz="4" w:space="0" w:color="000000"/>
-              <w:bottom w:val="single" w:sz="4" w:space="0" w:color="000000"/>
-              <w:right w:val="single" w:sz="4" w:space="0" w:color="000000"/>
-            </w:tcBorders>
-          </w:tcPr>
-          <w:p>
-            <w:pPr>
-              <w:pStyle w:val="TableParagraph"/>
-              <w:jc w:val="center"/>
-              <w:rPr>
-                <w:rFonts w:ascii="Arial" w:hAnsi="Arial" w:cs="Arial"/>
-                <w:b/>
-                <w:color w:val="001F60"/>
-                <w:spacing w:val="-5"/>
-                <w:sz w:val="13"/>
-              </w:rPr>
-            </w:pPr>
-            <w:r>
-              <w:rPr>
-                <w:rFonts w:ascii="Arial" w:hAnsi="Arial" w:cs="Arial"/>
-                <w:b/>
-                <w:color w:val="001F60"/>
-                <w:spacing w:val="-5"/>
-                <w:sz w:val="13"/>
-              </w:rPr>
-              <w:t>${u4_</w:t>
-            </w:r>
-            <w:r>
-              <w:rPr>
-                <w:rFonts w:ascii="Arial" w:hAnsi="Arial" w:cs="Arial"/>
-                <w:b/>
-                <w:color w:val="001F60"/>
-                <w:spacing w:val="-5"/>
-                <w:sz w:val="13"/>
-              </w:rPr>
-              <w:t>30</w:t>
-            </w:r>
-            <w:r>
-              <w:rPr>
-                <w:rFonts w:ascii="Arial" w:hAnsi="Arial" w:cs="Arial"/>
-                <w:b/>
-                <w:color w:val="001F60"/>
-                <w:spacing w:val="-5"/>
-                <w:sz w:val="13"/>
-              </w:rPr>
-              <w:t>}</w:t>
-            </w:r>
-          </w:p>
-        </w:tc>
-        <w:tc>
-          <w:tcPr>
-            <w:tcW w:w="348" w:type="dxa"/>
-            <w:tcBorders>
-              <w:top w:val="single" w:sz="4" w:space="0" w:color="000000"/>
-              <w:left w:val="single" w:sz="4" w:space="0" w:color="000000"/>
-              <w:bottom w:val="single" w:sz="4" w:space="0" w:color="000000"/>
-              <w:right w:val="single" w:sz="4" w:space="0" w:color="000000"/>
-            </w:tcBorders>
-          </w:tcPr>
-          <w:p>
-            <w:pPr>
-              <w:pStyle w:val="TableParagraph"/>
-              <w:jc w:val="center"/>
-              <w:rPr>
-                <w:rFonts w:ascii="Arial" w:hAnsi="Arial" w:cs="Arial"/>
-                <w:b/>
-                <w:color w:val="001F60"/>
-                <w:spacing w:val="-5"/>
-                <w:sz w:val="13"/>
-              </w:rPr>
-            </w:pPr>
-            <w:r>
-              <w:rPr>
-                <w:rFonts w:ascii="Arial" w:hAnsi="Arial" w:cs="Arial"/>
-                <w:b/>
-                <w:color w:val="001F60"/>
-                <w:spacing w:val="-5"/>
-                <w:sz w:val="13"/>
-              </w:rPr>
-              <w:t>${u5_</w:t>
-            </w:r>
-            <w:r>
-              <w:rPr>
-                <w:rFonts w:ascii="Arial" w:hAnsi="Arial" w:cs="Arial"/>
-                <w:b/>
-                <w:color w:val="001F60"/>
-                <w:spacing w:val="-5"/>
-                <w:sz w:val="13"/>
-              </w:rPr>
-              <w:t>30</w:t>
-            </w:r>
-            <w:r>
-              <w:rPr>
-                <w:rFonts w:ascii="Arial" w:hAnsi="Arial" w:cs="Arial"/>
-                <w:b/>
-                <w:color w:val="001F60"/>
-                <w:spacing w:val="-5"/>
-                <w:sz w:val="13"/>
-              </w:rPr>
-              <w:t>}</w:t>
-            </w:r>
-          </w:p>
-        </w:tc>
-        <w:tc>
-          <w:tcPr>
-            <w:tcW w:w="348" w:type="dxa"/>
-            <w:tcBorders>
-              <w:top w:val="single" w:sz="4" w:space="0" w:color="000000"/>
-              <w:left w:val="single" w:sz="4" w:space="0" w:color="000000"/>
-              <w:bottom w:val="single" w:sz="4" w:space="0" w:color="000000"/>
-              <w:right w:val="single" w:sz="4" w:space="0" w:color="000000"/>
-            </w:tcBorders>
-          </w:tcPr>
-          <w:p>
-            <w:pPr>
-              <w:pStyle w:val="TableParagraph"/>
-              <w:jc w:val="center"/>
-              <w:rPr>
-                <w:rFonts w:ascii="Arial" w:hAnsi="Arial" w:cs="Arial"/>
-                <w:b/>
-                <w:color w:val="001F60"/>
-                <w:spacing w:val="-5"/>
-                <w:sz w:val="13"/>
-              </w:rPr>
-            </w:pPr>
-            <w:r>
-              <w:rPr>
-                <w:rFonts w:ascii="Arial" w:hAnsi="Arial" w:cs="Arial"/>
-                <w:b/>
-                <w:color w:val="001F60"/>
-                <w:spacing w:val="-5"/>
-                <w:sz w:val="13"/>
-              </w:rPr>
-              <w:t>${u6_</w:t>
-            </w:r>
-            <w:r>
-              <w:rPr>
-                <w:rFonts w:ascii="Arial" w:hAnsi="Arial" w:cs="Arial"/>
-                <w:b/>
-                <w:color w:val="001F60"/>
-                <w:spacing w:val="-5"/>
-                <w:sz w:val="13"/>
-              </w:rPr>
-              <w:t>30</w:t>
-            </w:r>
-            <w:r>
-              <w:rPr>
-                <w:rFonts w:ascii="Arial" w:hAnsi="Arial" w:cs="Arial"/>
-                <w:b/>
-                <w:color w:val="001F60"/>
-                <w:spacing w:val="-5"/>
-                <w:sz w:val="13"/>
-              </w:rPr>
-              <w:t>}</w:t>
-            </w:r>
-          </w:p>
-        </w:tc>
-        <w:tc>
-          <w:tcPr>
-            <w:tcW w:w="348" w:type="dxa"/>
-            <w:tcBorders>
-              <w:top w:val="single" w:sz="4" w:space="0" w:color="000000"/>
-              <w:left w:val="single" w:sz="4" w:space="0" w:color="000000"/>
-              <w:bottom w:val="single" w:sz="4" w:space="0" w:color="000000"/>
-              <w:right w:val="single" w:sz="4" w:space="0" w:color="000000"/>
-            </w:tcBorders>
-          </w:tcPr>
-          <w:p>
-            <w:pPr>
-              <w:pStyle w:val="TableParagraph"/>
-              <w:jc w:val="center"/>
-              <w:rPr>
-                <w:rFonts w:ascii="Arial" w:hAnsi="Arial" w:cs="Arial"/>
-                <w:b/>
-                <w:color w:val="001F60"/>
-                <w:spacing w:val="-5"/>
-                <w:sz w:val="13"/>
-              </w:rPr>
-            </w:pPr>
-            <w:r>
-              <w:rPr>
-                <w:rFonts w:ascii="Arial" w:hAnsi="Arial" w:cs="Arial"/>
-                <w:b/>
-                <w:color w:val="001F60"/>
-                <w:spacing w:val="-5"/>
-                <w:sz w:val="13"/>
-              </w:rPr>
-              <w:t>${u7_</w:t>
-            </w:r>
-            <w:r>
-              <w:rPr>
-                <w:rFonts w:ascii="Arial" w:hAnsi="Arial" w:cs="Arial"/>
-                <w:b/>
-                <w:color w:val="001F60"/>
-                <w:spacing w:val="-5"/>
-                <w:sz w:val="13"/>
-              </w:rPr>
-              <w:t>30</w:t>
-            </w:r>
-            <w:r>
-              <w:rPr>
-                <w:rFonts w:ascii="Arial" w:hAnsi="Arial" w:cs="Arial"/>
-                <w:b/>
-                <w:color w:val="001F60"/>
-                <w:spacing w:val="-5"/>
-                <w:sz w:val="13"/>
-              </w:rPr>
-              <w:t>}</w:t>
-            </w:r>
-          </w:p>
-        </w:tc>
-        <w:tc>
-          <w:tcPr>
-            <w:tcW w:w="348" w:type="dxa"/>
-            <w:tcBorders>
-              <w:top w:val="single" w:sz="4" w:space="0" w:color="000000"/>
-              <w:left w:val="single" w:sz="4" w:space="0" w:color="000000"/>
-              <w:bottom w:val="single" w:sz="4" w:space="0" w:color="000000"/>
-              <w:right w:val="single" w:sz="4" w:space="0" w:color="000000"/>
-            </w:tcBorders>
-          </w:tcPr>
-          <w:p>
-            <w:pPr>
-              <w:pStyle w:val="TableParagraph"/>
-              <w:jc w:val="center"/>
-              <w:rPr>
-                <w:rFonts w:ascii="Arial" w:hAnsi="Arial" w:cs="Arial"/>
-                <w:b/>
-                <w:color w:val="001F60"/>
-                <w:spacing w:val="-5"/>
-                <w:sz w:val="13"/>
-              </w:rPr>
-            </w:pPr>
-            <w:r>
-              <w:rPr>
-                <w:rFonts w:ascii="Arial" w:hAnsi="Arial" w:cs="Arial"/>
-                <w:b/>
-                <w:color w:val="001F60"/>
-                <w:spacing w:val="-5"/>
-                <w:sz w:val="13"/>
-              </w:rPr>
-              <w:t>${u8_</w:t>
-            </w:r>
-            <w:r>
-              <w:rPr>
-                <w:rFonts w:ascii="Arial" w:hAnsi="Arial" w:cs="Arial"/>
-                <w:b/>
-                <w:color w:val="001F60"/>
-                <w:spacing w:val="-5"/>
-                <w:sz w:val="13"/>
-              </w:rPr>
-              <w:t>30</w:t>
-            </w:r>
-            <w:r>
-              <w:rPr>
-                <w:rFonts w:ascii="Arial" w:hAnsi="Arial" w:cs="Arial"/>
-                <w:b/>
-                <w:color w:val="001F60"/>
-                <w:spacing w:val="-5"/>
-                <w:sz w:val="13"/>
-              </w:rPr>
-              <w:t>}</w:t>
-            </w:r>
-          </w:p>
-        </w:tc>
-        <w:tc>
-          <w:tcPr>
-            <w:tcW w:w="348" w:type="dxa"/>
-            <w:tcBorders>
-              <w:top w:val="single" w:sz="4" w:space="0" w:color="000000"/>
-              <w:left w:val="single" w:sz="4" w:space="0" w:color="000000"/>
-              <w:bottom w:val="single" w:sz="4" w:space="0" w:color="000000"/>
-              <w:right w:val="single" w:sz="4" w:space="0" w:color="000000"/>
-            </w:tcBorders>
-          </w:tcPr>
-          <w:p>
-            <w:pPr>
-              <w:pStyle w:val="TableParagraph"/>
-              <w:jc w:val="center"/>
-              <w:rPr>
-                <w:rFonts w:ascii="Arial" w:hAnsi="Arial" w:cs="Arial"/>
-                <w:b/>
-                <w:color w:val="001F60"/>
-                <w:spacing w:val="-5"/>
-                <w:sz w:val="13"/>
-              </w:rPr>
-            </w:pPr>
-            <w:r>
-              <w:rPr>
-                <w:rFonts w:ascii="Arial" w:hAnsi="Arial" w:cs="Arial"/>
-                <w:b/>
-                <w:color w:val="001F60"/>
-                <w:spacing w:val="-5"/>
-                <w:sz w:val="13"/>
-              </w:rPr>
-              <w:t>${u9_</w:t>
-            </w:r>
-            <w:r>
-              <w:rPr>
-                <w:rFonts w:ascii="Arial" w:hAnsi="Arial" w:cs="Arial"/>
-                <w:b/>
-                <w:color w:val="001F60"/>
-                <w:spacing w:val="-5"/>
-                <w:sz w:val="13"/>
-              </w:rPr>
-              <w:t>30</w:t>
-            </w:r>
-            <w:r>
-              <w:rPr>
-                <w:rFonts w:ascii="Arial" w:hAnsi="Arial" w:cs="Arial"/>
-                <w:b/>
-                <w:color w:val="001F60"/>
-                <w:spacing w:val="-5"/>
-                <w:sz w:val="13"/>
-              </w:rPr>
-              <w:t>}</w:t>
-            </w:r>
-          </w:p>
-        </w:tc>
-        <w:tc>
-          <w:tcPr>
-            <w:tcW w:w="348" w:type="dxa"/>
-            <w:tcBorders>
-              <w:top w:val="single" w:sz="4" w:space="0" w:color="000000"/>
-              <w:left w:val="single" w:sz="4" w:space="0" w:color="000000"/>
-              <w:bottom w:val="single" w:sz="4" w:space="0" w:color="000000"/>
-              <w:right w:val="single" w:sz="4" w:space="0" w:color="000000"/>
-            </w:tcBorders>
-          </w:tcPr>
-          <w:p>
-            <w:pPr>
-              <w:pStyle w:val="TableParagraph"/>
-              <w:jc w:val="center"/>
-              <w:rPr>
-                <w:rFonts w:ascii="Arial" w:hAnsi="Arial" w:cs="Arial"/>
-                <w:b/>
-                <w:color w:val="001F60"/>
-                <w:spacing w:val="-5"/>
-                <w:sz w:val="13"/>
-              </w:rPr>
-            </w:pPr>
-            <w:r>
-              <w:rPr>
-                <w:rFonts w:ascii="Arial" w:hAnsi="Arial" w:cs="Arial"/>
-                <w:b/>
-                <w:color w:val="001F60"/>
-                <w:spacing w:val="-5"/>
-                <w:sz w:val="13"/>
-              </w:rPr>
-              <w:t>${u10_</w:t>
-            </w:r>
-            <w:r>
-              <w:rPr>
-                <w:rFonts w:ascii="Arial" w:hAnsi="Arial" w:cs="Arial"/>
-                <w:b/>
-                <w:color w:val="001F60"/>
-                <w:spacing w:val="-5"/>
-                <w:sz w:val="13"/>
-              </w:rPr>
-              <w:t>30</w:t>
-            </w:r>
-            <w:r>
-              <w:rPr>
-                <w:rFonts w:ascii="Arial" w:hAnsi="Arial" w:cs="Arial"/>
-                <w:b/>
-                <w:color w:val="001F60"/>
-                <w:spacing w:val="-5"/>
-                <w:sz w:val="13"/>
-              </w:rPr>
-              <w:t>}</w:t>
-            </w:r>
-          </w:p>
-        </w:tc>
-        <w:tc>
-          <w:tcPr>
-            <w:tcW w:w="348" w:type="dxa"/>
-            <w:tcBorders>
-              <w:top w:val="single" w:sz="4" w:space="0" w:color="000000"/>
-              <w:left w:val="single" w:sz="4" w:space="0" w:color="000000"/>
-              <w:bottom w:val="single" w:sz="4" w:space="0" w:color="000000"/>
-              <w:right w:val="single" w:sz="4" w:space="0" w:color="000000"/>
-            </w:tcBorders>
-            <w:vAlign w:val="bottom"/>
-          </w:tcPr>
-          <w:p>
-            <w:pPr>
-              <w:pStyle w:val="TableParagraph"/>
-              <w:jc w:val="center"/>
-              <w:rPr>
-                <w:rFonts w:ascii="Arial" w:hAnsi="Arial" w:cs="Arial"/>
-                <w:b/>
-                <w:color w:val="001F60"/>
-                <w:spacing w:val="-5"/>
-                <w:sz w:val="13"/>
-              </w:rPr>
-            </w:pPr>
-            <w:r>
-              <w:rPr>
-                <w:rFonts w:ascii="Arial" w:hAnsi="Arial" w:cs="Arial"/>
-                <w:b/>
-                <w:color w:val="001F60"/>
-                <w:spacing w:val="-5"/>
-                <w:sz w:val="13"/>
-              </w:rPr>
-              <w:t>${nota_efsrt30}</w:t>
-            </w:r>
-          </w:p>
-        </w:tc>
-        <w:tc>
-          <w:tcPr>
-            <w:tcW w:w="468" w:type="dxa"/>
-            <w:tcBorders>
-              <w:top w:val="single" w:sz="4" w:space="0" w:color="000000"/>
-              <w:left w:val="single" w:sz="4" w:space="0" w:color="000000"/>
-              <w:bottom w:val="single" w:sz="4" w:space="0" w:color="000000"/>
-              <w:right w:val="single" w:sz="4" w:space="0" w:color="000000"/>
-            </w:tcBorders>
-            <w:shd w:val="clear" w:color="auto" w:fill="F2F2F2"/>
+            <w:tcW w:w="408" w:type="dxa"/>
+            <w:tcBorders>
+              <w:top w:val="single" w:sz="4" w:space="0" w:color="000000"/>
+              <w:left w:val="single" w:sz="4" w:space="0" w:color="000000"/>
+              <w:bottom w:val="single" w:sz="4" w:space="0" w:color="000000"/>
+              <w:right w:val="single" w:sz="4" w:space="0" w:color="000000"/>
+            </w:tcBorders>
           </w:tcPr>
           <w:p>
             <w:pPr>
@@ -30027,18 +30479,24 @@
             <w:r>
               <w:rPr>
                 <w:rFonts w:ascii="Arial" w:hAnsi="Arial" w:cs="Arial"/>
-                <w:b/>
-                <w:color w:val="001F60"/>
-                <w:spacing w:val="-5"/>
-                <w:sz w:val="13"/>
-              </w:rPr>
-              <w:t>${logro_</w:t>
-            </w:r>
-            <w:r>
-              <w:rPr>
-                <w:rFonts w:ascii="Arial" w:hAnsi="Arial" w:cs="Arial"/>
-                <w:b/>
-                <w:color w:val="001F60"/>
+                <w:spacing w:val="-5"/>
+                <w:sz w:val="13"/>
+              </w:rPr>
+              <w:lastRenderedPageBreak/>
+              <w:t>${desa</w:t>
+            </w:r>
+            <w:r>
+              <w:rPr>
+                <w:rFonts w:ascii="Arial" w:hAnsi="Arial" w:cs="Arial"/>
+                <w:spacing w:val="-5"/>
+                <w:sz w:val="13"/>
+              </w:rPr>
+              <w:lastRenderedPageBreak/>
+              <w:t>p_</w:t>
+            </w:r>
+            <w:r>
+              <w:rPr>
+                <w:rFonts w:ascii="Arial" w:hAnsi="Arial" w:cs="Arial"/>
                 <w:spacing w:val="-5"/>
                 <w:sz w:val="13"/>
               </w:rPr>
@@ -30047,8 +30505,6 @@
             <w:r>
               <w:rPr>
                 <w:rFonts w:ascii="Arial" w:hAnsi="Arial" w:cs="Arial"/>
-                <w:b/>
-                <w:color w:val="001F60"/>
                 <w:spacing w:val="-5"/>
                 <w:sz w:val="13"/>
               </w:rPr>
@@ -30058,12 +30514,11 @@
         </w:tc>
         <w:tc>
           <w:tcPr>
-            <w:tcW w:w="468" w:type="dxa"/>
-            <w:tcBorders>
-              <w:top w:val="single" w:sz="4" w:space="0" w:color="000000"/>
-              <w:left w:val="single" w:sz="4" w:space="0" w:color="000000"/>
-              <w:bottom w:val="single" w:sz="4" w:space="0" w:color="000000"/>
-              <w:right w:val="single" w:sz="4" w:space="0" w:color="000000"/>
+            <w:tcW w:w="2598" w:type="dxa"/>
+            <w:tcBorders>
+              <w:top w:val="single" w:sz="4" w:space="0" w:color="000000"/>
+              <w:left w:val="single" w:sz="4" w:space="0" w:color="000000"/>
+              <w:bottom w:val="single" w:sz="4" w:space="0" w:color="000000"/>
             </w:tcBorders>
           </w:tcPr>
           <w:p>
@@ -30081,95 +30536,7 @@
                 <w:spacing w:val="-5"/>
                 <w:sz w:val="13"/>
               </w:rPr>
-              <w:t>${aprob_</w:t>
-            </w:r>
-            <w:r>
-              <w:rPr>
-                <w:rFonts w:ascii="Arial" w:hAnsi="Arial" w:cs="Arial"/>
-                <w:spacing w:val="-5"/>
-                <w:sz w:val="13"/>
-              </w:rPr>
-              <w:t>30</w:t>
-            </w:r>
-            <w:r>
-              <w:rPr>
-                <w:rFonts w:ascii="Arial" w:hAnsi="Arial" w:cs="Arial"/>
-                <w:spacing w:val="-5"/>
-                <w:sz w:val="13"/>
-              </w:rPr>
-              <w:t>}</w:t>
-            </w:r>
-          </w:p>
-        </w:tc>
-        <w:tc>
-          <w:tcPr>
-            <w:tcW w:w="408" w:type="dxa"/>
-            <w:tcBorders>
-              <w:top w:val="single" w:sz="4" w:space="0" w:color="000000"/>
-              <w:left w:val="single" w:sz="4" w:space="0" w:color="000000"/>
-              <w:bottom w:val="single" w:sz="4" w:space="0" w:color="000000"/>
-              <w:right w:val="single" w:sz="4" w:space="0" w:color="000000"/>
-            </w:tcBorders>
-          </w:tcPr>
-          <w:p>
-            <w:pPr>
-              <w:pStyle w:val="TableParagraph"/>
-              <w:jc w:val="center"/>
-              <w:rPr>
-                <w:rFonts w:ascii="Times New Roman"/>
-                <w:sz w:val="8"/>
-              </w:rPr>
-            </w:pPr>
-            <w:r>
-              <w:rPr>
-                <w:rFonts w:ascii="Arial" w:hAnsi="Arial" w:cs="Arial"/>
-                <w:spacing w:val="-5"/>
-                <w:sz w:val="13"/>
-              </w:rPr>
-              <w:t>${desap_</w:t>
-            </w:r>
-            <w:r>
-              <w:rPr>
-                <w:rFonts w:ascii="Arial" w:hAnsi="Arial" w:cs="Arial"/>
-                <w:spacing w:val="-5"/>
-                <w:sz w:val="13"/>
-              </w:rPr>
-              <w:t>30</w:t>
-            </w:r>
-            <w:r>
-              <w:rPr>
-                <w:rFonts w:ascii="Arial" w:hAnsi="Arial" w:cs="Arial"/>
-                <w:spacing w:val="-5"/>
-                <w:sz w:val="13"/>
-              </w:rPr>
-              <w:t>}</w:t>
-            </w:r>
-          </w:p>
-        </w:tc>
-        <w:tc>
-          <w:tcPr>
-            <w:tcW w:w="2598" w:type="dxa"/>
-            <w:tcBorders>
-              <w:top w:val="single" w:sz="4" w:space="0" w:color="000000"/>
-              <w:left w:val="single" w:sz="4" w:space="0" w:color="000000"/>
-              <w:bottom w:val="single" w:sz="4" w:space="0" w:color="000000"/>
-            </w:tcBorders>
-          </w:tcPr>
-          <w:p>
-            <w:pPr>
-              <w:pStyle w:val="TableParagraph"/>
-              <w:jc w:val="center"/>
-              <w:rPr>
-                <w:rFonts w:ascii="Times New Roman"/>
-                <w:sz w:val="8"/>
-              </w:rPr>
-            </w:pPr>
-            <w:r>
-              <w:rPr>
-                <w:rFonts w:ascii="Arial" w:hAnsi="Arial" w:cs="Arial"/>
-                <w:spacing w:val="-5"/>
-                <w:sz w:val="13"/>
-              </w:rPr>
+              <w:lastRenderedPageBreak/>
               <w:t>${obs_</w:t>
             </w:r>
             <w:r>
@@ -39186,16 +39553,16 @@
               <w:ind w:right="-15"/>
               <w:rPr>
                 <w:rFonts w:ascii="Arial" w:hAnsi="Arial" w:cs="Arial"/>
-                <w:sz w:val="10"/>
-                <w:szCs w:val="10"/>
+                <w:sz w:val="9"/>
+                <w:szCs w:val="9"/>
               </w:rPr>
             </w:pPr>
             <w:r>
               <w:rPr>
                 <w:rFonts w:ascii="Arial" w:hAnsi="Arial" w:cs="Arial"/>
                 <w:color w:val="000000"/>
-                <w:sz w:val="10"/>
-                <w:szCs w:val="10"/>
+                <w:sz w:val="9"/>
+                <w:szCs w:val="9"/>
               </w:rPr>
               <w:t>${capacidad_u1}</w:t>
             </w:r>
@@ -39251,16 +39618,16 @@
               <w:spacing w:before="16"/>
               <w:rPr>
                 <w:rFonts w:ascii="Arial" w:hAnsi="Arial" w:cs="Arial"/>
-                <w:sz w:val="10"/>
-                <w:szCs w:val="10"/>
+                <w:sz w:val="9"/>
+                <w:szCs w:val="9"/>
               </w:rPr>
             </w:pPr>
             <w:r>
               <w:rPr>
                 <w:rFonts w:ascii="Arial" w:hAnsi="Arial" w:cs="Arial"/>
                 <w:color w:val="000000"/>
-                <w:sz w:val="10"/>
-                <w:szCs w:val="10"/>
+                <w:sz w:val="9"/>
+                <w:szCs w:val="9"/>
               </w:rPr>
               <w:t>${capacidad_u2}</w:t>
             </w:r>
@@ -39316,16 +39683,16 @@
               <w:spacing w:before="16"/>
               <w:rPr>
                 <w:rFonts w:ascii="Arial" w:hAnsi="Arial" w:cs="Arial"/>
-                <w:sz w:val="10"/>
-                <w:szCs w:val="10"/>
+                <w:sz w:val="9"/>
+                <w:szCs w:val="9"/>
               </w:rPr>
             </w:pPr>
             <w:r>
               <w:rPr>
                 <w:rFonts w:ascii="Arial" w:hAnsi="Arial" w:cs="Arial"/>
                 <w:color w:val="000000"/>
-                <w:sz w:val="10"/>
-                <w:szCs w:val="10"/>
+                <w:sz w:val="9"/>
+                <w:szCs w:val="9"/>
               </w:rPr>
               <w:t>${capacidad_u3}</w:t>
             </w:r>
@@ -39381,16 +39748,16 @@
               <w:spacing w:before="16"/>
               <w:rPr>
                 <w:rFonts w:ascii="Arial" w:hAnsi="Arial" w:cs="Arial"/>
-                <w:sz w:val="10"/>
-                <w:szCs w:val="10"/>
+                <w:sz w:val="9"/>
+                <w:szCs w:val="9"/>
               </w:rPr>
             </w:pPr>
             <w:r>
               <w:rPr>
                 <w:rFonts w:ascii="Arial" w:hAnsi="Arial" w:cs="Arial"/>
                 <w:color w:val="000000"/>
-                <w:sz w:val="10"/>
-                <w:szCs w:val="10"/>
+                <w:sz w:val="9"/>
+                <w:szCs w:val="9"/>
               </w:rPr>
               <w:t>${capacidad_u4}</w:t>
             </w:r>
@@ -39446,16 +39813,16 @@
               <w:spacing w:before="16"/>
               <w:rPr>
                 <w:rFonts w:ascii="Arial" w:hAnsi="Arial" w:cs="Arial"/>
-                <w:sz w:val="10"/>
-                <w:szCs w:val="10"/>
+                <w:sz w:val="9"/>
+                <w:szCs w:val="9"/>
               </w:rPr>
             </w:pPr>
             <w:r>
               <w:rPr>
                 <w:rFonts w:ascii="Arial" w:hAnsi="Arial" w:cs="Arial"/>
                 <w:color w:val="000000"/>
-                <w:sz w:val="10"/>
-                <w:szCs w:val="10"/>
+                <w:sz w:val="9"/>
+                <w:szCs w:val="9"/>
               </w:rPr>
               <w:t>${capacidad_u5}</w:t>
             </w:r>
@@ -39511,16 +39878,16 @@
               <w:spacing w:before="16"/>
               <w:rPr>
                 <w:rFonts w:ascii="Arial" w:hAnsi="Arial" w:cs="Arial"/>
-                <w:sz w:val="10"/>
-                <w:szCs w:val="10"/>
+                <w:sz w:val="9"/>
+                <w:szCs w:val="9"/>
               </w:rPr>
             </w:pPr>
             <w:r>
               <w:rPr>
                 <w:rFonts w:ascii="Arial" w:hAnsi="Arial" w:cs="Arial"/>
                 <w:color w:val="000000"/>
-                <w:sz w:val="10"/>
-                <w:szCs w:val="10"/>
+                <w:sz w:val="9"/>
+                <w:szCs w:val="9"/>
               </w:rPr>
               <w:t>${capacidad_u6}</w:t>
             </w:r>
@@ -39574,19 +39941,18 @@
             <w:pPr>
               <w:pStyle w:val="TableParagraph"/>
               <w:spacing w:before="16"/>
-              <w:ind w:left="27"/>
-              <w:rPr>
-                <w:rFonts w:ascii="Arial" w:hAnsi="Arial" w:cs="Arial"/>
-                <w:sz w:val="10"/>
-                <w:szCs w:val="10"/>
+              <w:rPr>
+                <w:rFonts w:ascii="Arial" w:hAnsi="Arial" w:cs="Arial"/>
+                <w:sz w:val="9"/>
+                <w:szCs w:val="9"/>
               </w:rPr>
             </w:pPr>
             <w:r>
               <w:rPr>
                 <w:rFonts w:ascii="Arial" w:hAnsi="Arial" w:cs="Arial"/>
                 <w:color w:val="000000"/>
-                <w:sz w:val="10"/>
-                <w:szCs w:val="10"/>
+                <w:sz w:val="9"/>
+                <w:szCs w:val="9"/>
               </w:rPr>
               <w:t>${capacidad_u7}</w:t>
             </w:r>
@@ -39640,19 +40006,18 @@
             <w:pPr>
               <w:pStyle w:val="TableParagraph"/>
               <w:spacing w:before="16"/>
-              <w:ind w:left="27"/>
-              <w:rPr>
-                <w:rFonts w:ascii="Arial" w:hAnsi="Arial" w:cs="Arial"/>
-                <w:sz w:val="10"/>
-                <w:szCs w:val="10"/>
+              <w:rPr>
+                <w:rFonts w:ascii="Arial" w:hAnsi="Arial" w:cs="Arial"/>
+                <w:sz w:val="9"/>
+                <w:szCs w:val="9"/>
               </w:rPr>
             </w:pPr>
             <w:r>
               <w:rPr>
                 <w:rFonts w:ascii="Arial" w:hAnsi="Arial" w:cs="Arial"/>
                 <w:color w:val="000000"/>
-                <w:sz w:val="10"/>
-                <w:szCs w:val="10"/>
+                <w:sz w:val="9"/>
+                <w:szCs w:val="9"/>
               </w:rPr>
               <w:t>${capacidad_u8}</w:t>
             </w:r>
@@ -39706,19 +40071,18 @@
             <w:pPr>
               <w:pStyle w:val="TableParagraph"/>
               <w:spacing w:before="16"/>
-              <w:ind w:left="27"/>
-              <w:rPr>
-                <w:rFonts w:ascii="Arial" w:hAnsi="Arial" w:cs="Arial"/>
-                <w:sz w:val="10"/>
-                <w:szCs w:val="10"/>
+              <w:rPr>
+                <w:rFonts w:ascii="Arial" w:hAnsi="Arial" w:cs="Arial"/>
+                <w:sz w:val="9"/>
+                <w:szCs w:val="9"/>
               </w:rPr>
             </w:pPr>
             <w:r>
               <w:rPr>
                 <w:rFonts w:ascii="Arial" w:hAnsi="Arial" w:cs="Arial"/>
                 <w:color w:val="000000"/>
-                <w:sz w:val="10"/>
-                <w:szCs w:val="10"/>
+                <w:sz w:val="9"/>
+                <w:szCs w:val="9"/>
               </w:rPr>
               <w:t>${capacidad_u9}</w:t>
             </w:r>
@@ -39770,19 +40134,18 @@
             <w:pPr>
               <w:pStyle w:val="TableParagraph"/>
               <w:spacing w:before="16"/>
-              <w:ind w:left="27"/>
-              <w:rPr>
-                <w:rFonts w:ascii="Arial" w:hAnsi="Arial" w:cs="Arial"/>
-                <w:sz w:val="10"/>
-                <w:szCs w:val="10"/>
+              <w:rPr>
+                <w:rFonts w:ascii="Arial" w:hAnsi="Arial" w:cs="Arial"/>
+                <w:sz w:val="9"/>
+                <w:szCs w:val="9"/>
               </w:rPr>
             </w:pPr>
             <w:r>
               <w:rPr>
                 <w:rFonts w:ascii="Arial" w:hAnsi="Arial" w:cs="Arial"/>
                 <w:color w:val="000000"/>
-                <w:sz w:val="10"/>
-                <w:szCs w:val="10"/>
+                <w:sz w:val="9"/>
+                <w:szCs w:val="9"/>
               </w:rPr>
               <w:t>${capacidad_u10}</w:t>
             </w:r>
@@ -44585,7 +44948,7 @@
           </mc:Choice>
           <mc:Fallback>
             <w:pict>
-              <v:shape w14:anchorId="3392401A" id="Graphic 5" o:spid="_x0000_s1026" style="position:absolute;margin-left:181.45pt;margin-top:22.6pt;width:99.25pt;height:.85pt;z-index:-15727104;visibility:visible;mso-wrap-style:square;mso-wrap-distance-left:0;mso-wrap-distance-top:0;mso-wrap-distance-right:0;mso-wrap-distance-bottom:0;mso-position-horizontal:absolute;mso-position-horizontal-relative:page;mso-position-vertical:absolute;mso-position-vertical-relative:text;v-text-anchor:top" coordsize="1260475,10795" o:gfxdata="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" path="m1260347,10667l,10667,,,1260347,r,10667xe" fillcolor="black" stroked="f">
+              <v:shape w14:anchorId="3ED5D2A7" id="Graphic 5" o:spid="_x0000_s1026" style="position:absolute;margin-left:181.45pt;margin-top:22.6pt;width:99.25pt;height:.85pt;z-index:-15727104;visibility:visible;mso-wrap-style:square;mso-wrap-distance-left:0;mso-wrap-distance-top:0;mso-wrap-distance-right:0;mso-wrap-distance-bottom:0;mso-position-horizontal:absolute;mso-position-horizontal-relative:page;mso-position-vertical:absolute;mso-position-vertical-relative:text;v-text-anchor:top" coordsize="1260475,10795" o:gfxdata="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" path="m1260347,10667l,10667,,,1260347,r,10667xe" fillcolor="black" stroked="f">
                 <v:path arrowok="t"/>
                 <w10:wrap type="topAndBottom" anchorx="page"/>
               </v:shape>
@@ -44672,7 +45035,7 @@
           </mc:Choice>
           <mc:Fallback>
             <w:pict>
-              <v:shape w14:anchorId="6A72BF2B" id="Graphic 6" o:spid="_x0000_s1026" style="position:absolute;margin-left:440.05pt;margin-top:22.6pt;width:121.95pt;height:.85pt;z-index:-15726592;visibility:visible;mso-wrap-style:square;mso-wrap-distance-left:0;mso-wrap-distance-top:0;mso-wrap-distance-right:0;mso-wrap-distance-bottom:0;mso-position-horizontal:absolute;mso-position-horizontal-relative:page;mso-position-vertical:absolute;mso-position-vertical-relative:text;v-text-anchor:top" coordsize="1548765,10795" o:gfxdata="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" path="m1548384,10667l,10667,,,1548384,r,10667xe" fillcolor="black" stroked="f">
+              <v:shape w14:anchorId="77A274F5" id="Graphic 6" o:spid="_x0000_s1026" style="position:absolute;margin-left:440.05pt;margin-top:22.6pt;width:121.95pt;height:.85pt;z-index:-15726592;visibility:visible;mso-wrap-style:square;mso-wrap-distance-left:0;mso-wrap-distance-top:0;mso-wrap-distance-right:0;mso-wrap-distance-bottom:0;mso-position-horizontal:absolute;mso-position-horizontal-relative:page;mso-position-vertical:absolute;mso-position-vertical-relative:text;v-text-anchor:top" coordsize="1548765,10795" o:gfxdata="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" path="m1548384,10667l,10667,,,1548384,r,10667xe" fillcolor="black" stroked="f">
                 <v:path arrowok="t"/>
                 <w10:wrap type="topAndBottom" anchorx="page"/>
               </v:shape>
@@ -44728,7 +45091,7 @@
 </file>
 
 <file path=word/endnotes.xml><?xml version="1.0" encoding="utf-8"?>
-<w:endnotes xmlns:wpc="http://schemas.microsoft.com/office/word/2010/wordprocessingCanvas" xmlns:cx="http://schemas.microsoft.com/office/drawing/2014/chartex" xmlns:cx1="http://schemas.microsoft.com/office/drawing/2015/9/8/chartex" xmlns:cx2="http://schemas.microsoft.com/office/drawing/2015/10/21/chartex" xmlns:cx3="http://schemas.microsoft.com/office/drawing/2016/5/9/chartex" xmlns:cx4="http://schemas.microsoft.com/office/drawing/2016/5/10/chartex" xmlns:cx5="http://schemas.microsoft.com/office/drawing/2016/5/11/chartex" xmlns:cx6="http://schemas.microsoft.com/office/drawing/2016/5/12/chartex" xmlns:cx7="http://schemas.microsoft.com/office/drawing/2016/5/13/chartex" xmlns:cx8="http://schemas.microsoft.com/office/drawing/2016/5/14/chartex" xmlns:mc="http://schemas.openxmlformats.org/markup-compatibility/2006" xmlns:aink="http://schemas.microsoft.com/office/drawing/2016/ink" xmlns:am3d="http://schemas.microsoft.com/office/drawing/2017/model3d" xmlns:o="urn:schemas-microsoft-com:office:office" xmlns:oel="http://schemas.microsoft.com/office/2019/extlst" xmlns:r="http://schemas.openxmlformats.org/officeDocument/2006/relationships" xmlns:m="http://schemas.openxmlformats.org/officeDocument/2006/math" xmlns:v="urn:schemas-microsoft-com:vml" xmlns:wp14="http://schemas.microsoft.com/office/word/2010/wordprocessingDrawing" xmlns:wp="http://schemas.openxmlformats.org/drawingml/2006/wordprocessingDrawing" xmlns:w10="urn:schemas-microsoft-com:office:word" xmlns:w="http://schemas.openxmlformats.org/wordprocessingml/2006/main" xmlns:w14="http://schemas.microsoft.com/office/word/2010/wordml" xmlns:w15="http://schemas.microsoft.com/office/word/2012/wordml" xmlns:w16cex="http://schemas.microsoft.com/office/word/2018/wordml/cex" xmlns:w16cid="http://schemas.microsoft.com/office/word/2016/wordml/cid" xmlns:w16="http://schemas.microsoft.com/office/word/2018/wordml" xmlns:w16du="http://schemas.microsoft.com/office/word/2023/wordml/word16du" xmlns:w16sdtdh="http://schemas.microsoft.com/office/word/2020/wordml/sdtdatahash" xmlns:w16sdtfl="http://schemas.microsoft.com/office/word/2024/wordml/sdtformatlock" xmlns:w16se="http://schemas.microsoft.com/office/word/2015/wordml/symex" xmlns:wpg="http://schemas.microsoft.com/office/word/2010/wordprocessingGroup" xmlns:wpi="http://schemas.microsoft.com/office/word/2010/wordprocessingInk" xmlns:wne="http://schemas.microsoft.com/office/word/2006/wordml" xmlns:wps="http://schemas.microsoft.com/office/word/2010/wordprocessingShape" mc:Ignorable="w14 w15 w16se w16cid w16 w16cex w16sdtdh w16sdtfl w16du wp14">
+<w:endnotes xmlns:wpc="http://schemas.microsoft.com/office/word/2010/wordprocessingCanvas" xmlns:cx="http://schemas.microsoft.com/office/drawing/2014/chartex" xmlns:cx1="http://schemas.microsoft.com/office/drawing/2015/9/8/chartex" xmlns:cx2="http://schemas.microsoft.com/office/drawing/2015/10/21/chartex" xmlns:cx3="http://schemas.microsoft.com/office/drawing/2016/5/9/chartex" xmlns:cx4="http://schemas.microsoft.com/office/drawing/2016/5/10/chartex" xmlns:cx5="http://schemas.microsoft.com/office/drawing/2016/5/11/chartex" xmlns:cx6="http://schemas.microsoft.com/office/drawing/2016/5/12/chartex" xmlns:cx7="http://schemas.microsoft.com/office/drawing/2016/5/13/chartex" xmlns:cx8="http://schemas.microsoft.com/office/drawing/2016/5/14/chartex" xmlns:mc="http://schemas.openxmlformats.org/markup-compatibility/2006" xmlns:aink="http://schemas.microsoft.com/office/drawing/2016/ink" xmlns:am3d="http://schemas.microsoft.com/office/drawing/2017/model3d" xmlns:o="urn:schemas-microsoft-com:office:office" xmlns:oel="http://schemas.microsoft.com/office/2019/extlst" xmlns:r="http://schemas.openxmlformats.org/officeDocument/2006/relationships" xmlns:m="http://schemas.openxmlformats.org/officeDocument/2006/math" xmlns:v="urn:schemas-microsoft-com:vml" xmlns:wp14="http://schemas.microsoft.com/office/word/2010/wordprocessingDrawing" xmlns:wp="http://schemas.openxmlformats.org/drawingml/2006/wordprocessingDrawing" xmlns:w10="urn:schemas-microsoft-com:office:word" xmlns:w="http://schemas.openxmlformats.org/wordprocessingml/2006/main" xmlns:w14="http://schemas.microsoft.com/office/word/2010/wordml" xmlns:w15="http://schemas.microsoft.com/office/word/2012/wordml" xmlns:w16cex="http://schemas.microsoft.com/office/word/2018/wordml/cex" xmlns:w16cid="http://schemas.microsoft.com/office/word/2016/wordml/cid" xmlns:w16="http://schemas.microsoft.com/office/word/2018/wordml" xmlns:w16sdtdh="http://schemas.microsoft.com/office/word/2020/wordml/sdtdatahash" xmlns:w16se="http://schemas.microsoft.com/office/word/2015/wordml/symex" xmlns:wpg="http://schemas.microsoft.com/office/word/2010/wordprocessingGroup" xmlns:wpi="http://schemas.microsoft.com/office/word/2010/wordprocessingInk" xmlns:wne="http://schemas.microsoft.com/office/word/2006/wordml" xmlns:wps="http://schemas.microsoft.com/office/word/2010/wordprocessingShape" mc:Ignorable="w14 w15 w16se w16cid w16 w16cex w16sdtdh wp14">
   <w:endnote w:type="separator" w:id="-1">
     <w:p>
       <w:r>
@@ -44747,7 +45110,7 @@
 </file>
 
 <file path=word/footnotes.xml><?xml version="1.0" encoding="utf-8"?>
-<w:footnotes xmlns:wpc="http://schemas.microsoft.com/office/word/2010/wordprocessingCanvas" xmlns:cx="http://schemas.microsoft.com/office/drawing/2014/chartex" xmlns:cx1="http://schemas.microsoft.com/office/drawing/2015/9/8/chartex" xmlns:cx2="http://schemas.microsoft.com/office/drawing/2015/10/21/chartex" xmlns:cx3="http://schemas.microsoft.com/office/drawing/2016/5/9/chartex" xmlns:cx4="http://schemas.microsoft.com/office/drawing/2016/5/10/chartex" xmlns:cx5="http://schemas.microsoft.com/office/drawing/2016/5/11/chartex" xmlns:cx6="http://schemas.microsoft.com/office/drawing/2016/5/12/chartex" xmlns:cx7="http://schemas.microsoft.com/office/drawing/2016/5/13/chartex" xmlns:cx8="http://schemas.microsoft.com/office/drawing/2016/5/14/chartex" xmlns:mc="http://schemas.openxmlformats.org/markup-compatibility/2006" xmlns:aink="http://schemas.microsoft.com/office/drawing/2016/ink" xmlns:am3d="http://schemas.microsoft.com/office/drawing/2017/model3d" xmlns:o="urn:schemas-microsoft-com:office:office" xmlns:oel="http://schemas.microsoft.com/office/2019/extlst" xmlns:r="http://schemas.openxmlformats.org/officeDocument/2006/relationships" xmlns:m="http://schemas.openxmlformats.org/officeDocument/2006/math" xmlns:v="urn:schemas-microsoft-com:vml" xmlns:wp14="http://schemas.microsoft.com/office/word/2010/wordprocessingDrawing" xmlns:wp="http://schemas.openxmlformats.org/drawingml/2006/wordprocessingDrawing" xmlns:w10="urn:schemas-microsoft-com:office:word" xmlns:w="http://schemas.openxmlformats.org/wordprocessingml/2006/main" xmlns:w14="http://schemas.microsoft.com/office/word/2010/wordml" xmlns:w15="http://schemas.microsoft.com/office/word/2012/wordml" xmlns:w16cex="http://schemas.microsoft.com/office/word/2018/wordml/cex" xmlns:w16cid="http://schemas.microsoft.com/office/word/2016/wordml/cid" xmlns:w16="http://schemas.microsoft.com/office/word/2018/wordml" xmlns:w16du="http://schemas.microsoft.com/office/word/2023/wordml/word16du" xmlns:w16sdtdh="http://schemas.microsoft.com/office/word/2020/wordml/sdtdatahash" xmlns:w16sdtfl="http://schemas.microsoft.com/office/word/2024/wordml/sdtformatlock" xmlns:w16se="http://schemas.microsoft.com/office/word/2015/wordml/symex" xmlns:wpg="http://schemas.microsoft.com/office/word/2010/wordprocessingGroup" xmlns:wpi="http://schemas.microsoft.com/office/word/2010/wordprocessingInk" xmlns:wne="http://schemas.microsoft.com/office/word/2006/wordml" xmlns:wps="http://schemas.microsoft.com/office/word/2010/wordprocessingShape" mc:Ignorable="w14 w15 w16se w16cid w16 w16cex w16sdtdh w16sdtfl w16du wp14">
+<w:footnotes xmlns:wpc="http://schemas.microsoft.com/office/word/2010/wordprocessingCanvas" xmlns:cx="http://schemas.microsoft.com/office/drawing/2014/chartex" xmlns:cx1="http://schemas.microsoft.com/office/drawing/2015/9/8/chartex" xmlns:cx2="http://schemas.microsoft.com/office/drawing/2015/10/21/chartex" xmlns:cx3="http://schemas.microsoft.com/office/drawing/2016/5/9/chartex" xmlns:cx4="http://schemas.microsoft.com/office/drawing/2016/5/10/chartex" xmlns:cx5="http://schemas.microsoft.com/office/drawing/2016/5/11/chartex" xmlns:cx6="http://schemas.microsoft.com/office/drawing/2016/5/12/chartex" xmlns:cx7="http://schemas.microsoft.com/office/drawing/2016/5/13/chartex" xmlns:cx8="http://schemas.microsoft.com/office/drawing/2016/5/14/chartex" xmlns:mc="http://schemas.openxmlformats.org/markup-compatibility/2006" xmlns:aink="http://schemas.microsoft.com/office/drawing/2016/ink" xmlns:am3d="http://schemas.microsoft.com/office/drawing/2017/model3d" xmlns:o="urn:schemas-microsoft-com:office:office" xmlns:oel="http://schemas.microsoft.com/office/2019/extlst" xmlns:r="http://schemas.openxmlformats.org/officeDocument/2006/relationships" xmlns:m="http://schemas.openxmlformats.org/officeDocument/2006/math" xmlns:v="urn:schemas-microsoft-com:vml" xmlns:wp14="http://schemas.microsoft.com/office/word/2010/wordprocessingDrawing" xmlns:wp="http://schemas.openxmlformats.org/drawingml/2006/wordprocessingDrawing" xmlns:w10="urn:schemas-microsoft-com:office:word" xmlns:w="http://schemas.openxmlformats.org/wordprocessingml/2006/main" xmlns:w14="http://schemas.microsoft.com/office/word/2010/wordml" xmlns:w15="http://schemas.microsoft.com/office/word/2012/wordml" xmlns:w16cex="http://schemas.microsoft.com/office/word/2018/wordml/cex" xmlns:w16cid="http://schemas.microsoft.com/office/word/2016/wordml/cid" xmlns:w16="http://schemas.microsoft.com/office/word/2018/wordml" xmlns:w16sdtdh="http://schemas.microsoft.com/office/word/2020/wordml/sdtdatahash" xmlns:w16se="http://schemas.microsoft.com/office/word/2015/wordml/symex" xmlns:wpg="http://schemas.microsoft.com/office/word/2010/wordprocessingGroup" xmlns:wpi="http://schemas.microsoft.com/office/word/2010/wordprocessingInk" xmlns:wne="http://schemas.microsoft.com/office/word/2006/wordml" xmlns:wps="http://schemas.microsoft.com/office/word/2010/wordprocessingShape" mc:Ignorable="w14 w15 w16se w16cid w16 w16cex w16sdtdh wp14">
   <w:footnote w:type="separator" w:id="-1">
     <w:p>
       <w:r>
@@ -44766,7 +45129,7 @@
 </file>
 
 <file path=word/styles.xml><?xml version="1.0" encoding="utf-8"?>
-<w:styles xmlns:mc="http://schemas.openxmlformats.org/markup-compatibility/2006" xmlns:r="http://schemas.openxmlformats.org/officeDocument/2006/relationships" xmlns:w="http://schemas.openxmlformats.org/wordprocessingml/2006/main" xmlns:w14="http://schemas.microsoft.com/office/word/2010/wordml" xmlns:w15="http://schemas.microsoft.com/office/word/2012/wordml" xmlns:w16cex="http://schemas.microsoft.com/office/word/2018/wordml/cex" xmlns:w16cid="http://schemas.microsoft.com/office/word/2016/wordml/cid" xmlns:w16="http://schemas.microsoft.com/office/word/2018/wordml" xmlns:w16du="http://schemas.microsoft.com/office/word/2023/wordml/word16du" xmlns:w16sdtdh="http://schemas.microsoft.com/office/word/2020/wordml/sdtdatahash" xmlns:w16sdtfl="http://schemas.microsoft.com/office/word/2024/wordml/sdtformatlock" xmlns:w16se="http://schemas.microsoft.com/office/word/2015/wordml/symex" mc:Ignorable="w14 w15 w16se w16cid w16 w16cex w16sdtdh w16sdtfl w16du">
+<w:styles xmlns:mc="http://schemas.openxmlformats.org/markup-compatibility/2006" xmlns:r="http://schemas.openxmlformats.org/officeDocument/2006/relationships" xmlns:w="http://schemas.openxmlformats.org/wordprocessingml/2006/main" xmlns:w14="http://schemas.microsoft.com/office/word/2010/wordml" xmlns:w15="http://schemas.microsoft.com/office/word/2012/wordml" xmlns:w16cex="http://schemas.microsoft.com/office/word/2018/wordml/cex" xmlns:w16cid="http://schemas.microsoft.com/office/word/2016/wordml/cid" xmlns:w16="http://schemas.microsoft.com/office/word/2018/wordml" xmlns:w16sdtdh="http://schemas.microsoft.com/office/word/2020/wordml/sdtdatahash" xmlns:w16se="http://schemas.microsoft.com/office/word/2015/wordml/symex" mc:Ignorable="w14 w15 w16se w16cid w16 w16cex w16sdtdh">
   <w:docDefaults>
     <w:rPrDefault>
       <w:rPr>
@@ -45191,7 +45554,6 @@
   <w:style w:type="character" w:default="1" w:styleId="Fuentedeprrafopredeter">
     <w:name w:val="Default Paragraph Font"/>
     <w:uiPriority w:val="1"/>
-    <w:semiHidden/>
     <w:unhideWhenUsed/>
   </w:style>
   <w:style w:type="table" w:default="1" w:styleId="Tablanormal">

--- a/public/plantillas/ACTA.docx
+++ b/public/plantillas/ACTA.docx
@@ -153,7 +153,6 @@
         </w:rPr>
         <w:t>${</w:t>
       </w:r>
-      <w:proofErr w:type="spellStart"/>
       <w:r>
         <w:rPr>
           <w:rFonts w:ascii="Arial" w:hAnsi="Arial"/>
@@ -161,7 +160,6 @@
         </w:rPr>
         <w:t>anio</w:t>
       </w:r>
-      <w:proofErr w:type="spellEnd"/>
       <w:r>
         <w:rPr>
           <w:rFonts w:ascii="Arial" w:hAnsi="Arial"/>
@@ -340,14 +338,12 @@
               </w:rPr>
               <w:t>${</w:t>
             </w:r>
-            <w:proofErr w:type="spellStart"/>
             <w:r>
               <w:rPr>
                 <w:sz w:val="11"/>
               </w:rPr>
               <w:t>cetpro</w:t>
             </w:r>
-            <w:proofErr w:type="spellEnd"/>
             <w:r>
               <w:rPr>
                 <w:sz w:val="11"/>
@@ -910,21 +906,7 @@
               <w:rPr>
                 <w:sz w:val="9"/>
               </w:rPr>
-              <w:t>${</w:t>
-            </w:r>
-            <w:proofErr w:type="spellStart"/>
-            <w:r>
-              <w:rPr>
-                <w:sz w:val="9"/>
-              </w:rPr>
-              <w:t>efsrt</w:t>
-            </w:r>
-            <w:proofErr w:type="spellEnd"/>
-            <w:r>
-              <w:rPr>
-                <w:sz w:val="9"/>
-              </w:rPr>
-              <w:t>}</w:t>
+              <w:t>${efsrt}</w:t>
             </w:r>
           </w:p>
         </w:tc>
@@ -1349,14 +1331,12 @@
               </w:rPr>
               <w:t xml:space="preserve"> </w:t>
             </w:r>
-            <w:proofErr w:type="spellStart"/>
             <w:r>
               <w:rPr>
                 <w:sz w:val="11"/>
               </w:rPr>
               <w:t>Nº</w:t>
             </w:r>
-            <w:proofErr w:type="spellEnd"/>
             <w:r>
               <w:rPr>
                 <w:spacing w:val="2"/>
@@ -1388,19 +1368,11 @@
                 <w:sz w:val="11"/>
               </w:rPr>
             </w:pPr>
-            <w:proofErr w:type="spellStart"/>
             <w:r>
               <w:rPr>
                 <w:sz w:val="11"/>
               </w:rPr>
-              <w:t>Nº</w:t>
-            </w:r>
-            <w:proofErr w:type="spellEnd"/>
-            <w:r>
-              <w:rPr>
-                <w:sz w:val="11"/>
-              </w:rPr>
-              <w:t xml:space="preserve"> </w:t>
+              <w:t xml:space="preserve">Nº </w:t>
             </w:r>
             <w:r>
               <w:rPr>
@@ -1500,19 +1472,11 @@
               </w:rPr>
               <w:t xml:space="preserve"> </w:t>
             </w:r>
-            <w:proofErr w:type="spellStart"/>
             <w:r>
               <w:rPr>
                 <w:sz w:val="10"/>
               </w:rPr>
-              <w:t>N°</w:t>
-            </w:r>
-            <w:proofErr w:type="spellEnd"/>
-            <w:r>
-              <w:rPr>
-                <w:sz w:val="10"/>
-              </w:rPr>
-              <w:t xml:space="preserve"> 06335</w:t>
+              <w:t>N° 06335</w:t>
             </w:r>
             <w:r>
               <w:rPr>
@@ -4320,7 +4284,6 @@
                 <w:sz w:val="9"/>
               </w:rPr>
             </w:pPr>
-            <w:proofErr w:type="spellStart"/>
             <w:r>
               <w:rPr>
                 <w:rFonts w:ascii="Arial" w:hAnsi="Arial"/>
@@ -4330,7 +4293,6 @@
               </w:rPr>
               <w:t>N.°</w:t>
             </w:r>
-            <w:proofErr w:type="spellEnd"/>
           </w:p>
         </w:tc>
         <w:tc>
@@ -4647,14 +4609,12 @@
                 <w:sz w:val="9"/>
               </w:rPr>
             </w:pPr>
-            <w:proofErr w:type="gramStart"/>
             <w:r>
               <w:rPr>
                 <w:sz w:val="9"/>
               </w:rPr>
               <w:t>TOTAL</w:t>
             </w:r>
-            <w:proofErr w:type="gramEnd"/>
             <w:r>
               <w:rPr>
                 <w:spacing w:val="-1"/>
@@ -4716,6 +4676,25 @@
                 <w:sz w:val="11"/>
               </w:rPr>
             </w:pPr>
+            <w:r>
+              <w:rPr>
+                <w:sz w:val="11"/>
+              </w:rPr>
+              <w:t>${</w:t>
+            </w:r>
+            <w:r>
+              <w:rPr>
+                <w:sz w:val="11"/>
+                <w:u w:val="single"/>
+              </w:rPr>
+              <w:t>chtotal</w:t>
+            </w:r>
+            <w:r>
+              <w:rPr>
+                <w:sz w:val="11"/>
+              </w:rPr>
+              <w:t>}</w:t>
+            </w:r>
           </w:p>
         </w:tc>
       </w:tr>
@@ -4903,18 +4882,7 @@
                 <w:szCs w:val="9"/>
                 <w:lang w:val="es-PE"/>
               </w:rPr>
-              <w:t>c/</w:t>
-            </w:r>
-            <w:proofErr w:type="spellStart"/>
-            <w:r>
-              <w:rPr>
-                <w:rFonts w:ascii="Arial"/>
-                <w:b/>
-                <w:sz w:val="9"/>
-                <w:szCs w:val="9"/>
-                <w:lang w:val="es-PE"/>
-              </w:rPr>
-              <w:t>h_</w:t>
+              <w:t>c/h_</w:t>
             </w:r>
             <w:r>
               <w:rPr>
@@ -4927,7 +4895,6 @@
               </w:rPr>
               <w:t>u</w:t>
             </w:r>
-            <w:proofErr w:type="spellEnd"/>
             <w:r>
               <w:rPr>
                 <w:rFonts w:ascii="Arial"/>
@@ -5639,9 +5606,8 @@
                 <w:sz w:val="9"/>
                 <w:szCs w:val="9"/>
               </w:rPr>
-              <w:t>/</w:t>
-            </w:r>
-            <w:proofErr w:type="spellStart"/>
+              <w:t>/h</w:t>
+            </w:r>
             <w:r>
               <w:rPr>
                 <w:rFonts w:ascii="Arial"/>
@@ -5649,7 +5615,7 @@
                 <w:sz w:val="9"/>
                 <w:szCs w:val="9"/>
               </w:rPr>
-              <w:t>h</w:t>
+              <w:t>_</w:t>
             </w:r>
             <w:r>
               <w:rPr>
@@ -5658,18 +5624,8 @@
                 <w:sz w:val="9"/>
                 <w:szCs w:val="9"/>
               </w:rPr>
-              <w:t>_</w:t>
-            </w:r>
-            <w:r>
-              <w:rPr>
-                <w:rFonts w:ascii="Arial"/>
-                <w:b/>
-                <w:sz w:val="9"/>
-                <w:szCs w:val="9"/>
-              </w:rPr>
               <w:t>efsrt</w:t>
             </w:r>
-            <w:proofErr w:type="spellEnd"/>
             <w:r>
               <w:rPr>
                 <w:rFonts w:ascii="Arial"/>
@@ -19382,7 +19338,6 @@
                 <w:sz w:val="10"/>
               </w:rPr>
             </w:pPr>
-            <w:proofErr w:type="spellStart"/>
             <w:r>
               <w:rPr>
                 <w:rFonts w:ascii="Arial" w:hAnsi="Arial"/>
@@ -19392,7 +19347,6 @@
               </w:rPr>
               <w:t>N.°</w:t>
             </w:r>
-            <w:proofErr w:type="spellEnd"/>
           </w:p>
         </w:tc>
         <w:tc>
@@ -20367,21 +20321,7 @@
               <w:rPr>
                 <w:sz w:val="9"/>
               </w:rPr>
-              <w:t>${</w:t>
-            </w:r>
-            <w:proofErr w:type="spellStart"/>
-            <w:r>
-              <w:rPr>
-                <w:sz w:val="9"/>
-              </w:rPr>
-              <w:t>efsrt</w:t>
-            </w:r>
-            <w:proofErr w:type="spellEnd"/>
-            <w:r>
-              <w:rPr>
-                <w:sz w:val="9"/>
-              </w:rPr>
-              <w:t>}</w:t>
+              <w:t>${efsrt}</w:t>
             </w:r>
           </w:p>
         </w:tc>
@@ -21037,18 +20977,7 @@
                 <w:szCs w:val="9"/>
                 <w:lang w:val="es-PE"/>
               </w:rPr>
-              <w:t>c/</w:t>
-            </w:r>
-            <w:proofErr w:type="spellStart"/>
-            <w:r>
-              <w:rPr>
-                <w:rFonts w:ascii="Arial"/>
-                <w:b/>
-                <w:sz w:val="9"/>
-                <w:szCs w:val="9"/>
-                <w:lang w:val="es-PE"/>
-              </w:rPr>
-              <w:t>h_</w:t>
+              <w:t>c/h_</w:t>
             </w:r>
             <w:r>
               <w:rPr>
@@ -21061,7 +20990,6 @@
               </w:rPr>
               <w:t>u</w:t>
             </w:r>
-            <w:proofErr w:type="spellEnd"/>
             <w:r>
               <w:rPr>
                 <w:rFonts w:ascii="Arial"/>
@@ -21518,27 +21446,7 @@
                 <w:sz w:val="9"/>
                 <w:szCs w:val="9"/>
               </w:rPr>
-              <w:t>${c/</w:t>
-            </w:r>
-            <w:proofErr w:type="spellStart"/>
-            <w:r>
-              <w:rPr>
-                <w:rFonts w:ascii="Arial"/>
-                <w:b/>
-                <w:sz w:val="9"/>
-                <w:szCs w:val="9"/>
-              </w:rPr>
-              <w:t>h_efsrt</w:t>
-            </w:r>
-            <w:proofErr w:type="spellEnd"/>
-            <w:r>
-              <w:rPr>
-                <w:rFonts w:ascii="Arial"/>
-                <w:b/>
-                <w:sz w:val="9"/>
-                <w:szCs w:val="9"/>
-              </w:rPr>
-              <w:t>}</w:t>
+              <w:t>${c/h_efsrt}</w:t>
             </w:r>
           </w:p>
         </w:tc>
@@ -39746,6 +39654,7 @@
             <w:pPr>
               <w:pStyle w:val="TableParagraph"/>
               <w:spacing w:before="16"/>
+              <w:ind w:left="720" w:hanging="720"/>
               <w:rPr>
                 <w:rFonts w:ascii="Arial" w:hAnsi="Arial" w:cs="Arial"/>
                 <w:sz w:val="9"/>
@@ -40020,134 +39929,6 @@
                 <w:szCs w:val="9"/>
               </w:rPr>
               <w:t>${capacidad_u8}</w:t>
-            </w:r>
-          </w:p>
-        </w:tc>
-      </w:tr>
-      <w:tr>
-        <w:trPr>
-          <w:trHeight w:val="163"/>
-        </w:trPr>
-        <w:tc>
-          <w:tcPr>
-            <w:tcW w:w="5507" w:type="dxa"/>
-            <w:tcBorders>
-              <w:top w:val="single" w:sz="4" w:space="0" w:color="000000"/>
-              <w:bottom w:val="single" w:sz="4" w:space="0" w:color="000000"/>
-              <w:right w:val="single" w:sz="4" w:space="0" w:color="000000"/>
-            </w:tcBorders>
-          </w:tcPr>
-          <w:p>
-            <w:pPr>
-              <w:pStyle w:val="TableParagraph"/>
-              <w:spacing w:before="16"/>
-              <w:ind w:left="21"/>
-              <w:rPr>
-                <w:rFonts w:ascii="Arial" w:hAnsi="Arial" w:cs="Arial"/>
-                <w:sz w:val="10"/>
-                <w:szCs w:val="10"/>
-              </w:rPr>
-            </w:pPr>
-            <w:r>
-              <w:rPr>
-                <w:rFonts w:ascii="Arial" w:hAnsi="Arial" w:cs="Arial"/>
-                <w:sz w:val="10"/>
-                <w:szCs w:val="10"/>
-              </w:rPr>
-              <w:t>${titulo_u9}</w:t>
-            </w:r>
-          </w:p>
-        </w:tc>
-        <w:tc>
-          <w:tcPr>
-            <w:tcW w:w="9011" w:type="dxa"/>
-            <w:tcBorders>
-              <w:top w:val="single" w:sz="4" w:space="0" w:color="000000"/>
-              <w:left w:val="single" w:sz="4" w:space="0" w:color="000000"/>
-              <w:bottom w:val="single" w:sz="4" w:space="0" w:color="000000"/>
-            </w:tcBorders>
-          </w:tcPr>
-          <w:p>
-            <w:pPr>
-              <w:pStyle w:val="TableParagraph"/>
-              <w:spacing w:before="16"/>
-              <w:rPr>
-                <w:rFonts w:ascii="Arial" w:hAnsi="Arial" w:cs="Arial"/>
-                <w:sz w:val="9"/>
-                <w:szCs w:val="9"/>
-              </w:rPr>
-            </w:pPr>
-            <w:r>
-              <w:rPr>
-                <w:rFonts w:ascii="Arial" w:hAnsi="Arial" w:cs="Arial"/>
-                <w:color w:val="000000"/>
-                <w:sz w:val="9"/>
-                <w:szCs w:val="9"/>
-              </w:rPr>
-              <w:t>${capacidad_u9}</w:t>
-            </w:r>
-          </w:p>
-        </w:tc>
-      </w:tr>
-      <w:tr>
-        <w:trPr>
-          <w:trHeight w:val="163"/>
-        </w:trPr>
-        <w:tc>
-          <w:tcPr>
-            <w:tcW w:w="5507" w:type="dxa"/>
-            <w:tcBorders>
-              <w:top w:val="single" w:sz="4" w:space="0" w:color="000000"/>
-              <w:right w:val="single" w:sz="4" w:space="0" w:color="000000"/>
-            </w:tcBorders>
-          </w:tcPr>
-          <w:p>
-            <w:pPr>
-              <w:pStyle w:val="TableParagraph"/>
-              <w:spacing w:before="16"/>
-              <w:ind w:left="21"/>
-              <w:rPr>
-                <w:rFonts w:ascii="Arial" w:hAnsi="Arial" w:cs="Arial"/>
-                <w:sz w:val="10"/>
-                <w:szCs w:val="10"/>
-              </w:rPr>
-            </w:pPr>
-            <w:r>
-              <w:rPr>
-                <w:rFonts w:ascii="Arial" w:hAnsi="Arial" w:cs="Arial"/>
-                <w:sz w:val="10"/>
-                <w:szCs w:val="10"/>
-              </w:rPr>
-              <w:t>${titulo_u10}</w:t>
-            </w:r>
-          </w:p>
-        </w:tc>
-        <w:tc>
-          <w:tcPr>
-            <w:tcW w:w="9011" w:type="dxa"/>
-            <w:tcBorders>
-              <w:top w:val="single" w:sz="4" w:space="0" w:color="000000"/>
-              <w:left w:val="single" w:sz="4" w:space="0" w:color="000000"/>
-            </w:tcBorders>
-          </w:tcPr>
-          <w:p>
-            <w:pPr>
-              <w:pStyle w:val="TableParagraph"/>
-              <w:spacing w:before="16"/>
-              <w:rPr>
-                <w:rFonts w:ascii="Arial" w:hAnsi="Arial" w:cs="Arial"/>
-                <w:sz w:val="9"/>
-                <w:szCs w:val="9"/>
-              </w:rPr>
-            </w:pPr>
-            <w:r>
-              <w:rPr>
-                <w:rFonts w:ascii="Arial" w:hAnsi="Arial" w:cs="Arial"/>
-                <w:color w:val="000000"/>
-                <w:sz w:val="9"/>
-                <w:szCs w:val="9"/>
-              </w:rPr>
-              <w:t>${capacidad_u10}</w:t>
             </w:r>
           </w:p>
         </w:tc>
@@ -44948,7 +44729,7 @@
           </mc:Choice>
           <mc:Fallback>
             <w:pict>
-              <v:shape w14:anchorId="3ED5D2A7" id="Graphic 5" o:spid="_x0000_s1026" style="position:absolute;margin-left:181.45pt;margin-top:22.6pt;width:99.25pt;height:.85pt;z-index:-15727104;visibility:visible;mso-wrap-style:square;mso-wrap-distance-left:0;mso-wrap-distance-top:0;mso-wrap-distance-right:0;mso-wrap-distance-bottom:0;mso-position-horizontal:absolute;mso-position-horizontal-relative:page;mso-position-vertical:absolute;mso-position-vertical-relative:text;v-text-anchor:top" coordsize="1260475,10795" o:gfxdata="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" path="m1260347,10667l,10667,,,1260347,r,10667xe" fillcolor="black" stroked="f">
+              <v:shape w14:anchorId="4346725C" id="Graphic 5" o:spid="_x0000_s1026" style="position:absolute;margin-left:181.45pt;margin-top:22.6pt;width:99.25pt;height:.85pt;z-index:-15727104;visibility:visible;mso-wrap-style:square;mso-wrap-distance-left:0;mso-wrap-distance-top:0;mso-wrap-distance-right:0;mso-wrap-distance-bottom:0;mso-position-horizontal:absolute;mso-position-horizontal-relative:page;mso-position-vertical:absolute;mso-position-vertical-relative:text;v-text-anchor:top" coordsize="1260475,10795" o:gfxdata="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" path="m1260347,10667l,10667,,,1260347,r,10667xe" fillcolor="black" stroked="f">
                 <v:path arrowok="t"/>
                 <w10:wrap type="topAndBottom" anchorx="page"/>
               </v:shape>
@@ -45035,7 +44816,7 @@
           </mc:Choice>
           <mc:Fallback>
             <w:pict>
-              <v:shape w14:anchorId="77A274F5" id="Graphic 6" o:spid="_x0000_s1026" style="position:absolute;margin-left:440.05pt;margin-top:22.6pt;width:121.95pt;height:.85pt;z-index:-15726592;visibility:visible;mso-wrap-style:square;mso-wrap-distance-left:0;mso-wrap-distance-top:0;mso-wrap-distance-right:0;mso-wrap-distance-bottom:0;mso-position-horizontal:absolute;mso-position-horizontal-relative:page;mso-position-vertical:absolute;mso-position-vertical-relative:text;v-text-anchor:top" coordsize="1548765,10795" o:gfxdata="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" path="m1548384,10667l,10667,,,1548384,r,10667xe" fillcolor="black" stroked="f">
+              <v:shape w14:anchorId="295D68B8" id="Graphic 6" o:spid="_x0000_s1026" style="position:absolute;margin-left:440.05pt;margin-top:22.6pt;width:121.95pt;height:.85pt;z-index:-15726592;visibility:visible;mso-wrap-style:square;mso-wrap-distance-left:0;mso-wrap-distance-top:0;mso-wrap-distance-right:0;mso-wrap-distance-bottom:0;mso-position-horizontal:absolute;mso-position-horizontal-relative:page;mso-position-vertical:absolute;mso-position-vertical-relative:text;v-text-anchor:top" coordsize="1548765,10795" o:gfxdata="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" path="m1548384,10667l,10667,,,1548384,r,10667xe" fillcolor="black" stroked="f">
                 <v:path arrowok="t"/>
                 <w10:wrap type="topAndBottom" anchorx="page"/>
               </v:shape>

--- a/public/plantillas/ACTA.docx
+++ b/public/plantillas/ACTA.docx
@@ -153,6 +153,7 @@
         </w:rPr>
         <w:t>${</w:t>
       </w:r>
+      <w:proofErr w:type="spellStart"/>
       <w:r>
         <w:rPr>
           <w:rFonts w:ascii="Arial" w:hAnsi="Arial"/>
@@ -160,6 +161,7 @@
         </w:rPr>
         <w:t>anio</w:t>
       </w:r>
+      <w:proofErr w:type="spellEnd"/>
       <w:r>
         <w:rPr>
           <w:rFonts w:ascii="Arial" w:hAnsi="Arial"/>
@@ -338,12 +340,14 @@
               </w:rPr>
               <w:t>${</w:t>
             </w:r>
+            <w:proofErr w:type="spellStart"/>
             <w:r>
               <w:rPr>
                 <w:sz w:val="11"/>
               </w:rPr>
               <w:t>cetpro</w:t>
             </w:r>
+            <w:proofErr w:type="spellEnd"/>
             <w:r>
               <w:rPr>
                 <w:sz w:val="11"/>
@@ -906,7 +910,21 @@
               <w:rPr>
                 <w:sz w:val="9"/>
               </w:rPr>
-              <w:t>${efsrt}</w:t>
+              <w:t>${</w:t>
+            </w:r>
+            <w:proofErr w:type="spellStart"/>
+            <w:r>
+              <w:rPr>
+                <w:sz w:val="9"/>
+              </w:rPr>
+              <w:t>efsrt</w:t>
+            </w:r>
+            <w:proofErr w:type="spellEnd"/>
+            <w:r>
+              <w:rPr>
+                <w:sz w:val="9"/>
+              </w:rPr>
+              <w:t>}</w:t>
             </w:r>
           </w:p>
         </w:tc>
@@ -1331,12 +1349,14 @@
               </w:rPr>
               <w:t xml:space="preserve"> </w:t>
             </w:r>
+            <w:proofErr w:type="spellStart"/>
             <w:r>
               <w:rPr>
                 <w:sz w:val="11"/>
               </w:rPr>
               <w:t>Nº</w:t>
             </w:r>
+            <w:proofErr w:type="spellEnd"/>
             <w:r>
               <w:rPr>
                 <w:spacing w:val="2"/>
@@ -1368,11 +1388,19 @@
                 <w:sz w:val="11"/>
               </w:rPr>
             </w:pPr>
+            <w:proofErr w:type="spellStart"/>
             <w:r>
               <w:rPr>
                 <w:sz w:val="11"/>
               </w:rPr>
-              <w:t xml:space="preserve">Nº </w:t>
+              <w:t>Nº</w:t>
+            </w:r>
+            <w:proofErr w:type="spellEnd"/>
+            <w:r>
+              <w:rPr>
+                <w:sz w:val="11"/>
+              </w:rPr>
+              <w:t xml:space="preserve"> </w:t>
             </w:r>
             <w:r>
               <w:rPr>
@@ -1472,11 +1500,19 @@
               </w:rPr>
               <w:t xml:space="preserve"> </w:t>
             </w:r>
+            <w:proofErr w:type="spellStart"/>
             <w:r>
               <w:rPr>
                 <w:sz w:val="10"/>
               </w:rPr>
-              <w:t>N° 06335</w:t>
+              <w:t>N°</w:t>
+            </w:r>
+            <w:proofErr w:type="spellEnd"/>
+            <w:r>
+              <w:rPr>
+                <w:sz w:val="10"/>
+              </w:rPr>
+              <w:t xml:space="preserve"> 06335</w:t>
             </w:r>
             <w:r>
               <w:rPr>
@@ -4284,6 +4320,7 @@
                 <w:sz w:val="9"/>
               </w:rPr>
             </w:pPr>
+            <w:proofErr w:type="spellStart"/>
             <w:r>
               <w:rPr>
                 <w:rFonts w:ascii="Arial" w:hAnsi="Arial"/>
@@ -4293,6 +4330,7 @@
               </w:rPr>
               <w:t>N.°</w:t>
             </w:r>
+            <w:proofErr w:type="spellEnd"/>
           </w:p>
         </w:tc>
         <w:tc>
@@ -4609,12 +4647,14 @@
                 <w:sz w:val="9"/>
               </w:rPr>
             </w:pPr>
+            <w:proofErr w:type="gramStart"/>
             <w:r>
               <w:rPr>
                 <w:sz w:val="9"/>
               </w:rPr>
               <w:t>TOTAL</w:t>
             </w:r>
+            <w:proofErr w:type="gramEnd"/>
             <w:r>
               <w:rPr>
                 <w:spacing w:val="-1"/>
@@ -4682,6 +4722,7 @@
               </w:rPr>
               <w:t>${</w:t>
             </w:r>
+            <w:proofErr w:type="spellStart"/>
             <w:r>
               <w:rPr>
                 <w:sz w:val="11"/>
@@ -4689,6 +4730,7 @@
               </w:rPr>
               <w:t>chtotal</w:t>
             </w:r>
+            <w:proofErr w:type="spellEnd"/>
             <w:r>
               <w:rPr>
                 <w:sz w:val="11"/>
@@ -4882,7 +4924,18 @@
                 <w:szCs w:val="9"/>
                 <w:lang w:val="es-PE"/>
               </w:rPr>
-              <w:t>c/h_</w:t>
+              <w:t>c/</w:t>
+            </w:r>
+            <w:proofErr w:type="spellStart"/>
+            <w:r>
+              <w:rPr>
+                <w:rFonts w:ascii="Arial"/>
+                <w:b/>
+                <w:sz w:val="9"/>
+                <w:szCs w:val="9"/>
+                <w:lang w:val="es-PE"/>
+              </w:rPr>
+              <w:t>h_</w:t>
             </w:r>
             <w:r>
               <w:rPr>
@@ -4895,6 +4948,7 @@
               </w:rPr>
               <w:t>u</w:t>
             </w:r>
+            <w:proofErr w:type="spellEnd"/>
             <w:r>
               <w:rPr>
                 <w:rFonts w:ascii="Arial"/>
@@ -5606,8 +5660,9 @@
                 <w:sz w:val="9"/>
                 <w:szCs w:val="9"/>
               </w:rPr>
-              <w:t>/h</w:t>
-            </w:r>
+              <w:t>/</w:t>
+            </w:r>
+            <w:proofErr w:type="spellStart"/>
             <w:r>
               <w:rPr>
                 <w:rFonts w:ascii="Arial"/>
@@ -5615,7 +5670,7 @@
                 <w:sz w:val="9"/>
                 <w:szCs w:val="9"/>
               </w:rPr>
-              <w:t>_</w:t>
+              <w:t>h</w:t>
             </w:r>
             <w:r>
               <w:rPr>
@@ -5624,8 +5679,18 @@
                 <w:sz w:val="9"/>
                 <w:szCs w:val="9"/>
               </w:rPr>
+              <w:t>_</w:t>
+            </w:r>
+            <w:r>
+              <w:rPr>
+                <w:rFonts w:ascii="Arial"/>
+                <w:b/>
+                <w:sz w:val="9"/>
+                <w:szCs w:val="9"/>
+              </w:rPr>
               <w:t>efsrt</w:t>
             </w:r>
+            <w:proofErr w:type="spellEnd"/>
             <w:r>
               <w:rPr>
                 <w:rFonts w:ascii="Arial"/>
@@ -19338,6 +19403,7 @@
                 <w:sz w:val="10"/>
               </w:rPr>
             </w:pPr>
+            <w:proofErr w:type="spellStart"/>
             <w:r>
               <w:rPr>
                 <w:rFonts w:ascii="Arial" w:hAnsi="Arial"/>
@@ -19347,6 +19413,7 @@
               </w:rPr>
               <w:t>N.°</w:t>
             </w:r>
+            <w:proofErr w:type="spellEnd"/>
           </w:p>
         </w:tc>
         <w:tc>
@@ -20321,7 +20388,21 @@
               <w:rPr>
                 <w:sz w:val="9"/>
               </w:rPr>
-              <w:t>${efsrt}</w:t>
+              <w:t>${</w:t>
+            </w:r>
+            <w:proofErr w:type="spellStart"/>
+            <w:r>
+              <w:rPr>
+                <w:sz w:val="9"/>
+              </w:rPr>
+              <w:t>efsrt</w:t>
+            </w:r>
+            <w:proofErr w:type="spellEnd"/>
+            <w:r>
+              <w:rPr>
+                <w:sz w:val="9"/>
+              </w:rPr>
+              <w:t>}</w:t>
             </w:r>
           </w:p>
         </w:tc>
@@ -20977,7 +21058,18 @@
                 <w:szCs w:val="9"/>
                 <w:lang w:val="es-PE"/>
               </w:rPr>
-              <w:t>c/h_</w:t>
+              <w:t>c/</w:t>
+            </w:r>
+            <w:proofErr w:type="spellStart"/>
+            <w:r>
+              <w:rPr>
+                <w:rFonts w:ascii="Arial"/>
+                <w:b/>
+                <w:sz w:val="9"/>
+                <w:szCs w:val="9"/>
+                <w:lang w:val="es-PE"/>
+              </w:rPr>
+              <w:t>h_</w:t>
             </w:r>
             <w:r>
               <w:rPr>
@@ -20990,6 +21082,7 @@
               </w:rPr>
               <w:t>u</w:t>
             </w:r>
+            <w:proofErr w:type="spellEnd"/>
             <w:r>
               <w:rPr>
                 <w:rFonts w:ascii="Arial"/>
@@ -21446,7 +21539,27 @@
                 <w:sz w:val="9"/>
                 <w:szCs w:val="9"/>
               </w:rPr>
-              <w:t>${c/h_efsrt}</w:t>
+              <w:t>${c/</w:t>
+            </w:r>
+            <w:proofErr w:type="spellStart"/>
+            <w:r>
+              <w:rPr>
+                <w:rFonts w:ascii="Arial"/>
+                <w:b/>
+                <w:sz w:val="9"/>
+                <w:szCs w:val="9"/>
+              </w:rPr>
+              <w:t>h_efsrt</w:t>
+            </w:r>
+            <w:proofErr w:type="spellEnd"/>
+            <w:r>
+              <w:rPr>
+                <w:rFonts w:ascii="Arial"/>
+                <w:b/>
+                <w:sz w:val="9"/>
+                <w:szCs w:val="9"/>
+              </w:rPr>
+              <w:t>}</w:t>
             </w:r>
           </w:p>
         </w:tc>
@@ -39591,6 +39704,7 @@
               <w:spacing w:before="16"/>
               <w:rPr>
                 <w:rFonts w:ascii="Arial" w:hAnsi="Arial" w:cs="Arial"/>
+                <w:color w:val="000000"/>
                 <w:sz w:val="9"/>
                 <w:szCs w:val="9"/>
               </w:rPr>
@@ -39654,7 +39768,6 @@
             <w:pPr>
               <w:pStyle w:val="TableParagraph"/>
               <w:spacing w:before="16"/>
-              <w:ind w:left="720" w:hanging="720"/>
               <w:rPr>
                 <w:rFonts w:ascii="Arial" w:hAnsi="Arial" w:cs="Arial"/>
                 <w:sz w:val="9"/>
@@ -44729,7 +44842,7 @@
           </mc:Choice>
           <mc:Fallback>
             <w:pict>
-              <v:shape w14:anchorId="4346725C" id="Graphic 5" o:spid="_x0000_s1026" style="position:absolute;margin-left:181.45pt;margin-top:22.6pt;width:99.25pt;height:.85pt;z-index:-15727104;visibility:visible;mso-wrap-style:square;mso-wrap-distance-left:0;mso-wrap-distance-top:0;mso-wrap-distance-right:0;mso-wrap-distance-bottom:0;mso-position-horizontal:absolute;mso-position-horizontal-relative:page;mso-position-vertical:absolute;mso-position-vertical-relative:text;v-text-anchor:top" coordsize="1260475,10795" o:gfxdata="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" path="m1260347,10667l,10667,,,1260347,r,10667xe" fillcolor="black" stroked="f">
+              <v:shape w14:anchorId="7AE5E065" id="Graphic 5" o:spid="_x0000_s1026" style="position:absolute;margin-left:181.45pt;margin-top:22.6pt;width:99.25pt;height:.85pt;z-index:-15727104;visibility:visible;mso-wrap-style:square;mso-wrap-distance-left:0;mso-wrap-distance-top:0;mso-wrap-distance-right:0;mso-wrap-distance-bottom:0;mso-position-horizontal:absolute;mso-position-horizontal-relative:page;mso-position-vertical:absolute;mso-position-vertical-relative:text;v-text-anchor:top" coordsize="1260475,10795" o:gfxdata="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" path="m1260347,10667l,10667,,,1260347,r,10667xe" fillcolor="black" stroked="f">
                 <v:path arrowok="t"/>
                 <w10:wrap type="topAndBottom" anchorx="page"/>
               </v:shape>
@@ -44816,7 +44929,7 @@
           </mc:Choice>
           <mc:Fallback>
             <w:pict>
-              <v:shape w14:anchorId="295D68B8" id="Graphic 6" o:spid="_x0000_s1026" style="position:absolute;margin-left:440.05pt;margin-top:22.6pt;width:121.95pt;height:.85pt;z-index:-15726592;visibility:visible;mso-wrap-style:square;mso-wrap-distance-left:0;mso-wrap-distance-top:0;mso-wrap-distance-right:0;mso-wrap-distance-bottom:0;mso-position-horizontal:absolute;mso-position-horizontal-relative:page;mso-position-vertical:absolute;mso-position-vertical-relative:text;v-text-anchor:top" coordsize="1548765,10795" o:gfxdata="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" path="m1548384,10667l,10667,,,1548384,r,10667xe" fillcolor="black" stroked="f">
+              <v:shape w14:anchorId="23665B90" id="Graphic 6" o:spid="_x0000_s1026" style="position:absolute;margin-left:440.05pt;margin-top:22.6pt;width:121.95pt;height:.85pt;z-index:-15726592;visibility:visible;mso-wrap-style:square;mso-wrap-distance-left:0;mso-wrap-distance-top:0;mso-wrap-distance-right:0;mso-wrap-distance-bottom:0;mso-position-horizontal:absolute;mso-position-horizontal-relative:page;mso-position-vertical:absolute;mso-position-vertical-relative:text;v-text-anchor:top" coordsize="1548765,10795" o:gfxdata="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" path="m1548384,10667l,10667,,,1548384,r,10667xe" fillcolor="black" stroked="f">
                 <v:path arrowok="t"/>
                 <w10:wrap type="topAndBottom" anchorx="page"/>
               </v:shape>
